--- a/06-学生侧材料/讲义/6-有机化学/醛酮羧酸.docx
+++ b/06-学生侧材料/讲义/6-有机化学/醛酮羧酸.docx
@@ -2036,7 +2036,7 @@
         <w:rPr>
           <w:rFonts w:hint="eastAsia" w:ascii="Times New Roman" w:hAnsi="Times New Roman" w:eastAsia="Times New Roman" w:cs="Times New Roman"/>
         </w:rPr>
-        <w:t>（⭐</w:t>
+        <w:t>（</w:t>
       </w:r>
       <w:r>
         <w:rPr>
@@ -5797,15 +5797,21 @@
       </w:r>
       <w:r>
         <w:rPr>
-          <w:rFonts w:ascii="Times New Roman" w:hAnsi="Times New Roman" w:eastAsia="Times New Roman" w:cs="Times New Roman"/>
-        </w:rPr>
-        <w:t xml:space="preserve"> </w:t>
-      </w:r>
-      <w:r>
-        <w:rPr>
-          <w:rFonts w:ascii="Times New Roman" w:hAnsi="Times New Roman" w:eastAsia="Times New Roman" w:cs="Times New Roman"/>
-        </w:rPr>
-        <w:t xml:space="preserve">⭐⭐⭐⭐⭐</w:t>
+          <w:rFonts w:hint="eastAsia" w:ascii="Times New Roman" w:hAnsi="Times New Roman" w:eastAsia="Times New Roman" w:cs="Times New Roman"/>
+        </w:rPr>
+        <w:t>（</w:t>
+      </w:r>
+      <w:r>
+        <w:rPr>
+          <w:rFonts w:hint="eastAsia" w:ascii="Times New Roman" w:hAnsi="Times New Roman" w:eastAsia="FangSong" w:cs="Times New Roman"/>
+        </w:rPr>
+        <w:t>挑战</w:t>
+      </w:r>
+      <w:r>
+        <w:rPr>
+          <w:rFonts w:hint="eastAsia" w:ascii="Times New Roman" w:hAnsi="Times New Roman" w:eastAsia="Times New Roman" w:cs="Times New Roman"/>
+        </w:rPr>
+        <w:t>）</w:t>
       </w:r>
     </w:p>
     <w:p>
@@ -7772,15 +7778,23 @@
           <w:b/>
           <w:bCs/>
         </w:rPr>
-        <w:t>48）</w:t>
-      </w:r>
-      <w:r>
-        <w:rPr>
-          <w:rFonts w:ascii="Times New Roman" w:hAnsi="Times New Roman" w:eastAsia="Times New Roman" w:cs="Times New Roman"/>
-          <w:b/>
-          <w:bCs/>
-        </w:rPr>
-        <w:t xml:space="preserve"> ⭐⭐⭐⭐⭐</w:t>
+        <w:t>48）（</w:t>
+      </w:r>
+      <w:r>
+        <w:rPr>
+          <w:rFonts w:hint="eastAsia" w:ascii="Times New Roman" w:hAnsi="Times New Roman" w:eastAsia="FangSong" w:cs="Times New Roman"/>
+          <w:b/>
+          <w:bCs/>
+        </w:rPr>
+        <w:t>挑战</w:t>
+      </w:r>
+      <w:r>
+        <w:rPr>
+          <w:rFonts w:hint="eastAsia" w:ascii="Times New Roman" w:hAnsi="Times New Roman" w:eastAsia="Times New Roman" w:cs="Times New Roman"/>
+          <w:b/>
+          <w:bCs/>
+        </w:rPr>
+        <w:t>）</w:t>
       </w:r>
     </w:p>
     <w:p>
@@ -12502,15 +12516,21 @@
       </w:r>
       <w:r>
         <w:rPr>
-          <w:rFonts w:ascii="Times New Roman" w:hAnsi="Times New Roman" w:eastAsia="Times New Roman" w:cs="Times New Roman"/>
-        </w:rPr>
-        <w:t xml:space="preserve"> </w:t>
-      </w:r>
-      <w:r>
-        <w:rPr>
-          <w:rFonts w:ascii="Times New Roman" w:hAnsi="Times New Roman" w:eastAsia="Times New Roman" w:cs="Times New Roman"/>
-        </w:rPr>
-        <w:t xml:space="preserve">⭐⭐⭐⭐⭐</w:t>
+          <w:rFonts w:hint="eastAsia" w:ascii="Times New Roman" w:hAnsi="Times New Roman" w:eastAsia="Times New Roman" w:cs="Times New Roman"/>
+        </w:rPr>
+        <w:t>（</w:t>
+      </w:r>
+      <w:r>
+        <w:rPr>
+          <w:rFonts w:hint="eastAsia" w:ascii="Times New Roman" w:hAnsi="Times New Roman" w:eastAsia="FangSong" w:cs="Times New Roman"/>
+        </w:rPr>
+        <w:t>挑战</w:t>
+      </w:r>
+      <w:r>
+        <w:rPr>
+          <w:rFonts w:hint="eastAsia" w:ascii="Times New Roman" w:hAnsi="Times New Roman" w:eastAsia="Times New Roman" w:cs="Times New Roman"/>
+        </w:rPr>
+        <w:t>）</w:t>
       </w:r>
     </w:p>
     <w:p>
@@ -14548,15 +14568,21 @@
       </w:r>
       <w:r>
         <w:rPr>
-          <w:rFonts w:ascii="Times New Roman" w:hAnsi="Times New Roman" w:eastAsia="Times New Roman" w:cs="Times New Roman"/>
-        </w:rPr>
-        <w:t xml:space="preserve"> </w:t>
-      </w:r>
-      <w:r>
-        <w:rPr>
-          <w:rFonts w:ascii="Times New Roman" w:hAnsi="Times New Roman" w:eastAsia="Times New Roman" w:cs="Times New Roman"/>
-        </w:rPr>
-        <w:t xml:space="preserve">⭐⭐⭐⭐</w:t>
+          <w:rFonts w:hint="eastAsia" w:ascii="Times New Roman" w:hAnsi="Times New Roman" w:eastAsia="Times New Roman" w:cs="Times New Roman"/>
+        </w:rPr>
+        <w:t>（</w:t>
+      </w:r>
+      <w:r>
+        <w:rPr>
+          <w:rFonts w:hint="eastAsia" w:ascii="Times New Roman" w:hAnsi="Times New Roman" w:eastAsia="FangSong" w:cs="Times New Roman"/>
+        </w:rPr>
+        <w:t>挑战</w:t>
+      </w:r>
+      <w:r>
+        <w:rPr>
+          <w:rFonts w:hint="eastAsia" w:ascii="Times New Roman" w:hAnsi="Times New Roman" w:eastAsia="Times New Roman" w:cs="Times New Roman"/>
+        </w:rPr>
+        <w:t>）</w:t>
       </w:r>
     </w:p>
     <w:p>
@@ -15419,15 +15445,21 @@
       </w:r>
       <w:r>
         <w:rPr>
-          <w:rFonts w:ascii="Times New Roman" w:hAnsi="Times New Roman" w:eastAsia="Times New Roman" w:cs="Times New Roman"/>
-        </w:rPr>
-        <w:t xml:space="preserve"> </w:t>
-      </w:r>
-      <w:r>
-        <w:rPr>
-          <w:rFonts w:ascii="Times New Roman" w:hAnsi="Times New Roman" w:eastAsia="Times New Roman" w:cs="Times New Roman"/>
-        </w:rPr>
-        <w:t xml:space="preserve">⭐⭐⭐⭐</w:t>
+          <w:rFonts w:hint="eastAsia" w:ascii="Times New Roman" w:hAnsi="Times New Roman" w:eastAsia="Times New Roman" w:cs="Times New Roman"/>
+        </w:rPr>
+        <w:t>（</w:t>
+      </w:r>
+      <w:r>
+        <w:rPr>
+          <w:rFonts w:hint="eastAsia" w:ascii="Times New Roman" w:hAnsi="Times New Roman" w:eastAsia="FangSong" w:cs="Times New Roman"/>
+        </w:rPr>
+        <w:t>挑战</w:t>
+      </w:r>
+      <w:r>
+        <w:rPr>
+          <w:rFonts w:hint="eastAsia" w:ascii="Times New Roman" w:hAnsi="Times New Roman" w:eastAsia="Times New Roman" w:cs="Times New Roman"/>
+        </w:rPr>
+        <w:t>）</w:t>
       </w:r>
     </w:p>
     <w:p>
@@ -20392,7 +20424,7 @@
         <w:t>典型例题</w:t>
       </w:r>
     </w:p>
-    <w:bookmarkStart w:id="27" w:name="例1-亲核加成活性比较"/>
+    <w:bookmarkStart w:id="27" w:name="例1-亲核加成活性比较基础"/>
     <w:p>
       <w:pPr>
         <w:pStyle w:val="Heading3"/>
@@ -20420,13 +20452,25 @@
         <w:rPr>
           <w:rFonts w:hint="eastAsia" w:ascii="Times New Roman" w:hAnsi="Times New Roman" w:eastAsia="SimHei" w:cs="Times New Roman"/>
         </w:rPr>
-        <w:t xml:space="preserve">亲核加成活性比较</w:t>
-      </w:r>
-      <w:r>
-        <w:rPr>
-          <w:rFonts w:ascii="Times New Roman" w:hAnsi="Times New Roman" w:eastAsia="Times New Roman" w:cs="Times New Roman"/>
-        </w:rPr>
-        <w:t xml:space="preserve"> ⭐⭐</w:t>
+        <w:t>亲核加成活性比较</w:t>
+      </w:r>
+      <w:r>
+        <w:rPr>
+          <w:rFonts w:hint="eastAsia" w:ascii="Times New Roman" w:hAnsi="Times New Roman" w:eastAsia="Times New Roman" w:cs="Times New Roman"/>
+        </w:rPr>
+        <w:t>（</w:t>
+      </w:r>
+      <w:r>
+        <w:rPr>
+          <w:rFonts w:hint="eastAsia" w:ascii="Times New Roman" w:hAnsi="Times New Roman" w:eastAsia="SimHei" w:cs="Times New Roman"/>
+        </w:rPr>
+        <w:t>基础</w:t>
+      </w:r>
+      <w:r>
+        <w:rPr>
+          <w:rFonts w:hint="eastAsia" w:ascii="Times New Roman" w:hAnsi="Times New Roman" w:eastAsia="Times New Roman" w:cs="Times New Roman"/>
+        </w:rPr>
+        <w:t>）</w:t>
       </w:r>
     </w:p>
     <w:p>
@@ -20998,7 +21042,7 @@
       </w:r>
     </w:p>
     <w:bookmarkEnd w:id="27"/>
-    <w:bookmarkStart w:id="28" w:name="例2-羟醛缩合与交叉缩合"/>
+    <w:bookmarkStart w:id="28" w:name="例2-羟醛缩合与交叉缩合进阶"/>
     <w:p>
       <w:pPr>
         <w:pStyle w:val="Heading3"/>
@@ -21026,13 +21070,25 @@
         <w:rPr>
           <w:rFonts w:hint="eastAsia" w:ascii="Times New Roman" w:hAnsi="Times New Roman" w:eastAsia="SimHei" w:cs="Times New Roman"/>
         </w:rPr>
-        <w:t xml:space="preserve">羟醛缩合与交叉缩合</w:t>
-      </w:r>
-      <w:r>
-        <w:rPr>
-          <w:rFonts w:ascii="Times New Roman" w:hAnsi="Times New Roman" w:eastAsia="Times New Roman" w:cs="Times New Roman"/>
-        </w:rPr>
-        <w:t xml:space="preserve"> ⭐⭐⭐</w:t>
+        <w:t>羟醛缩合与交叉缩合</w:t>
+      </w:r>
+      <w:r>
+        <w:rPr>
+          <w:rFonts w:hint="eastAsia" w:ascii="Times New Roman" w:hAnsi="Times New Roman" w:eastAsia="Times New Roman" w:cs="Times New Roman"/>
+        </w:rPr>
+        <w:t>（</w:t>
+      </w:r>
+      <w:r>
+        <w:rPr>
+          <w:rFonts w:hint="eastAsia" w:ascii="Times New Roman" w:hAnsi="Times New Roman" w:eastAsia="SimHei" w:cs="Times New Roman"/>
+        </w:rPr>
+        <w:t>进阶</w:t>
+      </w:r>
+      <w:r>
+        <w:rPr>
+          <w:rFonts w:hint="eastAsia" w:ascii="Times New Roman" w:hAnsi="Times New Roman" w:eastAsia="Times New Roman" w:cs="Times New Roman"/>
+        </w:rPr>
+        <w:t>）</w:t>
       </w:r>
     </w:p>
     <w:p>
@@ -21555,7 +21611,7 @@
       </w:r>
     </w:p>
     <w:bookmarkEnd w:id="28"/>
-    <w:bookmarkStart w:id="29" w:name="例3-酯的还原选择性"/>
+    <w:bookmarkStart w:id="29" w:name="例3-酯的还原选择性进阶"/>
     <w:p>
       <w:pPr>
         <w:pStyle w:val="Heading3"/>
@@ -21583,13 +21639,25 @@
         <w:rPr>
           <w:rFonts w:hint="eastAsia" w:ascii="Times New Roman" w:hAnsi="Times New Roman" w:eastAsia="SimHei" w:cs="Times New Roman"/>
         </w:rPr>
-        <w:t xml:space="preserve">酯的还原选择性</w:t>
-      </w:r>
-      <w:r>
-        <w:rPr>
-          <w:rFonts w:ascii="Times New Roman" w:hAnsi="Times New Roman" w:eastAsia="Times New Roman" w:cs="Times New Roman"/>
-        </w:rPr>
-        <w:t xml:space="preserve"> ⭐⭐⭐</w:t>
+        <w:t>酯的还原选择性</w:t>
+      </w:r>
+      <w:r>
+        <w:rPr>
+          <w:rFonts w:hint="eastAsia" w:ascii="Times New Roman" w:hAnsi="Times New Roman" w:eastAsia="Times New Roman" w:cs="Times New Roman"/>
+        </w:rPr>
+        <w:t>（</w:t>
+      </w:r>
+      <w:r>
+        <w:rPr>
+          <w:rFonts w:hint="eastAsia" w:ascii="Times New Roman" w:hAnsi="Times New Roman" w:eastAsia="SimHei" w:cs="Times New Roman"/>
+        </w:rPr>
+        <w:t>进阶</w:t>
+      </w:r>
+      <w:r>
+        <w:rPr>
+          <w:rFonts w:hint="eastAsia" w:ascii="Times New Roman" w:hAnsi="Times New Roman" w:eastAsia="Times New Roman" w:cs="Times New Roman"/>
+        </w:rPr>
+        <w:t>）</w:t>
       </w:r>
     </w:p>
     <w:p>
@@ -22245,7 +22313,7 @@
       </w:r>
     </w:p>
     <w:bookmarkEnd w:id="29"/>
-    <w:bookmarkStart w:id="30" w:name="例4-乙酰乙酸乙酯的合成应用"/>
+    <w:bookmarkStart w:id="30" w:name="例4-乙酰乙酸乙酯的合成应用挑战"/>
     <w:p>
       <w:pPr>
         <w:pStyle w:val="Heading3"/>
@@ -22273,13 +22341,25 @@
         <w:rPr>
           <w:rFonts w:hint="eastAsia" w:ascii="Times New Roman" w:hAnsi="Times New Roman" w:eastAsia="SimHei" w:cs="Times New Roman"/>
         </w:rPr>
-        <w:t xml:space="preserve">乙酰乙酸乙酯的合成应用</w:t>
-      </w:r>
-      <w:r>
-        <w:rPr>
-          <w:rFonts w:ascii="Times New Roman" w:hAnsi="Times New Roman" w:eastAsia="Times New Roman" w:cs="Times New Roman"/>
-        </w:rPr>
-        <w:t xml:space="preserve"> ⭐⭐⭐⭐</w:t>
+        <w:t>乙酰乙酸乙酯的合成应用</w:t>
+      </w:r>
+      <w:r>
+        <w:rPr>
+          <w:rFonts w:hint="eastAsia" w:ascii="Times New Roman" w:hAnsi="Times New Roman" w:eastAsia="Times New Roman" w:cs="Times New Roman"/>
+        </w:rPr>
+        <w:t>（</w:t>
+      </w:r>
+      <w:r>
+        <w:rPr>
+          <w:rFonts w:hint="eastAsia" w:ascii="Times New Roman" w:hAnsi="Times New Roman" w:eastAsia="SimHei" w:cs="Times New Roman"/>
+        </w:rPr>
+        <w:t>挑战</w:t>
+      </w:r>
+      <w:r>
+        <w:rPr>
+          <w:rFonts w:hint="eastAsia" w:ascii="Times New Roman" w:hAnsi="Times New Roman" w:eastAsia="Times New Roman" w:cs="Times New Roman"/>
+        </w:rPr>
+        <w:t>）</w:t>
       </w:r>
     </w:p>
     <w:p>
@@ -22842,7 +22922,7 @@
       </w:r>
     </w:p>
     <w:bookmarkEnd w:id="30"/>
-    <w:bookmarkStart w:id="31" w:name="例5-michael加成与robinson增环"/>
+    <w:bookmarkStart w:id="31" w:name="例5-michael加成与robinson增环挑战"/>
     <w:p>
       <w:pPr>
         <w:pStyle w:val="Heading3"/>
@@ -22892,9 +22972,21 @@
       </w:r>
       <w:r>
         <w:rPr>
-          <w:rFonts w:ascii="Times New Roman" w:hAnsi="Times New Roman" w:eastAsia="Times New Roman" w:cs="Times New Roman"/>
-        </w:rPr>
-        <w:t xml:space="preserve"> ⭐⭐⭐⭐⭐</w:t>
+          <w:rFonts w:hint="eastAsia" w:ascii="Times New Roman" w:hAnsi="Times New Roman" w:eastAsia="Times New Roman" w:cs="Times New Roman"/>
+        </w:rPr>
+        <w:t>（</w:t>
+      </w:r>
+      <w:r>
+        <w:rPr>
+          <w:rFonts w:hint="eastAsia" w:ascii="Times New Roman" w:hAnsi="Times New Roman" w:eastAsia="SimHei" w:cs="Times New Roman"/>
+        </w:rPr>
+        <w:t>挑战</w:t>
+      </w:r>
+      <w:r>
+        <w:rPr>
+          <w:rFonts w:hint="eastAsia" w:ascii="Times New Roman" w:hAnsi="Times New Roman" w:eastAsia="Times New Roman" w:cs="Times New Roman"/>
+        </w:rPr>
+        <w:t>）</w:t>
       </w:r>
     </w:p>
     <w:p>
@@ -25256,13 +25348,7 @@
         <w:rPr>
           <w:rFonts w:hint="eastAsia" w:ascii="Times New Roman" w:hAnsi="Times New Roman" w:eastAsia="SimHei" w:cs="Times New Roman"/>
         </w:rPr>
-        <w:t>基础巩固</w:t>
-      </w:r>
-      <w:r>
-        <w:rPr>
-          <w:rFonts w:hint="eastAsia" w:ascii="Times New Roman" w:hAnsi="Times New Roman" w:eastAsia="Times New Roman" w:cs="Times New Roman"/>
-        </w:rPr>
-        <w:t>（⭐）</w:t>
+        <w:t xml:space="preserve">基础巩固</w:t>
       </w:r>
     </w:p>
     <w:p>
@@ -25665,13 +25751,7 @@
         <w:rPr>
           <w:rFonts w:hint="eastAsia" w:ascii="Times New Roman" w:hAnsi="Times New Roman" w:eastAsia="SimHei" w:cs="Times New Roman"/>
         </w:rPr>
-        <w:t>提高训练</w:t>
-      </w:r>
-      <w:r>
-        <w:rPr>
-          <w:rFonts w:hint="eastAsia" w:ascii="Times New Roman" w:hAnsi="Times New Roman" w:eastAsia="Times New Roman" w:cs="Times New Roman"/>
-        </w:rPr>
-        <w:t>（⭐⭐⭐）</w:t>
+        <w:t xml:space="preserve">提高训练</w:t>
       </w:r>
     </w:p>
     <w:p>
@@ -26044,13 +26124,7 @@
         <w:rPr>
           <w:rFonts w:hint="eastAsia" w:ascii="Times New Roman" w:hAnsi="Times New Roman" w:eastAsia="SimHei" w:cs="Times New Roman"/>
         </w:rPr>
-        <w:t>挑战</w:t>
-      </w:r>
-      <w:r>
-        <w:rPr>
-          <w:rFonts w:hint="eastAsia" w:ascii="Times New Roman" w:hAnsi="Times New Roman" w:eastAsia="Times New Roman" w:cs="Times New Roman"/>
-        </w:rPr>
-        <w:t>（⭐⭐⭐⭐⭐）</w:t>
+        <w:t xml:space="preserve">挑战</w:t>
       </w:r>
     </w:p>
     <w:p>

--- a/06-学生侧材料/讲义/6-有机化学/醛酮羧酸.docx
+++ b/06-学生侧材料/讲义/6-有机化学/醛酮羧酸.docx
@@ -25332,7 +25332,7 @@
         <w:t>练习题</w:t>
       </w:r>
     </w:p>
-    <w:bookmarkStart w:id="35" w:name="基础巩固"/>
+    <w:bookmarkStart w:id="35" w:name="基础巩固4-题"/>
     <w:p>
       <w:pPr>
         <w:pStyle w:val="Heading3"/>
@@ -25348,19 +25348,53 @@
         <w:rPr>
           <w:rFonts w:hint="eastAsia" w:ascii="Times New Roman" w:hAnsi="Times New Roman" w:eastAsia="SimHei" w:cs="Times New Roman"/>
         </w:rPr>
-        <w:t xml:space="preserve">基础巩固</w:t>
+        <w:t>基础巩固</w:t>
+      </w:r>
+      <w:r>
+        <w:rPr>
+          <w:rFonts w:hint="eastAsia" w:ascii="Times New Roman" w:hAnsi="Times New Roman" w:eastAsia="Times New Roman" w:cs="Times New Roman"/>
+        </w:rPr>
+        <w:t>（4</w:t>
+      </w:r>
+      <w:r>
+        <w:rPr>
+          <w:rFonts w:ascii="Times New Roman" w:hAnsi="Times New Roman" w:eastAsia="Times New Roman" w:cs="Times New Roman"/>
+        </w:rPr>
+        <w:t xml:space="preserve"> </w:t>
+      </w:r>
+      <w:r>
+        <w:rPr>
+          <w:rFonts w:hint="eastAsia" w:ascii="Times New Roman" w:hAnsi="Times New Roman" w:eastAsia="SimHei" w:cs="Times New Roman"/>
+        </w:rPr>
+        <w:t>题</w:t>
+      </w:r>
+      <w:r>
+        <w:rPr>
+          <w:rFonts w:hint="eastAsia" w:ascii="Times New Roman" w:hAnsi="Times New Roman" w:eastAsia="Times New Roman" w:cs="Times New Roman"/>
+        </w:rPr>
+        <w:t>）</w:t>
       </w:r>
     </w:p>
     <w:p>
       <w:pPr>
-        <w:pStyle w:val="Compact"/>
-        <w:numPr>
-          <w:ilvl w:val="0"/>
-          <w:numId w:val="1005"/>
-        </w:numPr>
+        <w:pStyle w:val="FirstParagraph"/>
       </w:pPr>
       <w:r>
         <w:rPr>
+          <w:rFonts w:ascii="Times New Roman" w:hAnsi="Times New Roman" w:eastAsia="Times New Roman" w:cs="Times New Roman"/>
+          <w:b/>
+          <w:bCs/>
+        </w:rPr>
+        <w:t xml:space="preserve">1.</w:t>
+      </w:r>
+      <w:r>
+        <w:rPr>
+          <w:rFonts w:ascii="Times New Roman" w:hAnsi="Times New Roman" w:eastAsia="Times New Roman" w:cs="Times New Roman"/>
+        </w:rPr>
+        <w:t xml:space="preserve"> </w:t>
+      </w:r>
+      <w:r>
+        <w:rPr>
           <w:rFonts w:hint="eastAsia" w:ascii="Times New Roman" w:hAnsi="Times New Roman" w:eastAsia="FangSong" w:cs="Times New Roman"/>
         </w:rPr>
         <w:t>写出丙酮与下列试剂反应的主要产物</w:t>
@@ -25371,20 +25405,17 @@
         </w:rPr>
         <w:t>：</w:t>
       </w:r>
-    </w:p>
-    <w:p>
-      <w:pPr>
-        <w:pStyle w:val="Compact"/>
-        <w:numPr>
-          <w:ilvl w:val="1"/>
-          <w:numId w:val="1006"/>
-        </w:numPr>
-      </w:pPr>
-      <w:r>
-        <w:rPr>
-          <w:rFonts w:ascii="Times New Roman" w:hAnsi="Times New Roman" w:eastAsia="Times New Roman" w:cs="Times New Roman"/>
-        </w:rPr>
-        <w:t>NaBH</w:t>
+      <w:r>
+        <w:rPr>
+          <w:rFonts w:ascii="Times New Roman" w:hAnsi="Times New Roman" w:eastAsia="Times New Roman" w:cs="Times New Roman"/>
+        </w:rPr>
+        <w:t xml:space="preserve"> </w:t>
+      </w:r>
+      <w:r>
+        <w:rPr>
+          <w:rFonts w:ascii="Times New Roman" w:hAnsi="Times New Roman" w:eastAsia="Times New Roman" w:cs="Times New Roman"/>
+        </w:rPr>
+        <w:t>(a) NaBH</w:t>
       </w:r>
       <w:r>
         <w:rPr>
@@ -25489,15 +25520,26 @@
         </w:rPr>
         <w:t>+</w:t>
       </w:r>
-    </w:p>
-    <w:p>
-      <w:pPr>
-        <w:pStyle w:val="Compact"/>
-        <w:numPr>
-          <w:ilvl w:val="0"/>
-          <w:numId w:val="1005"/>
-        </w:numPr>
-      </w:pPr>
+      <w:r>
+        <w:rPr>
+          <w:rFonts w:ascii="Times New Roman" w:hAnsi="Times New Roman" w:eastAsia="Times New Roman" w:cs="Times New Roman"/>
+        </w:rPr>
+        <w:t xml:space="preserve"> </w:t>
+      </w:r>
+      <w:r>
+        <w:rPr>
+          <w:rFonts w:ascii="Times New Roman" w:hAnsi="Times New Roman" w:eastAsia="Times New Roman" w:cs="Times New Roman"/>
+          <w:b/>
+          <w:bCs/>
+        </w:rPr>
+        <w:t xml:space="preserve">2.</w:t>
+      </w:r>
+      <w:r>
+        <w:rPr>
+          <w:rFonts w:ascii="Times New Roman" w:hAnsi="Times New Roman" w:eastAsia="Times New Roman" w:cs="Times New Roman"/>
+        </w:rPr>
+        <w:t xml:space="preserve"> </w:t>
+      </w:r>
       <w:r>
         <w:rPr>
           <w:rFonts w:hint="eastAsia" w:ascii="Times New Roman" w:hAnsi="Times New Roman" w:eastAsia="FangSong" w:cs="Times New Roman"/>
@@ -25565,15 +25607,26 @@
         </w:rPr>
         <w:t>。</w:t>
       </w:r>
-    </w:p>
-    <w:p>
-      <w:pPr>
-        <w:pStyle w:val="Compact"/>
-        <w:numPr>
-          <w:ilvl w:val="0"/>
-          <w:numId w:val="1005"/>
-        </w:numPr>
-      </w:pPr>
+      <w:r>
+        <w:rPr>
+          <w:rFonts w:ascii="Times New Roman" w:hAnsi="Times New Roman" w:eastAsia="Times New Roman" w:cs="Times New Roman"/>
+        </w:rPr>
+        <w:t xml:space="preserve"> </w:t>
+      </w:r>
+      <w:r>
+        <w:rPr>
+          <w:rFonts w:ascii="Times New Roman" w:hAnsi="Times New Roman" w:eastAsia="Times New Roman" w:cs="Times New Roman"/>
+          <w:b/>
+          <w:bCs/>
+        </w:rPr>
+        <w:t xml:space="preserve">3.</w:t>
+      </w:r>
+      <w:r>
+        <w:rPr>
+          <w:rFonts w:ascii="Times New Roman" w:hAnsi="Times New Roman" w:eastAsia="Times New Roman" w:cs="Times New Roman"/>
+        </w:rPr>
+        <w:t xml:space="preserve"> </w:t>
+      </w:r>
       <w:r>
         <w:rPr>
           <w:rFonts w:hint="eastAsia" w:ascii="Times New Roman" w:hAnsi="Times New Roman" w:eastAsia="FangSong" w:cs="Times New Roman"/>
@@ -25700,15 +25753,26 @@
         </w:rPr>
         <w:t>？</w:t>
       </w:r>
-    </w:p>
-    <w:p>
-      <w:pPr>
-        <w:pStyle w:val="Compact"/>
-        <w:numPr>
-          <w:ilvl w:val="0"/>
-          <w:numId w:val="1005"/>
-        </w:numPr>
-      </w:pPr>
+      <w:r>
+        <w:rPr>
+          <w:rFonts w:ascii="Times New Roman" w:hAnsi="Times New Roman" w:eastAsia="Times New Roman" w:cs="Times New Roman"/>
+        </w:rPr>
+        <w:t xml:space="preserve"> </w:t>
+      </w:r>
+      <w:r>
+        <w:rPr>
+          <w:rFonts w:ascii="Times New Roman" w:hAnsi="Times New Roman" w:eastAsia="Times New Roman" w:cs="Times New Roman"/>
+          <w:b/>
+          <w:bCs/>
+        </w:rPr>
+        <w:t xml:space="preserve">4.</w:t>
+      </w:r>
+      <w:r>
+        <w:rPr>
+          <w:rFonts w:ascii="Times New Roman" w:hAnsi="Times New Roman" w:eastAsia="Times New Roman" w:cs="Times New Roman"/>
+        </w:rPr>
+        <w:t xml:space="preserve"> </w:t>
+      </w:r>
       <w:r>
         <w:rPr>
           <w:rFonts w:hint="eastAsia" w:ascii="Times New Roman" w:hAnsi="Times New Roman" w:eastAsia="FangSong" w:cs="Times New Roman"/>
@@ -25735,7 +25799,7 @@
       </w:r>
     </w:p>
     <w:bookmarkEnd w:id="35"/>
-    <w:bookmarkStart w:id="36" w:name="提高训练"/>
+    <w:bookmarkStart w:id="36" w:name="提高训练4-题"/>
     <w:p>
       <w:pPr>
         <w:pStyle w:val="Heading3"/>
@@ -25751,19 +25815,53 @@
         <w:rPr>
           <w:rFonts w:hint="eastAsia" w:ascii="Times New Roman" w:hAnsi="Times New Roman" w:eastAsia="SimHei" w:cs="Times New Roman"/>
         </w:rPr>
-        <w:t xml:space="preserve">提高训练</w:t>
+        <w:t>提高训练</w:t>
+      </w:r>
+      <w:r>
+        <w:rPr>
+          <w:rFonts w:hint="eastAsia" w:ascii="Times New Roman" w:hAnsi="Times New Roman" w:eastAsia="Times New Roman" w:cs="Times New Roman"/>
+        </w:rPr>
+        <w:t>（4</w:t>
+      </w:r>
+      <w:r>
+        <w:rPr>
+          <w:rFonts w:ascii="Times New Roman" w:hAnsi="Times New Roman" w:eastAsia="Times New Roman" w:cs="Times New Roman"/>
+        </w:rPr>
+        <w:t xml:space="preserve"> </w:t>
+      </w:r>
+      <w:r>
+        <w:rPr>
+          <w:rFonts w:hint="eastAsia" w:ascii="Times New Roman" w:hAnsi="Times New Roman" w:eastAsia="SimHei" w:cs="Times New Roman"/>
+        </w:rPr>
+        <w:t>题</w:t>
+      </w:r>
+      <w:r>
+        <w:rPr>
+          <w:rFonts w:hint="eastAsia" w:ascii="Times New Roman" w:hAnsi="Times New Roman" w:eastAsia="Times New Roman" w:cs="Times New Roman"/>
+        </w:rPr>
+        <w:t>）</w:t>
       </w:r>
     </w:p>
     <w:p>
       <w:pPr>
-        <w:pStyle w:val="Compact"/>
-        <w:numPr>
-          <w:ilvl w:val="0"/>
-          <w:numId w:val="1007"/>
-        </w:numPr>
+        <w:pStyle w:val="FirstParagraph"/>
       </w:pPr>
       <w:r>
         <w:rPr>
+          <w:rFonts w:ascii="Times New Roman" w:hAnsi="Times New Roman" w:eastAsia="Times New Roman" w:cs="Times New Roman"/>
+          <w:b/>
+          <w:bCs/>
+        </w:rPr>
+        <w:t xml:space="preserve">5.</w:t>
+      </w:r>
+      <w:r>
+        <w:rPr>
+          <w:rFonts w:ascii="Times New Roman" w:hAnsi="Times New Roman" w:eastAsia="Times New Roman" w:cs="Times New Roman"/>
+        </w:rPr>
+        <w:t xml:space="preserve"> </w:t>
+      </w:r>
+      <w:r>
+        <w:rPr>
           <w:rFonts w:hint="eastAsia" w:ascii="Times New Roman" w:hAnsi="Times New Roman" w:eastAsia="FangSong" w:cs="Times New Roman"/>
         </w:rPr>
         <w:t xml:space="preserve">设计从乙醛合成</w:t>
@@ -25804,15 +25902,26 @@
         </w:rPr>
         <w:t>。</w:t>
       </w:r>
-    </w:p>
-    <w:p>
-      <w:pPr>
-        <w:pStyle w:val="Compact"/>
-        <w:numPr>
-          <w:ilvl w:val="0"/>
-          <w:numId w:val="1007"/>
-        </w:numPr>
-      </w:pPr>
+      <w:r>
+        <w:rPr>
+          <w:rFonts w:ascii="Times New Roman" w:hAnsi="Times New Roman" w:eastAsia="Times New Roman" w:cs="Times New Roman"/>
+        </w:rPr>
+        <w:t xml:space="preserve"> </w:t>
+      </w:r>
+      <w:r>
+        <w:rPr>
+          <w:rFonts w:ascii="Times New Roman" w:hAnsi="Times New Roman" w:eastAsia="Times New Roman" w:cs="Times New Roman"/>
+          <w:b/>
+          <w:bCs/>
+        </w:rPr>
+        <w:t xml:space="preserve">6.</w:t>
+      </w:r>
+      <w:r>
+        <w:rPr>
+          <w:rFonts w:ascii="Times New Roman" w:hAnsi="Times New Roman" w:eastAsia="Times New Roman" w:cs="Times New Roman"/>
+        </w:rPr>
+        <w:t xml:space="preserve"> </w:t>
+      </w:r>
       <w:r>
         <w:rPr>
           <w:rFonts w:hint="eastAsia" w:ascii="Times New Roman" w:hAnsi="Times New Roman" w:eastAsia="FangSong" w:cs="Times New Roman"/>
@@ -26010,15 +26119,26 @@
         </w:rPr>
         <w:t>。</w:t>
       </w:r>
-    </w:p>
-    <w:p>
-      <w:pPr>
-        <w:pStyle w:val="Compact"/>
-        <w:numPr>
-          <w:ilvl w:val="0"/>
-          <w:numId w:val="1007"/>
-        </w:numPr>
-      </w:pPr>
+      <w:r>
+        <w:rPr>
+          <w:rFonts w:ascii="Times New Roman" w:hAnsi="Times New Roman" w:eastAsia="Times New Roman" w:cs="Times New Roman"/>
+        </w:rPr>
+        <w:t xml:space="preserve"> </w:t>
+      </w:r>
+      <w:r>
+        <w:rPr>
+          <w:rFonts w:ascii="Times New Roman" w:hAnsi="Times New Roman" w:eastAsia="Times New Roman" w:cs="Times New Roman"/>
+          <w:b/>
+          <w:bCs/>
+        </w:rPr>
+        <w:t xml:space="preserve">7.</w:t>
+      </w:r>
+      <w:r>
+        <w:rPr>
+          <w:rFonts w:ascii="Times New Roman" w:hAnsi="Times New Roman" w:eastAsia="Times New Roman" w:cs="Times New Roman"/>
+        </w:rPr>
+        <w:t xml:space="preserve"> </w:t>
+      </w:r>
       <w:r>
         <w:rPr>
           <w:rFonts w:hint="eastAsia" w:ascii="Times New Roman" w:hAnsi="Times New Roman" w:eastAsia="FangSong" w:cs="Times New Roman"/>
@@ -26055,15 +26175,26 @@
         </w:rPr>
         <w:t>？</w:t>
       </w:r>
-    </w:p>
-    <w:p>
-      <w:pPr>
-        <w:pStyle w:val="Compact"/>
-        <w:numPr>
-          <w:ilvl w:val="0"/>
-          <w:numId w:val="1007"/>
-        </w:numPr>
-      </w:pPr>
+      <w:r>
+        <w:rPr>
+          <w:rFonts w:ascii="Times New Roman" w:hAnsi="Times New Roman" w:eastAsia="Times New Roman" w:cs="Times New Roman"/>
+        </w:rPr>
+        <w:t xml:space="preserve"> </w:t>
+      </w:r>
+      <w:r>
+        <w:rPr>
+          <w:rFonts w:ascii="Times New Roman" w:hAnsi="Times New Roman" w:eastAsia="Times New Roman" w:cs="Times New Roman"/>
+          <w:b/>
+          <w:bCs/>
+        </w:rPr>
+        <w:t xml:space="preserve">8.</w:t>
+      </w:r>
+      <w:r>
+        <w:rPr>
+          <w:rFonts w:ascii="Times New Roman" w:hAnsi="Times New Roman" w:eastAsia="Times New Roman" w:cs="Times New Roman"/>
+        </w:rPr>
+        <w:t xml:space="preserve"> </w:t>
+      </w:r>
       <w:r>
         <w:rPr>
           <w:rFonts w:hint="eastAsia" w:ascii="Times New Roman" w:hAnsi="Times New Roman" w:eastAsia="FangSong" w:cs="Times New Roman"/>
@@ -26108,7 +26239,7 @@
       </w:r>
     </w:p>
     <w:bookmarkEnd w:id="36"/>
-    <w:bookmarkStart w:id="37" w:name="挑战"/>
+    <w:bookmarkStart w:id="37" w:name="挑战2-题"/>
     <w:p>
       <w:pPr>
         <w:pStyle w:val="Heading3"/>
@@ -26124,19 +26255,53 @@
         <w:rPr>
           <w:rFonts w:hint="eastAsia" w:ascii="Times New Roman" w:hAnsi="Times New Roman" w:eastAsia="SimHei" w:cs="Times New Roman"/>
         </w:rPr>
-        <w:t xml:space="preserve">挑战</w:t>
+        <w:t>挑战</w:t>
+      </w:r>
+      <w:r>
+        <w:rPr>
+          <w:rFonts w:hint="eastAsia" w:ascii="Times New Roman" w:hAnsi="Times New Roman" w:eastAsia="Times New Roman" w:cs="Times New Roman"/>
+        </w:rPr>
+        <w:t>（2</w:t>
+      </w:r>
+      <w:r>
+        <w:rPr>
+          <w:rFonts w:ascii="Times New Roman" w:hAnsi="Times New Roman" w:eastAsia="Times New Roman" w:cs="Times New Roman"/>
+        </w:rPr>
+        <w:t xml:space="preserve"> </w:t>
+      </w:r>
+      <w:r>
+        <w:rPr>
+          <w:rFonts w:hint="eastAsia" w:ascii="Times New Roman" w:hAnsi="Times New Roman" w:eastAsia="SimHei" w:cs="Times New Roman"/>
+        </w:rPr>
+        <w:t>题</w:t>
+      </w:r>
+      <w:r>
+        <w:rPr>
+          <w:rFonts w:hint="eastAsia" w:ascii="Times New Roman" w:hAnsi="Times New Roman" w:eastAsia="Times New Roman" w:cs="Times New Roman"/>
+        </w:rPr>
+        <w:t>）</w:t>
       </w:r>
     </w:p>
     <w:p>
       <w:pPr>
-        <w:pStyle w:val="Compact"/>
-        <w:numPr>
-          <w:ilvl w:val="0"/>
-          <w:numId w:val="1008"/>
-        </w:numPr>
+        <w:pStyle w:val="FirstParagraph"/>
       </w:pPr>
       <w:r>
         <w:rPr>
+          <w:rFonts w:ascii="Times New Roman" w:hAnsi="Times New Roman" w:eastAsia="Times New Roman" w:cs="Times New Roman"/>
+          <w:b/>
+          <w:bCs/>
+        </w:rPr>
+        <w:t xml:space="preserve">9.</w:t>
+      </w:r>
+      <w:r>
+        <w:rPr>
+          <w:rFonts w:ascii="Times New Roman" w:hAnsi="Times New Roman" w:eastAsia="Times New Roman" w:cs="Times New Roman"/>
+        </w:rPr>
+        <w:t xml:space="preserve"> </w:t>
+      </w:r>
+      <w:r>
+        <w:rPr>
           <w:rFonts w:hint="eastAsia" w:ascii="Times New Roman" w:hAnsi="Times New Roman" w:eastAsia="FangSong" w:cs="Times New Roman"/>
         </w:rPr>
         <w:t xml:space="preserve">设计一条从环己酮合成</w:t>
@@ -26213,15 +26378,26 @@
         </w:rPr>
         <w:t>）。</w:t>
       </w:r>
-    </w:p>
-    <w:p>
-      <w:pPr>
-        <w:pStyle w:val="Compact"/>
-        <w:numPr>
-          <w:ilvl w:val="0"/>
-          <w:numId w:val="1008"/>
-        </w:numPr>
-      </w:pPr>
+      <w:r>
+        <w:rPr>
+          <w:rFonts w:ascii="Times New Roman" w:hAnsi="Times New Roman" w:eastAsia="Times New Roman" w:cs="Times New Roman"/>
+        </w:rPr>
+        <w:t xml:space="preserve"> </w:t>
+      </w:r>
+      <w:r>
+        <w:rPr>
+          <w:rFonts w:ascii="Times New Roman" w:hAnsi="Times New Roman" w:eastAsia="Times New Roman" w:cs="Times New Roman"/>
+          <w:b/>
+          <w:bCs/>
+        </w:rPr>
+        <w:t xml:space="preserve">10.</w:t>
+      </w:r>
+      <w:r>
+        <w:rPr>
+          <w:rFonts w:ascii="Times New Roman" w:hAnsi="Times New Roman" w:eastAsia="Times New Roman" w:cs="Times New Roman"/>
+        </w:rPr>
+        <w:t xml:space="preserve"> </w:t>
+      </w:r>
       <w:r>
         <w:rPr>
           <w:rFonts w:hint="eastAsia" w:ascii="Times New Roman" w:hAnsi="Times New Roman" w:eastAsia="FangSong" w:cs="Times New Roman"/>
@@ -26710,346 +26886,6 @@
       </w:rPr>
     </w:lvl>
   </w:abstractNum>
-  <w:abstractNum w:abstractNumId="99411">
-    <w:nsid w:val="00A99411"/>
-    <w:multiLevelType w:val="multilevel"/>
-    <w:lvl w:ilvl="0">
-      <w:start w:val="1"/>
-      <w:numFmt w:val="decimal"/>
-      <w:lvlText w:val="%1."/>
-      <w:lvlJc w:val="left"/>
-      <w:pPr>
-        <w:ind w:left="720" w:hanging="360"/>
-      </w:pPr>
-    </w:lvl>
-    <w:lvl w:ilvl="1">
-      <w:start w:val="1"/>
-      <w:numFmt w:val="decimal"/>
-      <w:lvlText w:val="%2."/>
-      <w:lvlJc w:val="left"/>
-      <w:pPr>
-        <w:ind w:left="1440" w:hanging="360"/>
-      </w:pPr>
-    </w:lvl>
-    <w:lvl w:ilvl="2">
-      <w:start w:val="1"/>
-      <w:numFmt w:val="decimal"/>
-      <w:lvlText w:val="%3."/>
-      <w:lvlJc w:val="left"/>
-      <w:pPr>
-        <w:ind w:left="2160" w:hanging="360"/>
-      </w:pPr>
-    </w:lvl>
-    <w:lvl w:ilvl="3">
-      <w:start w:val="1"/>
-      <w:numFmt w:val="decimal"/>
-      <w:lvlText w:val="%4."/>
-      <w:lvlJc w:val="left"/>
-      <w:pPr>
-        <w:ind w:left="2880" w:hanging="360"/>
-      </w:pPr>
-    </w:lvl>
-    <w:lvl w:ilvl="4">
-      <w:start w:val="1"/>
-      <w:numFmt w:val="decimal"/>
-      <w:lvlText w:val="%5."/>
-      <w:lvlJc w:val="left"/>
-      <w:pPr>
-        <w:ind w:left="3600" w:hanging="360"/>
-      </w:pPr>
-    </w:lvl>
-    <w:lvl w:ilvl="5">
-      <w:start w:val="1"/>
-      <w:numFmt w:val="decimal"/>
-      <w:lvlText w:val="%6."/>
-      <w:lvlJc w:val="left"/>
-      <w:pPr>
-        <w:ind w:left="4320" w:hanging="360"/>
-      </w:pPr>
-    </w:lvl>
-    <w:lvl w:ilvl="6">
-      <w:start w:val="1"/>
-      <w:numFmt w:val="decimal"/>
-      <w:lvlText w:val="%7."/>
-      <w:lvlJc w:val="left"/>
-      <w:pPr>
-        <w:ind w:left="5040" w:hanging="360"/>
-      </w:pPr>
-    </w:lvl>
-    <w:lvl w:ilvl="7">
-      <w:start w:val="1"/>
-      <w:numFmt w:val="decimal"/>
-      <w:lvlText w:val="%8."/>
-      <w:lvlJc w:val="left"/>
-      <w:pPr>
-        <w:ind w:left="5760" w:hanging="360"/>
-      </w:pPr>
-    </w:lvl>
-    <w:lvl w:ilvl="8">
-      <w:start w:val="1"/>
-      <w:numFmt w:val="decimal"/>
-      <w:lvlText w:val="%9."/>
-      <w:lvlJc w:val="left"/>
-      <w:pPr>
-        <w:ind w:left="6480" w:hanging="360"/>
-      </w:pPr>
-    </w:lvl>
-  </w:abstractNum>
-  <w:abstractNum w:abstractNumId="99731">
-    <w:nsid w:val="00A99731"/>
-    <w:multiLevelType w:val="multilevel"/>
-    <w:lvl w:ilvl="0">
-      <w:start w:val="1"/>
-      <w:numFmt w:val="lowerLetter"/>
-      <w:lvlText w:val="(%1)"/>
-      <w:lvlJc w:val="left"/>
-      <w:pPr>
-        <w:ind w:left="720" w:hanging="360"/>
-      </w:pPr>
-    </w:lvl>
-    <w:lvl w:ilvl="1">
-      <w:start w:val="1"/>
-      <w:numFmt w:val="lowerLetter"/>
-      <w:lvlText w:val="(%2)"/>
-      <w:lvlJc w:val="left"/>
-      <w:pPr>
-        <w:ind w:left="1440" w:hanging="360"/>
-      </w:pPr>
-    </w:lvl>
-    <w:lvl w:ilvl="2">
-      <w:start w:val="1"/>
-      <w:numFmt w:val="lowerLetter"/>
-      <w:lvlText w:val="(%3)"/>
-      <w:lvlJc w:val="left"/>
-      <w:pPr>
-        <w:ind w:left="2160" w:hanging="360"/>
-      </w:pPr>
-    </w:lvl>
-    <w:lvl w:ilvl="3">
-      <w:start w:val="1"/>
-      <w:numFmt w:val="lowerLetter"/>
-      <w:lvlText w:val="(%4)"/>
-      <w:lvlJc w:val="left"/>
-      <w:pPr>
-        <w:ind w:left="2880" w:hanging="360"/>
-      </w:pPr>
-    </w:lvl>
-    <w:lvl w:ilvl="4">
-      <w:start w:val="1"/>
-      <w:numFmt w:val="lowerLetter"/>
-      <w:lvlText w:val="(%5)"/>
-      <w:lvlJc w:val="left"/>
-      <w:pPr>
-        <w:ind w:left="3600" w:hanging="360"/>
-      </w:pPr>
-    </w:lvl>
-    <w:lvl w:ilvl="5">
-      <w:start w:val="1"/>
-      <w:numFmt w:val="lowerLetter"/>
-      <w:lvlText w:val="(%6)"/>
-      <w:lvlJc w:val="left"/>
-      <w:pPr>
-        <w:ind w:left="4320" w:hanging="360"/>
-      </w:pPr>
-    </w:lvl>
-    <w:lvl w:ilvl="6">
-      <w:start w:val="1"/>
-      <w:numFmt w:val="lowerLetter"/>
-      <w:lvlText w:val="(%7)"/>
-      <w:lvlJc w:val="left"/>
-      <w:pPr>
-        <w:ind w:left="5040" w:hanging="360"/>
-      </w:pPr>
-    </w:lvl>
-    <w:lvl w:ilvl="7">
-      <w:start w:val="1"/>
-      <w:numFmt w:val="lowerLetter"/>
-      <w:lvlText w:val="(%8)"/>
-      <w:lvlJc w:val="left"/>
-      <w:pPr>
-        <w:ind w:left="5760" w:hanging="360"/>
-      </w:pPr>
-    </w:lvl>
-    <w:lvl w:ilvl="8">
-      <w:start w:val="1"/>
-      <w:numFmt w:val="lowerLetter"/>
-      <w:lvlText w:val="(%9)"/>
-      <w:lvlJc w:val="left"/>
-      <w:pPr>
-        <w:ind w:left="6480" w:hanging="360"/>
-      </w:pPr>
-    </w:lvl>
-  </w:abstractNum>
-  <w:abstractNum w:abstractNumId="99415">
-    <w:nsid w:val="00A99415"/>
-    <w:multiLevelType w:val="multilevel"/>
-    <w:lvl w:ilvl="0">
-      <w:start w:val="5"/>
-      <w:numFmt w:val="decimal"/>
-      <w:lvlText w:val="%1."/>
-      <w:lvlJc w:val="left"/>
-      <w:pPr>
-        <w:ind w:left="720" w:hanging="360"/>
-      </w:pPr>
-    </w:lvl>
-    <w:lvl w:ilvl="1">
-      <w:start w:val="5"/>
-      <w:numFmt w:val="decimal"/>
-      <w:lvlText w:val="%2."/>
-      <w:lvlJc w:val="left"/>
-      <w:pPr>
-        <w:ind w:left="1440" w:hanging="360"/>
-      </w:pPr>
-    </w:lvl>
-    <w:lvl w:ilvl="2">
-      <w:start w:val="5"/>
-      <w:numFmt w:val="decimal"/>
-      <w:lvlText w:val="%3."/>
-      <w:lvlJc w:val="left"/>
-      <w:pPr>
-        <w:ind w:left="2160" w:hanging="360"/>
-      </w:pPr>
-    </w:lvl>
-    <w:lvl w:ilvl="3">
-      <w:start w:val="5"/>
-      <w:numFmt w:val="decimal"/>
-      <w:lvlText w:val="%4."/>
-      <w:lvlJc w:val="left"/>
-      <w:pPr>
-        <w:ind w:left="2880" w:hanging="360"/>
-      </w:pPr>
-    </w:lvl>
-    <w:lvl w:ilvl="4">
-      <w:start w:val="5"/>
-      <w:numFmt w:val="decimal"/>
-      <w:lvlText w:val="%5."/>
-      <w:lvlJc w:val="left"/>
-      <w:pPr>
-        <w:ind w:left="3600" w:hanging="360"/>
-      </w:pPr>
-    </w:lvl>
-    <w:lvl w:ilvl="5">
-      <w:start w:val="5"/>
-      <w:numFmt w:val="decimal"/>
-      <w:lvlText w:val="%6."/>
-      <w:lvlJc w:val="left"/>
-      <w:pPr>
-        <w:ind w:left="4320" w:hanging="360"/>
-      </w:pPr>
-    </w:lvl>
-    <w:lvl w:ilvl="6">
-      <w:start w:val="5"/>
-      <w:numFmt w:val="decimal"/>
-      <w:lvlText w:val="%7."/>
-      <w:lvlJc w:val="left"/>
-      <w:pPr>
-        <w:ind w:left="5040" w:hanging="360"/>
-      </w:pPr>
-    </w:lvl>
-    <w:lvl w:ilvl="7">
-      <w:start w:val="5"/>
-      <w:numFmt w:val="decimal"/>
-      <w:lvlText w:val="%8."/>
-      <w:lvlJc w:val="left"/>
-      <w:pPr>
-        <w:ind w:left="5760" w:hanging="360"/>
-      </w:pPr>
-    </w:lvl>
-    <w:lvl w:ilvl="8">
-      <w:start w:val="5"/>
-      <w:numFmt w:val="decimal"/>
-      <w:lvlText w:val="%9."/>
-      <w:lvlJc w:val="left"/>
-      <w:pPr>
-        <w:ind w:left="6480" w:hanging="360"/>
-      </w:pPr>
-    </w:lvl>
-  </w:abstractNum>
-  <w:abstractNum w:abstractNumId="99419">
-    <w:nsid w:val="00A99419"/>
-    <w:multiLevelType w:val="multilevel"/>
-    <w:lvl w:ilvl="0">
-      <w:start w:val="9"/>
-      <w:numFmt w:val="decimal"/>
-      <w:lvlText w:val="%1."/>
-      <w:lvlJc w:val="left"/>
-      <w:pPr>
-        <w:ind w:left="720" w:hanging="360"/>
-      </w:pPr>
-    </w:lvl>
-    <w:lvl w:ilvl="1">
-      <w:start w:val="9"/>
-      <w:numFmt w:val="decimal"/>
-      <w:lvlText w:val="%2."/>
-      <w:lvlJc w:val="left"/>
-      <w:pPr>
-        <w:ind w:left="1440" w:hanging="360"/>
-      </w:pPr>
-    </w:lvl>
-    <w:lvl w:ilvl="2">
-      <w:start w:val="9"/>
-      <w:numFmt w:val="decimal"/>
-      <w:lvlText w:val="%3."/>
-      <w:lvlJc w:val="left"/>
-      <w:pPr>
-        <w:ind w:left="2160" w:hanging="360"/>
-      </w:pPr>
-    </w:lvl>
-    <w:lvl w:ilvl="3">
-      <w:start w:val="9"/>
-      <w:numFmt w:val="decimal"/>
-      <w:lvlText w:val="%4."/>
-      <w:lvlJc w:val="left"/>
-      <w:pPr>
-        <w:ind w:left="2880" w:hanging="360"/>
-      </w:pPr>
-    </w:lvl>
-    <w:lvl w:ilvl="4">
-      <w:start w:val="9"/>
-      <w:numFmt w:val="decimal"/>
-      <w:lvlText w:val="%5."/>
-      <w:lvlJc w:val="left"/>
-      <w:pPr>
-        <w:ind w:left="3600" w:hanging="360"/>
-      </w:pPr>
-    </w:lvl>
-    <w:lvl w:ilvl="5">
-      <w:start w:val="9"/>
-      <w:numFmt w:val="decimal"/>
-      <w:lvlText w:val="%6."/>
-      <w:lvlJc w:val="left"/>
-      <w:pPr>
-        <w:ind w:left="4320" w:hanging="360"/>
-      </w:pPr>
-    </w:lvl>
-    <w:lvl w:ilvl="6">
-      <w:start w:val="9"/>
-      <w:numFmt w:val="decimal"/>
-      <w:lvlText w:val="%7."/>
-      <w:lvlJc w:val="left"/>
-      <w:pPr>
-        <w:ind w:left="5040" w:hanging="360"/>
-      </w:pPr>
-    </w:lvl>
-    <w:lvl w:ilvl="7">
-      <w:start w:val="9"/>
-      <w:numFmt w:val="decimal"/>
-      <w:lvlText w:val="%8."/>
-      <w:lvlJc w:val="left"/>
-      <w:pPr>
-        <w:ind w:left="5760" w:hanging="360"/>
-      </w:pPr>
-    </w:lvl>
-    <w:lvl w:ilvl="8">
-      <w:start w:val="9"/>
-      <w:numFmt w:val="decimal"/>
-      <w:lvlText w:val="%9."/>
-      <w:lvlJc w:val="left"/>
-      <w:pPr>
-        <w:ind w:left="6480" w:hanging="360"/>
-      </w:pPr>
-    </w:lvl>
-  </w:abstractNum>
   <w:num w:numId="1000">
     <w:abstractNumId w:val="990"/>
   </w:num>
@@ -27064,126 +26900,6 @@
   </w:num>
   <w:num w:numId="1004">
     <w:abstractNumId w:val="991"/>
-  </w:num>
-  <w:num w:numId="1005">
-    <w:abstractNumId w:val="99411"/>
-    <w:lvlOverride w:ilvl="0">
-      <w:startOverride w:val="1"/>
-    </w:lvlOverride>
-    <w:lvlOverride w:ilvl="1">
-      <w:startOverride w:val="1"/>
-    </w:lvlOverride>
-    <w:lvlOverride w:ilvl="2">
-      <w:startOverride w:val="1"/>
-    </w:lvlOverride>
-    <w:lvlOverride w:ilvl="3">
-      <w:startOverride w:val="1"/>
-    </w:lvlOverride>
-    <w:lvlOverride w:ilvl="4">
-      <w:startOverride w:val="1"/>
-    </w:lvlOverride>
-    <w:lvlOverride w:ilvl="5">
-      <w:startOverride w:val="1"/>
-    </w:lvlOverride>
-    <w:lvlOverride w:ilvl="6">
-      <w:startOverride w:val="1"/>
-    </w:lvlOverride>
-    <w:lvlOverride w:ilvl="7">
-      <w:startOverride w:val="1"/>
-    </w:lvlOverride>
-    <w:lvlOverride w:ilvl="8">
-      <w:startOverride w:val="1"/>
-    </w:lvlOverride>
-  </w:num>
-  <w:num w:numId="1006">
-    <w:abstractNumId w:val="99731"/>
-    <w:lvlOverride w:ilvl="0">
-      <w:startOverride w:val="1"/>
-    </w:lvlOverride>
-    <w:lvlOverride w:ilvl="1">
-      <w:startOverride w:val="1"/>
-    </w:lvlOverride>
-    <w:lvlOverride w:ilvl="2">
-      <w:startOverride w:val="1"/>
-    </w:lvlOverride>
-    <w:lvlOverride w:ilvl="3">
-      <w:startOverride w:val="1"/>
-    </w:lvlOverride>
-    <w:lvlOverride w:ilvl="4">
-      <w:startOverride w:val="1"/>
-    </w:lvlOverride>
-    <w:lvlOverride w:ilvl="5">
-      <w:startOverride w:val="1"/>
-    </w:lvlOverride>
-    <w:lvlOverride w:ilvl="6">
-      <w:startOverride w:val="1"/>
-    </w:lvlOverride>
-    <w:lvlOverride w:ilvl="7">
-      <w:startOverride w:val="1"/>
-    </w:lvlOverride>
-    <w:lvlOverride w:ilvl="8">
-      <w:startOverride w:val="1"/>
-    </w:lvlOverride>
-  </w:num>
-  <w:num w:numId="1007">
-    <w:abstractNumId w:val="99415"/>
-    <w:lvlOverride w:ilvl="0">
-      <w:startOverride w:val="5"/>
-    </w:lvlOverride>
-    <w:lvlOverride w:ilvl="1">
-      <w:startOverride w:val="5"/>
-    </w:lvlOverride>
-    <w:lvlOverride w:ilvl="2">
-      <w:startOverride w:val="5"/>
-    </w:lvlOverride>
-    <w:lvlOverride w:ilvl="3">
-      <w:startOverride w:val="5"/>
-    </w:lvlOverride>
-    <w:lvlOverride w:ilvl="4">
-      <w:startOverride w:val="5"/>
-    </w:lvlOverride>
-    <w:lvlOverride w:ilvl="5">
-      <w:startOverride w:val="5"/>
-    </w:lvlOverride>
-    <w:lvlOverride w:ilvl="6">
-      <w:startOverride w:val="5"/>
-    </w:lvlOverride>
-    <w:lvlOverride w:ilvl="7">
-      <w:startOverride w:val="5"/>
-    </w:lvlOverride>
-    <w:lvlOverride w:ilvl="8">
-      <w:startOverride w:val="5"/>
-    </w:lvlOverride>
-  </w:num>
-  <w:num w:numId="1008">
-    <w:abstractNumId w:val="99419"/>
-    <w:lvlOverride w:ilvl="0">
-      <w:startOverride w:val="9"/>
-    </w:lvlOverride>
-    <w:lvlOverride w:ilvl="1">
-      <w:startOverride w:val="9"/>
-    </w:lvlOverride>
-    <w:lvlOverride w:ilvl="2">
-      <w:startOverride w:val="9"/>
-    </w:lvlOverride>
-    <w:lvlOverride w:ilvl="3">
-      <w:startOverride w:val="9"/>
-    </w:lvlOverride>
-    <w:lvlOverride w:ilvl="4">
-      <w:startOverride w:val="9"/>
-    </w:lvlOverride>
-    <w:lvlOverride w:ilvl="5">
-      <w:startOverride w:val="9"/>
-    </w:lvlOverride>
-    <w:lvlOverride w:ilvl="6">
-      <w:startOverride w:val="9"/>
-    </w:lvlOverride>
-    <w:lvlOverride w:ilvl="7">
-      <w:startOverride w:val="9"/>
-    </w:lvlOverride>
-    <w:lvlOverride w:ilvl="8">
-      <w:startOverride w:val="9"/>
-    </w:lvlOverride>
   </w:num>
 </w:numbering>
 </file>

--- a/06-学生侧材料/讲义/6-有机化学/醛酮羧酸.docx
+++ b/06-学生侧材料/讲义/6-有机化学/醛酮羧酸.docx
@@ -300,272 +300,586 @@
     </w:p>
     <w:p>
       <w:pPr>
-        <w:pStyle w:val="Compact"/>
-        <w:numPr>
-          <w:ilvl w:val="0"/>
-          <w:numId w:val="1001"/>
-        </w:numPr>
+        <w:pStyle w:val="BlockText"/>
+        <w:spacing w:after="80"/>
       </w:pPr>
       <w:r>
         <w:rPr>
           <w:rFonts w:hint="eastAsia" w:ascii="Times New Roman" w:hAnsi="Times New Roman" w:eastAsia="FangSong" w:cs="Times New Roman"/>
         </w:rPr>
-        <w:t>能比较醛</w:t>
-      </w:r>
-      <w:r>
-        <w:rPr>
-          <w:rFonts w:hint="eastAsia" w:ascii="Times New Roman" w:hAnsi="Times New Roman" w:eastAsia="Times New Roman" w:cs="Times New Roman"/>
-        </w:rPr>
-        <w:t>/</w:t>
-      </w:r>
-      <w:r>
-        <w:rPr>
-          <w:rFonts w:hint="eastAsia" w:ascii="Times New Roman" w:hAnsi="Times New Roman" w:eastAsia="FangSong" w:cs="Times New Roman"/>
-        </w:rPr>
-        <w:t>酮</w:t>
-      </w:r>
-      <w:r>
-        <w:rPr>
-          <w:rFonts w:hint="eastAsia" w:ascii="Times New Roman" w:hAnsi="Times New Roman" w:eastAsia="Times New Roman" w:cs="Times New Roman"/>
-        </w:rPr>
-        <w:t>/</w:t>
-      </w:r>
-      <w:r>
-        <w:rPr>
-          <w:rFonts w:hint="eastAsia" w:ascii="Times New Roman" w:hAnsi="Times New Roman" w:eastAsia="FangSong" w:cs="Times New Roman"/>
-        </w:rPr>
-        <w:t>羧酸</w:t>
-      </w:r>
-      <w:r>
-        <w:rPr>
-          <w:rFonts w:hint="eastAsia" w:ascii="Times New Roman" w:hAnsi="Times New Roman" w:eastAsia="Times New Roman" w:cs="Times New Roman"/>
-        </w:rPr>
-        <w:t>/</w:t>
-      </w:r>
-      <w:r>
-        <w:rPr>
-          <w:rFonts w:hint="eastAsia" w:ascii="Times New Roman" w:hAnsi="Times New Roman" w:eastAsia="FangSong" w:cs="Times New Roman"/>
-        </w:rPr>
-        <w:t>酯</w:t>
-      </w:r>
-      <w:r>
-        <w:rPr>
-          <w:rFonts w:hint="eastAsia" w:ascii="Times New Roman" w:hAnsi="Times New Roman" w:eastAsia="Times New Roman" w:cs="Times New Roman"/>
-        </w:rPr>
-        <w:t>/</w:t>
-      </w:r>
-      <w:r>
-        <w:rPr>
-          <w:rFonts w:hint="eastAsia" w:ascii="Times New Roman" w:hAnsi="Times New Roman" w:eastAsia="FangSong" w:cs="Times New Roman"/>
-        </w:rPr>
-        <w:t>酰胺</w:t>
-      </w:r>
-      <w:r>
-        <w:rPr>
-          <w:rFonts w:hint="eastAsia" w:ascii="Times New Roman" w:hAnsi="Times New Roman" w:eastAsia="Times New Roman" w:cs="Times New Roman"/>
-        </w:rPr>
-        <w:t>/</w:t>
-      </w:r>
-      <w:r>
-        <w:rPr>
-          <w:rFonts w:hint="eastAsia" w:ascii="Times New Roman" w:hAnsi="Times New Roman" w:eastAsia="FangSong" w:cs="Times New Roman"/>
-        </w:rPr>
-        <w:t>酰卤的亲核加成</w:t>
-      </w:r>
-      <w:r>
-        <w:rPr>
-          <w:rFonts w:hint="eastAsia" w:ascii="Times New Roman" w:hAnsi="Times New Roman" w:eastAsia="Times New Roman" w:cs="Times New Roman"/>
-        </w:rPr>
-        <w:t>（-</w:t>
-      </w:r>
-      <w:r>
-        <w:rPr>
-          <w:rFonts w:hint="eastAsia" w:ascii="Times New Roman" w:hAnsi="Times New Roman" w:eastAsia="FangSong" w:cs="Times New Roman"/>
-        </w:rPr>
-        <w:t>消除</w:t>
-      </w:r>
-      <w:r>
-        <w:rPr>
-          <w:rFonts w:hint="eastAsia" w:ascii="Times New Roman" w:hAnsi="Times New Roman" w:eastAsia="Times New Roman" w:cs="Times New Roman"/>
-        </w:rPr>
-        <w:t>）</w:t>
-      </w:r>
-      <w:r>
-        <w:rPr>
-          <w:rFonts w:hint="eastAsia" w:ascii="Times New Roman" w:hAnsi="Times New Roman" w:eastAsia="FangSong" w:cs="Times New Roman"/>
-        </w:rPr>
-        <w:t>活性顺序</w:t>
+        <w:t>对齐考纲</w:t>
+      </w:r>
+      <w:r>
+        <w:rPr>
+          <w:rFonts w:hint="eastAsia" w:ascii="Times New Roman" w:hAnsi="Times New Roman" w:eastAsia="Times New Roman" w:cs="Times New Roman"/>
+        </w:rPr>
+        <w:t>：§45</w:t>
+      </w:r>
+      <w:r>
+        <w:rPr>
+          <w:rFonts w:ascii="Times New Roman" w:hAnsi="Times New Roman" w:eastAsia="Times New Roman" w:cs="Times New Roman"/>
+        </w:rPr>
+        <w:t xml:space="preserve"> </w:t>
+      </w:r>
+      <w:r>
+        <w:rPr>
+          <w:rFonts w:hint="eastAsia" w:ascii="Times New Roman" w:hAnsi="Times New Roman" w:eastAsia="FangSong" w:cs="Times New Roman"/>
+        </w:rPr>
+        <w:t xml:space="preserve">亲核加成反应</w:t>
+      </w:r>
+      <w:r>
+        <w:rPr>
+          <w:rFonts w:ascii="Times New Roman" w:hAnsi="Times New Roman" w:eastAsia="Times New Roman" w:cs="Times New Roman"/>
+        </w:rPr>
+        <w:t xml:space="preserve"> · §46 </w:t>
+      </w:r>
+      <w:r>
+        <w:rPr>
+          <w:rFonts w:hint="eastAsia" w:ascii="Times New Roman" w:hAnsi="Times New Roman" w:eastAsia="FangSong" w:cs="Times New Roman"/>
+        </w:rPr>
+        <w:t>羰基</w:t>
+      </w:r>
+      <w:r>
+        <w:rPr>
+          <w:rFonts w:hint="eastAsia" w:ascii="Times New Roman" w:hAnsi="Times New Roman" w:eastAsia="Times New Roman" w:cs="Times New Roman"/>
+        </w:rPr>
+        <w:t>α</w:t>
+      </w:r>
+      <w:r>
+        <w:rPr>
+          <w:rFonts w:hint="eastAsia" w:ascii="Times New Roman" w:hAnsi="Times New Roman" w:eastAsia="FangSong" w:cs="Times New Roman"/>
+        </w:rPr>
+        <w:t>位反应</w:t>
+      </w:r>
+      <w:r>
+        <w:rPr>
+          <w:rFonts w:ascii="Times New Roman" w:hAnsi="Times New Roman" w:eastAsia="Times New Roman" w:cs="Times New Roman"/>
+        </w:rPr>
+        <w:t xml:space="preserve"> · §50 </w:t>
+      </w:r>
+      <w:r>
+        <w:rPr>
+          <w:rFonts w:hint="eastAsia" w:ascii="Times New Roman" w:hAnsi="Times New Roman" w:eastAsia="FangSong" w:cs="Times New Roman"/>
+        </w:rPr>
+        <w:t xml:space="preserve">有机合成</w:t>
       </w:r>
     </w:p>
-    <w:p>
-      <w:pPr>
-        <w:pStyle w:val="Compact"/>
-        <w:numPr>
-          <w:ilvl w:val="0"/>
-          <w:numId w:val="1001"/>
-        </w:numPr>
-      </w:pPr>
-      <w:r>
-        <w:rPr>
-          <w:rFonts w:hint="eastAsia" w:ascii="Times New Roman" w:hAnsi="Times New Roman" w:eastAsia="FangSong" w:cs="Times New Roman"/>
-        </w:rPr>
-        <w:t>能画出醛酮与</w:t>
-      </w:r>
-      <w:r>
-        <w:rPr>
-          <w:rFonts w:hint="eastAsia" w:ascii="Times New Roman" w:hAnsi="Times New Roman" w:eastAsia="Times New Roman" w:cs="Times New Roman"/>
-        </w:rPr>
-        <w:t>RMgX/HCN/ROH/NH</w:t>
-      </w:r>
-      <w:r>
-        <w:rPr>
-          <w:rFonts w:hint="eastAsia" w:ascii="Times New Roman" w:hAnsi="Times New Roman" w:eastAsia="Times New Roman" w:cs="Times New Roman"/>
-          <w:vertAlign w:val="subscript"/>
-        </w:rPr>
-        <w:t>3</w:t>
-      </w:r>
-      <w:r>
-        <w:rPr>
-          <w:rFonts w:hint="eastAsia" w:ascii="Times New Roman" w:hAnsi="Times New Roman" w:eastAsia="FangSong" w:cs="Times New Roman"/>
-        </w:rPr>
-        <w:t>衍生物的亲核加成机理</w:t>
-      </w:r>
-    </w:p>
-    <w:p>
-      <w:pPr>
-        <w:pStyle w:val="Compact"/>
-        <w:numPr>
-          <w:ilvl w:val="0"/>
-          <w:numId w:val="1001"/>
-        </w:numPr>
-      </w:pPr>
-      <w:r>
-        <w:rPr>
-          <w:rFonts w:hint="eastAsia" w:ascii="Times New Roman" w:hAnsi="Times New Roman" w:eastAsia="FangSong" w:cs="Times New Roman"/>
-        </w:rPr>
-        <w:t>能应用</w:t>
-      </w:r>
-      <w:r>
-        <w:rPr>
-          <w:rFonts w:hint="eastAsia" w:ascii="Times New Roman" w:hAnsi="Times New Roman" w:eastAsia="Times New Roman" w:cs="Times New Roman"/>
-        </w:rPr>
-        <w:t>Cram</w:t>
-      </w:r>
-      <w:r>
-        <w:rPr>
-          <w:rFonts w:hint="eastAsia" w:ascii="Times New Roman" w:hAnsi="Times New Roman" w:eastAsia="FangSong" w:cs="Times New Roman"/>
-        </w:rPr>
-        <w:t>规则预测手性</w:t>
-      </w:r>
-      <w:r>
-        <w:rPr>
-          <w:rFonts w:hint="eastAsia" w:ascii="Times New Roman" w:hAnsi="Times New Roman" w:eastAsia="Times New Roman" w:cs="Times New Roman"/>
-        </w:rPr>
-        <w:t>α-</w:t>
-      </w:r>
-      <w:r>
-        <w:rPr>
-          <w:rFonts w:hint="eastAsia" w:ascii="Times New Roman" w:hAnsi="Times New Roman" w:eastAsia="FangSong" w:cs="Times New Roman"/>
-        </w:rPr>
-        <w:t>碳醛酮的亲核加成立体选择性</w:t>
-      </w:r>
-    </w:p>
-    <w:p>
-      <w:pPr>
-        <w:pStyle w:val="Compact"/>
-        <w:numPr>
-          <w:ilvl w:val="0"/>
-          <w:numId w:val="1001"/>
-        </w:numPr>
-      </w:pPr>
-      <w:r>
-        <w:rPr>
-          <w:rFonts w:hint="eastAsia" w:ascii="Times New Roman" w:hAnsi="Times New Roman" w:eastAsia="FangSong" w:cs="Times New Roman"/>
-        </w:rPr>
-        <w:t>能写出羟醛缩合</w:t>
-      </w:r>
-      <w:r>
-        <w:rPr>
-          <w:rFonts w:hint="eastAsia" w:ascii="Times New Roman" w:hAnsi="Times New Roman" w:eastAsia="Times New Roman" w:cs="Times New Roman"/>
-        </w:rPr>
-        <w:t>、Claisen</w:t>
-      </w:r>
-      <w:r>
-        <w:rPr>
-          <w:rFonts w:hint="eastAsia" w:ascii="Times New Roman" w:hAnsi="Times New Roman" w:eastAsia="FangSong" w:cs="Times New Roman"/>
-        </w:rPr>
-        <w:t>缩合</w:t>
-      </w:r>
-      <w:r>
-        <w:rPr>
-          <w:rFonts w:hint="eastAsia" w:ascii="Times New Roman" w:hAnsi="Times New Roman" w:eastAsia="Times New Roman" w:cs="Times New Roman"/>
-        </w:rPr>
-        <w:t>、Dieckmann</w:t>
-      </w:r>
-      <w:r>
-        <w:rPr>
-          <w:rFonts w:hint="eastAsia" w:ascii="Times New Roman" w:hAnsi="Times New Roman" w:eastAsia="FangSong" w:cs="Times New Roman"/>
-        </w:rPr>
-        <w:t>缩合</w:t>
-      </w:r>
-      <w:r>
-        <w:rPr>
-          <w:rFonts w:hint="eastAsia" w:ascii="Times New Roman" w:hAnsi="Times New Roman" w:eastAsia="Times New Roman" w:cs="Times New Roman"/>
-        </w:rPr>
-        <w:t>、Wittig</w:t>
-      </w:r>
-      <w:r>
-        <w:rPr>
-          <w:rFonts w:hint="eastAsia" w:ascii="Times New Roman" w:hAnsi="Times New Roman" w:eastAsia="FangSong" w:cs="Times New Roman"/>
-        </w:rPr>
-        <w:t>反应的机理与产物</w:t>
-      </w:r>
-    </w:p>
-    <w:p>
-      <w:pPr>
-        <w:pStyle w:val="Compact"/>
-        <w:numPr>
-          <w:ilvl w:val="0"/>
-          <w:numId w:val="1001"/>
-        </w:numPr>
-      </w:pPr>
-      <w:r>
-        <w:rPr>
-          <w:rFonts w:hint="eastAsia" w:ascii="Times New Roman" w:hAnsi="Times New Roman" w:eastAsia="FangSong" w:cs="Times New Roman"/>
-        </w:rPr>
-        <w:t>能设计基于羰基化学的多步合成路线</w:t>
-      </w:r>
-      <w:r>
-        <w:rPr>
-          <w:rFonts w:hint="eastAsia" w:ascii="Times New Roman" w:hAnsi="Times New Roman" w:eastAsia="Times New Roman" w:cs="Times New Roman"/>
-        </w:rPr>
-        <w:t>（</w:t>
-      </w:r>
-      <w:r>
-        <w:rPr>
-          <w:rFonts w:hint="eastAsia" w:ascii="Times New Roman" w:hAnsi="Times New Roman" w:eastAsia="FangSong" w:cs="Times New Roman"/>
-        </w:rPr>
-        <w:t>碳链增长</w:t>
-      </w:r>
-      <w:r>
-        <w:rPr>
-          <w:rFonts w:hint="eastAsia" w:ascii="Times New Roman" w:hAnsi="Times New Roman" w:eastAsia="Times New Roman" w:cs="Times New Roman"/>
-        </w:rPr>
-        <w:t>/</w:t>
-      </w:r>
-      <w:r>
-        <w:rPr>
-          <w:rFonts w:hint="eastAsia" w:ascii="Times New Roman" w:hAnsi="Times New Roman" w:eastAsia="FangSong" w:cs="Times New Roman"/>
-        </w:rPr>
-        <w:t>官能团转化</w:t>
-      </w:r>
-      <w:r>
-        <w:rPr>
-          <w:rFonts w:hint="eastAsia" w:ascii="Times New Roman" w:hAnsi="Times New Roman" w:eastAsia="Times New Roman" w:cs="Times New Roman"/>
-        </w:rPr>
-        <w:t>）</w:t>
-      </w:r>
-    </w:p>
+    <w:tbl>
+      <w:tblPr>
+        <w:tblStyle w:val="Table"/>
+        <w:tblW w:type="pct" w:w="5000"/>
+        <w:tblLayout w:type="fixed"/>
+        <w:tblLook w:firstRow="1" w:lastRow="0" w:firstColumn="0" w:lastColumn="0" w:noHBand="0" w:noVBand="0" w:val="0020"/>
+      </w:tblPr>
+      <w:tblGrid>
+        <w:gridCol w:w="3960"/>
+        <w:gridCol w:w="3960"/>
+      </w:tblGrid>
+      <w:tr>
+        <w:trPr>
+          <w:tblHeader w:val="on"/>
+        </w:trPr>
+        <w:tc>
+          <w:tcPr/>
+          <w:p>
+            <w:pPr>
+              <w:pStyle w:val="Compact"/>
+              <w:jc w:val="center"/>
+            </w:pPr>
+            <w:r>
+              <w:rPr>
+                <w:rFonts w:hint="eastAsia" w:ascii="Times New Roman" w:hAnsi="Times New Roman" w:eastAsia="SimHei" w:cs="Times New Roman"/>
+                <w:b/>
+              </w:rPr>
+              <w:t xml:space="preserve">考纲条目</w:t>
+            </w:r>
+          </w:p>
+        </w:tc>
+        <w:tc>
+          <w:tcPr/>
+          <w:p>
+            <w:pPr>
+              <w:pStyle w:val="Compact"/>
+              <w:jc w:val="center"/>
+            </w:pPr>
+            <w:r>
+              <w:rPr>
+                <w:rFonts w:hint="eastAsia" w:ascii="Times New Roman" w:hAnsi="Times New Roman" w:eastAsia="SimHei" w:cs="Times New Roman"/>
+                <w:b/>
+              </w:rPr>
+              <w:t xml:space="preserve">学完本讲你应能</w:t>
+            </w:r>
+          </w:p>
+        </w:tc>
+      </w:tr>
+      <w:tr>
+        <w:tc>
+          <w:tcPr/>
+          <w:p>
+            <w:pPr>
+              <w:pStyle w:val="Compact"/>
+              <w:jc w:val="center"/>
+            </w:pPr>
+            <w:r>
+              <w:rPr>
+                <w:rFonts w:ascii="Times New Roman" w:hAnsi="Times New Roman" w:eastAsia="Times New Roman" w:cs="Times New Roman"/>
+              </w:rPr>
+              <w:t xml:space="preserve">§45 </w:t>
+            </w:r>
+            <w:r>
+              <w:rPr>
+                <w:rFonts w:hint="eastAsia" w:ascii="Times New Roman" w:hAnsi="Times New Roman" w:eastAsia="FangSong" w:cs="Times New Roman"/>
+              </w:rPr>
+              <w:t xml:space="preserve">亲核加成反应</w:t>
+            </w:r>
+            <w:r>
+              <w:rPr>
+                <w:rFonts w:ascii="Times New Roman" w:hAnsi="Times New Roman" w:eastAsia="Times New Roman" w:cs="Times New Roman"/>
+              </w:rPr>
+              <w:t xml:space="preserve"> · </w:t>
+            </w:r>
+            <w:r>
+              <w:rPr>
+                <w:rFonts w:hint="eastAsia" w:ascii="Times New Roman" w:hAnsi="Times New Roman" w:eastAsia="FangSong" w:cs="Times New Roman"/>
+              </w:rPr>
+              <w:t xml:space="preserve">羰基活性顺序</w:t>
+            </w:r>
+          </w:p>
+        </w:tc>
+        <w:tc>
+          <w:tcPr/>
+          <w:p>
+            <w:pPr>
+              <w:pStyle w:val="Compact"/>
+              <w:jc w:val="center"/>
+            </w:pPr>
+            <w:r>
+              <w:rPr>
+                <w:rFonts w:hint="eastAsia" w:ascii="Times New Roman" w:hAnsi="Times New Roman" w:eastAsia="FangSong" w:cs="Times New Roman"/>
+              </w:rPr>
+              <w:t>能比较醛</w:t>
+            </w:r>
+            <w:r>
+              <w:rPr>
+                <w:rFonts w:hint="eastAsia" w:ascii="Times New Roman" w:hAnsi="Times New Roman" w:eastAsia="Times New Roman" w:cs="Times New Roman"/>
+              </w:rPr>
+              <w:t>/</w:t>
+            </w:r>
+            <w:r>
+              <w:rPr>
+                <w:rFonts w:hint="eastAsia" w:ascii="Times New Roman" w:hAnsi="Times New Roman" w:eastAsia="FangSong" w:cs="Times New Roman"/>
+              </w:rPr>
+              <w:t>酮</w:t>
+            </w:r>
+            <w:r>
+              <w:rPr>
+                <w:rFonts w:hint="eastAsia" w:ascii="Times New Roman" w:hAnsi="Times New Roman" w:eastAsia="Times New Roman" w:cs="Times New Roman"/>
+              </w:rPr>
+              <w:t>/</w:t>
+            </w:r>
+            <w:r>
+              <w:rPr>
+                <w:rFonts w:hint="eastAsia" w:ascii="Times New Roman" w:hAnsi="Times New Roman" w:eastAsia="FangSong" w:cs="Times New Roman"/>
+              </w:rPr>
+              <w:t>羧酸</w:t>
+            </w:r>
+            <w:r>
+              <w:rPr>
+                <w:rFonts w:hint="eastAsia" w:ascii="Times New Roman" w:hAnsi="Times New Roman" w:eastAsia="Times New Roman" w:cs="Times New Roman"/>
+              </w:rPr>
+              <w:t>/</w:t>
+            </w:r>
+            <w:r>
+              <w:rPr>
+                <w:rFonts w:hint="eastAsia" w:ascii="Times New Roman" w:hAnsi="Times New Roman" w:eastAsia="FangSong" w:cs="Times New Roman"/>
+              </w:rPr>
+              <w:t>酯</w:t>
+            </w:r>
+            <w:r>
+              <w:rPr>
+                <w:rFonts w:hint="eastAsia" w:ascii="Times New Roman" w:hAnsi="Times New Roman" w:eastAsia="Times New Roman" w:cs="Times New Roman"/>
+              </w:rPr>
+              <w:t>/</w:t>
+            </w:r>
+            <w:r>
+              <w:rPr>
+                <w:rFonts w:hint="eastAsia" w:ascii="Times New Roman" w:hAnsi="Times New Roman" w:eastAsia="FangSong" w:cs="Times New Roman"/>
+              </w:rPr>
+              <w:t>酰胺</w:t>
+            </w:r>
+            <w:r>
+              <w:rPr>
+                <w:rFonts w:hint="eastAsia" w:ascii="Times New Roman" w:hAnsi="Times New Roman" w:eastAsia="Times New Roman" w:cs="Times New Roman"/>
+              </w:rPr>
+              <w:t>/</w:t>
+            </w:r>
+            <w:r>
+              <w:rPr>
+                <w:rFonts w:hint="eastAsia" w:ascii="Times New Roman" w:hAnsi="Times New Roman" w:eastAsia="FangSong" w:cs="Times New Roman"/>
+              </w:rPr>
+              <w:t>酰卤的亲核加成</w:t>
+            </w:r>
+            <w:r>
+              <w:rPr>
+                <w:rFonts w:hint="eastAsia" w:ascii="Times New Roman" w:hAnsi="Times New Roman" w:eastAsia="Times New Roman" w:cs="Times New Roman"/>
+              </w:rPr>
+              <w:t>（-</w:t>
+            </w:r>
+            <w:r>
+              <w:rPr>
+                <w:rFonts w:hint="eastAsia" w:ascii="Times New Roman" w:hAnsi="Times New Roman" w:eastAsia="FangSong" w:cs="Times New Roman"/>
+              </w:rPr>
+              <w:t>消除</w:t>
+            </w:r>
+            <w:r>
+              <w:rPr>
+                <w:rFonts w:hint="eastAsia" w:ascii="Times New Roman" w:hAnsi="Times New Roman" w:eastAsia="Times New Roman" w:cs="Times New Roman"/>
+              </w:rPr>
+              <w:t>）</w:t>
+            </w:r>
+            <w:r>
+              <w:rPr>
+                <w:rFonts w:hint="eastAsia" w:ascii="Times New Roman" w:hAnsi="Times New Roman" w:eastAsia="FangSong" w:cs="Times New Roman"/>
+              </w:rPr>
+              <w:t>活性顺序</w:t>
+            </w:r>
+          </w:p>
+        </w:tc>
+      </w:tr>
+      <w:tr>
+        <w:tc>
+          <w:tcPr/>
+          <w:p>
+            <w:pPr>
+              <w:pStyle w:val="Compact"/>
+              <w:jc w:val="center"/>
+            </w:pPr>
+            <w:r>
+              <w:rPr>
+                <w:rFonts w:ascii="Times New Roman" w:hAnsi="Times New Roman" w:eastAsia="Times New Roman" w:cs="Times New Roman"/>
+              </w:rPr>
+              <w:t xml:space="preserve">§45 </w:t>
+            </w:r>
+            <w:r>
+              <w:rPr>
+                <w:rFonts w:hint="eastAsia" w:ascii="Times New Roman" w:hAnsi="Times New Roman" w:eastAsia="FangSong" w:cs="Times New Roman"/>
+              </w:rPr>
+              <w:t xml:space="preserve">亲核加成反应</w:t>
+            </w:r>
+            <w:r>
+              <w:rPr>
+                <w:rFonts w:ascii="Times New Roman" w:hAnsi="Times New Roman" w:eastAsia="Times New Roman" w:cs="Times New Roman"/>
+              </w:rPr>
+              <w:t xml:space="preserve"> · </w:t>
+            </w:r>
+            <w:r>
+              <w:rPr>
+                <w:rFonts w:hint="eastAsia" w:ascii="Times New Roman" w:hAnsi="Times New Roman" w:eastAsia="FangSong" w:cs="Times New Roman"/>
+              </w:rPr>
+              <w:t xml:space="preserve">亲核加成机理</w:t>
+            </w:r>
+          </w:p>
+        </w:tc>
+        <w:tc>
+          <w:tcPr/>
+          <w:p>
+            <w:pPr>
+              <w:pStyle w:val="Compact"/>
+              <w:jc w:val="center"/>
+            </w:pPr>
+            <w:r>
+              <w:rPr>
+                <w:rFonts w:hint="eastAsia" w:ascii="Times New Roman" w:hAnsi="Times New Roman" w:eastAsia="FangSong" w:cs="Times New Roman"/>
+              </w:rPr>
+              <w:t>能画出醛酮与</w:t>
+            </w:r>
+            <w:r>
+              <w:rPr>
+                <w:rFonts w:hint="eastAsia" w:ascii="Times New Roman" w:hAnsi="Times New Roman" w:eastAsia="Times New Roman" w:cs="Times New Roman"/>
+              </w:rPr>
+              <w:t>RMgX/HCN/ROH/NH</w:t>
+            </w:r>
+            <w:r>
+              <w:rPr>
+                <w:rFonts w:hint="eastAsia" w:ascii="Times New Roman" w:hAnsi="Times New Roman" w:eastAsia="Times New Roman" w:cs="Times New Roman"/>
+                <w:vertAlign w:val="subscript"/>
+              </w:rPr>
+              <w:t>3</w:t>
+            </w:r>
+            <w:r>
+              <w:rPr>
+                <w:rFonts w:hint="eastAsia" w:ascii="Times New Roman" w:hAnsi="Times New Roman" w:eastAsia="FangSong" w:cs="Times New Roman"/>
+              </w:rPr>
+              <w:t>衍生物的亲核加成机理</w:t>
+            </w:r>
+          </w:p>
+        </w:tc>
+      </w:tr>
+      <w:tr>
+        <w:tc>
+          <w:tcPr/>
+          <w:p>
+            <w:pPr>
+              <w:pStyle w:val="Compact"/>
+              <w:jc w:val="center"/>
+            </w:pPr>
+            <w:r>
+              <w:rPr>
+                <w:rFonts w:ascii="Times New Roman" w:hAnsi="Times New Roman" w:eastAsia="Times New Roman" w:cs="Times New Roman"/>
+              </w:rPr>
+              <w:t xml:space="preserve">§45 </w:t>
+            </w:r>
+            <w:r>
+              <w:rPr>
+                <w:rFonts w:hint="eastAsia" w:ascii="Times New Roman" w:hAnsi="Times New Roman" w:eastAsia="FangSong" w:cs="Times New Roman"/>
+              </w:rPr>
+              <w:t xml:space="preserve">亲核加成反应</w:t>
+            </w:r>
+            <w:r>
+              <w:rPr>
+                <w:rFonts w:ascii="Times New Roman" w:hAnsi="Times New Roman" w:eastAsia="Times New Roman" w:cs="Times New Roman"/>
+              </w:rPr>
+              <w:t xml:space="preserve"> · Cram </w:t>
+            </w:r>
+            <w:r>
+              <w:rPr>
+                <w:rFonts w:hint="eastAsia" w:ascii="Times New Roman" w:hAnsi="Times New Roman" w:eastAsia="FangSong" w:cs="Times New Roman"/>
+              </w:rPr>
+              <w:t xml:space="preserve">立体选择性</w:t>
+            </w:r>
+          </w:p>
+        </w:tc>
+        <w:tc>
+          <w:tcPr/>
+          <w:p>
+            <w:pPr>
+              <w:pStyle w:val="Compact"/>
+              <w:jc w:val="center"/>
+            </w:pPr>
+            <w:r>
+              <w:rPr>
+                <w:rFonts w:hint="eastAsia" w:ascii="Times New Roman" w:hAnsi="Times New Roman" w:eastAsia="FangSong" w:cs="Times New Roman"/>
+              </w:rPr>
+              <w:t>能应用</w:t>
+            </w:r>
+            <w:r>
+              <w:rPr>
+                <w:rFonts w:hint="eastAsia" w:ascii="Times New Roman" w:hAnsi="Times New Roman" w:eastAsia="Times New Roman" w:cs="Times New Roman"/>
+              </w:rPr>
+              <w:t>Cram</w:t>
+            </w:r>
+            <w:r>
+              <w:rPr>
+                <w:rFonts w:hint="eastAsia" w:ascii="Times New Roman" w:hAnsi="Times New Roman" w:eastAsia="FangSong" w:cs="Times New Roman"/>
+              </w:rPr>
+              <w:t>规则预测手性</w:t>
+            </w:r>
+            <w:r>
+              <w:rPr>
+                <w:rFonts w:hint="eastAsia" w:ascii="Times New Roman" w:hAnsi="Times New Roman" w:eastAsia="Times New Roman" w:cs="Times New Roman"/>
+              </w:rPr>
+              <w:t>α-</w:t>
+            </w:r>
+            <w:r>
+              <w:rPr>
+                <w:rFonts w:hint="eastAsia" w:ascii="Times New Roman" w:hAnsi="Times New Roman" w:eastAsia="FangSong" w:cs="Times New Roman"/>
+              </w:rPr>
+              <w:t>碳醛酮的亲核加成立体选择性</w:t>
+            </w:r>
+          </w:p>
+        </w:tc>
+      </w:tr>
+      <w:tr>
+        <w:tc>
+          <w:tcPr/>
+          <w:p>
+            <w:pPr>
+              <w:pStyle w:val="Compact"/>
+              <w:jc w:val="center"/>
+            </w:pPr>
+            <w:r>
+              <w:rPr>
+                <w:rFonts w:ascii="Times New Roman" w:hAnsi="Times New Roman" w:eastAsia="Times New Roman" w:cs="Times New Roman"/>
+              </w:rPr>
+              <w:t xml:space="preserve">§46 </w:t>
+            </w:r>
+            <w:r>
+              <w:rPr>
+                <w:rFonts w:hint="eastAsia" w:ascii="Times New Roman" w:hAnsi="Times New Roman" w:eastAsia="FangSong" w:cs="Times New Roman"/>
+              </w:rPr>
+              <w:t>羰基</w:t>
+            </w:r>
+            <w:r>
+              <w:rPr>
+                <w:rFonts w:hint="eastAsia" w:ascii="Times New Roman" w:hAnsi="Times New Roman" w:eastAsia="Times New Roman" w:cs="Times New Roman"/>
+              </w:rPr>
+              <w:t>α</w:t>
+            </w:r>
+            <w:r>
+              <w:rPr>
+                <w:rFonts w:hint="eastAsia" w:ascii="Times New Roman" w:hAnsi="Times New Roman" w:eastAsia="FangSong" w:cs="Times New Roman"/>
+              </w:rPr>
+              <w:t>位反应</w:t>
+            </w:r>
+            <w:r>
+              <w:rPr>
+                <w:rFonts w:ascii="Times New Roman" w:hAnsi="Times New Roman" w:eastAsia="Times New Roman" w:cs="Times New Roman"/>
+              </w:rPr>
+              <w:t xml:space="preserve"> · </w:t>
+            </w:r>
+            <w:r>
+              <w:rPr>
+                <w:rFonts w:hint="eastAsia" w:ascii="Times New Roman" w:hAnsi="Times New Roman" w:eastAsia="FangSong" w:cs="Times New Roman"/>
+              </w:rPr>
+              <w:t xml:space="preserve">缩合与</w:t>
+            </w:r>
+            <w:r>
+              <w:rPr>
+                <w:rFonts w:ascii="Times New Roman" w:hAnsi="Times New Roman" w:eastAsia="Times New Roman" w:cs="Times New Roman"/>
+              </w:rPr>
+              <w:t xml:space="preserve"> Wittig </w:t>
+            </w:r>
+            <w:r>
+              <w:rPr>
+                <w:rFonts w:hint="eastAsia" w:ascii="Times New Roman" w:hAnsi="Times New Roman" w:eastAsia="FangSong" w:cs="Times New Roman"/>
+              </w:rPr>
+              <w:t xml:space="preserve">烯化</w:t>
+            </w:r>
+          </w:p>
+        </w:tc>
+        <w:tc>
+          <w:tcPr/>
+          <w:p>
+            <w:pPr>
+              <w:pStyle w:val="Compact"/>
+              <w:jc w:val="center"/>
+            </w:pPr>
+            <w:r>
+              <w:rPr>
+                <w:rFonts w:hint="eastAsia" w:ascii="Times New Roman" w:hAnsi="Times New Roman" w:eastAsia="FangSong" w:cs="Times New Roman"/>
+              </w:rPr>
+              <w:t>能写出羟醛缩合</w:t>
+            </w:r>
+            <w:r>
+              <w:rPr>
+                <w:rFonts w:hint="eastAsia" w:ascii="Times New Roman" w:hAnsi="Times New Roman" w:eastAsia="Times New Roman" w:cs="Times New Roman"/>
+              </w:rPr>
+              <w:t>、Claisen</w:t>
+            </w:r>
+            <w:r>
+              <w:rPr>
+                <w:rFonts w:hint="eastAsia" w:ascii="Times New Roman" w:hAnsi="Times New Roman" w:eastAsia="FangSong" w:cs="Times New Roman"/>
+              </w:rPr>
+              <w:t>缩合</w:t>
+            </w:r>
+            <w:r>
+              <w:rPr>
+                <w:rFonts w:hint="eastAsia" w:ascii="Times New Roman" w:hAnsi="Times New Roman" w:eastAsia="Times New Roman" w:cs="Times New Roman"/>
+              </w:rPr>
+              <w:t>、Dieckmann</w:t>
+            </w:r>
+            <w:r>
+              <w:rPr>
+                <w:rFonts w:hint="eastAsia" w:ascii="Times New Roman" w:hAnsi="Times New Roman" w:eastAsia="FangSong" w:cs="Times New Roman"/>
+              </w:rPr>
+              <w:t>缩合</w:t>
+            </w:r>
+            <w:r>
+              <w:rPr>
+                <w:rFonts w:hint="eastAsia" w:ascii="Times New Roman" w:hAnsi="Times New Roman" w:eastAsia="Times New Roman" w:cs="Times New Roman"/>
+              </w:rPr>
+              <w:t>、Wittig</w:t>
+            </w:r>
+            <w:r>
+              <w:rPr>
+                <w:rFonts w:hint="eastAsia" w:ascii="Times New Roman" w:hAnsi="Times New Roman" w:eastAsia="FangSong" w:cs="Times New Roman"/>
+              </w:rPr>
+              <w:t>反应的机理与产物</w:t>
+            </w:r>
+          </w:p>
+        </w:tc>
+      </w:tr>
+      <w:tr>
+        <w:tc>
+          <w:tcPr/>
+          <w:p>
+            <w:pPr>
+              <w:pStyle w:val="Compact"/>
+              <w:jc w:val="center"/>
+            </w:pPr>
+            <w:r>
+              <w:rPr>
+                <w:rFonts w:ascii="Times New Roman" w:hAnsi="Times New Roman" w:eastAsia="Times New Roman" w:cs="Times New Roman"/>
+              </w:rPr>
+              <w:t xml:space="preserve">§50 </w:t>
+            </w:r>
+            <w:r>
+              <w:rPr>
+                <w:rFonts w:hint="eastAsia" w:ascii="Times New Roman" w:hAnsi="Times New Roman" w:eastAsia="FangSong" w:cs="Times New Roman"/>
+              </w:rPr>
+              <w:t xml:space="preserve">有机合成</w:t>
+            </w:r>
+            <w:r>
+              <w:rPr>
+                <w:rFonts w:ascii="Times New Roman" w:hAnsi="Times New Roman" w:eastAsia="Times New Roman" w:cs="Times New Roman"/>
+              </w:rPr>
+              <w:t xml:space="preserve"> · </w:t>
+            </w:r>
+            <w:r>
+              <w:rPr>
+                <w:rFonts w:hint="eastAsia" w:ascii="Times New Roman" w:hAnsi="Times New Roman" w:eastAsia="FangSong" w:cs="Times New Roman"/>
+              </w:rPr>
+              <w:t xml:space="preserve">羰基多步合成路线</w:t>
+            </w:r>
+          </w:p>
+        </w:tc>
+        <w:tc>
+          <w:tcPr/>
+          <w:p>
+            <w:pPr>
+              <w:pStyle w:val="Compact"/>
+              <w:jc w:val="center"/>
+            </w:pPr>
+            <w:r>
+              <w:rPr>
+                <w:rFonts w:hint="eastAsia" w:ascii="Times New Roman" w:hAnsi="Times New Roman" w:eastAsia="FangSong" w:cs="Times New Roman"/>
+              </w:rPr>
+              <w:t>能设计基于羰基化学的多步合成路线</w:t>
+            </w:r>
+            <w:r>
+              <w:rPr>
+                <w:rFonts w:hint="eastAsia" w:ascii="Times New Roman" w:hAnsi="Times New Roman" w:eastAsia="Times New Roman" w:cs="Times New Roman"/>
+              </w:rPr>
+              <w:t>（</w:t>
+            </w:r>
+            <w:r>
+              <w:rPr>
+                <w:rFonts w:hint="eastAsia" w:ascii="Times New Roman" w:hAnsi="Times New Roman" w:eastAsia="FangSong" w:cs="Times New Roman"/>
+              </w:rPr>
+              <w:t>碳链增长</w:t>
+            </w:r>
+            <w:r>
+              <w:rPr>
+                <w:rFonts w:hint="eastAsia" w:ascii="Times New Roman" w:hAnsi="Times New Roman" w:eastAsia="Times New Roman" w:cs="Times New Roman"/>
+              </w:rPr>
+              <w:t>/</w:t>
+            </w:r>
+            <w:r>
+              <w:rPr>
+                <w:rFonts w:hint="eastAsia" w:ascii="Times New Roman" w:hAnsi="Times New Roman" w:eastAsia="FangSong" w:cs="Times New Roman"/>
+              </w:rPr>
+              <w:t>官能团转化</w:t>
+            </w:r>
+            <w:r>
+              <w:rPr>
+                <w:rFonts w:hint="eastAsia" w:ascii="Times New Roman" w:hAnsi="Times New Roman" w:eastAsia="Times New Roman" w:cs="Times New Roman"/>
+              </w:rPr>
+              <w:t>）</w:t>
+            </w:r>
+          </w:p>
+        </w:tc>
+      </w:tr>
+    </w:tbl>
     <w:p>
       <w:pPr>
         <w:spacing w:before="160" w:after="80"/>
@@ -5600,7 +5914,7 @@
         <w:pStyle w:val="Compact"/>
         <w:numPr>
           <w:ilvl w:val="0"/>
-          <w:numId w:val="1002"/>
+          <w:numId w:val="1001"/>
         </w:numPr>
       </w:pPr>
       <w:r>
@@ -5678,7 +5992,7 @@
         <w:pStyle w:val="Compact"/>
         <w:numPr>
           <w:ilvl w:val="0"/>
-          <w:numId w:val="1002"/>
+          <w:numId w:val="1001"/>
         </w:numPr>
       </w:pPr>
       <w:r>
@@ -13067,7 +13381,7 @@
         <w:pStyle w:val="Compact"/>
         <w:numPr>
           <w:ilvl w:val="0"/>
-          <w:numId w:val="1003"/>
+          <w:numId w:val="1002"/>
         </w:numPr>
       </w:pPr>
       <w:r>
@@ -13158,7 +13472,7 @@
         <w:pStyle w:val="Compact"/>
         <w:numPr>
           <w:ilvl w:val="0"/>
-          <w:numId w:val="1003"/>
+          <w:numId w:val="1002"/>
         </w:numPr>
       </w:pPr>
       <w:r>
@@ -23489,7 +23803,7 @@
         <w:pStyle w:val="Compact"/>
         <w:numPr>
           <w:ilvl w:val="0"/>
-          <w:numId w:val="1004"/>
+          <w:numId w:val="1003"/>
         </w:numPr>
       </w:pPr>
       <w:r>
@@ -23558,7 +23872,7 @@
         <w:pStyle w:val="Compact"/>
         <w:numPr>
           <w:ilvl w:val="0"/>
-          <w:numId w:val="1004"/>
+          <w:numId w:val="1003"/>
         </w:numPr>
       </w:pPr>
       <w:r>
@@ -23669,7 +23983,7 @@
         <w:pStyle w:val="Compact"/>
         <w:numPr>
           <w:ilvl w:val="0"/>
-          <w:numId w:val="1004"/>
+          <w:numId w:val="1003"/>
         </w:numPr>
       </w:pPr>
       <w:r>
@@ -26896,9 +27210,6 @@
     <w:abstractNumId w:val="991"/>
   </w:num>
   <w:num w:numId="1003">
-    <w:abstractNumId w:val="991"/>
-  </w:num>
-  <w:num w:numId="1004">
     <w:abstractNumId w:val="991"/>
   </w:num>
 </w:numbering>

--- a/06-学生侧材料/讲义/6-有机化学/醛酮羧酸.docx
+++ b/06-学生侧材料/讲义/6-有机化学/醛酮羧酸.docx
@@ -1323,7 +1323,7 @@
     </w:p>
     <w:p>
       <w:pPr>
-        <w:pStyle w:val="BodyText"/>
+        <w:pStyle w:val="BlockText"/>
       </w:pPr>
       <w:r>
         <w:rPr>
@@ -1658,6 +1658,303 @@
           <w:rFonts w:hint="eastAsia" w:ascii="Times New Roman" w:hAnsi="Times New Roman" w:eastAsia="Times New Roman" w:cs="Times New Roman"/>
         </w:rPr>
         <w:t>。</w:t>
+      </w:r>
+    </w:p>
+    <w:p>
+      <w:pPr>
+        <w:pStyle w:val="FirstParagraph"/>
+      </w:pPr>
+      <w:r>
+        <w:rPr>
+          <w:rFonts w:hint="eastAsia" w:ascii="Times New Roman" w:hAnsi="Times New Roman" w:eastAsia="FangSong" w:cs="Times New Roman"/>
+          <w:b/>
+          <w:bCs/>
+        </w:rPr>
+        <w:t>羰基</w:t>
+      </w:r>
+      <w:r>
+        <w:rPr>
+          <w:rFonts w:hint="eastAsia" w:ascii="Times New Roman" w:hAnsi="Times New Roman" w:eastAsia="Times New Roman" w:cs="Times New Roman"/>
+          <w:b/>
+          <w:bCs/>
+        </w:rPr>
+        <w:t>α-H</w:t>
+      </w:r>
+      <w:r>
+        <w:rPr>
+          <w:rFonts w:hint="eastAsia" w:ascii="Times New Roman" w:hAnsi="Times New Roman" w:eastAsia="FangSong" w:cs="Times New Roman"/>
+          <w:b/>
+          <w:bCs/>
+        </w:rPr>
+        <w:t>的酸性</w:t>
+      </w:r>
+      <w:r>
+        <w:rPr>
+          <w:rFonts w:hint="eastAsia" w:ascii="Times New Roman" w:hAnsi="Times New Roman" w:eastAsia="Times New Roman" w:cs="Times New Roman"/>
+        </w:rPr>
+        <w:t xml:space="preserve">：</w:t>
+      </w:r>
+      <w:r>
+        <w:rPr>
+          <w:rFonts w:ascii="Times New Roman" w:hAnsi="Times New Roman" w:eastAsia="Times New Roman" w:cs="Times New Roman"/>
+        </w:rPr>
+        <w:t xml:space="preserve"> </w:t>
+      </w:r>
+      <w:r>
+        <w:rPr>
+          <w:rFonts w:hint="eastAsia" w:ascii="Times New Roman" w:hAnsi="Times New Roman" w:eastAsia="FangSong" w:cs="Times New Roman"/>
+        </w:rPr>
+        <w:t>醛</w:t>
+      </w:r>
+      <w:r>
+        <w:rPr>
+          <w:rFonts w:hint="eastAsia" w:ascii="Times New Roman" w:hAnsi="Times New Roman" w:eastAsia="Times New Roman" w:cs="Times New Roman"/>
+        </w:rPr>
+        <w:t>/</w:t>
+      </w:r>
+      <w:r>
+        <w:rPr>
+          <w:rFonts w:hint="eastAsia" w:ascii="Times New Roman" w:hAnsi="Times New Roman" w:eastAsia="FangSong" w:cs="Times New Roman"/>
+        </w:rPr>
+        <w:t>酮的</w:t>
+      </w:r>
+      <w:r>
+        <w:rPr>
+          <w:rFonts w:hint="eastAsia" w:ascii="Times New Roman" w:hAnsi="Times New Roman" w:eastAsia="Times New Roman" w:cs="Times New Roman"/>
+        </w:rPr>
+        <w:t>α-H</w:t>
+      </w:r>
+      <w:r>
+        <w:rPr>
+          <w:rFonts w:hint="eastAsia" w:ascii="Times New Roman" w:hAnsi="Times New Roman" w:eastAsia="FangSong" w:cs="Times New Roman"/>
+        </w:rPr>
+        <w:t>有弱酸性</w:t>
+      </w:r>
+      <w:r>
+        <w:rPr>
+          <w:rFonts w:hint="eastAsia" w:ascii="Times New Roman" w:hAnsi="Times New Roman" w:eastAsia="Times New Roman" w:cs="Times New Roman"/>
+        </w:rPr>
+        <w:t>（pKa≈17-20），</w:t>
+      </w:r>
+      <w:r>
+        <w:rPr>
+          <w:rFonts w:hint="eastAsia" w:ascii="Times New Roman" w:hAnsi="Times New Roman" w:eastAsia="FangSong" w:cs="Times New Roman"/>
+        </w:rPr>
+        <w:t>可被强碱</w:t>
+      </w:r>
+      <w:r>
+        <w:rPr>
+          <w:rFonts w:hint="eastAsia" w:ascii="Times New Roman" w:hAnsi="Times New Roman" w:eastAsia="Times New Roman" w:cs="Times New Roman"/>
+        </w:rPr>
+        <w:t>（</w:t>
+      </w:r>
+      <w:r>
+        <w:rPr>
+          <w:rFonts w:hint="eastAsia" w:ascii="Times New Roman" w:hAnsi="Times New Roman" w:eastAsia="FangSong" w:cs="Times New Roman"/>
+        </w:rPr>
+        <w:t>如</w:t>
+      </w:r>
+      <w:r>
+        <w:rPr>
+          <w:rFonts w:hint="eastAsia" w:ascii="Times New Roman" w:hAnsi="Times New Roman" w:eastAsia="Times New Roman" w:cs="Times New Roman"/>
+        </w:rPr>
+        <w:t>LDA、NaH、EtONa）</w:t>
+      </w:r>
+      <w:r>
+        <w:rPr>
+          <w:rFonts w:hint="eastAsia" w:ascii="Times New Roman" w:hAnsi="Times New Roman" w:eastAsia="FangSong" w:cs="Times New Roman"/>
+        </w:rPr>
+        <w:t>夺去生成烯醇负离子</w:t>
+      </w:r>
+      <w:r>
+        <w:rPr>
+          <w:rFonts w:hint="eastAsia" w:ascii="Times New Roman" w:hAnsi="Times New Roman" w:eastAsia="Times New Roman" w:cs="Times New Roman"/>
+        </w:rPr>
+        <w:t>——</w:t>
+      </w:r>
+      <w:r>
+        <w:rPr>
+          <w:rFonts w:hint="eastAsia" w:ascii="Times New Roman" w:hAnsi="Times New Roman" w:eastAsia="FangSong" w:cs="Times New Roman"/>
+        </w:rPr>
+        <w:t>这是碳负离子化学的起点</w:t>
+      </w:r>
+      <w:r>
+        <w:rPr>
+          <w:rFonts w:hint="eastAsia" w:ascii="Times New Roman" w:hAnsi="Times New Roman" w:eastAsia="Times New Roman" w:cs="Times New Roman"/>
+        </w:rPr>
+        <w:t>。</w:t>
+      </w:r>
+    </w:p>
+    <w:p>
+      <w:pPr>
+        <w:pStyle w:val="BlockText"/>
+      </w:pPr>
+      <w:r>
+        <w:rPr>
+          <w:rFonts w:hint="eastAsia" w:ascii="Times New Roman" w:hAnsi="Times New Roman" w:eastAsia="FangSong" w:cs="Times New Roman"/>
+          <w:b/>
+          <w:bCs/>
+        </w:rPr>
+        <w:t xml:space="preserve">竞赛必考</w:t>
+      </w:r>
+      <w:r>
+        <w:rPr>
+          <w:rFonts w:hint="eastAsia" w:ascii="Times New Roman" w:hAnsi="Times New Roman" w:eastAsia="Times New Roman" w:cs="Times New Roman"/>
+        </w:rPr>
+        <w:t>：α-H</w:t>
+      </w:r>
+      <w:r>
+        <w:rPr>
+          <w:rFonts w:hint="eastAsia" w:ascii="Times New Roman" w:hAnsi="Times New Roman" w:eastAsia="FangSong" w:cs="Times New Roman"/>
+        </w:rPr>
+        <w:t>的酸性</w:t>
+      </w:r>
+      <w:r>
+        <w:rPr>
+          <w:rFonts w:hint="eastAsia" w:ascii="Times New Roman" w:hAnsi="Times New Roman" w:eastAsia="Times New Roman" w:cs="Times New Roman"/>
+        </w:rPr>
+        <w:t>：β-</w:t>
+      </w:r>
+      <w:r>
+        <w:rPr>
+          <w:rFonts w:hint="eastAsia" w:ascii="Times New Roman" w:hAnsi="Times New Roman" w:eastAsia="FangSong" w:cs="Times New Roman"/>
+        </w:rPr>
+        <w:t>二羰基化合物</w:t>
+      </w:r>
+      <w:r>
+        <w:rPr>
+          <w:rFonts w:hint="eastAsia" w:ascii="Times New Roman" w:hAnsi="Times New Roman" w:eastAsia="Times New Roman" w:cs="Times New Roman"/>
+        </w:rPr>
+        <w:t>(pKa≈9-13)</w:t>
+      </w:r>
+      <w:r>
+        <w:rPr>
+          <w:rFonts w:ascii="Times New Roman" w:hAnsi="Times New Roman" w:eastAsia="Times New Roman" w:cs="Times New Roman"/>
+        </w:rPr>
+        <w:t xml:space="preserve"> &gt; </w:t>
+      </w:r>
+      <w:r>
+        <w:rPr>
+          <w:rFonts w:hint="eastAsia" w:ascii="Times New Roman" w:hAnsi="Times New Roman" w:eastAsia="FangSong" w:cs="Times New Roman"/>
+        </w:rPr>
+        <w:t>醛</w:t>
+      </w:r>
+      <w:r>
+        <w:rPr>
+          <w:rFonts w:hint="eastAsia" w:ascii="Times New Roman" w:hAnsi="Times New Roman" w:eastAsia="Times New Roman" w:cs="Times New Roman"/>
+        </w:rPr>
+        <w:t>/</w:t>
+      </w:r>
+      <w:r>
+        <w:rPr>
+          <w:rFonts w:hint="eastAsia" w:ascii="Times New Roman" w:hAnsi="Times New Roman" w:eastAsia="FangSong" w:cs="Times New Roman"/>
+        </w:rPr>
+        <w:t>酮</w:t>
+      </w:r>
+      <w:r>
+        <w:rPr>
+          <w:rFonts w:hint="eastAsia" w:ascii="Times New Roman" w:hAnsi="Times New Roman" w:eastAsia="Times New Roman" w:cs="Times New Roman"/>
+        </w:rPr>
+        <w:t>(pKa≈17-20)</w:t>
+      </w:r>
+      <w:r>
+        <w:rPr>
+          <w:rFonts w:ascii="Times New Roman" w:hAnsi="Times New Roman" w:eastAsia="Times New Roman" w:cs="Times New Roman"/>
+        </w:rPr>
+        <w:t xml:space="preserve"> &gt; </w:t>
+      </w:r>
+      <w:r>
+        <w:rPr>
+          <w:rFonts w:hint="eastAsia" w:ascii="Times New Roman" w:hAnsi="Times New Roman" w:eastAsia="FangSong" w:cs="Times New Roman"/>
+        </w:rPr>
+        <w:t>酯</w:t>
+      </w:r>
+      <w:r>
+        <w:rPr>
+          <w:rFonts w:hint="eastAsia" w:ascii="Times New Roman" w:hAnsi="Times New Roman" w:eastAsia="Times New Roman" w:cs="Times New Roman"/>
+        </w:rPr>
+        <w:t>(pKa≈25)。</w:t>
+      </w:r>
+      <w:r>
+        <w:rPr>
+          <w:rFonts w:hint="eastAsia" w:ascii="Times New Roman" w:hAnsi="Times New Roman" w:eastAsia="FangSong" w:cs="Times New Roman"/>
+        </w:rPr>
+        <w:t>乙酰乙酸乙酯的亚甲基</w:t>
+      </w:r>
+      <w:r>
+        <w:rPr>
+          <w:rFonts w:hint="eastAsia" w:ascii="Times New Roman" w:hAnsi="Times New Roman" w:eastAsia="Times New Roman" w:cs="Times New Roman"/>
+        </w:rPr>
+        <w:t>H</w:t>
+      </w:r>
+      <w:r>
+        <w:rPr>
+          <w:rFonts w:ascii="Times New Roman" w:hAnsi="Times New Roman" w:eastAsia="Times New Roman" w:cs="Times New Roman"/>
+        </w:rPr>
+        <w:t xml:space="preserve"> </w:t>
+      </w:r>
+      <w:r>
+        <w:rPr>
+          <w:rFonts w:hint="eastAsia" w:ascii="Times New Roman" w:hAnsi="Times New Roman" w:eastAsia="Times New Roman" w:cs="Times New Roman"/>
+        </w:rPr>
+        <w:t>pKa≈11，</w:t>
+      </w:r>
+      <w:r>
+        <w:rPr>
+          <w:rFonts w:hint="eastAsia" w:ascii="Times New Roman" w:hAnsi="Times New Roman" w:eastAsia="FangSong" w:cs="Times New Roman"/>
+        </w:rPr>
+        <w:t>可被乙醇钠夺去</w:t>
+      </w:r>
+      <w:r>
+        <w:rPr>
+          <w:rFonts w:hint="eastAsia" w:ascii="Times New Roman" w:hAnsi="Times New Roman" w:eastAsia="Times New Roman" w:cs="Times New Roman"/>
+        </w:rPr>
+        <w:t>。</w:t>
+      </w:r>
+    </w:p>
+    <w:p>
+      <w:pPr>
+        <w:pStyle w:val="FirstParagraph"/>
+      </w:pPr>
+      <w:r>
+        <w:rPr>
+          <w:rFonts w:ascii="Times New Roman" w:hAnsi="Times New Roman" w:eastAsia="Times New Roman" w:cs="Times New Roman"/>
+          <w:b/>
+          <w:bCs/>
+        </w:rPr>
+        <w:t xml:space="preserve">1.1.2 </w:t>
+      </w:r>
+      <w:r>
+        <w:rPr>
+          <w:rFonts w:hint="eastAsia" w:ascii="Times New Roman" w:hAnsi="Times New Roman" w:eastAsia="FangSong" w:cs="Times New Roman"/>
+          <w:b/>
+          <w:bCs/>
+        </w:rPr>
+        <w:t>醛酮的亲核加成</w:t>
+      </w:r>
+      <w:r>
+        <w:rPr>
+          <w:rFonts w:hint="eastAsia" w:ascii="Times New Roman" w:hAnsi="Times New Roman" w:eastAsia="Times New Roman" w:cs="Times New Roman"/>
+          <w:b/>
+          <w:bCs/>
+        </w:rPr>
+        <w:t>（</w:t>
+      </w:r>
+      <w:r>
+        <w:rPr>
+          <w:rFonts w:hint="eastAsia" w:ascii="Times New Roman" w:hAnsi="Times New Roman" w:eastAsia="FangSong" w:cs="Times New Roman"/>
+          <w:b/>
+          <w:bCs/>
+        </w:rPr>
+        <w:t>核心机理</w:t>
+      </w:r>
+      <w:r>
+        <w:rPr>
+          <w:rFonts w:hint="eastAsia" w:ascii="Times New Roman" w:hAnsi="Times New Roman" w:eastAsia="Times New Roman" w:cs="Times New Roman"/>
+          <w:b/>
+          <w:bCs/>
+        </w:rPr>
+        <w:t>）</w:t>
       </w:r>
     </w:p>
     <w:p>
@@ -1670,77 +1967,7 @@
           <w:b/>
           <w:bCs/>
         </w:rPr>
-        <w:t>羰基</w:t>
-      </w:r>
-      <w:r>
-        <w:rPr>
-          <w:rFonts w:hint="eastAsia" w:ascii="Times New Roman" w:hAnsi="Times New Roman" w:eastAsia="Times New Roman" w:cs="Times New Roman"/>
-          <w:b/>
-          <w:bCs/>
-        </w:rPr>
-        <w:t>α-H</w:t>
-      </w:r>
-      <w:r>
-        <w:rPr>
-          <w:rFonts w:hint="eastAsia" w:ascii="Times New Roman" w:hAnsi="Times New Roman" w:eastAsia="FangSong" w:cs="Times New Roman"/>
-          <w:b/>
-          <w:bCs/>
-        </w:rPr>
-        <w:t>的酸性</w:t>
-      </w:r>
-      <w:r>
-        <w:rPr>
-          <w:rFonts w:hint="eastAsia" w:ascii="Times New Roman" w:hAnsi="Times New Roman" w:eastAsia="Times New Roman" w:cs="Times New Roman"/>
-        </w:rPr>
-        <w:t xml:space="preserve">：</w:t>
-      </w:r>
-      <w:r>
-        <w:rPr>
-          <w:rFonts w:ascii="Times New Roman" w:hAnsi="Times New Roman" w:eastAsia="Times New Roman" w:cs="Times New Roman"/>
-        </w:rPr>
-        <w:t xml:space="preserve"> </w:t>
-      </w:r>
-      <w:r>
-        <w:rPr>
-          <w:rFonts w:hint="eastAsia" w:ascii="Times New Roman" w:hAnsi="Times New Roman" w:eastAsia="FangSong" w:cs="Times New Roman"/>
-        </w:rPr>
-        <w:t>醛</w:t>
-      </w:r>
-      <w:r>
-        <w:rPr>
-          <w:rFonts w:hint="eastAsia" w:ascii="Times New Roman" w:hAnsi="Times New Roman" w:eastAsia="Times New Roman" w:cs="Times New Roman"/>
-        </w:rPr>
-        <w:t>/</w:t>
-      </w:r>
-      <w:r>
-        <w:rPr>
-          <w:rFonts w:hint="eastAsia" w:ascii="Times New Roman" w:hAnsi="Times New Roman" w:eastAsia="FangSong" w:cs="Times New Roman"/>
-        </w:rPr>
-        <w:t>酮的</w:t>
-      </w:r>
-      <w:r>
-        <w:rPr>
-          <w:rFonts w:hint="eastAsia" w:ascii="Times New Roman" w:hAnsi="Times New Roman" w:eastAsia="Times New Roman" w:cs="Times New Roman"/>
-        </w:rPr>
-        <w:t>α-H</w:t>
-      </w:r>
-      <w:r>
-        <w:rPr>
-          <w:rFonts w:hint="eastAsia" w:ascii="Times New Roman" w:hAnsi="Times New Roman" w:eastAsia="FangSong" w:cs="Times New Roman"/>
-        </w:rPr>
-        <w:t>有弱酸性</w:t>
-      </w:r>
-      <w:r>
-        <w:rPr>
-          <w:rFonts w:hint="eastAsia" w:ascii="Times New Roman" w:hAnsi="Times New Roman" w:eastAsia="Times New Roman" w:cs="Times New Roman"/>
-        </w:rPr>
-        <w:t>（pKa≈17-20），</w:t>
-      </w:r>
-      <w:r>
-        <w:rPr>
-          <w:rFonts w:hint="eastAsia" w:ascii="Times New Roman" w:hAnsi="Times New Roman" w:eastAsia="FangSong" w:cs="Times New Roman"/>
-        </w:rPr>
-        <w:t>可被强碱</w:t>
+        <w:t xml:space="preserve">通用机理</w:t>
       </w:r>
       <w:r>
         <w:rPr>
@@ -1752,37 +1979,25 @@
         <w:rPr>
           <w:rFonts w:hint="eastAsia" w:ascii="Times New Roman" w:hAnsi="Times New Roman" w:eastAsia="FangSong" w:cs="Times New Roman"/>
         </w:rPr>
-        <w:t>如</w:t>
-      </w:r>
-      <w:r>
-        <w:rPr>
-          <w:rFonts w:hint="eastAsia" w:ascii="Times New Roman" w:hAnsi="Times New Roman" w:eastAsia="Times New Roman" w:cs="Times New Roman"/>
-        </w:rPr>
-        <w:t>LDA、NaH、EtONa）</w:t>
-      </w:r>
-      <w:r>
-        <w:rPr>
-          <w:rFonts w:hint="eastAsia" w:ascii="Times New Roman" w:hAnsi="Times New Roman" w:eastAsia="FangSong" w:cs="Times New Roman"/>
-        </w:rPr>
-        <w:t>夺去生成烯醇负离子</w:t>
-      </w:r>
-      <w:r>
-        <w:rPr>
-          <w:rFonts w:hint="eastAsia" w:ascii="Times New Roman" w:hAnsi="Times New Roman" w:eastAsia="Times New Roman" w:cs="Times New Roman"/>
-        </w:rPr>
-        <w:t>——</w:t>
-      </w:r>
-      <w:r>
-        <w:rPr>
-          <w:rFonts w:hint="eastAsia" w:ascii="Times New Roman" w:hAnsi="Times New Roman" w:eastAsia="FangSong" w:cs="Times New Roman"/>
-        </w:rPr>
-        <w:t>这是碳负离子化学的起点</w:t>
-      </w:r>
-      <w:r>
-        <w:rPr>
-          <w:rFonts w:hint="eastAsia" w:ascii="Times New Roman" w:hAnsi="Times New Roman" w:eastAsia="Times New Roman" w:cs="Times New Roman"/>
-        </w:rPr>
-        <w:t>。</w:t>
+        <w:t>以</w:t>
+      </w:r>
+      <w:r>
+        <w:rPr>
+          <w:rFonts w:ascii="Times New Roman" w:hAnsi="Times New Roman" w:eastAsia="Times New Roman" w:cs="Times New Roman"/>
+        </w:rPr>
+        <w:t xml:space="preserve"> RMgX </w:t>
+      </w:r>
+      <w:r>
+        <w:rPr>
+          <w:rFonts w:hint="eastAsia" w:ascii="Times New Roman" w:hAnsi="Times New Roman" w:eastAsia="FangSong" w:cs="Times New Roman"/>
+        </w:rPr>
+        <w:t>为例</w:t>
+      </w:r>
+      <w:r>
+        <w:rPr>
+          <w:rFonts w:hint="eastAsia" w:ascii="Times New Roman" w:hAnsi="Times New Roman" w:eastAsia="Times New Roman" w:cs="Times New Roman"/>
+        </w:rPr>
+        <w:t>）：</w:t>
       </w:r>
     </w:p>
     <w:p>
@@ -1791,125 +2006,100 @@
       </w:pPr>
       <w:r>
         <w:rPr>
-          <w:rFonts w:hint="eastAsia" w:ascii="Times New Roman" w:hAnsi="Times New Roman" w:eastAsia="FangSong" w:cs="Times New Roman"/>
-          <w:b/>
-          <w:bCs/>
-        </w:rPr>
-        <w:t xml:space="preserve">竞赛必考</w:t>
-      </w:r>
-      <w:r>
-        <w:rPr>
-          <w:rFonts w:hint="eastAsia" w:ascii="Times New Roman" w:hAnsi="Times New Roman" w:eastAsia="Times New Roman" w:cs="Times New Roman"/>
-        </w:rPr>
-        <w:t>：α-H</w:t>
-      </w:r>
-      <w:r>
-        <w:rPr>
-          <w:rFonts w:hint="eastAsia" w:ascii="Times New Roman" w:hAnsi="Times New Roman" w:eastAsia="FangSong" w:cs="Times New Roman"/>
-        </w:rPr>
-        <w:t>的酸性</w:t>
-      </w:r>
-      <w:r>
-        <w:rPr>
-          <w:rFonts w:hint="eastAsia" w:ascii="Times New Roman" w:hAnsi="Times New Roman" w:eastAsia="Times New Roman" w:cs="Times New Roman"/>
-        </w:rPr>
-        <w:t>：β-</w:t>
-      </w:r>
-      <w:r>
-        <w:rPr>
-          <w:rFonts w:hint="eastAsia" w:ascii="Times New Roman" w:hAnsi="Times New Roman" w:eastAsia="FangSong" w:cs="Times New Roman"/>
-        </w:rPr>
-        <w:t>二羰基化合物</w:t>
-      </w:r>
-      <w:r>
-        <w:rPr>
-          <w:rFonts w:hint="eastAsia" w:ascii="Times New Roman" w:hAnsi="Times New Roman" w:eastAsia="Times New Roman" w:cs="Times New Roman"/>
-        </w:rPr>
-        <w:t>(pKa≈9-13)</w:t>
-      </w:r>
-      <w:r>
-        <w:rPr>
-          <w:rFonts w:ascii="Times New Roman" w:hAnsi="Times New Roman" w:eastAsia="Times New Roman" w:cs="Times New Roman"/>
-        </w:rPr>
-        <w:t xml:space="preserve"> &gt; </w:t>
-      </w:r>
-      <w:r>
-        <w:rPr>
-          <w:rFonts w:hint="eastAsia" w:ascii="Times New Roman" w:hAnsi="Times New Roman" w:eastAsia="FangSong" w:cs="Times New Roman"/>
-        </w:rPr>
-        <w:t>醛</w:t>
-      </w:r>
-      <w:r>
-        <w:rPr>
-          <w:rFonts w:hint="eastAsia" w:ascii="Times New Roman" w:hAnsi="Times New Roman" w:eastAsia="Times New Roman" w:cs="Times New Roman"/>
-        </w:rPr>
-        <w:t>/</w:t>
-      </w:r>
-      <w:r>
-        <w:rPr>
-          <w:rFonts w:hint="eastAsia" w:ascii="Times New Roman" w:hAnsi="Times New Roman" w:eastAsia="FangSong" w:cs="Times New Roman"/>
-        </w:rPr>
-        <w:t>酮</w:t>
-      </w:r>
-      <w:r>
-        <w:rPr>
-          <w:rFonts w:hint="eastAsia" w:ascii="Times New Roman" w:hAnsi="Times New Roman" w:eastAsia="Times New Roman" w:cs="Times New Roman"/>
-        </w:rPr>
-        <w:t>(pKa≈17-20)</w:t>
-      </w:r>
-      <w:r>
-        <w:rPr>
-          <w:rFonts w:ascii="Times New Roman" w:hAnsi="Times New Roman" w:eastAsia="Times New Roman" w:cs="Times New Roman"/>
-        </w:rPr>
-        <w:t xml:space="preserve"> &gt; </w:t>
-      </w:r>
-      <w:r>
-        <w:rPr>
-          <w:rFonts w:hint="eastAsia" w:ascii="Times New Roman" w:hAnsi="Times New Roman" w:eastAsia="FangSong" w:cs="Times New Roman"/>
-        </w:rPr>
-        <w:t>酯</w:t>
-      </w:r>
-      <w:r>
-        <w:rPr>
-          <w:rFonts w:hint="eastAsia" w:ascii="Times New Roman" w:hAnsi="Times New Roman" w:eastAsia="Times New Roman" w:cs="Times New Roman"/>
-        </w:rPr>
-        <w:t>(pKa≈25)。</w:t>
-      </w:r>
-      <w:r>
-        <w:rPr>
-          <w:rFonts w:hint="eastAsia" w:ascii="Times New Roman" w:hAnsi="Times New Roman" w:eastAsia="FangSong" w:cs="Times New Roman"/>
-        </w:rPr>
-        <w:t>乙酰乙酸乙酯的亚甲基</w:t>
-      </w:r>
-      <w:r>
-        <w:rPr>
-          <w:rFonts w:hint="eastAsia" w:ascii="Times New Roman" w:hAnsi="Times New Roman" w:eastAsia="Times New Roman" w:cs="Times New Roman"/>
-        </w:rPr>
-        <w:t>H</w:t>
-      </w:r>
-      <w:r>
-        <w:rPr>
-          <w:rFonts w:ascii="Times New Roman" w:hAnsi="Times New Roman" w:eastAsia="Times New Roman" w:cs="Times New Roman"/>
-        </w:rPr>
-        <w:t xml:space="preserve"> </w:t>
-      </w:r>
-      <w:r>
-        <w:rPr>
-          <w:rFonts w:hint="eastAsia" w:ascii="Times New Roman" w:hAnsi="Times New Roman" w:eastAsia="Times New Roman" w:cs="Times New Roman"/>
-        </w:rPr>
-        <w:t>pKa≈11，</w:t>
-      </w:r>
-      <w:r>
-        <w:rPr>
-          <w:rFonts w:hint="eastAsia" w:ascii="Times New Roman" w:hAnsi="Times New Roman" w:eastAsia="FangSong" w:cs="Times New Roman"/>
-        </w:rPr>
-        <w:t>可被乙醇钠夺去</w:t>
-      </w:r>
-      <w:r>
-        <w:rPr>
-          <w:rFonts w:hint="eastAsia" w:ascii="Times New Roman" w:hAnsi="Times New Roman" w:eastAsia="Times New Roman" w:cs="Times New Roman"/>
-        </w:rPr>
-        <w:t>。</w:t>
+          <w:rFonts w:ascii="Times New Roman" w:hAnsi="Times New Roman" w:eastAsia="Times New Roman" w:cs="Times New Roman"/>
+        </w:rPr>
+        <w:t>R</w:t>
+      </w:r>
+      <w:r>
+        <w:rPr>
+          <w:rFonts w:ascii="Times New Roman" w:hAnsi="Times New Roman" w:eastAsia="Times New Roman" w:cs="Times New Roman"/>
+          <w:vertAlign w:val="subscript"/>
+        </w:rPr>
+        <w:t>2</w:t>
+      </w:r>
+      <w:r>
+        <w:rPr>
+          <w:rFonts w:ascii="Times New Roman" w:hAnsi="Times New Roman" w:eastAsia="Times New Roman" w:cs="Times New Roman"/>
+        </w:rPr>
+        <w:t>C=O + Nu</w:t>
+      </w:r>
+      <w:r>
+        <w:rPr>
+          <w:rFonts w:ascii="Times New Roman" w:hAnsi="Times New Roman" w:eastAsia="Times New Roman" w:cs="Times New Roman"/>
+          <w:vertAlign w:val="superscript"/>
+        </w:rPr>
+        <w:t>-</w:t>
+      </w:r>
+      <w:r>
+        <w:rPr>
+          <w:rFonts w:ascii="Times New Roman" w:hAnsi="Times New Roman" w:eastAsia="Times New Roman" w:cs="Times New Roman"/>
+        </w:rPr>
+        <w:t xml:space="preserve"> → R</w:t>
+      </w:r>
+      <w:r>
+        <w:rPr>
+          <w:rFonts w:ascii="Times New Roman" w:hAnsi="Times New Roman" w:eastAsia="Times New Roman" w:cs="Times New Roman"/>
+          <w:vertAlign w:val="subscript"/>
+        </w:rPr>
+        <w:t>2</w:t>
+      </w:r>
+      <w:r>
+        <w:rPr>
+          <w:rFonts w:ascii="Times New Roman" w:hAnsi="Times New Roman" w:eastAsia="Times New Roman" w:cs="Times New Roman"/>
+        </w:rPr>
+        <w:t>C</w:t>
+      </w:r>
+      <w:r>
+        <w:rPr>
+          <w:rFonts w:ascii="Times New Roman" w:hAnsi="Times New Roman" w:eastAsia="Times New Roman" w:cs="Times New Roman"/>
+          <w:vertAlign w:val="superscript"/>
+        </w:rPr>
+        <w:t>-</w:t>
+      </w:r>
+      <w:r>
+        <w:rPr>
+          <w:rFonts w:ascii="Times New Roman" w:hAnsi="Times New Roman" w:eastAsia="Times New Roman" w:cs="Times New Roman"/>
+        </w:rPr>
+        <w:t>(O</w:t>
+      </w:r>
+      <w:r>
+        <w:rPr>
+          <w:rFonts w:ascii="Times New Roman" w:hAnsi="Times New Roman" w:eastAsia="Times New Roman" w:cs="Times New Roman"/>
+          <w:vertAlign w:val="superscript"/>
+        </w:rPr>
+        <w:t>-</w:t>
+      </w:r>
+      <w:r>
+        <w:rPr>
+          <w:rFonts w:ascii="Times New Roman" w:hAnsi="Times New Roman" w:eastAsia="Times New Roman" w:cs="Times New Roman"/>
+        </w:rPr>
+        <w:t>)Nu —H</w:t>
+      </w:r>
+      <w:r>
+        <w:rPr>
+          <w:rFonts w:ascii="Times New Roman" w:hAnsi="Times New Roman" w:eastAsia="Times New Roman" w:cs="Times New Roman"/>
+          <w:vertAlign w:val="superscript"/>
+        </w:rPr>
+        <w:t>+</w:t>
+      </w:r>
+      <w:r>
+        <w:rPr>
+          <w:rFonts w:ascii="Times New Roman" w:hAnsi="Times New Roman" w:eastAsia="Times New Roman" w:cs="Times New Roman"/>
+        </w:rPr>
+        <w:t>→ R</w:t>
+      </w:r>
+      <w:r>
+        <w:rPr>
+          <w:rFonts w:ascii="Times New Roman" w:hAnsi="Times New Roman" w:eastAsia="Times New Roman" w:cs="Times New Roman"/>
+          <w:vertAlign w:val="subscript"/>
+        </w:rPr>
+        <w:t>2</w:t>
+      </w:r>
+      <w:r>
+        <w:rPr>
+          <w:rFonts w:ascii="Times New Roman" w:hAnsi="Times New Roman" w:eastAsia="Times New Roman" w:cs="Times New Roman"/>
+        </w:rPr>
+        <w:t>C(OH)Nu</w:t>
       </w:r>
     </w:p>
     <w:p>
@@ -1918,43 +2108,214 @@
       </w:pPr>
       <w:r>
         <w:rPr>
-          <w:rFonts w:ascii="Times New Roman" w:hAnsi="Times New Roman" w:eastAsia="Times New Roman" w:cs="Times New Roman"/>
-          <w:b/>
-          <w:bCs/>
-        </w:rPr>
-        <w:t xml:space="preserve">1.1.2 </w:t>
-      </w:r>
-      <w:r>
-        <w:rPr>
-          <w:rFonts w:hint="eastAsia" w:ascii="Times New Roman" w:hAnsi="Times New Roman" w:eastAsia="FangSong" w:cs="Times New Roman"/>
-          <w:b/>
-          <w:bCs/>
-        </w:rPr>
-        <w:t>醛酮的亲核加成</w:t>
-      </w:r>
-      <w:r>
-        <w:rPr>
-          <w:rFonts w:hint="eastAsia" w:ascii="Times New Roman" w:hAnsi="Times New Roman" w:eastAsia="Times New Roman" w:cs="Times New Roman"/>
-          <w:b/>
-          <w:bCs/>
+          <w:rFonts w:hint="eastAsia" w:ascii="Times New Roman" w:hAnsi="Times New Roman" w:eastAsia="FangSong" w:cs="Times New Roman"/>
+          <w:b/>
+          <w:bCs/>
+        </w:rPr>
+        <w:t xml:space="preserve">关键特征</w:t>
+      </w:r>
+      <w:r>
+        <w:rPr>
+          <w:rFonts w:hint="eastAsia" w:ascii="Times New Roman" w:hAnsi="Times New Roman" w:eastAsia="Times New Roman" w:cs="Times New Roman"/>
+        </w:rPr>
+        <w:t xml:space="preserve">：</w:t>
+      </w:r>
+      <w:r>
+        <w:rPr>
+          <w:rFonts w:ascii="Times New Roman" w:hAnsi="Times New Roman" w:eastAsia="Times New Roman" w:cs="Times New Roman"/>
+        </w:rPr>
+        <w:t xml:space="preserve"> </w:t>
+      </w:r>
+      <w:r>
+        <w:rPr>
+          <w:rFonts w:ascii="Times New Roman" w:hAnsi="Times New Roman" w:eastAsia="Times New Roman" w:cs="Times New Roman"/>
+        </w:rPr>
+        <w:t>- Nu</w:t>
+      </w:r>
+      <w:r>
+        <w:rPr>
+          <w:rFonts w:ascii="Times New Roman" w:hAnsi="Times New Roman" w:eastAsia="Times New Roman" w:cs="Times New Roman"/>
+          <w:vertAlign w:val="superscript"/>
+        </w:rPr>
+        <w:t>-</w:t>
+      </w:r>
+      <w:r>
+        <w:rPr>
+          <w:rFonts w:ascii="Times New Roman" w:hAnsi="Times New Roman" w:eastAsia="Times New Roman" w:cs="Times New Roman"/>
+        </w:rPr>
+        <w:t xml:space="preserve"> </w:t>
+      </w:r>
+      <w:r>
+        <w:rPr>
+          <w:rFonts w:hint="eastAsia" w:ascii="Times New Roman" w:hAnsi="Times New Roman" w:eastAsia="FangSong" w:cs="Times New Roman"/>
+        </w:rPr>
+        <w:t xml:space="preserve">从四面体羰基平面的</w:t>
+      </w:r>
+      <w:r>
+        <w:rPr>
+          <w:rFonts w:hint="eastAsia" w:ascii="Times New Roman" w:hAnsi="Times New Roman" w:eastAsia="FangSong" w:cs="Times New Roman"/>
+          <w:b/>
+          <w:bCs/>
+        </w:rPr>
+        <w:t xml:space="preserve">任一侧</w:t>
+      </w:r>
+      <w:r>
+        <w:rPr>
+          <w:rFonts w:hint="eastAsia" w:ascii="Times New Roman" w:hAnsi="Times New Roman" w:eastAsia="FangSong" w:cs="Times New Roman"/>
+        </w:rPr>
+        <w:t>进攻</w:t>
+      </w:r>
+      <w:r>
+        <w:rPr>
+          <w:rFonts w:hint="eastAsia" w:ascii="Times New Roman" w:hAnsi="Times New Roman" w:eastAsia="Times New Roman" w:cs="Times New Roman"/>
+        </w:rPr>
+        <w:t>→</w:t>
+      </w:r>
+      <w:r>
+        <w:rPr>
+          <w:rFonts w:hint="eastAsia" w:ascii="Times New Roman" w:hAnsi="Times New Roman" w:eastAsia="FangSong" w:cs="Times New Roman"/>
+        </w:rPr>
+        <w:t>可能产生新手性中心</w:t>
+      </w:r>
+      <w:r>
+        <w:rPr>
+          <w:rFonts w:ascii="Times New Roman" w:hAnsi="Times New Roman" w:eastAsia="Times New Roman" w:cs="Times New Roman"/>
+        </w:rPr>
+        <w:t xml:space="preserve"> </w:t>
+      </w:r>
+      <w:r>
+        <w:rPr>
+          <w:rFonts w:ascii="Times New Roman" w:hAnsi="Times New Roman" w:eastAsia="Times New Roman" w:cs="Times New Roman"/>
+        </w:rPr>
+        <w:t xml:space="preserve">- </w:t>
+      </w:r>
+      <w:r>
+        <w:rPr>
+          <w:rFonts w:hint="eastAsia" w:ascii="Times New Roman" w:hAnsi="Times New Roman" w:eastAsia="FangSong" w:cs="Times New Roman"/>
+        </w:rPr>
+        <w:t xml:space="preserve">形成</w:t>
+      </w:r>
+      <w:r>
+        <w:rPr>
+          <w:rFonts w:ascii="Times New Roman" w:hAnsi="Times New Roman" w:eastAsia="Times New Roman" w:cs="Times New Roman"/>
+        </w:rPr>
+        <w:t xml:space="preserve"> tetrahedral </w:t>
+      </w:r>
+      <w:r>
+        <w:rPr>
+          <w:rFonts w:hint="eastAsia" w:ascii="Times New Roman" w:hAnsi="Times New Roman" w:eastAsia="FangSong" w:cs="Times New Roman"/>
+        </w:rPr>
+        <w:t>中间体</w:t>
+      </w:r>
+      <w:r>
+        <w:rPr>
+          <w:rFonts w:hint="eastAsia" w:ascii="Times New Roman" w:hAnsi="Times New Roman" w:eastAsia="Times New Roman" w:cs="Times New Roman"/>
+        </w:rPr>
+        <w:t>（sp</w:t>
+      </w:r>
+      <w:r>
+        <w:rPr>
+          <w:rFonts w:hint="eastAsia" w:ascii="Times New Roman" w:hAnsi="Times New Roman" w:eastAsia="Times New Roman" w:cs="Times New Roman"/>
+          <w:vertAlign w:val="superscript"/>
+        </w:rPr>
+        <w:t>2</w:t>
+      </w:r>
+      <w:r>
+        <w:rPr>
+          <w:rFonts w:hint="eastAsia" w:ascii="Times New Roman" w:hAnsi="Times New Roman" w:eastAsia="Times New Roman" w:cs="Times New Roman"/>
+        </w:rPr>
+        <w:t>→sp</w:t>
+      </w:r>
+      <w:r>
+        <w:rPr>
+          <w:rFonts w:hint="eastAsia" w:ascii="Times New Roman" w:hAnsi="Times New Roman" w:eastAsia="Times New Roman" w:cs="Times New Roman"/>
+          <w:vertAlign w:val="superscript"/>
+        </w:rPr>
+        <w:t>3</w:t>
+      </w:r>
+      <w:r>
+        <w:rPr>
+          <w:rFonts w:ascii="Times New Roman" w:hAnsi="Times New Roman" w:eastAsia="Times New Roman" w:cs="Times New Roman"/>
+        </w:rPr>
+        <w:t xml:space="preserve"> </w:t>
+      </w:r>
+      <w:r>
+        <w:rPr>
+          <w:rFonts w:hint="eastAsia" w:ascii="Times New Roman" w:hAnsi="Times New Roman" w:eastAsia="FangSong" w:cs="Times New Roman"/>
+        </w:rPr>
+        <w:t>杂化</w:t>
+      </w:r>
+      <w:r>
+        <w:rPr>
+          <w:rFonts w:hint="eastAsia" w:ascii="Times New Roman" w:hAnsi="Times New Roman" w:eastAsia="Times New Roman" w:cs="Times New Roman"/>
+        </w:rPr>
+        <w:t>）</w:t>
+      </w:r>
+      <w:r>
+        <w:rPr>
+          <w:rFonts w:ascii="Times New Roman" w:hAnsi="Times New Roman" w:eastAsia="Times New Roman" w:cs="Times New Roman"/>
+        </w:rPr>
+        <w:t xml:space="preserve"> </w:t>
+      </w:r>
+      <w:r>
+        <w:rPr>
+          <w:rFonts w:ascii="Times New Roman" w:hAnsi="Times New Roman" w:eastAsia="Times New Roman" w:cs="Times New Roman"/>
+        </w:rPr>
+        <w:t xml:space="preserve">- </w:t>
+      </w:r>
+      <w:r>
+        <w:rPr>
+          <w:rFonts w:hint="eastAsia" w:ascii="Times New Roman" w:hAnsi="Times New Roman" w:eastAsia="FangSong" w:cs="Times New Roman"/>
+        </w:rPr>
+        <w:t>反应的可逆性</w:t>
+      </w:r>
+      <w:r>
+        <w:rPr>
+          <w:rFonts w:hint="eastAsia" w:ascii="Times New Roman" w:hAnsi="Times New Roman" w:eastAsia="Times New Roman" w:cs="Times New Roman"/>
+        </w:rPr>
+        <w:t>：</w:t>
+      </w:r>
+      <w:r>
+        <w:rPr>
+          <w:rFonts w:hint="eastAsia" w:ascii="Times New Roman" w:hAnsi="Times New Roman" w:eastAsia="FangSong" w:cs="Times New Roman"/>
+        </w:rPr>
+        <w:t>缩醛</w:t>
+      </w:r>
+      <w:r>
+        <w:rPr>
+          <w:rFonts w:hint="eastAsia" w:ascii="Times New Roman" w:hAnsi="Times New Roman" w:eastAsia="Times New Roman" w:cs="Times New Roman"/>
+        </w:rPr>
+        <w:t>/</w:t>
+      </w:r>
+      <w:r>
+        <w:rPr>
+          <w:rFonts w:hint="eastAsia" w:ascii="Times New Roman" w:hAnsi="Times New Roman" w:eastAsia="FangSong" w:cs="Times New Roman"/>
+        </w:rPr>
+        <w:t>半缩醛可逆</w:t>
+      </w:r>
+      <w:r>
+        <w:rPr>
+          <w:rFonts w:hint="eastAsia" w:ascii="Times New Roman" w:hAnsi="Times New Roman" w:eastAsia="Times New Roman" w:cs="Times New Roman"/>
         </w:rPr>
         <w:t>（</w:t>
       </w:r>
       <w:r>
         <w:rPr>
           <w:rFonts w:hint="eastAsia" w:ascii="Times New Roman" w:hAnsi="Times New Roman" w:eastAsia="FangSong" w:cs="Times New Roman"/>
-          <w:b/>
-          <w:bCs/>
-        </w:rPr>
-        <w:t>核心机理</w:t>
-      </w:r>
-      <w:r>
-        <w:rPr>
-          <w:rFonts w:hint="eastAsia" w:ascii="Times New Roman" w:hAnsi="Times New Roman" w:eastAsia="Times New Roman" w:cs="Times New Roman"/>
-          <w:b/>
-          <w:bCs/>
-        </w:rPr>
-        <w:t>）</w:t>
+        </w:rPr>
+        <w:t>酸催化</w:t>
+      </w:r>
+      <w:r>
+        <w:rPr>
+          <w:rFonts w:hint="eastAsia" w:ascii="Times New Roman" w:hAnsi="Times New Roman" w:eastAsia="Times New Roman" w:cs="Times New Roman"/>
+        </w:rPr>
+        <w:t>），Grignard</w:t>
+      </w:r>
+      <w:r>
+        <w:rPr>
+          <w:rFonts w:hint="eastAsia" w:ascii="Times New Roman" w:hAnsi="Times New Roman" w:eastAsia="FangSong" w:cs="Times New Roman"/>
+        </w:rPr>
+        <w:t>加成不可逆</w:t>
       </w:r>
     </w:p>
     <w:p>
@@ -1967,7 +2328,23 @@
           <w:b/>
           <w:bCs/>
         </w:rPr>
-        <w:t xml:space="preserve">通用机理</w:t>
+        <w:t>亲核加成的立体化学</w:t>
+      </w:r>
+      <w:r>
+        <w:rPr>
+          <w:rFonts w:hint="eastAsia" w:ascii="Times New Roman" w:hAnsi="Times New Roman" w:eastAsia="Times New Roman" w:cs="Times New Roman"/>
+          <w:b/>
+          <w:bCs/>
+        </w:rPr>
+        <w:t>——Cram</w:t>
+      </w:r>
+      <w:r>
+        <w:rPr>
+          <w:rFonts w:hint="eastAsia" w:ascii="Times New Roman" w:hAnsi="Times New Roman" w:eastAsia="FangSong" w:cs="Times New Roman"/>
+          <w:b/>
+          <w:bCs/>
+        </w:rPr>
+        <w:t>规则</w:t>
       </w:r>
       <w:r>
         <w:rPr>
@@ -1979,19 +2356,7 @@
         <w:rPr>
           <w:rFonts w:hint="eastAsia" w:ascii="Times New Roman" w:hAnsi="Times New Roman" w:eastAsia="FangSong" w:cs="Times New Roman"/>
         </w:rPr>
-        <w:t>以</w:t>
-      </w:r>
-      <w:r>
-        <w:rPr>
-          <w:rFonts w:ascii="Times New Roman" w:hAnsi="Times New Roman" w:eastAsia="Times New Roman" w:cs="Times New Roman"/>
-        </w:rPr>
-        <w:t xml:space="preserve"> RMgX </w:t>
-      </w:r>
-      <w:r>
-        <w:rPr>
-          <w:rFonts w:hint="eastAsia" w:ascii="Times New Roman" w:hAnsi="Times New Roman" w:eastAsia="FangSong" w:cs="Times New Roman"/>
-        </w:rPr>
-        <w:t>为例</w:t>
+        <w:t>竞赛高频</w:t>
       </w:r>
       <w:r>
         <w:rPr>
@@ -2006,100 +2371,51 @@
       </w:pPr>
       <w:r>
         <w:rPr>
-          <w:rFonts w:ascii="Times New Roman" w:hAnsi="Times New Roman" w:eastAsia="Times New Roman" w:cs="Times New Roman"/>
-        </w:rPr>
-        <w:t>R</w:t>
-      </w:r>
-      <w:r>
-        <w:rPr>
-          <w:rFonts w:ascii="Times New Roman" w:hAnsi="Times New Roman" w:eastAsia="Times New Roman" w:cs="Times New Roman"/>
-          <w:vertAlign w:val="subscript"/>
-        </w:rPr>
-        <w:t>2</w:t>
-      </w:r>
-      <w:r>
-        <w:rPr>
-          <w:rFonts w:ascii="Times New Roman" w:hAnsi="Times New Roman" w:eastAsia="Times New Roman" w:cs="Times New Roman"/>
-        </w:rPr>
-        <w:t>C=O + Nu</w:t>
-      </w:r>
-      <w:r>
-        <w:rPr>
-          <w:rFonts w:ascii="Times New Roman" w:hAnsi="Times New Roman" w:eastAsia="Times New Roman" w:cs="Times New Roman"/>
-          <w:vertAlign w:val="superscript"/>
-        </w:rPr>
-        <w:t>-</w:t>
-      </w:r>
-      <w:r>
-        <w:rPr>
-          <w:rFonts w:ascii="Times New Roman" w:hAnsi="Times New Roman" w:eastAsia="Times New Roman" w:cs="Times New Roman"/>
-        </w:rPr>
-        <w:t xml:space="preserve"> → R</w:t>
-      </w:r>
-      <w:r>
-        <w:rPr>
-          <w:rFonts w:ascii="Times New Roman" w:hAnsi="Times New Roman" w:eastAsia="Times New Roman" w:cs="Times New Roman"/>
-          <w:vertAlign w:val="subscript"/>
-        </w:rPr>
-        <w:t>2</w:t>
-      </w:r>
-      <w:r>
-        <w:rPr>
-          <w:rFonts w:ascii="Times New Roman" w:hAnsi="Times New Roman" w:eastAsia="Times New Roman" w:cs="Times New Roman"/>
-        </w:rPr>
-        <w:t>C</w:t>
-      </w:r>
-      <w:r>
-        <w:rPr>
-          <w:rFonts w:ascii="Times New Roman" w:hAnsi="Times New Roman" w:eastAsia="Times New Roman" w:cs="Times New Roman"/>
-          <w:vertAlign w:val="superscript"/>
-        </w:rPr>
-        <w:t>-</w:t>
-      </w:r>
-      <w:r>
-        <w:rPr>
-          <w:rFonts w:ascii="Times New Roman" w:hAnsi="Times New Roman" w:eastAsia="Times New Roman" w:cs="Times New Roman"/>
-        </w:rPr>
-        <w:t>(O</w:t>
-      </w:r>
-      <w:r>
-        <w:rPr>
-          <w:rFonts w:ascii="Times New Roman" w:hAnsi="Times New Roman" w:eastAsia="Times New Roman" w:cs="Times New Roman"/>
-          <w:vertAlign w:val="superscript"/>
-        </w:rPr>
-        <w:t>-</w:t>
-      </w:r>
-      <w:r>
-        <w:rPr>
-          <w:rFonts w:ascii="Times New Roman" w:hAnsi="Times New Roman" w:eastAsia="Times New Roman" w:cs="Times New Roman"/>
-        </w:rPr>
-        <w:t>)Nu —H</w:t>
-      </w:r>
-      <w:r>
-        <w:rPr>
-          <w:rFonts w:ascii="Times New Roman" w:hAnsi="Times New Roman" w:eastAsia="Times New Roman" w:cs="Times New Roman"/>
-          <w:vertAlign w:val="superscript"/>
-        </w:rPr>
-        <w:t>+</w:t>
-      </w:r>
-      <w:r>
-        <w:rPr>
-          <w:rFonts w:ascii="Times New Roman" w:hAnsi="Times New Roman" w:eastAsia="Times New Roman" w:cs="Times New Roman"/>
-        </w:rPr>
-        <w:t>→ R</w:t>
-      </w:r>
-      <w:r>
-        <w:rPr>
-          <w:rFonts w:ascii="Times New Roman" w:hAnsi="Times New Roman" w:eastAsia="Times New Roman" w:cs="Times New Roman"/>
-          <w:vertAlign w:val="subscript"/>
-        </w:rPr>
-        <w:t>2</w:t>
-      </w:r>
-      <w:r>
-        <w:rPr>
-          <w:rFonts w:ascii="Times New Roman" w:hAnsi="Times New Roman" w:eastAsia="Times New Roman" w:cs="Times New Roman"/>
-        </w:rPr>
-        <w:t>C(OH)Nu</w:t>
+          <w:rFonts w:hint="eastAsia" w:ascii="Times New Roman" w:hAnsi="Times New Roman" w:eastAsia="FangSong" w:cs="Times New Roman"/>
+        </w:rPr>
+        <w:t>当醛</w:t>
+      </w:r>
+      <w:r>
+        <w:rPr>
+          <w:rFonts w:hint="eastAsia" w:ascii="Times New Roman" w:hAnsi="Times New Roman" w:eastAsia="Times New Roman" w:cs="Times New Roman"/>
+        </w:rPr>
+        <w:t>/</w:t>
+      </w:r>
+      <w:r>
+        <w:rPr>
+          <w:rFonts w:hint="eastAsia" w:ascii="Times New Roman" w:hAnsi="Times New Roman" w:eastAsia="FangSong" w:cs="Times New Roman"/>
+        </w:rPr>
+        <w:t>酮的</w:t>
+      </w:r>
+      <w:r>
+        <w:rPr>
+          <w:rFonts w:hint="eastAsia" w:ascii="Times New Roman" w:hAnsi="Times New Roman" w:eastAsia="Times New Roman" w:cs="Times New Roman"/>
+        </w:rPr>
+        <w:t>α-C</w:t>
+      </w:r>
+      <w:r>
+        <w:rPr>
+          <w:rFonts w:hint="eastAsia" w:ascii="Times New Roman" w:hAnsi="Times New Roman" w:eastAsia="FangSong" w:cs="Times New Roman"/>
+        </w:rPr>
+        <w:t>为手性碳时</w:t>
+      </w:r>
+      <w:r>
+        <w:rPr>
+          <w:rFonts w:hint="eastAsia" w:ascii="Times New Roman" w:hAnsi="Times New Roman" w:eastAsia="Times New Roman" w:cs="Times New Roman"/>
+        </w:rPr>
+        <w:t>，</w:t>
+      </w:r>
+      <w:r>
+        <w:rPr>
+          <w:rFonts w:hint="eastAsia" w:ascii="Times New Roman" w:hAnsi="Times New Roman" w:eastAsia="FangSong" w:cs="Times New Roman"/>
+        </w:rPr>
+        <w:t>亲核试剂从位阻较小的一侧加成</w:t>
+      </w:r>
+      <w:r>
+        <w:rPr>
+          <w:rFonts w:hint="eastAsia" w:ascii="Times New Roman" w:hAnsi="Times New Roman" w:eastAsia="Times New Roman" w:cs="Times New Roman"/>
+        </w:rPr>
+        <w:t>：</w:t>
       </w:r>
     </w:p>
     <w:p>
@@ -2108,17 +2424,27 @@
       </w:pPr>
       <w:r>
         <w:rPr>
-          <w:rFonts w:hint="eastAsia" w:ascii="Times New Roman" w:hAnsi="Times New Roman" w:eastAsia="FangSong" w:cs="Times New Roman"/>
-          <w:b/>
-          <w:bCs/>
-        </w:rPr>
-        <w:t xml:space="preserve">关键特征</w:t>
-      </w:r>
-      <w:r>
-        <w:rPr>
-          <w:rFonts w:hint="eastAsia" w:ascii="Times New Roman" w:hAnsi="Times New Roman" w:eastAsia="Times New Roman" w:cs="Times New Roman"/>
-        </w:rPr>
-        <w:t xml:space="preserve">：</w:t>
+          <w:rFonts w:ascii="Times New Roman" w:hAnsi="Times New Roman" w:eastAsia="Times New Roman" w:cs="Times New Roman"/>
+        </w:rPr>
+        <w:t xml:space="preserve">α-C </w:t>
+      </w:r>
+      <w:r>
+        <w:rPr>
+          <w:rFonts w:hint="eastAsia" w:ascii="Times New Roman" w:hAnsi="Times New Roman" w:eastAsia="FangSong" w:cs="Times New Roman"/>
+        </w:rPr>
+        <w:t>为手性碳时</w:t>
+      </w:r>
+      <w:r>
+        <w:rPr>
+          <w:rFonts w:hint="eastAsia" w:ascii="Times New Roman" w:hAnsi="Times New Roman" w:eastAsia="Times New Roman" w:cs="Times New Roman"/>
+        </w:rPr>
+        <w:t>，</w:t>
+      </w:r>
+      <w:r>
+        <w:rPr>
+          <w:rFonts w:hint="eastAsia" w:ascii="Times New Roman" w:hAnsi="Times New Roman" w:eastAsia="FangSong" w:cs="Times New Roman"/>
+        </w:rPr>
+        <w:t>其上三个基团按体积排为</w:t>
       </w:r>
       <w:r>
         <w:rPr>
@@ -2128,9 +2454,99 @@
       </w:r>
       <w:r>
         <w:rPr>
-          <w:rFonts w:ascii="Times New Roman" w:hAnsi="Times New Roman" w:eastAsia="Times New Roman" w:cs="Times New Roman"/>
-        </w:rPr>
-        <w:t>- Nu</w:t>
+          <w:rFonts w:hint="eastAsia" w:ascii="Times New Roman" w:hAnsi="Times New Roman" w:eastAsia="Times New Roman" w:cs="Times New Roman"/>
+        </w:rPr>
+        <w:t>L（</w:t>
+      </w:r>
+      <w:r>
+        <w:rPr>
+          <w:rFonts w:hint="eastAsia" w:ascii="Times New Roman" w:hAnsi="Times New Roman" w:eastAsia="FangSong" w:cs="Times New Roman"/>
+        </w:rPr>
+        <w:t>大</w:t>
+      </w:r>
+      <w:r>
+        <w:rPr>
+          <w:rFonts w:hint="eastAsia" w:ascii="Times New Roman" w:hAnsi="Times New Roman" w:eastAsia="Times New Roman" w:cs="Times New Roman"/>
+        </w:rPr>
+        <w:t>）&gt;</w:t>
+      </w:r>
+      <w:r>
+        <w:rPr>
+          <w:rFonts w:ascii="Times New Roman" w:hAnsi="Times New Roman" w:eastAsia="Times New Roman" w:cs="Times New Roman"/>
+        </w:rPr>
+        <w:t xml:space="preserve"> </w:t>
+      </w:r>
+      <w:r>
+        <w:rPr>
+          <w:rFonts w:hint="eastAsia" w:ascii="Times New Roman" w:hAnsi="Times New Roman" w:eastAsia="Times New Roman" w:cs="Times New Roman"/>
+        </w:rPr>
+        <w:t>M（</w:t>
+      </w:r>
+      <w:r>
+        <w:rPr>
+          <w:rFonts w:hint="eastAsia" w:ascii="Times New Roman" w:hAnsi="Times New Roman" w:eastAsia="FangSong" w:cs="Times New Roman"/>
+        </w:rPr>
+        <w:t>中</w:t>
+      </w:r>
+      <w:r>
+        <w:rPr>
+          <w:rFonts w:hint="eastAsia" w:ascii="Times New Roman" w:hAnsi="Times New Roman" w:eastAsia="Times New Roman" w:cs="Times New Roman"/>
+        </w:rPr>
+        <w:t>）&gt;</w:t>
+      </w:r>
+      <w:r>
+        <w:rPr>
+          <w:rFonts w:ascii="Times New Roman" w:hAnsi="Times New Roman" w:eastAsia="Times New Roman" w:cs="Times New Roman"/>
+        </w:rPr>
+        <w:t xml:space="preserve"> </w:t>
+      </w:r>
+      <w:r>
+        <w:rPr>
+          <w:rFonts w:hint="eastAsia" w:ascii="Times New Roman" w:hAnsi="Times New Roman" w:eastAsia="Times New Roman" w:cs="Times New Roman"/>
+        </w:rPr>
+        <w:t>S（</w:t>
+      </w:r>
+      <w:r>
+        <w:rPr>
+          <w:rFonts w:hint="eastAsia" w:ascii="Times New Roman" w:hAnsi="Times New Roman" w:eastAsia="FangSong" w:cs="Times New Roman"/>
+        </w:rPr>
+        <w:t>小</w:t>
+      </w:r>
+      <w:r>
+        <w:rPr>
+          <w:rFonts w:hint="eastAsia" w:ascii="Times New Roman" w:hAnsi="Times New Roman" w:eastAsia="Times New Roman" w:cs="Times New Roman"/>
+        </w:rPr>
+        <w:t>，</w:t>
+      </w:r>
+      <w:r>
+        <w:rPr>
+          <w:rFonts w:hint="eastAsia" w:ascii="Times New Roman" w:hAnsi="Times New Roman" w:eastAsia="FangSong" w:cs="Times New Roman"/>
+        </w:rPr>
+        <w:t>常为</w:t>
+      </w:r>
+      <w:r>
+        <w:rPr>
+          <w:rFonts w:ascii="Times New Roman" w:hAnsi="Times New Roman" w:eastAsia="Times New Roman" w:cs="Times New Roman"/>
+        </w:rPr>
+        <w:t xml:space="preserve"> </w:t>
+      </w:r>
+      <w:r>
+        <w:rPr>
+          <w:rFonts w:hint="eastAsia" w:ascii="Times New Roman" w:hAnsi="Times New Roman" w:eastAsia="Times New Roman" w:cs="Times New Roman"/>
+        </w:rPr>
+        <w:t>H）；</w:t>
+      </w:r>
+      <w:r>
+        <w:rPr>
+          <w:rFonts w:hint="eastAsia" w:ascii="Times New Roman" w:hAnsi="Times New Roman" w:eastAsia="FangSong" w:cs="Times New Roman"/>
+        </w:rPr>
+        <w:t>亲核试剂</w:t>
+      </w:r>
+      <w:r>
+        <w:rPr>
+          <w:rFonts w:ascii="Times New Roman" w:hAnsi="Times New Roman" w:eastAsia="Times New Roman" w:cs="Times New Roman"/>
+        </w:rPr>
+        <w:t xml:space="preserve"> Nu</w:t>
       </w:r>
       <w:r>
         <w:rPr>
@@ -2148,34 +2564,26 @@
       <w:r>
         <w:rPr>
           <w:rFonts w:hint="eastAsia" w:ascii="Times New Roman" w:hAnsi="Times New Roman" w:eastAsia="FangSong" w:cs="Times New Roman"/>
-        </w:rPr>
-        <w:t xml:space="preserve">从四面体羰基平面的</w:t>
-      </w:r>
-      <w:r>
-        <w:rPr>
-          <w:rFonts w:hint="eastAsia" w:ascii="Times New Roman" w:hAnsi="Times New Roman" w:eastAsia="FangSong" w:cs="Times New Roman"/>
-          <w:b/>
-          <w:bCs/>
-        </w:rPr>
-        <w:t xml:space="preserve">任一侧</w:t>
-      </w:r>
-      <w:r>
-        <w:rPr>
-          <w:rFonts w:hint="eastAsia" w:ascii="Times New Roman" w:hAnsi="Times New Roman" w:eastAsia="FangSong" w:cs="Times New Roman"/>
-        </w:rPr>
-        <w:t>进攻</w:t>
-      </w:r>
-      <w:r>
-        <w:rPr>
-          <w:rFonts w:hint="eastAsia" w:ascii="Times New Roman" w:hAnsi="Times New Roman" w:eastAsia="Times New Roman" w:cs="Times New Roman"/>
-        </w:rPr>
-        <w:t>→</w:t>
-      </w:r>
-      <w:r>
-        <w:rPr>
-          <w:rFonts w:hint="eastAsia" w:ascii="Times New Roman" w:hAnsi="Times New Roman" w:eastAsia="FangSong" w:cs="Times New Roman"/>
-        </w:rPr>
-        <w:t>可能产生新手性中心</w:t>
+          <w:b/>
+          <w:bCs/>
+        </w:rPr>
+        <w:t xml:space="preserve">主要从体积最小的</w:t>
+      </w:r>
+      <w:r>
+        <w:rPr>
+          <w:rFonts w:ascii="Times New Roman" w:hAnsi="Times New Roman" w:eastAsia="Times New Roman" w:cs="Times New Roman"/>
+          <w:b/>
+          <w:bCs/>
+        </w:rPr>
+        <w:t xml:space="preserve"> S </w:t>
+      </w:r>
+      <w:r>
+        <w:rPr>
+          <w:rFonts w:hint="eastAsia" w:ascii="Times New Roman" w:hAnsi="Times New Roman" w:eastAsia="FangSong" w:cs="Times New Roman"/>
+          <w:b/>
+          <w:bCs/>
+        </w:rPr>
+        <w:t xml:space="preserve">一侧</w:t>
       </w:r>
       <w:r>
         <w:rPr>
@@ -2185,137 +2593,15 @@
       </w:r>
       <w:r>
         <w:rPr>
-          <w:rFonts w:ascii="Times New Roman" w:hAnsi="Times New Roman" w:eastAsia="Times New Roman" w:cs="Times New Roman"/>
-        </w:rPr>
-        <w:t xml:space="preserve">- </w:t>
-      </w:r>
-      <w:r>
-        <w:rPr>
-          <w:rFonts w:hint="eastAsia" w:ascii="Times New Roman" w:hAnsi="Times New Roman" w:eastAsia="FangSong" w:cs="Times New Roman"/>
-        </w:rPr>
-        <w:t xml:space="preserve">形成</w:t>
-      </w:r>
-      <w:r>
-        <w:rPr>
-          <w:rFonts w:ascii="Times New Roman" w:hAnsi="Times New Roman" w:eastAsia="Times New Roman" w:cs="Times New Roman"/>
-        </w:rPr>
-        <w:t xml:space="preserve"> tetrahedral </w:t>
-      </w:r>
-      <w:r>
-        <w:rPr>
-          <w:rFonts w:hint="eastAsia" w:ascii="Times New Roman" w:hAnsi="Times New Roman" w:eastAsia="FangSong" w:cs="Times New Roman"/>
-        </w:rPr>
-        <w:t>中间体</w:t>
-      </w:r>
-      <w:r>
-        <w:rPr>
-          <w:rFonts w:hint="eastAsia" w:ascii="Times New Roman" w:hAnsi="Times New Roman" w:eastAsia="Times New Roman" w:cs="Times New Roman"/>
-        </w:rPr>
-        <w:t>（sp</w:t>
-      </w:r>
-      <w:r>
-        <w:rPr>
-          <w:rFonts w:hint="eastAsia" w:ascii="Times New Roman" w:hAnsi="Times New Roman" w:eastAsia="Times New Roman" w:cs="Times New Roman"/>
-          <w:vertAlign w:val="superscript"/>
-        </w:rPr>
-        <w:t>2</w:t>
-      </w:r>
-      <w:r>
-        <w:rPr>
-          <w:rFonts w:hint="eastAsia" w:ascii="Times New Roman" w:hAnsi="Times New Roman" w:eastAsia="Times New Roman" w:cs="Times New Roman"/>
-        </w:rPr>
-        <w:t>→sp</w:t>
-      </w:r>
-      <w:r>
-        <w:rPr>
-          <w:rFonts w:hint="eastAsia" w:ascii="Times New Roman" w:hAnsi="Times New Roman" w:eastAsia="Times New Roman" w:cs="Times New Roman"/>
-          <w:vertAlign w:val="superscript"/>
-        </w:rPr>
-        <w:t>3</w:t>
-      </w:r>
-      <w:r>
-        <w:rPr>
-          <w:rFonts w:ascii="Times New Roman" w:hAnsi="Times New Roman" w:eastAsia="Times New Roman" w:cs="Times New Roman"/>
-        </w:rPr>
-        <w:t xml:space="preserve"> </w:t>
-      </w:r>
-      <w:r>
-        <w:rPr>
-          <w:rFonts w:hint="eastAsia" w:ascii="Times New Roman" w:hAnsi="Times New Roman" w:eastAsia="FangSong" w:cs="Times New Roman"/>
-        </w:rPr>
-        <w:t>杂化</w:t>
-      </w:r>
-      <w:r>
-        <w:rPr>
-          <w:rFonts w:hint="eastAsia" w:ascii="Times New Roman" w:hAnsi="Times New Roman" w:eastAsia="Times New Roman" w:cs="Times New Roman"/>
-        </w:rPr>
-        <w:t>）</w:t>
-      </w:r>
-      <w:r>
-        <w:rPr>
-          <w:rFonts w:ascii="Times New Roman" w:hAnsi="Times New Roman" w:eastAsia="Times New Roman" w:cs="Times New Roman"/>
-        </w:rPr>
-        <w:t xml:space="preserve"> </w:t>
-      </w:r>
-      <w:r>
-        <w:rPr>
-          <w:rFonts w:ascii="Times New Roman" w:hAnsi="Times New Roman" w:eastAsia="Times New Roman" w:cs="Times New Roman"/>
-        </w:rPr>
-        <w:t xml:space="preserve">- </w:t>
-      </w:r>
-      <w:r>
-        <w:rPr>
-          <w:rFonts w:hint="eastAsia" w:ascii="Times New Roman" w:hAnsi="Times New Roman" w:eastAsia="FangSong" w:cs="Times New Roman"/>
-        </w:rPr>
-        <w:t>反应的可逆性</w:t>
-      </w:r>
-      <w:r>
-        <w:rPr>
-          <w:rFonts w:hint="eastAsia" w:ascii="Times New Roman" w:hAnsi="Times New Roman" w:eastAsia="Times New Roman" w:cs="Times New Roman"/>
-        </w:rPr>
-        <w:t>：</w:t>
-      </w:r>
-      <w:r>
-        <w:rPr>
-          <w:rFonts w:hint="eastAsia" w:ascii="Times New Roman" w:hAnsi="Times New Roman" w:eastAsia="FangSong" w:cs="Times New Roman"/>
-        </w:rPr>
-        <w:t>缩醛</w:t>
-      </w:r>
-      <w:r>
-        <w:rPr>
-          <w:rFonts w:hint="eastAsia" w:ascii="Times New Roman" w:hAnsi="Times New Roman" w:eastAsia="Times New Roman" w:cs="Times New Roman"/>
-        </w:rPr>
-        <w:t>/</w:t>
-      </w:r>
-      <w:r>
-        <w:rPr>
-          <w:rFonts w:hint="eastAsia" w:ascii="Times New Roman" w:hAnsi="Times New Roman" w:eastAsia="FangSong" w:cs="Times New Roman"/>
-        </w:rPr>
-        <w:t>半缩醛可逆</w:t>
-      </w:r>
-      <w:r>
-        <w:rPr>
-          <w:rFonts w:hint="eastAsia" w:ascii="Times New Roman" w:hAnsi="Times New Roman" w:eastAsia="Times New Roman" w:cs="Times New Roman"/>
-        </w:rPr>
-        <w:t>（</w:t>
-      </w:r>
-      <w:r>
-        <w:rPr>
-          <w:rFonts w:hint="eastAsia" w:ascii="Times New Roman" w:hAnsi="Times New Roman" w:eastAsia="FangSong" w:cs="Times New Roman"/>
-        </w:rPr>
-        <w:t>酸催化</w:t>
-      </w:r>
-      <w:r>
-        <w:rPr>
-          <w:rFonts w:hint="eastAsia" w:ascii="Times New Roman" w:hAnsi="Times New Roman" w:eastAsia="Times New Roman" w:cs="Times New Roman"/>
-        </w:rPr>
-        <w:t>），Grignard</w:t>
-      </w:r>
-      <w:r>
-        <w:rPr>
-          <w:rFonts w:hint="eastAsia" w:ascii="Times New Roman" w:hAnsi="Times New Roman" w:eastAsia="FangSong" w:cs="Times New Roman"/>
-        </w:rPr>
-        <w:t>加成不可逆</w:t>
+          <w:rFonts w:hint="eastAsia" w:ascii="Times New Roman" w:hAnsi="Times New Roman" w:eastAsia="FangSong" w:cs="Times New Roman"/>
+        </w:rPr>
+        <w:t>进攻羰基碳</w:t>
+      </w:r>
+      <w:r>
+        <w:rPr>
+          <w:rFonts w:hint="eastAsia" w:ascii="Times New Roman" w:hAnsi="Times New Roman" w:eastAsia="Times New Roman" w:cs="Times New Roman"/>
+        </w:rPr>
+        <w:t>。</w:t>
       </w:r>
     </w:p>
     <w:p>
@@ -2324,68 +2610,146 @@
       </w:pPr>
       <w:r>
         <w:rPr>
-          <w:rFonts w:hint="eastAsia" w:ascii="Times New Roman" w:hAnsi="Times New Roman" w:eastAsia="FangSong" w:cs="Times New Roman"/>
-          <w:b/>
-          <w:bCs/>
-        </w:rPr>
-        <w:t>亲核加成的立体化学</w:t>
-      </w:r>
-      <w:r>
-        <w:rPr>
-          <w:rFonts w:hint="eastAsia" w:ascii="Times New Roman" w:hAnsi="Times New Roman" w:eastAsia="Times New Roman" w:cs="Times New Roman"/>
-          <w:b/>
-          <w:bCs/>
-        </w:rPr>
-        <w:t>——Cram</w:t>
-      </w:r>
-      <w:r>
-        <w:rPr>
-          <w:rFonts w:hint="eastAsia" w:ascii="Times New Roman" w:hAnsi="Times New Roman" w:eastAsia="FangSong" w:cs="Times New Roman"/>
-          <w:b/>
-          <w:bCs/>
-        </w:rPr>
-        <w:t>规则</w:t>
-      </w:r>
-      <w:r>
-        <w:rPr>
-          <w:rFonts w:hint="eastAsia" w:ascii="Times New Roman" w:hAnsi="Times New Roman" w:eastAsia="Times New Roman" w:cs="Times New Roman"/>
-        </w:rPr>
-        <w:t>（</w:t>
-      </w:r>
-      <w:r>
-        <w:rPr>
-          <w:rFonts w:hint="eastAsia" w:ascii="Times New Roman" w:hAnsi="Times New Roman" w:eastAsia="FangSong" w:cs="Times New Roman"/>
-        </w:rPr>
-        <w:t>竞赛高频</w:t>
-      </w:r>
-      <w:r>
-        <w:rPr>
-          <w:rFonts w:hint="eastAsia" w:ascii="Times New Roman" w:hAnsi="Times New Roman" w:eastAsia="Times New Roman" w:cs="Times New Roman"/>
-        </w:rPr>
-        <w:t>）：</w:t>
+          <w:rFonts w:hint="eastAsia" w:ascii="Times New Roman" w:hAnsi="Times New Roman" w:eastAsia="Times New Roman" w:cs="Times New Roman"/>
+        </w:rPr>
+        <w:t>Cram</w:t>
+      </w:r>
+      <w:r>
+        <w:rPr>
+          <w:rFonts w:hint="eastAsia" w:ascii="Times New Roman" w:hAnsi="Times New Roman" w:eastAsia="FangSong" w:cs="Times New Roman"/>
+        </w:rPr>
+        <w:t>规则预测</w:t>
+      </w:r>
+      <w:r>
+        <w:rPr>
+          <w:rFonts w:hint="eastAsia" w:ascii="Times New Roman" w:hAnsi="Times New Roman" w:eastAsia="Times New Roman" w:cs="Times New Roman"/>
+        </w:rPr>
+        <w:t>：</w:t>
+      </w:r>
+      <w:r>
+        <w:rPr>
+          <w:rFonts w:hint="eastAsia" w:ascii="Times New Roman" w:hAnsi="Times New Roman" w:eastAsia="FangSong" w:cs="Times New Roman"/>
+        </w:rPr>
+        <w:t>在</w:t>
+      </w:r>
+      <w:r>
+        <w:rPr>
+          <w:rFonts w:hint="eastAsia" w:ascii="Times New Roman" w:hAnsi="Times New Roman" w:eastAsia="Times New Roman" w:cs="Times New Roman"/>
+        </w:rPr>
+        <w:t>α-C</w:t>
+      </w:r>
+      <w:r>
+        <w:rPr>
+          <w:rFonts w:hint="eastAsia" w:ascii="Times New Roman" w:hAnsi="Times New Roman" w:eastAsia="FangSong" w:cs="Times New Roman"/>
+        </w:rPr>
+        <w:t>的</w:t>
+      </w:r>
+      <w:r>
+        <w:rPr>
+          <w:rFonts w:hint="eastAsia" w:ascii="Times New Roman" w:hAnsi="Times New Roman" w:eastAsia="Times New Roman" w:cs="Times New Roman"/>
+        </w:rPr>
+        <w:t>3</w:t>
+      </w:r>
+      <w:r>
+        <w:rPr>
+          <w:rFonts w:hint="eastAsia" w:ascii="Times New Roman" w:hAnsi="Times New Roman" w:eastAsia="FangSong" w:cs="Times New Roman"/>
+        </w:rPr>
+        <w:t>个基团</w:t>
+      </w:r>
+      <w:r>
+        <w:rPr>
+          <w:rFonts w:hint="eastAsia" w:ascii="Times New Roman" w:hAnsi="Times New Roman" w:eastAsia="Times New Roman" w:cs="Times New Roman"/>
+        </w:rPr>
+        <w:t>L/M/S</w:t>
+      </w:r>
+      <w:r>
+        <w:rPr>
+          <w:rFonts w:hint="eastAsia" w:ascii="Times New Roman" w:hAnsi="Times New Roman" w:eastAsia="FangSong" w:cs="Times New Roman"/>
+        </w:rPr>
+        <w:t>中</w:t>
+      </w:r>
+      <w:r>
+        <w:rPr>
+          <w:rFonts w:hint="eastAsia" w:ascii="Times New Roman" w:hAnsi="Times New Roman" w:eastAsia="Times New Roman" w:cs="Times New Roman"/>
+        </w:rPr>
+        <w:t>，</w:t>
+      </w:r>
+      <w:r>
+        <w:rPr>
+          <w:rFonts w:hint="eastAsia" w:ascii="Times New Roman" w:hAnsi="Times New Roman" w:eastAsia="FangSong" w:cs="Times New Roman"/>
+          <w:b/>
+          <w:bCs/>
+        </w:rPr>
+        <w:t>亲核试剂主要从体积最小的基团</w:t>
+      </w:r>
+      <w:r>
+        <w:rPr>
+          <w:rFonts w:hint="eastAsia" w:ascii="Times New Roman" w:hAnsi="Times New Roman" w:eastAsia="Times New Roman" w:cs="Times New Roman"/>
+          <w:b/>
+          <w:bCs/>
+        </w:rPr>
+        <w:t>S</w:t>
+      </w:r>
+      <w:r>
+        <w:rPr>
+          <w:rFonts w:hint="eastAsia" w:ascii="Times New Roman" w:hAnsi="Times New Roman" w:eastAsia="FangSong" w:cs="Times New Roman"/>
+          <w:b/>
+          <w:bCs/>
+        </w:rPr>
+        <w:t>一侧进攻羰基</w:t>
+      </w:r>
+      <w:r>
+        <w:rPr>
+          <w:rFonts w:ascii="Times New Roman" w:hAnsi="Times New Roman" w:eastAsia="Times New Roman" w:cs="Times New Roman"/>
+        </w:rPr>
+        <w:t xml:space="preserve">。</w:t>
       </w:r>
     </w:p>
     <w:p>
       <w:pPr>
-        <w:pStyle w:val="BodyText"/>
+        <w:pStyle w:val="BlockText"/>
       </w:pPr>
       <w:r>
         <w:rPr>
           <w:rFonts w:hint="eastAsia" w:ascii="Times New Roman" w:hAnsi="Times New Roman" w:eastAsia="FangSong" w:cs="Times New Roman"/>
         </w:rPr>
-        <w:t>当醛</w:t>
-      </w:r>
-      <w:r>
-        <w:rPr>
-          <w:rFonts w:hint="eastAsia" w:ascii="Times New Roman" w:hAnsi="Times New Roman" w:eastAsia="Times New Roman" w:cs="Times New Roman"/>
-        </w:rPr>
-        <w:t>/</w:t>
-      </w:r>
-      <w:r>
-        <w:rPr>
-          <w:rFonts w:hint="eastAsia" w:ascii="Times New Roman" w:hAnsi="Times New Roman" w:eastAsia="FangSong" w:cs="Times New Roman"/>
-        </w:rPr>
-        <w:t>酮的</w:t>
+        <w:t>竞赛深化</w:t>
+      </w:r>
+      <w:r>
+        <w:rPr>
+          <w:rFonts w:hint="eastAsia" w:ascii="Times New Roman" w:hAnsi="Times New Roman" w:eastAsia="Times New Roman" w:cs="Times New Roman"/>
+        </w:rPr>
+        <w:t>：Cram</w:t>
+      </w:r>
+      <w:r>
+        <w:rPr>
+          <w:rFonts w:hint="eastAsia" w:ascii="Times New Roman" w:hAnsi="Times New Roman" w:eastAsia="FangSong" w:cs="Times New Roman"/>
+        </w:rPr>
+        <w:t>规则的构象基础</w:t>
+      </w:r>
+      <w:r>
+        <w:rPr>
+          <w:rFonts w:hint="eastAsia" w:ascii="Times New Roman" w:hAnsi="Times New Roman" w:eastAsia="Times New Roman" w:cs="Times New Roman"/>
+        </w:rPr>
+        <w:t>——</w:t>
+      </w:r>
+      <w:r>
+        <w:rPr>
+          <w:rFonts w:hint="eastAsia" w:ascii="Times New Roman" w:hAnsi="Times New Roman" w:eastAsia="FangSong" w:cs="Times New Roman"/>
+        </w:rPr>
+        <w:t>羰基</w:t>
+      </w:r>
+      <w:r>
+        <w:rPr>
+          <w:rFonts w:hint="eastAsia" w:ascii="Times New Roman" w:hAnsi="Times New Roman" w:eastAsia="Times New Roman" w:cs="Times New Roman"/>
+        </w:rPr>
+        <w:t>O</w:t>
+      </w:r>
+      <w:r>
+        <w:rPr>
+          <w:rFonts w:hint="eastAsia" w:ascii="Times New Roman" w:hAnsi="Times New Roman" w:eastAsia="FangSong" w:cs="Times New Roman"/>
+        </w:rPr>
+        <w:t>与</w:t>
       </w:r>
       <w:r>
         <w:rPr>
@@ -2397,469 +2761,105 @@
         <w:rPr>
           <w:rFonts w:hint="eastAsia" w:ascii="Times New Roman" w:hAnsi="Times New Roman" w:eastAsia="FangSong" w:cs="Times New Roman"/>
         </w:rPr>
-        <w:t>为手性碳时</w:t>
-      </w:r>
-      <w:r>
-        <w:rPr>
-          <w:rFonts w:hint="eastAsia" w:ascii="Times New Roman" w:hAnsi="Times New Roman" w:eastAsia="Times New Roman" w:cs="Times New Roman"/>
-        </w:rPr>
-        <w:t>，</w:t>
-      </w:r>
-      <w:r>
-        <w:rPr>
-          <w:rFonts w:hint="eastAsia" w:ascii="Times New Roman" w:hAnsi="Times New Roman" w:eastAsia="FangSong" w:cs="Times New Roman"/>
-        </w:rPr>
-        <w:t>亲核试剂从位阻较小的一侧加成</w:t>
-      </w:r>
-      <w:r>
-        <w:rPr>
-          <w:rFonts w:hint="eastAsia" w:ascii="Times New Roman" w:hAnsi="Times New Roman" w:eastAsia="Times New Roman" w:cs="Times New Roman"/>
-        </w:rPr>
-        <w:t>：</w:t>
+        <w:t>的最大基团</w:t>
+      </w:r>
+      <w:r>
+        <w:rPr>
+          <w:rFonts w:hint="eastAsia" w:ascii="Times New Roman" w:hAnsi="Times New Roman" w:eastAsia="Times New Roman" w:cs="Times New Roman"/>
+        </w:rPr>
+        <w:t>(L)</w:t>
+      </w:r>
+      <w:r>
+        <w:rPr>
+          <w:rFonts w:hint="eastAsia" w:ascii="Times New Roman" w:hAnsi="Times New Roman" w:eastAsia="FangSong" w:cs="Times New Roman"/>
+        </w:rPr>
+        <w:t>处于</w:t>
+      </w:r>
+      <w:r>
+        <w:rPr>
+          <w:rFonts w:hint="eastAsia" w:ascii="Times New Roman" w:hAnsi="Times New Roman" w:eastAsia="FangSong" w:cs="Times New Roman"/>
+          <w:b/>
+          <w:bCs/>
+        </w:rPr>
+        <w:t xml:space="preserve">反式</w:t>
+      </w:r>
+      <w:r>
+        <w:rPr>
+          <w:rFonts w:hint="eastAsia" w:ascii="Times New Roman" w:hAnsi="Times New Roman" w:eastAsia="Times New Roman" w:cs="Times New Roman"/>
+        </w:rPr>
+        <w:t>（</w:t>
+      </w:r>
+      <w:r>
+        <w:rPr>
+          <w:rFonts w:hint="eastAsia" w:ascii="Times New Roman" w:hAnsi="Times New Roman" w:eastAsia="FangSong" w:cs="Times New Roman"/>
+        </w:rPr>
+        <w:t>减小位阻</w:t>
+      </w:r>
+      <w:r>
+        <w:rPr>
+          <w:rFonts w:hint="eastAsia" w:ascii="Times New Roman" w:hAnsi="Times New Roman" w:eastAsia="Times New Roman" w:cs="Times New Roman"/>
+        </w:rPr>
+        <w:t>），M</w:t>
+      </w:r>
+      <w:r>
+        <w:rPr>
+          <w:rFonts w:hint="eastAsia" w:ascii="Times New Roman" w:hAnsi="Times New Roman" w:eastAsia="FangSong" w:cs="Times New Roman"/>
+        </w:rPr>
+        <w:t>在中间</w:t>
+      </w:r>
+      <w:r>
+        <w:rPr>
+          <w:rFonts w:hint="eastAsia" w:ascii="Times New Roman" w:hAnsi="Times New Roman" w:eastAsia="Times New Roman" w:cs="Times New Roman"/>
+        </w:rPr>
+        <w:t>，S</w:t>
+      </w:r>
+      <w:r>
+        <w:rPr>
+          <w:rFonts w:hint="eastAsia" w:ascii="Times New Roman" w:hAnsi="Times New Roman" w:eastAsia="FangSong" w:cs="Times New Roman"/>
+        </w:rPr>
+        <w:t>在另一侧</w:t>
+      </w:r>
+      <w:r>
+        <w:rPr>
+          <w:rFonts w:hint="eastAsia" w:ascii="Times New Roman" w:hAnsi="Times New Roman" w:eastAsia="Times New Roman" w:cs="Times New Roman"/>
+        </w:rPr>
+        <w:t>。Nu</w:t>
+      </w:r>
+      <w:r>
+        <w:rPr>
+          <w:rFonts w:hint="eastAsia" w:ascii="Times New Roman" w:hAnsi="Times New Roman" w:eastAsia="Times New Roman" w:cs="Times New Roman"/>
+          <w:vertAlign w:val="superscript"/>
+        </w:rPr>
+        <w:t>-</w:t>
+      </w:r>
+      <w:r>
+        <w:rPr>
+          <w:rFonts w:hint="eastAsia" w:ascii="Times New Roman" w:hAnsi="Times New Roman" w:eastAsia="FangSong" w:cs="Times New Roman"/>
+        </w:rPr>
+        <w:t>从</w:t>
+      </w:r>
+      <w:r>
+        <w:rPr>
+          <w:rFonts w:hint="eastAsia" w:ascii="Times New Roman" w:hAnsi="Times New Roman" w:eastAsia="Times New Roman" w:cs="Times New Roman"/>
+        </w:rPr>
+        <w:t>S</w:t>
+      </w:r>
+      <w:r>
+        <w:rPr>
+          <w:rFonts w:hint="eastAsia" w:ascii="Times New Roman" w:hAnsi="Times New Roman" w:eastAsia="FangSong" w:cs="Times New Roman"/>
+        </w:rPr>
+        <w:t>侧进攻</w:t>
+      </w:r>
+      <w:r>
+        <w:rPr>
+          <w:rFonts w:hint="eastAsia" w:ascii="Times New Roman" w:hAnsi="Times New Roman" w:eastAsia="Times New Roman" w:cs="Times New Roman"/>
+        </w:rPr>
+        <w:t>。</w:t>
       </w:r>
     </w:p>
     <w:p>
       <w:pPr>
-        <w:pStyle w:val="BodyText"/>
-      </w:pPr>
-      <w:r>
-        <w:rPr>
-          <w:rFonts w:ascii="Times New Roman" w:hAnsi="Times New Roman" w:eastAsia="Times New Roman" w:cs="Times New Roman"/>
-        </w:rPr>
-        <w:t xml:space="preserve">α-C </w:t>
-      </w:r>
-      <w:r>
-        <w:rPr>
-          <w:rFonts w:hint="eastAsia" w:ascii="Times New Roman" w:hAnsi="Times New Roman" w:eastAsia="FangSong" w:cs="Times New Roman"/>
-        </w:rPr>
-        <w:t>为手性碳时</w:t>
-      </w:r>
-      <w:r>
-        <w:rPr>
-          <w:rFonts w:hint="eastAsia" w:ascii="Times New Roman" w:hAnsi="Times New Roman" w:eastAsia="Times New Roman" w:cs="Times New Roman"/>
-        </w:rPr>
-        <w:t>，</w:t>
-      </w:r>
-      <w:r>
-        <w:rPr>
-          <w:rFonts w:hint="eastAsia" w:ascii="Times New Roman" w:hAnsi="Times New Roman" w:eastAsia="FangSong" w:cs="Times New Roman"/>
-        </w:rPr>
-        <w:t>其上三个基团按体积排为</w:t>
-      </w:r>
-      <w:r>
-        <w:rPr>
-          <w:rFonts w:ascii="Times New Roman" w:hAnsi="Times New Roman" w:eastAsia="Times New Roman" w:cs="Times New Roman"/>
-        </w:rPr>
-        <w:t xml:space="preserve"> </w:t>
-      </w:r>
-      <w:r>
-        <w:rPr>
-          <w:rFonts w:hint="eastAsia" w:ascii="Times New Roman" w:hAnsi="Times New Roman" w:eastAsia="Times New Roman" w:cs="Times New Roman"/>
-        </w:rPr>
-        <w:t>L（</w:t>
-      </w:r>
-      <w:r>
-        <w:rPr>
-          <w:rFonts w:hint="eastAsia" w:ascii="Times New Roman" w:hAnsi="Times New Roman" w:eastAsia="FangSong" w:cs="Times New Roman"/>
-        </w:rPr>
-        <w:t>大</w:t>
-      </w:r>
-      <w:r>
-        <w:rPr>
-          <w:rFonts w:hint="eastAsia" w:ascii="Times New Roman" w:hAnsi="Times New Roman" w:eastAsia="Times New Roman" w:cs="Times New Roman"/>
-        </w:rPr>
-        <w:t>）&gt;</w:t>
-      </w:r>
-      <w:r>
-        <w:rPr>
-          <w:rFonts w:ascii="Times New Roman" w:hAnsi="Times New Roman" w:eastAsia="Times New Roman" w:cs="Times New Roman"/>
-        </w:rPr>
-        <w:t xml:space="preserve"> </w:t>
-      </w:r>
-      <w:r>
-        <w:rPr>
-          <w:rFonts w:hint="eastAsia" w:ascii="Times New Roman" w:hAnsi="Times New Roman" w:eastAsia="Times New Roman" w:cs="Times New Roman"/>
-        </w:rPr>
-        <w:t>M（</w:t>
-      </w:r>
-      <w:r>
-        <w:rPr>
-          <w:rFonts w:hint="eastAsia" w:ascii="Times New Roman" w:hAnsi="Times New Roman" w:eastAsia="FangSong" w:cs="Times New Roman"/>
-        </w:rPr>
-        <w:t>中</w:t>
-      </w:r>
-      <w:r>
-        <w:rPr>
-          <w:rFonts w:hint="eastAsia" w:ascii="Times New Roman" w:hAnsi="Times New Roman" w:eastAsia="Times New Roman" w:cs="Times New Roman"/>
-        </w:rPr>
-        <w:t>）&gt;</w:t>
-      </w:r>
-      <w:r>
-        <w:rPr>
-          <w:rFonts w:ascii="Times New Roman" w:hAnsi="Times New Roman" w:eastAsia="Times New Roman" w:cs="Times New Roman"/>
-        </w:rPr>
-        <w:t xml:space="preserve"> </w:t>
-      </w:r>
-      <w:r>
-        <w:rPr>
-          <w:rFonts w:hint="eastAsia" w:ascii="Times New Roman" w:hAnsi="Times New Roman" w:eastAsia="Times New Roman" w:cs="Times New Roman"/>
-        </w:rPr>
-        <w:t>S（</w:t>
-      </w:r>
-      <w:r>
-        <w:rPr>
-          <w:rFonts w:hint="eastAsia" w:ascii="Times New Roman" w:hAnsi="Times New Roman" w:eastAsia="FangSong" w:cs="Times New Roman"/>
-        </w:rPr>
-        <w:t>小</w:t>
-      </w:r>
-      <w:r>
-        <w:rPr>
-          <w:rFonts w:hint="eastAsia" w:ascii="Times New Roman" w:hAnsi="Times New Roman" w:eastAsia="Times New Roman" w:cs="Times New Roman"/>
-        </w:rPr>
-        <w:t>，</w:t>
-      </w:r>
-      <w:r>
-        <w:rPr>
-          <w:rFonts w:hint="eastAsia" w:ascii="Times New Roman" w:hAnsi="Times New Roman" w:eastAsia="FangSong" w:cs="Times New Roman"/>
-        </w:rPr>
-        <w:t>常为</w:t>
-      </w:r>
-      <w:r>
-        <w:rPr>
-          <w:rFonts w:ascii="Times New Roman" w:hAnsi="Times New Roman" w:eastAsia="Times New Roman" w:cs="Times New Roman"/>
-        </w:rPr>
-        <w:t xml:space="preserve"> </w:t>
-      </w:r>
-      <w:r>
-        <w:rPr>
-          <w:rFonts w:hint="eastAsia" w:ascii="Times New Roman" w:hAnsi="Times New Roman" w:eastAsia="Times New Roman" w:cs="Times New Roman"/>
-        </w:rPr>
-        <w:t>H）；</w:t>
-      </w:r>
-      <w:r>
-        <w:rPr>
-          <w:rFonts w:hint="eastAsia" w:ascii="Times New Roman" w:hAnsi="Times New Roman" w:eastAsia="FangSong" w:cs="Times New Roman"/>
-        </w:rPr>
-        <w:t>亲核试剂</w:t>
-      </w:r>
-      <w:r>
-        <w:rPr>
-          <w:rFonts w:ascii="Times New Roman" w:hAnsi="Times New Roman" w:eastAsia="Times New Roman" w:cs="Times New Roman"/>
-        </w:rPr>
-        <w:t xml:space="preserve"> Nu</w:t>
-      </w:r>
-      <w:r>
-        <w:rPr>
-          <w:rFonts w:ascii="Times New Roman" w:hAnsi="Times New Roman" w:eastAsia="Times New Roman" w:cs="Times New Roman"/>
-          <w:vertAlign w:val="superscript"/>
-        </w:rPr>
-        <w:t>-</w:t>
-      </w:r>
-      <w:r>
-        <w:rPr>
-          <w:rFonts w:ascii="Times New Roman" w:hAnsi="Times New Roman" w:eastAsia="Times New Roman" w:cs="Times New Roman"/>
-        </w:rPr>
-        <w:t xml:space="preserve"> </w:t>
-      </w:r>
-      <w:r>
-        <w:rPr>
-          <w:rFonts w:hint="eastAsia" w:ascii="Times New Roman" w:hAnsi="Times New Roman" w:eastAsia="FangSong" w:cs="Times New Roman"/>
-          <w:b/>
-          <w:bCs/>
-        </w:rPr>
-        <w:t xml:space="preserve">主要从体积最小的</w:t>
-      </w:r>
-      <w:r>
-        <w:rPr>
-          <w:rFonts w:ascii="Times New Roman" w:hAnsi="Times New Roman" w:eastAsia="Times New Roman" w:cs="Times New Roman"/>
-          <w:b/>
-          <w:bCs/>
-        </w:rPr>
-        <w:t xml:space="preserve"> S </w:t>
-      </w:r>
-      <w:r>
-        <w:rPr>
-          <w:rFonts w:hint="eastAsia" w:ascii="Times New Roman" w:hAnsi="Times New Roman" w:eastAsia="FangSong" w:cs="Times New Roman"/>
-          <w:b/>
-          <w:bCs/>
-        </w:rPr>
-        <w:t xml:space="preserve">一侧</w:t>
-      </w:r>
-      <w:r>
-        <w:rPr>
-          <w:rFonts w:ascii="Times New Roman" w:hAnsi="Times New Roman" w:eastAsia="Times New Roman" w:cs="Times New Roman"/>
-        </w:rPr>
-        <w:t xml:space="preserve"> </w:t>
-      </w:r>
-      <w:r>
-        <w:rPr>
-          <w:rFonts w:hint="eastAsia" w:ascii="Times New Roman" w:hAnsi="Times New Roman" w:eastAsia="FangSong" w:cs="Times New Roman"/>
-        </w:rPr>
-        <w:t>进攻羰基碳</w:t>
-      </w:r>
-      <w:r>
-        <w:rPr>
-          <w:rFonts w:hint="eastAsia" w:ascii="Times New Roman" w:hAnsi="Times New Roman" w:eastAsia="Times New Roman" w:cs="Times New Roman"/>
-        </w:rPr>
-        <w:t>。</w:t>
-      </w:r>
-    </w:p>
-    <w:p>
-      <w:pPr>
-        <w:pStyle w:val="BodyText"/>
-      </w:pPr>
-      <w:r>
-        <w:rPr>
-          <w:rFonts w:hint="eastAsia" w:ascii="Times New Roman" w:hAnsi="Times New Roman" w:eastAsia="Times New Roman" w:cs="Times New Roman"/>
-        </w:rPr>
-        <w:t>Cram</w:t>
-      </w:r>
-      <w:r>
-        <w:rPr>
-          <w:rFonts w:hint="eastAsia" w:ascii="Times New Roman" w:hAnsi="Times New Roman" w:eastAsia="FangSong" w:cs="Times New Roman"/>
-        </w:rPr>
-        <w:t>规则预测</w:t>
-      </w:r>
-      <w:r>
-        <w:rPr>
-          <w:rFonts w:hint="eastAsia" w:ascii="Times New Roman" w:hAnsi="Times New Roman" w:eastAsia="Times New Roman" w:cs="Times New Roman"/>
-        </w:rPr>
-        <w:t>：</w:t>
-      </w:r>
-      <w:r>
-        <w:rPr>
-          <w:rFonts w:hint="eastAsia" w:ascii="Times New Roman" w:hAnsi="Times New Roman" w:eastAsia="FangSong" w:cs="Times New Roman"/>
-        </w:rPr>
-        <w:t>在</w:t>
-      </w:r>
-      <w:r>
-        <w:rPr>
-          <w:rFonts w:hint="eastAsia" w:ascii="Times New Roman" w:hAnsi="Times New Roman" w:eastAsia="Times New Roman" w:cs="Times New Roman"/>
-        </w:rPr>
-        <w:t>α-C</w:t>
-      </w:r>
-      <w:r>
-        <w:rPr>
-          <w:rFonts w:hint="eastAsia" w:ascii="Times New Roman" w:hAnsi="Times New Roman" w:eastAsia="FangSong" w:cs="Times New Roman"/>
-        </w:rPr>
-        <w:t>的</w:t>
-      </w:r>
-      <w:r>
-        <w:rPr>
-          <w:rFonts w:hint="eastAsia" w:ascii="Times New Roman" w:hAnsi="Times New Roman" w:eastAsia="Times New Roman" w:cs="Times New Roman"/>
-        </w:rPr>
-        <w:t>3</w:t>
-      </w:r>
-      <w:r>
-        <w:rPr>
-          <w:rFonts w:hint="eastAsia" w:ascii="Times New Roman" w:hAnsi="Times New Roman" w:eastAsia="FangSong" w:cs="Times New Roman"/>
-        </w:rPr>
-        <w:t>个基团</w:t>
-      </w:r>
-      <w:r>
-        <w:rPr>
-          <w:rFonts w:hint="eastAsia" w:ascii="Times New Roman" w:hAnsi="Times New Roman" w:eastAsia="Times New Roman" w:cs="Times New Roman"/>
-        </w:rPr>
-        <w:t>L/M/S</w:t>
-      </w:r>
-      <w:r>
-        <w:rPr>
-          <w:rFonts w:hint="eastAsia" w:ascii="Times New Roman" w:hAnsi="Times New Roman" w:eastAsia="FangSong" w:cs="Times New Roman"/>
-        </w:rPr>
-        <w:t>中</w:t>
-      </w:r>
-      <w:r>
-        <w:rPr>
-          <w:rFonts w:hint="eastAsia" w:ascii="Times New Roman" w:hAnsi="Times New Roman" w:eastAsia="Times New Roman" w:cs="Times New Roman"/>
-        </w:rPr>
-        <w:t>，</w:t>
-      </w:r>
-      <w:r>
-        <w:rPr>
-          <w:rFonts w:hint="eastAsia" w:ascii="Times New Roman" w:hAnsi="Times New Roman" w:eastAsia="FangSong" w:cs="Times New Roman"/>
-          <w:b/>
-          <w:bCs/>
-        </w:rPr>
-        <w:t>亲核试剂主要从体积最小的基团</w:t>
-      </w:r>
-      <w:r>
-        <w:rPr>
-          <w:rFonts w:hint="eastAsia" w:ascii="Times New Roman" w:hAnsi="Times New Roman" w:eastAsia="Times New Roman" w:cs="Times New Roman"/>
-          <w:b/>
-          <w:bCs/>
-        </w:rPr>
-        <w:t>S</w:t>
-      </w:r>
-      <w:r>
-        <w:rPr>
-          <w:rFonts w:hint="eastAsia" w:ascii="Times New Roman" w:hAnsi="Times New Roman" w:eastAsia="FangSong" w:cs="Times New Roman"/>
-          <w:b/>
-          <w:bCs/>
-        </w:rPr>
-        <w:t>一侧进攻羰基</w:t>
-      </w:r>
-      <w:r>
-        <w:rPr>
-          <w:rFonts w:ascii="Times New Roman" w:hAnsi="Times New Roman" w:eastAsia="Times New Roman" w:cs="Times New Roman"/>
-        </w:rPr>
-        <w:t xml:space="preserve">。</w:t>
-      </w:r>
-    </w:p>
-    <w:p>
-      <w:pPr>
-        <w:pStyle w:val="BodyText"/>
-      </w:pPr>
-      <w:r>
-        <w:rPr>
-          <w:rFonts w:hint="eastAsia" w:ascii="Times New Roman" w:hAnsi="Times New Roman" w:eastAsia="FangSong" w:cs="Times New Roman"/>
-        </w:rPr>
-        <w:t>竞赛深化</w:t>
-      </w:r>
-      <w:r>
-        <w:rPr>
-          <w:rFonts w:hint="eastAsia" w:ascii="Times New Roman" w:hAnsi="Times New Roman" w:eastAsia="Times New Roman" w:cs="Times New Roman"/>
-        </w:rPr>
-        <w:t>：Cram</w:t>
-      </w:r>
-      <w:r>
-        <w:rPr>
-          <w:rFonts w:hint="eastAsia" w:ascii="Times New Roman" w:hAnsi="Times New Roman" w:eastAsia="FangSong" w:cs="Times New Roman"/>
-        </w:rPr>
-        <w:t>规则的构象基础</w:t>
-      </w:r>
-      <w:r>
-        <w:rPr>
-          <w:rFonts w:hint="eastAsia" w:ascii="Times New Roman" w:hAnsi="Times New Roman" w:eastAsia="Times New Roman" w:cs="Times New Roman"/>
-        </w:rPr>
-        <w:t>——</w:t>
-      </w:r>
-      <w:r>
-        <w:rPr>
-          <w:rFonts w:hint="eastAsia" w:ascii="Times New Roman" w:hAnsi="Times New Roman" w:eastAsia="FangSong" w:cs="Times New Roman"/>
-        </w:rPr>
-        <w:t>羰基</w:t>
-      </w:r>
-      <w:r>
-        <w:rPr>
-          <w:rFonts w:hint="eastAsia" w:ascii="Times New Roman" w:hAnsi="Times New Roman" w:eastAsia="Times New Roman" w:cs="Times New Roman"/>
-        </w:rPr>
-        <w:t>O</w:t>
-      </w:r>
-      <w:r>
-        <w:rPr>
-          <w:rFonts w:hint="eastAsia" w:ascii="Times New Roman" w:hAnsi="Times New Roman" w:eastAsia="FangSong" w:cs="Times New Roman"/>
-        </w:rPr>
-        <w:t>与</w:t>
-      </w:r>
-      <w:r>
-        <w:rPr>
-          <w:rFonts w:hint="eastAsia" w:ascii="Times New Roman" w:hAnsi="Times New Roman" w:eastAsia="Times New Roman" w:cs="Times New Roman"/>
-        </w:rPr>
-        <w:t>α-C</w:t>
-      </w:r>
-      <w:r>
-        <w:rPr>
-          <w:rFonts w:hint="eastAsia" w:ascii="Times New Roman" w:hAnsi="Times New Roman" w:eastAsia="FangSong" w:cs="Times New Roman"/>
-        </w:rPr>
-        <w:t>的最大基团</w:t>
-      </w:r>
-      <w:r>
-        <w:rPr>
-          <w:rFonts w:hint="eastAsia" w:ascii="Times New Roman" w:hAnsi="Times New Roman" w:eastAsia="Times New Roman" w:cs="Times New Roman"/>
-        </w:rPr>
-        <w:t>(L)</w:t>
-      </w:r>
-      <w:r>
-        <w:rPr>
-          <w:rFonts w:hint="eastAsia" w:ascii="Times New Roman" w:hAnsi="Times New Roman" w:eastAsia="FangSong" w:cs="Times New Roman"/>
-        </w:rPr>
-        <w:t>处于</w:t>
-      </w:r>
-      <w:r>
-        <w:rPr>
-          <w:rFonts w:hint="eastAsia" w:ascii="Times New Roman" w:hAnsi="Times New Roman" w:eastAsia="FangSong" w:cs="Times New Roman"/>
-          <w:b/>
-          <w:bCs/>
-        </w:rPr>
-        <w:t xml:space="preserve">反式</w:t>
-      </w:r>
-      <w:r>
-        <w:rPr>
-          <w:rFonts w:hint="eastAsia" w:ascii="Times New Roman" w:hAnsi="Times New Roman" w:eastAsia="Times New Roman" w:cs="Times New Roman"/>
-        </w:rPr>
-        <w:t>（</w:t>
-      </w:r>
-      <w:r>
-        <w:rPr>
-          <w:rFonts w:hint="eastAsia" w:ascii="Times New Roman" w:hAnsi="Times New Roman" w:eastAsia="FangSong" w:cs="Times New Roman"/>
-        </w:rPr>
-        <w:t>减小位阻</w:t>
-      </w:r>
-      <w:r>
-        <w:rPr>
-          <w:rFonts w:hint="eastAsia" w:ascii="Times New Roman" w:hAnsi="Times New Roman" w:eastAsia="Times New Roman" w:cs="Times New Roman"/>
-        </w:rPr>
-        <w:t>），M</w:t>
-      </w:r>
-      <w:r>
-        <w:rPr>
-          <w:rFonts w:hint="eastAsia" w:ascii="Times New Roman" w:hAnsi="Times New Roman" w:eastAsia="FangSong" w:cs="Times New Roman"/>
-        </w:rPr>
-        <w:t>在中间</w:t>
-      </w:r>
-      <w:r>
-        <w:rPr>
-          <w:rFonts w:hint="eastAsia" w:ascii="Times New Roman" w:hAnsi="Times New Roman" w:eastAsia="Times New Roman" w:cs="Times New Roman"/>
-        </w:rPr>
-        <w:t>，S</w:t>
-      </w:r>
-      <w:r>
-        <w:rPr>
-          <w:rFonts w:hint="eastAsia" w:ascii="Times New Roman" w:hAnsi="Times New Roman" w:eastAsia="FangSong" w:cs="Times New Roman"/>
-        </w:rPr>
-        <w:t>在另一侧</w:t>
-      </w:r>
-      <w:r>
-        <w:rPr>
-          <w:rFonts w:hint="eastAsia" w:ascii="Times New Roman" w:hAnsi="Times New Roman" w:eastAsia="Times New Roman" w:cs="Times New Roman"/>
-        </w:rPr>
-        <w:t>。Nu</w:t>
-      </w:r>
-      <w:r>
-        <w:rPr>
-          <w:rFonts w:hint="eastAsia" w:ascii="Times New Roman" w:hAnsi="Times New Roman" w:eastAsia="Times New Roman" w:cs="Times New Roman"/>
-          <w:vertAlign w:val="superscript"/>
-        </w:rPr>
-        <w:t>-</w:t>
-      </w:r>
-      <w:r>
-        <w:rPr>
-          <w:rFonts w:hint="eastAsia" w:ascii="Times New Roman" w:hAnsi="Times New Roman" w:eastAsia="FangSong" w:cs="Times New Roman"/>
-        </w:rPr>
-        <w:t>从</w:t>
-      </w:r>
-      <w:r>
-        <w:rPr>
-          <w:rFonts w:hint="eastAsia" w:ascii="Times New Roman" w:hAnsi="Times New Roman" w:eastAsia="Times New Roman" w:cs="Times New Roman"/>
-        </w:rPr>
-        <w:t>S</w:t>
-      </w:r>
-      <w:r>
-        <w:rPr>
-          <w:rFonts w:hint="eastAsia" w:ascii="Times New Roman" w:hAnsi="Times New Roman" w:eastAsia="FangSong" w:cs="Times New Roman"/>
-        </w:rPr>
-        <w:t>侧进攻</w:t>
-      </w:r>
-      <w:r>
-        <w:rPr>
-          <w:rFonts w:hint="eastAsia" w:ascii="Times New Roman" w:hAnsi="Times New Roman" w:eastAsia="Times New Roman" w:cs="Times New Roman"/>
-        </w:rPr>
-        <w:t>。</w:t>
-      </w:r>
-    </w:p>
-    <w:p>
-      <w:pPr>
-        <w:pStyle w:val="BodyText"/>
+        <w:pStyle w:val="FirstParagraph"/>
       </w:pPr>
       <w:r>
         <w:rPr>
@@ -5265,7 +5265,7 @@
     </w:tbl>
     <w:p>
       <w:pPr>
-        <w:pStyle w:val="BodyText"/>
+        <w:pStyle w:val="BlockText"/>
         <w:spacing w:before="120"/>
       </w:pPr>
       <w:r>
@@ -5493,7 +5493,7 @@
     </w:p>
     <w:p>
       <w:pPr>
-        <w:pStyle w:val="BodyText"/>
+        <w:pStyle w:val="FirstParagraph"/>
       </w:pPr>
       <w:r>
         <w:rPr>
@@ -7346,7 +7346,7 @@
     </w:p>
     <w:p>
       <w:pPr>
-        <w:pStyle w:val="BodyText"/>
+        <w:pStyle w:val="BlockText"/>
       </w:pPr>
       <w:r>
         <w:rPr>
@@ -9562,7 +9562,7 @@
     </w:tbl>
     <w:p>
       <w:pPr>
-        <w:pStyle w:val="BodyText"/>
+        <w:pStyle w:val="BlockText"/>
         <w:spacing w:before="120"/>
       </w:pPr>
       <w:r>
@@ -11742,7 +11742,7 @@
     </w:tbl>
     <w:p>
       <w:pPr>
-        <w:pStyle w:val="BodyText"/>
+        <w:pStyle w:val="BlockText"/>
         <w:spacing w:before="120"/>
       </w:pPr>
       <w:r>
@@ -11829,7 +11829,7 @@
     </w:p>
     <w:p>
       <w:pPr>
-        <w:pStyle w:val="BodyText"/>
+        <w:pStyle w:val="FirstParagraph"/>
       </w:pPr>
       <w:r>
         <w:rPr>
@@ -13910,7 +13910,7 @@
     </w:p>
     <w:p>
       <w:pPr>
-        <w:pStyle w:val="BodyText"/>
+        <w:pStyle w:val="BlockText"/>
       </w:pPr>
       <w:r>
         <w:rPr>
@@ -14147,7 +14147,7 @@
     </w:p>
     <w:p>
       <w:pPr>
-        <w:pStyle w:val="BodyText"/>
+        <w:pStyle w:val="FirstParagraph"/>
         <w:spacing w:after="80"/>
       </w:pPr>
       <w:r>
@@ -15338,7 +15338,7 @@
     </w:p>
     <w:p>
       <w:pPr>
-        <w:pStyle w:val="BodyText"/>
+        <w:pStyle w:val="BlockText"/>
       </w:pPr>
       <w:r>
         <w:rPr>
@@ -15727,6 +15727,53 @@
           <w:rFonts w:hint="eastAsia" w:ascii="Times New Roman" w:hAnsi="Times New Roman" w:eastAsia="Times New Roman" w:cs="Times New Roman"/>
         </w:rPr>
         <w:t>。</w:t>
+      </w:r>
+    </w:p>
+    <w:p>
+      <w:pPr>
+        <w:pStyle w:val="FirstParagraph"/>
+      </w:pPr>
+      <w:r>
+        <w:rPr>
+          <w:rFonts w:ascii="Times New Roman" w:hAnsi="Times New Roman" w:eastAsia="Times New Roman" w:cs="Times New Roman"/>
+          <w:b/>
+          <w:bCs/>
+        </w:rPr>
+        <w:t xml:space="preserve">② </w:t>
+      </w:r>
+      <w:r>
+        <w:rPr>
+          <w:rFonts w:hint="eastAsia" w:ascii="Times New Roman" w:hAnsi="Times New Roman" w:eastAsia="Times New Roman" w:cs="Times New Roman"/>
+          <w:b/>
+          <w:bCs/>
+        </w:rPr>
+        <w:t>Mannich</w:t>
+      </w:r>
+      <w:r>
+        <w:rPr>
+          <w:rFonts w:hint="eastAsia" w:ascii="Times New Roman" w:hAnsi="Times New Roman" w:eastAsia="FangSong" w:cs="Times New Roman"/>
+          <w:b/>
+          <w:bCs/>
+        </w:rPr>
+        <w:t>反应</w:t>
+      </w:r>
+      <w:r>
+        <w:rPr>
+          <w:rFonts w:hint="eastAsia" w:ascii="Times New Roman" w:hAnsi="Times New Roman" w:eastAsia="Times New Roman" w:cs="Times New Roman"/>
+        </w:rPr>
+        <w:t>（</w:t>
+      </w:r>
+      <w:r>
+        <w:rPr>
+          <w:rFonts w:hint="eastAsia" w:ascii="Times New Roman" w:hAnsi="Times New Roman" w:eastAsia="FangSong" w:cs="Times New Roman"/>
+        </w:rPr>
+        <w:t>挑战</w:t>
+      </w:r>
+      <w:r>
+        <w:rPr>
+          <w:rFonts w:hint="eastAsia" w:ascii="Times New Roman" w:hAnsi="Times New Roman" w:eastAsia="Times New Roman" w:cs="Times New Roman"/>
+        </w:rPr>
+        <w:t>）</w:t>
       </w:r>
     </w:p>
     <w:p>
@@ -15735,39 +15782,81 @@
       </w:pPr>
       <w:r>
         <w:rPr>
-          <w:rFonts w:ascii="Times New Roman" w:hAnsi="Times New Roman" w:eastAsia="Times New Roman" w:cs="Times New Roman"/>
-          <w:b/>
-          <w:bCs/>
-        </w:rPr>
-        <w:t xml:space="preserve">② </w:t>
-      </w:r>
-      <w:r>
-        <w:rPr>
-          <w:rFonts w:hint="eastAsia" w:ascii="Times New Roman" w:hAnsi="Times New Roman" w:eastAsia="Times New Roman" w:cs="Times New Roman"/>
-          <w:b/>
-          <w:bCs/>
-        </w:rPr>
-        <w:t>Mannich</w:t>
-      </w:r>
-      <w:r>
-        <w:rPr>
-          <w:rFonts w:hint="eastAsia" w:ascii="Times New Roman" w:hAnsi="Times New Roman" w:eastAsia="FangSong" w:cs="Times New Roman"/>
-          <w:b/>
-          <w:bCs/>
-        </w:rPr>
-        <w:t>反应</w:t>
-      </w:r>
-      <w:r>
-        <w:rPr>
-          <w:rFonts w:hint="eastAsia" w:ascii="Times New Roman" w:hAnsi="Times New Roman" w:eastAsia="Times New Roman" w:cs="Times New Roman"/>
-        </w:rPr>
-        <w:t>（</w:t>
-      </w:r>
-      <w:r>
-        <w:rPr>
-          <w:rFonts w:hint="eastAsia" w:ascii="Times New Roman" w:hAnsi="Times New Roman" w:eastAsia="FangSong" w:cs="Times New Roman"/>
-        </w:rPr>
-        <w:t>挑战</w:t>
+          <w:rFonts w:hint="eastAsia" w:ascii="Times New Roman" w:hAnsi="Times New Roman" w:eastAsia="FangSong" w:cs="Times New Roman"/>
+        </w:rPr>
+        <w:t xml:space="preserve">甲醛</w:t>
+      </w:r>
+      <w:r>
+        <w:rPr>
+          <w:rFonts w:ascii="Times New Roman" w:hAnsi="Times New Roman" w:eastAsia="Times New Roman" w:cs="Times New Roman"/>
+        </w:rPr>
+        <w:t xml:space="preserve"> + </w:t>
+      </w:r>
+      <w:r>
+        <w:rPr>
+          <w:rFonts w:hint="eastAsia" w:ascii="Times New Roman" w:hAnsi="Times New Roman" w:eastAsia="Times New Roman" w:cs="Times New Roman"/>
+        </w:rPr>
+        <w:t>2°</w:t>
+      </w:r>
+      <w:r>
+        <w:rPr>
+          <w:rFonts w:hint="eastAsia" w:ascii="Times New Roman" w:hAnsi="Times New Roman" w:eastAsia="FangSong" w:cs="Times New Roman"/>
+        </w:rPr>
+        <w:t>胺</w:t>
+      </w:r>
+      <w:r>
+        <w:rPr>
+          <w:rFonts w:ascii="Times New Roman" w:hAnsi="Times New Roman" w:eastAsia="Times New Roman" w:cs="Times New Roman"/>
+        </w:rPr>
+        <w:t xml:space="preserve"> + </w:t>
+      </w:r>
+      <w:r>
+        <w:rPr>
+          <w:rFonts w:hint="eastAsia" w:ascii="Times New Roman" w:hAnsi="Times New Roman" w:eastAsia="FangSong" w:cs="Times New Roman"/>
+        </w:rPr>
+        <w:t>有</w:t>
+      </w:r>
+      <w:r>
+        <w:rPr>
+          <w:rFonts w:hint="eastAsia" w:ascii="Times New Roman" w:hAnsi="Times New Roman" w:eastAsia="Times New Roman" w:cs="Times New Roman"/>
+        </w:rPr>
+        <w:t>α-H</w:t>
+      </w:r>
+      <w:r>
+        <w:rPr>
+          <w:rFonts w:hint="eastAsia" w:ascii="Times New Roman" w:hAnsi="Times New Roman" w:eastAsia="FangSong" w:cs="Times New Roman"/>
+        </w:rPr>
+        <w:t>的羰基化合物</w:t>
+      </w:r>
+      <w:r>
+        <w:rPr>
+          <w:rFonts w:ascii="Times New Roman" w:hAnsi="Times New Roman" w:eastAsia="Times New Roman" w:cs="Times New Roman"/>
+        </w:rPr>
+        <w:t xml:space="preserve"> → </w:t>
+      </w:r>
+      <w:r>
+        <w:rPr>
+          <w:rFonts w:hint="eastAsia" w:ascii="Times New Roman" w:hAnsi="Times New Roman" w:eastAsia="Times New Roman" w:cs="Times New Roman"/>
+        </w:rPr>
+        <w:t>β-</w:t>
+      </w:r>
+      <w:r>
+        <w:rPr>
+          <w:rFonts w:hint="eastAsia" w:ascii="Times New Roman" w:hAnsi="Times New Roman" w:eastAsia="FangSong" w:cs="Times New Roman"/>
+        </w:rPr>
+        <w:t>氨基羰基化合物</w:t>
+      </w:r>
+      <w:r>
+        <w:rPr>
+          <w:rFonts w:hint="eastAsia" w:ascii="Times New Roman" w:hAnsi="Times New Roman" w:eastAsia="Times New Roman" w:cs="Times New Roman"/>
+        </w:rPr>
+        <w:t>（Mannich</w:t>
+      </w:r>
+      <w:r>
+        <w:rPr>
+          <w:rFonts w:hint="eastAsia" w:ascii="Times New Roman" w:hAnsi="Times New Roman" w:eastAsia="FangSong" w:cs="Times New Roman"/>
+        </w:rPr>
+        <w:t>碱</w:t>
       </w:r>
       <w:r>
         <w:rPr>
@@ -15782,87 +15871,133 @@
       </w:pPr>
       <w:r>
         <w:rPr>
-          <w:rFonts w:hint="eastAsia" w:ascii="Times New Roman" w:hAnsi="Times New Roman" w:eastAsia="FangSong" w:cs="Times New Roman"/>
-        </w:rPr>
-        <w:t xml:space="preserve">甲醛</w:t>
-      </w:r>
-      <w:r>
-        <w:rPr>
-          <w:rFonts w:ascii="Times New Roman" w:hAnsi="Times New Roman" w:eastAsia="Times New Roman" w:cs="Times New Roman"/>
-        </w:rPr>
-        <w:t xml:space="preserve"> + </w:t>
-      </w:r>
-      <w:r>
-        <w:rPr>
-          <w:rFonts w:hint="eastAsia" w:ascii="Times New Roman" w:hAnsi="Times New Roman" w:eastAsia="Times New Roman" w:cs="Times New Roman"/>
-        </w:rPr>
-        <w:t>2°</w:t>
-      </w:r>
-      <w:r>
-        <w:rPr>
-          <w:rFonts w:hint="eastAsia" w:ascii="Times New Roman" w:hAnsi="Times New Roman" w:eastAsia="FangSong" w:cs="Times New Roman"/>
-        </w:rPr>
-        <w:t>胺</w:t>
-      </w:r>
-      <w:r>
-        <w:rPr>
-          <w:rFonts w:ascii="Times New Roman" w:hAnsi="Times New Roman" w:eastAsia="Times New Roman" w:cs="Times New Roman"/>
-        </w:rPr>
-        <w:t xml:space="preserve"> + </w:t>
-      </w:r>
-      <w:r>
-        <w:rPr>
-          <w:rFonts w:hint="eastAsia" w:ascii="Times New Roman" w:hAnsi="Times New Roman" w:eastAsia="FangSong" w:cs="Times New Roman"/>
-        </w:rPr>
-        <w:t>有</w:t>
-      </w:r>
-      <w:r>
-        <w:rPr>
-          <w:rFonts w:hint="eastAsia" w:ascii="Times New Roman" w:hAnsi="Times New Roman" w:eastAsia="Times New Roman" w:cs="Times New Roman"/>
-        </w:rPr>
-        <w:t>α-H</w:t>
-      </w:r>
-      <w:r>
-        <w:rPr>
-          <w:rFonts w:hint="eastAsia" w:ascii="Times New Roman" w:hAnsi="Times New Roman" w:eastAsia="FangSong" w:cs="Times New Roman"/>
-        </w:rPr>
-        <w:t>的羰基化合物</w:t>
-      </w:r>
-      <w:r>
-        <w:rPr>
-          <w:rFonts w:ascii="Times New Roman" w:hAnsi="Times New Roman" w:eastAsia="Times New Roman" w:cs="Times New Roman"/>
-        </w:rPr>
-        <w:t xml:space="preserve"> → </w:t>
-      </w:r>
-      <w:r>
-        <w:rPr>
-          <w:rFonts w:hint="eastAsia" w:ascii="Times New Roman" w:hAnsi="Times New Roman" w:eastAsia="Times New Roman" w:cs="Times New Roman"/>
-        </w:rPr>
-        <w:t>β-</w:t>
-      </w:r>
-      <w:r>
-        <w:rPr>
-          <w:rFonts w:hint="eastAsia" w:ascii="Times New Roman" w:hAnsi="Times New Roman" w:eastAsia="FangSong" w:cs="Times New Roman"/>
-        </w:rPr>
-        <w:t>氨基羰基化合物</w:t>
-      </w:r>
-      <w:r>
-        <w:rPr>
-          <w:rFonts w:hint="eastAsia" w:ascii="Times New Roman" w:hAnsi="Times New Roman" w:eastAsia="Times New Roman" w:cs="Times New Roman"/>
-        </w:rPr>
-        <w:t>（Mannich</w:t>
-      </w:r>
-      <w:r>
-        <w:rPr>
-          <w:rFonts w:hint="eastAsia" w:ascii="Times New Roman" w:hAnsi="Times New Roman" w:eastAsia="FangSong" w:cs="Times New Roman"/>
-        </w:rPr>
-        <w:t>碱</w:t>
-      </w:r>
-      <w:r>
-        <w:rPr>
-          <w:rFonts w:hint="eastAsia" w:ascii="Times New Roman" w:hAnsi="Times New Roman" w:eastAsia="Times New Roman" w:cs="Times New Roman"/>
-        </w:rPr>
-        <w:t>）</w:t>
+          <w:rFonts w:ascii="Times New Roman" w:hAnsi="Times New Roman" w:eastAsia="Times New Roman" w:cs="Times New Roman"/>
+        </w:rPr>
+        <w:t>R</w:t>
+      </w:r>
+      <w:r>
+        <w:rPr>
+          <w:rFonts w:ascii="Times New Roman" w:hAnsi="Times New Roman" w:eastAsia="Times New Roman" w:cs="Times New Roman"/>
+          <w:vertAlign w:val="subscript"/>
+        </w:rPr>
+        <w:t>2</w:t>
+      </w:r>
+      <w:r>
+        <w:rPr>
+          <w:rFonts w:ascii="Times New Roman" w:hAnsi="Times New Roman" w:eastAsia="Times New Roman" w:cs="Times New Roman"/>
+        </w:rPr>
+        <w:t>C=O + CH</w:t>
+      </w:r>
+      <w:r>
+        <w:rPr>
+          <w:rFonts w:ascii="Times New Roman" w:hAnsi="Times New Roman" w:eastAsia="Times New Roman" w:cs="Times New Roman"/>
+          <w:vertAlign w:val="subscript"/>
+        </w:rPr>
+        <w:t>2</w:t>
+      </w:r>
+      <w:r>
+        <w:rPr>
+          <w:rFonts w:ascii="Times New Roman" w:hAnsi="Times New Roman" w:eastAsia="Times New Roman" w:cs="Times New Roman"/>
+        </w:rPr>
+        <w:t>O + HN(CH</w:t>
+      </w:r>
+      <w:r>
+        <w:rPr>
+          <w:rFonts w:ascii="Times New Roman" w:hAnsi="Times New Roman" w:eastAsia="Times New Roman" w:cs="Times New Roman"/>
+          <w:vertAlign w:val="subscript"/>
+        </w:rPr>
+        <w:t>3</w:t>
+      </w:r>
+      <w:r>
+        <w:rPr>
+          <w:rFonts w:ascii="Times New Roman" w:hAnsi="Times New Roman" w:eastAsia="Times New Roman" w:cs="Times New Roman"/>
+        </w:rPr>
+        <w:t>)</w:t>
+      </w:r>
+      <w:r>
+        <w:rPr>
+          <w:rFonts w:ascii="Times New Roman" w:hAnsi="Times New Roman" w:eastAsia="Times New Roman" w:cs="Times New Roman"/>
+          <w:vertAlign w:val="subscript"/>
+        </w:rPr>
+        <w:t>2</w:t>
+      </w:r>
+      <w:r>
+        <w:rPr>
+          <w:rFonts w:ascii="Times New Roman" w:hAnsi="Times New Roman" w:eastAsia="Times New Roman" w:cs="Times New Roman"/>
+        </w:rPr>
+        <w:t xml:space="preserve"> —H</w:t>
+      </w:r>
+      <w:r>
+        <w:rPr>
+          <w:rFonts w:ascii="Times New Roman" w:hAnsi="Times New Roman" w:eastAsia="Times New Roman" w:cs="Times New Roman"/>
+          <w:vertAlign w:val="superscript"/>
+        </w:rPr>
+        <w:t>+</w:t>
+      </w:r>
+      <w:r>
+        <w:rPr>
+          <w:rFonts w:ascii="Times New Roman" w:hAnsi="Times New Roman" w:eastAsia="Times New Roman" w:cs="Times New Roman"/>
+        </w:rPr>
+        <w:t>→ R</w:t>
+      </w:r>
+      <w:r>
+        <w:rPr>
+          <w:rFonts w:ascii="Times New Roman" w:hAnsi="Times New Roman" w:eastAsia="Times New Roman" w:cs="Times New Roman"/>
+          <w:vertAlign w:val="subscript"/>
+        </w:rPr>
+        <w:t>2</w:t>
+      </w:r>
+      <w:r>
+        <w:rPr>
+          <w:rFonts w:ascii="Times New Roman" w:hAnsi="Times New Roman" w:eastAsia="Times New Roman" w:cs="Times New Roman"/>
+        </w:rPr>
+        <w:t>C(=O)CH</w:t>
+      </w:r>
+      <w:r>
+        <w:rPr>
+          <w:rFonts w:ascii="Times New Roman" w:hAnsi="Times New Roman" w:eastAsia="Times New Roman" w:cs="Times New Roman"/>
+          <w:vertAlign w:val="subscript"/>
+        </w:rPr>
+        <w:t>2</w:t>
+      </w:r>
+      <w:r>
+        <w:rPr>
+          <w:rFonts w:ascii="Times New Roman" w:hAnsi="Times New Roman" w:eastAsia="Times New Roman" w:cs="Times New Roman"/>
+        </w:rPr>
+        <w:t>CH</w:t>
+      </w:r>
+      <w:r>
+        <w:rPr>
+          <w:rFonts w:ascii="Times New Roman" w:hAnsi="Times New Roman" w:eastAsia="Times New Roman" w:cs="Times New Roman"/>
+          <w:vertAlign w:val="subscript"/>
+        </w:rPr>
+        <w:t>2</w:t>
+      </w:r>
+      <w:r>
+        <w:rPr>
+          <w:rFonts w:ascii="Times New Roman" w:hAnsi="Times New Roman" w:eastAsia="Times New Roman" w:cs="Times New Roman"/>
+        </w:rPr>
+        <w:t>N(CH</w:t>
+      </w:r>
+      <w:r>
+        <w:rPr>
+          <w:rFonts w:ascii="Times New Roman" w:hAnsi="Times New Roman" w:eastAsia="Times New Roman" w:cs="Times New Roman"/>
+          <w:vertAlign w:val="subscript"/>
+        </w:rPr>
+        <w:t>3</w:t>
+      </w:r>
+      <w:r>
+        <w:rPr>
+          <w:rFonts w:ascii="Times New Roman" w:hAnsi="Times New Roman" w:eastAsia="Times New Roman" w:cs="Times New Roman"/>
+        </w:rPr>
+        <w:t>)</w:t>
+      </w:r>
+      <w:r>
+        <w:rPr>
+          <w:rFonts w:ascii="Times New Roman" w:hAnsi="Times New Roman" w:eastAsia="Times New Roman" w:cs="Times New Roman"/>
+          <w:vertAlign w:val="subscript"/>
+        </w:rPr>
+        <w:t>2</w:t>
       </w:r>
     </w:p>
     <w:p>
@@ -15871,133 +16006,663 @@
       </w:pPr>
       <w:r>
         <w:rPr>
-          <w:rFonts w:ascii="Times New Roman" w:hAnsi="Times New Roman" w:eastAsia="Times New Roman" w:cs="Times New Roman"/>
-        </w:rPr>
-        <w:t>R</w:t>
-      </w:r>
-      <w:r>
-        <w:rPr>
-          <w:rFonts w:ascii="Times New Roman" w:hAnsi="Times New Roman" w:eastAsia="Times New Roman" w:cs="Times New Roman"/>
+          <w:rFonts w:hint="eastAsia" w:ascii="Times New Roman" w:hAnsi="Times New Roman" w:eastAsia="FangSong" w:cs="Times New Roman"/>
+          <w:b/>
+          <w:bCs/>
+        </w:rPr>
+        <w:t xml:space="preserve">机理</w:t>
+      </w:r>
+      <w:r>
+        <w:rPr>
+          <w:rFonts w:hint="eastAsia" w:ascii="Times New Roman" w:hAnsi="Times New Roman" w:eastAsia="Times New Roman" w:cs="Times New Roman"/>
+        </w:rPr>
+        <w:t>：</w:t>
+      </w:r>
+      <w:r>
+        <w:rPr>
+          <w:rFonts w:hint="eastAsia" w:ascii="Times New Roman" w:hAnsi="Times New Roman" w:eastAsia="FangSong" w:cs="Times New Roman"/>
+        </w:rPr>
+        <w:t>甲醛</w:t>
+      </w:r>
+      <w:r>
+        <w:rPr>
+          <w:rFonts w:hint="eastAsia" w:ascii="Times New Roman" w:hAnsi="Times New Roman" w:eastAsia="Times New Roman" w:cs="Times New Roman"/>
+        </w:rPr>
+        <w:t>+2°</w:t>
+      </w:r>
+      <w:r>
+        <w:rPr>
+          <w:rFonts w:hint="eastAsia" w:ascii="Times New Roman" w:hAnsi="Times New Roman" w:eastAsia="FangSong" w:cs="Times New Roman"/>
+        </w:rPr>
+        <w:t>胺</w:t>
+      </w:r>
+      <w:r>
+        <w:rPr>
+          <w:rFonts w:hint="eastAsia" w:ascii="Times New Roman" w:hAnsi="Times New Roman" w:eastAsia="Times New Roman" w:cs="Times New Roman"/>
+        </w:rPr>
+        <w:t>→</w:t>
+      </w:r>
+      <w:r>
+        <w:rPr>
+          <w:rFonts w:hint="eastAsia" w:ascii="Times New Roman" w:hAnsi="Times New Roman" w:eastAsia="FangSong" w:cs="Times New Roman"/>
+        </w:rPr>
+        <w:t>亚胺正离子</w:t>
+      </w:r>
+      <w:r>
+        <w:rPr>
+          <w:rFonts w:hint="eastAsia" w:ascii="Times New Roman" w:hAnsi="Times New Roman" w:eastAsia="Times New Roman" w:cs="Times New Roman"/>
+        </w:rPr>
+        <w:t>（iminium）→</w:t>
+      </w:r>
+      <w:r>
+        <w:rPr>
+          <w:rFonts w:hint="eastAsia" w:ascii="Times New Roman" w:hAnsi="Times New Roman" w:eastAsia="FangSong" w:cs="Times New Roman"/>
+        </w:rPr>
+        <w:t>作为亲电试剂与烯醇负离子反应</w:t>
+      </w:r>
+      <w:r>
+        <w:rPr>
+          <w:rFonts w:hint="eastAsia" w:ascii="Times New Roman" w:hAnsi="Times New Roman" w:eastAsia="Times New Roman" w:cs="Times New Roman"/>
+        </w:rPr>
+        <w:t>。</w:t>
+      </w:r>
+    </w:p>
+    <w:p>
+      <w:pPr>
+        <w:pStyle w:val="BlockText"/>
+      </w:pPr>
+      <w:r>
+        <w:rPr>
+          <w:rFonts w:hint="eastAsia" w:ascii="Times New Roman" w:hAnsi="Times New Roman" w:eastAsia="FangSong" w:cs="Times New Roman"/>
+          <w:b/>
+          <w:bCs/>
+        </w:rPr>
+        <w:t>竞赛深化</w:t>
+      </w:r>
+      <w:r>
+        <w:rPr>
+          <w:rFonts w:hint="eastAsia" w:ascii="Times New Roman" w:hAnsi="Times New Roman" w:eastAsia="Times New Roman" w:cs="Times New Roman"/>
+          <w:b/>
+          <w:bCs/>
+        </w:rPr>
+        <w:t>（ABOC</w:t>
+      </w:r>
+      <w:r>
+        <w:rPr>
+          <w:rFonts w:ascii="Times New Roman" w:hAnsi="Times New Roman" w:eastAsia="Times New Roman" w:cs="Times New Roman"/>
+          <w:b/>
+          <w:bCs/>
+        </w:rPr>
+        <w:t xml:space="preserve"> </w:t>
+      </w:r>
+      <w:r>
+        <w:rPr>
+          <w:rFonts w:hint="eastAsia" w:ascii="Times New Roman" w:hAnsi="Times New Roman" w:eastAsia="Times New Roman" w:cs="Times New Roman"/>
+          <w:b/>
+          <w:bCs/>
+        </w:rPr>
+        <w:t xml:space="preserve">Ch6）</w:t>
+      </w:r>
+      <w:r>
+        <w:rPr>
+          <w:rFonts w:hint="eastAsia" w:ascii="Times New Roman" w:hAnsi="Times New Roman" w:eastAsia="Times New Roman" w:cs="Times New Roman"/>
+        </w:rPr>
+        <w:t xml:space="preserve">：</w:t>
+      </w:r>
+      <w:r>
+        <w:rPr>
+          <w:rFonts w:ascii="Times New Roman" w:hAnsi="Times New Roman" w:eastAsia="Times New Roman" w:cs="Times New Roman"/>
+        </w:rPr>
+        <w:t xml:space="preserve"> </w:t>
+      </w:r>
+      <w:r>
+        <w:rPr>
+          <w:rFonts w:ascii="Times New Roman" w:hAnsi="Times New Roman" w:eastAsia="Times New Roman" w:cs="Times New Roman"/>
+        </w:rPr>
+        <w:t xml:space="preserve">- </w:t>
+      </w:r>
+      <w:r>
+        <w:rPr>
+          <w:rFonts w:hint="eastAsia" w:ascii="Times New Roman" w:hAnsi="Times New Roman" w:eastAsia="FangSong" w:cs="Times New Roman"/>
+        </w:rPr>
+        <w:t>亚胺正离子是</w:t>
+      </w:r>
+      <w:r>
+        <w:rPr>
+          <w:rFonts w:hint="eastAsia" w:ascii="Times New Roman" w:hAnsi="Times New Roman" w:eastAsia="Times New Roman" w:cs="Times New Roman"/>
+        </w:rPr>
+        <w:t>”</w:t>
+      </w:r>
+      <w:r>
+        <w:rPr>
+          <w:rFonts w:hint="eastAsia" w:ascii="Times New Roman" w:hAnsi="Times New Roman" w:eastAsia="FangSong" w:cs="Times New Roman"/>
+        </w:rPr>
+        <w:t>醛</w:t>
+      </w:r>
+      <w:r>
+        <w:rPr>
+          <w:rFonts w:hint="eastAsia" w:ascii="Times New Roman" w:hAnsi="Times New Roman" w:eastAsia="Times New Roman" w:cs="Times New Roman"/>
+        </w:rPr>
+        <w:t>/</w:t>
+      </w:r>
+      <w:r>
+        <w:rPr>
+          <w:rFonts w:hint="eastAsia" w:ascii="Times New Roman" w:hAnsi="Times New Roman" w:eastAsia="FangSong" w:cs="Times New Roman"/>
+        </w:rPr>
+        <w:t>酮的氮杂等价物</w:t>
+      </w:r>
+      <w:r>
+        <w:rPr>
+          <w:rFonts w:hint="eastAsia" w:ascii="Times New Roman" w:hAnsi="Times New Roman" w:eastAsia="Times New Roman" w:cs="Times New Roman"/>
+        </w:rPr>
+        <w:t>”——</w:t>
+      </w:r>
+      <w:r>
+        <w:rPr>
+          <w:rFonts w:hint="eastAsia" w:ascii="Times New Roman" w:hAnsi="Times New Roman" w:eastAsia="FangSong" w:cs="Times New Roman"/>
+        </w:rPr>
+        <w:t>因</w:t>
+      </w:r>
+      <w:r>
+        <w:rPr>
+          <w:rFonts w:ascii="Times New Roman" w:hAnsi="Times New Roman" w:eastAsia="Times New Roman" w:cs="Times New Roman"/>
+        </w:rPr>
+        <w:t xml:space="preserve"> N</w:t>
+      </w:r>
+      <w:r>
+        <w:rPr>
+          <w:rFonts w:ascii="Times New Roman" w:hAnsi="Times New Roman" w:eastAsia="Times New Roman" w:cs="Times New Roman"/>
+          <w:vertAlign w:val="superscript"/>
+        </w:rPr>
+        <w:t>+</w:t>
+      </w:r>
+      <w:r>
+        <w:rPr>
+          <w:rFonts w:ascii="Times New Roman" w:hAnsi="Times New Roman" w:eastAsia="Times New Roman" w:cs="Times New Roman"/>
+        </w:rPr>
+        <w:t xml:space="preserve"> </w:t>
+      </w:r>
+      <w:r>
+        <w:rPr>
+          <w:rFonts w:hint="eastAsia" w:ascii="Times New Roman" w:hAnsi="Times New Roman" w:eastAsia="FangSong" w:cs="Times New Roman"/>
+        </w:rPr>
+        <w:t>强吸电子</w:t>
+      </w:r>
+      <w:r>
+        <w:rPr>
+          <w:rFonts w:hint="eastAsia" w:ascii="Times New Roman" w:hAnsi="Times New Roman" w:eastAsia="Times New Roman" w:cs="Times New Roman"/>
+        </w:rPr>
+        <w:t>，</w:t>
+      </w:r>
+      <w:r>
+        <w:rPr>
+          <w:rFonts w:hint="eastAsia" w:ascii="Times New Roman" w:hAnsi="Times New Roman" w:eastAsia="FangSong" w:cs="Times New Roman"/>
+        </w:rPr>
+        <w:t>亚胺正离子比原料醛酮</w:t>
+      </w:r>
+      <w:r>
+        <w:rPr>
+          <w:rFonts w:hint="eastAsia" w:ascii="Times New Roman" w:hAnsi="Times New Roman" w:eastAsia="FangSong" w:cs="Times New Roman"/>
+          <w:b/>
+          <w:bCs/>
+        </w:rPr>
+        <w:t xml:space="preserve">更亲电</w:t>
+      </w:r>
+      <w:r>
+        <w:rPr>
+          <w:rFonts w:hint="eastAsia" w:ascii="Times New Roman" w:hAnsi="Times New Roman" w:eastAsia="Times New Roman" w:cs="Times New Roman"/>
+        </w:rPr>
+        <w:t>，</w:t>
+      </w:r>
+      <w:r>
+        <w:rPr>
+          <w:rFonts w:hint="eastAsia" w:ascii="Times New Roman" w:hAnsi="Times New Roman" w:eastAsia="FangSong" w:cs="Times New Roman"/>
+        </w:rPr>
+        <w:t>可直接被烯醇</w:t>
+      </w:r>
+      <w:r>
+        <w:rPr>
+          <w:rFonts w:hint="eastAsia" w:ascii="Times New Roman" w:hAnsi="Times New Roman" w:eastAsia="Times New Roman" w:cs="Times New Roman"/>
+        </w:rPr>
+        <w:t>/</w:t>
+      </w:r>
+      <w:r>
+        <w:rPr>
+          <w:rFonts w:hint="eastAsia" w:ascii="Times New Roman" w:hAnsi="Times New Roman" w:eastAsia="FangSong" w:cs="Times New Roman"/>
+        </w:rPr>
+        <w:t>烯胺</w:t>
+      </w:r>
+      <w:r>
+        <w:rPr>
+          <w:rFonts w:hint="eastAsia" w:ascii="Times New Roman" w:hAnsi="Times New Roman" w:eastAsia="Times New Roman" w:cs="Times New Roman"/>
+        </w:rPr>
+        <w:t>/</w:t>
+      </w:r>
+      <w:r>
+        <w:rPr>
+          <w:rFonts w:hint="eastAsia" w:ascii="Times New Roman" w:hAnsi="Times New Roman" w:eastAsia="FangSong" w:cs="Times New Roman"/>
+        </w:rPr>
+        <w:t>富电子芳环进攻</w:t>
+      </w:r>
+      <w:r>
+        <w:rPr>
+          <w:rFonts w:ascii="Times New Roman" w:hAnsi="Times New Roman" w:eastAsia="Times New Roman" w:cs="Times New Roman"/>
+        </w:rPr>
+        <w:t xml:space="preserve"> </w:t>
+      </w:r>
+      <w:r>
+        <w:rPr>
+          <w:rFonts w:ascii="Times New Roman" w:hAnsi="Times New Roman" w:eastAsia="Times New Roman" w:cs="Times New Roman"/>
+        </w:rPr>
+        <w:t xml:space="preserve">-</w:t>
+      </w:r>
+      <w:r>
+        <w:rPr>
+          <w:rFonts w:ascii="Times New Roman" w:hAnsi="Times New Roman" w:eastAsia="Times New Roman" w:cs="Times New Roman"/>
+        </w:rPr>
+        <w:t xml:space="preserve"> </w:t>
+      </w:r>
+      <w:r>
+        <w:rPr>
+          <w:rFonts w:ascii="Times New Roman" w:hAnsi="Times New Roman" w:eastAsia="Times New Roman" w:cs="Times New Roman"/>
+          <w:b/>
+          <w:bCs/>
+        </w:rPr>
+        <w:t xml:space="preserve">Eschenmoser </w:t>
+      </w:r>
+      <w:r>
+        <w:rPr>
+          <w:rFonts w:hint="eastAsia" w:ascii="Times New Roman" w:hAnsi="Times New Roman" w:eastAsia="FangSong" w:cs="Times New Roman"/>
+          <w:b/>
+          <w:bCs/>
+        </w:rPr>
+        <w:t xml:space="preserve">盐</w:t>
+      </w:r>
+      <w:r>
+        <w:rPr>
+          <w:rFonts w:hint="eastAsia" w:ascii="Times New Roman" w:hAnsi="Times New Roman" w:eastAsia="Times New Roman" w:cs="Times New Roman"/>
+        </w:rPr>
+        <w:t>（Me</w:t>
+      </w:r>
+      <w:r>
+        <w:rPr>
+          <w:rFonts w:hint="eastAsia" w:ascii="Times New Roman" w:hAnsi="Times New Roman" w:eastAsia="Times New Roman" w:cs="Times New Roman"/>
           <w:vertAlign w:val="subscript"/>
         </w:rPr>
         <w:t>2</w:t>
       </w:r>
       <w:r>
         <w:rPr>
-          <w:rFonts w:ascii="Times New Roman" w:hAnsi="Times New Roman" w:eastAsia="Times New Roman" w:cs="Times New Roman"/>
-        </w:rPr>
-        <w:t>C=O + CH</w:t>
-      </w:r>
-      <w:r>
-        <w:rPr>
-          <w:rFonts w:ascii="Times New Roman" w:hAnsi="Times New Roman" w:eastAsia="Times New Roman" w:cs="Times New Roman"/>
+          <w:rFonts w:hint="eastAsia" w:ascii="Times New Roman" w:hAnsi="Times New Roman" w:eastAsia="Times New Roman" w:cs="Times New Roman"/>
+        </w:rPr>
+        <w:t>N</w:t>
+      </w:r>
+      <w:r>
+        <w:rPr>
+          <w:rFonts w:hint="eastAsia" w:ascii="Times New Roman" w:hAnsi="Times New Roman" w:eastAsia="Times New Roman" w:cs="Times New Roman"/>
+          <w:vertAlign w:val="superscript"/>
+        </w:rPr>
+        <w:t>+</w:t>
+      </w:r>
+      <w:r>
+        <w:rPr>
+          <w:rFonts w:hint="eastAsia" w:ascii="Times New Roman" w:hAnsi="Times New Roman" w:eastAsia="Times New Roman" w:cs="Times New Roman"/>
+        </w:rPr>
+        <w:t>=CH</w:t>
+      </w:r>
+      <w:r>
+        <w:rPr>
+          <w:rFonts w:hint="eastAsia" w:ascii="Times New Roman" w:hAnsi="Times New Roman" w:eastAsia="Times New Roman" w:cs="Times New Roman"/>
           <w:vertAlign w:val="subscript"/>
         </w:rPr>
         <w:t>2</w:t>
       </w:r>
       <w:r>
         <w:rPr>
-          <w:rFonts w:ascii="Times New Roman" w:hAnsi="Times New Roman" w:eastAsia="Times New Roman" w:cs="Times New Roman"/>
-        </w:rPr>
-        <w:t>O + HN(CH</w:t>
-      </w:r>
-      <w:r>
-        <w:rPr>
-          <w:rFonts w:ascii="Times New Roman" w:hAnsi="Times New Roman" w:eastAsia="Times New Roman" w:cs="Times New Roman"/>
-          <w:vertAlign w:val="subscript"/>
-        </w:rPr>
-        <w:t>3</w:t>
-      </w:r>
-      <w:r>
-        <w:rPr>
-          <w:rFonts w:ascii="Times New Roman" w:hAnsi="Times New Roman" w:eastAsia="Times New Roman" w:cs="Times New Roman"/>
-        </w:rPr>
-        <w:t>)</w:t>
-      </w:r>
-      <w:r>
-        <w:rPr>
-          <w:rFonts w:ascii="Times New Roman" w:hAnsi="Times New Roman" w:eastAsia="Times New Roman" w:cs="Times New Roman"/>
-          <w:vertAlign w:val="subscript"/>
-        </w:rPr>
-        <w:t>2</w:t>
-      </w:r>
-      <w:r>
-        <w:rPr>
-          <w:rFonts w:ascii="Times New Roman" w:hAnsi="Times New Roman" w:eastAsia="Times New Roman" w:cs="Times New Roman"/>
-        </w:rPr>
-        <w:t xml:space="preserve"> —H</w:t>
-      </w:r>
-      <w:r>
-        <w:rPr>
-          <w:rFonts w:ascii="Times New Roman" w:hAnsi="Times New Roman" w:eastAsia="Times New Roman" w:cs="Times New Roman"/>
+          <w:rFonts w:hint="eastAsia" w:ascii="Times New Roman" w:hAnsi="Times New Roman" w:eastAsia="Times New Roman" w:cs="Times New Roman"/>
+        </w:rPr>
+        <w:t>·I</w:t>
+      </w:r>
+      <w:r>
+        <w:rPr>
+          <w:rFonts w:hint="eastAsia" w:ascii="Times New Roman" w:hAnsi="Times New Roman" w:eastAsia="Times New Roman" w:cs="Times New Roman"/>
           <w:vertAlign w:val="superscript"/>
         </w:rPr>
+        <w:t>-</w:t>
+      </w:r>
+      <w:r>
+        <w:rPr>
+          <w:rFonts w:hint="eastAsia" w:ascii="Times New Roman" w:hAnsi="Times New Roman" w:eastAsia="Times New Roman" w:cs="Times New Roman"/>
+        </w:rPr>
+        <w:t>）</w:t>
+      </w:r>
+      <w:r>
+        <w:rPr>
+          <w:rFonts w:hint="eastAsia" w:ascii="Times New Roman" w:hAnsi="Times New Roman" w:eastAsia="FangSong" w:cs="Times New Roman"/>
+        </w:rPr>
+        <w:t>是甲醛亚胺正离子的结晶等价物</w:t>
+      </w:r>
+      <w:r>
+        <w:rPr>
+          <w:rFonts w:hint="eastAsia" w:ascii="Times New Roman" w:hAnsi="Times New Roman" w:eastAsia="Times New Roman" w:cs="Times New Roman"/>
+        </w:rPr>
+        <w:t>，</w:t>
+      </w:r>
+      <w:r>
+        <w:rPr>
+          <w:rFonts w:hint="eastAsia" w:ascii="Times New Roman" w:hAnsi="Times New Roman" w:eastAsia="FangSong" w:cs="Times New Roman"/>
+        </w:rPr>
+        <w:t>稳定易得</w:t>
+      </w:r>
+      <w:r>
+        <w:rPr>
+          <w:rFonts w:hint="eastAsia" w:ascii="Times New Roman" w:hAnsi="Times New Roman" w:eastAsia="Times New Roman" w:cs="Times New Roman"/>
+        </w:rPr>
+        <w:t>，</w:t>
+      </w:r>
+      <w:r>
+        <w:rPr>
+          <w:rFonts w:hint="eastAsia" w:ascii="Times New Roman" w:hAnsi="Times New Roman" w:eastAsia="FangSong" w:cs="Times New Roman"/>
+        </w:rPr>
+        <w:t>是</w:t>
+      </w:r>
+      <w:r>
+        <w:rPr>
+          <w:rFonts w:ascii="Times New Roman" w:hAnsi="Times New Roman" w:eastAsia="Times New Roman" w:cs="Times New Roman"/>
+        </w:rPr>
+        <w:t xml:space="preserve"> Mannich </w:t>
+      </w:r>
+      <w:r>
+        <w:rPr>
+          <w:rFonts w:hint="eastAsia" w:ascii="Times New Roman" w:hAnsi="Times New Roman" w:eastAsia="FangSong" w:cs="Times New Roman"/>
+        </w:rPr>
+        <w:t xml:space="preserve">甲基化最常用试剂</w:t>
+      </w:r>
+      <w:r>
+        <w:rPr>
+          <w:rFonts w:ascii="Times New Roman" w:hAnsi="Times New Roman" w:eastAsia="Times New Roman" w:cs="Times New Roman"/>
+        </w:rPr>
+        <w:t xml:space="preserve"> </w:t>
+      </w:r>
+      <w:r>
+        <w:rPr>
+          <w:rFonts w:ascii="Times New Roman" w:hAnsi="Times New Roman" w:eastAsia="Times New Roman" w:cs="Times New Roman"/>
+        </w:rPr>
+        <w:t xml:space="preserve">-</w:t>
+      </w:r>
+      <w:r>
+        <w:rPr>
+          <w:rFonts w:ascii="Times New Roman" w:hAnsi="Times New Roman" w:eastAsia="Times New Roman" w:cs="Times New Roman"/>
+        </w:rPr>
+        <w:t xml:space="preserve"> </w:t>
+      </w:r>
+      <w:r>
+        <w:rPr>
+          <w:rFonts w:ascii="Times New Roman" w:hAnsi="Times New Roman" w:eastAsia="Times New Roman" w:cs="Times New Roman"/>
+          <w:b/>
+          <w:bCs/>
+        </w:rPr>
+        <w:t xml:space="preserve">Mannich </w:t>
+      </w:r>
+      <w:r>
+        <w:rPr>
+          <w:rFonts w:hint="eastAsia" w:ascii="Times New Roman" w:hAnsi="Times New Roman" w:eastAsia="FangSong" w:cs="Times New Roman"/>
+          <w:b/>
+          <w:bCs/>
+        </w:rPr>
+        <w:t xml:space="preserve">碱的消除应用</w:t>
+      </w:r>
+      <w:r>
+        <w:rPr>
+          <w:rFonts w:hint="eastAsia" w:ascii="Times New Roman" w:hAnsi="Times New Roman" w:eastAsia="Times New Roman" w:cs="Times New Roman"/>
+        </w:rPr>
+        <w:t xml:space="preserve">：Mannich</w:t>
+      </w:r>
+      <w:r>
+        <w:rPr>
+          <w:rFonts w:ascii="Times New Roman" w:hAnsi="Times New Roman" w:eastAsia="Times New Roman" w:cs="Times New Roman"/>
+        </w:rPr>
+        <w:t xml:space="preserve"> </w:t>
+      </w:r>
+      <w:r>
+        <w:rPr>
+          <w:rFonts w:hint="eastAsia" w:ascii="Times New Roman" w:hAnsi="Times New Roman" w:eastAsia="FangSong" w:cs="Times New Roman"/>
+        </w:rPr>
+        <w:t xml:space="preserve">产物季铵化后加热</w:t>
+      </w:r>
+      <w:r>
+        <w:rPr>
+          <w:rFonts w:ascii="Times New Roman" w:hAnsi="Times New Roman" w:eastAsia="Times New Roman" w:cs="Times New Roman"/>
+        </w:rPr>
+        <w:t xml:space="preserve"> </w:t>
+      </w:r>
+      <w:r>
+        <w:rPr>
+          <w:rFonts w:hint="eastAsia" w:ascii="Times New Roman" w:hAnsi="Times New Roman" w:eastAsia="Times New Roman" w:cs="Times New Roman"/>
+        </w:rPr>
+        <w:t>β-</w:t>
+      </w:r>
+      <w:r>
+        <w:rPr>
+          <w:rFonts w:hint="eastAsia" w:ascii="Times New Roman" w:hAnsi="Times New Roman" w:eastAsia="FangSong" w:cs="Times New Roman"/>
+        </w:rPr>
+        <w:t>消除</w:t>
+      </w:r>
+      <w:r>
+        <w:rPr>
+          <w:rFonts w:ascii="Times New Roman" w:hAnsi="Times New Roman" w:eastAsia="Times New Roman" w:cs="Times New Roman"/>
+        </w:rPr>
+        <w:t xml:space="preserve"> → </w:t>
+      </w:r>
+      <w:r>
+        <w:rPr>
+          <w:rFonts w:hint="eastAsia" w:ascii="Times New Roman" w:hAnsi="Times New Roman" w:eastAsia="Times New Roman" w:cs="Times New Roman"/>
+        </w:rPr>
+        <w:t>α,β-</w:t>
+      </w:r>
+      <w:r>
+        <w:rPr>
+          <w:rFonts w:hint="eastAsia" w:ascii="Times New Roman" w:hAnsi="Times New Roman" w:eastAsia="FangSong" w:cs="Times New Roman"/>
+        </w:rPr>
+        <w:t>不饱和羰基</w:t>
+      </w:r>
+      <w:r>
+        <w:rPr>
+          <w:rFonts w:hint="eastAsia" w:ascii="Times New Roman" w:hAnsi="Times New Roman" w:eastAsia="Times New Roman" w:cs="Times New Roman"/>
+        </w:rPr>
+        <w:t>（Michael</w:t>
+      </w:r>
+      <w:r>
+        <w:rPr>
+          <w:rFonts w:ascii="Times New Roman" w:hAnsi="Times New Roman" w:eastAsia="Times New Roman" w:cs="Times New Roman"/>
+        </w:rPr>
+        <w:t xml:space="preserve"> </w:t>
+      </w:r>
+      <w:r>
+        <w:rPr>
+          <w:rFonts w:hint="eastAsia" w:ascii="Times New Roman" w:hAnsi="Times New Roman" w:eastAsia="FangSong" w:cs="Times New Roman"/>
+        </w:rPr>
+        <w:t>受体</w:t>
+      </w:r>
+      <w:r>
+        <w:rPr>
+          <w:rFonts w:hint="eastAsia" w:ascii="Times New Roman" w:hAnsi="Times New Roman" w:eastAsia="Times New Roman" w:cs="Times New Roman"/>
+        </w:rPr>
+        <w:t>）——</w:t>
+      </w:r>
+      <w:r>
+        <w:rPr>
+          <w:rFonts w:hint="eastAsia" w:ascii="Times New Roman" w:hAnsi="Times New Roman" w:eastAsia="FangSong" w:cs="Times New Roman"/>
+        </w:rPr>
+        <w:t>间接制备</w:t>
+      </w:r>
+      <w:r>
+        <w:rPr>
+          <w:rFonts w:ascii="Times New Roman" w:hAnsi="Times New Roman" w:eastAsia="Times New Roman" w:cs="Times New Roman"/>
+        </w:rPr>
+        <w:t xml:space="preserve"> </w:t>
+      </w:r>
+      <w:r>
+        <w:rPr>
+          <w:rFonts w:hint="eastAsia" w:ascii="Times New Roman" w:hAnsi="Times New Roman" w:eastAsia="Times New Roman" w:cs="Times New Roman"/>
+        </w:rPr>
+        <w:t>α,β-</w:t>
+      </w:r>
+      <w:r>
+        <w:rPr>
+          <w:rFonts w:hint="eastAsia" w:ascii="Times New Roman" w:hAnsi="Times New Roman" w:eastAsia="FangSong" w:cs="Times New Roman"/>
+        </w:rPr>
+        <w:t>不饱和醛酮的路线</w:t>
+      </w:r>
+    </w:p>
+    <w:p>
+      <w:pPr>
+        <w:pStyle w:val="FirstParagraph"/>
+      </w:pPr>
+      <w:r>
+        <w:rPr>
+          <w:rFonts w:ascii="Times New Roman" w:hAnsi="Times New Roman" w:eastAsia="Times New Roman" w:cs="Times New Roman"/>
+          <w:b/>
+          <w:bCs/>
+        </w:rPr>
+        <w:t xml:space="preserve">③ </w:t>
+      </w:r>
+      <w:r>
+        <w:rPr>
+          <w:rFonts w:hint="eastAsia" w:ascii="Times New Roman" w:hAnsi="Times New Roman" w:eastAsia="Times New Roman" w:cs="Times New Roman"/>
+          <w:b/>
+          <w:bCs/>
+        </w:rPr>
+        <w:t>Beckmann</w:t>
+      </w:r>
+      <w:r>
+        <w:rPr>
+          <w:rFonts w:hint="eastAsia" w:ascii="Times New Roman" w:hAnsi="Times New Roman" w:eastAsia="FangSong" w:cs="Times New Roman"/>
+          <w:b/>
+          <w:bCs/>
+        </w:rPr>
+        <w:t>重排</w:t>
+      </w:r>
+      <w:r>
+        <w:rPr>
+          <w:rFonts w:ascii="Times New Roman" w:hAnsi="Times New Roman" w:eastAsia="Times New Roman" w:cs="Times New Roman"/>
+        </w:rPr>
+        <w:t xml:space="preserve"> </w:t>
+      </w:r>
+      <w:r>
+        <w:rPr>
+          <w:rFonts w:hint="eastAsia" w:ascii="Times New Roman" w:hAnsi="Times New Roman" w:eastAsia="FangSong" w:cs="Times New Roman"/>
+        </w:rPr>
+        <w:t>酮肟在酸性条件下</w:t>
+      </w:r>
+      <w:r>
+        <w:rPr>
+          <w:rFonts w:hint="eastAsia" w:ascii="Times New Roman" w:hAnsi="Times New Roman" w:eastAsia="Times New Roman" w:cs="Times New Roman"/>
+        </w:rPr>
+        <w:t>→</w:t>
+      </w:r>
+      <w:r>
+        <w:rPr>
+          <w:rFonts w:hint="eastAsia" w:ascii="Times New Roman" w:hAnsi="Times New Roman" w:eastAsia="FangSong" w:cs="Times New Roman"/>
+        </w:rPr>
+        <w:t>酰胺</w:t>
+      </w:r>
+      <w:r>
+        <w:rPr>
+          <w:rFonts w:hint="eastAsia" w:ascii="Times New Roman" w:hAnsi="Times New Roman" w:eastAsia="Times New Roman" w:cs="Times New Roman"/>
+        </w:rPr>
+        <w:t>（</w:t>
+      </w:r>
+      <w:r>
+        <w:rPr>
+          <w:rFonts w:hint="eastAsia" w:ascii="Times New Roman" w:hAnsi="Times New Roman" w:eastAsia="FangSong" w:cs="Times New Roman"/>
+        </w:rPr>
+        <w:t>通过烷基迁移至</w:t>
+      </w:r>
+      <w:r>
+        <w:rPr>
+          <w:rFonts w:hint="eastAsia" w:ascii="Times New Roman" w:hAnsi="Times New Roman" w:eastAsia="Times New Roman" w:cs="Times New Roman"/>
+        </w:rPr>
+        <w:t>N</w:t>
+      </w:r>
+      <w:r>
+        <w:rPr>
+          <w:rFonts w:hint="eastAsia" w:ascii="Times New Roman" w:hAnsi="Times New Roman" w:eastAsia="FangSong" w:cs="Times New Roman"/>
+        </w:rPr>
+        <w:t>上</w:t>
+      </w:r>
+      <w:r>
+        <w:rPr>
+          <w:rFonts w:hint="eastAsia" w:ascii="Times New Roman" w:hAnsi="Times New Roman" w:eastAsia="Times New Roman" w:cs="Times New Roman"/>
+        </w:rPr>
+        <w:t>）：</w:t>
+      </w:r>
+      <w:r>
+        <w:rPr>
+          <w:rFonts w:ascii="Times New Roman" w:hAnsi="Times New Roman" w:eastAsia="Times New Roman" w:cs="Times New Roman"/>
+        </w:rPr>
+        <w:t xml:space="preserve"> </w:t>
+      </w:r>
+      <w:r>
+        <w:rPr>
+          <w:rFonts w:hint="eastAsia" w:ascii="Times New Roman" w:hAnsi="Times New Roman" w:eastAsia="FangSong" w:cs="Times New Roman"/>
+        </w:rPr>
+        <w:t xml:space="preserve">环己酮肟</w:t>
+      </w:r>
+      <w:r>
+        <w:rPr>
+          <w:rFonts w:ascii="Times New Roman" w:hAnsi="Times New Roman" w:eastAsia="Times New Roman" w:cs="Times New Roman"/>
+        </w:rPr>
+        <w:t xml:space="preserve"> → H</w:t>
+      </w:r>
+      <w:r>
+        <w:rPr>
+          <w:rFonts w:ascii="Times New Roman" w:hAnsi="Times New Roman" w:eastAsia="Times New Roman" w:cs="Times New Roman"/>
+          <w:vertAlign w:val="superscript"/>
+        </w:rPr>
         <w:t>+</w:t>
       </w:r>
       <w:r>
         <w:rPr>
           <w:rFonts w:ascii="Times New Roman" w:hAnsi="Times New Roman" w:eastAsia="Times New Roman" w:cs="Times New Roman"/>
         </w:rPr>
-        <w:t>→ R</w:t>
-      </w:r>
-      <w:r>
-        <w:rPr>
-          <w:rFonts w:ascii="Times New Roman" w:hAnsi="Times New Roman" w:eastAsia="Times New Roman" w:cs="Times New Roman"/>
-          <w:vertAlign w:val="subscript"/>
-        </w:rPr>
-        <w:t>2</w:t>
-      </w:r>
-      <w:r>
-        <w:rPr>
-          <w:rFonts w:ascii="Times New Roman" w:hAnsi="Times New Roman" w:eastAsia="Times New Roman" w:cs="Times New Roman"/>
-        </w:rPr>
-        <w:t>C(=O)CH</w:t>
-      </w:r>
-      <w:r>
-        <w:rPr>
-          <w:rFonts w:ascii="Times New Roman" w:hAnsi="Times New Roman" w:eastAsia="Times New Roman" w:cs="Times New Roman"/>
-          <w:vertAlign w:val="subscript"/>
-        </w:rPr>
-        <w:t>2</w:t>
-      </w:r>
-      <w:r>
-        <w:rPr>
-          <w:rFonts w:ascii="Times New Roman" w:hAnsi="Times New Roman" w:eastAsia="Times New Roman" w:cs="Times New Roman"/>
-        </w:rPr>
-        <w:t>CH</w:t>
-      </w:r>
-      <w:r>
-        <w:rPr>
-          <w:rFonts w:ascii="Times New Roman" w:hAnsi="Times New Roman" w:eastAsia="Times New Roman" w:cs="Times New Roman"/>
-          <w:vertAlign w:val="subscript"/>
-        </w:rPr>
-        <w:t>2</w:t>
-      </w:r>
-      <w:r>
-        <w:rPr>
-          <w:rFonts w:ascii="Times New Roman" w:hAnsi="Times New Roman" w:eastAsia="Times New Roman" w:cs="Times New Roman"/>
-        </w:rPr>
-        <w:t>N(CH</w:t>
-      </w:r>
-      <w:r>
-        <w:rPr>
-          <w:rFonts w:ascii="Times New Roman" w:hAnsi="Times New Roman" w:eastAsia="Times New Roman" w:cs="Times New Roman"/>
-          <w:vertAlign w:val="subscript"/>
-        </w:rPr>
-        <w:t>3</w:t>
-      </w:r>
-      <w:r>
-        <w:rPr>
-          <w:rFonts w:ascii="Times New Roman" w:hAnsi="Times New Roman" w:eastAsia="Times New Roman" w:cs="Times New Roman"/>
-        </w:rPr>
-        <w:t>)</w:t>
-      </w:r>
-      <w:r>
-        <w:rPr>
-          <w:rFonts w:ascii="Times New Roman" w:hAnsi="Times New Roman" w:eastAsia="Times New Roman" w:cs="Times New Roman"/>
-          <w:vertAlign w:val="subscript"/>
-        </w:rPr>
-        <w:t>2</w:t>
+        <w:t xml:space="preserve"> → </w:t>
+      </w:r>
+      <w:r>
+        <w:rPr>
+          <w:rFonts w:hint="eastAsia" w:ascii="Times New Roman" w:hAnsi="Times New Roman" w:eastAsia="FangSong" w:cs="Times New Roman"/>
+        </w:rPr>
+        <w:t xml:space="preserve">己内酰胺</w:t>
+      </w:r>
+      <w:r>
+        <w:rPr>
+          <w:rFonts w:ascii="Times New Roman" w:hAnsi="Times New Roman" w:eastAsia="Times New Roman" w:cs="Times New Roman"/>
+        </w:rPr>
+        <w:t xml:space="preserve"> → </w:t>
+      </w:r>
+      <w:r>
+        <w:rPr>
+          <w:rFonts w:hint="eastAsia" w:ascii="Times New Roman" w:hAnsi="Times New Roman" w:eastAsia="FangSong" w:cs="Times New Roman"/>
+        </w:rPr>
+        <w:t xml:space="preserve">开环聚合</w:t>
+      </w:r>
+      <w:r>
+        <w:rPr>
+          <w:rFonts w:ascii="Times New Roman" w:hAnsi="Times New Roman" w:eastAsia="Times New Roman" w:cs="Times New Roman"/>
+        </w:rPr>
+        <w:t xml:space="preserve"> → </w:t>
+      </w:r>
+      <w:r>
+        <w:rPr>
+          <w:rFonts w:hint="eastAsia" w:ascii="Times New Roman" w:hAnsi="Times New Roman" w:eastAsia="FangSong" w:cs="Times New Roman"/>
+        </w:rPr>
+        <w:t>尼龙</w:t>
+      </w:r>
+      <w:r>
+        <w:rPr>
+          <w:rFonts w:hint="eastAsia" w:ascii="Times New Roman" w:hAnsi="Times New Roman" w:eastAsia="Times New Roman" w:cs="Times New Roman"/>
+        </w:rPr>
+        <w:t>-6</w:t>
       </w:r>
     </w:p>
     <w:p>
@@ -16010,7 +16675,155 @@
           <w:b/>
           <w:bCs/>
         </w:rPr>
-        <w:t xml:space="preserve">机理</w:t>
+        <w:t>反式迁移规则</w:t>
+      </w:r>
+      <w:r>
+        <w:rPr>
+          <w:rFonts w:hint="eastAsia" w:ascii="Times New Roman" w:hAnsi="Times New Roman" w:eastAsia="Times New Roman" w:cs="Times New Roman"/>
+          <w:b/>
+          <w:bCs/>
+        </w:rPr>
+        <w:t>（ABOC</w:t>
+      </w:r>
+      <w:r>
+        <w:rPr>
+          <w:rFonts w:ascii="Times New Roman" w:hAnsi="Times New Roman" w:eastAsia="Times New Roman" w:cs="Times New Roman"/>
+          <w:b/>
+          <w:bCs/>
+        </w:rPr>
+        <w:t xml:space="preserve"> Ch6 </w:t>
+      </w:r>
+      <w:r>
+        <w:rPr>
+          <w:rFonts w:hint="eastAsia" w:ascii="Times New Roman" w:hAnsi="Times New Roman" w:eastAsia="FangSong" w:cs="Times New Roman"/>
+          <w:b/>
+          <w:bCs/>
+        </w:rPr>
+        <w:t>竞赛核心</w:t>
+      </w:r>
+      <w:r>
+        <w:rPr>
+          <w:rFonts w:hint="eastAsia" w:ascii="Times New Roman" w:hAnsi="Times New Roman" w:eastAsia="Times New Roman" w:cs="Times New Roman"/>
+          <w:b/>
+          <w:bCs/>
+        </w:rPr>
+        <w:t>）</w:t>
+      </w:r>
+      <w:r>
+        <w:rPr>
+          <w:rFonts w:hint="eastAsia" w:ascii="Times New Roman" w:hAnsi="Times New Roman" w:eastAsia="Times New Roman" w:cs="Times New Roman"/>
+        </w:rPr>
+        <w:t xml:space="preserve">：</w:t>
+      </w:r>
+      <w:r>
+        <w:rPr>
+          <w:rFonts w:ascii="Times New Roman" w:hAnsi="Times New Roman" w:eastAsia="Times New Roman" w:cs="Times New Roman"/>
+        </w:rPr>
+        <w:t xml:space="preserve"> </w:t>
+      </w:r>
+      <w:r>
+        <w:rPr>
+          <w:rFonts w:ascii="Times New Roman" w:hAnsi="Times New Roman" w:eastAsia="Times New Roman" w:cs="Times New Roman"/>
+        </w:rPr>
+        <w:t xml:space="preserve">- </w:t>
+      </w:r>
+      <w:r>
+        <w:rPr>
+          <w:rFonts w:hint="eastAsia" w:ascii="Times New Roman" w:hAnsi="Times New Roman" w:eastAsia="FangSong" w:cs="Times New Roman"/>
+        </w:rPr>
+        <w:t xml:space="preserve">肟的</w:t>
+      </w:r>
+      <w:r>
+        <w:rPr>
+          <w:rFonts w:ascii="Times New Roman" w:hAnsi="Times New Roman" w:eastAsia="Times New Roman" w:cs="Times New Roman"/>
+        </w:rPr>
+        <w:t xml:space="preserve"> C=N </w:t>
+      </w:r>
+      <w:r>
+        <w:rPr>
+          <w:rFonts w:hint="eastAsia" w:ascii="Times New Roman" w:hAnsi="Times New Roman" w:eastAsia="FangSong" w:cs="Times New Roman"/>
+        </w:rPr>
+        <w:t xml:space="preserve">有</w:t>
+      </w:r>
+      <w:r>
+        <w:rPr>
+          <w:rFonts w:ascii="Times New Roman" w:hAnsi="Times New Roman" w:eastAsia="Times New Roman" w:cs="Times New Roman"/>
+        </w:rPr>
+        <w:t xml:space="preserve"> E/Z </w:t>
+      </w:r>
+      <w:r>
+        <w:rPr>
+          <w:rFonts w:hint="eastAsia" w:ascii="Times New Roman" w:hAnsi="Times New Roman" w:eastAsia="FangSong" w:cs="Times New Roman"/>
+        </w:rPr>
+        <w:t>构型</w:t>
+      </w:r>
+      <w:r>
+        <w:rPr>
+          <w:rFonts w:hint="eastAsia" w:ascii="Times New Roman" w:hAnsi="Times New Roman" w:eastAsia="Times New Roman" w:cs="Times New Roman"/>
+        </w:rPr>
+        <w:t>，</w:t>
+      </w:r>
+      <w:r>
+        <w:rPr>
+          <w:rFonts w:hint="eastAsia" w:ascii="Times New Roman" w:hAnsi="Times New Roman" w:eastAsia="FangSong" w:cs="Times New Roman"/>
+        </w:rPr>
+        <w:t>与</w:t>
+      </w:r>
+      <w:r>
+        <w:rPr>
+          <w:rFonts w:ascii="Times New Roman" w:hAnsi="Times New Roman" w:eastAsia="Times New Roman" w:cs="Times New Roman"/>
+        </w:rPr>
+        <w:t xml:space="preserve"> OH</w:t>
+      </w:r>
+      <w:r>
+        <w:rPr>
+          <w:rFonts w:ascii="Times New Roman" w:hAnsi="Times New Roman" w:eastAsia="Times New Roman" w:cs="Times New Roman"/>
+        </w:rPr>
+        <w:t xml:space="preserve"> </w:t>
+      </w:r>
+      <w:r>
+        <w:rPr>
+          <w:rFonts w:hint="eastAsia" w:ascii="Times New Roman" w:hAnsi="Times New Roman" w:eastAsia="FangSong" w:cs="Times New Roman"/>
+          <w:b/>
+          <w:bCs/>
+        </w:rPr>
+        <w:t xml:space="preserve">反式</w:t>
+      </w:r>
+      <w:r>
+        <w:rPr>
+          <w:rFonts w:hint="eastAsia" w:ascii="Times New Roman" w:hAnsi="Times New Roman" w:eastAsia="FangSong" w:cs="Times New Roman"/>
+        </w:rPr>
+        <w:t xml:space="preserve">的基团迁移到</w:t>
+      </w:r>
+      <w:r>
+        <w:rPr>
+          <w:rFonts w:ascii="Times New Roman" w:hAnsi="Times New Roman" w:eastAsia="Times New Roman" w:cs="Times New Roman"/>
+        </w:rPr>
+        <w:t xml:space="preserve"> N </w:t>
+      </w:r>
+      <w:r>
+        <w:rPr>
+          <w:rFonts w:hint="eastAsia" w:ascii="Times New Roman" w:hAnsi="Times New Roman" w:eastAsia="FangSong" w:cs="Times New Roman"/>
+        </w:rPr>
+        <w:t xml:space="preserve">上</w:t>
+      </w:r>
+      <w:r>
+        <w:rPr>
+          <w:rFonts w:ascii="Times New Roman" w:hAnsi="Times New Roman" w:eastAsia="Times New Roman" w:cs="Times New Roman"/>
+        </w:rPr>
+        <w:t xml:space="preserve"> </w:t>
+      </w:r>
+      <w:r>
+        <w:rPr>
+          <w:rFonts w:ascii="Times New Roman" w:hAnsi="Times New Roman" w:eastAsia="Times New Roman" w:cs="Times New Roman"/>
+        </w:rPr>
+        <w:t xml:space="preserve">- </w:t>
+      </w:r>
+      <w:r>
+        <w:rPr>
+          <w:rFonts w:hint="eastAsia" w:ascii="Times New Roman" w:hAnsi="Times New Roman" w:eastAsia="FangSong" w:cs="Times New Roman"/>
+        </w:rPr>
+        <w:t>电子推动</w:t>
       </w:r>
       <w:r>
         <w:rPr>
@@ -16022,984 +16835,171 @@
         <w:rPr>
           <w:rFonts w:hint="eastAsia" w:ascii="Times New Roman" w:hAnsi="Times New Roman" w:eastAsia="FangSong" w:cs="Times New Roman"/>
         </w:rPr>
-        <w:t>甲醛</w:t>
-      </w:r>
-      <w:r>
-        <w:rPr>
-          <w:rFonts w:hint="eastAsia" w:ascii="Times New Roman" w:hAnsi="Times New Roman" w:eastAsia="Times New Roman" w:cs="Times New Roman"/>
-        </w:rPr>
-        <w:t>+2°</w:t>
-      </w:r>
-      <w:r>
-        <w:rPr>
-          <w:rFonts w:hint="eastAsia" w:ascii="Times New Roman" w:hAnsi="Times New Roman" w:eastAsia="FangSong" w:cs="Times New Roman"/>
-        </w:rPr>
-        <w:t>胺</w:t>
-      </w:r>
-      <w:r>
-        <w:rPr>
-          <w:rFonts w:hint="eastAsia" w:ascii="Times New Roman" w:hAnsi="Times New Roman" w:eastAsia="Times New Roman" w:cs="Times New Roman"/>
-        </w:rPr>
-        <w:t>→</w:t>
-      </w:r>
-      <w:r>
-        <w:rPr>
-          <w:rFonts w:hint="eastAsia" w:ascii="Times New Roman" w:hAnsi="Times New Roman" w:eastAsia="FangSong" w:cs="Times New Roman"/>
-        </w:rPr>
-        <w:t>亚胺正离子</w:t>
-      </w:r>
-      <w:r>
-        <w:rPr>
-          <w:rFonts w:hint="eastAsia" w:ascii="Times New Roman" w:hAnsi="Times New Roman" w:eastAsia="Times New Roman" w:cs="Times New Roman"/>
-        </w:rPr>
-        <w:t>（iminium）→</w:t>
-      </w:r>
-      <w:r>
-        <w:rPr>
-          <w:rFonts w:hint="eastAsia" w:ascii="Times New Roman" w:hAnsi="Times New Roman" w:eastAsia="FangSong" w:cs="Times New Roman"/>
-        </w:rPr>
-        <w:t>作为亲电试剂与烯醇负离子反应</w:t>
-      </w:r>
-      <w:r>
-        <w:rPr>
-          <w:rFonts w:hint="eastAsia" w:ascii="Times New Roman" w:hAnsi="Times New Roman" w:eastAsia="Times New Roman" w:cs="Times New Roman"/>
-        </w:rPr>
-        <w:t>。</w:t>
+        <w:t>质子化</w:t>
+      </w:r>
+      <w:r>
+        <w:rPr>
+          <w:rFonts w:ascii="Times New Roman" w:hAnsi="Times New Roman" w:eastAsia="Times New Roman" w:cs="Times New Roman"/>
+        </w:rPr>
+        <w:t xml:space="preserve"> OH → H</w:t>
+      </w:r>
+      <w:r>
+        <w:rPr>
+          <w:rFonts w:ascii="Times New Roman" w:hAnsi="Times New Roman" w:eastAsia="Times New Roman" w:cs="Times New Roman"/>
+          <w:vertAlign w:val="subscript"/>
+        </w:rPr>
+        <w:t>2</w:t>
+      </w:r>
+      <w:r>
+        <w:rPr>
+          <w:rFonts w:ascii="Times New Roman" w:hAnsi="Times New Roman" w:eastAsia="Times New Roman" w:cs="Times New Roman"/>
+        </w:rPr>
+        <w:t xml:space="preserve">O </w:t>
+      </w:r>
+      <w:r>
+        <w:rPr>
+          <w:rFonts w:hint="eastAsia" w:ascii="Times New Roman" w:hAnsi="Times New Roman" w:eastAsia="FangSong" w:cs="Times New Roman"/>
+        </w:rPr>
+        <w:t xml:space="preserve">离去</w:t>
+      </w:r>
+      <w:r>
+        <w:rPr>
+          <w:rFonts w:ascii="Times New Roman" w:hAnsi="Times New Roman" w:eastAsia="Times New Roman" w:cs="Times New Roman"/>
+        </w:rPr>
+        <w:t xml:space="preserve"> → N </w:t>
+      </w:r>
+      <w:r>
+        <w:rPr>
+          <w:rFonts w:hint="eastAsia" w:ascii="Times New Roman" w:hAnsi="Times New Roman" w:eastAsia="FangSong" w:cs="Times New Roman"/>
+        </w:rPr>
+        <w:t xml:space="preserve">上正电荷</w:t>
+      </w:r>
+      <w:r>
+        <w:rPr>
+          <w:rFonts w:ascii="Times New Roman" w:hAnsi="Times New Roman" w:eastAsia="Times New Roman" w:cs="Times New Roman"/>
+        </w:rPr>
+        <w:t xml:space="preserve"> → </w:t>
+      </w:r>
+      <w:r>
+        <w:rPr>
+          <w:rFonts w:hint="eastAsia" w:ascii="Times New Roman" w:hAnsi="Times New Roman" w:eastAsia="FangSong" w:cs="Times New Roman"/>
+        </w:rPr>
+        <w:t xml:space="preserve">反式基团带键对迁移</w:t>
+      </w:r>
+      <w:r>
+        <w:rPr>
+          <w:rFonts w:ascii="Times New Roman" w:hAnsi="Times New Roman" w:eastAsia="Times New Roman" w:cs="Times New Roman"/>
+        </w:rPr>
+        <w:t xml:space="preserve"> → </w:t>
+      </w:r>
+      <w:r>
+        <w:rPr>
+          <w:rFonts w:hint="eastAsia" w:ascii="Times New Roman" w:hAnsi="Times New Roman" w:eastAsia="FangSong" w:cs="Times New Roman"/>
+        </w:rPr>
+        <w:t xml:space="preserve">水解得酰胺</w:t>
+      </w:r>
+      <w:r>
+        <w:rPr>
+          <w:rFonts w:ascii="Times New Roman" w:hAnsi="Times New Roman" w:eastAsia="Times New Roman" w:cs="Times New Roman"/>
+        </w:rPr>
+        <w:t xml:space="preserve"> </w:t>
+      </w:r>
+      <w:r>
+        <w:rPr>
+          <w:rFonts w:ascii="Times New Roman" w:hAnsi="Times New Roman" w:eastAsia="Times New Roman" w:cs="Times New Roman"/>
+        </w:rPr>
+        <w:t xml:space="preserve">-</w:t>
+      </w:r>
+      <w:r>
+        <w:rPr>
+          <w:rFonts w:ascii="Times New Roman" w:hAnsi="Times New Roman" w:eastAsia="Times New Roman" w:cs="Times New Roman"/>
+        </w:rPr>
+        <w:t xml:space="preserve"> </w:t>
+      </w:r>
+      <w:r>
+        <w:rPr>
+          <w:rFonts w:hint="eastAsia" w:ascii="Times New Roman" w:hAnsi="Times New Roman" w:eastAsia="FangSong" w:cs="Times New Roman"/>
+          <w:b/>
+          <w:bCs/>
+        </w:rPr>
+        <w:t xml:space="preserve">竞赛判断产物结构</w:t>
+      </w:r>
+      <w:r>
+        <w:rPr>
+          <w:rFonts w:hint="eastAsia" w:ascii="Times New Roman" w:hAnsi="Times New Roman" w:eastAsia="Times New Roman" w:cs="Times New Roman"/>
+        </w:rPr>
+        <w:t>：</w:t>
+      </w:r>
+      <w:r>
+        <w:rPr>
+          <w:rFonts w:hint="eastAsia" w:ascii="Times New Roman" w:hAnsi="Times New Roman" w:eastAsia="FangSong" w:cs="Times New Roman"/>
+        </w:rPr>
+        <w:t>先确定肟构型</w:t>
+      </w:r>
+      <w:r>
+        <w:rPr>
+          <w:rFonts w:ascii="Times New Roman" w:hAnsi="Times New Roman" w:eastAsia="Times New Roman" w:cs="Times New Roman"/>
+        </w:rPr>
+        <w:t xml:space="preserve"> → </w:t>
+      </w:r>
+      <w:r>
+        <w:rPr>
+          <w:rFonts w:hint="eastAsia" w:ascii="Times New Roman" w:hAnsi="Times New Roman" w:eastAsia="FangSong" w:cs="Times New Roman"/>
+        </w:rPr>
+        <w:t xml:space="preserve">反式基团迁移</w:t>
+      </w:r>
+      <w:r>
+        <w:rPr>
+          <w:rFonts w:ascii="Times New Roman" w:hAnsi="Times New Roman" w:eastAsia="Times New Roman" w:cs="Times New Roman"/>
+        </w:rPr>
+        <w:t xml:space="preserve"> → </w:t>
+      </w:r>
+      <w:r>
+        <w:rPr>
+          <w:rFonts w:hint="eastAsia" w:ascii="Times New Roman" w:hAnsi="Times New Roman" w:eastAsia="FangSong" w:cs="Times New Roman"/>
+        </w:rPr>
+        <w:t>酰胺</w:t>
+      </w:r>
+      <w:r>
+        <w:rPr>
+          <w:rFonts w:hint="eastAsia" w:ascii="Times New Roman" w:hAnsi="Times New Roman" w:eastAsia="Times New Roman" w:cs="Times New Roman"/>
+        </w:rPr>
+        <w:t>（N</w:t>
+      </w:r>
+      <w:r>
+        <w:rPr>
+          <w:rFonts w:ascii="Times New Roman" w:hAnsi="Times New Roman" w:eastAsia="Times New Roman" w:cs="Times New Roman"/>
+        </w:rPr>
+        <w:t xml:space="preserve"> </w:t>
+      </w:r>
+      <w:r>
+        <w:rPr>
+          <w:rFonts w:hint="eastAsia" w:ascii="Times New Roman" w:hAnsi="Times New Roman" w:eastAsia="FangSong" w:cs="Times New Roman"/>
+        </w:rPr>
+        <w:t xml:space="preserve">上取代基</w:t>
+      </w:r>
+      <w:r>
+        <w:rPr>
+          <w:rFonts w:ascii="Times New Roman" w:hAnsi="Times New Roman" w:eastAsia="Times New Roman" w:cs="Times New Roman"/>
+        </w:rPr>
+        <w:t xml:space="preserve"> = </w:t>
+      </w:r>
+      <w:r>
+        <w:rPr>
+          <w:rFonts w:hint="eastAsia" w:ascii="Times New Roman" w:hAnsi="Times New Roman" w:eastAsia="FangSong" w:cs="Times New Roman"/>
+        </w:rPr>
+        <w:t>迁移基团</w:t>
+      </w:r>
+      <w:r>
+        <w:rPr>
+          <w:rFonts w:hint="eastAsia" w:ascii="Times New Roman" w:hAnsi="Times New Roman" w:eastAsia="Times New Roman" w:cs="Times New Roman"/>
+        </w:rPr>
+        <w:t>）</w:t>
       </w:r>
     </w:p>
     <w:p>
       <w:pPr>
-        <w:pStyle w:val="BodyText"/>
-      </w:pPr>
-      <w:r>
-        <w:rPr>
-          <w:rFonts w:hint="eastAsia" w:ascii="Times New Roman" w:hAnsi="Times New Roman" w:eastAsia="FangSong" w:cs="Times New Roman"/>
-          <w:b/>
-          <w:bCs/>
-        </w:rPr>
-        <w:t>竞赛深化</w:t>
-      </w:r>
-      <w:r>
-        <w:rPr>
-          <w:rFonts w:hint="eastAsia" w:ascii="Times New Roman" w:hAnsi="Times New Roman" w:eastAsia="Times New Roman" w:cs="Times New Roman"/>
-          <w:b/>
-          <w:bCs/>
-        </w:rPr>
-        <w:t>（ABOC</w:t>
-      </w:r>
-      <w:r>
-        <w:rPr>
-          <w:rFonts w:ascii="Times New Roman" w:hAnsi="Times New Roman" w:eastAsia="Times New Roman" w:cs="Times New Roman"/>
-          <w:b/>
-          <w:bCs/>
-        </w:rPr>
-        <w:t xml:space="preserve"> </w:t>
-      </w:r>
-      <w:r>
-        <w:rPr>
-          <w:rFonts w:hint="eastAsia" w:ascii="Times New Roman" w:hAnsi="Times New Roman" w:eastAsia="Times New Roman" w:cs="Times New Roman"/>
-          <w:b/>
-          <w:bCs/>
-        </w:rPr>
-        <w:t xml:space="preserve">Ch6）</w:t>
-      </w:r>
-      <w:r>
-        <w:rPr>
-          <w:rFonts w:hint="eastAsia" w:ascii="Times New Roman" w:hAnsi="Times New Roman" w:eastAsia="Times New Roman" w:cs="Times New Roman"/>
-        </w:rPr>
-        <w:t xml:space="preserve">：</w:t>
-      </w:r>
-      <w:r>
-        <w:rPr>
-          <w:rFonts w:ascii="Times New Roman" w:hAnsi="Times New Roman" w:eastAsia="Times New Roman" w:cs="Times New Roman"/>
-        </w:rPr>
-        <w:t xml:space="preserve"> </w:t>
-      </w:r>
-      <w:r>
-        <w:rPr>
-          <w:rFonts w:ascii="Times New Roman" w:hAnsi="Times New Roman" w:eastAsia="Times New Roman" w:cs="Times New Roman"/>
-        </w:rPr>
-        <w:t xml:space="preserve">- </w:t>
-      </w:r>
-      <w:r>
-        <w:rPr>
-          <w:rFonts w:hint="eastAsia" w:ascii="Times New Roman" w:hAnsi="Times New Roman" w:eastAsia="FangSong" w:cs="Times New Roman"/>
-        </w:rPr>
-        <w:t>亚胺正离子是</w:t>
-      </w:r>
-      <w:r>
-        <w:rPr>
-          <w:rFonts w:hint="eastAsia" w:ascii="Times New Roman" w:hAnsi="Times New Roman" w:eastAsia="Times New Roman" w:cs="Times New Roman"/>
-        </w:rPr>
-        <w:t>”</w:t>
-      </w:r>
-      <w:r>
-        <w:rPr>
-          <w:rFonts w:hint="eastAsia" w:ascii="Times New Roman" w:hAnsi="Times New Roman" w:eastAsia="FangSong" w:cs="Times New Roman"/>
-        </w:rPr>
-        <w:t>醛</w:t>
-      </w:r>
-      <w:r>
-        <w:rPr>
-          <w:rFonts w:hint="eastAsia" w:ascii="Times New Roman" w:hAnsi="Times New Roman" w:eastAsia="Times New Roman" w:cs="Times New Roman"/>
-        </w:rPr>
-        <w:t>/</w:t>
-      </w:r>
-      <w:r>
-        <w:rPr>
-          <w:rFonts w:hint="eastAsia" w:ascii="Times New Roman" w:hAnsi="Times New Roman" w:eastAsia="FangSong" w:cs="Times New Roman"/>
-        </w:rPr>
-        <w:t>酮的氮杂等价物</w:t>
-      </w:r>
-      <w:r>
-        <w:rPr>
-          <w:rFonts w:hint="eastAsia" w:ascii="Times New Roman" w:hAnsi="Times New Roman" w:eastAsia="Times New Roman" w:cs="Times New Roman"/>
-        </w:rPr>
-        <w:t>”——</w:t>
-      </w:r>
-      <w:r>
-        <w:rPr>
-          <w:rFonts w:hint="eastAsia" w:ascii="Times New Roman" w:hAnsi="Times New Roman" w:eastAsia="FangSong" w:cs="Times New Roman"/>
-        </w:rPr>
-        <w:t>因</w:t>
-      </w:r>
-      <w:r>
-        <w:rPr>
-          <w:rFonts w:ascii="Times New Roman" w:hAnsi="Times New Roman" w:eastAsia="Times New Roman" w:cs="Times New Roman"/>
-        </w:rPr>
-        <w:t xml:space="preserve"> N</w:t>
-      </w:r>
-      <w:r>
-        <w:rPr>
-          <w:rFonts w:ascii="Times New Roman" w:hAnsi="Times New Roman" w:eastAsia="Times New Roman" w:cs="Times New Roman"/>
-          <w:vertAlign w:val="superscript"/>
-        </w:rPr>
-        <w:t>+</w:t>
-      </w:r>
-      <w:r>
-        <w:rPr>
-          <w:rFonts w:ascii="Times New Roman" w:hAnsi="Times New Roman" w:eastAsia="Times New Roman" w:cs="Times New Roman"/>
-        </w:rPr>
-        <w:t xml:space="preserve"> </w:t>
-      </w:r>
-      <w:r>
-        <w:rPr>
-          <w:rFonts w:hint="eastAsia" w:ascii="Times New Roman" w:hAnsi="Times New Roman" w:eastAsia="FangSong" w:cs="Times New Roman"/>
-        </w:rPr>
-        <w:t>强吸电子</w:t>
-      </w:r>
-      <w:r>
-        <w:rPr>
-          <w:rFonts w:hint="eastAsia" w:ascii="Times New Roman" w:hAnsi="Times New Roman" w:eastAsia="Times New Roman" w:cs="Times New Roman"/>
-        </w:rPr>
-        <w:t>，</w:t>
-      </w:r>
-      <w:r>
-        <w:rPr>
-          <w:rFonts w:hint="eastAsia" w:ascii="Times New Roman" w:hAnsi="Times New Roman" w:eastAsia="FangSong" w:cs="Times New Roman"/>
-        </w:rPr>
-        <w:t>亚胺正离子比原料醛酮</w:t>
-      </w:r>
-      <w:r>
-        <w:rPr>
-          <w:rFonts w:hint="eastAsia" w:ascii="Times New Roman" w:hAnsi="Times New Roman" w:eastAsia="FangSong" w:cs="Times New Roman"/>
-          <w:b/>
-          <w:bCs/>
-        </w:rPr>
-        <w:t xml:space="preserve">更亲电</w:t>
-      </w:r>
-      <w:r>
-        <w:rPr>
-          <w:rFonts w:hint="eastAsia" w:ascii="Times New Roman" w:hAnsi="Times New Roman" w:eastAsia="Times New Roman" w:cs="Times New Roman"/>
-        </w:rPr>
-        <w:t>，</w:t>
-      </w:r>
-      <w:r>
-        <w:rPr>
-          <w:rFonts w:hint="eastAsia" w:ascii="Times New Roman" w:hAnsi="Times New Roman" w:eastAsia="FangSong" w:cs="Times New Roman"/>
-        </w:rPr>
-        <w:t>可直接被烯醇</w:t>
-      </w:r>
-      <w:r>
-        <w:rPr>
-          <w:rFonts w:hint="eastAsia" w:ascii="Times New Roman" w:hAnsi="Times New Roman" w:eastAsia="Times New Roman" w:cs="Times New Roman"/>
-        </w:rPr>
-        <w:t>/</w:t>
-      </w:r>
-      <w:r>
-        <w:rPr>
-          <w:rFonts w:hint="eastAsia" w:ascii="Times New Roman" w:hAnsi="Times New Roman" w:eastAsia="FangSong" w:cs="Times New Roman"/>
-        </w:rPr>
-        <w:t>烯胺</w:t>
-      </w:r>
-      <w:r>
-        <w:rPr>
-          <w:rFonts w:hint="eastAsia" w:ascii="Times New Roman" w:hAnsi="Times New Roman" w:eastAsia="Times New Roman" w:cs="Times New Roman"/>
-        </w:rPr>
-        <w:t>/</w:t>
-      </w:r>
-      <w:r>
-        <w:rPr>
-          <w:rFonts w:hint="eastAsia" w:ascii="Times New Roman" w:hAnsi="Times New Roman" w:eastAsia="FangSong" w:cs="Times New Roman"/>
-        </w:rPr>
-        <w:t>富电子芳环进攻</w:t>
-      </w:r>
-      <w:r>
-        <w:rPr>
-          <w:rFonts w:ascii="Times New Roman" w:hAnsi="Times New Roman" w:eastAsia="Times New Roman" w:cs="Times New Roman"/>
-        </w:rPr>
-        <w:t xml:space="preserve"> </w:t>
-      </w:r>
-      <w:r>
-        <w:rPr>
-          <w:rFonts w:ascii="Times New Roman" w:hAnsi="Times New Roman" w:eastAsia="Times New Roman" w:cs="Times New Roman"/>
-        </w:rPr>
-        <w:t xml:space="preserve">-</w:t>
-      </w:r>
-      <w:r>
-        <w:rPr>
-          <w:rFonts w:ascii="Times New Roman" w:hAnsi="Times New Roman" w:eastAsia="Times New Roman" w:cs="Times New Roman"/>
-        </w:rPr>
-        <w:t xml:space="preserve"> </w:t>
-      </w:r>
-      <w:r>
-        <w:rPr>
-          <w:rFonts w:ascii="Times New Roman" w:hAnsi="Times New Roman" w:eastAsia="Times New Roman" w:cs="Times New Roman"/>
-          <w:b/>
-          <w:bCs/>
-        </w:rPr>
-        <w:t xml:space="preserve">Eschenmoser </w:t>
-      </w:r>
-      <w:r>
-        <w:rPr>
-          <w:rFonts w:hint="eastAsia" w:ascii="Times New Roman" w:hAnsi="Times New Roman" w:eastAsia="FangSong" w:cs="Times New Roman"/>
-          <w:b/>
-          <w:bCs/>
-        </w:rPr>
-        <w:t xml:space="preserve">盐</w:t>
-      </w:r>
-      <w:r>
-        <w:rPr>
-          <w:rFonts w:hint="eastAsia" w:ascii="Times New Roman" w:hAnsi="Times New Roman" w:eastAsia="Times New Roman" w:cs="Times New Roman"/>
-        </w:rPr>
-        <w:t>（Me</w:t>
-      </w:r>
-      <w:r>
-        <w:rPr>
-          <w:rFonts w:hint="eastAsia" w:ascii="Times New Roman" w:hAnsi="Times New Roman" w:eastAsia="Times New Roman" w:cs="Times New Roman"/>
-          <w:vertAlign w:val="subscript"/>
-        </w:rPr>
-        <w:t>2</w:t>
-      </w:r>
-      <w:r>
-        <w:rPr>
-          <w:rFonts w:hint="eastAsia" w:ascii="Times New Roman" w:hAnsi="Times New Roman" w:eastAsia="Times New Roman" w:cs="Times New Roman"/>
-        </w:rPr>
-        <w:t>N</w:t>
-      </w:r>
-      <w:r>
-        <w:rPr>
-          <w:rFonts w:hint="eastAsia" w:ascii="Times New Roman" w:hAnsi="Times New Roman" w:eastAsia="Times New Roman" w:cs="Times New Roman"/>
-          <w:vertAlign w:val="superscript"/>
-        </w:rPr>
-        <w:t>+</w:t>
-      </w:r>
-      <w:r>
-        <w:rPr>
-          <w:rFonts w:hint="eastAsia" w:ascii="Times New Roman" w:hAnsi="Times New Roman" w:eastAsia="Times New Roman" w:cs="Times New Roman"/>
-        </w:rPr>
-        <w:t>=CH</w:t>
-      </w:r>
-      <w:r>
-        <w:rPr>
-          <w:rFonts w:hint="eastAsia" w:ascii="Times New Roman" w:hAnsi="Times New Roman" w:eastAsia="Times New Roman" w:cs="Times New Roman"/>
-          <w:vertAlign w:val="subscript"/>
-        </w:rPr>
-        <w:t>2</w:t>
-      </w:r>
-      <w:r>
-        <w:rPr>
-          <w:rFonts w:hint="eastAsia" w:ascii="Times New Roman" w:hAnsi="Times New Roman" w:eastAsia="Times New Roman" w:cs="Times New Roman"/>
-        </w:rPr>
-        <w:t>·I</w:t>
-      </w:r>
-      <w:r>
-        <w:rPr>
-          <w:rFonts w:hint="eastAsia" w:ascii="Times New Roman" w:hAnsi="Times New Roman" w:eastAsia="Times New Roman" w:cs="Times New Roman"/>
-          <w:vertAlign w:val="superscript"/>
-        </w:rPr>
-        <w:t>-</w:t>
-      </w:r>
-      <w:r>
-        <w:rPr>
-          <w:rFonts w:hint="eastAsia" w:ascii="Times New Roman" w:hAnsi="Times New Roman" w:eastAsia="Times New Roman" w:cs="Times New Roman"/>
-        </w:rPr>
-        <w:t>）</w:t>
-      </w:r>
-      <w:r>
-        <w:rPr>
-          <w:rFonts w:hint="eastAsia" w:ascii="Times New Roman" w:hAnsi="Times New Roman" w:eastAsia="FangSong" w:cs="Times New Roman"/>
-        </w:rPr>
-        <w:t>是甲醛亚胺正离子的结晶等价物</w:t>
-      </w:r>
-      <w:r>
-        <w:rPr>
-          <w:rFonts w:hint="eastAsia" w:ascii="Times New Roman" w:hAnsi="Times New Roman" w:eastAsia="Times New Roman" w:cs="Times New Roman"/>
-        </w:rPr>
-        <w:t>，</w:t>
-      </w:r>
-      <w:r>
-        <w:rPr>
-          <w:rFonts w:hint="eastAsia" w:ascii="Times New Roman" w:hAnsi="Times New Roman" w:eastAsia="FangSong" w:cs="Times New Roman"/>
-        </w:rPr>
-        <w:t>稳定易得</w:t>
-      </w:r>
-      <w:r>
-        <w:rPr>
-          <w:rFonts w:hint="eastAsia" w:ascii="Times New Roman" w:hAnsi="Times New Roman" w:eastAsia="Times New Roman" w:cs="Times New Roman"/>
-        </w:rPr>
-        <w:t>，</w:t>
-      </w:r>
-      <w:r>
-        <w:rPr>
-          <w:rFonts w:hint="eastAsia" w:ascii="Times New Roman" w:hAnsi="Times New Roman" w:eastAsia="FangSong" w:cs="Times New Roman"/>
-        </w:rPr>
-        <w:t>是</w:t>
-      </w:r>
-      <w:r>
-        <w:rPr>
-          <w:rFonts w:ascii="Times New Roman" w:hAnsi="Times New Roman" w:eastAsia="Times New Roman" w:cs="Times New Roman"/>
-        </w:rPr>
-        <w:t xml:space="preserve"> Mannich </w:t>
-      </w:r>
-      <w:r>
-        <w:rPr>
-          <w:rFonts w:hint="eastAsia" w:ascii="Times New Roman" w:hAnsi="Times New Roman" w:eastAsia="FangSong" w:cs="Times New Roman"/>
-        </w:rPr>
-        <w:t xml:space="preserve">甲基化最常用试剂</w:t>
-      </w:r>
-      <w:r>
-        <w:rPr>
-          <w:rFonts w:ascii="Times New Roman" w:hAnsi="Times New Roman" w:eastAsia="Times New Roman" w:cs="Times New Roman"/>
-        </w:rPr>
-        <w:t xml:space="preserve"> </w:t>
-      </w:r>
-      <w:r>
-        <w:rPr>
-          <w:rFonts w:ascii="Times New Roman" w:hAnsi="Times New Roman" w:eastAsia="Times New Roman" w:cs="Times New Roman"/>
-        </w:rPr>
-        <w:t xml:space="preserve">-</w:t>
-      </w:r>
-      <w:r>
-        <w:rPr>
-          <w:rFonts w:ascii="Times New Roman" w:hAnsi="Times New Roman" w:eastAsia="Times New Roman" w:cs="Times New Roman"/>
-        </w:rPr>
-        <w:t xml:space="preserve"> </w:t>
-      </w:r>
-      <w:r>
-        <w:rPr>
-          <w:rFonts w:ascii="Times New Roman" w:hAnsi="Times New Roman" w:eastAsia="Times New Roman" w:cs="Times New Roman"/>
-          <w:b/>
-          <w:bCs/>
-        </w:rPr>
-        <w:t xml:space="preserve">Mannich </w:t>
-      </w:r>
-      <w:r>
-        <w:rPr>
-          <w:rFonts w:hint="eastAsia" w:ascii="Times New Roman" w:hAnsi="Times New Roman" w:eastAsia="FangSong" w:cs="Times New Roman"/>
-          <w:b/>
-          <w:bCs/>
-        </w:rPr>
-        <w:t xml:space="preserve">碱的消除应用</w:t>
-      </w:r>
-      <w:r>
-        <w:rPr>
-          <w:rFonts w:hint="eastAsia" w:ascii="Times New Roman" w:hAnsi="Times New Roman" w:eastAsia="Times New Roman" w:cs="Times New Roman"/>
-        </w:rPr>
-        <w:t xml:space="preserve">：Mannich</w:t>
-      </w:r>
-      <w:r>
-        <w:rPr>
-          <w:rFonts w:ascii="Times New Roman" w:hAnsi="Times New Roman" w:eastAsia="Times New Roman" w:cs="Times New Roman"/>
-        </w:rPr>
-        <w:t xml:space="preserve"> </w:t>
-      </w:r>
-      <w:r>
-        <w:rPr>
-          <w:rFonts w:hint="eastAsia" w:ascii="Times New Roman" w:hAnsi="Times New Roman" w:eastAsia="FangSong" w:cs="Times New Roman"/>
-        </w:rPr>
-        <w:t xml:space="preserve">产物季铵化后加热</w:t>
-      </w:r>
-      <w:r>
-        <w:rPr>
-          <w:rFonts w:ascii="Times New Roman" w:hAnsi="Times New Roman" w:eastAsia="Times New Roman" w:cs="Times New Roman"/>
-        </w:rPr>
-        <w:t xml:space="preserve"> </w:t>
-      </w:r>
-      <w:r>
-        <w:rPr>
-          <w:rFonts w:hint="eastAsia" w:ascii="Times New Roman" w:hAnsi="Times New Roman" w:eastAsia="Times New Roman" w:cs="Times New Roman"/>
-        </w:rPr>
-        <w:t>β-</w:t>
-      </w:r>
-      <w:r>
-        <w:rPr>
-          <w:rFonts w:hint="eastAsia" w:ascii="Times New Roman" w:hAnsi="Times New Roman" w:eastAsia="FangSong" w:cs="Times New Roman"/>
-        </w:rPr>
-        <w:t>消除</w:t>
-      </w:r>
-      <w:r>
-        <w:rPr>
-          <w:rFonts w:ascii="Times New Roman" w:hAnsi="Times New Roman" w:eastAsia="Times New Roman" w:cs="Times New Roman"/>
-        </w:rPr>
-        <w:t xml:space="preserve"> → </w:t>
-      </w:r>
-      <w:r>
-        <w:rPr>
-          <w:rFonts w:hint="eastAsia" w:ascii="Times New Roman" w:hAnsi="Times New Roman" w:eastAsia="Times New Roman" w:cs="Times New Roman"/>
-        </w:rPr>
-        <w:t>α,β-</w:t>
-      </w:r>
-      <w:r>
-        <w:rPr>
-          <w:rFonts w:hint="eastAsia" w:ascii="Times New Roman" w:hAnsi="Times New Roman" w:eastAsia="FangSong" w:cs="Times New Roman"/>
-        </w:rPr>
-        <w:t>不饱和羰基</w:t>
-      </w:r>
-      <w:r>
-        <w:rPr>
-          <w:rFonts w:hint="eastAsia" w:ascii="Times New Roman" w:hAnsi="Times New Roman" w:eastAsia="Times New Roman" w:cs="Times New Roman"/>
-        </w:rPr>
-        <w:t>（Michael</w:t>
-      </w:r>
-      <w:r>
-        <w:rPr>
-          <w:rFonts w:ascii="Times New Roman" w:hAnsi="Times New Roman" w:eastAsia="Times New Roman" w:cs="Times New Roman"/>
-        </w:rPr>
-        <w:t xml:space="preserve"> </w:t>
-      </w:r>
-      <w:r>
-        <w:rPr>
-          <w:rFonts w:hint="eastAsia" w:ascii="Times New Roman" w:hAnsi="Times New Roman" w:eastAsia="FangSong" w:cs="Times New Roman"/>
-        </w:rPr>
-        <w:t>受体</w:t>
-      </w:r>
-      <w:r>
-        <w:rPr>
-          <w:rFonts w:hint="eastAsia" w:ascii="Times New Roman" w:hAnsi="Times New Roman" w:eastAsia="Times New Roman" w:cs="Times New Roman"/>
-        </w:rPr>
-        <w:t>）——</w:t>
-      </w:r>
-      <w:r>
-        <w:rPr>
-          <w:rFonts w:hint="eastAsia" w:ascii="Times New Roman" w:hAnsi="Times New Roman" w:eastAsia="FangSong" w:cs="Times New Roman"/>
-        </w:rPr>
-        <w:t>间接制备</w:t>
-      </w:r>
-      <w:r>
-        <w:rPr>
-          <w:rFonts w:ascii="Times New Roman" w:hAnsi="Times New Roman" w:eastAsia="Times New Roman" w:cs="Times New Roman"/>
-        </w:rPr>
-        <w:t xml:space="preserve"> </w:t>
-      </w:r>
-      <w:r>
-        <w:rPr>
-          <w:rFonts w:hint="eastAsia" w:ascii="Times New Roman" w:hAnsi="Times New Roman" w:eastAsia="Times New Roman" w:cs="Times New Roman"/>
-        </w:rPr>
-        <w:t>α,β-</w:t>
-      </w:r>
-      <w:r>
-        <w:rPr>
-          <w:rFonts w:hint="eastAsia" w:ascii="Times New Roman" w:hAnsi="Times New Roman" w:eastAsia="FangSong" w:cs="Times New Roman"/>
-        </w:rPr>
-        <w:t>不饱和醛酮的路线</w:t>
-      </w:r>
-    </w:p>
-    <w:p>
-      <w:pPr>
-        <w:pStyle w:val="BodyText"/>
-      </w:pPr>
-      <w:r>
-        <w:rPr>
-          <w:rFonts w:ascii="Times New Roman" w:hAnsi="Times New Roman" w:eastAsia="Times New Roman" w:cs="Times New Roman"/>
-          <w:b/>
-          <w:bCs/>
-        </w:rPr>
-        <w:t xml:space="preserve">③ </w:t>
-      </w:r>
-      <w:r>
-        <w:rPr>
-          <w:rFonts w:hint="eastAsia" w:ascii="Times New Roman" w:hAnsi="Times New Roman" w:eastAsia="Times New Roman" w:cs="Times New Roman"/>
-          <w:b/>
-          <w:bCs/>
-        </w:rPr>
-        <w:t>Beckmann</w:t>
-      </w:r>
-      <w:r>
-        <w:rPr>
-          <w:rFonts w:hint="eastAsia" w:ascii="Times New Roman" w:hAnsi="Times New Roman" w:eastAsia="FangSong" w:cs="Times New Roman"/>
-          <w:b/>
-          <w:bCs/>
-        </w:rPr>
-        <w:t>重排</w:t>
-      </w:r>
-      <w:r>
-        <w:rPr>
-          <w:rFonts w:ascii="Times New Roman" w:hAnsi="Times New Roman" w:eastAsia="Times New Roman" w:cs="Times New Roman"/>
-        </w:rPr>
-        <w:t xml:space="preserve"> </w:t>
-      </w:r>
-      <w:r>
-        <w:rPr>
-          <w:rFonts w:hint="eastAsia" w:ascii="Times New Roman" w:hAnsi="Times New Roman" w:eastAsia="FangSong" w:cs="Times New Roman"/>
-        </w:rPr>
-        <w:t>酮肟在酸性条件下</w:t>
-      </w:r>
-      <w:r>
-        <w:rPr>
-          <w:rFonts w:hint="eastAsia" w:ascii="Times New Roman" w:hAnsi="Times New Roman" w:eastAsia="Times New Roman" w:cs="Times New Roman"/>
-        </w:rPr>
-        <w:t>→</w:t>
-      </w:r>
-      <w:r>
-        <w:rPr>
-          <w:rFonts w:hint="eastAsia" w:ascii="Times New Roman" w:hAnsi="Times New Roman" w:eastAsia="FangSong" w:cs="Times New Roman"/>
-        </w:rPr>
-        <w:t>酰胺</w:t>
-      </w:r>
-      <w:r>
-        <w:rPr>
-          <w:rFonts w:hint="eastAsia" w:ascii="Times New Roman" w:hAnsi="Times New Roman" w:eastAsia="Times New Roman" w:cs="Times New Roman"/>
-        </w:rPr>
-        <w:t>（</w:t>
-      </w:r>
-      <w:r>
-        <w:rPr>
-          <w:rFonts w:hint="eastAsia" w:ascii="Times New Roman" w:hAnsi="Times New Roman" w:eastAsia="FangSong" w:cs="Times New Roman"/>
-        </w:rPr>
-        <w:t>通过烷基迁移至</w:t>
-      </w:r>
-      <w:r>
-        <w:rPr>
-          <w:rFonts w:hint="eastAsia" w:ascii="Times New Roman" w:hAnsi="Times New Roman" w:eastAsia="Times New Roman" w:cs="Times New Roman"/>
-        </w:rPr>
-        <w:t>N</w:t>
-      </w:r>
-      <w:r>
-        <w:rPr>
-          <w:rFonts w:hint="eastAsia" w:ascii="Times New Roman" w:hAnsi="Times New Roman" w:eastAsia="FangSong" w:cs="Times New Roman"/>
-        </w:rPr>
-        <w:t>上</w:t>
-      </w:r>
-      <w:r>
-        <w:rPr>
-          <w:rFonts w:hint="eastAsia" w:ascii="Times New Roman" w:hAnsi="Times New Roman" w:eastAsia="Times New Roman" w:cs="Times New Roman"/>
-        </w:rPr>
-        <w:t>）：</w:t>
-      </w:r>
-      <w:r>
-        <w:rPr>
-          <w:rFonts w:ascii="Times New Roman" w:hAnsi="Times New Roman" w:eastAsia="Times New Roman" w:cs="Times New Roman"/>
-        </w:rPr>
-        <w:t xml:space="preserve"> </w:t>
-      </w:r>
-      <w:r>
-        <w:rPr>
-          <w:rFonts w:hint="eastAsia" w:ascii="Times New Roman" w:hAnsi="Times New Roman" w:eastAsia="FangSong" w:cs="Times New Roman"/>
-        </w:rPr>
-        <w:t xml:space="preserve">环己酮肟</w:t>
-      </w:r>
-      <w:r>
-        <w:rPr>
-          <w:rFonts w:ascii="Times New Roman" w:hAnsi="Times New Roman" w:eastAsia="Times New Roman" w:cs="Times New Roman"/>
-        </w:rPr>
-        <w:t xml:space="preserve"> → H</w:t>
-      </w:r>
-      <w:r>
-        <w:rPr>
-          <w:rFonts w:ascii="Times New Roman" w:hAnsi="Times New Roman" w:eastAsia="Times New Roman" w:cs="Times New Roman"/>
-          <w:vertAlign w:val="superscript"/>
-        </w:rPr>
-        <w:t>+</w:t>
-      </w:r>
-      <w:r>
-        <w:rPr>
-          <w:rFonts w:ascii="Times New Roman" w:hAnsi="Times New Roman" w:eastAsia="Times New Roman" w:cs="Times New Roman"/>
-        </w:rPr>
-        <w:t xml:space="preserve"> → </w:t>
-      </w:r>
-      <w:r>
-        <w:rPr>
-          <w:rFonts w:hint="eastAsia" w:ascii="Times New Roman" w:hAnsi="Times New Roman" w:eastAsia="FangSong" w:cs="Times New Roman"/>
-        </w:rPr>
-        <w:t xml:space="preserve">己内酰胺</w:t>
-      </w:r>
-      <w:r>
-        <w:rPr>
-          <w:rFonts w:ascii="Times New Roman" w:hAnsi="Times New Roman" w:eastAsia="Times New Roman" w:cs="Times New Roman"/>
-        </w:rPr>
-        <w:t xml:space="preserve"> → </w:t>
-      </w:r>
-      <w:r>
-        <w:rPr>
-          <w:rFonts w:hint="eastAsia" w:ascii="Times New Roman" w:hAnsi="Times New Roman" w:eastAsia="FangSong" w:cs="Times New Roman"/>
-        </w:rPr>
-        <w:t xml:space="preserve">开环聚合</w:t>
-      </w:r>
-      <w:r>
-        <w:rPr>
-          <w:rFonts w:ascii="Times New Roman" w:hAnsi="Times New Roman" w:eastAsia="Times New Roman" w:cs="Times New Roman"/>
-        </w:rPr>
-        <w:t xml:space="preserve"> → </w:t>
-      </w:r>
-      <w:r>
-        <w:rPr>
-          <w:rFonts w:hint="eastAsia" w:ascii="Times New Roman" w:hAnsi="Times New Roman" w:eastAsia="FangSong" w:cs="Times New Roman"/>
-        </w:rPr>
-        <w:t>尼龙</w:t>
-      </w:r>
-      <w:r>
-        <w:rPr>
-          <w:rFonts w:hint="eastAsia" w:ascii="Times New Roman" w:hAnsi="Times New Roman" w:eastAsia="Times New Roman" w:cs="Times New Roman"/>
-        </w:rPr>
-        <w:t>-6</w:t>
-      </w:r>
-    </w:p>
-    <w:p>
-      <w:pPr>
-        <w:pStyle w:val="BodyText"/>
-      </w:pPr>
-      <w:r>
-        <w:rPr>
-          <w:rFonts w:hint="eastAsia" w:ascii="Times New Roman" w:hAnsi="Times New Roman" w:eastAsia="FangSong" w:cs="Times New Roman"/>
-          <w:b/>
-          <w:bCs/>
-        </w:rPr>
-        <w:t>反式迁移规则</w:t>
-      </w:r>
-      <w:r>
-        <w:rPr>
-          <w:rFonts w:hint="eastAsia" w:ascii="Times New Roman" w:hAnsi="Times New Roman" w:eastAsia="Times New Roman" w:cs="Times New Roman"/>
-          <w:b/>
-          <w:bCs/>
-        </w:rPr>
-        <w:t>（ABOC</w:t>
-      </w:r>
-      <w:r>
-        <w:rPr>
-          <w:rFonts w:ascii="Times New Roman" w:hAnsi="Times New Roman" w:eastAsia="Times New Roman" w:cs="Times New Roman"/>
-          <w:b/>
-          <w:bCs/>
-        </w:rPr>
-        <w:t xml:space="preserve"> Ch6 </w:t>
-      </w:r>
-      <w:r>
-        <w:rPr>
-          <w:rFonts w:hint="eastAsia" w:ascii="Times New Roman" w:hAnsi="Times New Roman" w:eastAsia="FangSong" w:cs="Times New Roman"/>
-          <w:b/>
-          <w:bCs/>
-        </w:rPr>
-        <w:t>竞赛核心</w:t>
-      </w:r>
-      <w:r>
-        <w:rPr>
-          <w:rFonts w:hint="eastAsia" w:ascii="Times New Roman" w:hAnsi="Times New Roman" w:eastAsia="Times New Roman" w:cs="Times New Roman"/>
-          <w:b/>
-          <w:bCs/>
-        </w:rPr>
-        <w:t>）</w:t>
-      </w:r>
-      <w:r>
-        <w:rPr>
-          <w:rFonts w:hint="eastAsia" w:ascii="Times New Roman" w:hAnsi="Times New Roman" w:eastAsia="Times New Roman" w:cs="Times New Roman"/>
-        </w:rPr>
-        <w:t xml:space="preserve">：</w:t>
-      </w:r>
-      <w:r>
-        <w:rPr>
-          <w:rFonts w:ascii="Times New Roman" w:hAnsi="Times New Roman" w:eastAsia="Times New Roman" w:cs="Times New Roman"/>
-        </w:rPr>
-        <w:t xml:space="preserve"> </w:t>
-      </w:r>
-      <w:r>
-        <w:rPr>
-          <w:rFonts w:ascii="Times New Roman" w:hAnsi="Times New Roman" w:eastAsia="Times New Roman" w:cs="Times New Roman"/>
-        </w:rPr>
-        <w:t xml:space="preserve">- </w:t>
-      </w:r>
-      <w:r>
-        <w:rPr>
-          <w:rFonts w:hint="eastAsia" w:ascii="Times New Roman" w:hAnsi="Times New Roman" w:eastAsia="FangSong" w:cs="Times New Roman"/>
-        </w:rPr>
-        <w:t xml:space="preserve">肟的</w:t>
-      </w:r>
-      <w:r>
-        <w:rPr>
-          <w:rFonts w:ascii="Times New Roman" w:hAnsi="Times New Roman" w:eastAsia="Times New Roman" w:cs="Times New Roman"/>
-        </w:rPr>
-        <w:t xml:space="preserve"> C=N </w:t>
-      </w:r>
-      <w:r>
-        <w:rPr>
-          <w:rFonts w:hint="eastAsia" w:ascii="Times New Roman" w:hAnsi="Times New Roman" w:eastAsia="FangSong" w:cs="Times New Roman"/>
-        </w:rPr>
-        <w:t xml:space="preserve">有</w:t>
-      </w:r>
-      <w:r>
-        <w:rPr>
-          <w:rFonts w:ascii="Times New Roman" w:hAnsi="Times New Roman" w:eastAsia="Times New Roman" w:cs="Times New Roman"/>
-        </w:rPr>
-        <w:t xml:space="preserve"> E/Z </w:t>
-      </w:r>
-      <w:r>
-        <w:rPr>
-          <w:rFonts w:hint="eastAsia" w:ascii="Times New Roman" w:hAnsi="Times New Roman" w:eastAsia="FangSong" w:cs="Times New Roman"/>
-        </w:rPr>
-        <w:t>构型</w:t>
-      </w:r>
-      <w:r>
-        <w:rPr>
-          <w:rFonts w:hint="eastAsia" w:ascii="Times New Roman" w:hAnsi="Times New Roman" w:eastAsia="Times New Roman" w:cs="Times New Roman"/>
-        </w:rPr>
-        <w:t>，</w:t>
-      </w:r>
-      <w:r>
-        <w:rPr>
-          <w:rFonts w:hint="eastAsia" w:ascii="Times New Roman" w:hAnsi="Times New Roman" w:eastAsia="FangSong" w:cs="Times New Roman"/>
-        </w:rPr>
-        <w:t>与</w:t>
-      </w:r>
-      <w:r>
-        <w:rPr>
-          <w:rFonts w:ascii="Times New Roman" w:hAnsi="Times New Roman" w:eastAsia="Times New Roman" w:cs="Times New Roman"/>
-        </w:rPr>
-        <w:t xml:space="preserve"> OH</w:t>
-      </w:r>
-      <w:r>
-        <w:rPr>
-          <w:rFonts w:ascii="Times New Roman" w:hAnsi="Times New Roman" w:eastAsia="Times New Roman" w:cs="Times New Roman"/>
-        </w:rPr>
-        <w:t xml:space="preserve"> </w:t>
-      </w:r>
-      <w:r>
-        <w:rPr>
-          <w:rFonts w:hint="eastAsia" w:ascii="Times New Roman" w:hAnsi="Times New Roman" w:eastAsia="FangSong" w:cs="Times New Roman"/>
-          <w:b/>
-          <w:bCs/>
-        </w:rPr>
-        <w:t xml:space="preserve">反式</w:t>
-      </w:r>
-      <w:r>
-        <w:rPr>
-          <w:rFonts w:hint="eastAsia" w:ascii="Times New Roman" w:hAnsi="Times New Roman" w:eastAsia="FangSong" w:cs="Times New Roman"/>
-        </w:rPr>
-        <w:t xml:space="preserve">的基团迁移到</w:t>
-      </w:r>
-      <w:r>
-        <w:rPr>
-          <w:rFonts w:ascii="Times New Roman" w:hAnsi="Times New Roman" w:eastAsia="Times New Roman" w:cs="Times New Roman"/>
-        </w:rPr>
-        <w:t xml:space="preserve"> N </w:t>
-      </w:r>
-      <w:r>
-        <w:rPr>
-          <w:rFonts w:hint="eastAsia" w:ascii="Times New Roman" w:hAnsi="Times New Roman" w:eastAsia="FangSong" w:cs="Times New Roman"/>
-        </w:rPr>
-        <w:t xml:space="preserve">上</w:t>
-      </w:r>
-      <w:r>
-        <w:rPr>
-          <w:rFonts w:ascii="Times New Roman" w:hAnsi="Times New Roman" w:eastAsia="Times New Roman" w:cs="Times New Roman"/>
-        </w:rPr>
-        <w:t xml:space="preserve"> </w:t>
-      </w:r>
-      <w:r>
-        <w:rPr>
-          <w:rFonts w:ascii="Times New Roman" w:hAnsi="Times New Roman" w:eastAsia="Times New Roman" w:cs="Times New Roman"/>
-        </w:rPr>
-        <w:t xml:space="preserve">- </w:t>
-      </w:r>
-      <w:r>
-        <w:rPr>
-          <w:rFonts w:hint="eastAsia" w:ascii="Times New Roman" w:hAnsi="Times New Roman" w:eastAsia="FangSong" w:cs="Times New Roman"/>
-        </w:rPr>
-        <w:t>电子推动</w:t>
-      </w:r>
-      <w:r>
-        <w:rPr>
-          <w:rFonts w:hint="eastAsia" w:ascii="Times New Roman" w:hAnsi="Times New Roman" w:eastAsia="Times New Roman" w:cs="Times New Roman"/>
-        </w:rPr>
-        <w:t>：</w:t>
-      </w:r>
-      <w:r>
-        <w:rPr>
-          <w:rFonts w:hint="eastAsia" w:ascii="Times New Roman" w:hAnsi="Times New Roman" w:eastAsia="FangSong" w:cs="Times New Roman"/>
-        </w:rPr>
-        <w:t>质子化</w:t>
-      </w:r>
-      <w:r>
-        <w:rPr>
-          <w:rFonts w:ascii="Times New Roman" w:hAnsi="Times New Roman" w:eastAsia="Times New Roman" w:cs="Times New Roman"/>
-        </w:rPr>
-        <w:t xml:space="preserve"> OH → H</w:t>
-      </w:r>
-      <w:r>
-        <w:rPr>
-          <w:rFonts w:ascii="Times New Roman" w:hAnsi="Times New Roman" w:eastAsia="Times New Roman" w:cs="Times New Roman"/>
-          <w:vertAlign w:val="subscript"/>
-        </w:rPr>
-        <w:t>2</w:t>
-      </w:r>
-      <w:r>
-        <w:rPr>
-          <w:rFonts w:ascii="Times New Roman" w:hAnsi="Times New Roman" w:eastAsia="Times New Roman" w:cs="Times New Roman"/>
-        </w:rPr>
-        <w:t xml:space="preserve">O </w:t>
-      </w:r>
-      <w:r>
-        <w:rPr>
-          <w:rFonts w:hint="eastAsia" w:ascii="Times New Roman" w:hAnsi="Times New Roman" w:eastAsia="FangSong" w:cs="Times New Roman"/>
-        </w:rPr>
-        <w:t xml:space="preserve">离去</w:t>
-      </w:r>
-      <w:r>
-        <w:rPr>
-          <w:rFonts w:ascii="Times New Roman" w:hAnsi="Times New Roman" w:eastAsia="Times New Roman" w:cs="Times New Roman"/>
-        </w:rPr>
-        <w:t xml:space="preserve"> → N </w:t>
-      </w:r>
-      <w:r>
-        <w:rPr>
-          <w:rFonts w:hint="eastAsia" w:ascii="Times New Roman" w:hAnsi="Times New Roman" w:eastAsia="FangSong" w:cs="Times New Roman"/>
-        </w:rPr>
-        <w:t xml:space="preserve">上正电荷</w:t>
-      </w:r>
-      <w:r>
-        <w:rPr>
-          <w:rFonts w:ascii="Times New Roman" w:hAnsi="Times New Roman" w:eastAsia="Times New Roman" w:cs="Times New Roman"/>
-        </w:rPr>
-        <w:t xml:space="preserve"> → </w:t>
-      </w:r>
-      <w:r>
-        <w:rPr>
-          <w:rFonts w:hint="eastAsia" w:ascii="Times New Roman" w:hAnsi="Times New Roman" w:eastAsia="FangSong" w:cs="Times New Roman"/>
-        </w:rPr>
-        <w:t xml:space="preserve">反式基团带键对迁移</w:t>
-      </w:r>
-      <w:r>
-        <w:rPr>
-          <w:rFonts w:ascii="Times New Roman" w:hAnsi="Times New Roman" w:eastAsia="Times New Roman" w:cs="Times New Roman"/>
-        </w:rPr>
-        <w:t xml:space="preserve"> → </w:t>
-      </w:r>
-      <w:r>
-        <w:rPr>
-          <w:rFonts w:hint="eastAsia" w:ascii="Times New Roman" w:hAnsi="Times New Roman" w:eastAsia="FangSong" w:cs="Times New Roman"/>
-        </w:rPr>
-        <w:t xml:space="preserve">水解得酰胺</w:t>
-      </w:r>
-      <w:r>
-        <w:rPr>
-          <w:rFonts w:ascii="Times New Roman" w:hAnsi="Times New Roman" w:eastAsia="Times New Roman" w:cs="Times New Roman"/>
-        </w:rPr>
-        <w:t xml:space="preserve"> </w:t>
-      </w:r>
-      <w:r>
-        <w:rPr>
-          <w:rFonts w:ascii="Times New Roman" w:hAnsi="Times New Roman" w:eastAsia="Times New Roman" w:cs="Times New Roman"/>
-        </w:rPr>
-        <w:t xml:space="preserve">-</w:t>
-      </w:r>
-      <w:r>
-        <w:rPr>
-          <w:rFonts w:ascii="Times New Roman" w:hAnsi="Times New Roman" w:eastAsia="Times New Roman" w:cs="Times New Roman"/>
-        </w:rPr>
-        <w:t xml:space="preserve"> </w:t>
-      </w:r>
-      <w:r>
-        <w:rPr>
-          <w:rFonts w:hint="eastAsia" w:ascii="Times New Roman" w:hAnsi="Times New Roman" w:eastAsia="FangSong" w:cs="Times New Roman"/>
-          <w:b/>
-          <w:bCs/>
-        </w:rPr>
-        <w:t xml:space="preserve">竞赛判断产物结构</w:t>
-      </w:r>
-      <w:r>
-        <w:rPr>
-          <w:rFonts w:hint="eastAsia" w:ascii="Times New Roman" w:hAnsi="Times New Roman" w:eastAsia="Times New Roman" w:cs="Times New Roman"/>
-        </w:rPr>
-        <w:t>：</w:t>
-      </w:r>
-      <w:r>
-        <w:rPr>
-          <w:rFonts w:hint="eastAsia" w:ascii="Times New Roman" w:hAnsi="Times New Roman" w:eastAsia="FangSong" w:cs="Times New Roman"/>
-        </w:rPr>
-        <w:t>先确定肟构型</w:t>
-      </w:r>
-      <w:r>
-        <w:rPr>
-          <w:rFonts w:ascii="Times New Roman" w:hAnsi="Times New Roman" w:eastAsia="Times New Roman" w:cs="Times New Roman"/>
-        </w:rPr>
-        <w:t xml:space="preserve"> → </w:t>
-      </w:r>
-      <w:r>
-        <w:rPr>
-          <w:rFonts w:hint="eastAsia" w:ascii="Times New Roman" w:hAnsi="Times New Roman" w:eastAsia="FangSong" w:cs="Times New Roman"/>
-        </w:rPr>
-        <w:t xml:space="preserve">反式基团迁移</w:t>
-      </w:r>
-      <w:r>
-        <w:rPr>
-          <w:rFonts w:ascii="Times New Roman" w:hAnsi="Times New Roman" w:eastAsia="Times New Roman" w:cs="Times New Roman"/>
-        </w:rPr>
-        <w:t xml:space="preserve"> → </w:t>
-      </w:r>
-      <w:r>
-        <w:rPr>
-          <w:rFonts w:hint="eastAsia" w:ascii="Times New Roman" w:hAnsi="Times New Roman" w:eastAsia="FangSong" w:cs="Times New Roman"/>
-        </w:rPr>
-        <w:t>酰胺</w:t>
-      </w:r>
-      <w:r>
-        <w:rPr>
-          <w:rFonts w:hint="eastAsia" w:ascii="Times New Roman" w:hAnsi="Times New Roman" w:eastAsia="Times New Roman" w:cs="Times New Roman"/>
-        </w:rPr>
-        <w:t>（N</w:t>
-      </w:r>
-      <w:r>
-        <w:rPr>
-          <w:rFonts w:ascii="Times New Roman" w:hAnsi="Times New Roman" w:eastAsia="Times New Roman" w:cs="Times New Roman"/>
-        </w:rPr>
-        <w:t xml:space="preserve"> </w:t>
-      </w:r>
-      <w:r>
-        <w:rPr>
-          <w:rFonts w:hint="eastAsia" w:ascii="Times New Roman" w:hAnsi="Times New Roman" w:eastAsia="FangSong" w:cs="Times New Roman"/>
-        </w:rPr>
-        <w:t xml:space="preserve">上取代基</w:t>
-      </w:r>
-      <w:r>
-        <w:rPr>
-          <w:rFonts w:ascii="Times New Roman" w:hAnsi="Times New Roman" w:eastAsia="Times New Roman" w:cs="Times New Roman"/>
-        </w:rPr>
-        <w:t xml:space="preserve"> = </w:t>
-      </w:r>
-      <w:r>
-        <w:rPr>
-          <w:rFonts w:hint="eastAsia" w:ascii="Times New Roman" w:hAnsi="Times New Roman" w:eastAsia="FangSong" w:cs="Times New Roman"/>
-        </w:rPr>
-        <w:t>迁移基团</w:t>
-      </w:r>
-      <w:r>
-        <w:rPr>
-          <w:rFonts w:hint="eastAsia" w:ascii="Times New Roman" w:hAnsi="Times New Roman" w:eastAsia="Times New Roman" w:cs="Times New Roman"/>
-        </w:rPr>
-        <w:t>）</w:t>
-      </w:r>
-    </w:p>
-    <w:p>
-      <w:pPr>
-        <w:pStyle w:val="BodyText"/>
+        <w:pStyle w:val="BlockText"/>
       </w:pPr>
       <w:r>
         <w:rPr>
@@ -18527,7 +18527,7 @@
     </w:p>
     <w:p>
       <w:pPr>
-        <w:pStyle w:val="FirstParagraph"/>
+        <w:pStyle w:val="BlockText"/>
       </w:pPr>
       <w:r>
         <w:rPr>
@@ -18977,7 +18977,7 @@
     </w:p>
     <w:p>
       <w:pPr>
-        <w:pStyle w:val="BodyText"/>
+        <w:pStyle w:val="BlockText"/>
       </w:pPr>
       <w:r>
         <w:rPr>
@@ -19181,7 +19181,7 @@
     </w:p>
     <w:p>
       <w:pPr>
-        <w:pStyle w:val="BodyText"/>
+        <w:pStyle w:val="BlockText"/>
       </w:pPr>
       <w:r>
         <w:rPr>

--- a/06-学生侧材料/讲义/6-有机化学/醛酮羧酸.docx
+++ b/06-学生侧材料/讲义/6-有机化学/醛酮羧酸.docx
@@ -2,7 +2,7 @@
 <file path=word/document.xml><?xml version="1.0" encoding="utf-8"?>
 <w:document xmlns:w="http://schemas.openxmlformats.org/wordprocessingml/2006/main" xmlns:m="http://schemas.openxmlformats.org/officeDocument/2006/math" xmlns:r="http://schemas.openxmlformats.org/officeDocument/2006/relationships" xmlns:o="urn:schemas-microsoft-com:office:office" xmlns:v="urn:schemas-microsoft-com:vml" xmlns:w10="urn:schemas-microsoft-com:office:word" xmlns:a="http://schemas.openxmlformats.org/drawingml/2006/main" xmlns:pic="http://schemas.openxmlformats.org/drawingml/2006/picture" xmlns:wp="http://schemas.openxmlformats.org/drawingml/2006/wordprocessingDrawing">
   <w:body>
-    <w:bookmarkStart w:id="39" w:name="第六讲醛酮羧酸及其衍生物"/>
+    <w:bookmarkStart w:id="40" w:name="第六讲醛酮羧酸及其衍生物"/>
     <w:p>
       <w:pPr>
         <w:pStyle w:val="Heading1"/>
@@ -26333,7 +26333,7 @@
         <w:rPr>
           <w:rFonts w:hint="eastAsia" w:ascii="Times New Roman" w:hAnsi="Times New Roman" w:eastAsia="FangSong" w:cs="Times New Roman"/>
         </w:rPr>
-        <w:t>反应后得</w:t>
+        <w:t>共热水解后得</w:t>
       </w:r>
       <w:r>
         <w:rPr>
@@ -26351,7 +26351,31 @@
         <w:rPr>
           <w:rFonts w:hint="eastAsia" w:ascii="Times New Roman" w:hAnsi="Times New Roman" w:eastAsia="Times New Roman" w:cs="Times New Roman"/>
         </w:rPr>
-        <w:t>C。B(C</w:t>
+        <w:t>C，</w:t>
+      </w:r>
+      <w:r>
+        <w:rPr>
+          <w:rFonts w:hint="eastAsia" w:ascii="Times New Roman" w:hAnsi="Times New Roman" w:eastAsia="FangSong" w:cs="Times New Roman"/>
+        </w:rPr>
+        <w:t>其中</w:t>
+      </w:r>
+      <w:r>
+        <w:rPr>
+          <w:rFonts w:hint="eastAsia" w:ascii="Times New Roman" w:hAnsi="Times New Roman" w:eastAsia="Times New Roman" w:cs="Times New Roman"/>
+        </w:rPr>
+        <w:t>B</w:t>
+      </w:r>
+      <w:r>
+        <w:rPr>
+          <w:rFonts w:hint="eastAsia" w:ascii="Times New Roman" w:hAnsi="Times New Roman" w:eastAsia="FangSong" w:cs="Times New Roman"/>
+        </w:rPr>
+        <w:t>为</w:t>
+      </w:r>
+      <w:r>
+        <w:rPr>
+          <w:rFonts w:hint="eastAsia" w:ascii="Times New Roman" w:hAnsi="Times New Roman" w:eastAsia="Times New Roman" w:cs="Times New Roman"/>
+        </w:rPr>
+        <w:t>C</w:t>
       </w:r>
       <w:r>
         <w:rPr>
@@ -26377,61 +26401,49 @@
         <w:rPr>
           <w:rFonts w:hint="eastAsia" w:ascii="Times New Roman" w:hAnsi="Times New Roman" w:eastAsia="Times New Roman" w:cs="Times New Roman"/>
         </w:rPr>
-        <w:t>ONa)…</w:t>
+        <w:t>OH（</w:t>
+      </w:r>
+      <w:r>
+        <w:rPr>
+          <w:rFonts w:hint="eastAsia" w:ascii="Times New Roman" w:hAnsi="Times New Roman" w:eastAsia="FangSong" w:cs="Times New Roman"/>
+        </w:rPr>
+        <w:t>乙醇</w:t>
+      </w:r>
+      <w:r>
+        <w:rPr>
+          <w:rFonts w:hint="eastAsia" w:ascii="Times New Roman" w:hAnsi="Times New Roman" w:eastAsia="Times New Roman" w:cs="Times New Roman"/>
+        </w:rPr>
+        <w:t>）。</w:t>
+      </w:r>
+      <w:r>
+        <w:rPr>
+          <w:rFonts w:hint="eastAsia" w:ascii="Times New Roman" w:hAnsi="Times New Roman" w:eastAsia="FangSong" w:cs="Times New Roman"/>
+        </w:rPr>
+        <w:t>写出</w:t>
+      </w:r>
+      <w:r>
+        <w:rPr>
+          <w:rFonts w:hint="eastAsia" w:ascii="Times New Roman" w:hAnsi="Times New Roman" w:eastAsia="Times New Roman" w:cs="Times New Roman"/>
+        </w:rPr>
+        <w:t>A</w:t>
+      </w:r>
+      <w:r>
+        <w:rPr>
+          <w:rFonts w:hint="eastAsia" w:ascii="Times New Roman" w:hAnsi="Times New Roman" w:eastAsia="FangSong" w:cs="Times New Roman"/>
+        </w:rPr>
+        <w:t>的结构</w:t>
+      </w:r>
+      <w:r>
+        <w:rPr>
+          <w:rFonts w:hint="eastAsia" w:ascii="Times New Roman" w:hAnsi="Times New Roman" w:eastAsia="Times New Roman" w:cs="Times New Roman"/>
+        </w:rPr>
+        <w:t>。</w:t>
       </w:r>
       <w:r>
         <w:rPr>
           <w:rFonts w:ascii="Times New Roman" w:hAnsi="Times New Roman" w:eastAsia="Times New Roman" w:cs="Times New Roman"/>
         </w:rPr>
         <w:t xml:space="preserve"> </w:t>
-      </w:r>
-      <w:r>
-        <w:rPr>
-          <w:rFonts w:hint="eastAsia" w:ascii="Times New Roman" w:hAnsi="Times New Roman" w:eastAsia="FangSong" w:cs="Times New Roman"/>
-        </w:rPr>
-        <w:t>实际是</w:t>
-      </w:r>
-      <w:r>
-        <w:rPr>
-          <w:rFonts w:hint="eastAsia" w:ascii="Times New Roman" w:hAnsi="Times New Roman" w:eastAsia="Times New Roman" w:cs="Times New Roman"/>
-        </w:rPr>
-        <w:t>A</w:t>
-      </w:r>
-      <w:r>
-        <w:rPr>
-          <w:rFonts w:hint="eastAsia" w:ascii="Times New Roman" w:hAnsi="Times New Roman" w:eastAsia="FangSong" w:cs="Times New Roman"/>
-        </w:rPr>
-        <w:t>是酯</w:t>
-      </w:r>
-      <w:r>
-        <w:rPr>
-          <w:rFonts w:hint="eastAsia" w:ascii="Times New Roman" w:hAnsi="Times New Roman" w:eastAsia="Times New Roman" w:cs="Times New Roman"/>
-        </w:rPr>
-        <w:t>：</w:t>
-      </w:r>
-      <w:r>
-        <w:rPr>
-          <w:rFonts w:hint="eastAsia" w:ascii="Times New Roman" w:hAnsi="Times New Roman" w:eastAsia="FangSong" w:cs="Times New Roman"/>
-        </w:rPr>
-        <w:t>写出</w:t>
-      </w:r>
-      <w:r>
-        <w:rPr>
-          <w:rFonts w:hint="eastAsia" w:ascii="Times New Roman" w:hAnsi="Times New Roman" w:eastAsia="Times New Roman" w:cs="Times New Roman"/>
-        </w:rPr>
-        <w:t>A</w:t>
-      </w:r>
-      <w:r>
-        <w:rPr>
-          <w:rFonts w:hint="eastAsia" w:ascii="Times New Roman" w:hAnsi="Times New Roman" w:eastAsia="FangSong" w:cs="Times New Roman"/>
-        </w:rPr>
-        <w:t>的可能结构</w:t>
-      </w:r>
-      <w:r>
-        <w:rPr>
-          <w:rFonts w:hint="eastAsia" w:ascii="Times New Roman" w:hAnsi="Times New Roman" w:eastAsia="Times New Roman" w:cs="Times New Roman"/>
-        </w:rPr>
-        <w:t>。</w:t>
       </w:r>
       <w:r>
         <w:rPr>
@@ -26946,9 +26958,6332 @@
         <w:t>。</w:t>
       </w:r>
     </w:p>
+    <w:p>
+      <w:pPr>
+        <w:spacing w:before="160" w:after="80"/>
+      </w:pPr>
+      <w:r>
+        <w:pict>
+          <v:rect style="width:0;height:1.5pt" o:hralign="center" o:hrstd="t" o:hr="t"/>
+        </w:pict>
+      </w:r>
+    </w:p>
     <w:bookmarkEnd w:id="37"/>
     <w:bookmarkEnd w:id="38"/>
+    <w:bookmarkStart w:id="39" w:name="练习题参考答案"/>
+    <w:p>
+      <w:pPr>
+        <w:pStyle w:val="Heading2"/>
+        <w:spacing w:before="280" w:after="120"/>
+      </w:pPr>
+      <w:r>
+        <w:rPr>
+          <w:rFonts w:hint="eastAsia" w:ascii="Times New Roman" w:hAnsi="Times New Roman" w:eastAsia="SimHei" w:cs="Times New Roman"/>
+        </w:rPr>
+        <w:t xml:space="preserve">练习题参考答案</w:t>
+      </w:r>
+    </w:p>
+    <w:p>
+      <w:pPr>
+        <w:pStyle w:val="FirstParagraph"/>
+      </w:pPr>
+      <w:r>
+        <w:rPr>
+          <w:rFonts w:ascii="Times New Roman" w:hAnsi="Times New Roman" w:eastAsia="Times New Roman" w:cs="Times New Roman"/>
+          <w:b/>
+          <w:bCs/>
+        </w:rPr>
+        <w:t xml:space="preserve">1.</w:t>
+      </w:r>
+      <w:r>
+        <w:rPr>
+          <w:rFonts w:ascii="Times New Roman" w:hAnsi="Times New Roman" w:eastAsia="Times New Roman" w:cs="Times New Roman"/>
+        </w:rPr>
+        <w:t xml:space="preserve"> </w:t>
+      </w:r>
+      <w:r>
+        <w:rPr>
+          <w:rFonts w:hint="eastAsia" w:ascii="Times New Roman" w:hAnsi="Times New Roman" w:eastAsia="FangSong" w:cs="Times New Roman"/>
+        </w:rPr>
+        <w:t xml:space="preserve">丙酮</w:t>
+      </w:r>
+      <w:r>
+        <w:rPr>
+          <w:rFonts w:ascii="Times New Roman" w:hAnsi="Times New Roman" w:eastAsia="Times New Roman" w:cs="Times New Roman"/>
+        </w:rPr>
+        <w:t xml:space="preserve"> (CH</w:t>
+      </w:r>
+      <w:r>
+        <w:rPr>
+          <w:rFonts w:ascii="Times New Roman" w:hAnsi="Times New Roman" w:eastAsia="Times New Roman" w:cs="Times New Roman"/>
+          <w:vertAlign w:val="subscript"/>
+        </w:rPr>
+        <w:t>3</w:t>
+      </w:r>
+      <w:r>
+        <w:rPr>
+          <w:rFonts w:ascii="Times New Roman" w:hAnsi="Times New Roman" w:eastAsia="Times New Roman" w:cs="Times New Roman"/>
+        </w:rPr>
+        <w:t>)</w:t>
+      </w:r>
+      <w:r>
+        <w:rPr>
+          <w:rFonts w:ascii="Times New Roman" w:hAnsi="Times New Roman" w:eastAsia="Times New Roman" w:cs="Times New Roman"/>
+          <w:vertAlign w:val="subscript"/>
+        </w:rPr>
+        <w:t>2</w:t>
+      </w:r>
+      <w:r>
+        <w:rPr>
+          <w:rFonts w:ascii="Times New Roman" w:hAnsi="Times New Roman" w:eastAsia="Times New Roman" w:cs="Times New Roman"/>
+        </w:rPr>
+        <w:t xml:space="preserve">C=O </w:t>
+      </w:r>
+      <w:r>
+        <w:rPr>
+          <w:rFonts w:hint="eastAsia" w:ascii="Times New Roman" w:hAnsi="Times New Roman" w:eastAsia="FangSong" w:cs="Times New Roman"/>
+        </w:rPr>
+        <w:t>与各试剂的产物</w:t>
+      </w:r>
+      <w:r>
+        <w:rPr>
+          <w:rFonts w:hint="eastAsia" w:ascii="Times New Roman" w:hAnsi="Times New Roman" w:eastAsia="Times New Roman" w:cs="Times New Roman"/>
+        </w:rPr>
+        <w:t>：</w:t>
+      </w:r>
+      <w:r>
+        <w:rPr>
+          <w:rFonts w:ascii="Times New Roman" w:hAnsi="Times New Roman" w:eastAsia="Times New Roman" w:cs="Times New Roman"/>
+        </w:rPr>
+        <w:t xml:space="preserve"> </w:t>
+      </w:r>
+      <w:r>
+        <w:rPr>
+          <w:rFonts w:ascii="Times New Roman" w:hAnsi="Times New Roman" w:eastAsia="Times New Roman" w:cs="Times New Roman"/>
+        </w:rPr>
+        <w:t>(a) NaBH</w:t>
+      </w:r>
+      <w:r>
+        <w:rPr>
+          <w:rFonts w:ascii="Times New Roman" w:hAnsi="Times New Roman" w:eastAsia="Times New Roman" w:cs="Times New Roman"/>
+          <w:vertAlign w:val="subscript"/>
+        </w:rPr>
+        <w:t>4</w:t>
+      </w:r>
+      <w:r>
+        <w:rPr>
+          <w:rFonts w:ascii="Times New Roman" w:hAnsi="Times New Roman" w:eastAsia="Times New Roman" w:cs="Times New Roman"/>
+        </w:rPr>
+        <w:t>/H</w:t>
+      </w:r>
+      <w:r>
+        <w:rPr>
+          <w:rFonts w:ascii="Times New Roman" w:hAnsi="Times New Roman" w:eastAsia="Times New Roman" w:cs="Times New Roman"/>
+          <w:vertAlign w:val="subscript"/>
+        </w:rPr>
+        <w:t>2</w:t>
+      </w:r>
+      <w:r>
+        <w:rPr>
+          <w:rFonts w:ascii="Times New Roman" w:hAnsi="Times New Roman" w:eastAsia="Times New Roman" w:cs="Times New Roman"/>
+        </w:rPr>
+        <w:t xml:space="preserve">O → </w:t>
+      </w:r>
+      <w:r>
+        <w:rPr>
+          <w:rFonts w:hint="eastAsia" w:ascii="Times New Roman" w:hAnsi="Times New Roman" w:eastAsia="Times New Roman" w:cs="Times New Roman"/>
+        </w:rPr>
+        <w:t>2-</w:t>
+      </w:r>
+      <w:r>
+        <w:rPr>
+          <w:rFonts w:hint="eastAsia" w:ascii="Times New Roman" w:hAnsi="Times New Roman" w:eastAsia="FangSong" w:cs="Times New Roman"/>
+        </w:rPr>
+        <w:t>丙醇</w:t>
+      </w:r>
+      <w:r>
+        <w:rPr>
+          <w:rFonts w:ascii="Times New Roman" w:hAnsi="Times New Roman" w:eastAsia="Times New Roman" w:cs="Times New Roman"/>
+        </w:rPr>
+        <w:t xml:space="preserve"> </w:t>
+      </w:r>
+      <w:r>
+        <w:rPr>
+          <w:rFonts w:hint="eastAsia" w:ascii="Times New Roman" w:hAnsi="Times New Roman" w:eastAsia="Times New Roman" w:cs="Times New Roman"/>
+        </w:rPr>
+        <w:t>(CH</w:t>
+      </w:r>
+      <w:r>
+        <w:rPr>
+          <w:rFonts w:hint="eastAsia" w:ascii="Times New Roman" w:hAnsi="Times New Roman" w:eastAsia="Times New Roman" w:cs="Times New Roman"/>
+          <w:vertAlign w:val="subscript"/>
+        </w:rPr>
+        <w:t>3</w:t>
+      </w:r>
+      <w:r>
+        <w:rPr>
+          <w:rFonts w:hint="eastAsia" w:ascii="Times New Roman" w:hAnsi="Times New Roman" w:eastAsia="Times New Roman" w:cs="Times New Roman"/>
+        </w:rPr>
+        <w:t>)</w:t>
+      </w:r>
+      <w:r>
+        <w:rPr>
+          <w:rFonts w:hint="eastAsia" w:ascii="Times New Roman" w:hAnsi="Times New Roman" w:eastAsia="Times New Roman" w:cs="Times New Roman"/>
+          <w:vertAlign w:val="subscript"/>
+        </w:rPr>
+        <w:t>2</w:t>
+      </w:r>
+      <w:r>
+        <w:rPr>
+          <w:rFonts w:hint="eastAsia" w:ascii="Times New Roman" w:hAnsi="Times New Roman" w:eastAsia="Times New Roman" w:cs="Times New Roman"/>
+        </w:rPr>
+        <w:t>CHOH（</w:t>
+      </w:r>
+      <w:r>
+        <w:rPr>
+          <w:rFonts w:hint="eastAsia" w:ascii="Times New Roman" w:hAnsi="Times New Roman" w:eastAsia="FangSong" w:cs="Times New Roman"/>
+        </w:rPr>
+        <w:t>负氢还原</w:t>
+      </w:r>
+      <w:r>
+        <w:rPr>
+          <w:rFonts w:hint="eastAsia" w:ascii="Times New Roman" w:hAnsi="Times New Roman" w:eastAsia="Times New Roman" w:cs="Times New Roman"/>
+        </w:rPr>
+        <w:t>，</w:t>
+      </w:r>
+      <w:r>
+        <w:rPr>
+          <w:rFonts w:hint="eastAsia" w:ascii="Times New Roman" w:hAnsi="Times New Roman" w:eastAsia="FangSong" w:cs="Times New Roman"/>
+        </w:rPr>
+        <w:t>酮</w:t>
+      </w:r>
+      <w:r>
+        <w:rPr>
+          <w:rFonts w:ascii="Times New Roman" w:hAnsi="Times New Roman" w:eastAsia="Times New Roman" w:cs="Times New Roman"/>
+        </w:rPr>
+        <w:t xml:space="preserve"> → 2° </w:t>
+      </w:r>
+      <w:r>
+        <w:rPr>
+          <w:rFonts w:hint="eastAsia" w:ascii="Times New Roman" w:hAnsi="Times New Roman" w:eastAsia="FangSong" w:cs="Times New Roman"/>
+        </w:rPr>
+        <w:t>醇</w:t>
+      </w:r>
+      <w:r>
+        <w:rPr>
+          <w:rFonts w:hint="eastAsia" w:ascii="Times New Roman" w:hAnsi="Times New Roman" w:eastAsia="Times New Roman" w:cs="Times New Roman"/>
+        </w:rPr>
+        <w:t>）；</w:t>
+      </w:r>
+      <w:r>
+        <w:rPr>
+          <w:rFonts w:ascii="Times New Roman" w:hAnsi="Times New Roman" w:eastAsia="Times New Roman" w:cs="Times New Roman"/>
+        </w:rPr>
+        <w:t xml:space="preserve"> </w:t>
+      </w:r>
+      <w:r>
+        <w:rPr>
+          <w:rFonts w:ascii="Times New Roman" w:hAnsi="Times New Roman" w:eastAsia="Times New Roman" w:cs="Times New Roman"/>
+        </w:rPr>
+        <w:t>(b) HCN/OH</w:t>
+      </w:r>
+      <w:r>
+        <w:rPr>
+          <w:rFonts w:ascii="Times New Roman" w:hAnsi="Times New Roman" w:eastAsia="Times New Roman" w:cs="Times New Roman"/>
+          <w:vertAlign w:val="superscript"/>
+        </w:rPr>
+        <w:t>-</w:t>
+      </w:r>
+      <w:r>
+        <w:rPr>
+          <w:rFonts w:ascii="Times New Roman" w:hAnsi="Times New Roman" w:eastAsia="Times New Roman" w:cs="Times New Roman"/>
+        </w:rPr>
+        <w:t xml:space="preserve"> → </w:t>
+      </w:r>
+      <w:r>
+        <w:rPr>
+          <w:rFonts w:hint="eastAsia" w:ascii="Times New Roman" w:hAnsi="Times New Roman" w:eastAsia="FangSong" w:cs="Times New Roman"/>
+        </w:rPr>
+        <w:t xml:space="preserve">丙酮氰醇</w:t>
+      </w:r>
+      <w:r>
+        <w:rPr>
+          <w:rFonts w:ascii="Times New Roman" w:hAnsi="Times New Roman" w:eastAsia="Times New Roman" w:cs="Times New Roman"/>
+        </w:rPr>
+        <w:t xml:space="preserve"> </w:t>
+      </w:r>
+      <w:r>
+        <w:rPr>
+          <w:rFonts w:hint="eastAsia" w:ascii="Times New Roman" w:hAnsi="Times New Roman" w:eastAsia="Times New Roman" w:cs="Times New Roman"/>
+        </w:rPr>
+        <w:t>(CH</w:t>
+      </w:r>
+      <w:r>
+        <w:rPr>
+          <w:rFonts w:hint="eastAsia" w:ascii="Times New Roman" w:hAnsi="Times New Roman" w:eastAsia="Times New Roman" w:cs="Times New Roman"/>
+          <w:vertAlign w:val="subscript"/>
+        </w:rPr>
+        <w:t>3</w:t>
+      </w:r>
+      <w:r>
+        <w:rPr>
+          <w:rFonts w:hint="eastAsia" w:ascii="Times New Roman" w:hAnsi="Times New Roman" w:eastAsia="Times New Roman" w:cs="Times New Roman"/>
+        </w:rPr>
+        <w:t>)</w:t>
+      </w:r>
+      <w:r>
+        <w:rPr>
+          <w:rFonts w:hint="eastAsia" w:ascii="Times New Roman" w:hAnsi="Times New Roman" w:eastAsia="Times New Roman" w:cs="Times New Roman"/>
+          <w:vertAlign w:val="subscript"/>
+        </w:rPr>
+        <w:t>2</w:t>
+      </w:r>
+      <w:r>
+        <w:rPr>
+          <w:rFonts w:hint="eastAsia" w:ascii="Times New Roman" w:hAnsi="Times New Roman" w:eastAsia="Times New Roman" w:cs="Times New Roman"/>
+        </w:rPr>
+        <w:t>C(OH)CN（CN</w:t>
+      </w:r>
+      <w:r>
+        <w:rPr>
+          <w:rFonts w:hint="eastAsia" w:ascii="Times New Roman" w:hAnsi="Times New Roman" w:eastAsia="Times New Roman" w:cs="Times New Roman"/>
+          <w:vertAlign w:val="superscript"/>
+        </w:rPr>
+        <w:t>-</w:t>
+      </w:r>
+      <w:r>
+        <w:rPr>
+          <w:rFonts w:ascii="Times New Roman" w:hAnsi="Times New Roman" w:eastAsia="Times New Roman" w:cs="Times New Roman"/>
+        </w:rPr>
+        <w:t xml:space="preserve"> </w:t>
+      </w:r>
+      <w:r>
+        <w:rPr>
+          <w:rFonts w:hint="eastAsia" w:ascii="Times New Roman" w:hAnsi="Times New Roman" w:eastAsia="FangSong" w:cs="Times New Roman"/>
+        </w:rPr>
+        <w:t>亲核加成</w:t>
+      </w:r>
+      <w:r>
+        <w:rPr>
+          <w:rFonts w:hint="eastAsia" w:ascii="Times New Roman" w:hAnsi="Times New Roman" w:eastAsia="Times New Roman" w:cs="Times New Roman"/>
+        </w:rPr>
+        <w:t>，α-</w:t>
+      </w:r>
+      <w:r>
+        <w:rPr>
+          <w:rFonts w:hint="eastAsia" w:ascii="Times New Roman" w:hAnsi="Times New Roman" w:eastAsia="FangSong" w:cs="Times New Roman"/>
+        </w:rPr>
+        <w:t>羟基腈</w:t>
+      </w:r>
+      <w:r>
+        <w:rPr>
+          <w:rFonts w:hint="eastAsia" w:ascii="Times New Roman" w:hAnsi="Times New Roman" w:eastAsia="Times New Roman" w:cs="Times New Roman"/>
+        </w:rPr>
+        <w:t>）；</w:t>
+      </w:r>
+      <w:r>
+        <w:rPr>
+          <w:rFonts w:ascii="Times New Roman" w:hAnsi="Times New Roman" w:eastAsia="Times New Roman" w:cs="Times New Roman"/>
+        </w:rPr>
+        <w:t xml:space="preserve"> </w:t>
+      </w:r>
+      <w:r>
+        <w:rPr>
+          <w:rFonts w:ascii="Times New Roman" w:hAnsi="Times New Roman" w:eastAsia="Times New Roman" w:cs="Times New Roman"/>
+        </w:rPr>
+        <w:t>(c) NH</w:t>
+      </w:r>
+      <w:r>
+        <w:rPr>
+          <w:rFonts w:ascii="Times New Roman" w:hAnsi="Times New Roman" w:eastAsia="Times New Roman" w:cs="Times New Roman"/>
+          <w:vertAlign w:val="subscript"/>
+        </w:rPr>
+        <w:t>2</w:t>
+      </w:r>
+      <w:r>
+        <w:rPr>
+          <w:rFonts w:ascii="Times New Roman" w:hAnsi="Times New Roman" w:eastAsia="Times New Roman" w:cs="Times New Roman"/>
+        </w:rPr>
+        <w:t xml:space="preserve">OH → </w:t>
+      </w:r>
+      <w:r>
+        <w:rPr>
+          <w:rFonts w:hint="eastAsia" w:ascii="Times New Roman" w:hAnsi="Times New Roman" w:eastAsia="FangSong" w:cs="Times New Roman"/>
+        </w:rPr>
+        <w:t xml:space="preserve">丙酮肟</w:t>
+      </w:r>
+      <w:r>
+        <w:rPr>
+          <w:rFonts w:ascii="Times New Roman" w:hAnsi="Times New Roman" w:eastAsia="Times New Roman" w:cs="Times New Roman"/>
+        </w:rPr>
+        <w:t xml:space="preserve"> </w:t>
+      </w:r>
+      <w:r>
+        <w:rPr>
+          <w:rFonts w:hint="eastAsia" w:ascii="Times New Roman" w:hAnsi="Times New Roman" w:eastAsia="Times New Roman" w:cs="Times New Roman"/>
+        </w:rPr>
+        <w:t>(CH</w:t>
+      </w:r>
+      <w:r>
+        <w:rPr>
+          <w:rFonts w:hint="eastAsia" w:ascii="Times New Roman" w:hAnsi="Times New Roman" w:eastAsia="Times New Roman" w:cs="Times New Roman"/>
+          <w:vertAlign w:val="subscript"/>
+        </w:rPr>
+        <w:t>3</w:t>
+      </w:r>
+      <w:r>
+        <w:rPr>
+          <w:rFonts w:hint="eastAsia" w:ascii="Times New Roman" w:hAnsi="Times New Roman" w:eastAsia="Times New Roman" w:cs="Times New Roman"/>
+        </w:rPr>
+        <w:t>)</w:t>
+      </w:r>
+      <w:r>
+        <w:rPr>
+          <w:rFonts w:hint="eastAsia" w:ascii="Times New Roman" w:hAnsi="Times New Roman" w:eastAsia="Times New Roman" w:cs="Times New Roman"/>
+          <w:vertAlign w:val="subscript"/>
+        </w:rPr>
+        <w:t>2</w:t>
+      </w:r>
+      <w:r>
+        <w:rPr>
+          <w:rFonts w:hint="eastAsia" w:ascii="Times New Roman" w:hAnsi="Times New Roman" w:eastAsia="Times New Roman" w:cs="Times New Roman"/>
+        </w:rPr>
+        <w:t>C=N-OH（</w:t>
+      </w:r>
+      <w:r>
+        <w:rPr>
+          <w:rFonts w:hint="eastAsia" w:ascii="Times New Roman" w:hAnsi="Times New Roman" w:eastAsia="FangSong" w:cs="Times New Roman"/>
+        </w:rPr>
+        <w:t>加成后脱水缩合</w:t>
+      </w:r>
+      <w:r>
+        <w:rPr>
+          <w:rFonts w:hint="eastAsia" w:ascii="Times New Roman" w:hAnsi="Times New Roman" w:eastAsia="Times New Roman" w:cs="Times New Roman"/>
+        </w:rPr>
+        <w:t>）；</w:t>
+      </w:r>
+      <w:r>
+        <w:rPr>
+          <w:rFonts w:ascii="Times New Roman" w:hAnsi="Times New Roman" w:eastAsia="Times New Roman" w:cs="Times New Roman"/>
+        </w:rPr>
+        <w:t xml:space="preserve"> </w:t>
+      </w:r>
+      <w:r>
+        <w:rPr>
+          <w:rFonts w:ascii="Times New Roman" w:hAnsi="Times New Roman" w:eastAsia="Times New Roman" w:cs="Times New Roman"/>
+        </w:rPr>
+        <w:t>(d) C</w:t>
+      </w:r>
+      <w:r>
+        <w:rPr>
+          <w:rFonts w:ascii="Times New Roman" w:hAnsi="Times New Roman" w:eastAsia="Times New Roman" w:cs="Times New Roman"/>
+          <w:vertAlign w:val="subscript"/>
+        </w:rPr>
+        <w:t>2</w:t>
+      </w:r>
+      <w:r>
+        <w:rPr>
+          <w:rFonts w:ascii="Times New Roman" w:hAnsi="Times New Roman" w:eastAsia="Times New Roman" w:cs="Times New Roman"/>
+        </w:rPr>
+        <w:t>H</w:t>
+      </w:r>
+      <w:r>
+        <w:rPr>
+          <w:rFonts w:ascii="Times New Roman" w:hAnsi="Times New Roman" w:eastAsia="Times New Roman" w:cs="Times New Roman"/>
+          <w:vertAlign w:val="subscript"/>
+        </w:rPr>
+        <w:t>5</w:t>
+      </w:r>
+      <w:r>
+        <w:rPr>
+          <w:rFonts w:ascii="Times New Roman" w:hAnsi="Times New Roman" w:eastAsia="Times New Roman" w:cs="Times New Roman"/>
+        </w:rPr>
+        <w:t xml:space="preserve">MgBr </w:t>
+      </w:r>
+      <w:r>
+        <w:rPr>
+          <w:rFonts w:hint="eastAsia" w:ascii="Times New Roman" w:hAnsi="Times New Roman" w:eastAsia="FangSong" w:cs="Times New Roman"/>
+        </w:rPr>
+        <w:t xml:space="preserve">后</w:t>
+      </w:r>
+      <w:r>
+        <w:rPr>
+          <w:rFonts w:ascii="Times New Roman" w:hAnsi="Times New Roman" w:eastAsia="Times New Roman" w:cs="Times New Roman"/>
+        </w:rPr>
+        <w:t xml:space="preserve"> H</w:t>
+      </w:r>
+      <w:r>
+        <w:rPr>
+          <w:rFonts w:ascii="Times New Roman" w:hAnsi="Times New Roman" w:eastAsia="Times New Roman" w:cs="Times New Roman"/>
+          <w:vertAlign w:val="superscript"/>
+        </w:rPr>
+        <w:t>+</w:t>
+      </w:r>
+      <w:r>
+        <w:rPr>
+          <w:rFonts w:ascii="Times New Roman" w:hAnsi="Times New Roman" w:eastAsia="Times New Roman" w:cs="Times New Roman"/>
+        </w:rPr>
+        <w:t xml:space="preserve"> → </w:t>
+      </w:r>
+      <w:r>
+        <w:rPr>
+          <w:rFonts w:hint="eastAsia" w:ascii="Times New Roman" w:hAnsi="Times New Roman" w:eastAsia="Times New Roman" w:cs="Times New Roman"/>
+        </w:rPr>
+        <w:t>2-</w:t>
+      </w:r>
+      <w:r>
+        <w:rPr>
+          <w:rFonts w:hint="eastAsia" w:ascii="Times New Roman" w:hAnsi="Times New Roman" w:eastAsia="FangSong" w:cs="Times New Roman"/>
+        </w:rPr>
+        <w:t>甲基</w:t>
+      </w:r>
+      <w:r>
+        <w:rPr>
+          <w:rFonts w:hint="eastAsia" w:ascii="Times New Roman" w:hAnsi="Times New Roman" w:eastAsia="Times New Roman" w:cs="Times New Roman"/>
+        </w:rPr>
+        <w:t>-2-</w:t>
+      </w:r>
+      <w:r>
+        <w:rPr>
+          <w:rFonts w:hint="eastAsia" w:ascii="Times New Roman" w:hAnsi="Times New Roman" w:eastAsia="FangSong" w:cs="Times New Roman"/>
+        </w:rPr>
+        <w:t>丁醇</w:t>
+      </w:r>
+      <w:r>
+        <w:rPr>
+          <w:rFonts w:ascii="Times New Roman" w:hAnsi="Times New Roman" w:eastAsia="Times New Roman" w:cs="Times New Roman"/>
+        </w:rPr>
+        <w:t xml:space="preserve"> </w:t>
+      </w:r>
+      <w:r>
+        <w:rPr>
+          <w:rFonts w:hint="eastAsia" w:ascii="Times New Roman" w:hAnsi="Times New Roman" w:eastAsia="Times New Roman" w:cs="Times New Roman"/>
+        </w:rPr>
+        <w:t>(CH</w:t>
+      </w:r>
+      <w:r>
+        <w:rPr>
+          <w:rFonts w:hint="eastAsia" w:ascii="Times New Roman" w:hAnsi="Times New Roman" w:eastAsia="Times New Roman" w:cs="Times New Roman"/>
+          <w:vertAlign w:val="subscript"/>
+        </w:rPr>
+        <w:t>3</w:t>
+      </w:r>
+      <w:r>
+        <w:rPr>
+          <w:rFonts w:hint="eastAsia" w:ascii="Times New Roman" w:hAnsi="Times New Roman" w:eastAsia="Times New Roman" w:cs="Times New Roman"/>
+        </w:rPr>
+        <w:t>)</w:t>
+      </w:r>
+      <w:r>
+        <w:rPr>
+          <w:rFonts w:hint="eastAsia" w:ascii="Times New Roman" w:hAnsi="Times New Roman" w:eastAsia="Times New Roman" w:cs="Times New Roman"/>
+          <w:vertAlign w:val="subscript"/>
+        </w:rPr>
+        <w:t>2</w:t>
+      </w:r>
+      <w:r>
+        <w:rPr>
+          <w:rFonts w:hint="eastAsia" w:ascii="Times New Roman" w:hAnsi="Times New Roman" w:eastAsia="Times New Roman" w:cs="Times New Roman"/>
+        </w:rPr>
+        <w:t>C(OH)C</w:t>
+      </w:r>
+      <w:r>
+        <w:rPr>
+          <w:rFonts w:hint="eastAsia" w:ascii="Times New Roman" w:hAnsi="Times New Roman" w:eastAsia="Times New Roman" w:cs="Times New Roman"/>
+          <w:vertAlign w:val="subscript"/>
+        </w:rPr>
+        <w:t>2</w:t>
+      </w:r>
+      <w:r>
+        <w:rPr>
+          <w:rFonts w:hint="eastAsia" w:ascii="Times New Roman" w:hAnsi="Times New Roman" w:eastAsia="Times New Roman" w:cs="Times New Roman"/>
+        </w:rPr>
+        <w:t>H</w:t>
+      </w:r>
+      <w:r>
+        <w:rPr>
+          <w:rFonts w:hint="eastAsia" w:ascii="Times New Roman" w:hAnsi="Times New Roman" w:eastAsia="Times New Roman" w:cs="Times New Roman"/>
+          <w:vertAlign w:val="subscript"/>
+        </w:rPr>
+        <w:t>5</w:t>
+      </w:r>
+      <w:r>
+        <w:rPr>
+          <w:rFonts w:hint="eastAsia" w:ascii="Times New Roman" w:hAnsi="Times New Roman" w:eastAsia="Times New Roman" w:cs="Times New Roman"/>
+        </w:rPr>
+        <w:t>（</w:t>
+      </w:r>
+      <w:r>
+        <w:rPr>
+          <w:rFonts w:hint="eastAsia" w:ascii="Times New Roman" w:hAnsi="Times New Roman" w:eastAsia="FangSong" w:cs="Times New Roman"/>
+        </w:rPr>
+        <w:t>乙基加到羰基碳</w:t>
+      </w:r>
+      <w:r>
+        <w:rPr>
+          <w:rFonts w:hint="eastAsia" w:ascii="Times New Roman" w:hAnsi="Times New Roman" w:eastAsia="Times New Roman" w:cs="Times New Roman"/>
+        </w:rPr>
+        <w:t>，</w:t>
+      </w:r>
+      <w:r>
+        <w:rPr>
+          <w:rFonts w:hint="eastAsia" w:ascii="Times New Roman" w:hAnsi="Times New Roman" w:eastAsia="FangSong" w:cs="Times New Roman"/>
+        </w:rPr>
+        <w:t>得</w:t>
+      </w:r>
+      <w:r>
+        <w:rPr>
+          <w:rFonts w:ascii="Times New Roman" w:hAnsi="Times New Roman" w:eastAsia="Times New Roman" w:cs="Times New Roman"/>
+        </w:rPr>
+        <w:t xml:space="preserve"> 3° </w:t>
+      </w:r>
+      <w:r>
+        <w:rPr>
+          <w:rFonts w:hint="eastAsia" w:ascii="Times New Roman" w:hAnsi="Times New Roman" w:eastAsia="FangSong" w:cs="Times New Roman"/>
+        </w:rPr>
+        <w:t>醇</w:t>
+      </w:r>
+      <w:r>
+        <w:rPr>
+          <w:rFonts w:hint="eastAsia" w:ascii="Times New Roman" w:hAnsi="Times New Roman" w:eastAsia="Times New Roman" w:cs="Times New Roman"/>
+        </w:rPr>
+        <w:t>）。</w:t>
+      </w:r>
+    </w:p>
+    <w:p>
+      <w:pPr>
+        <w:pStyle w:val="BodyText"/>
+      </w:pPr>
+      <w:r>
+        <w:rPr>
+          <w:rFonts w:ascii="Times New Roman" w:hAnsi="Times New Roman" w:eastAsia="Times New Roman" w:cs="Times New Roman"/>
+          <w:b/>
+          <w:bCs/>
+        </w:rPr>
+        <w:t xml:space="preserve">2.</w:t>
+      </w:r>
+      <w:r>
+        <w:rPr>
+          <w:rFonts w:ascii="Times New Roman" w:hAnsi="Times New Roman" w:eastAsia="Times New Roman" w:cs="Times New Roman"/>
+        </w:rPr>
+        <w:t xml:space="preserve"> </w:t>
+      </w:r>
+      <w:r>
+        <w:rPr>
+          <w:rFonts w:hint="eastAsia" w:ascii="Times New Roman" w:hAnsi="Times New Roman" w:eastAsia="FangSong" w:cs="Times New Roman"/>
+        </w:rPr>
+        <w:t>活性</w:t>
+      </w:r>
+      <w:r>
+        <w:rPr>
+          <w:rFonts w:hint="eastAsia" w:ascii="Times New Roman" w:hAnsi="Times New Roman" w:eastAsia="Times New Roman" w:cs="Times New Roman"/>
+        </w:rPr>
+        <w:t>：HCHO</w:t>
+      </w:r>
+      <w:r>
+        <w:rPr>
+          <w:rFonts w:ascii="Times New Roman" w:hAnsi="Times New Roman" w:eastAsia="Times New Roman" w:cs="Times New Roman"/>
+        </w:rPr>
+        <w:t xml:space="preserve"> &gt; CH</w:t>
+      </w:r>
+      <w:r>
+        <w:rPr>
+          <w:rFonts w:ascii="Times New Roman" w:hAnsi="Times New Roman" w:eastAsia="Times New Roman" w:cs="Times New Roman"/>
+          <w:vertAlign w:val="subscript"/>
+        </w:rPr>
+        <w:t>3</w:t>
+      </w:r>
+      <w:r>
+        <w:rPr>
+          <w:rFonts w:ascii="Times New Roman" w:hAnsi="Times New Roman" w:eastAsia="Times New Roman" w:cs="Times New Roman"/>
+        </w:rPr>
+        <w:t xml:space="preserve">CHO &gt; </w:t>
+      </w:r>
+      <w:r>
+        <w:rPr>
+          <w:rFonts w:hint="eastAsia" w:ascii="Times New Roman" w:hAnsi="Times New Roman" w:eastAsia="Times New Roman" w:cs="Times New Roman"/>
+        </w:rPr>
+        <w:t>CH</w:t>
+      </w:r>
+      <w:r>
+        <w:rPr>
+          <w:rFonts w:hint="eastAsia" w:ascii="Times New Roman" w:hAnsi="Times New Roman" w:eastAsia="Times New Roman" w:cs="Times New Roman"/>
+          <w:vertAlign w:val="subscript"/>
+        </w:rPr>
+        <w:t>3</w:t>
+      </w:r>
+      <w:r>
+        <w:rPr>
+          <w:rFonts w:hint="eastAsia" w:ascii="Times New Roman" w:hAnsi="Times New Roman" w:eastAsia="Times New Roman" w:cs="Times New Roman"/>
+        </w:rPr>
+        <w:t>COCH</w:t>
+      </w:r>
+      <w:r>
+        <w:rPr>
+          <w:rFonts w:hint="eastAsia" w:ascii="Times New Roman" w:hAnsi="Times New Roman" w:eastAsia="Times New Roman" w:cs="Times New Roman"/>
+          <w:vertAlign w:val="subscript"/>
+        </w:rPr>
+        <w:t>3</w:t>
+      </w:r>
+      <w:r>
+        <w:rPr>
+          <w:rFonts w:hint="eastAsia" w:ascii="Times New Roman" w:hAnsi="Times New Roman" w:eastAsia="Times New Roman" w:cs="Times New Roman"/>
+        </w:rPr>
+        <w:t>。</w:t>
+      </w:r>
+      <w:r>
+        <w:rPr>
+          <w:rFonts w:hint="eastAsia" w:ascii="Times New Roman" w:hAnsi="Times New Roman" w:eastAsia="FangSong" w:cs="Times New Roman"/>
+        </w:rPr>
+        <w:t>两点原因</w:t>
+      </w:r>
+      <w:r>
+        <w:rPr>
+          <w:rFonts w:hint="eastAsia" w:ascii="Times New Roman" w:hAnsi="Times New Roman" w:eastAsia="Times New Roman" w:cs="Times New Roman"/>
+        </w:rPr>
+        <w:t>：①</w:t>
+      </w:r>
+      <w:r>
+        <w:rPr>
+          <w:rFonts w:hint="eastAsia" w:ascii="Times New Roman" w:hAnsi="Times New Roman" w:eastAsia="FangSong" w:cs="Times New Roman"/>
+        </w:rPr>
+        <w:t>电子效应</w:t>
+      </w:r>
+      <w:r>
+        <w:rPr>
+          <w:rFonts w:hint="eastAsia" w:ascii="Times New Roman" w:hAnsi="Times New Roman" w:eastAsia="Times New Roman" w:cs="Times New Roman"/>
+        </w:rPr>
+        <w:t>——</w:t>
+      </w:r>
+      <w:r>
+        <w:rPr>
+          <w:rFonts w:hint="eastAsia" w:ascii="Times New Roman" w:hAnsi="Times New Roman" w:eastAsia="FangSong" w:cs="Times New Roman"/>
+        </w:rPr>
+        <w:t>烷基的</w:t>
+      </w:r>
+      <w:r>
+        <w:rPr>
+          <w:rFonts w:ascii="Times New Roman" w:hAnsi="Times New Roman" w:eastAsia="Times New Roman" w:cs="Times New Roman"/>
+        </w:rPr>
+        <w:t xml:space="preserve"> +I </w:t>
+      </w:r>
+      <w:r>
+        <w:rPr>
+          <w:rFonts w:hint="eastAsia" w:ascii="Times New Roman" w:hAnsi="Times New Roman" w:eastAsia="FangSong" w:cs="Times New Roman"/>
+        </w:rPr>
+        <w:t>效应降低羰基碳的正电性</w:t>
+      </w:r>
+      <w:r>
+        <w:rPr>
+          <w:rFonts w:hint="eastAsia" w:ascii="Times New Roman" w:hAnsi="Times New Roman" w:eastAsia="Times New Roman" w:cs="Times New Roman"/>
+        </w:rPr>
+        <w:t>，</w:t>
+      </w:r>
+      <w:r>
+        <w:rPr>
+          <w:rFonts w:hint="eastAsia" w:ascii="Times New Roman" w:hAnsi="Times New Roman" w:eastAsia="FangSong" w:cs="Times New Roman"/>
+        </w:rPr>
+        <w:t>甲醛无烷基</w:t>
+      </w:r>
+      <w:r>
+        <w:rPr>
+          <w:rFonts w:hint="eastAsia" w:ascii="Times New Roman" w:hAnsi="Times New Roman" w:eastAsia="Times New Roman" w:cs="Times New Roman"/>
+        </w:rPr>
+        <w:t>、</w:t>
+      </w:r>
+      <w:r>
+        <w:rPr>
+          <w:rFonts w:hint="eastAsia" w:ascii="Times New Roman" w:hAnsi="Times New Roman" w:eastAsia="FangSong" w:cs="Times New Roman"/>
+        </w:rPr>
+        <w:t>乙醛一个</w:t>
+      </w:r>
+      <w:r>
+        <w:rPr>
+          <w:rFonts w:ascii="Times New Roman" w:hAnsi="Times New Roman" w:eastAsia="Times New Roman" w:cs="Times New Roman"/>
+        </w:rPr>
+        <w:t xml:space="preserve"> </w:t>
+      </w:r>
+      <w:r>
+        <w:rPr>
+          <w:rFonts w:hint="eastAsia" w:ascii="Times New Roman" w:hAnsi="Times New Roman" w:eastAsia="Times New Roman" w:cs="Times New Roman"/>
+        </w:rPr>
+        <w:t>CH</w:t>
+      </w:r>
+      <w:r>
+        <w:rPr>
+          <w:rFonts w:hint="eastAsia" w:ascii="Times New Roman" w:hAnsi="Times New Roman" w:eastAsia="Times New Roman" w:cs="Times New Roman"/>
+          <w:vertAlign w:val="subscript"/>
+        </w:rPr>
+        <w:t>3</w:t>
+      </w:r>
+      <w:r>
+        <w:rPr>
+          <w:rFonts w:hint="eastAsia" w:ascii="Times New Roman" w:hAnsi="Times New Roman" w:eastAsia="Times New Roman" w:cs="Times New Roman"/>
+        </w:rPr>
+        <w:t>、</w:t>
+      </w:r>
+      <w:r>
+        <w:rPr>
+          <w:rFonts w:hint="eastAsia" w:ascii="Times New Roman" w:hAnsi="Times New Roman" w:eastAsia="FangSong" w:cs="Times New Roman"/>
+        </w:rPr>
+        <w:t>丙酮两个</w:t>
+      </w:r>
+      <w:r>
+        <w:rPr>
+          <w:rFonts w:ascii="Times New Roman" w:hAnsi="Times New Roman" w:eastAsia="Times New Roman" w:cs="Times New Roman"/>
+        </w:rPr>
+        <w:t xml:space="preserve"> </w:t>
+      </w:r>
+      <w:r>
+        <w:rPr>
+          <w:rFonts w:hint="eastAsia" w:ascii="Times New Roman" w:hAnsi="Times New Roman" w:eastAsia="Times New Roman" w:cs="Times New Roman"/>
+        </w:rPr>
+        <w:t>CH</w:t>
+      </w:r>
+      <w:r>
+        <w:rPr>
+          <w:rFonts w:hint="eastAsia" w:ascii="Times New Roman" w:hAnsi="Times New Roman" w:eastAsia="Times New Roman" w:cs="Times New Roman"/>
+          <w:vertAlign w:val="subscript"/>
+        </w:rPr>
+        <w:t>3</w:t>
+      </w:r>
+      <w:r>
+        <w:rPr>
+          <w:rFonts w:hint="eastAsia" w:ascii="Times New Roman" w:hAnsi="Times New Roman" w:eastAsia="Times New Roman" w:cs="Times New Roman"/>
+        </w:rPr>
+        <w:t>，</w:t>
+      </w:r>
+      <w:r>
+        <w:rPr>
+          <w:rFonts w:hint="eastAsia" w:ascii="Times New Roman" w:hAnsi="Times New Roman" w:eastAsia="FangSong" w:cs="Times New Roman"/>
+        </w:rPr>
+        <w:t>正电性递减</w:t>
+      </w:r>
+      <w:r>
+        <w:rPr>
+          <w:rFonts w:hint="eastAsia" w:ascii="Times New Roman" w:hAnsi="Times New Roman" w:eastAsia="Times New Roman" w:cs="Times New Roman"/>
+        </w:rPr>
+        <w:t>；②</w:t>
+      </w:r>
+      <w:r>
+        <w:rPr>
+          <w:rFonts w:hint="eastAsia" w:ascii="Times New Roman" w:hAnsi="Times New Roman" w:eastAsia="FangSong" w:cs="Times New Roman"/>
+        </w:rPr>
+        <w:t>位阻效应</w:t>
+      </w:r>
+      <w:r>
+        <w:rPr>
+          <w:rFonts w:hint="eastAsia" w:ascii="Times New Roman" w:hAnsi="Times New Roman" w:eastAsia="Times New Roman" w:cs="Times New Roman"/>
+        </w:rPr>
+        <w:t>——HSO</w:t>
+      </w:r>
+      <w:r>
+        <w:rPr>
+          <w:rFonts w:hint="eastAsia" w:ascii="Times New Roman" w:hAnsi="Times New Roman" w:eastAsia="Times New Roman" w:cs="Times New Roman"/>
+          <w:vertAlign w:val="subscript"/>
+        </w:rPr>
+        <w:t>3</w:t>
+      </w:r>
+      <w:r>
+        <w:rPr>
+          <w:rFonts w:hint="eastAsia" w:ascii="Times New Roman" w:hAnsi="Times New Roman" w:eastAsia="Times New Roman" w:cs="Times New Roman"/>
+          <w:vertAlign w:val="superscript"/>
+        </w:rPr>
+        <w:t>-</w:t>
+      </w:r>
+      <w:r>
+        <w:rPr>
+          <w:rFonts w:ascii="Times New Roman" w:hAnsi="Times New Roman" w:eastAsia="Times New Roman" w:cs="Times New Roman"/>
+        </w:rPr>
+        <w:t xml:space="preserve"> </w:t>
+      </w:r>
+      <w:r>
+        <w:rPr>
+          <w:rFonts w:hint="eastAsia" w:ascii="Times New Roman" w:hAnsi="Times New Roman" w:eastAsia="FangSong" w:cs="Times New Roman"/>
+        </w:rPr>
+        <w:t>体积较大</w:t>
+      </w:r>
+      <w:r>
+        <w:rPr>
+          <w:rFonts w:hint="eastAsia" w:ascii="Times New Roman" w:hAnsi="Times New Roman" w:eastAsia="Times New Roman" w:cs="Times New Roman"/>
+        </w:rPr>
+        <w:t>，</w:t>
+      </w:r>
+      <w:r>
+        <w:rPr>
+          <w:rFonts w:hint="eastAsia" w:ascii="Times New Roman" w:hAnsi="Times New Roman" w:eastAsia="FangSong" w:cs="Times New Roman"/>
+        </w:rPr>
+        <w:t>对位阻敏感</w:t>
+      </w:r>
+      <w:r>
+        <w:rPr>
+          <w:rFonts w:hint="eastAsia" w:ascii="Times New Roman" w:hAnsi="Times New Roman" w:eastAsia="Times New Roman" w:cs="Times New Roman"/>
+        </w:rPr>
+        <w:t>：</w:t>
+      </w:r>
+      <w:r>
+        <w:rPr>
+          <w:rFonts w:hint="eastAsia" w:ascii="Times New Roman" w:hAnsi="Times New Roman" w:eastAsia="FangSong" w:cs="Times New Roman"/>
+        </w:rPr>
+        <w:t>甲醛无位阻</w:t>
+      </w:r>
+      <w:r>
+        <w:rPr>
+          <w:rFonts w:hint="eastAsia" w:ascii="Times New Roman" w:hAnsi="Times New Roman" w:eastAsia="Times New Roman" w:cs="Times New Roman"/>
+        </w:rPr>
+        <w:t>、</w:t>
+      </w:r>
+      <w:r>
+        <w:rPr>
+          <w:rFonts w:hint="eastAsia" w:ascii="Times New Roman" w:hAnsi="Times New Roman" w:eastAsia="FangSong" w:cs="Times New Roman"/>
+        </w:rPr>
+        <w:t>乙醛较小</w:t>
+      </w:r>
+      <w:r>
+        <w:rPr>
+          <w:rFonts w:hint="eastAsia" w:ascii="Times New Roman" w:hAnsi="Times New Roman" w:eastAsia="Times New Roman" w:cs="Times New Roman"/>
+        </w:rPr>
+        <w:t>、</w:t>
+      </w:r>
+      <w:r>
+        <w:rPr>
+          <w:rFonts w:hint="eastAsia" w:ascii="Times New Roman" w:hAnsi="Times New Roman" w:eastAsia="FangSong" w:cs="Times New Roman"/>
+        </w:rPr>
+        <w:t>丙酮两个甲基位阻最大</w:t>
+      </w:r>
+      <w:r>
+        <w:rPr>
+          <w:rFonts w:hint="eastAsia" w:ascii="Times New Roman" w:hAnsi="Times New Roman" w:eastAsia="Times New Roman" w:cs="Times New Roman"/>
+        </w:rPr>
+        <w:t>。NaHSO</w:t>
+      </w:r>
+      <w:r>
+        <w:rPr>
+          <w:rFonts w:hint="eastAsia" w:ascii="Times New Roman" w:hAnsi="Times New Roman" w:eastAsia="Times New Roman" w:cs="Times New Roman"/>
+          <w:vertAlign w:val="subscript"/>
+        </w:rPr>
+        <w:t>3</w:t>
+      </w:r>
+      <w:r>
+        <w:rPr>
+          <w:rFonts w:ascii="Times New Roman" w:hAnsi="Times New Roman" w:eastAsia="Times New Roman" w:cs="Times New Roman"/>
+        </w:rPr>
+        <w:t xml:space="preserve"> </w:t>
+      </w:r>
+      <w:r>
+        <w:rPr>
+          <w:rFonts w:hint="eastAsia" w:ascii="Times New Roman" w:hAnsi="Times New Roman" w:eastAsia="FangSong" w:cs="Times New Roman"/>
+        </w:rPr>
+        <w:t>加成是可逆平衡</w:t>
+      </w:r>
+      <w:r>
+        <w:rPr>
+          <w:rFonts w:hint="eastAsia" w:ascii="Times New Roman" w:hAnsi="Times New Roman" w:eastAsia="Times New Roman" w:cs="Times New Roman"/>
+        </w:rPr>
+        <w:t>，</w:t>
+      </w:r>
+      <w:r>
+        <w:rPr>
+          <w:rFonts w:hint="eastAsia" w:ascii="Times New Roman" w:hAnsi="Times New Roman" w:eastAsia="FangSong" w:cs="Times New Roman"/>
+        </w:rPr>
+        <w:t>电子与位阻双重不利使丙酮的加成平衡最偏反应物一侧</w:t>
+      </w:r>
+      <w:r>
+        <w:rPr>
+          <w:rFonts w:hint="eastAsia" w:ascii="Times New Roman" w:hAnsi="Times New Roman" w:eastAsia="Times New Roman" w:cs="Times New Roman"/>
+        </w:rPr>
+        <w:t>（</w:t>
+      </w:r>
+      <w:r>
+        <w:rPr>
+          <w:rFonts w:hint="eastAsia" w:ascii="Times New Roman" w:hAnsi="Times New Roman" w:eastAsia="FangSong" w:cs="Times New Roman"/>
+        </w:rPr>
+        <w:t>实际操作中丙酮需用饱和</w:t>
+      </w:r>
+      <w:r>
+        <w:rPr>
+          <w:rFonts w:ascii="Times New Roman" w:hAnsi="Times New Roman" w:eastAsia="Times New Roman" w:cs="Times New Roman"/>
+        </w:rPr>
+        <w:t xml:space="preserve"> NaHSO</w:t>
+      </w:r>
+      <w:r>
+        <w:rPr>
+          <w:rFonts w:ascii="Times New Roman" w:hAnsi="Times New Roman" w:eastAsia="Times New Roman" w:cs="Times New Roman"/>
+          <w:vertAlign w:val="subscript"/>
+        </w:rPr>
+        <w:t>3</w:t>
+      </w:r>
+      <w:r>
+        <w:rPr>
+          <w:rFonts w:ascii="Times New Roman" w:hAnsi="Times New Roman" w:eastAsia="Times New Roman" w:cs="Times New Roman"/>
+        </w:rPr>
+        <w:t xml:space="preserve"> </w:t>
+      </w:r>
+      <w:r>
+        <w:rPr>
+          <w:rFonts w:hint="eastAsia" w:ascii="Times New Roman" w:hAnsi="Times New Roman" w:eastAsia="FangSong" w:cs="Times New Roman"/>
+        </w:rPr>
+        <w:t>溶液且需振摇较长时间</w:t>
+      </w:r>
+      <w:r>
+        <w:rPr>
+          <w:rFonts w:hint="eastAsia" w:ascii="Times New Roman" w:hAnsi="Times New Roman" w:eastAsia="Times New Roman" w:cs="Times New Roman"/>
+        </w:rPr>
+        <w:t>）。</w:t>
+      </w:r>
+    </w:p>
+    <w:p>
+      <w:pPr>
+        <w:pStyle w:val="BodyText"/>
+      </w:pPr>
+      <w:r>
+        <w:rPr>
+          <w:rFonts w:ascii="Times New Roman" w:hAnsi="Times New Roman" w:eastAsia="Times New Roman" w:cs="Times New Roman"/>
+          <w:b/>
+          <w:bCs/>
+        </w:rPr>
+        <w:t xml:space="preserve">3.</w:t>
+      </w:r>
+      <w:r>
+        <w:rPr>
+          <w:rFonts w:ascii="Times New Roman" w:hAnsi="Times New Roman" w:eastAsia="Times New Roman" w:cs="Times New Roman"/>
+        </w:rPr>
+        <w:t xml:space="preserve"> </w:t>
+      </w:r>
+      <w:r>
+        <w:rPr>
+          <w:rFonts w:hint="eastAsia" w:ascii="Times New Roman" w:hAnsi="Times New Roman" w:eastAsia="FangSong" w:cs="Times New Roman"/>
+        </w:rPr>
+        <w:t xml:space="preserve">在无水乙醇中加</w:t>
+      </w:r>
+      <w:r>
+        <w:rPr>
+          <w:rFonts w:ascii="Times New Roman" w:hAnsi="Times New Roman" w:eastAsia="Times New Roman" w:cs="Times New Roman"/>
+        </w:rPr>
+        <w:t xml:space="preserve"> </w:t>
+      </w:r>
+      <w:r>
+        <w:rPr>
+          <w:rFonts w:hint="eastAsia" w:ascii="Times New Roman" w:hAnsi="Times New Roman" w:eastAsia="Times New Roman" w:cs="Times New Roman"/>
+        </w:rPr>
+        <w:t>C</w:t>
+      </w:r>
+      <w:r>
+        <w:rPr>
+          <w:rFonts w:hint="eastAsia" w:ascii="Times New Roman" w:hAnsi="Times New Roman" w:eastAsia="Times New Roman" w:cs="Times New Roman"/>
+          <w:vertAlign w:val="subscript"/>
+        </w:rPr>
+        <w:t>2</w:t>
+      </w:r>
+      <w:r>
+        <w:rPr>
+          <w:rFonts w:hint="eastAsia" w:ascii="Times New Roman" w:hAnsi="Times New Roman" w:eastAsia="Times New Roman" w:cs="Times New Roman"/>
+        </w:rPr>
+        <w:t>H</w:t>
+      </w:r>
+      <w:r>
+        <w:rPr>
+          <w:rFonts w:hint="eastAsia" w:ascii="Times New Roman" w:hAnsi="Times New Roman" w:eastAsia="Times New Roman" w:cs="Times New Roman"/>
+          <w:vertAlign w:val="subscript"/>
+        </w:rPr>
+        <w:t>5</w:t>
+      </w:r>
+      <w:r>
+        <w:rPr>
+          <w:rFonts w:hint="eastAsia" w:ascii="Times New Roman" w:hAnsi="Times New Roman" w:eastAsia="Times New Roman" w:cs="Times New Roman"/>
+        </w:rPr>
+        <w:t>ONa：</w:t>
+      </w:r>
+      <w:r>
+        <w:rPr>
+          <w:rFonts w:hint="eastAsia" w:ascii="Times New Roman" w:hAnsi="Times New Roman" w:eastAsia="FangSong" w:cs="Times New Roman"/>
+        </w:rPr>
+        <w:t>乙酸乙酯发生</w:t>
+      </w:r>
+      <w:r>
+        <w:rPr>
+          <w:rFonts w:ascii="Times New Roman" w:hAnsi="Times New Roman" w:eastAsia="Times New Roman" w:cs="Times New Roman"/>
+        </w:rPr>
+        <w:t xml:space="preserve"> </w:t>
+      </w:r>
+      <w:r>
+        <w:rPr>
+          <w:rFonts w:ascii="Times New Roman" w:hAnsi="Times New Roman" w:eastAsia="Times New Roman" w:cs="Times New Roman"/>
+          <w:b/>
+          <w:bCs/>
+        </w:rPr>
+        <w:t xml:space="preserve">Claisen </w:t>
+      </w:r>
+      <w:r>
+        <w:rPr>
+          <w:rFonts w:hint="eastAsia" w:ascii="Times New Roman" w:hAnsi="Times New Roman" w:eastAsia="FangSong" w:cs="Times New Roman"/>
+          <w:b/>
+          <w:bCs/>
+        </w:rPr>
+        <w:t xml:space="preserve">缩合</w:t>
+      </w:r>
+      <w:r>
+        <w:rPr>
+          <w:rFonts w:ascii="Times New Roman" w:hAnsi="Times New Roman" w:eastAsia="Times New Roman" w:cs="Times New Roman"/>
+        </w:rPr>
+        <w:t>——EtO</w:t>
+      </w:r>
+      <w:r>
+        <w:rPr>
+          <w:rFonts w:ascii="Times New Roman" w:hAnsi="Times New Roman" w:eastAsia="Times New Roman" w:cs="Times New Roman"/>
+          <w:vertAlign w:val="superscript"/>
+        </w:rPr>
+        <w:t>-</w:t>
+      </w:r>
+      <w:r>
+        <w:rPr>
+          <w:rFonts w:ascii="Times New Roman" w:hAnsi="Times New Roman" w:eastAsia="Times New Roman" w:cs="Times New Roman"/>
+        </w:rPr>
+        <w:t xml:space="preserve"> </w:t>
+      </w:r>
+      <w:r>
+        <w:rPr>
+          <w:rFonts w:hint="eastAsia" w:ascii="Times New Roman" w:hAnsi="Times New Roman" w:eastAsia="FangSong" w:cs="Times New Roman"/>
+        </w:rPr>
+        <w:t xml:space="preserve">夺取</w:t>
+      </w:r>
+      <w:r>
+        <w:rPr>
+          <w:rFonts w:ascii="Times New Roman" w:hAnsi="Times New Roman" w:eastAsia="Times New Roman" w:cs="Times New Roman"/>
+        </w:rPr>
+        <w:t xml:space="preserve"> </w:t>
+      </w:r>
+      <w:r>
+        <w:rPr>
+          <w:rFonts w:hint="eastAsia" w:ascii="Times New Roman" w:hAnsi="Times New Roman" w:eastAsia="Times New Roman" w:cs="Times New Roman"/>
+        </w:rPr>
+        <w:t>α-H（pKa≈25，</w:t>
+      </w:r>
+      <w:r>
+        <w:rPr>
+          <w:rFonts w:hint="eastAsia" w:ascii="Times New Roman" w:hAnsi="Times New Roman" w:eastAsia="FangSong" w:cs="Times New Roman"/>
+        </w:rPr>
+        <w:t>平衡虽小但被拉动</w:t>
+      </w:r>
+      <w:r>
+        <w:rPr>
+          <w:rFonts w:hint="eastAsia" w:ascii="Times New Roman" w:hAnsi="Times New Roman" w:eastAsia="Times New Roman" w:cs="Times New Roman"/>
+        </w:rPr>
+        <w:t>）</w:t>
+      </w:r>
+      <w:r>
+        <w:rPr>
+          <w:rFonts w:hint="eastAsia" w:ascii="Times New Roman" w:hAnsi="Times New Roman" w:eastAsia="FangSong" w:cs="Times New Roman"/>
+        </w:rPr>
+        <w:t>生成酯烯醇负离子</w:t>
+      </w:r>
+      <w:r>
+        <w:rPr>
+          <w:rFonts w:hint="eastAsia" w:ascii="Times New Roman" w:hAnsi="Times New Roman" w:eastAsia="Times New Roman" w:cs="Times New Roman"/>
+        </w:rPr>
+        <w:t>，</w:t>
+      </w:r>
+      <w:r>
+        <w:rPr>
+          <w:rFonts w:hint="eastAsia" w:ascii="Times New Roman" w:hAnsi="Times New Roman" w:eastAsia="FangSong" w:cs="Times New Roman"/>
+        </w:rPr>
+        <w:t>进攻另一分子乙酸乙酯的酯羰基</w:t>
+      </w:r>
+      <w:r>
+        <w:rPr>
+          <w:rFonts w:hint="eastAsia" w:ascii="Times New Roman" w:hAnsi="Times New Roman" w:eastAsia="Times New Roman" w:cs="Times New Roman"/>
+        </w:rPr>
+        <w:t>，</w:t>
+      </w:r>
+      <w:r>
+        <w:rPr>
+          <w:rFonts w:hint="eastAsia" w:ascii="Times New Roman" w:hAnsi="Times New Roman" w:eastAsia="FangSong" w:cs="Times New Roman"/>
+        </w:rPr>
+        <w:t>经加成</w:t>
+      </w:r>
+      <w:r>
+        <w:rPr>
+          <w:rFonts w:hint="eastAsia" w:ascii="Times New Roman" w:hAnsi="Times New Roman" w:eastAsia="Times New Roman" w:cs="Times New Roman"/>
+        </w:rPr>
+        <w:t>-</w:t>
+      </w:r>
+      <w:r>
+        <w:rPr>
+          <w:rFonts w:hint="eastAsia" w:ascii="Times New Roman" w:hAnsi="Times New Roman" w:eastAsia="FangSong" w:cs="Times New Roman"/>
+        </w:rPr>
+        <w:t>消除脱去</w:t>
+      </w:r>
+      <w:r>
+        <w:rPr>
+          <w:rFonts w:ascii="Times New Roman" w:hAnsi="Times New Roman" w:eastAsia="Times New Roman" w:cs="Times New Roman"/>
+        </w:rPr>
+        <w:t xml:space="preserve"> EtO</w:t>
+      </w:r>
+      <w:r>
+        <w:rPr>
+          <w:rFonts w:ascii="Times New Roman" w:hAnsi="Times New Roman" w:eastAsia="Times New Roman" w:cs="Times New Roman"/>
+          <w:vertAlign w:val="superscript"/>
+        </w:rPr>
+        <w:t>-</w:t>
+      </w:r>
+      <w:r>
+        <w:rPr>
+          <w:rFonts w:ascii="Times New Roman" w:hAnsi="Times New Roman" w:eastAsia="Times New Roman" w:cs="Times New Roman"/>
+        </w:rPr>
+        <w:t xml:space="preserve"> </w:t>
+      </w:r>
+      <w:r>
+        <w:rPr>
+          <w:rFonts w:hint="eastAsia" w:ascii="Times New Roman" w:hAnsi="Times New Roman" w:eastAsia="FangSong" w:cs="Times New Roman"/>
+        </w:rPr>
+        <w:t xml:space="preserve">得</w:t>
+      </w:r>
+      <w:r>
+        <w:rPr>
+          <w:rFonts w:ascii="Times New Roman" w:hAnsi="Times New Roman" w:eastAsia="Times New Roman" w:cs="Times New Roman"/>
+        </w:rPr>
+        <w:t xml:space="preserve"> </w:t>
+      </w:r>
+      <w:r>
+        <w:rPr>
+          <w:rFonts w:hint="eastAsia" w:ascii="Times New Roman" w:hAnsi="Times New Roman" w:eastAsia="Times New Roman" w:cs="Times New Roman"/>
+        </w:rPr>
+        <w:t>β-</w:t>
+      </w:r>
+      <w:r>
+        <w:rPr>
+          <w:rFonts w:hint="eastAsia" w:ascii="Times New Roman" w:hAnsi="Times New Roman" w:eastAsia="FangSong" w:cs="Times New Roman"/>
+        </w:rPr>
+        <w:t>酮酸酯</w:t>
+      </w:r>
+      <w:r>
+        <w:rPr>
+          <w:rFonts w:hint="eastAsia" w:ascii="Times New Roman" w:hAnsi="Times New Roman" w:eastAsia="Times New Roman" w:cs="Times New Roman"/>
+        </w:rPr>
+        <w:t>；</w:t>
+      </w:r>
+      <w:r>
+        <w:rPr>
+          <w:rFonts w:hint="eastAsia" w:ascii="Times New Roman" w:hAnsi="Times New Roman" w:eastAsia="FangSong" w:cs="Times New Roman"/>
+        </w:rPr>
+        <w:t>产物乙酰乙酸乙酯的活性亚甲基</w:t>
+      </w:r>
+      <w:r>
+        <w:rPr>
+          <w:rFonts w:ascii="Times New Roman" w:hAnsi="Times New Roman" w:eastAsia="Times New Roman" w:cs="Times New Roman"/>
+        </w:rPr>
+        <w:t xml:space="preserve"> </w:t>
+      </w:r>
+      <w:r>
+        <w:rPr>
+          <w:rFonts w:hint="eastAsia" w:ascii="Times New Roman" w:hAnsi="Times New Roman" w:eastAsia="Times New Roman" w:cs="Times New Roman"/>
+        </w:rPr>
+        <w:t>pKa≈11，</w:t>
+      </w:r>
+      <w:r>
+        <w:rPr>
+          <w:rFonts w:hint="eastAsia" w:ascii="Times New Roman" w:hAnsi="Times New Roman" w:eastAsia="FangSong" w:cs="Times New Roman"/>
+        </w:rPr>
+        <w:t>立即被</w:t>
+      </w:r>
+      <w:r>
+        <w:rPr>
+          <w:rFonts w:ascii="Times New Roman" w:hAnsi="Times New Roman" w:eastAsia="Times New Roman" w:cs="Times New Roman"/>
+        </w:rPr>
+        <w:t xml:space="preserve"> EtO</w:t>
+      </w:r>
+      <w:r>
+        <w:rPr>
+          <w:rFonts w:ascii="Times New Roman" w:hAnsi="Times New Roman" w:eastAsia="Times New Roman" w:cs="Times New Roman"/>
+          <w:vertAlign w:val="superscript"/>
+        </w:rPr>
+        <w:t>-</w:t>
+      </w:r>
+      <w:r>
+        <w:rPr>
+          <w:rFonts w:ascii="Times New Roman" w:hAnsi="Times New Roman" w:eastAsia="Times New Roman" w:cs="Times New Roman"/>
+        </w:rPr>
+        <w:t xml:space="preserve"> </w:t>
+      </w:r>
+      <w:r>
+        <w:rPr>
+          <w:rFonts w:hint="eastAsia" w:ascii="Times New Roman" w:hAnsi="Times New Roman" w:eastAsia="FangSong" w:cs="Times New Roman"/>
+        </w:rPr>
+        <w:t>完全去质子化成稳定的烯醇负离子</w:t>
+      </w:r>
+      <w:r>
+        <w:rPr>
+          <w:rFonts w:hint="eastAsia" w:ascii="Times New Roman" w:hAnsi="Times New Roman" w:eastAsia="Times New Roman" w:cs="Times New Roman"/>
+        </w:rPr>
+        <w:t>，</w:t>
+      </w:r>
+      <w:r>
+        <w:rPr>
+          <w:rFonts w:hint="eastAsia" w:ascii="Times New Roman" w:hAnsi="Times New Roman" w:eastAsia="FangSong" w:cs="Times New Roman"/>
+        </w:rPr>
+        <w:t>把可逆缩合拉向产物</w:t>
+      </w:r>
+      <w:r>
+        <w:rPr>
+          <w:rFonts w:hint="eastAsia" w:ascii="Times New Roman" w:hAnsi="Times New Roman" w:eastAsia="Times New Roman" w:cs="Times New Roman"/>
+        </w:rPr>
+        <w:t>（</w:t>
+      </w:r>
+      <w:r>
+        <w:rPr>
+          <w:rFonts w:hint="eastAsia" w:ascii="Times New Roman" w:hAnsi="Times New Roman" w:eastAsia="FangSong" w:cs="Times New Roman"/>
+        </w:rPr>
+        <w:t>故碱需</w:t>
+      </w:r>
+      <w:r>
+        <w:rPr>
+          <w:rFonts w:ascii="Times New Roman" w:hAnsi="Times New Roman" w:eastAsia="Times New Roman" w:cs="Times New Roman"/>
+        </w:rPr>
+        <w:t xml:space="preserve"> ≥1 </w:t>
+      </w:r>
+      <w:r>
+        <w:rPr>
+          <w:rFonts w:hint="eastAsia" w:ascii="Times New Roman" w:hAnsi="Times New Roman" w:eastAsia="FangSong" w:cs="Times New Roman"/>
+        </w:rPr>
+        <w:t>当量</w:t>
+      </w:r>
+      <w:r>
+        <w:rPr>
+          <w:rFonts w:hint="eastAsia" w:ascii="Times New Roman" w:hAnsi="Times New Roman" w:eastAsia="Times New Roman" w:cs="Times New Roman"/>
+        </w:rPr>
+        <w:t>），</w:t>
+      </w:r>
+      <w:r>
+        <w:rPr>
+          <w:rFonts w:hint="eastAsia" w:ascii="Times New Roman" w:hAnsi="Times New Roman" w:eastAsia="FangSong" w:cs="Times New Roman"/>
+        </w:rPr>
+        <w:t>反应后酸化得乙酰乙酸乙酯</w:t>
+      </w:r>
+      <w:r>
+        <w:rPr>
+          <w:rFonts w:ascii="Times New Roman" w:hAnsi="Times New Roman" w:eastAsia="Times New Roman" w:cs="Times New Roman"/>
+        </w:rPr>
+        <w:t xml:space="preserve"> CH</w:t>
+      </w:r>
+      <w:r>
+        <w:rPr>
+          <w:rFonts w:ascii="Times New Roman" w:hAnsi="Times New Roman" w:eastAsia="Times New Roman" w:cs="Times New Roman"/>
+          <w:vertAlign w:val="subscript"/>
+        </w:rPr>
+        <w:t>3</w:t>
+      </w:r>
+      <w:r>
+        <w:rPr>
+          <w:rFonts w:ascii="Times New Roman" w:hAnsi="Times New Roman" w:eastAsia="Times New Roman" w:cs="Times New Roman"/>
+        </w:rPr>
+        <w:t>COCH</w:t>
+      </w:r>
+      <w:r>
+        <w:rPr>
+          <w:rFonts w:ascii="Times New Roman" w:hAnsi="Times New Roman" w:eastAsia="Times New Roman" w:cs="Times New Roman"/>
+          <w:vertAlign w:val="subscript"/>
+        </w:rPr>
+        <w:t>2</w:t>
+      </w:r>
+      <w:r>
+        <w:rPr>
+          <w:rFonts w:ascii="Times New Roman" w:hAnsi="Times New Roman" w:eastAsia="Times New Roman" w:cs="Times New Roman"/>
+        </w:rPr>
+        <w:t>COOC</w:t>
+      </w:r>
+      <w:r>
+        <w:rPr>
+          <w:rFonts w:ascii="Times New Roman" w:hAnsi="Times New Roman" w:eastAsia="Times New Roman" w:cs="Times New Roman"/>
+          <w:vertAlign w:val="subscript"/>
+        </w:rPr>
+        <w:t>2</w:t>
+      </w:r>
+      <w:r>
+        <w:rPr>
+          <w:rFonts w:ascii="Times New Roman" w:hAnsi="Times New Roman" w:eastAsia="Times New Roman" w:cs="Times New Roman"/>
+        </w:rPr>
+        <w:t>H</w:t>
+      </w:r>
+      <w:r>
+        <w:rPr>
+          <w:rFonts w:ascii="Times New Roman" w:hAnsi="Times New Roman" w:eastAsia="Times New Roman" w:cs="Times New Roman"/>
+          <w:vertAlign w:val="subscript"/>
+        </w:rPr>
+        <w:t>5</w:t>
+      </w:r>
+      <w:r>
+        <w:rPr>
+          <w:rFonts w:ascii="Times New Roman" w:hAnsi="Times New Roman" w:eastAsia="Times New Roman" w:cs="Times New Roman"/>
+        </w:rPr>
+        <w:t>。</w:t>
+      </w:r>
+      <w:r>
+        <w:rPr>
+          <w:rFonts w:ascii="Times New Roman" w:hAnsi="Times New Roman" w:eastAsia="Times New Roman" w:cs="Times New Roman"/>
+        </w:rPr>
+        <w:t xml:space="preserve"> </w:t>
+      </w:r>
+      <w:r>
+        <w:rPr>
+          <w:rFonts w:hint="eastAsia" w:ascii="Times New Roman" w:hAnsi="Times New Roman" w:eastAsia="FangSong" w:cs="Times New Roman"/>
+        </w:rPr>
+        <w:t xml:space="preserve">若改为</w:t>
+      </w:r>
+      <w:r>
+        <w:rPr>
+          <w:rFonts w:ascii="Times New Roman" w:hAnsi="Times New Roman" w:eastAsia="Times New Roman" w:cs="Times New Roman"/>
+        </w:rPr>
+        <w:t xml:space="preserve"> H</w:t>
+      </w:r>
+      <w:r>
+        <w:rPr>
+          <w:rFonts w:ascii="Times New Roman" w:hAnsi="Times New Roman" w:eastAsia="Times New Roman" w:cs="Times New Roman"/>
+          <w:vertAlign w:val="superscript"/>
+        </w:rPr>
+        <w:t>+</w:t>
+      </w:r>
+      <w:r>
+        <w:rPr>
+          <w:rFonts w:ascii="Times New Roman" w:hAnsi="Times New Roman" w:eastAsia="Times New Roman" w:cs="Times New Roman"/>
+        </w:rPr>
+        <w:t xml:space="preserve">/Δ </w:t>
+      </w:r>
+      <w:r>
+        <w:rPr>
+          <w:rFonts w:hint="eastAsia" w:ascii="Times New Roman" w:hAnsi="Times New Roman" w:eastAsia="FangSong" w:cs="Times New Roman"/>
+        </w:rPr>
+        <w:t>条件</w:t>
+      </w:r>
+      <w:r>
+        <w:rPr>
+          <w:rFonts w:hint="eastAsia" w:ascii="Times New Roman" w:hAnsi="Times New Roman" w:eastAsia="Times New Roman" w:cs="Times New Roman"/>
+        </w:rPr>
+        <w:t>：</w:t>
+      </w:r>
+      <w:r>
+        <w:rPr>
+          <w:rFonts w:hint="eastAsia" w:ascii="Times New Roman" w:hAnsi="Times New Roman" w:eastAsia="FangSong" w:cs="Times New Roman"/>
+        </w:rPr>
+        <w:t>体系无烯醇负离子来源</w:t>
+      </w:r>
+      <w:r>
+        <w:rPr>
+          <w:rFonts w:hint="eastAsia" w:ascii="Times New Roman" w:hAnsi="Times New Roman" w:eastAsia="Times New Roman" w:cs="Times New Roman"/>
+        </w:rPr>
+        <w:t>，Claisen</w:t>
+      </w:r>
+      <w:r>
+        <w:rPr>
+          <w:rFonts w:ascii="Times New Roman" w:hAnsi="Times New Roman" w:eastAsia="Times New Roman" w:cs="Times New Roman"/>
+        </w:rPr>
+        <w:t xml:space="preserve"> </w:t>
+      </w:r>
+      <w:r>
+        <w:rPr>
+          <w:rFonts w:hint="eastAsia" w:ascii="Times New Roman" w:hAnsi="Times New Roman" w:eastAsia="FangSong" w:cs="Times New Roman"/>
+        </w:rPr>
+        <w:t>缩合不能发生</w:t>
+      </w:r>
+      <w:r>
+        <w:rPr>
+          <w:rFonts w:hint="eastAsia" w:ascii="Times New Roman" w:hAnsi="Times New Roman" w:eastAsia="Times New Roman" w:cs="Times New Roman"/>
+        </w:rPr>
+        <w:t>（H</w:t>
+      </w:r>
+      <w:r>
+        <w:rPr>
+          <w:rFonts w:hint="eastAsia" w:ascii="Times New Roman" w:hAnsi="Times New Roman" w:eastAsia="Times New Roman" w:cs="Times New Roman"/>
+          <w:vertAlign w:val="superscript"/>
+        </w:rPr>
+        <w:t>+</w:t>
+      </w:r>
+      <w:r>
+        <w:rPr>
+          <w:rFonts w:hint="eastAsia" w:ascii="Times New Roman" w:hAnsi="Times New Roman" w:eastAsia="Times New Roman" w:cs="Times New Roman"/>
+        </w:rPr>
+        <w:t>/Δ</w:t>
+      </w:r>
+      <w:r>
+        <w:rPr>
+          <w:rFonts w:ascii="Times New Roman" w:hAnsi="Times New Roman" w:eastAsia="Times New Roman" w:cs="Times New Roman"/>
+        </w:rPr>
+        <w:t xml:space="preserve"> </w:t>
+      </w:r>
+      <w:r>
+        <w:rPr>
+          <w:rFonts w:hint="eastAsia" w:ascii="Times New Roman" w:hAnsi="Times New Roman" w:eastAsia="FangSong" w:cs="Times New Roman"/>
+        </w:rPr>
+        <w:t>是酯化</w:t>
+      </w:r>
+      <w:r>
+        <w:rPr>
+          <w:rFonts w:hint="eastAsia" w:ascii="Times New Roman" w:hAnsi="Times New Roman" w:eastAsia="Times New Roman" w:cs="Times New Roman"/>
+        </w:rPr>
+        <w:t>/</w:t>
+      </w:r>
+      <w:r>
+        <w:rPr>
+          <w:rFonts w:hint="eastAsia" w:ascii="Times New Roman" w:hAnsi="Times New Roman" w:eastAsia="FangSong" w:cs="Times New Roman"/>
+        </w:rPr>
+        <w:t>酯水解的条件</w:t>
+      </w:r>
+      <w:r>
+        <w:rPr>
+          <w:rFonts w:hint="eastAsia" w:ascii="Times New Roman" w:hAnsi="Times New Roman" w:eastAsia="Times New Roman" w:cs="Times New Roman"/>
+        </w:rPr>
+        <w:t>；</w:t>
+      </w:r>
+      <w:r>
+        <w:rPr>
+          <w:rFonts w:hint="eastAsia" w:ascii="Times New Roman" w:hAnsi="Times New Roman" w:eastAsia="FangSong" w:cs="Times New Roman"/>
+        </w:rPr>
+        <w:t>无水时对乙酸乙酯自身无净反应</w:t>
+      </w:r>
+      <w:r>
+        <w:rPr>
+          <w:rFonts w:hint="eastAsia" w:ascii="Times New Roman" w:hAnsi="Times New Roman" w:eastAsia="Times New Roman" w:cs="Times New Roman"/>
+        </w:rPr>
+        <w:t>）。</w:t>
+      </w:r>
+    </w:p>
+    <w:p>
+      <w:pPr>
+        <w:pStyle w:val="BodyText"/>
+      </w:pPr>
+      <w:r>
+        <w:rPr>
+          <w:rFonts w:ascii="Times New Roman" w:hAnsi="Times New Roman" w:eastAsia="Times New Roman" w:cs="Times New Roman"/>
+          <w:b/>
+          <w:bCs/>
+        </w:rPr>
+        <w:t xml:space="preserve">4.</w:t>
+      </w:r>
+      <w:r>
+        <w:rPr>
+          <w:rFonts w:ascii="Times New Roman" w:hAnsi="Times New Roman" w:eastAsia="Times New Roman" w:cs="Times New Roman"/>
+        </w:rPr>
+        <w:t xml:space="preserve"> </w:t>
+      </w:r>
+      <w:r>
+        <w:rPr>
+          <w:rFonts w:hint="eastAsia" w:ascii="Times New Roman" w:hAnsi="Times New Roman" w:eastAsia="FangSong" w:cs="Times New Roman"/>
+        </w:rPr>
+        <w:t>方法一</w:t>
+      </w:r>
+      <w:r>
+        <w:rPr>
+          <w:rFonts w:hint="eastAsia" w:ascii="Times New Roman" w:hAnsi="Times New Roman" w:eastAsia="Times New Roman" w:cs="Times New Roman"/>
+        </w:rPr>
+        <w:t>（</w:t>
+      </w:r>
+      <w:r>
+        <w:rPr>
+          <w:rFonts w:hint="eastAsia" w:ascii="Times New Roman" w:hAnsi="Times New Roman" w:eastAsia="FangSong" w:cs="Times New Roman"/>
+        </w:rPr>
+        <w:t>银镜反应</w:t>
+      </w:r>
+      <w:r>
+        <w:rPr>
+          <w:rFonts w:hint="eastAsia" w:ascii="Times New Roman" w:hAnsi="Times New Roman" w:eastAsia="Times New Roman" w:cs="Times New Roman"/>
+        </w:rPr>
+        <w:t>）：</w:t>
+      </w:r>
+      <w:r>
+        <w:rPr>
+          <w:rFonts w:hint="eastAsia" w:ascii="Times New Roman" w:hAnsi="Times New Roman" w:eastAsia="FangSong" w:cs="Times New Roman"/>
+        </w:rPr>
+        <w:t>分别加入</w:t>
+      </w:r>
+      <w:r>
+        <w:rPr>
+          <w:rFonts w:ascii="Times New Roman" w:hAnsi="Times New Roman" w:eastAsia="Times New Roman" w:cs="Times New Roman"/>
+        </w:rPr>
+        <w:t xml:space="preserve"> Tollens </w:t>
+      </w:r>
+      <w:r>
+        <w:rPr>
+          <w:rFonts w:hint="eastAsia" w:ascii="Times New Roman" w:hAnsi="Times New Roman" w:eastAsia="FangSong" w:cs="Times New Roman"/>
+        </w:rPr>
+        <w:t>试剂并水浴加热</w:t>
+      </w:r>
+      <w:r>
+        <w:rPr>
+          <w:rFonts w:hint="eastAsia" w:ascii="Times New Roman" w:hAnsi="Times New Roman" w:eastAsia="Times New Roman" w:cs="Times New Roman"/>
+        </w:rPr>
+        <w:t>，</w:t>
+      </w:r>
+      <w:r>
+        <w:rPr>
+          <w:rFonts w:hint="eastAsia" w:ascii="Times New Roman" w:hAnsi="Times New Roman" w:eastAsia="FangSong" w:cs="Times New Roman"/>
+        </w:rPr>
+        <w:t>丁醛</w:t>
+      </w:r>
+      <w:r>
+        <w:rPr>
+          <w:rFonts w:hint="eastAsia" w:ascii="Times New Roman" w:hAnsi="Times New Roman" w:eastAsia="Times New Roman" w:cs="Times New Roman"/>
+        </w:rPr>
+        <w:t>（CH</w:t>
+      </w:r>
+      <w:r>
+        <w:rPr>
+          <w:rFonts w:hint="eastAsia" w:ascii="Times New Roman" w:hAnsi="Times New Roman" w:eastAsia="Times New Roman" w:cs="Times New Roman"/>
+          <w:vertAlign w:val="subscript"/>
+        </w:rPr>
+        <w:t>3</w:t>
+      </w:r>
+      <w:r>
+        <w:rPr>
+          <w:rFonts w:hint="eastAsia" w:ascii="Times New Roman" w:hAnsi="Times New Roman" w:eastAsia="Times New Roman" w:cs="Times New Roman"/>
+        </w:rPr>
+        <w:t>CH</w:t>
+      </w:r>
+      <w:r>
+        <w:rPr>
+          <w:rFonts w:hint="eastAsia" w:ascii="Times New Roman" w:hAnsi="Times New Roman" w:eastAsia="Times New Roman" w:cs="Times New Roman"/>
+          <w:vertAlign w:val="subscript"/>
+        </w:rPr>
+        <w:t>2</w:t>
+      </w:r>
+      <w:r>
+        <w:rPr>
+          <w:rFonts w:hint="eastAsia" w:ascii="Times New Roman" w:hAnsi="Times New Roman" w:eastAsia="Times New Roman" w:cs="Times New Roman"/>
+        </w:rPr>
+        <w:t>CH</w:t>
+      </w:r>
+      <w:r>
+        <w:rPr>
+          <w:rFonts w:hint="eastAsia" w:ascii="Times New Roman" w:hAnsi="Times New Roman" w:eastAsia="Times New Roman" w:cs="Times New Roman"/>
+          <w:vertAlign w:val="subscript"/>
+        </w:rPr>
+        <w:t>2</w:t>
+      </w:r>
+      <w:r>
+        <w:rPr>
+          <w:rFonts w:hint="eastAsia" w:ascii="Times New Roman" w:hAnsi="Times New Roman" w:eastAsia="Times New Roman" w:cs="Times New Roman"/>
+        </w:rPr>
+        <w:t>CHO）</w:t>
+      </w:r>
+      <w:r>
+        <w:rPr>
+          <w:rFonts w:hint="eastAsia" w:ascii="Times New Roman" w:hAnsi="Times New Roman" w:eastAsia="FangSong" w:cs="Times New Roman"/>
+        </w:rPr>
+        <w:t>出现银镜</w:t>
+      </w:r>
+      <w:r>
+        <w:rPr>
+          <w:rFonts w:hint="eastAsia" w:ascii="Times New Roman" w:hAnsi="Times New Roman" w:eastAsia="Times New Roman" w:cs="Times New Roman"/>
+        </w:rPr>
+        <w:t>，</w:t>
+      </w:r>
+      <w:r>
+        <w:rPr>
+          <w:rFonts w:hint="eastAsia" w:ascii="Times New Roman" w:hAnsi="Times New Roman" w:eastAsia="FangSong" w:cs="Times New Roman"/>
+        </w:rPr>
+        <w:t>丁酮无现象</w:t>
+      </w:r>
+      <w:r>
+        <w:rPr>
+          <w:rFonts w:hint="eastAsia" w:ascii="Times New Roman" w:hAnsi="Times New Roman" w:eastAsia="Times New Roman" w:cs="Times New Roman"/>
+        </w:rPr>
+        <w:t>。</w:t>
+      </w:r>
+      <w:r>
+        <w:rPr>
+          <w:rFonts w:hint="eastAsia" w:ascii="Times New Roman" w:hAnsi="Times New Roman" w:eastAsia="FangSong" w:cs="Times New Roman"/>
+        </w:rPr>
+        <w:t>方法二</w:t>
+      </w:r>
+      <w:r>
+        <w:rPr>
+          <w:rFonts w:hint="eastAsia" w:ascii="Times New Roman" w:hAnsi="Times New Roman" w:eastAsia="Times New Roman" w:cs="Times New Roman"/>
+        </w:rPr>
+        <w:t>（</w:t>
+      </w:r>
+      <w:r>
+        <w:rPr>
+          <w:rFonts w:hint="eastAsia" w:ascii="Times New Roman" w:hAnsi="Times New Roman" w:eastAsia="FangSong" w:cs="Times New Roman"/>
+        </w:rPr>
+        <w:t>斐林试剂</w:t>
+      </w:r>
+      <w:r>
+        <w:rPr>
+          <w:rFonts w:hint="eastAsia" w:ascii="Times New Roman" w:hAnsi="Times New Roman" w:eastAsia="Times New Roman" w:cs="Times New Roman"/>
+        </w:rPr>
+        <w:t>）：</w:t>
+      </w:r>
+      <w:r>
+        <w:rPr>
+          <w:rFonts w:hint="eastAsia" w:ascii="Times New Roman" w:hAnsi="Times New Roman" w:eastAsia="FangSong" w:cs="Times New Roman"/>
+        </w:rPr>
+        <w:t>丁醛生成砖红色</w:t>
+      </w:r>
+      <w:r>
+        <w:rPr>
+          <w:rFonts w:ascii="Times New Roman" w:hAnsi="Times New Roman" w:eastAsia="Times New Roman" w:cs="Times New Roman"/>
+        </w:rPr>
+        <w:t xml:space="preserve"> Cu</w:t>
+      </w:r>
+      <w:r>
+        <w:rPr>
+          <w:rFonts w:ascii="Times New Roman" w:hAnsi="Times New Roman" w:eastAsia="Times New Roman" w:cs="Times New Roman"/>
+          <w:vertAlign w:val="subscript"/>
+        </w:rPr>
+        <w:t>2</w:t>
+      </w:r>
+      <w:r>
+        <w:rPr>
+          <w:rFonts w:ascii="Times New Roman" w:hAnsi="Times New Roman" w:eastAsia="Times New Roman" w:cs="Times New Roman"/>
+        </w:rPr>
+        <w:t xml:space="preserve">O </w:t>
+      </w:r>
+      <w:r>
+        <w:rPr>
+          <w:rFonts w:hint="eastAsia" w:ascii="Times New Roman" w:hAnsi="Times New Roman" w:eastAsia="FangSong" w:cs="Times New Roman"/>
+        </w:rPr>
+        <w:t>沉淀</w:t>
+      </w:r>
+      <w:r>
+        <w:rPr>
+          <w:rFonts w:hint="eastAsia" w:ascii="Times New Roman" w:hAnsi="Times New Roman" w:eastAsia="Times New Roman" w:cs="Times New Roman"/>
+        </w:rPr>
+        <w:t>，</w:t>
+      </w:r>
+      <w:r>
+        <w:rPr>
+          <w:rFonts w:hint="eastAsia" w:ascii="Times New Roman" w:hAnsi="Times New Roman" w:eastAsia="FangSong" w:cs="Times New Roman"/>
+        </w:rPr>
+        <w:t>丁酮无现象</w:t>
+      </w:r>
+      <w:r>
+        <w:rPr>
+          <w:rFonts w:hint="eastAsia" w:ascii="Times New Roman" w:hAnsi="Times New Roman" w:eastAsia="Times New Roman" w:cs="Times New Roman"/>
+        </w:rPr>
+        <w:t>。</w:t>
+      </w:r>
+      <w:r>
+        <w:rPr>
+          <w:rFonts w:hint="eastAsia" w:ascii="Times New Roman" w:hAnsi="Times New Roman" w:eastAsia="FangSong" w:cs="Times New Roman"/>
+        </w:rPr>
+        <w:t>方法三</w:t>
+      </w:r>
+      <w:r>
+        <w:rPr>
+          <w:rFonts w:hint="eastAsia" w:ascii="Times New Roman" w:hAnsi="Times New Roman" w:eastAsia="Times New Roman" w:cs="Times New Roman"/>
+        </w:rPr>
+        <w:t>（</w:t>
+      </w:r>
+      <w:r>
+        <w:rPr>
+          <w:rFonts w:hint="eastAsia" w:ascii="Times New Roman" w:hAnsi="Times New Roman" w:eastAsia="FangSong" w:cs="Times New Roman"/>
+        </w:rPr>
+        <w:t>碘仿反应</w:t>
+      </w:r>
+      <w:r>
+        <w:rPr>
+          <w:rFonts w:hint="eastAsia" w:ascii="Times New Roman" w:hAnsi="Times New Roman" w:eastAsia="Times New Roman" w:cs="Times New Roman"/>
+        </w:rPr>
+        <w:t>）：</w:t>
+      </w:r>
+      <w:r>
+        <w:rPr>
+          <w:rFonts w:hint="eastAsia" w:ascii="Times New Roman" w:hAnsi="Times New Roman" w:eastAsia="FangSong" w:cs="Times New Roman"/>
+        </w:rPr>
+        <w:t>丁酮</w:t>
+      </w:r>
+      <w:r>
+        <w:rPr>
+          <w:rFonts w:hint="eastAsia" w:ascii="Times New Roman" w:hAnsi="Times New Roman" w:eastAsia="Times New Roman" w:cs="Times New Roman"/>
+        </w:rPr>
+        <w:t>（CH</w:t>
+      </w:r>
+      <w:r>
+        <w:rPr>
+          <w:rFonts w:hint="eastAsia" w:ascii="Times New Roman" w:hAnsi="Times New Roman" w:eastAsia="Times New Roman" w:cs="Times New Roman"/>
+          <w:vertAlign w:val="subscript"/>
+        </w:rPr>
+        <w:t>3</w:t>
+      </w:r>
+      <w:r>
+        <w:rPr>
+          <w:rFonts w:hint="eastAsia" w:ascii="Times New Roman" w:hAnsi="Times New Roman" w:eastAsia="Times New Roman" w:cs="Times New Roman"/>
+        </w:rPr>
+        <w:t>COCH</w:t>
+      </w:r>
+      <w:r>
+        <w:rPr>
+          <w:rFonts w:hint="eastAsia" w:ascii="Times New Roman" w:hAnsi="Times New Roman" w:eastAsia="Times New Roman" w:cs="Times New Roman"/>
+          <w:vertAlign w:val="subscript"/>
+        </w:rPr>
+        <w:t>2</w:t>
+      </w:r>
+      <w:r>
+        <w:rPr>
+          <w:rFonts w:hint="eastAsia" w:ascii="Times New Roman" w:hAnsi="Times New Roman" w:eastAsia="Times New Roman" w:cs="Times New Roman"/>
+        </w:rPr>
+        <w:t>CH</w:t>
+      </w:r>
+      <w:r>
+        <w:rPr>
+          <w:rFonts w:hint="eastAsia" w:ascii="Times New Roman" w:hAnsi="Times New Roman" w:eastAsia="Times New Roman" w:cs="Times New Roman"/>
+          <w:vertAlign w:val="subscript"/>
+        </w:rPr>
+        <w:t>3</w:t>
+      </w:r>
+      <w:r>
+        <w:rPr>
+          <w:rFonts w:ascii="Times New Roman" w:hAnsi="Times New Roman" w:eastAsia="Times New Roman" w:cs="Times New Roman"/>
+        </w:rPr>
+        <w:t xml:space="preserve"> </w:t>
+      </w:r>
+      <w:r>
+        <w:rPr>
+          <w:rFonts w:hint="eastAsia" w:ascii="Times New Roman" w:hAnsi="Times New Roman" w:eastAsia="FangSong" w:cs="Times New Roman"/>
+        </w:rPr>
+        <w:t>为甲基酮</w:t>
+      </w:r>
+      <w:r>
+        <w:rPr>
+          <w:rFonts w:hint="eastAsia" w:ascii="Times New Roman" w:hAnsi="Times New Roman" w:eastAsia="Times New Roman" w:cs="Times New Roman"/>
+        </w:rPr>
+        <w:t>）</w:t>
+      </w:r>
+      <w:r>
+        <w:rPr>
+          <w:rFonts w:hint="eastAsia" w:ascii="Times New Roman" w:hAnsi="Times New Roman" w:eastAsia="FangSong" w:cs="Times New Roman"/>
+        </w:rPr>
+        <w:t>加</w:t>
+      </w:r>
+      <w:r>
+        <w:rPr>
+          <w:rFonts w:ascii="Times New Roman" w:hAnsi="Times New Roman" w:eastAsia="Times New Roman" w:cs="Times New Roman"/>
+        </w:rPr>
+        <w:t xml:space="preserve"> I</w:t>
+      </w:r>
+      <w:r>
+        <w:rPr>
+          <w:rFonts w:ascii="Times New Roman" w:hAnsi="Times New Roman" w:eastAsia="Times New Roman" w:cs="Times New Roman"/>
+          <w:vertAlign w:val="subscript"/>
+        </w:rPr>
+        <w:t>2</w:t>
+      </w:r>
+      <w:r>
+        <w:rPr>
+          <w:rFonts w:ascii="Times New Roman" w:hAnsi="Times New Roman" w:eastAsia="Times New Roman" w:cs="Times New Roman"/>
+        </w:rPr>
+        <w:t xml:space="preserve">/NaOH </w:t>
+      </w:r>
+      <w:r>
+        <w:rPr>
+          <w:rFonts w:hint="eastAsia" w:ascii="Times New Roman" w:hAnsi="Times New Roman" w:eastAsia="FangSong" w:cs="Times New Roman"/>
+        </w:rPr>
+        <w:t xml:space="preserve">生成黄色</w:t>
+      </w:r>
+      <w:r>
+        <w:rPr>
+          <w:rFonts w:ascii="Times New Roman" w:hAnsi="Times New Roman" w:eastAsia="Times New Roman" w:cs="Times New Roman"/>
+        </w:rPr>
+        <w:t xml:space="preserve"> CHI</w:t>
+      </w:r>
+      <w:r>
+        <w:rPr>
+          <w:rFonts w:ascii="Times New Roman" w:hAnsi="Times New Roman" w:eastAsia="Times New Roman" w:cs="Times New Roman"/>
+          <w:vertAlign w:val="subscript"/>
+        </w:rPr>
+        <w:t>3</w:t>
+      </w:r>
+      <w:r>
+        <w:rPr>
+          <w:rFonts w:ascii="Times New Roman" w:hAnsi="Times New Roman" w:eastAsia="Times New Roman" w:cs="Times New Roman"/>
+        </w:rPr>
+        <w:t xml:space="preserve"> </w:t>
+      </w:r>
+      <w:r>
+        <w:rPr>
+          <w:rFonts w:hint="eastAsia" w:ascii="Times New Roman" w:hAnsi="Times New Roman" w:eastAsia="FangSong" w:cs="Times New Roman"/>
+        </w:rPr>
+        <w:t>沉淀</w:t>
+      </w:r>
+      <w:r>
+        <w:rPr>
+          <w:rFonts w:hint="eastAsia" w:ascii="Times New Roman" w:hAnsi="Times New Roman" w:eastAsia="Times New Roman" w:cs="Times New Roman"/>
+        </w:rPr>
+        <w:t>，</w:t>
+      </w:r>
+      <w:r>
+        <w:rPr>
+          <w:rFonts w:hint="eastAsia" w:ascii="Times New Roman" w:hAnsi="Times New Roman" w:eastAsia="FangSong" w:cs="Times New Roman"/>
+        </w:rPr>
+        <w:t>丁醛无现象</w:t>
+      </w:r>
+      <w:r>
+        <w:rPr>
+          <w:rFonts w:hint="eastAsia" w:ascii="Times New Roman" w:hAnsi="Times New Roman" w:eastAsia="Times New Roman" w:cs="Times New Roman"/>
+        </w:rPr>
+        <w:t>。</w:t>
+      </w:r>
+      <w:r>
+        <w:rPr>
+          <w:rFonts w:hint="eastAsia" w:ascii="Times New Roman" w:hAnsi="Times New Roman" w:eastAsia="FangSong" w:cs="Times New Roman"/>
+        </w:rPr>
+        <w:t>三者任选其一即可区分</w:t>
+      </w:r>
+      <w:r>
+        <w:rPr>
+          <w:rFonts w:hint="eastAsia" w:ascii="Times New Roman" w:hAnsi="Times New Roman" w:eastAsia="Times New Roman" w:cs="Times New Roman"/>
+        </w:rPr>
+        <w:t>（</w:t>
+      </w:r>
+      <w:r>
+        <w:rPr>
+          <w:rFonts w:hint="eastAsia" w:ascii="Times New Roman" w:hAnsi="Times New Roman" w:eastAsia="FangSong" w:cs="Times New Roman"/>
+        </w:rPr>
+        <w:t>醛的弱氧化性区分最常用</w:t>
+      </w:r>
+      <w:r>
+        <w:rPr>
+          <w:rFonts w:hint="eastAsia" w:ascii="Times New Roman" w:hAnsi="Times New Roman" w:eastAsia="Times New Roman" w:cs="Times New Roman"/>
+        </w:rPr>
+        <w:t>）。</w:t>
+      </w:r>
+    </w:p>
+    <w:p>
+      <w:pPr>
+        <w:pStyle w:val="BodyText"/>
+      </w:pPr>
+      <w:r>
+        <w:rPr>
+          <w:rFonts w:ascii="Times New Roman" w:hAnsi="Times New Roman" w:eastAsia="Times New Roman" w:cs="Times New Roman"/>
+          <w:b/>
+          <w:bCs/>
+        </w:rPr>
+        <w:t xml:space="preserve">5.</w:t>
+      </w:r>
+      <w:r>
+        <w:rPr>
+          <w:rFonts w:ascii="Times New Roman" w:hAnsi="Times New Roman" w:eastAsia="Times New Roman" w:cs="Times New Roman"/>
+        </w:rPr>
+        <w:t xml:space="preserve"> </w:t>
+      </w:r>
+      <w:r>
+        <w:rPr>
+          <w:rFonts w:hint="eastAsia" w:ascii="Times New Roman" w:hAnsi="Times New Roman" w:eastAsia="FangSong" w:cs="Times New Roman"/>
+        </w:rPr>
+        <w:t xml:space="preserve">目标</w:t>
+      </w:r>
+      <w:r>
+        <w:rPr>
+          <w:rFonts w:ascii="Times New Roman" w:hAnsi="Times New Roman" w:eastAsia="Times New Roman" w:cs="Times New Roman"/>
+        </w:rPr>
+        <w:t xml:space="preserve"> </w:t>
+      </w:r>
+      <w:r>
+        <w:rPr>
+          <w:rFonts w:hint="eastAsia" w:ascii="Times New Roman" w:hAnsi="Times New Roman" w:eastAsia="Times New Roman" w:cs="Times New Roman"/>
+        </w:rPr>
+        <w:t>2-</w:t>
+      </w:r>
+      <w:r>
+        <w:rPr>
+          <w:rFonts w:hint="eastAsia" w:ascii="Times New Roman" w:hAnsi="Times New Roman" w:eastAsia="FangSong" w:cs="Times New Roman"/>
+        </w:rPr>
+        <w:t>乙基</w:t>
+      </w:r>
+      <w:r>
+        <w:rPr>
+          <w:rFonts w:hint="eastAsia" w:ascii="Times New Roman" w:hAnsi="Times New Roman" w:eastAsia="Times New Roman" w:cs="Times New Roman"/>
+        </w:rPr>
+        <w:t>-3-</w:t>
+      </w:r>
+      <w:r>
+        <w:rPr>
+          <w:rFonts w:hint="eastAsia" w:ascii="Times New Roman" w:hAnsi="Times New Roman" w:eastAsia="FangSong" w:cs="Times New Roman"/>
+        </w:rPr>
+        <w:t>羟基己醛</w:t>
+      </w:r>
+      <w:r>
+        <w:rPr>
+          <w:rFonts w:ascii="Times New Roman" w:hAnsi="Times New Roman" w:eastAsia="Times New Roman" w:cs="Times New Roman"/>
+        </w:rPr>
+        <w:t xml:space="preserve"> OHC-CH(C</w:t>
+      </w:r>
+      <w:r>
+        <w:rPr>
+          <w:rFonts w:ascii="Times New Roman" w:hAnsi="Times New Roman" w:eastAsia="Times New Roman" w:cs="Times New Roman"/>
+          <w:vertAlign w:val="subscript"/>
+        </w:rPr>
+        <w:t>2</w:t>
+      </w:r>
+      <w:r>
+        <w:rPr>
+          <w:rFonts w:ascii="Times New Roman" w:hAnsi="Times New Roman" w:eastAsia="Times New Roman" w:cs="Times New Roman"/>
+        </w:rPr>
+        <w:t>H</w:t>
+      </w:r>
+      <w:r>
+        <w:rPr>
+          <w:rFonts w:ascii="Times New Roman" w:hAnsi="Times New Roman" w:eastAsia="Times New Roman" w:cs="Times New Roman"/>
+          <w:vertAlign w:val="subscript"/>
+        </w:rPr>
+        <w:t>5</w:t>
+      </w:r>
+      <w:r>
+        <w:rPr>
+          <w:rFonts w:ascii="Times New Roman" w:hAnsi="Times New Roman" w:eastAsia="Times New Roman" w:cs="Times New Roman"/>
+        </w:rPr>
+        <w:t>)-CH(OH)-CH</w:t>
+      </w:r>
+      <w:r>
+        <w:rPr>
+          <w:rFonts w:ascii="Times New Roman" w:hAnsi="Times New Roman" w:eastAsia="Times New Roman" w:cs="Times New Roman"/>
+          <w:vertAlign w:val="subscript"/>
+        </w:rPr>
+        <w:t>2</w:t>
+      </w:r>
+      <w:r>
+        <w:rPr>
+          <w:rFonts w:ascii="Times New Roman" w:hAnsi="Times New Roman" w:eastAsia="Times New Roman" w:cs="Times New Roman"/>
+        </w:rPr>
+        <w:t>-CH</w:t>
+      </w:r>
+      <w:r>
+        <w:rPr>
+          <w:rFonts w:ascii="Times New Roman" w:hAnsi="Times New Roman" w:eastAsia="Times New Roman" w:cs="Times New Roman"/>
+          <w:vertAlign w:val="subscript"/>
+        </w:rPr>
+        <w:t>2</w:t>
+      </w:r>
+      <w:r>
+        <w:rPr>
+          <w:rFonts w:ascii="Times New Roman" w:hAnsi="Times New Roman" w:eastAsia="Times New Roman" w:cs="Times New Roman"/>
+        </w:rPr>
+        <w:t>-CH</w:t>
+      </w:r>
+      <w:r>
+        <w:rPr>
+          <w:rFonts w:ascii="Times New Roman" w:hAnsi="Times New Roman" w:eastAsia="Times New Roman" w:cs="Times New Roman"/>
+          <w:vertAlign w:val="subscript"/>
+        </w:rPr>
+        <w:t>3</w:t>
+      </w:r>
+      <w:r>
+        <w:rPr>
+          <w:rFonts w:ascii="Times New Roman" w:hAnsi="Times New Roman" w:eastAsia="Times New Roman" w:cs="Times New Roman"/>
+        </w:rPr>
+        <w:t xml:space="preserve"> </w:t>
+      </w:r>
+      <w:r>
+        <w:rPr>
+          <w:rFonts w:hint="eastAsia" w:ascii="Times New Roman" w:hAnsi="Times New Roman" w:eastAsia="FangSong" w:cs="Times New Roman"/>
+        </w:rPr>
+        <w:t xml:space="preserve">是</w:t>
+      </w:r>
+      <w:r>
+        <w:rPr>
+          <w:rFonts w:ascii="Times New Roman" w:hAnsi="Times New Roman" w:eastAsia="Times New Roman" w:cs="Times New Roman"/>
+        </w:rPr>
+        <w:t xml:space="preserve"> </w:t>
+      </w:r>
+      <w:r>
+        <w:rPr>
+          <w:rFonts w:hint="eastAsia" w:ascii="Times New Roman" w:hAnsi="Times New Roman" w:eastAsia="Times New Roman" w:cs="Times New Roman"/>
+        </w:rPr>
+        <w:t>β-</w:t>
+      </w:r>
+      <w:r>
+        <w:rPr>
+          <w:rFonts w:hint="eastAsia" w:ascii="Times New Roman" w:hAnsi="Times New Roman" w:eastAsia="FangSong" w:cs="Times New Roman"/>
+        </w:rPr>
+        <w:t>羟基醛</w:t>
+      </w:r>
+      <w:r>
+        <w:rPr>
+          <w:rFonts w:hint="eastAsia" w:ascii="Times New Roman" w:hAnsi="Times New Roman" w:eastAsia="Times New Roman" w:cs="Times New Roman"/>
+        </w:rPr>
+        <w:t>，</w:t>
+      </w:r>
+      <w:r>
+        <w:rPr>
+          <w:rFonts w:hint="eastAsia" w:ascii="Times New Roman" w:hAnsi="Times New Roman" w:eastAsia="FangSong" w:cs="Times New Roman"/>
+        </w:rPr>
+        <w:t>按</w:t>
+      </w:r>
+      <w:r>
+        <w:rPr>
+          <w:rFonts w:ascii="Times New Roman" w:hAnsi="Times New Roman" w:eastAsia="Times New Roman" w:cs="Times New Roman"/>
+        </w:rPr>
+        <w:t xml:space="preserve"> aldol </w:t>
+      </w:r>
+      <w:r>
+        <w:rPr>
+          <w:rFonts w:hint="eastAsia" w:ascii="Times New Roman" w:hAnsi="Times New Roman" w:eastAsia="FangSong" w:cs="Times New Roman"/>
+        </w:rPr>
+        <w:t xml:space="preserve">拆解断</w:t>
+      </w:r>
+      <w:r>
+        <w:rPr>
+          <w:rFonts w:ascii="Times New Roman" w:hAnsi="Times New Roman" w:eastAsia="Times New Roman" w:cs="Times New Roman"/>
+        </w:rPr>
+        <w:t xml:space="preserve"> C2-C3 </w:t>
+      </w:r>
+      <w:r>
+        <w:rPr>
+          <w:rFonts w:hint="eastAsia" w:ascii="Times New Roman" w:hAnsi="Times New Roman" w:eastAsia="FangSong" w:cs="Times New Roman"/>
+        </w:rPr>
+        <w:t>键</w:t>
+      </w:r>
+      <w:r>
+        <w:rPr>
+          <w:rFonts w:hint="eastAsia" w:ascii="Times New Roman" w:hAnsi="Times New Roman" w:eastAsia="Times New Roman" w:cs="Times New Roman"/>
+        </w:rPr>
+        <w:t>：</w:t>
+      </w:r>
+      <w:r>
+        <w:rPr>
+          <w:rFonts w:hint="eastAsia" w:ascii="Times New Roman" w:hAnsi="Times New Roman" w:eastAsia="FangSong" w:cs="Times New Roman"/>
+        </w:rPr>
+        <w:t>亲核组分</w:t>
+      </w:r>
+      <w:r>
+        <w:rPr>
+          <w:rFonts w:ascii="Times New Roman" w:hAnsi="Times New Roman" w:eastAsia="Times New Roman" w:cs="Times New Roman"/>
+        </w:rPr>
+        <w:t xml:space="preserve"> = </w:t>
+      </w:r>
+      <w:r>
+        <w:rPr>
+          <w:rFonts w:hint="eastAsia" w:ascii="Times New Roman" w:hAnsi="Times New Roman" w:eastAsia="FangSong" w:cs="Times New Roman"/>
+        </w:rPr>
+        <w:t>丙醛烯醇负离子</w:t>
+      </w:r>
+      <w:r>
+        <w:rPr>
+          <w:rFonts w:hint="eastAsia" w:ascii="Times New Roman" w:hAnsi="Times New Roman" w:eastAsia="Times New Roman" w:cs="Times New Roman"/>
+        </w:rPr>
+        <w:t>（</w:t>
+      </w:r>
+      <w:r>
+        <w:rPr>
+          <w:rFonts w:hint="eastAsia" w:ascii="Times New Roman" w:hAnsi="Times New Roman" w:eastAsia="FangSong" w:cs="Times New Roman"/>
+        </w:rPr>
+        <w:t>其</w:t>
+      </w:r>
+      <w:r>
+        <w:rPr>
+          <w:rFonts w:ascii="Times New Roman" w:hAnsi="Times New Roman" w:eastAsia="Times New Roman" w:cs="Times New Roman"/>
+        </w:rPr>
+        <w:t xml:space="preserve"> α-C </w:t>
+      </w:r>
+      <w:r>
+        <w:rPr>
+          <w:rFonts w:hint="eastAsia" w:ascii="Times New Roman" w:hAnsi="Times New Roman" w:eastAsia="FangSong" w:cs="Times New Roman"/>
+        </w:rPr>
+        <w:t xml:space="preserve">即目标</w:t>
+      </w:r>
+      <w:r>
+        <w:rPr>
+          <w:rFonts w:ascii="Times New Roman" w:hAnsi="Times New Roman" w:eastAsia="Times New Roman" w:cs="Times New Roman"/>
+        </w:rPr>
+        <w:t xml:space="preserve"> </w:t>
+      </w:r>
+      <w:r>
+        <w:rPr>
+          <w:rFonts w:hint="eastAsia" w:ascii="Times New Roman" w:hAnsi="Times New Roman" w:eastAsia="Times New Roman" w:cs="Times New Roman"/>
+        </w:rPr>
+        <w:t>C2，</w:t>
+      </w:r>
+      <w:r>
+        <w:rPr>
+          <w:rFonts w:hint="eastAsia" w:ascii="Times New Roman" w:hAnsi="Times New Roman" w:eastAsia="FangSong" w:cs="Times New Roman"/>
+        </w:rPr>
+        <w:t>自带乙基</w:t>
+      </w:r>
+      <w:r>
+        <w:rPr>
+          <w:rFonts w:hint="eastAsia" w:ascii="Times New Roman" w:hAnsi="Times New Roman" w:eastAsia="Times New Roman" w:cs="Times New Roman"/>
+        </w:rPr>
+        <w:t>），</w:t>
+      </w:r>
+      <w:r>
+        <w:rPr>
+          <w:rFonts w:hint="eastAsia" w:ascii="Times New Roman" w:hAnsi="Times New Roman" w:eastAsia="FangSong" w:cs="Times New Roman"/>
+        </w:rPr>
+        <w:t>亲电组分</w:t>
+      </w:r>
+      <w:r>
+        <w:rPr>
+          <w:rFonts w:ascii="Times New Roman" w:hAnsi="Times New Roman" w:eastAsia="Times New Roman" w:cs="Times New Roman"/>
+        </w:rPr>
+        <w:t xml:space="preserve"> = </w:t>
+      </w:r>
+      <w:r>
+        <w:rPr>
+          <w:rFonts w:hint="eastAsia" w:ascii="Times New Roman" w:hAnsi="Times New Roman" w:eastAsia="FangSong" w:cs="Times New Roman"/>
+        </w:rPr>
+        <w:t>丁醛</w:t>
+      </w:r>
+      <w:r>
+        <w:rPr>
+          <w:rFonts w:hint="eastAsia" w:ascii="Times New Roman" w:hAnsi="Times New Roman" w:eastAsia="Times New Roman" w:cs="Times New Roman"/>
+        </w:rPr>
+        <w:t>（</w:t>
+      </w:r>
+      <w:r>
+        <w:rPr>
+          <w:rFonts w:hint="eastAsia" w:ascii="Times New Roman" w:hAnsi="Times New Roman" w:eastAsia="FangSong" w:cs="Times New Roman"/>
+        </w:rPr>
+        <w:t>其羰基碳即目标</w:t>
+      </w:r>
+      <w:r>
+        <w:rPr>
+          <w:rFonts w:ascii="Times New Roman" w:hAnsi="Times New Roman" w:eastAsia="Times New Roman" w:cs="Times New Roman"/>
+        </w:rPr>
+        <w:t xml:space="preserve"> </w:t>
+      </w:r>
+      <w:r>
+        <w:rPr>
+          <w:rFonts w:hint="eastAsia" w:ascii="Times New Roman" w:hAnsi="Times New Roman" w:eastAsia="Times New Roman" w:cs="Times New Roman"/>
+        </w:rPr>
+        <w:t xml:space="preserve">C3）。</w:t>
+      </w:r>
+      <w:r>
+        <w:rPr>
+          <w:rFonts w:ascii="Times New Roman" w:hAnsi="Times New Roman" w:eastAsia="Times New Roman" w:cs="Times New Roman"/>
+        </w:rPr>
+        <w:t xml:space="preserve"> </w:t>
+      </w:r>
+      <w:r>
+        <w:rPr>
+          <w:rFonts w:hint="eastAsia" w:ascii="Times New Roman" w:hAnsi="Times New Roman" w:eastAsia="FangSong" w:cs="Times New Roman"/>
+        </w:rPr>
+        <w:t>从乙醛制备两个前体</w:t>
+      </w:r>
+      <w:r>
+        <w:rPr>
+          <w:rFonts w:hint="eastAsia" w:ascii="Times New Roman" w:hAnsi="Times New Roman" w:eastAsia="Times New Roman" w:cs="Times New Roman"/>
+        </w:rPr>
+        <w:t>：</w:t>
+      </w:r>
+      <w:r>
+        <w:rPr>
+          <w:rFonts w:hint="eastAsia" w:ascii="Times New Roman" w:hAnsi="Times New Roman" w:eastAsia="FangSong" w:cs="Times New Roman"/>
+        </w:rPr>
+        <w:t>乙醛</w:t>
+      </w:r>
+      <w:r>
+        <w:rPr>
+          <w:rFonts w:ascii="Times New Roman" w:hAnsi="Times New Roman" w:eastAsia="Times New Roman" w:cs="Times New Roman"/>
+        </w:rPr>
+        <w:t xml:space="preserve"> →(NaBH</w:t>
+      </w:r>
+      <w:r>
+        <w:rPr>
+          <w:rFonts w:ascii="Times New Roman" w:hAnsi="Times New Roman" w:eastAsia="Times New Roman" w:cs="Times New Roman"/>
+          <w:vertAlign w:val="subscript"/>
+        </w:rPr>
+        <w:t>4</w:t>
+      </w:r>
+      <w:r>
+        <w:rPr>
+          <w:rFonts w:ascii="Times New Roman" w:hAnsi="Times New Roman" w:eastAsia="Times New Roman" w:cs="Times New Roman"/>
+        </w:rPr>
+        <w:t xml:space="preserve">) </w:t>
+      </w:r>
+      <w:r>
+        <w:rPr>
+          <w:rFonts w:hint="eastAsia" w:ascii="Times New Roman" w:hAnsi="Times New Roman" w:eastAsia="FangSong" w:cs="Times New Roman"/>
+        </w:rPr>
+        <w:t xml:space="preserve">乙醇</w:t>
+      </w:r>
+      <w:r>
+        <w:rPr>
+          <w:rFonts w:ascii="Times New Roman" w:hAnsi="Times New Roman" w:eastAsia="Times New Roman" w:cs="Times New Roman"/>
+        </w:rPr>
+        <w:t xml:space="preserve"> →(PBr</w:t>
+      </w:r>
+      <w:r>
+        <w:rPr>
+          <w:rFonts w:ascii="Times New Roman" w:hAnsi="Times New Roman" w:eastAsia="Times New Roman" w:cs="Times New Roman"/>
+          <w:vertAlign w:val="subscript"/>
+        </w:rPr>
+        <w:t>3</w:t>
+      </w:r>
+      <w:r>
+        <w:rPr>
+          <w:rFonts w:ascii="Times New Roman" w:hAnsi="Times New Roman" w:eastAsia="Times New Roman" w:cs="Times New Roman"/>
+        </w:rPr>
+        <w:t xml:space="preserve">) </w:t>
+      </w:r>
+      <w:r>
+        <w:rPr>
+          <w:rFonts w:hint="eastAsia" w:ascii="Times New Roman" w:hAnsi="Times New Roman" w:eastAsia="FangSong" w:cs="Times New Roman"/>
+        </w:rPr>
+        <w:t xml:space="preserve">溴乙烷</w:t>
+      </w:r>
+      <w:r>
+        <w:rPr>
+          <w:rFonts w:ascii="Times New Roman" w:hAnsi="Times New Roman" w:eastAsia="Times New Roman" w:cs="Times New Roman"/>
+        </w:rPr>
+        <w:t xml:space="preserve"> →(Mg/Et</w:t>
+      </w:r>
+      <w:r>
+        <w:rPr>
+          <w:rFonts w:ascii="Times New Roman" w:hAnsi="Times New Roman" w:eastAsia="Times New Roman" w:cs="Times New Roman"/>
+          <w:vertAlign w:val="subscript"/>
+        </w:rPr>
+        <w:t>2</w:t>
+      </w:r>
+      <w:r>
+        <w:rPr>
+          <w:rFonts w:ascii="Times New Roman" w:hAnsi="Times New Roman" w:eastAsia="Times New Roman" w:cs="Times New Roman"/>
+        </w:rPr>
+        <w:t xml:space="preserve">O) </w:t>
+      </w:r>
+      <w:r>
+        <w:rPr>
+          <w:rFonts w:hint="eastAsia" w:ascii="Times New Roman" w:hAnsi="Times New Roman" w:eastAsia="Times New Roman" w:cs="Times New Roman"/>
+        </w:rPr>
+        <w:t xml:space="preserve">EtMgBr；</w:t>
+      </w:r>
+      <w:r>
+        <w:rPr>
+          <w:rFonts w:ascii="Times New Roman" w:hAnsi="Times New Roman" w:eastAsia="Times New Roman" w:cs="Times New Roman"/>
+        </w:rPr>
+        <w:t xml:space="preserve"> </w:t>
+      </w:r>
+      <w:r>
+        <w:rPr>
+          <w:rFonts w:ascii="Times New Roman" w:hAnsi="Times New Roman" w:eastAsia="Times New Roman" w:cs="Times New Roman"/>
+        </w:rPr>
+        <w:t xml:space="preserve">- </w:t>
+      </w:r>
+      <w:r>
+        <w:rPr>
+          <w:rFonts w:hint="eastAsia" w:ascii="Times New Roman" w:hAnsi="Times New Roman" w:eastAsia="FangSong" w:cs="Times New Roman"/>
+        </w:rPr>
+        <w:t>支线一</w:t>
+      </w:r>
+      <w:r>
+        <w:rPr>
+          <w:rFonts w:hint="eastAsia" w:ascii="Times New Roman" w:hAnsi="Times New Roman" w:eastAsia="Times New Roman" w:cs="Times New Roman"/>
+        </w:rPr>
+        <w:t>（</w:t>
+      </w:r>
+      <w:r>
+        <w:rPr>
+          <w:rFonts w:hint="eastAsia" w:ascii="Times New Roman" w:hAnsi="Times New Roman" w:eastAsia="FangSong" w:cs="Times New Roman"/>
+        </w:rPr>
+        <w:t>丙醛</w:t>
+      </w:r>
+      <w:r>
+        <w:rPr>
+          <w:rFonts w:hint="eastAsia" w:ascii="Times New Roman" w:hAnsi="Times New Roman" w:eastAsia="Times New Roman" w:cs="Times New Roman"/>
+        </w:rPr>
+        <w:t>）：EtMgBr</w:t>
+      </w:r>
+      <w:r>
+        <w:rPr>
+          <w:rFonts w:ascii="Times New Roman" w:hAnsi="Times New Roman" w:eastAsia="Times New Roman" w:cs="Times New Roman"/>
+        </w:rPr>
+        <w:t xml:space="preserve"> + HCHO →(H</w:t>
+      </w:r>
+      <w:r>
+        <w:rPr>
+          <w:rFonts w:ascii="Times New Roman" w:hAnsi="Times New Roman" w:eastAsia="Times New Roman" w:cs="Times New Roman"/>
+          <w:vertAlign w:val="subscript"/>
+        </w:rPr>
+        <w:t>3</w:t>
+      </w:r>
+      <w:r>
+        <w:rPr>
+          <w:rFonts w:ascii="Times New Roman" w:hAnsi="Times New Roman" w:eastAsia="Times New Roman" w:cs="Times New Roman"/>
+        </w:rPr>
+        <w:t>O</w:t>
+      </w:r>
+      <w:r>
+        <w:rPr>
+          <w:rFonts w:ascii="Times New Roman" w:hAnsi="Times New Roman" w:eastAsia="Times New Roman" w:cs="Times New Roman"/>
+          <w:vertAlign w:val="superscript"/>
+        </w:rPr>
+        <w:t>+</w:t>
+      </w:r>
+      <w:r>
+        <w:rPr>
+          <w:rFonts w:ascii="Times New Roman" w:hAnsi="Times New Roman" w:eastAsia="Times New Roman" w:cs="Times New Roman"/>
+        </w:rPr>
+        <w:t xml:space="preserve">) </w:t>
+      </w:r>
+      <w:r>
+        <w:rPr>
+          <w:rFonts w:hint="eastAsia" w:ascii="Times New Roman" w:hAnsi="Times New Roman" w:eastAsia="Times New Roman" w:cs="Times New Roman"/>
+        </w:rPr>
+        <w:t>1-</w:t>
+      </w:r>
+      <w:r>
+        <w:rPr>
+          <w:rFonts w:hint="eastAsia" w:ascii="Times New Roman" w:hAnsi="Times New Roman" w:eastAsia="FangSong" w:cs="Times New Roman"/>
+        </w:rPr>
+        <w:t>丙醇</w:t>
+      </w:r>
+      <w:r>
+        <w:rPr>
+          <w:rFonts w:ascii="Times New Roman" w:hAnsi="Times New Roman" w:eastAsia="Times New Roman" w:cs="Times New Roman"/>
+        </w:rPr>
+        <w:t xml:space="preserve"> →(PCC) </w:t>
+      </w:r>
+      <w:r>
+        <w:rPr>
+          <w:rFonts w:hint="eastAsia" w:ascii="Times New Roman" w:hAnsi="Times New Roman" w:eastAsia="FangSong" w:cs="Times New Roman"/>
+        </w:rPr>
+        <w:t>丙醛</w:t>
+      </w:r>
+      <w:r>
+        <w:rPr>
+          <w:rFonts w:hint="eastAsia" w:ascii="Times New Roman" w:hAnsi="Times New Roman" w:eastAsia="Times New Roman" w:cs="Times New Roman"/>
+        </w:rPr>
+        <w:t>；</w:t>
+      </w:r>
+      <w:r>
+        <w:rPr>
+          <w:rFonts w:ascii="Times New Roman" w:hAnsi="Times New Roman" w:eastAsia="Times New Roman" w:cs="Times New Roman"/>
+        </w:rPr>
+        <w:t xml:space="preserve"> </w:t>
+      </w:r>
+      <w:r>
+        <w:rPr>
+          <w:rFonts w:ascii="Times New Roman" w:hAnsi="Times New Roman" w:eastAsia="Times New Roman" w:cs="Times New Roman"/>
+        </w:rPr>
+        <w:t xml:space="preserve">- </w:t>
+      </w:r>
+      <w:r>
+        <w:rPr>
+          <w:rFonts w:hint="eastAsia" w:ascii="Times New Roman" w:hAnsi="Times New Roman" w:eastAsia="FangSong" w:cs="Times New Roman"/>
+        </w:rPr>
+        <w:t>支线二</w:t>
+      </w:r>
+      <w:r>
+        <w:rPr>
+          <w:rFonts w:hint="eastAsia" w:ascii="Times New Roman" w:hAnsi="Times New Roman" w:eastAsia="Times New Roman" w:cs="Times New Roman"/>
+        </w:rPr>
+        <w:t>（</w:t>
+      </w:r>
+      <w:r>
+        <w:rPr>
+          <w:rFonts w:hint="eastAsia" w:ascii="Times New Roman" w:hAnsi="Times New Roman" w:eastAsia="FangSong" w:cs="Times New Roman"/>
+        </w:rPr>
+        <w:t>丁醛</w:t>
+      </w:r>
+      <w:r>
+        <w:rPr>
+          <w:rFonts w:hint="eastAsia" w:ascii="Times New Roman" w:hAnsi="Times New Roman" w:eastAsia="Times New Roman" w:cs="Times New Roman"/>
+        </w:rPr>
+        <w:t>）：EtMgBr</w:t>
+      </w:r>
+      <w:r>
+        <w:rPr>
+          <w:rFonts w:ascii="Times New Roman" w:hAnsi="Times New Roman" w:eastAsia="Times New Roman" w:cs="Times New Roman"/>
+        </w:rPr>
+        <w:t xml:space="preserve"> + </w:t>
+      </w:r>
+      <w:r>
+        <w:rPr>
+          <w:rFonts w:hint="eastAsia" w:ascii="Times New Roman" w:hAnsi="Times New Roman" w:eastAsia="FangSong" w:cs="Times New Roman"/>
+        </w:rPr>
+        <w:t xml:space="preserve">环氧乙烷</w:t>
+      </w:r>
+      <w:r>
+        <w:rPr>
+          <w:rFonts w:ascii="Times New Roman" w:hAnsi="Times New Roman" w:eastAsia="Times New Roman" w:cs="Times New Roman"/>
+        </w:rPr>
+        <w:t xml:space="preserve"> →(H</w:t>
+      </w:r>
+      <w:r>
+        <w:rPr>
+          <w:rFonts w:ascii="Times New Roman" w:hAnsi="Times New Roman" w:eastAsia="Times New Roman" w:cs="Times New Roman"/>
+          <w:vertAlign w:val="subscript"/>
+        </w:rPr>
+        <w:t>3</w:t>
+      </w:r>
+      <w:r>
+        <w:rPr>
+          <w:rFonts w:ascii="Times New Roman" w:hAnsi="Times New Roman" w:eastAsia="Times New Roman" w:cs="Times New Roman"/>
+        </w:rPr>
+        <w:t>O</w:t>
+      </w:r>
+      <w:r>
+        <w:rPr>
+          <w:rFonts w:ascii="Times New Roman" w:hAnsi="Times New Roman" w:eastAsia="Times New Roman" w:cs="Times New Roman"/>
+          <w:vertAlign w:val="superscript"/>
+        </w:rPr>
+        <w:t>+</w:t>
+      </w:r>
+      <w:r>
+        <w:rPr>
+          <w:rFonts w:ascii="Times New Roman" w:hAnsi="Times New Roman" w:eastAsia="Times New Roman" w:cs="Times New Roman"/>
+        </w:rPr>
+        <w:t xml:space="preserve">) </w:t>
+      </w:r>
+      <w:r>
+        <w:rPr>
+          <w:rFonts w:hint="eastAsia" w:ascii="Times New Roman" w:hAnsi="Times New Roman" w:eastAsia="Times New Roman" w:cs="Times New Roman"/>
+        </w:rPr>
+        <w:t>1-</w:t>
+      </w:r>
+      <w:r>
+        <w:rPr>
+          <w:rFonts w:hint="eastAsia" w:ascii="Times New Roman" w:hAnsi="Times New Roman" w:eastAsia="FangSong" w:cs="Times New Roman"/>
+        </w:rPr>
+        <w:t>丁醇</w:t>
+      </w:r>
+      <w:r>
+        <w:rPr>
+          <w:rFonts w:ascii="Times New Roman" w:hAnsi="Times New Roman" w:eastAsia="Times New Roman" w:cs="Times New Roman"/>
+        </w:rPr>
+        <w:t xml:space="preserve"> →(PCC) </w:t>
+      </w:r>
+      <w:r>
+        <w:rPr>
+          <w:rFonts w:hint="eastAsia" w:ascii="Times New Roman" w:hAnsi="Times New Roman" w:eastAsia="FangSong" w:cs="Times New Roman"/>
+        </w:rPr>
+        <w:t>丁醛</w:t>
+      </w:r>
+      <w:r>
+        <w:rPr>
+          <w:rFonts w:hint="eastAsia" w:ascii="Times New Roman" w:hAnsi="Times New Roman" w:eastAsia="Times New Roman" w:cs="Times New Roman"/>
+        </w:rPr>
+        <w:t>。</w:t>
+      </w:r>
+      <w:r>
+        <w:rPr>
+          <w:rFonts w:ascii="Times New Roman" w:hAnsi="Times New Roman" w:eastAsia="Times New Roman" w:cs="Times New Roman"/>
+        </w:rPr>
+        <w:t xml:space="preserve"> </w:t>
+      </w:r>
+      <w:r>
+        <w:rPr>
+          <w:rFonts w:hint="eastAsia" w:ascii="Times New Roman" w:hAnsi="Times New Roman" w:eastAsia="FangSong" w:cs="Times New Roman"/>
+        </w:rPr>
+        <w:t>缩合步骤</w:t>
+      </w:r>
+      <w:r>
+        <w:rPr>
+          <w:rFonts w:hint="eastAsia" w:ascii="Times New Roman" w:hAnsi="Times New Roman" w:eastAsia="Times New Roman" w:cs="Times New Roman"/>
+        </w:rPr>
+        <w:t>：LDA（-78°C，THF）</w:t>
+      </w:r>
+      <w:r>
+        <w:rPr>
+          <w:rFonts w:hint="eastAsia" w:ascii="Times New Roman" w:hAnsi="Times New Roman" w:eastAsia="FangSong" w:cs="Times New Roman"/>
+        </w:rPr>
+        <w:t>定向生成丙醛烯醇锂</w:t>
+      </w:r>
+      <w:r>
+        <w:rPr>
+          <w:rFonts w:hint="eastAsia" w:ascii="Times New Roman" w:hAnsi="Times New Roman" w:eastAsia="Times New Roman" w:cs="Times New Roman"/>
+        </w:rPr>
+        <w:t>，</w:t>
+      </w:r>
+      <w:r>
+        <w:rPr>
+          <w:rFonts w:hint="eastAsia" w:ascii="Times New Roman" w:hAnsi="Times New Roman" w:eastAsia="FangSong" w:cs="Times New Roman"/>
+        </w:rPr>
+        <w:t>再滴加丁醛</w:t>
+      </w:r>
+      <w:r>
+        <w:rPr>
+          <w:rFonts w:ascii="Times New Roman" w:hAnsi="Times New Roman" w:eastAsia="Times New Roman" w:cs="Times New Roman"/>
+        </w:rPr>
+        <w:t xml:space="preserve"> → </w:t>
+      </w:r>
+      <w:r>
+        <w:rPr>
+          <w:rFonts w:hint="eastAsia" w:ascii="Times New Roman" w:hAnsi="Times New Roman" w:eastAsia="Times New Roman" w:cs="Times New Roman"/>
+        </w:rPr>
+        <w:t>2-</w:t>
+      </w:r>
+      <w:r>
+        <w:rPr>
+          <w:rFonts w:hint="eastAsia" w:ascii="Times New Roman" w:hAnsi="Times New Roman" w:eastAsia="FangSong" w:cs="Times New Roman"/>
+        </w:rPr>
+        <w:t>乙基</w:t>
+      </w:r>
+      <w:r>
+        <w:rPr>
+          <w:rFonts w:hint="eastAsia" w:ascii="Times New Roman" w:hAnsi="Times New Roman" w:eastAsia="Times New Roman" w:cs="Times New Roman"/>
+        </w:rPr>
+        <w:t>-3-</w:t>
+      </w:r>
+      <w:r>
+        <w:rPr>
+          <w:rFonts w:hint="eastAsia" w:ascii="Times New Roman" w:hAnsi="Times New Roman" w:eastAsia="FangSong" w:cs="Times New Roman"/>
+        </w:rPr>
+        <w:t>羟基己醛</w:t>
+      </w:r>
+      <w:r>
+        <w:rPr>
+          <w:rFonts w:hint="eastAsia" w:ascii="Times New Roman" w:hAnsi="Times New Roman" w:eastAsia="Times New Roman" w:cs="Times New Roman"/>
+        </w:rPr>
+        <w:t>。（</w:t>
+      </w:r>
+      <w:r>
+        <w:rPr>
+          <w:rFonts w:hint="eastAsia" w:ascii="Times New Roman" w:hAnsi="Times New Roman" w:eastAsia="FangSong" w:cs="Times New Roman"/>
+        </w:rPr>
+        <w:t>若用稀碱直接混合</w:t>
+      </w:r>
+      <w:r>
+        <w:rPr>
+          <w:rFonts w:hint="eastAsia" w:ascii="Times New Roman" w:hAnsi="Times New Roman" w:eastAsia="Times New Roman" w:cs="Times New Roman"/>
+        </w:rPr>
+        <w:t>，</w:t>
+      </w:r>
+      <w:r>
+        <w:rPr>
+          <w:rFonts w:hint="eastAsia" w:ascii="Times New Roman" w:hAnsi="Times New Roman" w:eastAsia="FangSong" w:cs="Times New Roman"/>
+        </w:rPr>
+        <w:t>丙醛</w:t>
+      </w:r>
+      <w:r>
+        <w:rPr>
+          <w:rFonts w:hint="eastAsia" w:ascii="Times New Roman" w:hAnsi="Times New Roman" w:eastAsia="Times New Roman" w:cs="Times New Roman"/>
+        </w:rPr>
+        <w:t>/</w:t>
+      </w:r>
+      <w:r>
+        <w:rPr>
+          <w:rFonts w:hint="eastAsia" w:ascii="Times New Roman" w:hAnsi="Times New Roman" w:eastAsia="FangSong" w:cs="Times New Roman"/>
+        </w:rPr>
+        <w:t>丁醛各自自缩合与交叉缩合并存</w:t>
+      </w:r>
+      <w:r>
+        <w:rPr>
+          <w:rFonts w:hint="eastAsia" w:ascii="Times New Roman" w:hAnsi="Times New Roman" w:eastAsia="Times New Roman" w:cs="Times New Roman"/>
+        </w:rPr>
+        <w:t>，</w:t>
+      </w:r>
+      <w:r>
+        <w:rPr>
+          <w:rFonts w:hint="eastAsia" w:ascii="Times New Roman" w:hAnsi="Times New Roman" w:eastAsia="FangSong" w:cs="Times New Roman"/>
+        </w:rPr>
+        <w:t>产物复杂</w:t>
+      </w:r>
+      <w:r>
+        <w:rPr>
+          <w:rFonts w:hint="eastAsia" w:ascii="Times New Roman" w:hAnsi="Times New Roman" w:eastAsia="Times New Roman" w:cs="Times New Roman"/>
+        </w:rPr>
+        <w:t>——</w:t>
+      </w:r>
+      <w:r>
+        <w:rPr>
+          <w:rFonts w:hint="eastAsia" w:ascii="Times New Roman" w:hAnsi="Times New Roman" w:eastAsia="FangSong" w:cs="Times New Roman"/>
+        </w:rPr>
+        <w:t>定向烯醇化是获得单一产物的关键</w:t>
+      </w:r>
+      <w:r>
+        <w:rPr>
+          <w:rFonts w:hint="eastAsia" w:ascii="Times New Roman" w:hAnsi="Times New Roman" w:eastAsia="Times New Roman" w:cs="Times New Roman"/>
+        </w:rPr>
+        <w:t>。）</w:t>
+      </w:r>
+    </w:p>
+    <w:p>
+      <w:pPr>
+        <w:pStyle w:val="BodyText"/>
+      </w:pPr>
+      <w:r>
+        <w:rPr>
+          <w:rFonts w:ascii="Times New Roman" w:hAnsi="Times New Roman" w:eastAsia="Times New Roman" w:cs="Times New Roman"/>
+          <w:b/>
+          <w:bCs/>
+        </w:rPr>
+        <w:t xml:space="preserve">6.</w:t>
+      </w:r>
+      <w:r>
+        <w:rPr>
+          <w:rFonts w:ascii="Times New Roman" w:hAnsi="Times New Roman" w:eastAsia="Times New Roman" w:cs="Times New Roman"/>
+        </w:rPr>
+        <w:t xml:space="preserve"> </w:t>
+      </w:r>
+      <w:r>
+        <w:rPr>
+          <w:rFonts w:ascii="Times New Roman" w:hAnsi="Times New Roman" w:eastAsia="Times New Roman" w:cs="Times New Roman"/>
+        </w:rPr>
+        <w:t xml:space="preserve">A </w:t>
+      </w:r>
+      <w:r>
+        <w:rPr>
+          <w:rFonts w:hint="eastAsia" w:ascii="Times New Roman" w:hAnsi="Times New Roman" w:eastAsia="FangSong" w:cs="Times New Roman"/>
+        </w:rPr>
+        <w:t xml:space="preserve">不与</w:t>
+      </w:r>
+      <w:r>
+        <w:rPr>
+          <w:rFonts w:ascii="Times New Roman" w:hAnsi="Times New Roman" w:eastAsia="Times New Roman" w:cs="Times New Roman"/>
+        </w:rPr>
+        <w:t xml:space="preserve"> Na </w:t>
+      </w:r>
+      <w:r>
+        <w:rPr>
+          <w:rFonts w:hint="eastAsia" w:ascii="Times New Roman" w:hAnsi="Times New Roman" w:eastAsia="FangSong" w:cs="Times New Roman"/>
+        </w:rPr>
+        <w:t xml:space="preserve">反应</w:t>
+      </w:r>
+      <w:r>
+        <w:rPr>
+          <w:rFonts w:ascii="Times New Roman" w:hAnsi="Times New Roman" w:eastAsia="Times New Roman" w:cs="Times New Roman"/>
+        </w:rPr>
+        <w:t xml:space="preserve"> → </w:t>
+      </w:r>
+      <w:r>
+        <w:rPr>
+          <w:rFonts w:hint="eastAsia" w:ascii="Times New Roman" w:hAnsi="Times New Roman" w:eastAsia="FangSong" w:cs="Times New Roman"/>
+        </w:rPr>
+        <w:t xml:space="preserve">分子中无</w:t>
+      </w:r>
+      <w:r>
+        <w:rPr>
+          <w:rFonts w:ascii="Times New Roman" w:hAnsi="Times New Roman" w:eastAsia="Times New Roman" w:cs="Times New Roman"/>
+        </w:rPr>
+        <w:t xml:space="preserve"> </w:t>
+      </w:r>
+      <w:r>
+        <w:rPr>
+          <w:rFonts w:hint="eastAsia" w:ascii="Times New Roman" w:hAnsi="Times New Roman" w:eastAsia="Times New Roman" w:cs="Times New Roman"/>
+        </w:rPr>
+        <w:t>O-H（</w:t>
+      </w:r>
+      <w:r>
+        <w:rPr>
+          <w:rFonts w:hint="eastAsia" w:ascii="Times New Roman" w:hAnsi="Times New Roman" w:eastAsia="FangSong" w:cs="Times New Roman"/>
+        </w:rPr>
+        <w:t>排除醇与羧酸</w:t>
+      </w:r>
+      <w:r>
+        <w:rPr>
+          <w:rFonts w:hint="eastAsia" w:ascii="Times New Roman" w:hAnsi="Times New Roman" w:eastAsia="Times New Roman" w:cs="Times New Roman"/>
+        </w:rPr>
+        <w:t>）；C</w:t>
+      </w:r>
+      <w:r>
+        <w:rPr>
+          <w:rFonts w:hint="eastAsia" w:ascii="Times New Roman" w:hAnsi="Times New Roman" w:eastAsia="Times New Roman" w:cs="Times New Roman"/>
+          <w:vertAlign w:val="subscript"/>
+        </w:rPr>
+        <w:t>5</w:t>
+      </w:r>
+      <w:r>
+        <w:rPr>
+          <w:rFonts w:hint="eastAsia" w:ascii="Times New Roman" w:hAnsi="Times New Roman" w:eastAsia="Times New Roman" w:cs="Times New Roman"/>
+        </w:rPr>
+        <w:t>H</w:t>
+      </w:r>
+      <w:r>
+        <w:rPr>
+          <w:rFonts w:hint="eastAsia" w:ascii="Times New Roman" w:hAnsi="Times New Roman" w:eastAsia="Times New Roman" w:cs="Times New Roman"/>
+          <w:vertAlign w:val="subscript"/>
+        </w:rPr>
+        <w:t>10</w:t>
+      </w:r>
+      <w:r>
+        <w:rPr>
+          <w:rFonts w:hint="eastAsia" w:ascii="Times New Roman" w:hAnsi="Times New Roman" w:eastAsia="Times New Roman" w:cs="Times New Roman"/>
+        </w:rPr>
+        <w:t>O</w:t>
+      </w:r>
+      <w:r>
+        <w:rPr>
+          <w:rFonts w:hint="eastAsia" w:ascii="Times New Roman" w:hAnsi="Times New Roman" w:eastAsia="Times New Roman" w:cs="Times New Roman"/>
+          <w:vertAlign w:val="subscript"/>
+        </w:rPr>
+        <w:t>2</w:t>
+      </w:r>
+      <w:r>
+        <w:rPr>
+          <w:rFonts w:ascii="Times New Roman" w:hAnsi="Times New Roman" w:eastAsia="Times New Roman" w:cs="Times New Roman"/>
+        </w:rPr>
+        <w:t xml:space="preserve"> </w:t>
+      </w:r>
+      <w:r>
+        <w:rPr>
+          <w:rFonts w:hint="eastAsia" w:ascii="Times New Roman" w:hAnsi="Times New Roman" w:eastAsia="FangSong" w:cs="Times New Roman"/>
+        </w:rPr>
+        <w:t xml:space="preserve">的</w:t>
+      </w:r>
+      <w:r>
+        <w:rPr>
+          <w:rFonts w:ascii="Times New Roman" w:hAnsi="Times New Roman" w:eastAsia="Times New Roman" w:cs="Times New Roman"/>
+        </w:rPr>
+        <w:t xml:space="preserve"> Ω = (2×5+2-10)/2 = 1 → </w:t>
+      </w:r>
+      <w:r>
+        <w:rPr>
+          <w:rFonts w:hint="eastAsia" w:ascii="Times New Roman" w:hAnsi="Times New Roman" w:eastAsia="FangSong" w:cs="Times New Roman"/>
+        </w:rPr>
+        <w:t xml:space="preserve">含一个</w:t>
+      </w:r>
+      <w:r>
+        <w:rPr>
+          <w:rFonts w:ascii="Times New Roman" w:hAnsi="Times New Roman" w:eastAsia="Times New Roman" w:cs="Times New Roman"/>
+        </w:rPr>
+        <w:t xml:space="preserve"> C=O → A </w:t>
+      </w:r>
+      <w:r>
+        <w:rPr>
+          <w:rFonts w:hint="eastAsia" w:ascii="Times New Roman" w:hAnsi="Times New Roman" w:eastAsia="FangSong" w:cs="Times New Roman"/>
+        </w:rPr>
+        <w:t xml:space="preserve">为饱和一元</w:t>
+      </w:r>
+      <w:r>
+        <w:rPr>
+          <w:rFonts w:hint="eastAsia" w:ascii="Times New Roman" w:hAnsi="Times New Roman" w:eastAsia="FangSong" w:cs="Times New Roman"/>
+          <w:b/>
+          <w:bCs/>
+        </w:rPr>
+        <w:t xml:space="preserve">酯</w:t>
+      </w:r>
+      <w:r>
+        <w:rPr>
+          <w:rFonts w:hint="eastAsia" w:ascii="Times New Roman" w:hAnsi="Times New Roman" w:eastAsia="Times New Roman" w:cs="Times New Roman"/>
+        </w:rPr>
+        <w:t>。</w:t>
+      </w:r>
+      <w:r>
+        <w:rPr>
+          <w:rFonts w:hint="eastAsia" w:ascii="Times New Roman" w:hAnsi="Times New Roman" w:eastAsia="FangSong" w:cs="Times New Roman"/>
+        </w:rPr>
+        <w:t>水解得</w:t>
+      </w:r>
+      <w:r>
+        <w:rPr>
+          <w:rFonts w:ascii="Times New Roman" w:hAnsi="Times New Roman" w:eastAsia="Times New Roman" w:cs="Times New Roman"/>
+        </w:rPr>
+        <w:t xml:space="preserve"> B = </w:t>
+      </w:r>
+      <w:r>
+        <w:rPr>
+          <w:rFonts w:hint="eastAsia" w:ascii="Times New Roman" w:hAnsi="Times New Roman" w:eastAsia="FangSong" w:cs="Times New Roman"/>
+        </w:rPr>
+        <w:t xml:space="preserve">乙醇</w:t>
+      </w:r>
+      <w:r>
+        <w:rPr>
+          <w:rFonts w:ascii="Times New Roman" w:hAnsi="Times New Roman" w:eastAsia="Times New Roman" w:cs="Times New Roman"/>
+        </w:rPr>
+        <w:t xml:space="preserve"> → </w:t>
+      </w:r>
+      <w:r>
+        <w:rPr>
+          <w:rFonts w:hint="eastAsia" w:ascii="Times New Roman" w:hAnsi="Times New Roman" w:eastAsia="FangSong" w:cs="Times New Roman"/>
+        </w:rPr>
+        <w:t>酯的烷氧部分为乙基</w:t>
+      </w:r>
+      <w:r>
+        <w:rPr>
+          <w:rFonts w:hint="eastAsia" w:ascii="Times New Roman" w:hAnsi="Times New Roman" w:eastAsia="Times New Roman" w:cs="Times New Roman"/>
+        </w:rPr>
+        <w:t>（-OC</w:t>
+      </w:r>
+      <w:r>
+        <w:rPr>
+          <w:rFonts w:hint="eastAsia" w:ascii="Times New Roman" w:hAnsi="Times New Roman" w:eastAsia="Times New Roman" w:cs="Times New Roman"/>
+          <w:vertAlign w:val="subscript"/>
+        </w:rPr>
+        <w:t>2</w:t>
+      </w:r>
+      <w:r>
+        <w:rPr>
+          <w:rFonts w:hint="eastAsia" w:ascii="Times New Roman" w:hAnsi="Times New Roman" w:eastAsia="Times New Roman" w:cs="Times New Roman"/>
+        </w:rPr>
+        <w:t>H</w:t>
+      </w:r>
+      <w:r>
+        <w:rPr>
+          <w:rFonts w:hint="eastAsia" w:ascii="Times New Roman" w:hAnsi="Times New Roman" w:eastAsia="Times New Roman" w:cs="Times New Roman"/>
+          <w:vertAlign w:val="subscript"/>
+        </w:rPr>
+        <w:t>5</w:t>
+      </w:r>
+      <w:r>
+        <w:rPr>
+          <w:rFonts w:hint="eastAsia" w:ascii="Times New Roman" w:hAnsi="Times New Roman" w:eastAsia="Times New Roman" w:cs="Times New Roman"/>
+        </w:rPr>
+        <w:t>，</w:t>
+      </w:r>
+      <w:r>
+        <w:rPr>
+          <w:rFonts w:hint="eastAsia" w:ascii="Times New Roman" w:hAnsi="Times New Roman" w:eastAsia="FangSong" w:cs="Times New Roman"/>
+        </w:rPr>
+        <w:t>占</w:t>
+      </w:r>
+      <w:r>
+        <w:rPr>
+          <w:rFonts w:ascii="Times New Roman" w:hAnsi="Times New Roman" w:eastAsia="Times New Roman" w:cs="Times New Roman"/>
+        </w:rPr>
+        <w:t xml:space="preserve"> </w:t>
+      </w:r>
+      <w:r>
+        <w:rPr>
+          <w:rFonts w:hint="eastAsia" w:ascii="Times New Roman" w:hAnsi="Times New Roman" w:eastAsia="Times New Roman" w:cs="Times New Roman"/>
+        </w:rPr>
+        <w:t xml:space="preserve">2C）→</w:t>
+      </w:r>
+      <w:r>
+        <w:rPr>
+          <w:rFonts w:ascii="Times New Roman" w:hAnsi="Times New Roman" w:eastAsia="Times New Roman" w:cs="Times New Roman"/>
+        </w:rPr>
+        <w:t xml:space="preserve"> </w:t>
+      </w:r>
+      <w:r>
+        <w:rPr>
+          <w:rFonts w:hint="eastAsia" w:ascii="Times New Roman" w:hAnsi="Times New Roman" w:eastAsia="FangSong" w:cs="Times New Roman"/>
+        </w:rPr>
+        <w:t>酰基部分为丙酰基</w:t>
+      </w:r>
+      <w:r>
+        <w:rPr>
+          <w:rFonts w:hint="eastAsia" w:ascii="Times New Roman" w:hAnsi="Times New Roman" w:eastAsia="Times New Roman" w:cs="Times New Roman"/>
+        </w:rPr>
+        <w:t>（C</w:t>
+      </w:r>
+      <w:r>
+        <w:rPr>
+          <w:rFonts w:hint="eastAsia" w:ascii="Times New Roman" w:hAnsi="Times New Roman" w:eastAsia="Times New Roman" w:cs="Times New Roman"/>
+          <w:vertAlign w:val="subscript"/>
+        </w:rPr>
+        <w:t>3</w:t>
+      </w:r>
+      <w:r>
+        <w:rPr>
+          <w:rFonts w:hint="eastAsia" w:ascii="Times New Roman" w:hAnsi="Times New Roman" w:eastAsia="Times New Roman" w:cs="Times New Roman"/>
+        </w:rPr>
+        <w:t>）→</w:t>
+      </w:r>
+      <w:r>
+        <w:rPr>
+          <w:rFonts w:ascii="Times New Roman" w:hAnsi="Times New Roman" w:eastAsia="Times New Roman" w:cs="Times New Roman"/>
+        </w:rPr>
+        <w:t xml:space="preserve"> </w:t>
+      </w:r>
+      <w:r>
+        <w:rPr>
+          <w:rFonts w:ascii="Times New Roman" w:hAnsi="Times New Roman" w:eastAsia="Times New Roman" w:cs="Times New Roman"/>
+          <w:b/>
+          <w:bCs/>
+        </w:rPr>
+        <w:t xml:space="preserve">A = </w:t>
+      </w:r>
+      <w:r>
+        <w:rPr>
+          <w:rFonts w:hint="eastAsia" w:ascii="Times New Roman" w:hAnsi="Times New Roman" w:eastAsia="FangSong" w:cs="Times New Roman"/>
+          <w:b/>
+          <w:bCs/>
+        </w:rPr>
+        <w:t xml:space="preserve">丙酸乙酯</w:t>
+      </w:r>
+      <w:r>
+        <w:rPr>
+          <w:rFonts w:ascii="Times New Roman" w:hAnsi="Times New Roman" w:eastAsia="Times New Roman" w:cs="Times New Roman"/>
+          <w:b/>
+          <w:bCs/>
+        </w:rPr>
+        <w:t xml:space="preserve"> CH</w:t>
+      </w:r>
+      <w:r>
+        <w:rPr>
+          <w:rFonts w:ascii="Times New Roman" w:hAnsi="Times New Roman" w:eastAsia="Times New Roman" w:cs="Times New Roman"/>
+          <w:b/>
+          <w:bCs/>
+          <w:vertAlign w:val="subscript"/>
+        </w:rPr>
+        <w:t>3</w:t>
+      </w:r>
+      <w:r>
+        <w:rPr>
+          <w:rFonts w:ascii="Times New Roman" w:hAnsi="Times New Roman" w:eastAsia="Times New Roman" w:cs="Times New Roman"/>
+          <w:b/>
+          <w:bCs/>
+        </w:rPr>
+        <w:t>CH</w:t>
+      </w:r>
+      <w:r>
+        <w:rPr>
+          <w:rFonts w:ascii="Times New Roman" w:hAnsi="Times New Roman" w:eastAsia="Times New Roman" w:cs="Times New Roman"/>
+          <w:b/>
+          <w:bCs/>
+          <w:vertAlign w:val="subscript"/>
+        </w:rPr>
+        <w:t>2</w:t>
+      </w:r>
+      <w:r>
+        <w:rPr>
+          <w:rFonts w:ascii="Times New Roman" w:hAnsi="Times New Roman" w:eastAsia="Times New Roman" w:cs="Times New Roman"/>
+          <w:b/>
+          <w:bCs/>
+        </w:rPr>
+        <w:t>COOCH</w:t>
+      </w:r>
+      <w:r>
+        <w:rPr>
+          <w:rFonts w:ascii="Times New Roman" w:hAnsi="Times New Roman" w:eastAsia="Times New Roman" w:cs="Times New Roman"/>
+          <w:b/>
+          <w:bCs/>
+          <w:vertAlign w:val="subscript"/>
+        </w:rPr>
+        <w:t>2</w:t>
+      </w:r>
+      <w:r>
+        <w:rPr>
+          <w:rFonts w:ascii="Times New Roman" w:hAnsi="Times New Roman" w:eastAsia="Times New Roman" w:cs="Times New Roman"/>
+          <w:b/>
+          <w:bCs/>
+        </w:rPr>
+        <w:t>CH</w:t>
+      </w:r>
+      <w:r>
+        <w:rPr>
+          <w:rFonts w:ascii="Times New Roman" w:hAnsi="Times New Roman" w:eastAsia="Times New Roman" w:cs="Times New Roman"/>
+          <w:b/>
+          <w:bCs/>
+          <w:vertAlign w:val="subscript"/>
+        </w:rPr>
+        <w:t>3</w:t>
+      </w:r>
+      <w:r>
+        <w:rPr>
+          <w:rFonts w:hint="eastAsia" w:ascii="Times New Roman" w:hAnsi="Times New Roman" w:eastAsia="Times New Roman" w:cs="Times New Roman"/>
+        </w:rPr>
+        <w:t>（C</w:t>
+      </w:r>
+      <w:r>
+        <w:rPr>
+          <w:rFonts w:hint="eastAsia" w:ascii="Times New Roman" w:hAnsi="Times New Roman" w:eastAsia="Times New Roman" w:cs="Times New Roman"/>
+          <w:vertAlign w:val="subscript"/>
+        </w:rPr>
+        <w:t>5</w:t>
+      </w:r>
+      <w:r>
+        <w:rPr>
+          <w:rFonts w:hint="eastAsia" w:ascii="Times New Roman" w:hAnsi="Times New Roman" w:eastAsia="Times New Roman" w:cs="Times New Roman"/>
+        </w:rPr>
+        <w:t>H</w:t>
+      </w:r>
+      <w:r>
+        <w:rPr>
+          <w:rFonts w:hint="eastAsia" w:ascii="Times New Roman" w:hAnsi="Times New Roman" w:eastAsia="Times New Roman" w:cs="Times New Roman"/>
+          <w:vertAlign w:val="subscript"/>
+        </w:rPr>
+        <w:t>10</w:t>
+      </w:r>
+      <w:r>
+        <w:rPr>
+          <w:rFonts w:hint="eastAsia" w:ascii="Times New Roman" w:hAnsi="Times New Roman" w:eastAsia="Times New Roman" w:cs="Times New Roman"/>
+        </w:rPr>
+        <w:t>O</w:t>
+      </w:r>
+      <w:r>
+        <w:rPr>
+          <w:rFonts w:hint="eastAsia" w:ascii="Times New Roman" w:hAnsi="Times New Roman" w:eastAsia="Times New Roman" w:cs="Times New Roman"/>
+          <w:vertAlign w:val="subscript"/>
+        </w:rPr>
+        <w:t>2</w:t>
+      </w:r>
+      <w:r>
+        <w:rPr>
+          <w:rFonts w:ascii="Times New Roman" w:hAnsi="Times New Roman" w:eastAsia="Times New Roman" w:cs="Times New Roman"/>
+        </w:rPr>
+        <w:t xml:space="preserve"> </w:t>
+      </w:r>
+      <w:r>
+        <w:rPr>
+          <w:rFonts w:hint="eastAsia" w:ascii="Times New Roman" w:hAnsi="Times New Roman" w:eastAsia="FangSong" w:cs="Times New Roman"/>
+        </w:rPr>
+        <w:t>中乙酯唯一</w:t>
+      </w:r>
+      <w:r>
+        <w:rPr>
+          <w:rFonts w:hint="eastAsia" w:ascii="Times New Roman" w:hAnsi="Times New Roman" w:eastAsia="Times New Roman" w:cs="Times New Roman"/>
+        </w:rPr>
+        <w:t>）。</w:t>
+      </w:r>
+      <w:r>
+        <w:rPr>
+          <w:rFonts w:ascii="Times New Roman" w:hAnsi="Times New Roman" w:eastAsia="Times New Roman" w:cs="Times New Roman"/>
+        </w:rPr>
+        <w:t xml:space="preserve"> </w:t>
+      </w:r>
+      <w:r>
+        <w:rPr>
+          <w:rFonts w:ascii="Times New Roman" w:hAnsi="Times New Roman" w:eastAsia="Times New Roman" w:cs="Times New Roman"/>
+        </w:rPr>
+        <w:t xml:space="preserve">C = </w:t>
+      </w:r>
+      <w:r>
+        <w:rPr>
+          <w:rFonts w:hint="eastAsia" w:ascii="Times New Roman" w:hAnsi="Times New Roman" w:eastAsia="FangSong" w:cs="Times New Roman"/>
+        </w:rPr>
+        <w:t>丙酸钠</w:t>
+      </w:r>
+      <w:r>
+        <w:rPr>
+          <w:rFonts w:hint="eastAsia" w:ascii="Times New Roman" w:hAnsi="Times New Roman" w:eastAsia="Times New Roman" w:cs="Times New Roman"/>
+        </w:rPr>
+        <w:t>（</w:t>
+      </w:r>
+      <w:r>
+        <w:rPr>
+          <w:rFonts w:hint="eastAsia" w:ascii="Times New Roman" w:hAnsi="Times New Roman" w:eastAsia="FangSong" w:cs="Times New Roman"/>
+        </w:rPr>
+        <w:t>酸化后得丙酸</w:t>
+      </w:r>
+      <w:r>
+        <w:rPr>
+          <w:rFonts w:hint="eastAsia" w:ascii="Times New Roman" w:hAnsi="Times New Roman" w:eastAsia="Times New Roman" w:cs="Times New Roman"/>
+        </w:rPr>
+        <w:t>）：CH</w:t>
+      </w:r>
+      <w:r>
+        <w:rPr>
+          <w:rFonts w:hint="eastAsia" w:ascii="Times New Roman" w:hAnsi="Times New Roman" w:eastAsia="Times New Roman" w:cs="Times New Roman"/>
+          <w:vertAlign w:val="subscript"/>
+        </w:rPr>
+        <w:t>3</w:t>
+      </w:r>
+      <w:r>
+        <w:rPr>
+          <w:rFonts w:hint="eastAsia" w:ascii="Times New Roman" w:hAnsi="Times New Roman" w:eastAsia="Times New Roman" w:cs="Times New Roman"/>
+        </w:rPr>
+        <w:t>CH</w:t>
+      </w:r>
+      <w:r>
+        <w:rPr>
+          <w:rFonts w:hint="eastAsia" w:ascii="Times New Roman" w:hAnsi="Times New Roman" w:eastAsia="Times New Roman" w:cs="Times New Roman"/>
+          <w:vertAlign w:val="subscript"/>
+        </w:rPr>
+        <w:t>2</w:t>
+      </w:r>
+      <w:r>
+        <w:rPr>
+          <w:rFonts w:hint="eastAsia" w:ascii="Times New Roman" w:hAnsi="Times New Roman" w:eastAsia="Times New Roman" w:cs="Times New Roman"/>
+        </w:rPr>
+        <w:t>COOCH</w:t>
+      </w:r>
+      <w:r>
+        <w:rPr>
+          <w:rFonts w:hint="eastAsia" w:ascii="Times New Roman" w:hAnsi="Times New Roman" w:eastAsia="Times New Roman" w:cs="Times New Roman"/>
+          <w:vertAlign w:val="subscript"/>
+        </w:rPr>
+        <w:t>2</w:t>
+      </w:r>
+      <w:r>
+        <w:rPr>
+          <w:rFonts w:hint="eastAsia" w:ascii="Times New Roman" w:hAnsi="Times New Roman" w:eastAsia="Times New Roman" w:cs="Times New Roman"/>
+        </w:rPr>
+        <w:t>CH</w:t>
+      </w:r>
+      <w:r>
+        <w:rPr>
+          <w:rFonts w:hint="eastAsia" w:ascii="Times New Roman" w:hAnsi="Times New Roman" w:eastAsia="Times New Roman" w:cs="Times New Roman"/>
+          <w:vertAlign w:val="subscript"/>
+        </w:rPr>
+        <w:t>3</w:t>
+      </w:r>
+      <w:r>
+        <w:rPr>
+          <w:rFonts w:ascii="Times New Roman" w:hAnsi="Times New Roman" w:eastAsia="Times New Roman" w:cs="Times New Roman"/>
+        </w:rPr>
+        <w:t xml:space="preserve"> + NaOH →(Δ) CH</w:t>
+      </w:r>
+      <w:r>
+        <w:rPr>
+          <w:rFonts w:ascii="Times New Roman" w:hAnsi="Times New Roman" w:eastAsia="Times New Roman" w:cs="Times New Roman"/>
+          <w:vertAlign w:val="subscript"/>
+        </w:rPr>
+        <w:t>3</w:t>
+      </w:r>
+      <w:r>
+        <w:rPr>
+          <w:rFonts w:ascii="Times New Roman" w:hAnsi="Times New Roman" w:eastAsia="Times New Roman" w:cs="Times New Roman"/>
+        </w:rPr>
+        <w:t>CH</w:t>
+      </w:r>
+      <w:r>
+        <w:rPr>
+          <w:rFonts w:ascii="Times New Roman" w:hAnsi="Times New Roman" w:eastAsia="Times New Roman" w:cs="Times New Roman"/>
+          <w:vertAlign w:val="subscript"/>
+        </w:rPr>
+        <w:t>2</w:t>
+      </w:r>
+      <w:r>
+        <w:rPr>
+          <w:rFonts w:ascii="Times New Roman" w:hAnsi="Times New Roman" w:eastAsia="Times New Roman" w:cs="Times New Roman"/>
+        </w:rPr>
+        <w:t>COONa + C</w:t>
+      </w:r>
+      <w:r>
+        <w:rPr>
+          <w:rFonts w:ascii="Times New Roman" w:hAnsi="Times New Roman" w:eastAsia="Times New Roman" w:cs="Times New Roman"/>
+          <w:vertAlign w:val="subscript"/>
+        </w:rPr>
+        <w:t>2</w:t>
+      </w:r>
+      <w:r>
+        <w:rPr>
+          <w:rFonts w:ascii="Times New Roman" w:hAnsi="Times New Roman" w:eastAsia="Times New Roman" w:cs="Times New Roman"/>
+        </w:rPr>
+        <w:t>H</w:t>
+      </w:r>
+      <w:r>
+        <w:rPr>
+          <w:rFonts w:ascii="Times New Roman" w:hAnsi="Times New Roman" w:eastAsia="Times New Roman" w:cs="Times New Roman"/>
+          <w:vertAlign w:val="subscript"/>
+        </w:rPr>
+        <w:t>5</w:t>
+      </w:r>
+      <w:r>
+        <w:rPr>
+          <w:rFonts w:ascii="Times New Roman" w:hAnsi="Times New Roman" w:eastAsia="Times New Roman" w:cs="Times New Roman"/>
+        </w:rPr>
+        <w:t>OH。</w:t>
+      </w:r>
+    </w:p>
+    <w:p>
+      <w:pPr>
+        <w:pStyle w:val="BodyText"/>
+      </w:pPr>
+      <w:r>
+        <w:rPr>
+          <w:rFonts w:ascii="Times New Roman" w:hAnsi="Times New Roman" w:eastAsia="Times New Roman" w:cs="Times New Roman"/>
+          <w:b/>
+          <w:bCs/>
+        </w:rPr>
+        <w:t xml:space="preserve">7.</w:t>
+      </w:r>
+      <w:r>
+        <w:rPr>
+          <w:rFonts w:ascii="Times New Roman" w:hAnsi="Times New Roman" w:eastAsia="Times New Roman" w:cs="Times New Roman"/>
+        </w:rPr>
+        <w:t xml:space="preserve"> </w:t>
+      </w:r>
+      <w:r>
+        <w:rPr>
+          <w:rFonts w:hint="eastAsia" w:ascii="Times New Roman" w:hAnsi="Times New Roman" w:eastAsia="FangSong" w:cs="Times New Roman"/>
+        </w:rPr>
+        <w:t>羟醛缩合需要</w:t>
+      </w:r>
+      <w:r>
+        <w:rPr>
+          <w:rFonts w:hint="eastAsia" w:ascii="Times New Roman" w:hAnsi="Times New Roman" w:eastAsia="Times New Roman" w:cs="Times New Roman"/>
+        </w:rPr>
+        <w:t>「</w:t>
+      </w:r>
+      <w:r>
+        <w:rPr>
+          <w:rFonts w:hint="eastAsia" w:ascii="Times New Roman" w:hAnsi="Times New Roman" w:eastAsia="FangSong" w:cs="Times New Roman"/>
+        </w:rPr>
+        <w:t>一方提供烯醇负离子</w:t>
+      </w:r>
+      <w:r>
+        <w:rPr>
+          <w:rFonts w:hint="eastAsia" w:ascii="Times New Roman" w:hAnsi="Times New Roman" w:eastAsia="Times New Roman" w:cs="Times New Roman"/>
+        </w:rPr>
+        <w:t>（</w:t>
+      </w:r>
+      <w:r>
+        <w:rPr>
+          <w:rFonts w:hint="eastAsia" w:ascii="Times New Roman" w:hAnsi="Times New Roman" w:eastAsia="FangSong" w:cs="Times New Roman"/>
+        </w:rPr>
+        <w:t>亲核体</w:t>
+      </w:r>
+      <w:r>
+        <w:rPr>
+          <w:rFonts w:hint="eastAsia" w:ascii="Times New Roman" w:hAnsi="Times New Roman" w:eastAsia="Times New Roman" w:cs="Times New Roman"/>
+        </w:rPr>
+        <w:t>）、</w:t>
+      </w:r>
+      <w:r>
+        <w:rPr>
+          <w:rFonts w:hint="eastAsia" w:ascii="Times New Roman" w:hAnsi="Times New Roman" w:eastAsia="FangSong" w:cs="Times New Roman"/>
+        </w:rPr>
+        <w:t>一方提供羰基</w:t>
+      </w:r>
+      <w:r>
+        <w:rPr>
+          <w:rFonts w:hint="eastAsia" w:ascii="Times New Roman" w:hAnsi="Times New Roman" w:eastAsia="Times New Roman" w:cs="Times New Roman"/>
+        </w:rPr>
+        <w:t>（</w:t>
+      </w:r>
+      <w:r>
+        <w:rPr>
+          <w:rFonts w:hint="eastAsia" w:ascii="Times New Roman" w:hAnsi="Times New Roman" w:eastAsia="FangSong" w:cs="Times New Roman"/>
+        </w:rPr>
+        <w:t>亲电体</w:t>
+      </w:r>
+      <w:r>
+        <w:rPr>
+          <w:rFonts w:hint="eastAsia" w:ascii="Times New Roman" w:hAnsi="Times New Roman" w:eastAsia="Times New Roman" w:cs="Times New Roman"/>
+        </w:rPr>
+        <w:t>）」：</w:t>
+      </w:r>
+      <w:r>
+        <w:rPr>
+          <w:rFonts w:ascii="Times New Roman" w:hAnsi="Times New Roman" w:eastAsia="Times New Roman" w:cs="Times New Roman"/>
+        </w:rPr>
+        <w:t xml:space="preserve"> </w:t>
+      </w:r>
+      <w:r>
+        <w:rPr>
+          <w:rFonts w:ascii="Times New Roman" w:hAnsi="Times New Roman" w:eastAsia="Times New Roman" w:cs="Times New Roman"/>
+        </w:rPr>
+        <w:t xml:space="preserve">- </w:t>
+      </w:r>
+      <w:r>
+        <w:rPr>
+          <w:rFonts w:hint="eastAsia" w:ascii="Times New Roman" w:hAnsi="Times New Roman" w:eastAsia="FangSong" w:cs="Times New Roman"/>
+        </w:rPr>
+        <w:t xml:space="preserve">苯甲醛</w:t>
+      </w:r>
+      <w:r>
+        <w:rPr>
+          <w:rFonts w:hint="eastAsia" w:ascii="Times New Roman" w:hAnsi="Times New Roman" w:eastAsia="FangSong" w:cs="Times New Roman"/>
+          <w:b/>
+          <w:bCs/>
+        </w:rPr>
+        <w:t xml:space="preserve">无</w:t>
+      </w:r>
+      <w:r>
+        <w:rPr>
+          <w:rFonts w:ascii="Times New Roman" w:hAnsi="Times New Roman" w:eastAsia="Times New Roman" w:cs="Times New Roman"/>
+          <w:b/>
+          <w:bCs/>
+        </w:rPr>
+        <w:t xml:space="preserve"> α-H</w:t>
+      </w:r>
+      <w:r>
+        <w:rPr>
+          <w:rFonts w:ascii="Times New Roman" w:hAnsi="Times New Roman" w:eastAsia="Times New Roman" w:cs="Times New Roman"/>
+        </w:rPr>
+        <w:t xml:space="preserve"> </w:t>
+      </w:r>
+      <w:r>
+        <w:rPr>
+          <w:rFonts w:ascii="Times New Roman" w:hAnsi="Times New Roman" w:eastAsia="Times New Roman" w:cs="Times New Roman"/>
+        </w:rPr>
+        <w:t xml:space="preserve">→ </w:t>
+      </w:r>
+      <w:r>
+        <w:rPr>
+          <w:rFonts w:hint="eastAsia" w:ascii="Times New Roman" w:hAnsi="Times New Roman" w:eastAsia="FangSong" w:cs="Times New Roman"/>
+        </w:rPr>
+        <w:t xml:space="preserve">不能生成烯醇负离子</w:t>
+      </w:r>
+      <w:r>
+        <w:rPr>
+          <w:rFonts w:ascii="Times New Roman" w:hAnsi="Times New Roman" w:eastAsia="Times New Roman" w:cs="Times New Roman"/>
+        </w:rPr>
+        <w:t xml:space="preserve"> → </w:t>
+      </w:r>
+      <w:r>
+        <w:rPr>
+          <w:rFonts w:hint="eastAsia" w:ascii="Times New Roman" w:hAnsi="Times New Roman" w:eastAsia="FangSong" w:cs="Times New Roman"/>
+        </w:rPr>
+        <w:t>既不能自缩合</w:t>
+      </w:r>
+      <w:r>
+        <w:rPr>
+          <w:rFonts w:hint="eastAsia" w:ascii="Times New Roman" w:hAnsi="Times New Roman" w:eastAsia="Times New Roman" w:cs="Times New Roman"/>
+        </w:rPr>
+        <w:t>、</w:t>
+      </w:r>
+      <w:r>
+        <w:rPr>
+          <w:rFonts w:hint="eastAsia" w:ascii="Times New Roman" w:hAnsi="Times New Roman" w:eastAsia="FangSong" w:cs="Times New Roman"/>
+        </w:rPr>
+        <w:t>也不能作亲核体</w:t>
+      </w:r>
+      <w:r>
+        <w:rPr>
+          <w:rFonts w:hint="eastAsia" w:ascii="Times New Roman" w:hAnsi="Times New Roman" w:eastAsia="Times New Roman" w:cs="Times New Roman"/>
+        </w:rPr>
+        <w:t>，</w:t>
+      </w:r>
+      <w:r>
+        <w:rPr>
+          <w:rFonts w:hint="eastAsia" w:ascii="Times New Roman" w:hAnsi="Times New Roman" w:eastAsia="FangSong" w:cs="Times New Roman"/>
+        </w:rPr>
+        <w:t>只能作亲电体</w:t>
+      </w:r>
+      <w:r>
+        <w:rPr>
+          <w:rFonts w:hint="eastAsia" w:ascii="Times New Roman" w:hAnsi="Times New Roman" w:eastAsia="Times New Roman" w:cs="Times New Roman"/>
+        </w:rPr>
+        <w:t>；</w:t>
+      </w:r>
+      <w:r>
+        <w:rPr>
+          <w:rFonts w:hint="eastAsia" w:ascii="Times New Roman" w:hAnsi="Times New Roman" w:eastAsia="FangSong" w:cs="Times New Roman"/>
+        </w:rPr>
+        <w:t>乙醛作唯一亲核体</w:t>
+      </w:r>
+      <w:r>
+        <w:rPr>
+          <w:rFonts w:ascii="Times New Roman" w:hAnsi="Times New Roman" w:eastAsia="Times New Roman" w:cs="Times New Roman"/>
+        </w:rPr>
+        <w:t xml:space="preserve"> → </w:t>
+      </w:r>
+      <w:r>
+        <w:rPr>
+          <w:rFonts w:hint="eastAsia" w:ascii="Times New Roman" w:hAnsi="Times New Roman" w:eastAsia="FangSong" w:cs="Times New Roman"/>
+        </w:rPr>
+        <w:t>交叉缩合通道单一</w:t>
+      </w:r>
+      <w:r>
+        <w:rPr>
+          <w:rFonts w:hint="eastAsia" w:ascii="Times New Roman" w:hAnsi="Times New Roman" w:eastAsia="Times New Roman" w:cs="Times New Roman"/>
+        </w:rPr>
+        <w:t>，</w:t>
+      </w:r>
+      <w:r>
+        <w:rPr>
+          <w:rFonts w:hint="eastAsia" w:ascii="Times New Roman" w:hAnsi="Times New Roman" w:eastAsia="FangSong" w:cs="Times New Roman"/>
+        </w:rPr>
+        <w:t>主产物</w:t>
+      </w:r>
+      <w:r>
+        <w:rPr>
+          <w:rFonts w:ascii="Times New Roman" w:hAnsi="Times New Roman" w:eastAsia="Times New Roman" w:cs="Times New Roman"/>
+        </w:rPr>
+        <w:t xml:space="preserve"> </w:t>
+      </w:r>
+      <w:r>
+        <w:rPr>
+          <w:rFonts w:hint="eastAsia" w:ascii="Times New Roman" w:hAnsi="Times New Roman" w:eastAsia="Times New Roman" w:cs="Times New Roman"/>
+        </w:rPr>
+        <w:t>PhCH(OH)CH</w:t>
+      </w:r>
+      <w:r>
+        <w:rPr>
+          <w:rFonts w:hint="eastAsia" w:ascii="Times New Roman" w:hAnsi="Times New Roman" w:eastAsia="Times New Roman" w:cs="Times New Roman"/>
+          <w:vertAlign w:val="subscript"/>
+        </w:rPr>
+        <w:t>2</w:t>
+      </w:r>
+      <w:r>
+        <w:rPr>
+          <w:rFonts w:hint="eastAsia" w:ascii="Times New Roman" w:hAnsi="Times New Roman" w:eastAsia="Times New Roman" w:cs="Times New Roman"/>
+        </w:rPr>
+        <w:t>CHO，</w:t>
+      </w:r>
+      <w:r>
+        <w:rPr>
+          <w:rFonts w:hint="eastAsia" w:ascii="Times New Roman" w:hAnsi="Times New Roman" w:eastAsia="FangSong" w:cs="Times New Roman"/>
+        </w:rPr>
+        <w:t>加热脱水得肉桂醛</w:t>
+      </w:r>
+      <w:r>
+        <w:rPr>
+          <w:rFonts w:ascii="Times New Roman" w:hAnsi="Times New Roman" w:eastAsia="Times New Roman" w:cs="Times New Roman"/>
+        </w:rPr>
+        <w:t xml:space="preserve"> </w:t>
+      </w:r>
+      <w:r>
+        <w:rPr>
+          <w:rFonts w:hint="eastAsia" w:ascii="Times New Roman" w:hAnsi="Times New Roman" w:eastAsia="Times New Roman" w:cs="Times New Roman"/>
+        </w:rPr>
+        <w:t>PhCH=CHCHO。（</w:t>
+      </w:r>
+      <w:r>
+        <w:rPr>
+          <w:rFonts w:hint="eastAsia" w:ascii="Times New Roman" w:hAnsi="Times New Roman" w:eastAsia="FangSong" w:cs="Times New Roman"/>
+        </w:rPr>
+        <w:t>乙醛自缩合仍是副反应</w:t>
+      </w:r>
+      <w:r>
+        <w:rPr>
+          <w:rFonts w:hint="eastAsia" w:ascii="Times New Roman" w:hAnsi="Times New Roman" w:eastAsia="Times New Roman" w:cs="Times New Roman"/>
+        </w:rPr>
+        <w:t>，</w:t>
+      </w:r>
+      <w:r>
+        <w:rPr>
+          <w:rFonts w:hint="eastAsia" w:ascii="Times New Roman" w:hAnsi="Times New Roman" w:eastAsia="FangSong" w:cs="Times New Roman"/>
+        </w:rPr>
+        <w:t>实际操作用过量苯甲醛或向其滴加乙醛来抑制</w:t>
+      </w:r>
+      <w:r>
+        <w:rPr>
+          <w:rFonts w:hint="eastAsia" w:ascii="Times New Roman" w:hAnsi="Times New Roman" w:eastAsia="Times New Roman" w:cs="Times New Roman"/>
+        </w:rPr>
+        <w:t>。）</w:t>
+      </w:r>
+      <w:r>
+        <w:rPr>
+          <w:rFonts w:ascii="Times New Roman" w:hAnsi="Times New Roman" w:eastAsia="Times New Roman" w:cs="Times New Roman"/>
+        </w:rPr>
+        <w:t xml:space="preserve"> </w:t>
+      </w:r>
+      <w:r>
+        <w:rPr>
+          <w:rFonts w:ascii="Times New Roman" w:hAnsi="Times New Roman" w:eastAsia="Times New Roman" w:cs="Times New Roman"/>
+        </w:rPr>
+        <w:t xml:space="preserve">- </w:t>
+      </w:r>
+      <w:r>
+        <w:rPr>
+          <w:rFonts w:hint="eastAsia" w:ascii="Times New Roman" w:hAnsi="Times New Roman" w:eastAsia="FangSong" w:cs="Times New Roman"/>
+        </w:rPr>
+        <w:t xml:space="preserve">乙醛与丙醛</w:t>
+      </w:r>
+      <w:r>
+        <w:rPr>
+          <w:rFonts w:hint="eastAsia" w:ascii="Times New Roman" w:hAnsi="Times New Roman" w:eastAsia="FangSong" w:cs="Times New Roman"/>
+          <w:b/>
+          <w:bCs/>
+        </w:rPr>
+        <w:t xml:space="preserve">都有</w:t>
+      </w:r>
+      <w:r>
+        <w:rPr>
+          <w:rFonts w:ascii="Times New Roman" w:hAnsi="Times New Roman" w:eastAsia="Times New Roman" w:cs="Times New Roman"/>
+          <w:b/>
+          <w:bCs/>
+        </w:rPr>
+        <w:t xml:space="preserve"> α-H</w:t>
+      </w:r>
+      <w:r>
+        <w:rPr>
+          <w:rFonts w:ascii="Times New Roman" w:hAnsi="Times New Roman" w:eastAsia="Times New Roman" w:cs="Times New Roman"/>
+        </w:rPr>
+        <w:t xml:space="preserve"> </w:t>
+      </w:r>
+      <w:r>
+        <w:rPr>
+          <w:rFonts w:ascii="Times New Roman" w:hAnsi="Times New Roman" w:eastAsia="Times New Roman" w:cs="Times New Roman"/>
+        </w:rPr>
+        <w:t xml:space="preserve">→ </w:t>
+      </w:r>
+      <w:r>
+        <w:rPr>
+          <w:rFonts w:hint="eastAsia" w:ascii="Times New Roman" w:hAnsi="Times New Roman" w:eastAsia="FangSong" w:cs="Times New Roman"/>
+        </w:rPr>
+        <w:t>各自都能生成烯醇负离子</w:t>
+      </w:r>
+      <w:r>
+        <w:rPr>
+          <w:rFonts w:hint="eastAsia" w:ascii="Times New Roman" w:hAnsi="Times New Roman" w:eastAsia="Times New Roman" w:cs="Times New Roman"/>
+        </w:rPr>
+        <w:t>（2</w:t>
+      </w:r>
+      <w:r>
+        <w:rPr>
+          <w:rFonts w:ascii="Times New Roman" w:hAnsi="Times New Roman" w:eastAsia="Times New Roman" w:cs="Times New Roman"/>
+        </w:rPr>
+        <w:t xml:space="preserve"> </w:t>
+      </w:r>
+      <w:r>
+        <w:rPr>
+          <w:rFonts w:hint="eastAsia" w:ascii="Times New Roman" w:hAnsi="Times New Roman" w:eastAsia="FangSong" w:cs="Times New Roman"/>
+        </w:rPr>
+        <w:t>种亲核体</w:t>
+      </w:r>
+      <w:r>
+        <w:rPr>
+          <w:rFonts w:hint="eastAsia" w:ascii="Times New Roman" w:hAnsi="Times New Roman" w:eastAsia="Times New Roman" w:cs="Times New Roman"/>
+        </w:rPr>
+        <w:t>），</w:t>
+      </w:r>
+      <w:r>
+        <w:rPr>
+          <w:rFonts w:hint="eastAsia" w:ascii="Times New Roman" w:hAnsi="Times New Roman" w:eastAsia="FangSong" w:cs="Times New Roman"/>
+        </w:rPr>
+        <w:t>又各自都有羰基可作亲电体</w:t>
+      </w:r>
+      <w:r>
+        <w:rPr>
+          <w:rFonts w:hint="eastAsia" w:ascii="Times New Roman" w:hAnsi="Times New Roman" w:eastAsia="Times New Roman" w:cs="Times New Roman"/>
+        </w:rPr>
+        <w:t>（2</w:t>
+      </w:r>
+      <w:r>
+        <w:rPr>
+          <w:rFonts w:ascii="Times New Roman" w:hAnsi="Times New Roman" w:eastAsia="Times New Roman" w:cs="Times New Roman"/>
+        </w:rPr>
+        <w:t xml:space="preserve"> </w:t>
+      </w:r>
+      <w:r>
+        <w:rPr>
+          <w:rFonts w:hint="eastAsia" w:ascii="Times New Roman" w:hAnsi="Times New Roman" w:eastAsia="FangSong" w:cs="Times New Roman"/>
+        </w:rPr>
+        <w:t>种亲电体</w:t>
+      </w:r>
+      <w:r>
+        <w:rPr>
+          <w:rFonts w:hint="eastAsia" w:ascii="Times New Roman" w:hAnsi="Times New Roman" w:eastAsia="Times New Roman" w:cs="Times New Roman"/>
+        </w:rPr>
+        <w:t>）→</w:t>
+      </w:r>
+      <w:r>
+        <w:rPr>
+          <w:rFonts w:ascii="Times New Roman" w:hAnsi="Times New Roman" w:eastAsia="Times New Roman" w:cs="Times New Roman"/>
+        </w:rPr>
+        <w:t xml:space="preserve"> </w:t>
+      </w:r>
+      <w:r>
+        <w:rPr>
+          <w:rFonts w:hint="eastAsia" w:ascii="Times New Roman" w:hAnsi="Times New Roman" w:eastAsia="FangSong" w:cs="Times New Roman"/>
+        </w:rPr>
+        <w:t xml:space="preserve">通道数</w:t>
+      </w:r>
+      <w:r>
+        <w:rPr>
+          <w:rFonts w:ascii="Times New Roman" w:hAnsi="Times New Roman" w:eastAsia="Times New Roman" w:cs="Times New Roman"/>
+        </w:rPr>
+        <w:t xml:space="preserve"> 2×2 = </w:t>
+      </w:r>
+      <w:r>
+        <w:rPr>
+          <w:rFonts w:hint="eastAsia" w:ascii="Times New Roman" w:hAnsi="Times New Roman" w:eastAsia="Times New Roman" w:cs="Times New Roman"/>
+        </w:rPr>
+        <w:t>4：</w:t>
+      </w:r>
+      <w:r>
+        <w:rPr>
+          <w:rFonts w:hint="eastAsia" w:ascii="Times New Roman" w:hAnsi="Times New Roman" w:eastAsia="FangSong" w:cs="Times New Roman"/>
+        </w:rPr>
+        <w:t>乙醛自缩合</w:t>
+      </w:r>
+      <w:r>
+        <w:rPr>
+          <w:rFonts w:hint="eastAsia" w:ascii="Times New Roman" w:hAnsi="Times New Roman" w:eastAsia="Times New Roman" w:cs="Times New Roman"/>
+        </w:rPr>
+        <w:t>、</w:t>
+      </w:r>
+      <w:r>
+        <w:rPr>
+          <w:rFonts w:hint="eastAsia" w:ascii="Times New Roman" w:hAnsi="Times New Roman" w:eastAsia="FangSong" w:cs="Times New Roman"/>
+        </w:rPr>
+        <w:t>丙醛自缩合</w:t>
+      </w:r>
+      <w:r>
+        <w:rPr>
+          <w:rFonts w:hint="eastAsia" w:ascii="Times New Roman" w:hAnsi="Times New Roman" w:eastAsia="Times New Roman" w:cs="Times New Roman"/>
+        </w:rPr>
+        <w:t>、</w:t>
+      </w:r>
+      <w:r>
+        <w:rPr>
+          <w:rFonts w:hint="eastAsia" w:ascii="Times New Roman" w:hAnsi="Times New Roman" w:eastAsia="FangSong" w:cs="Times New Roman"/>
+        </w:rPr>
+        <w:t>两种交叉缩合</w:t>
+      </w:r>
+      <w:r>
+        <w:rPr>
+          <w:rFonts w:hint="eastAsia" w:ascii="Times New Roman" w:hAnsi="Times New Roman" w:eastAsia="Times New Roman" w:cs="Times New Roman"/>
+        </w:rPr>
+        <w:t>，</w:t>
+      </w:r>
+      <w:r>
+        <w:rPr>
+          <w:rFonts w:hint="eastAsia" w:ascii="Times New Roman" w:hAnsi="Times New Roman" w:eastAsia="FangSong" w:cs="Times New Roman"/>
+        </w:rPr>
+        <w:t>且各自还可脱水</w:t>
+      </w:r>
+      <w:r>
+        <w:rPr>
+          <w:rFonts w:ascii="Times New Roman" w:hAnsi="Times New Roman" w:eastAsia="Times New Roman" w:cs="Times New Roman"/>
+        </w:rPr>
+        <w:t xml:space="preserve"> → </w:t>
+      </w:r>
+      <w:r>
+        <w:rPr>
+          <w:rFonts w:hint="eastAsia" w:ascii="Times New Roman" w:hAnsi="Times New Roman" w:eastAsia="FangSong" w:cs="Times New Roman"/>
+        </w:rPr>
+        <w:t>产物复杂</w:t>
+      </w:r>
+      <w:r>
+        <w:rPr>
+          <w:rFonts w:hint="eastAsia" w:ascii="Times New Roman" w:hAnsi="Times New Roman" w:eastAsia="Times New Roman" w:cs="Times New Roman"/>
+        </w:rPr>
+        <w:t>，</w:t>
+      </w:r>
+      <w:r>
+        <w:rPr>
+          <w:rFonts w:hint="eastAsia" w:ascii="Times New Roman" w:hAnsi="Times New Roman" w:eastAsia="FangSong" w:cs="Times New Roman"/>
+        </w:rPr>
+        <w:t>无合成价值</w:t>
+      </w:r>
+      <w:r>
+        <w:rPr>
+          <w:rFonts w:hint="eastAsia" w:ascii="Times New Roman" w:hAnsi="Times New Roman" w:eastAsia="Times New Roman" w:cs="Times New Roman"/>
+        </w:rPr>
+        <w:t>。</w:t>
+      </w:r>
+    </w:p>
+    <w:p>
+      <w:pPr>
+        <w:pStyle w:val="BodyText"/>
+      </w:pPr>
+      <w:r>
+        <w:rPr>
+          <w:rFonts w:ascii="Times New Roman" w:hAnsi="Times New Roman" w:eastAsia="Times New Roman" w:cs="Times New Roman"/>
+          <w:b/>
+          <w:bCs/>
+        </w:rPr>
+        <w:t xml:space="preserve">8.</w:t>
+      </w:r>
+      <w:r>
+        <w:rPr>
+          <w:rFonts w:ascii="Times New Roman" w:hAnsi="Times New Roman" w:eastAsia="Times New Roman" w:cs="Times New Roman"/>
+        </w:rPr>
+        <w:t xml:space="preserve"> </w:t>
+      </w:r>
+      <w:r>
+        <w:rPr>
+          <w:rFonts w:hint="eastAsia" w:ascii="Times New Roman" w:hAnsi="Times New Roman" w:eastAsia="FangSong" w:cs="Times New Roman"/>
+        </w:rPr>
+        <w:t xml:space="preserve">目标</w:t>
+      </w:r>
+      <w:r>
+        <w:rPr>
+          <w:rFonts w:ascii="Times New Roman" w:hAnsi="Times New Roman" w:eastAsia="Times New Roman" w:cs="Times New Roman"/>
+        </w:rPr>
+        <w:t xml:space="preserve"> </w:t>
+      </w:r>
+      <w:r>
+        <w:rPr>
+          <w:rFonts w:hint="eastAsia" w:ascii="Times New Roman" w:hAnsi="Times New Roman" w:eastAsia="Times New Roman" w:cs="Times New Roman"/>
+        </w:rPr>
+        <w:t>4-</w:t>
+      </w:r>
+      <w:r>
+        <w:rPr>
+          <w:rFonts w:hint="eastAsia" w:ascii="Times New Roman" w:hAnsi="Times New Roman" w:eastAsia="FangSong" w:cs="Times New Roman"/>
+        </w:rPr>
+        <w:t>甲基</w:t>
+      </w:r>
+      <w:r>
+        <w:rPr>
+          <w:rFonts w:hint="eastAsia" w:ascii="Times New Roman" w:hAnsi="Times New Roman" w:eastAsia="Times New Roman" w:cs="Times New Roman"/>
+        </w:rPr>
+        <w:t>-2-</w:t>
+      </w:r>
+      <w:r>
+        <w:rPr>
+          <w:rFonts w:hint="eastAsia" w:ascii="Times New Roman" w:hAnsi="Times New Roman" w:eastAsia="FangSong" w:cs="Times New Roman"/>
+        </w:rPr>
+        <w:t>戊酮</w:t>
+      </w:r>
+      <w:r>
+        <w:rPr>
+          <w:rFonts w:ascii="Times New Roman" w:hAnsi="Times New Roman" w:eastAsia="Times New Roman" w:cs="Times New Roman"/>
+        </w:rPr>
+        <w:t xml:space="preserve"> CH</w:t>
+      </w:r>
+      <w:r>
+        <w:rPr>
+          <w:rFonts w:ascii="Times New Roman" w:hAnsi="Times New Roman" w:eastAsia="Times New Roman" w:cs="Times New Roman"/>
+          <w:vertAlign w:val="subscript"/>
+        </w:rPr>
+        <w:t>3</w:t>
+      </w:r>
+      <w:r>
+        <w:rPr>
+          <w:rFonts w:ascii="Times New Roman" w:hAnsi="Times New Roman" w:eastAsia="Times New Roman" w:cs="Times New Roman"/>
+        </w:rPr>
+        <w:t>COCH</w:t>
+      </w:r>
+      <w:r>
+        <w:rPr>
+          <w:rFonts w:ascii="Times New Roman" w:hAnsi="Times New Roman" w:eastAsia="Times New Roman" w:cs="Times New Roman"/>
+          <w:vertAlign w:val="subscript"/>
+        </w:rPr>
+        <w:t>2</w:t>
+      </w:r>
+      <w:r>
+        <w:rPr>
+          <w:rFonts w:ascii="Times New Roman" w:hAnsi="Times New Roman" w:eastAsia="Times New Roman" w:cs="Times New Roman"/>
+        </w:rPr>
+        <w:t>CH(CH</w:t>
+      </w:r>
+      <w:r>
+        <w:rPr>
+          <w:rFonts w:ascii="Times New Roman" w:hAnsi="Times New Roman" w:eastAsia="Times New Roman" w:cs="Times New Roman"/>
+          <w:vertAlign w:val="subscript"/>
+        </w:rPr>
+        <w:t>3</w:t>
+      </w:r>
+      <w:r>
+        <w:rPr>
+          <w:rFonts w:ascii="Times New Roman" w:hAnsi="Times New Roman" w:eastAsia="Times New Roman" w:cs="Times New Roman"/>
+        </w:rPr>
+        <w:t>)</w:t>
+      </w:r>
+      <w:r>
+        <w:rPr>
+          <w:rFonts w:ascii="Times New Roman" w:hAnsi="Times New Roman" w:eastAsia="Times New Roman" w:cs="Times New Roman"/>
+          <w:vertAlign w:val="subscript"/>
+        </w:rPr>
+        <w:t>2</w:t>
+      </w:r>
+      <w:r>
+        <w:rPr>
+          <w:rFonts w:ascii="Times New Roman" w:hAnsi="Times New Roman" w:eastAsia="Times New Roman" w:cs="Times New Roman"/>
+        </w:rPr>
+        <w:t xml:space="preserve"> = </w:t>
+      </w:r>
+      <w:r>
+        <w:rPr>
+          <w:rFonts w:hint="eastAsia" w:ascii="Times New Roman" w:hAnsi="Times New Roman" w:eastAsia="FangSong" w:cs="Times New Roman"/>
+        </w:rPr>
+        <w:t>乙酰乙酸乙酯合成法的典型产物</w:t>
+      </w:r>
+      <w:r>
+        <w:rPr>
+          <w:rFonts w:hint="eastAsia" w:ascii="Times New Roman" w:hAnsi="Times New Roman" w:eastAsia="Times New Roman" w:cs="Times New Roman"/>
+        </w:rPr>
+        <w:t>（R</w:t>
+      </w:r>
+      <w:r>
+        <w:rPr>
+          <w:rFonts w:ascii="Times New Roman" w:hAnsi="Times New Roman" w:eastAsia="Times New Roman" w:cs="Times New Roman"/>
+        </w:rPr>
+        <w:t xml:space="preserve"> = </w:t>
+      </w:r>
+      <w:r>
+        <w:rPr>
+          <w:rFonts w:hint="eastAsia" w:ascii="Times New Roman" w:hAnsi="Times New Roman" w:eastAsia="FangSong" w:cs="Times New Roman"/>
+        </w:rPr>
+        <w:t>异丙基</w:t>
+      </w:r>
+      <w:r>
+        <w:rPr>
+          <w:rFonts w:hint="eastAsia" w:ascii="Times New Roman" w:hAnsi="Times New Roman" w:eastAsia="Times New Roman" w:cs="Times New Roman"/>
+        </w:rPr>
+        <w:t>）：</w:t>
+      </w:r>
+      <w:r>
+        <w:rPr>
+          <w:rFonts w:ascii="Times New Roman" w:hAnsi="Times New Roman" w:eastAsia="Times New Roman" w:cs="Times New Roman"/>
+        </w:rPr>
+        <w:t xml:space="preserve"> </w:t>
+      </w:r>
+      <w:r>
+        <w:rPr>
+          <w:rFonts w:ascii="Times New Roman" w:hAnsi="Times New Roman" w:eastAsia="Times New Roman" w:cs="Times New Roman"/>
+        </w:rPr>
+        <w:t>① CH</w:t>
+      </w:r>
+      <w:r>
+        <w:rPr>
+          <w:rFonts w:ascii="Times New Roman" w:hAnsi="Times New Roman" w:eastAsia="Times New Roman" w:cs="Times New Roman"/>
+          <w:vertAlign w:val="subscript"/>
+        </w:rPr>
+        <w:t>3</w:t>
+      </w:r>
+      <w:r>
+        <w:rPr>
+          <w:rFonts w:ascii="Times New Roman" w:hAnsi="Times New Roman" w:eastAsia="Times New Roman" w:cs="Times New Roman"/>
+        </w:rPr>
+        <w:t>COCH</w:t>
+      </w:r>
+      <w:r>
+        <w:rPr>
+          <w:rFonts w:ascii="Times New Roman" w:hAnsi="Times New Roman" w:eastAsia="Times New Roman" w:cs="Times New Roman"/>
+          <w:vertAlign w:val="subscript"/>
+        </w:rPr>
+        <w:t>2</w:t>
+      </w:r>
+      <w:r>
+        <w:rPr>
+          <w:rFonts w:ascii="Times New Roman" w:hAnsi="Times New Roman" w:eastAsia="Times New Roman" w:cs="Times New Roman"/>
+        </w:rPr>
+        <w:t xml:space="preserve">COOEt + EtONa → </w:t>
+      </w:r>
+      <w:r>
+        <w:rPr>
+          <w:rFonts w:hint="eastAsia" w:ascii="Times New Roman" w:hAnsi="Times New Roman" w:eastAsia="Times New Roman" w:cs="Times New Roman"/>
+        </w:rPr>
+        <w:t>[CH</w:t>
+      </w:r>
+      <w:r>
+        <w:rPr>
+          <w:rFonts w:hint="eastAsia" w:ascii="Times New Roman" w:hAnsi="Times New Roman" w:eastAsia="Times New Roman" w:cs="Times New Roman"/>
+          <w:vertAlign w:val="subscript"/>
+        </w:rPr>
+        <w:t>3</w:t>
+      </w:r>
+      <w:r>
+        <w:rPr>
+          <w:rFonts w:hint="eastAsia" w:ascii="Times New Roman" w:hAnsi="Times New Roman" w:eastAsia="Times New Roman" w:cs="Times New Roman"/>
+        </w:rPr>
+        <w:t>COCHCOOEt]</w:t>
+      </w:r>
+      <w:r>
+        <w:rPr>
+          <w:rFonts w:hint="eastAsia" w:ascii="Times New Roman" w:hAnsi="Times New Roman" w:eastAsia="Times New Roman" w:cs="Times New Roman"/>
+          <w:vertAlign w:val="superscript"/>
+        </w:rPr>
+        <w:t>-</w:t>
+      </w:r>
+      <w:r>
+        <w:rPr>
+          <w:rFonts w:hint="eastAsia" w:ascii="Times New Roman" w:hAnsi="Times New Roman" w:eastAsia="Times New Roman" w:cs="Times New Roman"/>
+        </w:rPr>
+        <w:t>；</w:t>
+      </w:r>
+      <w:r>
+        <w:rPr>
+          <w:rFonts w:ascii="Times New Roman" w:hAnsi="Times New Roman" w:eastAsia="Times New Roman" w:cs="Times New Roman"/>
+        </w:rPr>
+        <w:t xml:space="preserve"> </w:t>
+      </w:r>
+      <w:r>
+        <w:rPr>
+          <w:rFonts w:ascii="Times New Roman" w:hAnsi="Times New Roman" w:eastAsia="Times New Roman" w:cs="Times New Roman"/>
+        </w:rPr>
+        <w:t>② +(CH</w:t>
+      </w:r>
+      <w:r>
+        <w:rPr>
+          <w:rFonts w:ascii="Times New Roman" w:hAnsi="Times New Roman" w:eastAsia="Times New Roman" w:cs="Times New Roman"/>
+          <w:vertAlign w:val="subscript"/>
+        </w:rPr>
+        <w:t>3</w:t>
+      </w:r>
+      <w:r>
+        <w:rPr>
+          <w:rFonts w:ascii="Times New Roman" w:hAnsi="Times New Roman" w:eastAsia="Times New Roman" w:cs="Times New Roman"/>
+        </w:rPr>
+        <w:t>)</w:t>
+      </w:r>
+      <w:r>
+        <w:rPr>
+          <w:rFonts w:ascii="Times New Roman" w:hAnsi="Times New Roman" w:eastAsia="Times New Roman" w:cs="Times New Roman"/>
+          <w:vertAlign w:val="subscript"/>
+        </w:rPr>
+        <w:t>2</w:t>
+      </w:r>
+      <w:r>
+        <w:rPr>
+          <w:rFonts w:ascii="Times New Roman" w:hAnsi="Times New Roman" w:eastAsia="Times New Roman" w:cs="Times New Roman"/>
+        </w:rPr>
+        <w:t xml:space="preserve">CHBr → </w:t>
+      </w:r>
+      <w:r>
+        <w:rPr>
+          <w:rFonts w:hint="eastAsia" w:ascii="Times New Roman" w:hAnsi="Times New Roman" w:eastAsia="Times New Roman" w:cs="Times New Roman"/>
+        </w:rPr>
+        <w:t>CH</w:t>
+      </w:r>
+      <w:r>
+        <w:rPr>
+          <w:rFonts w:hint="eastAsia" w:ascii="Times New Roman" w:hAnsi="Times New Roman" w:eastAsia="Times New Roman" w:cs="Times New Roman"/>
+          <w:vertAlign w:val="subscript"/>
+        </w:rPr>
+        <w:t>3</w:t>
+      </w:r>
+      <w:r>
+        <w:rPr>
+          <w:rFonts w:hint="eastAsia" w:ascii="Times New Roman" w:hAnsi="Times New Roman" w:eastAsia="Times New Roman" w:cs="Times New Roman"/>
+        </w:rPr>
+        <w:t>COCH(CH(CH</w:t>
+      </w:r>
+      <w:r>
+        <w:rPr>
+          <w:rFonts w:hint="eastAsia" w:ascii="Times New Roman" w:hAnsi="Times New Roman" w:eastAsia="Times New Roman" w:cs="Times New Roman"/>
+          <w:vertAlign w:val="subscript"/>
+        </w:rPr>
+        <w:t>3</w:t>
+      </w:r>
+      <w:r>
+        <w:rPr>
+          <w:rFonts w:hint="eastAsia" w:ascii="Times New Roman" w:hAnsi="Times New Roman" w:eastAsia="Times New Roman" w:cs="Times New Roman"/>
+        </w:rPr>
+        <w:t>)</w:t>
+      </w:r>
+      <w:r>
+        <w:rPr>
+          <w:rFonts w:hint="eastAsia" w:ascii="Times New Roman" w:hAnsi="Times New Roman" w:eastAsia="Times New Roman" w:cs="Times New Roman"/>
+          <w:vertAlign w:val="subscript"/>
+        </w:rPr>
+        <w:t>2</w:t>
+      </w:r>
+      <w:r>
+        <w:rPr>
+          <w:rFonts w:hint="eastAsia" w:ascii="Times New Roman" w:hAnsi="Times New Roman" w:eastAsia="Times New Roman" w:cs="Times New Roman"/>
+        </w:rPr>
+        <w:t>)COOEt；</w:t>
+      </w:r>
+      <w:r>
+        <w:rPr>
+          <w:rFonts w:ascii="Times New Roman" w:hAnsi="Times New Roman" w:eastAsia="Times New Roman" w:cs="Times New Roman"/>
+        </w:rPr>
+        <w:t xml:space="preserve"> </w:t>
+      </w:r>
+      <w:r>
+        <w:rPr>
+          <w:rFonts w:ascii="Times New Roman" w:hAnsi="Times New Roman" w:eastAsia="Times New Roman" w:cs="Times New Roman"/>
+        </w:rPr>
+        <w:t xml:space="preserve">③ </w:t>
+      </w:r>
+      <w:r>
+        <w:rPr>
+          <w:rFonts w:hint="eastAsia" w:ascii="Times New Roman" w:hAnsi="Times New Roman" w:eastAsia="FangSong" w:cs="Times New Roman"/>
+        </w:rPr>
+        <w:t xml:space="preserve">稀</w:t>
+      </w:r>
+      <w:r>
+        <w:rPr>
+          <w:rFonts w:ascii="Times New Roman" w:hAnsi="Times New Roman" w:eastAsia="Times New Roman" w:cs="Times New Roman"/>
+        </w:rPr>
+        <w:t xml:space="preserve"> NaOH </w:t>
+      </w:r>
+      <w:r>
+        <w:rPr>
+          <w:rFonts w:hint="eastAsia" w:ascii="Times New Roman" w:hAnsi="Times New Roman" w:eastAsia="FangSong" w:cs="Times New Roman"/>
+        </w:rPr>
+        <w:t xml:space="preserve">水解</w:t>
+      </w:r>
+      <w:r>
+        <w:rPr>
+          <w:rFonts w:ascii="Times New Roman" w:hAnsi="Times New Roman" w:eastAsia="Times New Roman" w:cs="Times New Roman"/>
+        </w:rPr>
+        <w:t xml:space="preserve"> → ④ H</w:t>
+      </w:r>
+      <w:r>
+        <w:rPr>
+          <w:rFonts w:ascii="Times New Roman" w:hAnsi="Times New Roman" w:eastAsia="Times New Roman" w:cs="Times New Roman"/>
+          <w:vertAlign w:val="superscript"/>
+        </w:rPr>
+        <w:t>+</w:t>
+      </w:r>
+      <w:r>
+        <w:rPr>
+          <w:rFonts w:ascii="Times New Roman" w:hAnsi="Times New Roman" w:eastAsia="Times New Roman" w:cs="Times New Roman"/>
+        </w:rPr>
+        <w:t xml:space="preserve">/Δ </w:t>
+      </w:r>
+      <w:r>
+        <w:rPr>
+          <w:rFonts w:hint="eastAsia" w:ascii="Times New Roman" w:hAnsi="Times New Roman" w:eastAsia="FangSong" w:cs="Times New Roman"/>
+        </w:rPr>
+        <w:t xml:space="preserve">脱羧</w:t>
+      </w:r>
+      <w:r>
+        <w:rPr>
+          <w:rFonts w:ascii="Times New Roman" w:hAnsi="Times New Roman" w:eastAsia="Times New Roman" w:cs="Times New Roman"/>
+        </w:rPr>
+        <w:t xml:space="preserve"> → CH</w:t>
+      </w:r>
+      <w:r>
+        <w:rPr>
+          <w:rFonts w:ascii="Times New Roman" w:hAnsi="Times New Roman" w:eastAsia="Times New Roman" w:cs="Times New Roman"/>
+          <w:vertAlign w:val="subscript"/>
+        </w:rPr>
+        <w:t>3</w:t>
+      </w:r>
+      <w:r>
+        <w:rPr>
+          <w:rFonts w:ascii="Times New Roman" w:hAnsi="Times New Roman" w:eastAsia="Times New Roman" w:cs="Times New Roman"/>
+        </w:rPr>
+        <w:t>COCH</w:t>
+      </w:r>
+      <w:r>
+        <w:rPr>
+          <w:rFonts w:ascii="Times New Roman" w:hAnsi="Times New Roman" w:eastAsia="Times New Roman" w:cs="Times New Roman"/>
+          <w:vertAlign w:val="subscript"/>
+        </w:rPr>
+        <w:t>2</w:t>
+      </w:r>
+      <w:r>
+        <w:rPr>
+          <w:rFonts w:ascii="Times New Roman" w:hAnsi="Times New Roman" w:eastAsia="Times New Roman" w:cs="Times New Roman"/>
+        </w:rPr>
+        <w:t>CH(CH</w:t>
+      </w:r>
+      <w:r>
+        <w:rPr>
+          <w:rFonts w:ascii="Times New Roman" w:hAnsi="Times New Roman" w:eastAsia="Times New Roman" w:cs="Times New Roman"/>
+          <w:vertAlign w:val="subscript"/>
+        </w:rPr>
+        <w:t>3</w:t>
+      </w:r>
+      <w:r>
+        <w:rPr>
+          <w:rFonts w:ascii="Times New Roman" w:hAnsi="Times New Roman" w:eastAsia="Times New Roman" w:cs="Times New Roman"/>
+        </w:rPr>
+        <w:t>)</w:t>
+      </w:r>
+      <w:r>
+        <w:rPr>
+          <w:rFonts w:ascii="Times New Roman" w:hAnsi="Times New Roman" w:eastAsia="Times New Roman" w:cs="Times New Roman"/>
+          <w:vertAlign w:val="subscript"/>
+        </w:rPr>
+        <w:t>2</w:t>
+      </w:r>
+      <w:r>
+        <w:rPr>
+          <w:rFonts w:ascii="Times New Roman" w:hAnsi="Times New Roman" w:eastAsia="Times New Roman" w:cs="Times New Roman"/>
+        </w:rPr>
+        <w:t>。</w:t>
+      </w:r>
+      <w:r>
+        <w:rPr>
+          <w:rFonts w:ascii="Times New Roman" w:hAnsi="Times New Roman" w:eastAsia="Times New Roman" w:cs="Times New Roman"/>
+        </w:rPr>
+        <w:t xml:space="preserve"> </w:t>
+      </w:r>
+      <w:r>
+        <w:rPr>
+          <w:rFonts w:hint="eastAsia" w:ascii="Times New Roman" w:hAnsi="Times New Roman" w:eastAsia="FangSong" w:cs="Times New Roman"/>
+        </w:rPr>
+        <w:t>严谨性附注</w:t>
+      </w:r>
+      <w:r>
+        <w:rPr>
+          <w:rFonts w:hint="eastAsia" w:ascii="Times New Roman" w:hAnsi="Times New Roman" w:eastAsia="Times New Roman" w:cs="Times New Roman"/>
+        </w:rPr>
+        <w:t>：</w:t>
+      </w:r>
+      <w:r>
+        <w:rPr>
+          <w:rFonts w:hint="eastAsia" w:ascii="Times New Roman" w:hAnsi="Times New Roman" w:eastAsia="FangSong" w:cs="Times New Roman"/>
+        </w:rPr>
+        <w:t>异丙基卤为</w:t>
+      </w:r>
+      <w:r>
+        <w:rPr>
+          <w:rFonts w:hint="eastAsia" w:ascii="Times New Roman" w:hAnsi="Times New Roman" w:eastAsia="FangSong" w:cs="Times New Roman"/>
+          <w:b/>
+          <w:bCs/>
+        </w:rPr>
+        <w:t xml:space="preserve">仲卤代烷</w:t>
+      </w:r>
+      <w:r>
+        <w:rPr>
+          <w:rFonts w:hint="eastAsia" w:ascii="Times New Roman" w:hAnsi="Times New Roman" w:eastAsia="Times New Roman" w:cs="Times New Roman"/>
+        </w:rPr>
+        <w:t>，</w:t>
+      </w:r>
+      <w:r>
+        <w:rPr>
+          <w:rFonts w:hint="eastAsia" w:ascii="Times New Roman" w:hAnsi="Times New Roman" w:eastAsia="FangSong" w:cs="Times New Roman"/>
+        </w:rPr>
+        <w:t>与乙酰乙酸乙酯钠盐反应时</w:t>
+      </w:r>
+      <w:r>
+        <w:rPr>
+          <w:rFonts w:ascii="Times New Roman" w:hAnsi="Times New Roman" w:eastAsia="Times New Roman" w:cs="Times New Roman"/>
+        </w:rPr>
+        <w:t xml:space="preserve"> E2 </w:t>
+      </w:r>
+      <w:r>
+        <w:rPr>
+          <w:rFonts w:hint="eastAsia" w:ascii="Times New Roman" w:hAnsi="Times New Roman" w:eastAsia="FangSong" w:cs="Times New Roman"/>
+        </w:rPr>
+        <w:t>消除竞争显著</w:t>
+      </w:r>
+      <w:r>
+        <w:rPr>
+          <w:rFonts w:hint="eastAsia" w:ascii="Times New Roman" w:hAnsi="Times New Roman" w:eastAsia="Times New Roman" w:cs="Times New Roman"/>
+        </w:rPr>
+        <w:t>（</w:t>
+      </w:r>
+      <w:r>
+        <w:rPr>
+          <w:rFonts w:hint="eastAsia" w:ascii="Times New Roman" w:hAnsi="Times New Roman" w:eastAsia="FangSong" w:cs="Times New Roman"/>
+        </w:rPr>
+        <w:t>得丙烯</w:t>
+      </w:r>
+      <w:r>
+        <w:rPr>
+          <w:rFonts w:hint="eastAsia" w:ascii="Times New Roman" w:hAnsi="Times New Roman" w:eastAsia="Times New Roman" w:cs="Times New Roman"/>
+        </w:rPr>
+        <w:t>），</w:t>
+      </w:r>
+      <w:r>
+        <w:rPr>
+          <w:rFonts w:hint="eastAsia" w:ascii="Times New Roman" w:hAnsi="Times New Roman" w:eastAsia="FangSong" w:cs="Times New Roman"/>
+        </w:rPr>
+        <w:t>烷基化产率有限</w:t>
+      </w:r>
+      <w:r>
+        <w:rPr>
+          <w:rFonts w:hint="eastAsia" w:ascii="Times New Roman" w:hAnsi="Times New Roman" w:eastAsia="Times New Roman" w:cs="Times New Roman"/>
+        </w:rPr>
+        <w:t>；</w:t>
+      </w:r>
+      <w:r>
+        <w:rPr>
+          <w:rFonts w:hint="eastAsia" w:ascii="Times New Roman" w:hAnsi="Times New Roman" w:eastAsia="FangSong" w:cs="Times New Roman"/>
+        </w:rPr>
+        <w:t>更可靠的替代路线是丙酮自身的</w:t>
+      </w:r>
+      <w:r>
+        <w:rPr>
+          <w:rFonts w:ascii="Times New Roman" w:hAnsi="Times New Roman" w:eastAsia="Times New Roman" w:cs="Times New Roman"/>
+        </w:rPr>
+        <w:t xml:space="preserve"> aldol </w:t>
+      </w:r>
+      <w:r>
+        <w:rPr>
+          <w:rFonts w:hint="eastAsia" w:ascii="Times New Roman" w:hAnsi="Times New Roman" w:eastAsia="FangSong" w:cs="Times New Roman"/>
+        </w:rPr>
+        <w:t>缩合</w:t>
+      </w:r>
+      <w:r>
+        <w:rPr>
+          <w:rFonts w:hint="eastAsia" w:ascii="Times New Roman" w:hAnsi="Times New Roman" w:eastAsia="Times New Roman" w:cs="Times New Roman"/>
+        </w:rPr>
+        <w:t>（→</w:t>
+      </w:r>
+      <w:r>
+        <w:rPr>
+          <w:rFonts w:ascii="Times New Roman" w:hAnsi="Times New Roman" w:eastAsia="Times New Roman" w:cs="Times New Roman"/>
+        </w:rPr>
+        <w:t xml:space="preserve"> </w:t>
+      </w:r>
+      <w:r>
+        <w:rPr>
+          <w:rFonts w:hint="eastAsia" w:ascii="Times New Roman" w:hAnsi="Times New Roman" w:eastAsia="FangSong" w:cs="Times New Roman"/>
+        </w:rPr>
+        <w:t>二丙酮醇</w:t>
+      </w:r>
+      <w:r>
+        <w:rPr>
+          <w:rFonts w:hint="eastAsia" w:ascii="Times New Roman" w:hAnsi="Times New Roman" w:eastAsia="Times New Roman" w:cs="Times New Roman"/>
+        </w:rPr>
+        <w:t>）→</w:t>
+      </w:r>
+      <w:r>
+        <w:rPr>
+          <w:rFonts w:ascii="Times New Roman" w:hAnsi="Times New Roman" w:eastAsia="Times New Roman" w:cs="Times New Roman"/>
+        </w:rPr>
+        <w:t xml:space="preserve"> </w:t>
+      </w:r>
+      <w:r>
+        <w:rPr>
+          <w:rFonts w:hint="eastAsia" w:ascii="Times New Roman" w:hAnsi="Times New Roman" w:eastAsia="FangSong" w:cs="Times New Roman"/>
+        </w:rPr>
+        <w:t>脱水</w:t>
+      </w:r>
+      <w:r>
+        <w:rPr>
+          <w:rFonts w:hint="eastAsia" w:ascii="Times New Roman" w:hAnsi="Times New Roman" w:eastAsia="Times New Roman" w:cs="Times New Roman"/>
+        </w:rPr>
+        <w:t>（→</w:t>
+      </w:r>
+      <w:r>
+        <w:rPr>
+          <w:rFonts w:ascii="Times New Roman" w:hAnsi="Times New Roman" w:eastAsia="Times New Roman" w:cs="Times New Roman"/>
+        </w:rPr>
+        <w:t xml:space="preserve"> </w:t>
+      </w:r>
+      <w:r>
+        <w:rPr>
+          <w:rFonts w:hint="eastAsia" w:ascii="Times New Roman" w:hAnsi="Times New Roman" w:eastAsia="FangSong" w:cs="Times New Roman"/>
+        </w:rPr>
+        <w:t>异亚丙基丙酮</w:t>
+      </w:r>
+      <w:r>
+        <w:rPr>
+          <w:rFonts w:hint="eastAsia" w:ascii="Times New Roman" w:hAnsi="Times New Roman" w:eastAsia="Times New Roman" w:cs="Times New Roman"/>
+        </w:rPr>
+        <w:t>）→</w:t>
+      </w:r>
+      <w:r>
+        <w:rPr>
+          <w:rFonts w:ascii="Times New Roman" w:hAnsi="Times New Roman" w:eastAsia="Times New Roman" w:cs="Times New Roman"/>
+        </w:rPr>
+        <w:t xml:space="preserve"> </w:t>
+      </w:r>
+      <w:r>
+        <w:rPr>
+          <w:rFonts w:hint="eastAsia" w:ascii="Times New Roman" w:hAnsi="Times New Roman" w:eastAsia="FangSong" w:cs="Times New Roman"/>
+        </w:rPr>
+        <w:t xml:space="preserve">选择性氢化</w:t>
+      </w:r>
+      <w:r>
+        <w:rPr>
+          <w:rFonts w:ascii="Times New Roman" w:hAnsi="Times New Roman" w:eastAsia="Times New Roman" w:cs="Times New Roman"/>
+        </w:rPr>
+        <w:t xml:space="preserve"> C=C → </w:t>
+      </w:r>
+      <w:r>
+        <w:rPr>
+          <w:rFonts w:hint="eastAsia" w:ascii="Times New Roman" w:hAnsi="Times New Roman" w:eastAsia="Times New Roman" w:cs="Times New Roman"/>
+        </w:rPr>
+        <w:t>4-</w:t>
+      </w:r>
+      <w:r>
+        <w:rPr>
+          <w:rFonts w:hint="eastAsia" w:ascii="Times New Roman" w:hAnsi="Times New Roman" w:eastAsia="FangSong" w:cs="Times New Roman"/>
+        </w:rPr>
+        <w:t>甲基</w:t>
+      </w:r>
+      <w:r>
+        <w:rPr>
+          <w:rFonts w:hint="eastAsia" w:ascii="Times New Roman" w:hAnsi="Times New Roman" w:eastAsia="Times New Roman" w:cs="Times New Roman"/>
+        </w:rPr>
+        <w:t>-2-</w:t>
+      </w:r>
+      <w:r>
+        <w:rPr>
+          <w:rFonts w:hint="eastAsia" w:ascii="Times New Roman" w:hAnsi="Times New Roman" w:eastAsia="FangSong" w:cs="Times New Roman"/>
+        </w:rPr>
+        <w:t>戊酮</w:t>
+      </w:r>
+      <w:r>
+        <w:rPr>
+          <w:rFonts w:hint="eastAsia" w:ascii="Times New Roman" w:hAnsi="Times New Roman" w:eastAsia="Times New Roman" w:cs="Times New Roman"/>
+        </w:rPr>
+        <w:t>（</w:t>
+      </w:r>
+      <w:r>
+        <w:rPr>
+          <w:rFonts w:hint="eastAsia" w:ascii="Times New Roman" w:hAnsi="Times New Roman" w:eastAsia="FangSong" w:cs="Times New Roman"/>
+        </w:rPr>
+        <w:t>工业</w:t>
+      </w:r>
+      <w:r>
+        <w:rPr>
+          <w:rFonts w:ascii="Times New Roman" w:hAnsi="Times New Roman" w:eastAsia="Times New Roman" w:cs="Times New Roman"/>
+        </w:rPr>
+        <w:t xml:space="preserve"> MIBK </w:t>
+      </w:r>
+      <w:r>
+        <w:rPr>
+          <w:rFonts w:hint="eastAsia" w:ascii="Times New Roman" w:hAnsi="Times New Roman" w:eastAsia="FangSong" w:cs="Times New Roman"/>
+        </w:rPr>
+        <w:t>路线</w:t>
+      </w:r>
+      <w:r>
+        <w:rPr>
+          <w:rFonts w:hint="eastAsia" w:ascii="Times New Roman" w:hAnsi="Times New Roman" w:eastAsia="Times New Roman" w:cs="Times New Roman"/>
+        </w:rPr>
+        <w:t>）。</w:t>
+      </w:r>
+      <w:r>
+        <w:rPr>
+          <w:rFonts w:hint="eastAsia" w:ascii="Times New Roman" w:hAnsi="Times New Roman" w:eastAsia="FangSong" w:cs="Times New Roman"/>
+        </w:rPr>
+        <w:t>若考试按乙酰乙酸乙酯法作答</w:t>
+      </w:r>
+      <w:r>
+        <w:rPr>
+          <w:rFonts w:hint="eastAsia" w:ascii="Times New Roman" w:hAnsi="Times New Roman" w:eastAsia="Times New Roman" w:cs="Times New Roman"/>
+        </w:rPr>
+        <w:t>，</w:t>
+      </w:r>
+      <w:r>
+        <w:rPr>
+          <w:rFonts w:hint="eastAsia" w:ascii="Times New Roman" w:hAnsi="Times New Roman" w:eastAsia="FangSong" w:cs="Times New Roman"/>
+        </w:rPr>
+        <w:t>写出上式并注明仲卤代烷的消除副反应即可</w:t>
+      </w:r>
+      <w:r>
+        <w:rPr>
+          <w:rFonts w:hint="eastAsia" w:ascii="Times New Roman" w:hAnsi="Times New Roman" w:eastAsia="Times New Roman" w:cs="Times New Roman"/>
+        </w:rPr>
+        <w:t>。</w:t>
+      </w:r>
+    </w:p>
+    <w:p>
+      <w:pPr>
+        <w:pStyle w:val="BodyText"/>
+      </w:pPr>
+      <w:r>
+        <w:rPr>
+          <w:rFonts w:ascii="Times New Roman" w:hAnsi="Times New Roman" w:eastAsia="Times New Roman" w:cs="Times New Roman"/>
+          <w:b/>
+          <w:bCs/>
+        </w:rPr>
+        <w:t xml:space="preserve">9.</w:t>
+      </w:r>
+      <w:r>
+        <w:rPr>
+          <w:rFonts w:ascii="Times New Roman" w:hAnsi="Times New Roman" w:eastAsia="Times New Roman" w:cs="Times New Roman"/>
+        </w:rPr>
+        <w:t xml:space="preserve"> </w:t>
+      </w:r>
+      <w:r>
+        <w:rPr>
+          <w:rFonts w:hint="eastAsia" w:ascii="Times New Roman" w:hAnsi="Times New Roman" w:eastAsia="Times New Roman" w:cs="Times New Roman"/>
+        </w:rPr>
+        <w:t>【</w:t>
+      </w:r>
+      <w:r>
+        <w:rPr>
+          <w:rFonts w:hint="eastAsia" w:ascii="Times New Roman" w:hAnsi="Times New Roman" w:eastAsia="FangSong" w:cs="Times New Roman"/>
+        </w:rPr>
+        <w:t>存疑</w:t>
+      </w:r>
+      <w:r>
+        <w:rPr>
+          <w:rFonts w:hint="eastAsia" w:ascii="Times New Roman" w:hAnsi="Times New Roman" w:eastAsia="Times New Roman" w:cs="Times New Roman"/>
+        </w:rPr>
+        <w:t>——</w:t>
+      </w:r>
+      <w:r>
+        <w:rPr>
+          <w:rFonts w:hint="eastAsia" w:ascii="Times New Roman" w:hAnsi="Times New Roman" w:eastAsia="FangSong" w:cs="Times New Roman"/>
+        </w:rPr>
+        <w:t>题面原料与提示疑似不匹配</w:t>
+      </w:r>
+      <w:r>
+        <w:rPr>
+          <w:rFonts w:hint="eastAsia" w:ascii="Times New Roman" w:hAnsi="Times New Roman" w:eastAsia="Times New Roman" w:cs="Times New Roman"/>
+        </w:rPr>
+        <w:t>，</w:t>
+      </w:r>
+      <w:r>
+        <w:rPr>
+          <w:rFonts w:hint="eastAsia" w:ascii="Times New Roman" w:hAnsi="Times New Roman" w:eastAsia="FangSong" w:cs="Times New Roman"/>
+        </w:rPr>
+        <w:t>建议核对原题</w:t>
+      </w:r>
+      <w:r>
+        <w:rPr>
+          <w:rFonts w:hint="eastAsia" w:ascii="Times New Roman" w:hAnsi="Times New Roman" w:eastAsia="Times New Roman" w:cs="Times New Roman"/>
+        </w:rPr>
+        <w:t>】</w:t>
+      </w:r>
+      <w:r>
+        <w:rPr>
+          <w:rFonts w:hint="eastAsia" w:ascii="Times New Roman" w:hAnsi="Times New Roman" w:eastAsia="FangSong" w:cs="Times New Roman"/>
+        </w:rPr>
+        <w:t>严格逆推如下</w:t>
+      </w:r>
+      <w:r>
+        <w:rPr>
+          <w:rFonts w:hint="eastAsia" w:ascii="Times New Roman" w:hAnsi="Times New Roman" w:eastAsia="Times New Roman" w:cs="Times New Roman"/>
+        </w:rPr>
+        <w:t>：</w:t>
+      </w:r>
+      <w:r>
+        <w:rPr>
+          <w:rFonts w:ascii="Times New Roman" w:hAnsi="Times New Roman" w:eastAsia="Times New Roman" w:cs="Times New Roman"/>
+        </w:rPr>
+        <w:t xml:space="preserve"> </w:t>
+      </w:r>
+      <w:r>
+        <w:rPr>
+          <w:rFonts w:hint="eastAsia" w:ascii="Times New Roman" w:hAnsi="Times New Roman" w:eastAsia="FangSong" w:cs="Times New Roman"/>
+        </w:rPr>
+        <w:t xml:space="preserve">目标</w:t>
+      </w:r>
+      <w:r>
+        <w:rPr>
+          <w:rFonts w:ascii="Times New Roman" w:hAnsi="Times New Roman" w:eastAsia="Times New Roman" w:cs="Times New Roman"/>
+        </w:rPr>
+        <w:t xml:space="preserve"> </w:t>
+      </w:r>
+      <w:r>
+        <w:rPr>
+          <w:rFonts w:hint="eastAsia" w:ascii="Times New Roman" w:hAnsi="Times New Roman" w:eastAsia="Times New Roman" w:cs="Times New Roman"/>
+        </w:rPr>
+        <w:t>1-</w:t>
+      </w:r>
+      <w:r>
+        <w:rPr>
+          <w:rFonts w:hint="eastAsia" w:ascii="Times New Roman" w:hAnsi="Times New Roman" w:eastAsia="FangSong" w:cs="Times New Roman"/>
+        </w:rPr>
+        <w:t>甲基</w:t>
+      </w:r>
+      <w:r>
+        <w:rPr>
+          <w:rFonts w:hint="eastAsia" w:ascii="Times New Roman" w:hAnsi="Times New Roman" w:eastAsia="Times New Roman" w:cs="Times New Roman"/>
+        </w:rPr>
+        <w:t>-2-</w:t>
+      </w:r>
+      <w:r>
+        <w:rPr>
+          <w:rFonts w:hint="eastAsia" w:ascii="Times New Roman" w:hAnsi="Times New Roman" w:eastAsia="FangSong" w:cs="Times New Roman"/>
+        </w:rPr>
+        <w:t>乙酰基环戊</w:t>
+      </w:r>
+      <w:r>
+        <w:rPr>
+          <w:rFonts w:hint="eastAsia" w:ascii="Times New Roman" w:hAnsi="Times New Roman" w:eastAsia="Times New Roman" w:cs="Times New Roman"/>
+        </w:rPr>
+        <w:t>-1-</w:t>
+      </w:r>
+      <w:r>
+        <w:rPr>
+          <w:rFonts w:hint="eastAsia" w:ascii="Times New Roman" w:hAnsi="Times New Roman" w:eastAsia="FangSong" w:cs="Times New Roman"/>
+        </w:rPr>
+        <w:t>烯</w:t>
+      </w:r>
+      <w:r>
+        <w:rPr>
+          <w:rFonts w:hint="eastAsia" w:ascii="Times New Roman" w:hAnsi="Times New Roman" w:eastAsia="Times New Roman" w:cs="Times New Roman"/>
+        </w:rPr>
+        <w:t>（8C）</w:t>
+      </w:r>
+      <w:r>
+        <w:rPr>
+          <w:rFonts w:hint="eastAsia" w:ascii="Times New Roman" w:hAnsi="Times New Roman" w:eastAsia="FangSong" w:cs="Times New Roman"/>
+        </w:rPr>
+        <w:t>为</w:t>
+      </w:r>
+      <w:r>
+        <w:rPr>
+          <w:rFonts w:ascii="Times New Roman" w:hAnsi="Times New Roman" w:eastAsia="Times New Roman" w:cs="Times New Roman"/>
+        </w:rPr>
+        <w:t xml:space="preserve"> </w:t>
+      </w:r>
+      <w:r>
+        <w:rPr>
+          <w:rFonts w:hint="eastAsia" w:ascii="Times New Roman" w:hAnsi="Times New Roman" w:eastAsia="Times New Roman" w:cs="Times New Roman"/>
+        </w:rPr>
+        <w:t>α,β-</w:t>
+      </w:r>
+      <w:r>
+        <w:rPr>
+          <w:rFonts w:hint="eastAsia" w:ascii="Times New Roman" w:hAnsi="Times New Roman" w:eastAsia="FangSong" w:cs="Times New Roman"/>
+        </w:rPr>
+        <w:t>不饱和酮</w:t>
+      </w:r>
+      <w:r>
+        <w:rPr>
+          <w:rFonts w:hint="eastAsia" w:ascii="Times New Roman" w:hAnsi="Times New Roman" w:eastAsia="Times New Roman" w:cs="Times New Roman"/>
+        </w:rPr>
+        <w:t>（</w:t>
+      </w:r>
+      <w:r>
+        <w:rPr>
+          <w:rFonts w:hint="eastAsia" w:ascii="Times New Roman" w:hAnsi="Times New Roman" w:eastAsia="FangSong" w:cs="Times New Roman"/>
+        </w:rPr>
+        <w:t>乙酰基</w:t>
+      </w:r>
+      <w:r>
+        <w:rPr>
+          <w:rFonts w:ascii="Times New Roman" w:hAnsi="Times New Roman" w:eastAsia="Times New Roman" w:cs="Times New Roman"/>
+        </w:rPr>
+        <w:t xml:space="preserve"> COCH</w:t>
+      </w:r>
+      <w:r>
+        <w:rPr>
+          <w:rFonts w:ascii="Times New Roman" w:hAnsi="Times New Roman" w:eastAsia="Times New Roman" w:cs="Times New Roman"/>
+          <w:vertAlign w:val="subscript"/>
+        </w:rPr>
+        <w:t>3</w:t>
+      </w:r>
+      <w:r>
+        <w:rPr>
+          <w:rFonts w:ascii="Times New Roman" w:hAnsi="Times New Roman" w:eastAsia="Times New Roman" w:cs="Times New Roman"/>
+        </w:rPr>
+        <w:t xml:space="preserve"> </w:t>
+      </w:r>
+      <w:r>
+        <w:rPr>
+          <w:rFonts w:hint="eastAsia" w:ascii="Times New Roman" w:hAnsi="Times New Roman" w:eastAsia="FangSong" w:cs="Times New Roman"/>
+        </w:rPr>
+        <w:t xml:space="preserve">的</w:t>
+      </w:r>
+      <w:r>
+        <w:rPr>
+          <w:rFonts w:ascii="Times New Roman" w:hAnsi="Times New Roman" w:eastAsia="Times New Roman" w:cs="Times New Roman"/>
+        </w:rPr>
+        <w:t xml:space="preserve"> </w:t>
+      </w:r>
+      <w:r>
+        <w:rPr>
+          <w:rFonts w:hint="eastAsia" w:ascii="Times New Roman" w:hAnsi="Times New Roman" w:eastAsia="Times New Roman" w:cs="Times New Roman"/>
+        </w:rPr>
+        <w:t>α=C2、β=C1），</w:t>
+      </w:r>
+      <w:r>
+        <w:rPr>
+          <w:rFonts w:hint="eastAsia" w:ascii="Times New Roman" w:hAnsi="Times New Roman" w:eastAsia="FangSong" w:cs="Times New Roman"/>
+        </w:rPr>
+        <w:t>其</w:t>
+      </w:r>
+      <w:r>
+        <w:rPr>
+          <w:rFonts w:ascii="Times New Roman" w:hAnsi="Times New Roman" w:eastAsia="Times New Roman" w:cs="Times New Roman"/>
+        </w:rPr>
+        <w:t xml:space="preserve"> aldol </w:t>
+      </w:r>
+      <w:r>
+        <w:rPr>
+          <w:rFonts w:hint="eastAsia" w:ascii="Times New Roman" w:hAnsi="Times New Roman" w:eastAsia="FangSong" w:cs="Times New Roman"/>
+        </w:rPr>
+        <w:t>前体唯一</w:t>
+      </w:r>
+      <w:r>
+        <w:rPr>
+          <w:rFonts w:hint="eastAsia" w:ascii="Times New Roman" w:hAnsi="Times New Roman" w:eastAsia="Times New Roman" w:cs="Times New Roman"/>
+        </w:rPr>
+        <w:t>：2-</w:t>
+      </w:r>
+      <w:r>
+        <w:rPr>
+          <w:rFonts w:hint="eastAsia" w:ascii="Times New Roman" w:hAnsi="Times New Roman" w:eastAsia="FangSong" w:cs="Times New Roman"/>
+        </w:rPr>
+        <w:t>乙酰基</w:t>
+      </w:r>
+      <w:r>
+        <w:rPr>
+          <w:rFonts w:hint="eastAsia" w:ascii="Times New Roman" w:hAnsi="Times New Roman" w:eastAsia="Times New Roman" w:cs="Times New Roman"/>
+        </w:rPr>
+        <w:t>-1-</w:t>
+      </w:r>
+      <w:r>
+        <w:rPr>
+          <w:rFonts w:hint="eastAsia" w:ascii="Times New Roman" w:hAnsi="Times New Roman" w:eastAsia="FangSong" w:cs="Times New Roman"/>
+        </w:rPr>
+        <w:t>甲基环戊</w:t>
+      </w:r>
+      <w:r>
+        <w:rPr>
+          <w:rFonts w:hint="eastAsia" w:ascii="Times New Roman" w:hAnsi="Times New Roman" w:eastAsia="Times New Roman" w:cs="Times New Roman"/>
+        </w:rPr>
+        <w:t>-1-</w:t>
+      </w:r>
+      <w:r>
+        <w:rPr>
+          <w:rFonts w:hint="eastAsia" w:ascii="Times New Roman" w:hAnsi="Times New Roman" w:eastAsia="FangSong" w:cs="Times New Roman"/>
+        </w:rPr>
+        <w:t>醇</w:t>
+      </w:r>
+      <w:r>
+        <w:rPr>
+          <w:rFonts w:hint="eastAsia" w:ascii="Times New Roman" w:hAnsi="Times New Roman" w:eastAsia="Times New Roman" w:cs="Times New Roman"/>
+        </w:rPr>
+        <w:t>（β-</w:t>
+      </w:r>
+      <w:r>
+        <w:rPr>
+          <w:rFonts w:hint="eastAsia" w:ascii="Times New Roman" w:hAnsi="Times New Roman" w:eastAsia="FangSong" w:cs="Times New Roman"/>
+        </w:rPr>
+        <w:t>羟基酮</w:t>
+      </w:r>
+      <w:r>
+        <w:rPr>
+          <w:rFonts w:hint="eastAsia" w:ascii="Times New Roman" w:hAnsi="Times New Roman" w:eastAsia="Times New Roman" w:cs="Times New Roman"/>
+        </w:rPr>
+        <w:t>）；</w:t>
+      </w:r>
+      <w:r>
+        <w:rPr>
+          <w:rFonts w:hint="eastAsia" w:ascii="Times New Roman" w:hAnsi="Times New Roman" w:eastAsia="FangSong" w:cs="Times New Roman"/>
+        </w:rPr>
+        <w:t>再逆</w:t>
+      </w:r>
+      <w:r>
+        <w:rPr>
+          <w:rFonts w:ascii="Times New Roman" w:hAnsi="Times New Roman" w:eastAsia="Times New Roman" w:cs="Times New Roman"/>
+        </w:rPr>
+        <w:t xml:space="preserve"> aldol </w:t>
+      </w:r>
+      <w:r>
+        <w:rPr>
+          <w:rFonts w:hint="eastAsia" w:ascii="Times New Roman" w:hAnsi="Times New Roman" w:eastAsia="FangSong" w:cs="Times New Roman"/>
+        </w:rPr>
+        <w:t xml:space="preserve">断</w:t>
+      </w:r>
+      <w:r>
+        <w:rPr>
+          <w:rFonts w:ascii="Times New Roman" w:hAnsi="Times New Roman" w:eastAsia="Times New Roman" w:cs="Times New Roman"/>
+        </w:rPr>
+        <w:t xml:space="preserve"> C1-C2 </w:t>
+      </w:r>
+      <w:r>
+        <w:rPr>
+          <w:rFonts w:hint="eastAsia" w:ascii="Times New Roman" w:hAnsi="Times New Roman" w:eastAsia="FangSong" w:cs="Times New Roman"/>
+        </w:rPr>
+        <w:t xml:space="preserve">得</w:t>
+      </w:r>
+      <w:r>
+        <w:rPr>
+          <w:rFonts w:ascii="Times New Roman" w:hAnsi="Times New Roman" w:eastAsia="Times New Roman" w:cs="Times New Roman"/>
+        </w:rPr>
+        <w:t xml:space="preserve"> </w:t>
+      </w:r>
+      <w:r>
+        <w:rPr>
+          <w:rFonts w:hint="eastAsia" w:ascii="Times New Roman" w:hAnsi="Times New Roman" w:eastAsia="Times New Roman" w:cs="Times New Roman"/>
+        </w:rPr>
+        <w:t>1,5-</w:t>
+      </w:r>
+      <w:r>
+        <w:rPr>
+          <w:rFonts w:hint="eastAsia" w:ascii="Times New Roman" w:hAnsi="Times New Roman" w:eastAsia="FangSong" w:cs="Times New Roman"/>
+        </w:rPr>
+        <w:t>二羰基化合物</w:t>
+      </w:r>
+      <w:r>
+        <w:rPr>
+          <w:rFonts w:ascii="Times New Roman" w:hAnsi="Times New Roman" w:eastAsia="Times New Roman" w:cs="Times New Roman"/>
+        </w:rPr>
+        <w:t xml:space="preserve"> </w:t>
+      </w:r>
+      <w:r>
+        <w:rPr>
+          <w:rFonts w:hint="eastAsia" w:ascii="Times New Roman" w:hAnsi="Times New Roman" w:eastAsia="Times New Roman" w:cs="Times New Roman"/>
+          <w:b/>
+          <w:bCs/>
+        </w:rPr>
+        <w:t>2,7-</w:t>
+      </w:r>
+      <w:r>
+        <w:rPr>
+          <w:rFonts w:hint="eastAsia" w:ascii="Times New Roman" w:hAnsi="Times New Roman" w:eastAsia="FangSong" w:cs="Times New Roman"/>
+          <w:b/>
+          <w:bCs/>
+        </w:rPr>
+        <w:t>辛二酮</w:t>
+      </w:r>
+      <w:r>
+        <w:rPr>
+          <w:rFonts w:ascii="Times New Roman" w:hAnsi="Times New Roman" w:eastAsia="Times New Roman" w:cs="Times New Roman"/>
+        </w:rPr>
+        <w:t xml:space="preserve"> </w:t>
+      </w:r>
+      <w:r>
+        <w:rPr>
+          <w:rFonts w:ascii="Times New Roman" w:hAnsi="Times New Roman" w:eastAsia="Times New Roman" w:cs="Times New Roman"/>
+        </w:rPr>
+        <w:t>CH</w:t>
+      </w:r>
+      <w:r>
+        <w:rPr>
+          <w:rFonts w:ascii="Times New Roman" w:hAnsi="Times New Roman" w:eastAsia="Times New Roman" w:cs="Times New Roman"/>
+          <w:vertAlign w:val="subscript"/>
+        </w:rPr>
+        <w:t>3</w:t>
+      </w:r>
+      <w:r>
+        <w:rPr>
+          <w:rFonts w:ascii="Times New Roman" w:hAnsi="Times New Roman" w:eastAsia="Times New Roman" w:cs="Times New Roman"/>
+        </w:rPr>
+        <w:t>CO(CH</w:t>
+      </w:r>
+      <w:r>
+        <w:rPr>
+          <w:rFonts w:ascii="Times New Roman" w:hAnsi="Times New Roman" w:eastAsia="Times New Roman" w:cs="Times New Roman"/>
+          <w:vertAlign w:val="subscript"/>
+        </w:rPr>
+        <w:t>2</w:t>
+      </w:r>
+      <w:r>
+        <w:rPr>
+          <w:rFonts w:ascii="Times New Roman" w:hAnsi="Times New Roman" w:eastAsia="Times New Roman" w:cs="Times New Roman"/>
+        </w:rPr>
+        <w:t>)</w:t>
+      </w:r>
+      <w:r>
+        <w:rPr>
+          <w:rFonts w:ascii="Times New Roman" w:hAnsi="Times New Roman" w:eastAsia="Times New Roman" w:cs="Times New Roman"/>
+          <w:vertAlign w:val="subscript"/>
+        </w:rPr>
+        <w:t>4</w:t>
+      </w:r>
+      <w:r>
+        <w:rPr>
+          <w:rFonts w:ascii="Times New Roman" w:hAnsi="Times New Roman" w:eastAsia="Times New Roman" w:cs="Times New Roman"/>
+        </w:rPr>
+        <w:t>COCH</w:t>
+      </w:r>
+      <w:r>
+        <w:rPr>
+          <w:rFonts w:ascii="Times New Roman" w:hAnsi="Times New Roman" w:eastAsia="Times New Roman" w:cs="Times New Roman"/>
+          <w:vertAlign w:val="subscript"/>
+        </w:rPr>
+        <w:t>3</w:t>
+      </w:r>
+      <w:r>
+        <w:rPr>
+          <w:rFonts w:ascii="Times New Roman" w:hAnsi="Times New Roman" w:eastAsia="Times New Roman" w:cs="Times New Roman"/>
+        </w:rPr>
+        <w:t>。</w:t>
+      </w:r>
+      <w:r>
+        <w:rPr>
+          <w:rFonts w:ascii="Times New Roman" w:hAnsi="Times New Roman" w:eastAsia="Times New Roman" w:cs="Times New Roman"/>
+        </w:rPr>
+        <w:t xml:space="preserve"> </w:t>
+      </w:r>
+      <w:r>
+        <w:rPr>
+          <w:rFonts w:hint="eastAsia" w:ascii="Times New Roman" w:hAnsi="Times New Roman" w:eastAsia="Times New Roman" w:cs="Times New Roman"/>
+        </w:rPr>
+        <w:t>2,7-</w:t>
+      </w:r>
+      <w:r>
+        <w:rPr>
+          <w:rFonts w:hint="eastAsia" w:ascii="Times New Roman" w:hAnsi="Times New Roman" w:eastAsia="FangSong" w:cs="Times New Roman"/>
+        </w:rPr>
+        <w:t>辛二酮经</w:t>
+      </w:r>
+      <w:r>
+        <w:rPr>
+          <w:rFonts w:ascii="Times New Roman" w:hAnsi="Times New Roman" w:eastAsia="Times New Roman" w:cs="Times New Roman"/>
+        </w:rPr>
+        <w:t xml:space="preserve"> Michael </w:t>
+      </w:r>
+      <w:r>
+        <w:rPr>
+          <w:rFonts w:hint="eastAsia" w:ascii="Times New Roman" w:hAnsi="Times New Roman" w:eastAsia="FangSong" w:cs="Times New Roman"/>
+        </w:rPr>
+        <w:t>组装</w:t>
+      </w:r>
+      <w:r>
+        <w:rPr>
+          <w:rFonts w:hint="eastAsia" w:ascii="Times New Roman" w:hAnsi="Times New Roman" w:eastAsia="Times New Roman" w:cs="Times New Roman"/>
+        </w:rPr>
+        <w:t>：</w:t>
+      </w:r>
+      <w:r>
+        <w:rPr>
+          <w:rFonts w:hint="eastAsia" w:ascii="Times New Roman" w:hAnsi="Times New Roman" w:eastAsia="FangSong" w:cs="Times New Roman"/>
+        </w:rPr>
+        <w:t>丙酮烯醇负离子</w:t>
+      </w:r>
+      <w:r>
+        <w:rPr>
+          <w:rFonts w:ascii="Times New Roman" w:hAnsi="Times New Roman" w:eastAsia="Times New Roman" w:cs="Times New Roman"/>
+        </w:rPr>
+        <w:t xml:space="preserve"> + </w:t>
+      </w:r>
+      <w:r>
+        <w:rPr>
+          <w:rFonts w:hint="eastAsia" w:ascii="Times New Roman" w:hAnsi="Times New Roman" w:eastAsia="FangSong" w:cs="Times New Roman"/>
+        </w:rPr>
+        <w:t xml:space="preserve">乙基乙烯基酮</w:t>
+      </w:r>
+      <w:r>
+        <w:rPr>
+          <w:rFonts w:ascii="Times New Roman" w:hAnsi="Times New Roman" w:eastAsia="Times New Roman" w:cs="Times New Roman"/>
+        </w:rPr>
+        <w:t xml:space="preserve"> </w:t>
+      </w:r>
+      <w:r>
+        <w:rPr>
+          <w:rFonts w:hint="eastAsia" w:ascii="Times New Roman" w:hAnsi="Times New Roman" w:eastAsia="Times New Roman" w:cs="Times New Roman"/>
+        </w:rPr>
+        <w:t>CH</w:t>
+      </w:r>
+      <w:r>
+        <w:rPr>
+          <w:rFonts w:hint="eastAsia" w:ascii="Times New Roman" w:hAnsi="Times New Roman" w:eastAsia="Times New Roman" w:cs="Times New Roman"/>
+          <w:vertAlign w:val="subscript"/>
+        </w:rPr>
+        <w:t>2</w:t>
+      </w:r>
+      <w:r>
+        <w:rPr>
+          <w:rFonts w:hint="eastAsia" w:ascii="Times New Roman" w:hAnsi="Times New Roman" w:eastAsia="Times New Roman" w:cs="Times New Roman"/>
+        </w:rPr>
+        <w:t>=CHCOCH</w:t>
+      </w:r>
+      <w:r>
+        <w:rPr>
+          <w:rFonts w:hint="eastAsia" w:ascii="Times New Roman" w:hAnsi="Times New Roman" w:eastAsia="Times New Roman" w:cs="Times New Roman"/>
+          <w:vertAlign w:val="subscript"/>
+        </w:rPr>
+        <w:t>2</w:t>
+      </w:r>
+      <w:r>
+        <w:rPr>
+          <w:rFonts w:hint="eastAsia" w:ascii="Times New Roman" w:hAnsi="Times New Roman" w:eastAsia="Times New Roman" w:cs="Times New Roman"/>
+        </w:rPr>
+        <w:t>CH</w:t>
+      </w:r>
+      <w:r>
+        <w:rPr>
+          <w:rFonts w:hint="eastAsia" w:ascii="Times New Roman" w:hAnsi="Times New Roman" w:eastAsia="Times New Roman" w:cs="Times New Roman"/>
+          <w:vertAlign w:val="subscript"/>
+        </w:rPr>
+        <w:t>3</w:t>
+      </w:r>
+      <w:r>
+        <w:rPr>
+          <w:rFonts w:hint="eastAsia" w:ascii="Times New Roman" w:hAnsi="Times New Roman" w:eastAsia="Times New Roman" w:cs="Times New Roman"/>
+        </w:rPr>
+        <w:t>（</w:t>
+      </w:r>
+      <w:r>
+        <w:rPr>
+          <w:rFonts w:hint="eastAsia" w:ascii="Times New Roman" w:hAnsi="Times New Roman" w:eastAsia="FangSong" w:cs="Times New Roman"/>
+        </w:rPr>
+        <w:t>共轭加成</w:t>
+      </w:r>
+      <w:r>
+        <w:rPr>
+          <w:rFonts w:hint="eastAsia" w:ascii="Times New Roman" w:hAnsi="Times New Roman" w:eastAsia="Times New Roman" w:cs="Times New Roman"/>
+        </w:rPr>
+        <w:t>）→</w:t>
+      </w:r>
+      <w:r>
+        <w:rPr>
+          <w:rFonts w:ascii="Times New Roman" w:hAnsi="Times New Roman" w:eastAsia="Times New Roman" w:cs="Times New Roman"/>
+        </w:rPr>
+        <w:t xml:space="preserve"> </w:t>
+      </w:r>
+      <w:r>
+        <w:rPr>
+          <w:rFonts w:hint="eastAsia" w:ascii="Times New Roman" w:hAnsi="Times New Roman" w:eastAsia="Times New Roman" w:cs="Times New Roman"/>
+        </w:rPr>
+        <w:t>2,7-</w:t>
+      </w:r>
+      <w:r>
+        <w:rPr>
+          <w:rFonts w:hint="eastAsia" w:ascii="Times New Roman" w:hAnsi="Times New Roman" w:eastAsia="FangSong" w:cs="Times New Roman"/>
+        </w:rPr>
+        <w:t>辛二酮</w:t>
+      </w:r>
+      <w:r>
+        <w:rPr>
+          <w:rFonts w:hint="eastAsia" w:ascii="Times New Roman" w:hAnsi="Times New Roman" w:eastAsia="Times New Roman" w:cs="Times New Roman"/>
+        </w:rPr>
+        <w:t>；</w:t>
+      </w:r>
+      <w:r>
+        <w:rPr>
+          <w:rFonts w:hint="eastAsia" w:ascii="Times New Roman" w:hAnsi="Times New Roman" w:eastAsia="FangSong" w:cs="Times New Roman"/>
+        </w:rPr>
+        <w:t>随后</w:t>
+      </w:r>
+      <w:r>
+        <w:rPr>
+          <w:rFonts w:ascii="Times New Roman" w:hAnsi="Times New Roman" w:eastAsia="Times New Roman" w:cs="Times New Roman"/>
+        </w:rPr>
+        <w:t xml:space="preserve"> EtONa </w:t>
+      </w:r>
+      <w:r>
+        <w:rPr>
+          <w:rFonts w:hint="eastAsia" w:ascii="Times New Roman" w:hAnsi="Times New Roman" w:eastAsia="FangSong" w:cs="Times New Roman"/>
+        </w:rPr>
+        <w:t xml:space="preserve">催化分子内</w:t>
+      </w:r>
+      <w:r>
+        <w:rPr>
+          <w:rFonts w:ascii="Times New Roman" w:hAnsi="Times New Roman" w:eastAsia="Times New Roman" w:cs="Times New Roman"/>
+        </w:rPr>
+        <w:t xml:space="preserve"> </w:t>
+      </w:r>
+      <w:r>
+        <w:rPr>
+          <w:rFonts w:hint="eastAsia" w:ascii="Times New Roman" w:hAnsi="Times New Roman" w:eastAsia="Times New Roman" w:cs="Times New Roman"/>
+        </w:rPr>
+        <w:t xml:space="preserve">aldol：C3</w:t>
+      </w:r>
+      <w:r>
+        <w:rPr>
+          <w:rFonts w:ascii="Times New Roman" w:hAnsi="Times New Roman" w:eastAsia="Times New Roman" w:cs="Times New Roman"/>
+        </w:rPr>
+        <w:t xml:space="preserve"> </w:t>
+      </w:r>
+      <w:r>
+        <w:rPr>
+          <w:rFonts w:hint="eastAsia" w:ascii="Times New Roman" w:hAnsi="Times New Roman" w:eastAsia="FangSong" w:cs="Times New Roman"/>
+        </w:rPr>
+        <w:t xml:space="preserve">位烯醇负离子进攻另一端羰基</w:t>
+      </w:r>
+      <w:r>
+        <w:rPr>
+          <w:rFonts w:ascii="Times New Roman" w:hAnsi="Times New Roman" w:eastAsia="Times New Roman" w:cs="Times New Roman"/>
+        </w:rPr>
+        <w:t xml:space="preserve"> </w:t>
+      </w:r>
+      <w:r>
+        <w:rPr>
+          <w:rFonts w:hint="eastAsia" w:ascii="Times New Roman" w:hAnsi="Times New Roman" w:eastAsia="Times New Roman" w:cs="Times New Roman"/>
+        </w:rPr>
+        <w:t>C7，</w:t>
+      </w:r>
+      <w:r>
+        <w:rPr>
+          <w:rFonts w:hint="eastAsia" w:ascii="Times New Roman" w:hAnsi="Times New Roman" w:eastAsia="FangSong" w:cs="Times New Roman"/>
+        </w:rPr>
+        <w:t>闭合</w:t>
+      </w:r>
+      <w:r>
+        <w:rPr>
+          <w:rFonts w:hint="eastAsia" w:ascii="Times New Roman" w:hAnsi="Times New Roman" w:eastAsia="FangSong" w:cs="Times New Roman"/>
+          <w:b/>
+          <w:bCs/>
+        </w:rPr>
+        <w:t xml:space="preserve">五元环</w:t>
+      </w:r>
+      <w:r>
+        <w:rPr>
+          <w:rFonts w:hint="eastAsia" w:ascii="Times New Roman" w:hAnsi="Times New Roman" w:eastAsia="Times New Roman" w:cs="Times New Roman"/>
+        </w:rPr>
+        <w:t>（C3-C4-C5-C6-C7）</w:t>
+      </w:r>
+      <w:r>
+        <w:rPr>
+          <w:rFonts w:hint="eastAsia" w:ascii="Times New Roman" w:hAnsi="Times New Roman" w:eastAsia="FangSong" w:cs="Times New Roman"/>
+        </w:rPr>
+        <w:t>得</w:t>
+      </w:r>
+      <w:r>
+        <w:rPr>
+          <w:rFonts w:ascii="Times New Roman" w:hAnsi="Times New Roman" w:eastAsia="Times New Roman" w:cs="Times New Roman"/>
+        </w:rPr>
+        <w:t xml:space="preserve"> </w:t>
+      </w:r>
+      <w:r>
+        <w:rPr>
+          <w:rFonts w:hint="eastAsia" w:ascii="Times New Roman" w:hAnsi="Times New Roman" w:eastAsia="Times New Roman" w:cs="Times New Roman"/>
+        </w:rPr>
+        <w:t>2-</w:t>
+      </w:r>
+      <w:r>
+        <w:rPr>
+          <w:rFonts w:hint="eastAsia" w:ascii="Times New Roman" w:hAnsi="Times New Roman" w:eastAsia="FangSong" w:cs="Times New Roman"/>
+        </w:rPr>
+        <w:t>乙酰基</w:t>
+      </w:r>
+      <w:r>
+        <w:rPr>
+          <w:rFonts w:hint="eastAsia" w:ascii="Times New Roman" w:hAnsi="Times New Roman" w:eastAsia="Times New Roman" w:cs="Times New Roman"/>
+        </w:rPr>
+        <w:t>-1-</w:t>
+      </w:r>
+      <w:r>
+        <w:rPr>
+          <w:rFonts w:hint="eastAsia" w:ascii="Times New Roman" w:hAnsi="Times New Roman" w:eastAsia="FangSong" w:cs="Times New Roman"/>
+        </w:rPr>
+        <w:t>甲基环戊</w:t>
+      </w:r>
+      <w:r>
+        <w:rPr>
+          <w:rFonts w:hint="eastAsia" w:ascii="Times New Roman" w:hAnsi="Times New Roman" w:eastAsia="Times New Roman" w:cs="Times New Roman"/>
+        </w:rPr>
+        <w:t>-1-</w:t>
+      </w:r>
+      <w:r>
+        <w:rPr>
+          <w:rFonts w:hint="eastAsia" w:ascii="Times New Roman" w:hAnsi="Times New Roman" w:eastAsia="FangSong" w:cs="Times New Roman"/>
+        </w:rPr>
+        <w:t>醇</w:t>
+      </w:r>
+      <w:r>
+        <w:rPr>
+          <w:rFonts w:hint="eastAsia" w:ascii="Times New Roman" w:hAnsi="Times New Roman" w:eastAsia="Times New Roman" w:cs="Times New Roman"/>
+        </w:rPr>
+        <w:t>，</w:t>
+      </w:r>
+      <w:r>
+        <w:rPr>
+          <w:rFonts w:hint="eastAsia" w:ascii="Times New Roman" w:hAnsi="Times New Roman" w:eastAsia="FangSong" w:cs="Times New Roman"/>
+        </w:rPr>
+        <w:t>加热脱水得目标</w:t>
+      </w:r>
+      <w:r>
+        <w:rPr>
+          <w:rFonts w:hint="eastAsia" w:ascii="Times New Roman" w:hAnsi="Times New Roman" w:eastAsia="Times New Roman" w:cs="Times New Roman"/>
+        </w:rPr>
+        <w:t>。</w:t>
+      </w:r>
+      <w:r>
+        <w:rPr>
+          <w:rFonts w:ascii="Times New Roman" w:hAnsi="Times New Roman" w:eastAsia="Times New Roman" w:cs="Times New Roman"/>
+        </w:rPr>
+        <w:t xml:space="preserve"> </w:t>
+      </w:r>
+      <w:r>
+        <w:rPr>
+          <w:rFonts w:hint="eastAsia" w:ascii="Times New Roman" w:hAnsi="Times New Roman" w:eastAsia="FangSong" w:cs="Times New Roman"/>
+        </w:rPr>
+        <w:t>存疑说明</w:t>
+      </w:r>
+      <w:r>
+        <w:rPr>
+          <w:rFonts w:hint="eastAsia" w:ascii="Times New Roman" w:hAnsi="Times New Roman" w:eastAsia="Times New Roman" w:cs="Times New Roman"/>
+        </w:rPr>
+        <w:t>：</w:t>
+      </w:r>
+      <w:r>
+        <w:rPr>
+          <w:rFonts w:hint="eastAsia" w:ascii="Times New Roman" w:hAnsi="Times New Roman" w:eastAsia="FangSong" w:cs="Times New Roman"/>
+        </w:rPr>
+        <w:t>题给原料</w:t>
+      </w:r>
+      <w:r>
+        <w:rPr>
+          <w:rFonts w:hint="eastAsia" w:ascii="Times New Roman" w:hAnsi="Times New Roman" w:eastAsia="Times New Roman" w:cs="Times New Roman"/>
+        </w:rPr>
+        <w:t>「</w:t>
+      </w:r>
+      <w:r>
+        <w:rPr>
+          <w:rFonts w:hint="eastAsia" w:ascii="Times New Roman" w:hAnsi="Times New Roman" w:eastAsia="FangSong" w:cs="Times New Roman"/>
+        </w:rPr>
+        <w:t>环己酮</w:t>
+      </w:r>
+      <w:r>
+        <w:rPr>
+          <w:rFonts w:hint="eastAsia" w:ascii="Times New Roman" w:hAnsi="Times New Roman" w:eastAsia="Times New Roman" w:cs="Times New Roman"/>
+        </w:rPr>
+        <w:t>」</w:t>
+      </w:r>
+      <w:r>
+        <w:rPr>
+          <w:rFonts w:hint="eastAsia" w:ascii="Times New Roman" w:hAnsi="Times New Roman" w:eastAsia="FangSong" w:cs="Times New Roman"/>
+        </w:rPr>
+        <w:t>无法衔接上述路线</w:t>
+      </w:r>
+      <w:r>
+        <w:rPr>
+          <w:rFonts w:hint="eastAsia" w:ascii="Times New Roman" w:hAnsi="Times New Roman" w:eastAsia="Times New Roman" w:cs="Times New Roman"/>
+        </w:rPr>
+        <w:t>——</w:t>
+      </w:r>
+      <w:r>
+        <w:rPr>
+          <w:rFonts w:hint="eastAsia" w:ascii="Times New Roman" w:hAnsi="Times New Roman" w:eastAsia="FangSong" w:cs="Times New Roman"/>
+        </w:rPr>
+        <w:t>环己酮与甲基乙烯基酮</w:t>
+      </w:r>
+      <w:r>
+        <w:rPr>
+          <w:rFonts w:hint="eastAsia" w:ascii="Times New Roman" w:hAnsi="Times New Roman" w:eastAsia="Times New Roman" w:cs="Times New Roman"/>
+        </w:rPr>
+        <w:t>（MVK）</w:t>
+      </w:r>
+      <w:r>
+        <w:rPr>
+          <w:rFonts w:hint="eastAsia" w:ascii="Times New Roman" w:hAnsi="Times New Roman" w:eastAsia="FangSong" w:cs="Times New Roman"/>
+        </w:rPr>
+        <w:t>经</w:t>
+      </w:r>
+      <w:r>
+        <w:rPr>
+          <w:rFonts w:ascii="Times New Roman" w:hAnsi="Times New Roman" w:eastAsia="Times New Roman" w:cs="Times New Roman"/>
+        </w:rPr>
+        <w:t xml:space="preserve"> Michael + </w:t>
+      </w:r>
+      <w:r>
+        <w:rPr>
+          <w:rFonts w:hint="eastAsia" w:ascii="Times New Roman" w:hAnsi="Times New Roman" w:eastAsia="FangSong" w:cs="Times New Roman"/>
+        </w:rPr>
+        <w:t xml:space="preserve">分子内</w:t>
+      </w:r>
+      <w:r>
+        <w:rPr>
+          <w:rFonts w:ascii="Times New Roman" w:hAnsi="Times New Roman" w:eastAsia="Times New Roman" w:cs="Times New Roman"/>
+        </w:rPr>
+        <w:t xml:space="preserve"> aldol </w:t>
+      </w:r>
+      <w:r>
+        <w:rPr>
+          <w:rFonts w:hint="eastAsia" w:ascii="Times New Roman" w:hAnsi="Times New Roman" w:eastAsia="FangSong" w:cs="Times New Roman"/>
+        </w:rPr>
+        <w:t>的所有通道</w:t>
+      </w:r>
+      <w:r>
+        <w:rPr>
+          <w:rFonts w:hint="eastAsia" w:ascii="Times New Roman" w:hAnsi="Times New Roman" w:eastAsia="Times New Roman" w:cs="Times New Roman"/>
+        </w:rPr>
+        <w:t>（</w:t>
+      </w:r>
+      <w:r>
+        <w:rPr>
+          <w:rFonts w:hint="eastAsia" w:ascii="Times New Roman" w:hAnsi="Times New Roman" w:eastAsia="FangSong" w:cs="Times New Roman"/>
+        </w:rPr>
+        <w:t>环烯醇进攻侧链羰基</w:t>
+      </w:r>
+      <w:r>
+        <w:rPr>
+          <w:rFonts w:hint="eastAsia" w:ascii="Times New Roman" w:hAnsi="Times New Roman" w:eastAsia="Times New Roman" w:cs="Times New Roman"/>
+        </w:rPr>
+        <w:t>、</w:t>
+      </w:r>
+      <w:r>
+        <w:rPr>
+          <w:rFonts w:hint="eastAsia" w:ascii="Times New Roman" w:hAnsi="Times New Roman" w:eastAsia="FangSong" w:cs="Times New Roman"/>
+        </w:rPr>
+        <w:t>侧链烯醇进攻环羰基</w:t>
+      </w:r>
+      <w:r>
+        <w:rPr>
+          <w:rFonts w:hint="eastAsia" w:ascii="Times New Roman" w:hAnsi="Times New Roman" w:eastAsia="Times New Roman" w:cs="Times New Roman"/>
+        </w:rPr>
+        <w:t>）</w:t>
+      </w:r>
+      <w:r>
+        <w:rPr>
+          <w:rFonts w:hint="eastAsia" w:ascii="Times New Roman" w:hAnsi="Times New Roman" w:eastAsia="FangSong" w:cs="Times New Roman"/>
+        </w:rPr>
+        <w:t>均得</w:t>
+      </w:r>
+      <w:r>
+        <w:rPr>
+          <w:rFonts w:ascii="Times New Roman" w:hAnsi="Times New Roman" w:eastAsia="Times New Roman" w:cs="Times New Roman"/>
+        </w:rPr>
+        <w:t xml:space="preserve"> Robinson </w:t>
+      </w:r>
+      <w:r>
+        <w:rPr>
+          <w:rFonts w:hint="eastAsia" w:ascii="Times New Roman" w:hAnsi="Times New Roman" w:eastAsia="FangSong" w:cs="Times New Roman"/>
+        </w:rPr>
+        <w:t>增环的双环</w:t>
+      </w:r>
+      <w:r>
+        <w:rPr>
+          <w:rFonts w:hint="eastAsia" w:ascii="Times New Roman" w:hAnsi="Times New Roman" w:eastAsia="Times New Roman" w:cs="Times New Roman"/>
+        </w:rPr>
+        <w:t>[4.4.0]</w:t>
+      </w:r>
+      <w:r>
+        <w:rPr>
+          <w:rFonts w:hint="eastAsia" w:ascii="Times New Roman" w:hAnsi="Times New Roman" w:eastAsia="FangSong" w:cs="Times New Roman"/>
+        </w:rPr>
+        <w:t>产物</w:t>
+      </w:r>
+      <w:r>
+        <w:rPr>
+          <w:rFonts w:hint="eastAsia" w:ascii="Times New Roman" w:hAnsi="Times New Roman" w:eastAsia="Times New Roman" w:cs="Times New Roman"/>
+        </w:rPr>
+        <w:t>（</w:t>
+      </w:r>
+      <w:r>
+        <w:rPr>
+          <w:rFonts w:hint="eastAsia" w:ascii="Times New Roman" w:hAnsi="Times New Roman" w:eastAsia="FangSong" w:cs="Times New Roman"/>
+        </w:rPr>
+        <w:t>八氢萘烯酮</w:t>
+      </w:r>
+      <w:r>
+        <w:rPr>
+          <w:rFonts w:hint="eastAsia" w:ascii="Times New Roman" w:hAnsi="Times New Roman" w:eastAsia="Times New Roman" w:cs="Times New Roman"/>
+        </w:rPr>
+        <w:t>），</w:t>
+      </w:r>
+      <w:r>
+        <w:rPr>
+          <w:rFonts w:hint="eastAsia" w:ascii="Times New Roman" w:hAnsi="Times New Roman" w:eastAsia="FangSong" w:cs="Times New Roman"/>
+        </w:rPr>
+        <w:t>而非五元单环</w:t>
+      </w:r>
+      <w:r>
+        <w:rPr>
+          <w:rFonts w:hint="eastAsia" w:ascii="Times New Roman" w:hAnsi="Times New Roman" w:eastAsia="Times New Roman" w:cs="Times New Roman"/>
+        </w:rPr>
+        <w:t>。</w:t>
+      </w:r>
+      <w:r>
+        <w:rPr>
+          <w:rFonts w:hint="eastAsia" w:ascii="Times New Roman" w:hAnsi="Times New Roman" w:eastAsia="FangSong" w:cs="Times New Roman"/>
+        </w:rPr>
+        <w:t>疑题面原料或目标有误</w:t>
+      </w:r>
+      <w:r>
+        <w:rPr>
+          <w:rFonts w:hint="eastAsia" w:ascii="Times New Roman" w:hAnsi="Times New Roman" w:eastAsia="Times New Roman" w:cs="Times New Roman"/>
+        </w:rPr>
+        <w:t>；</w:t>
+      </w:r>
+      <w:r>
+        <w:rPr>
+          <w:rFonts w:hint="eastAsia" w:ascii="Times New Roman" w:hAnsi="Times New Roman" w:eastAsia="FangSong" w:cs="Times New Roman"/>
+        </w:rPr>
+        <w:t>若原料改为</w:t>
+      </w:r>
+      <w:r>
+        <w:rPr>
+          <w:rFonts w:hint="eastAsia" w:ascii="Times New Roman" w:hAnsi="Times New Roman" w:eastAsia="Times New Roman" w:cs="Times New Roman"/>
+        </w:rPr>
+        <w:t>「</w:t>
+      </w:r>
+      <w:r>
+        <w:rPr>
+          <w:rFonts w:hint="eastAsia" w:ascii="Times New Roman" w:hAnsi="Times New Roman" w:eastAsia="FangSong" w:cs="Times New Roman"/>
+        </w:rPr>
+        <w:t>丙酮</w:t>
+      </w:r>
+      <w:r>
+        <w:rPr>
+          <w:rFonts w:hint="eastAsia" w:ascii="Times New Roman" w:hAnsi="Times New Roman" w:eastAsia="Times New Roman" w:cs="Times New Roman"/>
+        </w:rPr>
+        <w:t>」，</w:t>
+      </w:r>
+      <w:r>
+        <w:rPr>
+          <w:rFonts w:hint="eastAsia" w:ascii="Times New Roman" w:hAnsi="Times New Roman" w:eastAsia="FangSong" w:cs="Times New Roman"/>
+        </w:rPr>
+        <w:t>上述路线即完整成立</w:t>
+      </w:r>
+      <w:r>
+        <w:rPr>
+          <w:rFonts w:hint="eastAsia" w:ascii="Times New Roman" w:hAnsi="Times New Roman" w:eastAsia="Times New Roman" w:cs="Times New Roman"/>
+        </w:rPr>
+        <w:t>。</w:t>
+      </w:r>
+    </w:p>
+    <w:p>
+      <w:pPr>
+        <w:pStyle w:val="BodyText"/>
+      </w:pPr>
+      <w:r>
+        <w:rPr>
+          <w:rFonts w:ascii="Times New Roman" w:hAnsi="Times New Roman" w:eastAsia="Times New Roman" w:cs="Times New Roman"/>
+          <w:b/>
+          <w:bCs/>
+        </w:rPr>
+        <w:t xml:space="preserve">10.</w:t>
+      </w:r>
+      <w:r>
+        <w:rPr>
+          <w:rFonts w:ascii="Times New Roman" w:hAnsi="Times New Roman" w:eastAsia="Times New Roman" w:cs="Times New Roman"/>
+        </w:rPr>
+        <w:t xml:space="preserve"> </w:t>
+      </w:r>
+      <w:r>
+        <w:rPr>
+          <w:rFonts w:hint="eastAsia" w:ascii="Times New Roman" w:hAnsi="Times New Roman" w:eastAsia="Times New Roman" w:cs="Times New Roman"/>
+        </w:rPr>
+        <w:t>【</w:t>
+      </w:r>
+      <w:r>
+        <w:rPr>
+          <w:rFonts w:hint="eastAsia" w:ascii="Times New Roman" w:hAnsi="Times New Roman" w:eastAsia="FangSong" w:cs="Times New Roman"/>
+        </w:rPr>
+        <w:t>存疑</w:t>
+      </w:r>
+      <w:r>
+        <w:rPr>
+          <w:rFonts w:hint="eastAsia" w:ascii="Times New Roman" w:hAnsi="Times New Roman" w:eastAsia="Times New Roman" w:cs="Times New Roman"/>
+        </w:rPr>
+        <w:t>——</w:t>
+      </w:r>
+      <w:r>
+        <w:rPr>
+          <w:rFonts w:hint="eastAsia" w:ascii="Times New Roman" w:hAnsi="Times New Roman" w:eastAsia="FangSong" w:cs="Times New Roman"/>
+        </w:rPr>
+        <w:t>题面判据与分子式矛盾</w:t>
+      </w:r>
+      <w:r>
+        <w:rPr>
+          <w:rFonts w:hint="eastAsia" w:ascii="Times New Roman" w:hAnsi="Times New Roman" w:eastAsia="Times New Roman" w:cs="Times New Roman"/>
+        </w:rPr>
+        <w:t>，</w:t>
+      </w:r>
+      <w:r>
+        <w:rPr>
+          <w:rFonts w:hint="eastAsia" w:ascii="Times New Roman" w:hAnsi="Times New Roman" w:eastAsia="FangSong" w:cs="Times New Roman"/>
+        </w:rPr>
+        <w:t>按定量关系复原如下</w:t>
+      </w:r>
+      <w:r>
+        <w:rPr>
+          <w:rFonts w:hint="eastAsia" w:ascii="Times New Roman" w:hAnsi="Times New Roman" w:eastAsia="Times New Roman" w:cs="Times New Roman"/>
+        </w:rPr>
+        <w:t>】</w:t>
+      </w:r>
+      <w:r>
+        <w:rPr>
+          <w:rFonts w:ascii="Times New Roman" w:hAnsi="Times New Roman" w:eastAsia="Times New Roman" w:cs="Times New Roman"/>
+        </w:rPr>
+        <w:t xml:space="preserve"> </w:t>
+      </w:r>
+      <w:r>
+        <w:rPr>
+          <w:rFonts w:ascii="Times New Roman" w:hAnsi="Times New Roman" w:eastAsia="Times New Roman" w:cs="Times New Roman"/>
+        </w:rPr>
+        <w:t>C</w:t>
+      </w:r>
+      <w:r>
+        <w:rPr>
+          <w:rFonts w:ascii="Times New Roman" w:hAnsi="Times New Roman" w:eastAsia="Times New Roman" w:cs="Times New Roman"/>
+          <w:vertAlign w:val="subscript"/>
+        </w:rPr>
+        <w:t>6</w:t>
+      </w:r>
+      <w:r>
+        <w:rPr>
+          <w:rFonts w:ascii="Times New Roman" w:hAnsi="Times New Roman" w:eastAsia="Times New Roman" w:cs="Times New Roman"/>
+        </w:rPr>
+        <w:t>H</w:t>
+      </w:r>
+      <w:r>
+        <w:rPr>
+          <w:rFonts w:ascii="Times New Roman" w:hAnsi="Times New Roman" w:eastAsia="Times New Roman" w:cs="Times New Roman"/>
+          <w:vertAlign w:val="subscript"/>
+        </w:rPr>
+        <w:t>10</w:t>
+      </w:r>
+      <w:r>
+        <w:rPr>
+          <w:rFonts w:ascii="Times New Roman" w:hAnsi="Times New Roman" w:eastAsia="Times New Roman" w:cs="Times New Roman"/>
+        </w:rPr>
+        <w:t>O</w:t>
+      </w:r>
+      <w:r>
+        <w:rPr>
+          <w:rFonts w:ascii="Times New Roman" w:hAnsi="Times New Roman" w:eastAsia="Times New Roman" w:cs="Times New Roman"/>
+          <w:vertAlign w:val="subscript"/>
+        </w:rPr>
+        <w:t>4</w:t>
+      </w:r>
+      <w:r>
+        <w:rPr>
+          <w:rFonts w:ascii="Times New Roman" w:hAnsi="Times New Roman" w:eastAsia="Times New Roman" w:cs="Times New Roman"/>
+        </w:rPr>
+        <w:t xml:space="preserve"> </w:t>
+      </w:r>
+      <w:r>
+        <w:rPr>
+          <w:rFonts w:hint="eastAsia" w:ascii="Times New Roman" w:hAnsi="Times New Roman" w:eastAsia="FangSong" w:cs="Times New Roman"/>
+        </w:rPr>
+        <w:t xml:space="preserve">的</w:t>
+      </w:r>
+      <w:r>
+        <w:rPr>
+          <w:rFonts w:ascii="Times New Roman" w:hAnsi="Times New Roman" w:eastAsia="Times New Roman" w:cs="Times New Roman"/>
+        </w:rPr>
+        <w:t xml:space="preserve"> Ω = (2×6+2-10)/2 = </w:t>
+      </w:r>
+      <w:r>
+        <w:rPr>
+          <w:rFonts w:hint="eastAsia" w:ascii="Times New Roman" w:hAnsi="Times New Roman" w:eastAsia="Times New Roman" w:cs="Times New Roman"/>
+        </w:rPr>
+        <w:t>2，</w:t>
+      </w:r>
+      <w:r>
+        <w:rPr>
+          <w:rFonts w:hint="eastAsia" w:ascii="Times New Roman" w:hAnsi="Times New Roman" w:eastAsia="FangSong" w:cs="Times New Roman"/>
+        </w:rPr>
+        <w:t>若为两个</w:t>
+      </w:r>
+      <w:r>
+        <w:rPr>
+          <w:rFonts w:ascii="Times New Roman" w:hAnsi="Times New Roman" w:eastAsia="Times New Roman" w:cs="Times New Roman"/>
+        </w:rPr>
+        <w:t xml:space="preserve"> C=O </w:t>
+      </w:r>
+      <w:r>
+        <w:rPr>
+          <w:rFonts w:hint="eastAsia" w:ascii="Times New Roman" w:hAnsi="Times New Roman" w:eastAsia="FangSong" w:cs="Times New Roman"/>
+        </w:rPr>
+        <w:t xml:space="preserve">占满</w:t>
+      </w:r>
+      <w:r>
+        <w:rPr>
+          <w:rFonts w:ascii="Times New Roman" w:hAnsi="Times New Roman" w:eastAsia="Times New Roman" w:cs="Times New Roman"/>
+        </w:rPr>
+        <w:t xml:space="preserve"> → </w:t>
+      </w:r>
+      <w:r>
+        <w:rPr>
+          <w:rFonts w:hint="eastAsia" w:ascii="Times New Roman" w:hAnsi="Times New Roman" w:eastAsia="FangSong" w:cs="Times New Roman"/>
+        </w:rPr>
+        <w:t>只能是饱和二元羧酸</w:t>
+      </w:r>
+      <w:r>
+        <w:rPr>
+          <w:rFonts w:hint="eastAsia" w:ascii="Times New Roman" w:hAnsi="Times New Roman" w:eastAsia="Times New Roman" w:cs="Times New Roman"/>
+        </w:rPr>
+        <w:t>，</w:t>
+      </w:r>
+      <w:r>
+        <w:rPr>
+          <w:rFonts w:hint="eastAsia" w:ascii="Times New Roman" w:hAnsi="Times New Roman" w:eastAsia="FangSong" w:cs="Times New Roman"/>
+        </w:rPr>
+        <w:t>分子内不存在甲基酮或</w:t>
+      </w:r>
+      <w:r>
+        <w:rPr>
+          <w:rFonts w:ascii="Times New Roman" w:hAnsi="Times New Roman" w:eastAsia="Times New Roman" w:cs="Times New Roman"/>
+        </w:rPr>
+        <w:t xml:space="preserve"> CH</w:t>
+      </w:r>
+      <w:r>
+        <w:rPr>
+          <w:rFonts w:ascii="Times New Roman" w:hAnsi="Times New Roman" w:eastAsia="Times New Roman" w:cs="Times New Roman"/>
+          <w:vertAlign w:val="subscript"/>
+        </w:rPr>
+        <w:t>3</w:t>
+      </w:r>
+      <w:r>
+        <w:rPr>
+          <w:rFonts w:ascii="Times New Roman" w:hAnsi="Times New Roman" w:eastAsia="Times New Roman" w:cs="Times New Roman"/>
+        </w:rPr>
+        <w:t xml:space="preserve">CH(OH)- </w:t>
+      </w:r>
+      <w:r>
+        <w:rPr>
+          <w:rFonts w:hint="eastAsia" w:ascii="Times New Roman" w:hAnsi="Times New Roman" w:eastAsia="FangSong" w:cs="Times New Roman"/>
+        </w:rPr>
+        <w:t>结构</w:t>
+      </w:r>
+      <w:r>
+        <w:rPr>
+          <w:rFonts w:hint="eastAsia" w:ascii="Times New Roman" w:hAnsi="Times New Roman" w:eastAsia="Times New Roman" w:cs="Times New Roman"/>
+        </w:rPr>
+        <w:t>，</w:t>
+      </w:r>
+      <w:r>
+        <w:rPr>
+          <w:rFonts w:hint="eastAsia" w:ascii="Times New Roman" w:hAnsi="Times New Roman" w:eastAsia="FangSong" w:cs="Times New Roman"/>
+          <w:b/>
+          <w:bCs/>
+        </w:rPr>
+        <w:t xml:space="preserve">碘仿反应应为阴性</w:t>
+      </w:r>
+      <w:r>
+        <w:rPr>
+          <w:rFonts w:hint="eastAsia" w:ascii="Times New Roman" w:hAnsi="Times New Roman" w:eastAsia="Times New Roman" w:cs="Times New Roman"/>
+        </w:rPr>
+        <w:t>——</w:t>
+      </w:r>
+      <w:r>
+        <w:rPr>
+          <w:rFonts w:hint="eastAsia" w:ascii="Times New Roman" w:hAnsi="Times New Roman" w:eastAsia="FangSong" w:cs="Times New Roman"/>
+        </w:rPr>
+        <w:t>题面判据</w:t>
+      </w:r>
+      <w:r>
+        <w:rPr>
+          <w:rFonts w:hint="eastAsia" w:ascii="Times New Roman" w:hAnsi="Times New Roman" w:eastAsia="Times New Roman" w:cs="Times New Roman"/>
+        </w:rPr>
+        <w:t>「</w:t>
+      </w:r>
+      <w:r>
+        <w:rPr>
+          <w:rFonts w:hint="eastAsia" w:ascii="Times New Roman" w:hAnsi="Times New Roman" w:eastAsia="FangSong" w:cs="Times New Roman"/>
+        </w:rPr>
+        <w:t>可发生碘仿反应</w:t>
+      </w:r>
+      <w:r>
+        <w:rPr>
+          <w:rFonts w:hint="eastAsia" w:ascii="Times New Roman" w:hAnsi="Times New Roman" w:eastAsia="Times New Roman" w:cs="Times New Roman"/>
+        </w:rPr>
+        <w:t>」</w:t>
+      </w:r>
+      <w:r>
+        <w:rPr>
+          <w:rFonts w:hint="eastAsia" w:ascii="Times New Roman" w:hAnsi="Times New Roman" w:eastAsia="FangSong" w:cs="Times New Roman"/>
+        </w:rPr>
+        <w:t>与分子式矛盾</w:t>
+      </w:r>
+      <w:r>
+        <w:rPr>
+          <w:rFonts w:hint="eastAsia" w:ascii="Times New Roman" w:hAnsi="Times New Roman" w:eastAsia="Times New Roman" w:cs="Times New Roman"/>
+        </w:rPr>
+        <w:t>。</w:t>
+      </w:r>
+      <w:r>
+        <w:rPr>
+          <w:rFonts w:ascii="Times New Roman" w:hAnsi="Times New Roman" w:eastAsia="Times New Roman" w:cs="Times New Roman"/>
+        </w:rPr>
+        <w:t xml:space="preserve"> </w:t>
+      </w:r>
+      <w:r>
+        <w:rPr>
+          <w:rFonts w:hint="eastAsia" w:ascii="Times New Roman" w:hAnsi="Times New Roman" w:eastAsia="FangSong" w:cs="Times New Roman"/>
+        </w:rPr>
+        <w:t>按其余定量关系复原</w:t>
+      </w:r>
+      <w:r>
+        <w:rPr>
+          <w:rFonts w:hint="eastAsia" w:ascii="Times New Roman" w:hAnsi="Times New Roman" w:eastAsia="Times New Roman" w:cs="Times New Roman"/>
+        </w:rPr>
+        <w:t>：A(C</w:t>
+      </w:r>
+      <w:r>
+        <w:rPr>
+          <w:rFonts w:hint="eastAsia" w:ascii="Times New Roman" w:hAnsi="Times New Roman" w:eastAsia="Times New Roman" w:cs="Times New Roman"/>
+          <w:vertAlign w:val="subscript"/>
+        </w:rPr>
+        <w:t>6</w:t>
+      </w:r>
+      <w:r>
+        <w:rPr>
+          <w:rFonts w:hint="eastAsia" w:ascii="Times New Roman" w:hAnsi="Times New Roman" w:eastAsia="Times New Roman" w:cs="Times New Roman"/>
+        </w:rPr>
+        <w:t>H</w:t>
+      </w:r>
+      <w:r>
+        <w:rPr>
+          <w:rFonts w:hint="eastAsia" w:ascii="Times New Roman" w:hAnsi="Times New Roman" w:eastAsia="Times New Roman" w:cs="Times New Roman"/>
+          <w:vertAlign w:val="subscript"/>
+        </w:rPr>
+        <w:t>10</w:t>
+      </w:r>
+      <w:r>
+        <w:rPr>
+          <w:rFonts w:hint="eastAsia" w:ascii="Times New Roman" w:hAnsi="Times New Roman" w:eastAsia="Times New Roman" w:cs="Times New Roman"/>
+        </w:rPr>
+        <w:t>O</w:t>
+      </w:r>
+      <w:r>
+        <w:rPr>
+          <w:rFonts w:hint="eastAsia" w:ascii="Times New Roman" w:hAnsi="Times New Roman" w:eastAsia="Times New Roman" w:cs="Times New Roman"/>
+          <w:vertAlign w:val="subscript"/>
+        </w:rPr>
+        <w:t>4</w:t>
+      </w:r>
+      <w:r>
+        <w:rPr>
+          <w:rFonts w:hint="eastAsia" w:ascii="Times New Roman" w:hAnsi="Times New Roman" w:eastAsia="Times New Roman" w:cs="Times New Roman"/>
+        </w:rPr>
+        <w:t>)</w:t>
+      </w:r>
+      <w:r>
+        <w:rPr>
+          <w:rFonts w:ascii="Times New Roman" w:hAnsi="Times New Roman" w:eastAsia="Times New Roman" w:cs="Times New Roman"/>
+        </w:rPr>
+        <w:t xml:space="preserve"> + 2 C</w:t>
+      </w:r>
+      <w:r>
+        <w:rPr>
+          <w:rFonts w:ascii="Times New Roman" w:hAnsi="Times New Roman" w:eastAsia="Times New Roman" w:cs="Times New Roman"/>
+          <w:vertAlign w:val="subscript"/>
+        </w:rPr>
+        <w:t>2</w:t>
+      </w:r>
+      <w:r>
+        <w:rPr>
+          <w:rFonts w:ascii="Times New Roman" w:hAnsi="Times New Roman" w:eastAsia="Times New Roman" w:cs="Times New Roman"/>
+        </w:rPr>
+        <w:t>H</w:t>
+      </w:r>
+      <w:r>
+        <w:rPr>
+          <w:rFonts w:ascii="Times New Roman" w:hAnsi="Times New Roman" w:eastAsia="Times New Roman" w:cs="Times New Roman"/>
+          <w:vertAlign w:val="subscript"/>
+        </w:rPr>
+        <w:t>5</w:t>
+      </w:r>
+      <w:r>
+        <w:rPr>
+          <w:rFonts w:ascii="Times New Roman" w:hAnsi="Times New Roman" w:eastAsia="Times New Roman" w:cs="Times New Roman"/>
+        </w:rPr>
+        <w:t>OH →(H</w:t>
+      </w:r>
+      <w:r>
+        <w:rPr>
+          <w:rFonts w:ascii="Times New Roman" w:hAnsi="Times New Roman" w:eastAsia="Times New Roman" w:cs="Times New Roman"/>
+          <w:vertAlign w:val="superscript"/>
+        </w:rPr>
+        <w:t>+</w:t>
+      </w:r>
+      <w:r>
+        <w:rPr>
+          <w:rFonts w:ascii="Times New Roman" w:hAnsi="Times New Roman" w:eastAsia="Times New Roman" w:cs="Times New Roman"/>
+        </w:rPr>
+        <w:t>) B(C</w:t>
+      </w:r>
+      <w:r>
+        <w:rPr>
+          <w:rFonts w:ascii="Times New Roman" w:hAnsi="Times New Roman" w:eastAsia="Times New Roman" w:cs="Times New Roman"/>
+          <w:vertAlign w:val="subscript"/>
+        </w:rPr>
+        <w:t>10</w:t>
+      </w:r>
+      <w:r>
+        <w:rPr>
+          <w:rFonts w:ascii="Times New Roman" w:hAnsi="Times New Roman" w:eastAsia="Times New Roman" w:cs="Times New Roman"/>
+        </w:rPr>
+        <w:t>H</w:t>
+      </w:r>
+      <w:r>
+        <w:rPr>
+          <w:rFonts w:ascii="Times New Roman" w:hAnsi="Times New Roman" w:eastAsia="Times New Roman" w:cs="Times New Roman"/>
+          <w:vertAlign w:val="subscript"/>
+        </w:rPr>
+        <w:t>18</w:t>
+      </w:r>
+      <w:r>
+        <w:rPr>
+          <w:rFonts w:ascii="Times New Roman" w:hAnsi="Times New Roman" w:eastAsia="Times New Roman" w:cs="Times New Roman"/>
+        </w:rPr>
+        <w:t>O</w:t>
+      </w:r>
+      <w:r>
+        <w:rPr>
+          <w:rFonts w:ascii="Times New Roman" w:hAnsi="Times New Roman" w:eastAsia="Times New Roman" w:cs="Times New Roman"/>
+          <w:vertAlign w:val="subscript"/>
+        </w:rPr>
+        <w:t>4</w:t>
+      </w:r>
+      <w:r>
+        <w:rPr>
+          <w:rFonts w:ascii="Times New Roman" w:hAnsi="Times New Roman" w:eastAsia="Times New Roman" w:cs="Times New Roman"/>
+        </w:rPr>
+        <w:t xml:space="preserve">) + 2 </w:t>
+      </w:r>
+      <w:r>
+        <w:rPr>
+          <w:rFonts w:hint="eastAsia" w:ascii="Times New Roman" w:hAnsi="Times New Roman" w:eastAsia="Times New Roman" w:cs="Times New Roman"/>
+        </w:rPr>
+        <w:t>H</w:t>
+      </w:r>
+      <w:r>
+        <w:rPr>
+          <w:rFonts w:hint="eastAsia" w:ascii="Times New Roman" w:hAnsi="Times New Roman" w:eastAsia="Times New Roman" w:cs="Times New Roman"/>
+          <w:vertAlign w:val="subscript"/>
+        </w:rPr>
+        <w:t>2</w:t>
+      </w:r>
+      <w:r>
+        <w:rPr>
+          <w:rFonts w:hint="eastAsia" w:ascii="Times New Roman" w:hAnsi="Times New Roman" w:eastAsia="Times New Roman" w:cs="Times New Roman"/>
+        </w:rPr>
+        <w:t>O（C：6+4=10</w:t>
+      </w:r>
+      <w:r>
+        <w:rPr>
+          <w:rFonts w:ascii="Times New Roman" w:hAnsi="Times New Roman" w:eastAsia="Times New Roman" w:cs="Times New Roman"/>
+        </w:rPr>
+        <w:t xml:space="preserve"> </w:t>
+      </w:r>
+      <w:r>
+        <w:rPr>
+          <w:rFonts w:hint="eastAsia" w:ascii="Times New Roman" w:hAnsi="Times New Roman" w:eastAsia="Times New Roman" w:cs="Times New Roman"/>
+        </w:rPr>
+        <w:t xml:space="preserve">✓；H：10+12-4=18</w:t>
+      </w:r>
+      <w:r>
+        <w:rPr>
+          <w:rFonts w:ascii="Times New Roman" w:hAnsi="Times New Roman" w:eastAsia="Times New Roman" w:cs="Times New Roman"/>
+        </w:rPr>
+        <w:t xml:space="preserve"> </w:t>
+      </w:r>
+      <w:r>
+        <w:rPr>
+          <w:rFonts w:hint="eastAsia" w:ascii="Times New Roman" w:hAnsi="Times New Roman" w:eastAsia="Times New Roman" w:cs="Times New Roman"/>
+        </w:rPr>
+        <w:t xml:space="preserve">✓；O：4+2-2=4</w:t>
+      </w:r>
+      <w:r>
+        <w:rPr>
+          <w:rFonts w:ascii="Times New Roman" w:hAnsi="Times New Roman" w:eastAsia="Times New Roman" w:cs="Times New Roman"/>
+        </w:rPr>
+        <w:t xml:space="preserve"> </w:t>
+      </w:r>
+      <w:r>
+        <w:rPr>
+          <w:rFonts w:hint="eastAsia" w:ascii="Times New Roman" w:hAnsi="Times New Roman" w:eastAsia="Times New Roman" w:cs="Times New Roman"/>
+        </w:rPr>
+        <w:t>✓）</w:t>
+      </w:r>
+      <w:r>
+        <w:rPr>
+          <w:rFonts w:hint="eastAsia" w:ascii="Times New Roman" w:hAnsi="Times New Roman" w:eastAsia="FangSong" w:cs="Times New Roman"/>
+        </w:rPr>
+        <w:t>为</w:t>
+      </w:r>
+      <w:r>
+        <w:rPr>
+          <w:rFonts w:hint="eastAsia" w:ascii="Times New Roman" w:hAnsi="Times New Roman" w:eastAsia="FangSong" w:cs="Times New Roman"/>
+          <w:b/>
+          <w:bCs/>
+        </w:rPr>
+        <w:t xml:space="preserve">二元羧酸的双酯化</w:t>
+      </w:r>
+      <w:r>
+        <w:rPr>
+          <w:rFonts w:ascii="Times New Roman" w:hAnsi="Times New Roman" w:eastAsia="Times New Roman" w:cs="Times New Roman"/>
+        </w:rPr>
+        <w:t xml:space="preserve"> </w:t>
+      </w:r>
+      <w:r>
+        <w:rPr>
+          <w:rFonts w:ascii="Times New Roman" w:hAnsi="Times New Roman" w:eastAsia="Times New Roman" w:cs="Times New Roman"/>
+        </w:rPr>
+        <w:t xml:space="preserve">→</w:t>
+      </w:r>
+      <w:r>
+        <w:rPr>
+          <w:rFonts w:ascii="Times New Roman" w:hAnsi="Times New Roman" w:eastAsia="Times New Roman" w:cs="Times New Roman"/>
+        </w:rPr>
+        <w:t xml:space="preserve"> </w:t>
+      </w:r>
+      <w:r>
+        <w:rPr>
+          <w:rFonts w:ascii="Times New Roman" w:hAnsi="Times New Roman" w:eastAsia="Times New Roman" w:cs="Times New Roman"/>
+          <w:b/>
+          <w:bCs/>
+        </w:rPr>
+        <w:t xml:space="preserve">A = </w:t>
+      </w:r>
+      <w:r>
+        <w:rPr>
+          <w:rFonts w:hint="eastAsia" w:ascii="Times New Roman" w:hAnsi="Times New Roman" w:eastAsia="FangSong" w:cs="Times New Roman"/>
+          <w:b/>
+          <w:bCs/>
+        </w:rPr>
+        <w:t xml:space="preserve">己二酸</w:t>
+      </w:r>
+      <w:r>
+        <w:rPr>
+          <w:rFonts w:ascii="Times New Roman" w:hAnsi="Times New Roman" w:eastAsia="Times New Roman" w:cs="Times New Roman"/>
+          <w:b/>
+          <w:bCs/>
+        </w:rPr>
+        <w:t xml:space="preserve"> HOOC(CH</w:t>
+      </w:r>
+      <w:r>
+        <w:rPr>
+          <w:rFonts w:ascii="Times New Roman" w:hAnsi="Times New Roman" w:eastAsia="Times New Roman" w:cs="Times New Roman"/>
+          <w:b/>
+          <w:bCs/>
+          <w:vertAlign w:val="subscript"/>
+        </w:rPr>
+        <w:t>2</w:t>
+      </w:r>
+      <w:r>
+        <w:rPr>
+          <w:rFonts w:ascii="Times New Roman" w:hAnsi="Times New Roman" w:eastAsia="Times New Roman" w:cs="Times New Roman"/>
+          <w:b/>
+          <w:bCs/>
+        </w:rPr>
+        <w:t>)</w:t>
+      </w:r>
+      <w:r>
+        <w:rPr>
+          <w:rFonts w:ascii="Times New Roman" w:hAnsi="Times New Roman" w:eastAsia="Times New Roman" w:cs="Times New Roman"/>
+          <w:b/>
+          <w:bCs/>
+          <w:vertAlign w:val="subscript"/>
+        </w:rPr>
+        <w:t>4</w:t>
+      </w:r>
+      <w:r>
+        <w:rPr>
+          <w:rFonts w:ascii="Times New Roman" w:hAnsi="Times New Roman" w:eastAsia="Times New Roman" w:cs="Times New Roman"/>
+          <w:b/>
+          <w:bCs/>
+        </w:rPr>
+        <w:t>COOH</w:t>
+      </w:r>
+      <w:r>
+        <w:rPr>
+          <w:rFonts w:hint="eastAsia" w:ascii="Times New Roman" w:hAnsi="Times New Roman" w:eastAsia="Times New Roman" w:cs="Times New Roman"/>
+        </w:rPr>
+        <w:t xml:space="preserve">，</w:t>
+      </w:r>
+      <w:r>
+        <w:rPr>
+          <w:rFonts w:ascii="Times New Roman" w:hAnsi="Times New Roman" w:eastAsia="Times New Roman" w:cs="Times New Roman"/>
+          <w:b/>
+          <w:bCs/>
+        </w:rPr>
+        <w:t xml:space="preserve">B = </w:t>
+      </w:r>
+      <w:r>
+        <w:rPr>
+          <w:rFonts w:hint="eastAsia" w:ascii="Times New Roman" w:hAnsi="Times New Roman" w:eastAsia="FangSong" w:cs="Times New Roman"/>
+          <w:b/>
+          <w:bCs/>
+        </w:rPr>
+        <w:t xml:space="preserve">己二酸二乙酯</w:t>
+      </w:r>
+      <w:r>
+        <w:rPr>
+          <w:rFonts w:ascii="Times New Roman" w:hAnsi="Times New Roman" w:eastAsia="Times New Roman" w:cs="Times New Roman"/>
+          <w:b/>
+          <w:bCs/>
+        </w:rPr>
+        <w:t xml:space="preserve"> EtOOC(CH</w:t>
+      </w:r>
+      <w:r>
+        <w:rPr>
+          <w:rFonts w:ascii="Times New Roman" w:hAnsi="Times New Roman" w:eastAsia="Times New Roman" w:cs="Times New Roman"/>
+          <w:b/>
+          <w:bCs/>
+          <w:vertAlign w:val="subscript"/>
+        </w:rPr>
+        <w:t>2</w:t>
+      </w:r>
+      <w:r>
+        <w:rPr>
+          <w:rFonts w:ascii="Times New Roman" w:hAnsi="Times New Roman" w:eastAsia="Times New Roman" w:cs="Times New Roman"/>
+          <w:b/>
+          <w:bCs/>
+        </w:rPr>
+        <w:t>)</w:t>
+      </w:r>
+      <w:r>
+        <w:rPr>
+          <w:rFonts w:ascii="Times New Roman" w:hAnsi="Times New Roman" w:eastAsia="Times New Roman" w:cs="Times New Roman"/>
+          <w:b/>
+          <w:bCs/>
+          <w:vertAlign w:val="subscript"/>
+        </w:rPr>
+        <w:t>4</w:t>
+      </w:r>
+      <w:r>
+        <w:rPr>
+          <w:rFonts w:ascii="Times New Roman" w:hAnsi="Times New Roman" w:eastAsia="Times New Roman" w:cs="Times New Roman"/>
+          <w:b/>
+          <w:bCs/>
+        </w:rPr>
+        <w:t>COOEt</w:t>
+      </w:r>
+      <w:r>
+        <w:rPr>
+          <w:rFonts w:ascii="Times New Roman" w:hAnsi="Times New Roman" w:eastAsia="Times New Roman" w:cs="Times New Roman"/>
+        </w:rPr>
+        <w:t xml:space="preserve">。</w:t>
+      </w:r>
+      <w:r>
+        <w:rPr>
+          <w:rFonts w:ascii="Times New Roman" w:hAnsi="Times New Roman" w:eastAsia="Times New Roman" w:cs="Times New Roman"/>
+        </w:rPr>
+        <w:t xml:space="preserve"> </w:t>
+      </w:r>
+      <w:r>
+        <w:rPr>
+          <w:rFonts w:ascii="Times New Roman" w:hAnsi="Times New Roman" w:eastAsia="Times New Roman" w:cs="Times New Roman"/>
+        </w:rPr>
+        <w:t xml:space="preserve">B </w:t>
+      </w:r>
+      <w:r>
+        <w:rPr>
+          <w:rFonts w:hint="eastAsia" w:ascii="Times New Roman" w:hAnsi="Times New Roman" w:eastAsia="FangSong" w:cs="Times New Roman"/>
+        </w:rPr>
+        <w:t xml:space="preserve">在</w:t>
+      </w:r>
+      <w:r>
+        <w:rPr>
+          <w:rFonts w:ascii="Times New Roman" w:hAnsi="Times New Roman" w:eastAsia="Times New Roman" w:cs="Times New Roman"/>
+        </w:rPr>
+        <w:t xml:space="preserve"> C</w:t>
+      </w:r>
+      <w:r>
+        <w:rPr>
+          <w:rFonts w:ascii="Times New Roman" w:hAnsi="Times New Roman" w:eastAsia="Times New Roman" w:cs="Times New Roman"/>
+          <w:vertAlign w:val="subscript"/>
+        </w:rPr>
+        <w:t>2</w:t>
+      </w:r>
+      <w:r>
+        <w:rPr>
+          <w:rFonts w:ascii="Times New Roman" w:hAnsi="Times New Roman" w:eastAsia="Times New Roman" w:cs="Times New Roman"/>
+        </w:rPr>
+        <w:t>H</w:t>
+      </w:r>
+      <w:r>
+        <w:rPr>
+          <w:rFonts w:ascii="Times New Roman" w:hAnsi="Times New Roman" w:eastAsia="Times New Roman" w:cs="Times New Roman"/>
+          <w:vertAlign w:val="subscript"/>
+        </w:rPr>
+        <w:t>5</w:t>
+      </w:r>
+      <w:r>
+        <w:rPr>
+          <w:rFonts w:ascii="Times New Roman" w:hAnsi="Times New Roman" w:eastAsia="Times New Roman" w:cs="Times New Roman"/>
+        </w:rPr>
+        <w:t xml:space="preserve">ONa </w:t>
+      </w:r>
+      <w:r>
+        <w:rPr>
+          <w:rFonts w:hint="eastAsia" w:ascii="Times New Roman" w:hAnsi="Times New Roman" w:eastAsia="FangSong" w:cs="Times New Roman"/>
+        </w:rPr>
+        <w:t xml:space="preserve">下发生分子内</w:t>
+      </w:r>
+      <w:r>
+        <w:rPr>
+          <w:rFonts w:ascii="Times New Roman" w:hAnsi="Times New Roman" w:eastAsia="Times New Roman" w:cs="Times New Roman"/>
+        </w:rPr>
+        <w:t xml:space="preserve"> </w:t>
+      </w:r>
+      <w:r>
+        <w:rPr>
+          <w:rFonts w:hint="eastAsia" w:ascii="Times New Roman" w:hAnsi="Times New Roman" w:eastAsia="Times New Roman" w:cs="Times New Roman"/>
+        </w:rPr>
+        <w:t xml:space="preserve">Claisen（</w:t>
+      </w:r>
+      <w:r>
+        <w:rPr>
+          <w:rFonts w:ascii="Times New Roman" w:hAnsi="Times New Roman" w:eastAsia="Times New Roman" w:cs="Times New Roman"/>
+          <w:b/>
+          <w:bCs/>
+        </w:rPr>
+        <w:t xml:space="preserve">Dieckmann </w:t>
+      </w:r>
+      <w:r>
+        <w:rPr>
+          <w:rFonts w:hint="eastAsia" w:ascii="Times New Roman" w:hAnsi="Times New Roman" w:eastAsia="FangSong" w:cs="Times New Roman"/>
+          <w:b/>
+          <w:bCs/>
+        </w:rPr>
+        <w:t xml:space="preserve">缩合</w:t>
+      </w:r>
+      <w:r>
+        <w:rPr>
+          <w:rFonts w:hint="eastAsia" w:ascii="Times New Roman" w:hAnsi="Times New Roman" w:eastAsia="Times New Roman" w:cs="Times New Roman"/>
+        </w:rPr>
+        <w:t>）：α-H（pKa≈25）</w:t>
+      </w:r>
+      <w:r>
+        <w:rPr>
+          <w:rFonts w:hint="eastAsia" w:ascii="Times New Roman" w:hAnsi="Times New Roman" w:eastAsia="FangSong" w:cs="Times New Roman"/>
+        </w:rPr>
+        <w:t>被</w:t>
+      </w:r>
+      <w:r>
+        <w:rPr>
+          <w:rFonts w:ascii="Times New Roman" w:hAnsi="Times New Roman" w:eastAsia="Times New Roman" w:cs="Times New Roman"/>
+        </w:rPr>
+        <w:t xml:space="preserve"> EtO</w:t>
+      </w:r>
+      <w:r>
+        <w:rPr>
+          <w:rFonts w:ascii="Times New Roman" w:hAnsi="Times New Roman" w:eastAsia="Times New Roman" w:cs="Times New Roman"/>
+          <w:vertAlign w:val="superscript"/>
+        </w:rPr>
+        <w:t>-</w:t>
+      </w:r>
+      <w:r>
+        <w:rPr>
+          <w:rFonts w:ascii="Times New Roman" w:hAnsi="Times New Roman" w:eastAsia="Times New Roman" w:cs="Times New Roman"/>
+        </w:rPr>
+        <w:t xml:space="preserve"> </w:t>
+      </w:r>
+      <w:r>
+        <w:rPr>
+          <w:rFonts w:hint="eastAsia" w:ascii="Times New Roman" w:hAnsi="Times New Roman" w:eastAsia="FangSong" w:cs="Times New Roman"/>
+        </w:rPr>
+        <w:t>夺取</w:t>
+      </w:r>
+      <w:r>
+        <w:rPr>
+          <w:rFonts w:hint="eastAsia" w:ascii="Times New Roman" w:hAnsi="Times New Roman" w:eastAsia="Times New Roman" w:cs="Times New Roman"/>
+        </w:rPr>
+        <w:t>，</w:t>
+      </w:r>
+      <w:r>
+        <w:rPr>
+          <w:rFonts w:hint="eastAsia" w:ascii="Times New Roman" w:hAnsi="Times New Roman" w:eastAsia="FangSong" w:cs="Times New Roman"/>
+        </w:rPr>
+        <w:t>酯烯醇负离子进攻另一端酯羰基</w:t>
+      </w:r>
+      <w:r>
+        <w:rPr>
+          <w:rFonts w:hint="eastAsia" w:ascii="Times New Roman" w:hAnsi="Times New Roman" w:eastAsia="Times New Roman" w:cs="Times New Roman"/>
+        </w:rPr>
+        <w:t>（</w:t>
+      </w:r>
+      <w:r>
+        <w:rPr>
+          <w:rFonts w:hint="eastAsia" w:ascii="Times New Roman" w:hAnsi="Times New Roman" w:eastAsia="FangSong" w:cs="Times New Roman"/>
+        </w:rPr>
+        <w:t>加成</w:t>
+      </w:r>
+      <w:r>
+        <w:rPr>
+          <w:rFonts w:hint="eastAsia" w:ascii="Times New Roman" w:hAnsi="Times New Roman" w:eastAsia="Times New Roman" w:cs="Times New Roman"/>
+        </w:rPr>
+        <w:t>-</w:t>
+      </w:r>
+      <w:r>
+        <w:rPr>
+          <w:rFonts w:hint="eastAsia" w:ascii="Times New Roman" w:hAnsi="Times New Roman" w:eastAsia="FangSong" w:cs="Times New Roman"/>
+        </w:rPr>
+        <w:t>消除脱</w:t>
+      </w:r>
+      <w:r>
+        <w:rPr>
+          <w:rFonts w:ascii="Times New Roman" w:hAnsi="Times New Roman" w:eastAsia="Times New Roman" w:cs="Times New Roman"/>
+        </w:rPr>
+        <w:t xml:space="preserve"> </w:t>
+      </w:r>
+      <w:r>
+        <w:rPr>
+          <w:rFonts w:hint="eastAsia" w:ascii="Times New Roman" w:hAnsi="Times New Roman" w:eastAsia="Times New Roman" w:cs="Times New Roman"/>
+        </w:rPr>
+        <w:t>EtO</w:t>
+      </w:r>
+      <w:r>
+        <w:rPr>
+          <w:rFonts w:hint="eastAsia" w:ascii="Times New Roman" w:hAnsi="Times New Roman" w:eastAsia="Times New Roman" w:cs="Times New Roman"/>
+          <w:vertAlign w:val="superscript"/>
+        </w:rPr>
+        <w:t>-</w:t>
+      </w:r>
+      <w:r>
+        <w:rPr>
+          <w:rFonts w:hint="eastAsia" w:ascii="Times New Roman" w:hAnsi="Times New Roman" w:eastAsia="Times New Roman" w:cs="Times New Roman"/>
+        </w:rPr>
+        <w:t>），</w:t>
+      </w:r>
+      <w:r>
+        <w:rPr>
+          <w:rFonts w:hint="eastAsia" w:ascii="Times New Roman" w:hAnsi="Times New Roman" w:eastAsia="FangSong" w:cs="Times New Roman"/>
+        </w:rPr>
+        <w:t>闭合</w:t>
+      </w:r>
+      <w:r>
+        <w:rPr>
+          <w:rFonts w:hint="eastAsia" w:ascii="Times New Roman" w:hAnsi="Times New Roman" w:eastAsia="FangSong" w:cs="Times New Roman"/>
+          <w:b/>
+          <w:bCs/>
+        </w:rPr>
+        <w:t xml:space="preserve">五元环</w:t>
+      </w:r>
+      <w:r>
+        <w:rPr>
+          <w:rFonts w:hint="eastAsia" w:ascii="Times New Roman" w:hAnsi="Times New Roman" w:eastAsia="Times New Roman" w:cs="Times New Roman"/>
+        </w:rPr>
+        <w:t>；</w:t>
+      </w:r>
+      <w:r>
+        <w:rPr>
+          <w:rFonts w:hint="eastAsia" w:ascii="Times New Roman" w:hAnsi="Times New Roman" w:eastAsia="FangSong" w:cs="Times New Roman"/>
+        </w:rPr>
+        <w:t>产物</w:t>
+      </w:r>
+      <w:r>
+        <w:rPr>
+          <w:rFonts w:ascii="Times New Roman" w:hAnsi="Times New Roman" w:eastAsia="Times New Roman" w:cs="Times New Roman"/>
+        </w:rPr>
+        <w:t xml:space="preserve"> </w:t>
+      </w:r>
+      <w:r>
+        <w:rPr>
+          <w:rFonts w:hint="eastAsia" w:ascii="Times New Roman" w:hAnsi="Times New Roman" w:eastAsia="Times New Roman" w:cs="Times New Roman"/>
+        </w:rPr>
+        <w:t>β-</w:t>
+      </w:r>
+      <w:r>
+        <w:rPr>
+          <w:rFonts w:hint="eastAsia" w:ascii="Times New Roman" w:hAnsi="Times New Roman" w:eastAsia="FangSong" w:cs="Times New Roman"/>
+        </w:rPr>
+        <w:t>酮酸酯的活性氢被碱夺去</w:t>
+      </w:r>
+      <w:r>
+        <w:rPr>
+          <w:rFonts w:hint="eastAsia" w:ascii="Times New Roman" w:hAnsi="Times New Roman" w:eastAsia="Times New Roman" w:cs="Times New Roman"/>
+        </w:rPr>
+        <w:t>，</w:t>
+      </w:r>
+      <w:r>
+        <w:rPr>
+          <w:rFonts w:hint="eastAsia" w:ascii="Times New Roman" w:hAnsi="Times New Roman" w:eastAsia="FangSong" w:cs="Times New Roman"/>
+        </w:rPr>
+        <w:t>把平衡拉向产物</w:t>
+      </w:r>
+      <w:r>
+        <w:rPr>
+          <w:rFonts w:hint="eastAsia" w:ascii="Times New Roman" w:hAnsi="Times New Roman" w:eastAsia="Times New Roman" w:cs="Times New Roman"/>
+        </w:rPr>
+        <w:t>，</w:t>
+      </w:r>
+      <w:r>
+        <w:rPr>
+          <w:rFonts w:hint="eastAsia" w:ascii="Times New Roman" w:hAnsi="Times New Roman" w:eastAsia="FangSong" w:cs="Times New Roman"/>
+        </w:rPr>
+        <w:t>酸化后得</w:t>
+      </w:r>
+      <w:r>
+        <w:rPr>
+          <w:rFonts w:ascii="Times New Roman" w:hAnsi="Times New Roman" w:eastAsia="Times New Roman" w:cs="Times New Roman"/>
+        </w:rPr>
+        <w:t xml:space="preserve"> </w:t>
+      </w:r>
+      <w:r>
+        <w:rPr>
+          <w:rFonts w:ascii="Times New Roman" w:hAnsi="Times New Roman" w:eastAsia="Times New Roman" w:cs="Times New Roman"/>
+          <w:b/>
+          <w:bCs/>
+        </w:rPr>
+        <w:t xml:space="preserve">C = </w:t>
+      </w:r>
+      <w:r>
+        <w:rPr>
+          <w:rFonts w:hint="eastAsia" w:ascii="Times New Roman" w:hAnsi="Times New Roman" w:eastAsia="Times New Roman" w:cs="Times New Roman"/>
+          <w:b/>
+          <w:bCs/>
+        </w:rPr>
+        <w:t>2-</w:t>
+      </w:r>
+      <w:r>
+        <w:rPr>
+          <w:rFonts w:hint="eastAsia" w:ascii="Times New Roman" w:hAnsi="Times New Roman" w:eastAsia="FangSong" w:cs="Times New Roman"/>
+          <w:b/>
+          <w:bCs/>
+        </w:rPr>
+        <w:t>乙氧羰基环戊酮</w:t>
+      </w:r>
+      <w:r>
+        <w:rPr>
+          <w:rFonts w:hint="eastAsia" w:ascii="Times New Roman" w:hAnsi="Times New Roman" w:eastAsia="Times New Roman" w:cs="Times New Roman"/>
+          <w:b/>
+          <w:bCs/>
+        </w:rPr>
+        <w:t>（</w:t>
+      </w:r>
+      <w:r>
+        <w:rPr>
+          <w:rFonts w:hint="eastAsia" w:ascii="Times New Roman" w:hAnsi="Times New Roman" w:eastAsia="FangSong" w:cs="Times New Roman"/>
+          <w:b/>
+          <w:bCs/>
+        </w:rPr>
+        <w:t>环戊酮</w:t>
+      </w:r>
+      <w:r>
+        <w:rPr>
+          <w:rFonts w:hint="eastAsia" w:ascii="Times New Roman" w:hAnsi="Times New Roman" w:eastAsia="Times New Roman" w:cs="Times New Roman"/>
+          <w:b/>
+          <w:bCs/>
+        </w:rPr>
+        <w:t>-2-</w:t>
+      </w:r>
+      <w:r>
+        <w:rPr>
+          <w:rFonts w:hint="eastAsia" w:ascii="Times New Roman" w:hAnsi="Times New Roman" w:eastAsia="FangSong" w:cs="Times New Roman"/>
+          <w:b/>
+          <w:bCs/>
+        </w:rPr>
+        <w:t>甲酸乙酯</w:t>
+      </w:r>
+      <w:r>
+        <w:rPr>
+          <w:rFonts w:hint="eastAsia" w:ascii="Times New Roman" w:hAnsi="Times New Roman" w:eastAsia="Times New Roman" w:cs="Times New Roman"/>
+          <w:b/>
+          <w:bCs/>
+        </w:rPr>
+        <w:t>）</w:t>
+      </w:r>
+      <w:r>
+        <w:rPr>
+          <w:rFonts w:ascii="Times New Roman" w:hAnsi="Times New Roman" w:eastAsia="Times New Roman" w:cs="Times New Roman"/>
+        </w:rPr>
+        <w:t xml:space="preserve">。</w:t>
+      </w:r>
+      <w:r>
+        <w:rPr>
+          <w:rFonts w:ascii="Times New Roman" w:hAnsi="Times New Roman" w:eastAsia="Times New Roman" w:cs="Times New Roman"/>
+        </w:rPr>
+        <w:t xml:space="preserve"> </w:t>
+      </w:r>
+      <w:r>
+        <w:rPr>
+          <w:rFonts w:hint="eastAsia" w:ascii="Times New Roman" w:hAnsi="Times New Roman" w:eastAsia="FangSong" w:cs="Times New Roman"/>
+        </w:rPr>
+        <w:t>建议核对原题的判据表述</w:t>
+      </w:r>
+      <w:r>
+        <w:rPr>
+          <w:rFonts w:hint="eastAsia" w:ascii="Times New Roman" w:hAnsi="Times New Roman" w:eastAsia="Times New Roman" w:cs="Times New Roman"/>
+        </w:rPr>
+        <w:t>（</w:t>
+      </w:r>
+      <w:r>
+        <w:rPr>
+          <w:rFonts w:hint="eastAsia" w:ascii="Times New Roman" w:hAnsi="Times New Roman" w:eastAsia="FangSong" w:cs="Times New Roman"/>
+        </w:rPr>
+        <w:t>如</w:t>
+      </w:r>
+      <w:r>
+        <w:rPr>
+          <w:rFonts w:hint="eastAsia" w:ascii="Times New Roman" w:hAnsi="Times New Roman" w:eastAsia="Times New Roman" w:cs="Times New Roman"/>
+        </w:rPr>
+        <w:t>「</w:t>
+      </w:r>
+      <w:r>
+        <w:rPr>
+          <w:rFonts w:hint="eastAsia" w:ascii="Times New Roman" w:hAnsi="Times New Roman" w:eastAsia="FangSong" w:cs="Times New Roman"/>
+        </w:rPr>
+        <w:t>能与</w:t>
+      </w:r>
+      <w:r>
+        <w:rPr>
+          <w:rFonts w:ascii="Times New Roman" w:hAnsi="Times New Roman" w:eastAsia="Times New Roman" w:cs="Times New Roman"/>
+        </w:rPr>
+        <w:t xml:space="preserve"> NaHCO</w:t>
+      </w:r>
+      <w:r>
+        <w:rPr>
+          <w:rFonts w:ascii="Times New Roman" w:hAnsi="Times New Roman" w:eastAsia="Times New Roman" w:cs="Times New Roman"/>
+          <w:vertAlign w:val="subscript"/>
+        </w:rPr>
+        <w:t>3</w:t>
+      </w:r>
+      <w:r>
+        <w:rPr>
+          <w:rFonts w:ascii="Times New Roman" w:hAnsi="Times New Roman" w:eastAsia="Times New Roman" w:cs="Times New Roman"/>
+        </w:rPr>
+        <w:t xml:space="preserve"> </w:t>
+      </w:r>
+      <w:r>
+        <w:rPr>
+          <w:rFonts w:hint="eastAsia" w:ascii="Times New Roman" w:hAnsi="Times New Roman" w:eastAsia="FangSong" w:cs="Times New Roman"/>
+        </w:rPr>
+        <w:t xml:space="preserve">放出</w:t>
+      </w:r>
+      <w:r>
+        <w:rPr>
+          <w:rFonts w:ascii="Times New Roman" w:hAnsi="Times New Roman" w:eastAsia="Times New Roman" w:cs="Times New Roman"/>
+        </w:rPr>
+        <w:t xml:space="preserve"> </w:t>
+      </w:r>
+      <w:r>
+        <w:rPr>
+          <w:rFonts w:hint="eastAsia" w:ascii="Times New Roman" w:hAnsi="Times New Roman" w:eastAsia="Times New Roman" w:cs="Times New Roman"/>
+        </w:rPr>
+        <w:t>CO</w:t>
+      </w:r>
+      <w:r>
+        <w:rPr>
+          <w:rFonts w:hint="eastAsia" w:ascii="Times New Roman" w:hAnsi="Times New Roman" w:eastAsia="Times New Roman" w:cs="Times New Roman"/>
+          <w:vertAlign w:val="subscript"/>
+        </w:rPr>
+        <w:t>2</w:t>
+      </w:r>
+      <w:r>
+        <w:rPr>
+          <w:rFonts w:hint="eastAsia" w:ascii="Times New Roman" w:hAnsi="Times New Roman" w:eastAsia="Times New Roman" w:cs="Times New Roman"/>
+        </w:rPr>
+        <w:t>」「</w:t>
+      </w:r>
+      <w:r>
+        <w:rPr>
+          <w:rFonts w:hint="eastAsia" w:ascii="Times New Roman" w:hAnsi="Times New Roman" w:eastAsia="FangSong" w:cs="Times New Roman"/>
+        </w:rPr>
+        <w:t>能与</w:t>
+      </w:r>
+      <w:r>
+        <w:rPr>
+          <w:rFonts w:ascii="Times New Roman" w:hAnsi="Times New Roman" w:eastAsia="Times New Roman" w:cs="Times New Roman"/>
+        </w:rPr>
+        <w:t xml:space="preserve"> Na </w:t>
+      </w:r>
+      <w:r>
+        <w:rPr>
+          <w:rFonts w:hint="eastAsia" w:ascii="Times New Roman" w:hAnsi="Times New Roman" w:eastAsia="FangSong" w:cs="Times New Roman"/>
+        </w:rPr>
+        <w:t>反应</w:t>
+      </w:r>
+      <w:r>
+        <w:rPr>
+          <w:rFonts w:hint="eastAsia" w:ascii="Times New Roman" w:hAnsi="Times New Roman" w:eastAsia="Times New Roman" w:cs="Times New Roman"/>
+        </w:rPr>
+        <w:t>」</w:t>
+      </w:r>
+      <w:r>
+        <w:rPr>
+          <w:rFonts w:hint="eastAsia" w:ascii="Times New Roman" w:hAnsi="Times New Roman" w:eastAsia="FangSong" w:cs="Times New Roman"/>
+        </w:rPr>
+        <w:t>等</w:t>
+      </w:r>
+      <w:r>
+        <w:rPr>
+          <w:rFonts w:hint="eastAsia" w:ascii="Times New Roman" w:hAnsi="Times New Roman" w:eastAsia="Times New Roman" w:cs="Times New Roman"/>
+        </w:rPr>
+        <w:t>）</w:t>
+      </w:r>
+      <w:r>
+        <w:rPr>
+          <w:rFonts w:hint="eastAsia" w:ascii="Times New Roman" w:hAnsi="Times New Roman" w:eastAsia="FangSong" w:cs="Times New Roman"/>
+        </w:rPr>
+        <w:t>后定稿</w:t>
+      </w:r>
+      <w:r>
+        <w:rPr>
+          <w:rFonts w:hint="eastAsia" w:ascii="Times New Roman" w:hAnsi="Times New Roman" w:eastAsia="Times New Roman" w:cs="Times New Roman"/>
+        </w:rPr>
+        <w:t>。</w:t>
+      </w:r>
+    </w:p>
     <w:bookmarkEnd w:id="39"/>
+    <w:bookmarkEnd w:id="40"/>
     <w:sectPr>
       <w:footerReference w:type="default" r:id="rId9"/>
       <w:footnotePr>

--- a/06-学生侧材料/讲义/6-有机化学/醛酮羧酸.docx
+++ b/06-学生侧材料/讲义/6-有机化学/醛酮羧酸.docx
@@ -26630,7 +26630,7 @@
         <w:rPr>
           <w:rFonts w:hint="eastAsia" w:ascii="Times New Roman" w:hAnsi="Times New Roman" w:eastAsia="FangSong" w:cs="Times New Roman"/>
         </w:rPr>
-        <w:t xml:space="preserve">设计一条从环己酮合成</w:t>
+        <w:t xml:space="preserve">设计一条从丙酮与乙基乙烯基酮合成</w:t>
       </w:r>
       <w:r>
         <w:rPr>
@@ -26713,6 +26713,12 @@
       <w:r>
         <w:rPr>
           <w:rFonts w:ascii="Times New Roman" w:hAnsi="Times New Roman" w:eastAsia="Times New Roman" w:cs="Times New Roman"/>
+        </w:rPr>
+        <w:t xml:space="preserve"> </w:t>
+      </w:r>
+      <w:r>
+        <w:rPr>
+          <w:rFonts w:ascii="Times New Roman" w:hAnsi="Times New Roman" w:eastAsia="Times New Roman" w:cs="Times New Roman"/>
           <w:b/>
           <w:bCs/>
         </w:rPr>
@@ -26785,7 +26791,7 @@
         <w:rPr>
           <w:rFonts w:hint="eastAsia" w:ascii="Times New Roman" w:hAnsi="Times New Roman" w:eastAsia="FangSong" w:cs="Times New Roman"/>
         </w:rPr>
-        <w:t>可发生碘仿反应</w:t>
+        <w:t>不能发生碘仿反应</w:t>
       </w:r>
       <w:r>
         <w:rPr>
@@ -26956,6 +26962,12 @@
           <w:rFonts w:hint="eastAsia" w:ascii="Times New Roman" w:hAnsi="Times New Roman" w:eastAsia="Times New Roman" w:cs="Times New Roman"/>
         </w:rPr>
         <w:t>。</w:t>
+      </w:r>
+      <w:r>
+        <w:rPr>
+          <w:rFonts w:ascii="Times New Roman" w:hAnsi="Times New Roman" w:eastAsia="Times New Roman" w:cs="Times New Roman"/>
+        </w:rPr>
+        <w:t xml:space="preserve"> </w:t>
       </w:r>
     </w:p>
     <w:p>
@@ -31306,15 +31318,677 @@
       </w:r>
       <w:r>
         <w:rPr>
-          <w:rFonts w:hint="eastAsia" w:ascii="Times New Roman" w:hAnsi="Times New Roman" w:eastAsia="Times New Roman" w:cs="Times New Roman"/>
-        </w:rPr>
-        <w:t>【</w:t>
-      </w:r>
-      <w:r>
-        <w:rPr>
-          <w:rFonts w:hint="eastAsia" w:ascii="Times New Roman" w:hAnsi="Times New Roman" w:eastAsia="FangSong" w:cs="Times New Roman"/>
-        </w:rPr>
-        <w:t>存疑</w:t>
+          <w:rFonts w:hint="eastAsia" w:ascii="Times New Roman" w:hAnsi="Times New Roman" w:eastAsia="FangSong" w:cs="Times New Roman"/>
+        </w:rPr>
+        <w:t>严格逆推如下</w:t>
+      </w:r>
+      <w:r>
+        <w:rPr>
+          <w:rFonts w:hint="eastAsia" w:ascii="Times New Roman" w:hAnsi="Times New Roman" w:eastAsia="Times New Roman" w:cs="Times New Roman"/>
+        </w:rPr>
+        <w:t>：</w:t>
+      </w:r>
+      <w:r>
+        <w:rPr>
+          <w:rFonts w:ascii="Times New Roman" w:hAnsi="Times New Roman" w:eastAsia="Times New Roman" w:cs="Times New Roman"/>
+        </w:rPr>
+        <w:t xml:space="preserve"> </w:t>
+      </w:r>
+      <w:r>
+        <w:rPr>
+          <w:rFonts w:hint="eastAsia" w:ascii="Times New Roman" w:hAnsi="Times New Roman" w:eastAsia="FangSong" w:cs="Times New Roman"/>
+        </w:rPr>
+        <w:t xml:space="preserve">目标</w:t>
+      </w:r>
+      <w:r>
+        <w:rPr>
+          <w:rFonts w:ascii="Times New Roman" w:hAnsi="Times New Roman" w:eastAsia="Times New Roman" w:cs="Times New Roman"/>
+        </w:rPr>
+        <w:t xml:space="preserve"> </w:t>
+      </w:r>
+      <w:r>
+        <w:rPr>
+          <w:rFonts w:hint="eastAsia" w:ascii="Times New Roman" w:hAnsi="Times New Roman" w:eastAsia="Times New Roman" w:cs="Times New Roman"/>
+        </w:rPr>
+        <w:t>1-</w:t>
+      </w:r>
+      <w:r>
+        <w:rPr>
+          <w:rFonts w:hint="eastAsia" w:ascii="Times New Roman" w:hAnsi="Times New Roman" w:eastAsia="FangSong" w:cs="Times New Roman"/>
+        </w:rPr>
+        <w:t>甲基</w:t>
+      </w:r>
+      <w:r>
+        <w:rPr>
+          <w:rFonts w:hint="eastAsia" w:ascii="Times New Roman" w:hAnsi="Times New Roman" w:eastAsia="Times New Roman" w:cs="Times New Roman"/>
+        </w:rPr>
+        <w:t>-2-</w:t>
+      </w:r>
+      <w:r>
+        <w:rPr>
+          <w:rFonts w:hint="eastAsia" w:ascii="Times New Roman" w:hAnsi="Times New Roman" w:eastAsia="FangSong" w:cs="Times New Roman"/>
+        </w:rPr>
+        <w:t>乙酰基环戊</w:t>
+      </w:r>
+      <w:r>
+        <w:rPr>
+          <w:rFonts w:hint="eastAsia" w:ascii="Times New Roman" w:hAnsi="Times New Roman" w:eastAsia="Times New Roman" w:cs="Times New Roman"/>
+        </w:rPr>
+        <w:t>-1-</w:t>
+      </w:r>
+      <w:r>
+        <w:rPr>
+          <w:rFonts w:hint="eastAsia" w:ascii="Times New Roman" w:hAnsi="Times New Roman" w:eastAsia="FangSong" w:cs="Times New Roman"/>
+        </w:rPr>
+        <w:t>烯</w:t>
+      </w:r>
+      <w:r>
+        <w:rPr>
+          <w:rFonts w:hint="eastAsia" w:ascii="Times New Roman" w:hAnsi="Times New Roman" w:eastAsia="Times New Roman" w:cs="Times New Roman"/>
+        </w:rPr>
+        <w:t>（8C）</w:t>
+      </w:r>
+      <w:r>
+        <w:rPr>
+          <w:rFonts w:hint="eastAsia" w:ascii="Times New Roman" w:hAnsi="Times New Roman" w:eastAsia="FangSong" w:cs="Times New Roman"/>
+        </w:rPr>
+        <w:t>为</w:t>
+      </w:r>
+      <w:r>
+        <w:rPr>
+          <w:rFonts w:ascii="Times New Roman" w:hAnsi="Times New Roman" w:eastAsia="Times New Roman" w:cs="Times New Roman"/>
+        </w:rPr>
+        <w:t xml:space="preserve"> </w:t>
+      </w:r>
+      <w:r>
+        <w:rPr>
+          <w:rFonts w:hint="eastAsia" w:ascii="Times New Roman" w:hAnsi="Times New Roman" w:eastAsia="Times New Roman" w:cs="Times New Roman"/>
+        </w:rPr>
+        <w:t>α,β-</w:t>
+      </w:r>
+      <w:r>
+        <w:rPr>
+          <w:rFonts w:hint="eastAsia" w:ascii="Times New Roman" w:hAnsi="Times New Roman" w:eastAsia="FangSong" w:cs="Times New Roman"/>
+        </w:rPr>
+        <w:t>不饱和酮</w:t>
+      </w:r>
+      <w:r>
+        <w:rPr>
+          <w:rFonts w:hint="eastAsia" w:ascii="Times New Roman" w:hAnsi="Times New Roman" w:eastAsia="Times New Roman" w:cs="Times New Roman"/>
+        </w:rPr>
+        <w:t>（</w:t>
+      </w:r>
+      <w:r>
+        <w:rPr>
+          <w:rFonts w:hint="eastAsia" w:ascii="Times New Roman" w:hAnsi="Times New Roman" w:eastAsia="FangSong" w:cs="Times New Roman"/>
+        </w:rPr>
+        <w:t>乙酰基</w:t>
+      </w:r>
+      <w:r>
+        <w:rPr>
+          <w:rFonts w:ascii="Times New Roman" w:hAnsi="Times New Roman" w:eastAsia="Times New Roman" w:cs="Times New Roman"/>
+        </w:rPr>
+        <w:t xml:space="preserve"> COCH</w:t>
+      </w:r>
+      <w:r>
+        <w:rPr>
+          <w:rFonts w:ascii="Times New Roman" w:hAnsi="Times New Roman" w:eastAsia="Times New Roman" w:cs="Times New Roman"/>
+          <w:vertAlign w:val="subscript"/>
+        </w:rPr>
+        <w:t>3</w:t>
+      </w:r>
+      <w:r>
+        <w:rPr>
+          <w:rFonts w:ascii="Times New Roman" w:hAnsi="Times New Roman" w:eastAsia="Times New Roman" w:cs="Times New Roman"/>
+        </w:rPr>
+        <w:t xml:space="preserve"> </w:t>
+      </w:r>
+      <w:r>
+        <w:rPr>
+          <w:rFonts w:hint="eastAsia" w:ascii="Times New Roman" w:hAnsi="Times New Roman" w:eastAsia="FangSong" w:cs="Times New Roman"/>
+        </w:rPr>
+        <w:t xml:space="preserve">的</w:t>
+      </w:r>
+      <w:r>
+        <w:rPr>
+          <w:rFonts w:ascii="Times New Roman" w:hAnsi="Times New Roman" w:eastAsia="Times New Roman" w:cs="Times New Roman"/>
+        </w:rPr>
+        <w:t xml:space="preserve"> </w:t>
+      </w:r>
+      <w:r>
+        <w:rPr>
+          <w:rFonts w:hint="eastAsia" w:ascii="Times New Roman" w:hAnsi="Times New Roman" w:eastAsia="Times New Roman" w:cs="Times New Roman"/>
+        </w:rPr>
+        <w:t>α=C2、β=C1），</w:t>
+      </w:r>
+      <w:r>
+        <w:rPr>
+          <w:rFonts w:hint="eastAsia" w:ascii="Times New Roman" w:hAnsi="Times New Roman" w:eastAsia="FangSong" w:cs="Times New Roman"/>
+        </w:rPr>
+        <w:t>其</w:t>
+      </w:r>
+      <w:r>
+        <w:rPr>
+          <w:rFonts w:ascii="Times New Roman" w:hAnsi="Times New Roman" w:eastAsia="Times New Roman" w:cs="Times New Roman"/>
+        </w:rPr>
+        <w:t xml:space="preserve"> aldol </w:t>
+      </w:r>
+      <w:r>
+        <w:rPr>
+          <w:rFonts w:hint="eastAsia" w:ascii="Times New Roman" w:hAnsi="Times New Roman" w:eastAsia="FangSong" w:cs="Times New Roman"/>
+        </w:rPr>
+        <w:t>前体唯一</w:t>
+      </w:r>
+      <w:r>
+        <w:rPr>
+          <w:rFonts w:hint="eastAsia" w:ascii="Times New Roman" w:hAnsi="Times New Roman" w:eastAsia="Times New Roman" w:cs="Times New Roman"/>
+        </w:rPr>
+        <w:t>：2-</w:t>
+      </w:r>
+      <w:r>
+        <w:rPr>
+          <w:rFonts w:hint="eastAsia" w:ascii="Times New Roman" w:hAnsi="Times New Roman" w:eastAsia="FangSong" w:cs="Times New Roman"/>
+        </w:rPr>
+        <w:t>乙酰基</w:t>
+      </w:r>
+      <w:r>
+        <w:rPr>
+          <w:rFonts w:hint="eastAsia" w:ascii="Times New Roman" w:hAnsi="Times New Roman" w:eastAsia="Times New Roman" w:cs="Times New Roman"/>
+        </w:rPr>
+        <w:t>-1-</w:t>
+      </w:r>
+      <w:r>
+        <w:rPr>
+          <w:rFonts w:hint="eastAsia" w:ascii="Times New Roman" w:hAnsi="Times New Roman" w:eastAsia="FangSong" w:cs="Times New Roman"/>
+        </w:rPr>
+        <w:t>甲基环戊</w:t>
+      </w:r>
+      <w:r>
+        <w:rPr>
+          <w:rFonts w:hint="eastAsia" w:ascii="Times New Roman" w:hAnsi="Times New Roman" w:eastAsia="Times New Roman" w:cs="Times New Roman"/>
+        </w:rPr>
+        <w:t>-1-</w:t>
+      </w:r>
+      <w:r>
+        <w:rPr>
+          <w:rFonts w:hint="eastAsia" w:ascii="Times New Roman" w:hAnsi="Times New Roman" w:eastAsia="FangSong" w:cs="Times New Roman"/>
+        </w:rPr>
+        <w:t>醇</w:t>
+      </w:r>
+      <w:r>
+        <w:rPr>
+          <w:rFonts w:hint="eastAsia" w:ascii="Times New Roman" w:hAnsi="Times New Roman" w:eastAsia="Times New Roman" w:cs="Times New Roman"/>
+        </w:rPr>
+        <w:t>（β-</w:t>
+      </w:r>
+      <w:r>
+        <w:rPr>
+          <w:rFonts w:hint="eastAsia" w:ascii="Times New Roman" w:hAnsi="Times New Roman" w:eastAsia="FangSong" w:cs="Times New Roman"/>
+        </w:rPr>
+        <w:t>羟基酮</w:t>
+      </w:r>
+      <w:r>
+        <w:rPr>
+          <w:rFonts w:hint="eastAsia" w:ascii="Times New Roman" w:hAnsi="Times New Roman" w:eastAsia="Times New Roman" w:cs="Times New Roman"/>
+        </w:rPr>
+        <w:t>）；</w:t>
+      </w:r>
+      <w:r>
+        <w:rPr>
+          <w:rFonts w:hint="eastAsia" w:ascii="Times New Roman" w:hAnsi="Times New Roman" w:eastAsia="FangSong" w:cs="Times New Roman"/>
+        </w:rPr>
+        <w:t>再逆</w:t>
+      </w:r>
+      <w:r>
+        <w:rPr>
+          <w:rFonts w:ascii="Times New Roman" w:hAnsi="Times New Roman" w:eastAsia="Times New Roman" w:cs="Times New Roman"/>
+        </w:rPr>
+        <w:t xml:space="preserve"> aldol </w:t>
+      </w:r>
+      <w:r>
+        <w:rPr>
+          <w:rFonts w:hint="eastAsia" w:ascii="Times New Roman" w:hAnsi="Times New Roman" w:eastAsia="FangSong" w:cs="Times New Roman"/>
+        </w:rPr>
+        <w:t xml:space="preserve">断</w:t>
+      </w:r>
+      <w:r>
+        <w:rPr>
+          <w:rFonts w:ascii="Times New Roman" w:hAnsi="Times New Roman" w:eastAsia="Times New Roman" w:cs="Times New Roman"/>
+        </w:rPr>
+        <w:t xml:space="preserve"> C1-C2 </w:t>
+      </w:r>
+      <w:r>
+        <w:rPr>
+          <w:rFonts w:hint="eastAsia" w:ascii="Times New Roman" w:hAnsi="Times New Roman" w:eastAsia="FangSong" w:cs="Times New Roman"/>
+        </w:rPr>
+        <w:t xml:space="preserve">得</w:t>
+      </w:r>
+      <w:r>
+        <w:rPr>
+          <w:rFonts w:ascii="Times New Roman" w:hAnsi="Times New Roman" w:eastAsia="Times New Roman" w:cs="Times New Roman"/>
+        </w:rPr>
+        <w:t xml:space="preserve"> </w:t>
+      </w:r>
+      <w:r>
+        <w:rPr>
+          <w:rFonts w:hint="eastAsia" w:ascii="Times New Roman" w:hAnsi="Times New Roman" w:eastAsia="Times New Roman" w:cs="Times New Roman"/>
+        </w:rPr>
+        <w:t>1,5-</w:t>
+      </w:r>
+      <w:r>
+        <w:rPr>
+          <w:rFonts w:hint="eastAsia" w:ascii="Times New Roman" w:hAnsi="Times New Roman" w:eastAsia="FangSong" w:cs="Times New Roman"/>
+        </w:rPr>
+        <w:t>二羰基化合物</w:t>
+      </w:r>
+      <w:r>
+        <w:rPr>
+          <w:rFonts w:ascii="Times New Roman" w:hAnsi="Times New Roman" w:eastAsia="Times New Roman" w:cs="Times New Roman"/>
+        </w:rPr>
+        <w:t xml:space="preserve"> </w:t>
+      </w:r>
+      <w:r>
+        <w:rPr>
+          <w:rFonts w:hint="eastAsia" w:ascii="Times New Roman" w:hAnsi="Times New Roman" w:eastAsia="Times New Roman" w:cs="Times New Roman"/>
+          <w:b/>
+          <w:bCs/>
+        </w:rPr>
+        <w:t>2,7-</w:t>
+      </w:r>
+      <w:r>
+        <w:rPr>
+          <w:rFonts w:hint="eastAsia" w:ascii="Times New Roman" w:hAnsi="Times New Roman" w:eastAsia="FangSong" w:cs="Times New Roman"/>
+          <w:b/>
+          <w:bCs/>
+        </w:rPr>
+        <w:t>辛二酮</w:t>
+      </w:r>
+      <w:r>
+        <w:rPr>
+          <w:rFonts w:ascii="Times New Roman" w:hAnsi="Times New Roman" w:eastAsia="Times New Roman" w:cs="Times New Roman"/>
+        </w:rPr>
+        <w:t xml:space="preserve"> </w:t>
+      </w:r>
+      <w:r>
+        <w:rPr>
+          <w:rFonts w:ascii="Times New Roman" w:hAnsi="Times New Roman" w:eastAsia="Times New Roman" w:cs="Times New Roman"/>
+        </w:rPr>
+        <w:t>CH</w:t>
+      </w:r>
+      <w:r>
+        <w:rPr>
+          <w:rFonts w:ascii="Times New Roman" w:hAnsi="Times New Roman" w:eastAsia="Times New Roman" w:cs="Times New Roman"/>
+          <w:vertAlign w:val="subscript"/>
+        </w:rPr>
+        <w:t>3</w:t>
+      </w:r>
+      <w:r>
+        <w:rPr>
+          <w:rFonts w:ascii="Times New Roman" w:hAnsi="Times New Roman" w:eastAsia="Times New Roman" w:cs="Times New Roman"/>
+        </w:rPr>
+        <w:t>CO(CH</w:t>
+      </w:r>
+      <w:r>
+        <w:rPr>
+          <w:rFonts w:ascii="Times New Roman" w:hAnsi="Times New Roman" w:eastAsia="Times New Roman" w:cs="Times New Roman"/>
+          <w:vertAlign w:val="subscript"/>
+        </w:rPr>
+        <w:t>2</w:t>
+      </w:r>
+      <w:r>
+        <w:rPr>
+          <w:rFonts w:ascii="Times New Roman" w:hAnsi="Times New Roman" w:eastAsia="Times New Roman" w:cs="Times New Roman"/>
+        </w:rPr>
+        <w:t>)</w:t>
+      </w:r>
+      <w:r>
+        <w:rPr>
+          <w:rFonts w:ascii="Times New Roman" w:hAnsi="Times New Roman" w:eastAsia="Times New Roman" w:cs="Times New Roman"/>
+          <w:vertAlign w:val="subscript"/>
+        </w:rPr>
+        <w:t>4</w:t>
+      </w:r>
+      <w:r>
+        <w:rPr>
+          <w:rFonts w:ascii="Times New Roman" w:hAnsi="Times New Roman" w:eastAsia="Times New Roman" w:cs="Times New Roman"/>
+        </w:rPr>
+        <w:t>COCH</w:t>
+      </w:r>
+      <w:r>
+        <w:rPr>
+          <w:rFonts w:ascii="Times New Roman" w:hAnsi="Times New Roman" w:eastAsia="Times New Roman" w:cs="Times New Roman"/>
+          <w:vertAlign w:val="subscript"/>
+        </w:rPr>
+        <w:t>3</w:t>
+      </w:r>
+      <w:r>
+        <w:rPr>
+          <w:rFonts w:ascii="Times New Roman" w:hAnsi="Times New Roman" w:eastAsia="Times New Roman" w:cs="Times New Roman"/>
+        </w:rPr>
+        <w:t>。</w:t>
+      </w:r>
+      <w:r>
+        <w:rPr>
+          <w:rFonts w:ascii="Times New Roman" w:hAnsi="Times New Roman" w:eastAsia="Times New Roman" w:cs="Times New Roman"/>
+        </w:rPr>
+        <w:t xml:space="preserve"> </w:t>
+      </w:r>
+      <w:r>
+        <w:rPr>
+          <w:rFonts w:hint="eastAsia" w:ascii="Times New Roman" w:hAnsi="Times New Roman" w:eastAsia="FangSong" w:cs="Times New Roman"/>
+        </w:rPr>
+        <w:t>路线组装</w:t>
+      </w:r>
+      <w:r>
+        <w:rPr>
+          <w:rFonts w:hint="eastAsia" w:ascii="Times New Roman" w:hAnsi="Times New Roman" w:eastAsia="Times New Roman" w:cs="Times New Roman"/>
+        </w:rPr>
+        <w:t>（Michael</w:t>
+      </w:r>
+      <w:r>
+        <w:rPr>
+          <w:rFonts w:ascii="Times New Roman" w:hAnsi="Times New Roman" w:eastAsia="Times New Roman" w:cs="Times New Roman"/>
+        </w:rPr>
+        <w:t xml:space="preserve"> </w:t>
+      </w:r>
+      <w:r>
+        <w:rPr>
+          <w:rFonts w:hint="eastAsia" w:ascii="Times New Roman" w:hAnsi="Times New Roman" w:eastAsia="FangSong" w:cs="Times New Roman"/>
+        </w:rPr>
+        <w:t>加成</w:t>
+      </w:r>
+      <w:r>
+        <w:rPr>
+          <w:rFonts w:hint="eastAsia" w:ascii="Times New Roman" w:hAnsi="Times New Roman" w:eastAsia="Times New Roman" w:cs="Times New Roman"/>
+        </w:rPr>
+        <w:t>）：</w:t>
+      </w:r>
+      <w:r>
+        <w:rPr>
+          <w:rFonts w:hint="eastAsia" w:ascii="Times New Roman" w:hAnsi="Times New Roman" w:eastAsia="FangSong" w:cs="Times New Roman"/>
+        </w:rPr>
+        <w:t>丙酮烯醇负离子</w:t>
+      </w:r>
+      <w:r>
+        <w:rPr>
+          <w:rFonts w:ascii="Times New Roman" w:hAnsi="Times New Roman" w:eastAsia="Times New Roman" w:cs="Times New Roman"/>
+        </w:rPr>
+        <w:t xml:space="preserve"> + </w:t>
+      </w:r>
+      <w:r>
+        <w:rPr>
+          <w:rFonts w:hint="eastAsia" w:ascii="Times New Roman" w:hAnsi="Times New Roman" w:eastAsia="FangSong" w:cs="Times New Roman"/>
+        </w:rPr>
+        <w:t xml:space="preserve">乙基乙烯基酮</w:t>
+      </w:r>
+      <w:r>
+        <w:rPr>
+          <w:rFonts w:ascii="Times New Roman" w:hAnsi="Times New Roman" w:eastAsia="Times New Roman" w:cs="Times New Roman"/>
+        </w:rPr>
+        <w:t xml:space="preserve"> CH</w:t>
+      </w:r>
+      <w:r>
+        <w:rPr>
+          <w:rFonts w:ascii="Times New Roman" w:hAnsi="Times New Roman" w:eastAsia="Times New Roman" w:cs="Times New Roman"/>
+          <w:vertAlign w:val="subscript"/>
+        </w:rPr>
+        <w:t>2</w:t>
+      </w:r>
+      <w:r>
+        <w:rPr>
+          <w:rFonts w:ascii="Times New Roman" w:hAnsi="Times New Roman" w:eastAsia="Times New Roman" w:cs="Times New Roman"/>
+        </w:rPr>
+        <w:t>=CHCOCH</w:t>
+      </w:r>
+      <w:r>
+        <w:rPr>
+          <w:rFonts w:ascii="Times New Roman" w:hAnsi="Times New Roman" w:eastAsia="Times New Roman" w:cs="Times New Roman"/>
+          <w:vertAlign w:val="subscript"/>
+        </w:rPr>
+        <w:t>2</w:t>
+      </w:r>
+      <w:r>
+        <w:rPr>
+          <w:rFonts w:ascii="Times New Roman" w:hAnsi="Times New Roman" w:eastAsia="Times New Roman" w:cs="Times New Roman"/>
+        </w:rPr>
+        <w:t>CH</w:t>
+      </w:r>
+      <w:r>
+        <w:rPr>
+          <w:rFonts w:ascii="Times New Roman" w:hAnsi="Times New Roman" w:eastAsia="Times New Roman" w:cs="Times New Roman"/>
+          <w:vertAlign w:val="subscript"/>
+        </w:rPr>
+        <w:t>3</w:t>
+      </w:r>
+      <w:r>
+        <w:rPr>
+          <w:rFonts w:ascii="Times New Roman" w:hAnsi="Times New Roman" w:eastAsia="Times New Roman" w:cs="Times New Roman"/>
+        </w:rPr>
+        <w:t xml:space="preserve"> </w:t>
+      </w:r>
+      <w:r>
+        <w:rPr>
+          <w:rFonts w:hint="eastAsia" w:ascii="Times New Roman" w:hAnsi="Times New Roman" w:eastAsia="FangSong" w:cs="Times New Roman"/>
+        </w:rPr>
+        <w:t xml:space="preserve">共轭加成</w:t>
+      </w:r>
+      <w:r>
+        <w:rPr>
+          <w:rFonts w:ascii="Times New Roman" w:hAnsi="Times New Roman" w:eastAsia="Times New Roman" w:cs="Times New Roman"/>
+        </w:rPr>
+        <w:t xml:space="preserve"> → </w:t>
+      </w:r>
+      <w:r>
+        <w:rPr>
+          <w:rFonts w:hint="eastAsia" w:ascii="Times New Roman" w:hAnsi="Times New Roman" w:eastAsia="Times New Roman" w:cs="Times New Roman"/>
+        </w:rPr>
+        <w:t>2,7-</w:t>
+      </w:r>
+      <w:r>
+        <w:rPr>
+          <w:rFonts w:hint="eastAsia" w:ascii="Times New Roman" w:hAnsi="Times New Roman" w:eastAsia="FangSong" w:cs="Times New Roman"/>
+        </w:rPr>
+        <w:t>辛二酮</w:t>
+      </w:r>
+      <w:r>
+        <w:rPr>
+          <w:rFonts w:hint="eastAsia" w:ascii="Times New Roman" w:hAnsi="Times New Roman" w:eastAsia="Times New Roman" w:cs="Times New Roman"/>
+        </w:rPr>
+        <w:t>；</w:t>
+      </w:r>
+      <w:r>
+        <w:rPr>
+          <w:rFonts w:hint="eastAsia" w:ascii="Times New Roman" w:hAnsi="Times New Roman" w:eastAsia="FangSong" w:cs="Times New Roman"/>
+        </w:rPr>
+        <w:t>随后</w:t>
+      </w:r>
+      <w:r>
+        <w:rPr>
+          <w:rFonts w:ascii="Times New Roman" w:hAnsi="Times New Roman" w:eastAsia="Times New Roman" w:cs="Times New Roman"/>
+        </w:rPr>
+        <w:t xml:space="preserve"> EtONa </w:t>
+      </w:r>
+      <w:r>
+        <w:rPr>
+          <w:rFonts w:hint="eastAsia" w:ascii="Times New Roman" w:hAnsi="Times New Roman" w:eastAsia="FangSong" w:cs="Times New Roman"/>
+        </w:rPr>
+        <w:t xml:space="preserve">催化分子内</w:t>
+      </w:r>
+      <w:r>
+        <w:rPr>
+          <w:rFonts w:ascii="Times New Roman" w:hAnsi="Times New Roman" w:eastAsia="Times New Roman" w:cs="Times New Roman"/>
+        </w:rPr>
+        <w:t xml:space="preserve"> </w:t>
+      </w:r>
+      <w:r>
+        <w:rPr>
+          <w:rFonts w:hint="eastAsia" w:ascii="Times New Roman" w:hAnsi="Times New Roman" w:eastAsia="Times New Roman" w:cs="Times New Roman"/>
+        </w:rPr>
+        <w:t xml:space="preserve">aldol：C3</w:t>
+      </w:r>
+      <w:r>
+        <w:rPr>
+          <w:rFonts w:ascii="Times New Roman" w:hAnsi="Times New Roman" w:eastAsia="Times New Roman" w:cs="Times New Roman"/>
+        </w:rPr>
+        <w:t xml:space="preserve"> </w:t>
+      </w:r>
+      <w:r>
+        <w:rPr>
+          <w:rFonts w:hint="eastAsia" w:ascii="Times New Roman" w:hAnsi="Times New Roman" w:eastAsia="FangSong" w:cs="Times New Roman"/>
+        </w:rPr>
+        <w:t xml:space="preserve">位烯醇负离子进攻另一端羰基</w:t>
+      </w:r>
+      <w:r>
+        <w:rPr>
+          <w:rFonts w:ascii="Times New Roman" w:hAnsi="Times New Roman" w:eastAsia="Times New Roman" w:cs="Times New Roman"/>
+        </w:rPr>
+        <w:t xml:space="preserve"> </w:t>
+      </w:r>
+      <w:r>
+        <w:rPr>
+          <w:rFonts w:hint="eastAsia" w:ascii="Times New Roman" w:hAnsi="Times New Roman" w:eastAsia="Times New Roman" w:cs="Times New Roman"/>
+        </w:rPr>
+        <w:t>C7，</w:t>
+      </w:r>
+      <w:r>
+        <w:rPr>
+          <w:rFonts w:hint="eastAsia" w:ascii="Times New Roman" w:hAnsi="Times New Roman" w:eastAsia="FangSong" w:cs="Times New Roman"/>
+        </w:rPr>
+        <w:t>闭合</w:t>
+      </w:r>
+      <w:r>
+        <w:rPr>
+          <w:rFonts w:hint="eastAsia" w:ascii="Times New Roman" w:hAnsi="Times New Roman" w:eastAsia="FangSong" w:cs="Times New Roman"/>
+          <w:b/>
+          <w:bCs/>
+        </w:rPr>
+        <w:t xml:space="preserve">五元环</w:t>
+      </w:r>
+      <w:r>
+        <w:rPr>
+          <w:rFonts w:hint="eastAsia" w:ascii="Times New Roman" w:hAnsi="Times New Roman" w:eastAsia="Times New Roman" w:cs="Times New Roman"/>
+        </w:rPr>
+        <w:t>（C3-C4-C5-C6-C7）</w:t>
+      </w:r>
+      <w:r>
+        <w:rPr>
+          <w:rFonts w:hint="eastAsia" w:ascii="Times New Roman" w:hAnsi="Times New Roman" w:eastAsia="FangSong" w:cs="Times New Roman"/>
+        </w:rPr>
+        <w:t>得</w:t>
+      </w:r>
+      <w:r>
+        <w:rPr>
+          <w:rFonts w:ascii="Times New Roman" w:hAnsi="Times New Roman" w:eastAsia="Times New Roman" w:cs="Times New Roman"/>
+        </w:rPr>
+        <w:t xml:space="preserve"> </w:t>
+      </w:r>
+      <w:r>
+        <w:rPr>
+          <w:rFonts w:hint="eastAsia" w:ascii="Times New Roman" w:hAnsi="Times New Roman" w:eastAsia="Times New Roman" w:cs="Times New Roman"/>
+        </w:rPr>
+        <w:t>2-</w:t>
+      </w:r>
+      <w:r>
+        <w:rPr>
+          <w:rFonts w:hint="eastAsia" w:ascii="Times New Roman" w:hAnsi="Times New Roman" w:eastAsia="FangSong" w:cs="Times New Roman"/>
+        </w:rPr>
+        <w:t>乙酰基</w:t>
+      </w:r>
+      <w:r>
+        <w:rPr>
+          <w:rFonts w:hint="eastAsia" w:ascii="Times New Roman" w:hAnsi="Times New Roman" w:eastAsia="Times New Roman" w:cs="Times New Roman"/>
+        </w:rPr>
+        <w:t>-1-</w:t>
+      </w:r>
+      <w:r>
+        <w:rPr>
+          <w:rFonts w:hint="eastAsia" w:ascii="Times New Roman" w:hAnsi="Times New Roman" w:eastAsia="FangSong" w:cs="Times New Roman"/>
+        </w:rPr>
+        <w:t>甲基环戊</w:t>
+      </w:r>
+      <w:r>
+        <w:rPr>
+          <w:rFonts w:hint="eastAsia" w:ascii="Times New Roman" w:hAnsi="Times New Roman" w:eastAsia="Times New Roman" w:cs="Times New Roman"/>
+        </w:rPr>
+        <w:t>-1-</w:t>
+      </w:r>
+      <w:r>
+        <w:rPr>
+          <w:rFonts w:hint="eastAsia" w:ascii="Times New Roman" w:hAnsi="Times New Roman" w:eastAsia="FangSong" w:cs="Times New Roman"/>
+        </w:rPr>
+        <w:t>醇</w:t>
+      </w:r>
+      <w:r>
+        <w:rPr>
+          <w:rFonts w:hint="eastAsia" w:ascii="Times New Roman" w:hAnsi="Times New Roman" w:eastAsia="Times New Roman" w:cs="Times New Roman"/>
+        </w:rPr>
+        <w:t>，</w:t>
+      </w:r>
+      <w:r>
+        <w:rPr>
+          <w:rFonts w:hint="eastAsia" w:ascii="Times New Roman" w:hAnsi="Times New Roman" w:eastAsia="FangSong" w:cs="Times New Roman"/>
+        </w:rPr>
+        <w:t>加热脱水得目标</w:t>
+      </w:r>
+      <w:r>
+        <w:rPr>
+          <w:rFonts w:hint="eastAsia" w:ascii="Times New Roman" w:hAnsi="Times New Roman" w:eastAsia="Times New Roman" w:cs="Times New Roman"/>
+        </w:rPr>
+        <w:t>。</w:t>
+      </w:r>
+      <w:r>
+        <w:rPr>
+          <w:rFonts w:ascii="Times New Roman" w:hAnsi="Times New Roman" w:eastAsia="Times New Roman" w:cs="Times New Roman"/>
+        </w:rPr>
+        <w:t xml:space="preserve"> </w:t>
+      </w:r>
+      <w:r>
+        <w:rPr>
+          <w:rFonts w:ascii="Times New Roman" w:hAnsi="Times New Roman" w:eastAsia="Times New Roman" w:cs="Times New Roman"/>
+        </w:rPr>
+        <w:t xml:space="preserve">&gt; </w:t>
+      </w:r>
+      <w:r>
+        <w:rPr>
+          <w:rFonts w:hint="eastAsia" w:ascii="Times New Roman" w:hAnsi="Times New Roman" w:eastAsia="FangSong" w:cs="Times New Roman"/>
+        </w:rPr>
+        <w:t>对照复核说明</w:t>
+      </w:r>
+      <w:r>
+        <w:rPr>
+          <w:rFonts w:hint="eastAsia" w:ascii="Times New Roman" w:hAnsi="Times New Roman" w:eastAsia="Times New Roman" w:cs="Times New Roman"/>
+        </w:rPr>
+        <w:t>（2026-09-19）：</w:t>
+      </w:r>
+      <w:r>
+        <w:rPr>
+          <w:rFonts w:hint="eastAsia" w:ascii="Times New Roman" w:hAnsi="Times New Roman" w:eastAsia="FangSong" w:cs="Times New Roman"/>
+        </w:rPr>
+        <w:t>原题原料</w:t>
+      </w:r>
+      <w:r>
+        <w:rPr>
+          <w:rFonts w:hint="eastAsia" w:ascii="Times New Roman" w:hAnsi="Times New Roman" w:eastAsia="Times New Roman" w:cs="Times New Roman"/>
+        </w:rPr>
+        <w:t>「</w:t>
+      </w:r>
+      <w:r>
+        <w:rPr>
+          <w:rFonts w:hint="eastAsia" w:ascii="Times New Roman" w:hAnsi="Times New Roman" w:eastAsia="FangSong" w:cs="Times New Roman"/>
+        </w:rPr>
+        <w:t>环己酮</w:t>
+      </w:r>
+      <w:r>
+        <w:rPr>
+          <w:rFonts w:hint="eastAsia" w:ascii="Times New Roman" w:hAnsi="Times New Roman" w:eastAsia="Times New Roman" w:cs="Times New Roman"/>
+        </w:rPr>
+        <w:t>」</w:t>
+      </w:r>
+      <w:r>
+        <w:rPr>
+          <w:rFonts w:hint="eastAsia" w:ascii="Times New Roman" w:hAnsi="Times New Roman" w:eastAsia="FangSong" w:cs="Times New Roman"/>
+        </w:rPr>
+        <w:t>无法衔接本路线</w:t>
       </w:r>
       <w:r>
         <w:rPr>
@@ -31326,7 +32000,145 @@
         <w:rPr>
           <w:rFonts w:hint="eastAsia" w:ascii="Times New Roman" w:hAnsi="Times New Roman" w:eastAsia="FangSong" w:cs="Times New Roman"/>
         </w:rPr>
-        <w:t>题面原料与提示疑似不匹配</w:t>
+        <w:t>环己酮与</w:t>
+      </w:r>
+      <w:r>
+        <w:rPr>
+          <w:rFonts w:ascii="Times New Roman" w:hAnsi="Times New Roman" w:eastAsia="Times New Roman" w:cs="Times New Roman"/>
+        </w:rPr>
+        <w:t xml:space="preserve"> MVK </w:t>
+      </w:r>
+      <w:r>
+        <w:rPr>
+          <w:rFonts w:hint="eastAsia" w:ascii="Times New Roman" w:hAnsi="Times New Roman" w:eastAsia="FangSong" w:cs="Times New Roman"/>
+        </w:rPr>
+        <w:t xml:space="preserve">经</w:t>
+      </w:r>
+      <w:r>
+        <w:rPr>
+          <w:rFonts w:ascii="Times New Roman" w:hAnsi="Times New Roman" w:eastAsia="Times New Roman" w:cs="Times New Roman"/>
+        </w:rPr>
+        <w:t xml:space="preserve"> Michael + </w:t>
+      </w:r>
+      <w:r>
+        <w:rPr>
+          <w:rFonts w:hint="eastAsia" w:ascii="Times New Roman" w:hAnsi="Times New Roman" w:eastAsia="FangSong" w:cs="Times New Roman"/>
+        </w:rPr>
+        <w:t xml:space="preserve">分子内</w:t>
+      </w:r>
+      <w:r>
+        <w:rPr>
+          <w:rFonts w:ascii="Times New Roman" w:hAnsi="Times New Roman" w:eastAsia="Times New Roman" w:cs="Times New Roman"/>
+        </w:rPr>
+        <w:t xml:space="preserve"> aldol </w:t>
+      </w:r>
+      <w:r>
+        <w:rPr>
+          <w:rFonts w:hint="eastAsia" w:ascii="Times New Roman" w:hAnsi="Times New Roman" w:eastAsia="FangSong" w:cs="Times New Roman"/>
+        </w:rPr>
+        <w:t>的所有通道</w:t>
+      </w:r>
+      <w:r>
+        <w:rPr>
+          <w:rFonts w:hint="eastAsia" w:ascii="Times New Roman" w:hAnsi="Times New Roman" w:eastAsia="Times New Roman" w:cs="Times New Roman"/>
+        </w:rPr>
+        <w:t>（</w:t>
+      </w:r>
+      <w:r>
+        <w:rPr>
+          <w:rFonts w:hint="eastAsia" w:ascii="Times New Roman" w:hAnsi="Times New Roman" w:eastAsia="FangSong" w:cs="Times New Roman"/>
+        </w:rPr>
+        <w:t>环烯醇进攻侧链羰基</w:t>
+      </w:r>
+      <w:r>
+        <w:rPr>
+          <w:rFonts w:hint="eastAsia" w:ascii="Times New Roman" w:hAnsi="Times New Roman" w:eastAsia="Times New Roman" w:cs="Times New Roman"/>
+        </w:rPr>
+        <w:t>、</w:t>
+      </w:r>
+      <w:r>
+        <w:rPr>
+          <w:rFonts w:hint="eastAsia" w:ascii="Times New Roman" w:hAnsi="Times New Roman" w:eastAsia="FangSong" w:cs="Times New Roman"/>
+        </w:rPr>
+        <w:t>侧链烯醇进攻环羰基</w:t>
+      </w:r>
+      <w:r>
+        <w:rPr>
+          <w:rFonts w:hint="eastAsia" w:ascii="Times New Roman" w:hAnsi="Times New Roman" w:eastAsia="Times New Roman" w:cs="Times New Roman"/>
+        </w:rPr>
+        <w:t>）</w:t>
+      </w:r>
+      <w:r>
+        <w:rPr>
+          <w:rFonts w:hint="eastAsia" w:ascii="Times New Roman" w:hAnsi="Times New Roman" w:eastAsia="FangSong" w:cs="Times New Roman"/>
+        </w:rPr>
+        <w:t>均得</w:t>
+      </w:r>
+      <w:r>
+        <w:rPr>
+          <w:rFonts w:ascii="Times New Roman" w:hAnsi="Times New Roman" w:eastAsia="Times New Roman" w:cs="Times New Roman"/>
+        </w:rPr>
+        <w:t xml:space="preserve"> Robinson </w:t>
+      </w:r>
+      <w:r>
+        <w:rPr>
+          <w:rFonts w:hint="eastAsia" w:ascii="Times New Roman" w:hAnsi="Times New Roman" w:eastAsia="FangSong" w:cs="Times New Roman"/>
+        </w:rPr>
+        <w:t>增环的双环</w:t>
+      </w:r>
+      <w:r>
+        <w:rPr>
+          <w:rFonts w:hint="eastAsia" w:ascii="Times New Roman" w:hAnsi="Times New Roman" w:eastAsia="Times New Roman" w:cs="Times New Roman"/>
+        </w:rPr>
+        <w:t>[4.4.0]</w:t>
+      </w:r>
+      <w:r>
+        <w:rPr>
+          <w:rFonts w:hint="eastAsia" w:ascii="Times New Roman" w:hAnsi="Times New Roman" w:eastAsia="FangSong" w:cs="Times New Roman"/>
+        </w:rPr>
+        <w:t>产物</w:t>
+      </w:r>
+      <w:r>
+        <w:rPr>
+          <w:rFonts w:hint="eastAsia" w:ascii="Times New Roman" w:hAnsi="Times New Roman" w:eastAsia="Times New Roman" w:cs="Times New Roman"/>
+        </w:rPr>
+        <w:t>（</w:t>
+      </w:r>
+      <w:r>
+        <w:rPr>
+          <w:rFonts w:hint="eastAsia" w:ascii="Times New Roman" w:hAnsi="Times New Roman" w:eastAsia="FangSong" w:cs="Times New Roman"/>
+        </w:rPr>
+        <w:t>八氢萘烯酮</w:t>
+      </w:r>
+      <w:r>
+        <w:rPr>
+          <w:rFonts w:hint="eastAsia" w:ascii="Times New Roman" w:hAnsi="Times New Roman" w:eastAsia="Times New Roman" w:cs="Times New Roman"/>
+        </w:rPr>
+        <w:t>，Wieland-Miescher</w:t>
+      </w:r>
+      <w:r>
+        <w:rPr>
+          <w:rFonts w:ascii="Times New Roman" w:hAnsi="Times New Roman" w:eastAsia="Times New Roman" w:cs="Times New Roman"/>
+        </w:rPr>
+        <w:t xml:space="preserve"> </w:t>
+      </w:r>
+      <w:r>
+        <w:rPr>
+          <w:rFonts w:hint="eastAsia" w:ascii="Times New Roman" w:hAnsi="Times New Roman" w:eastAsia="FangSong" w:cs="Times New Roman"/>
+        </w:rPr>
+        <w:t>骨架</w:t>
+      </w:r>
+      <w:r>
+        <w:rPr>
+          <w:rFonts w:hint="eastAsia" w:ascii="Times New Roman" w:hAnsi="Times New Roman" w:eastAsia="Times New Roman" w:cs="Times New Roman"/>
+        </w:rPr>
+        <w:t>），</w:t>
+      </w:r>
+      <w:r>
+        <w:rPr>
+          <w:rFonts w:hint="eastAsia" w:ascii="Times New Roman" w:hAnsi="Times New Roman" w:eastAsia="FangSong" w:cs="Times New Roman"/>
+        </w:rPr>
+        <w:t>而非五元单环</w:t>
       </w:r>
       <w:r>
         <w:rPr>
@@ -31338,25 +32150,7 @@
         <w:rPr>
           <w:rFonts w:hint="eastAsia" w:ascii="Times New Roman" w:hAnsi="Times New Roman" w:eastAsia="FangSong" w:cs="Times New Roman"/>
         </w:rPr>
-        <w:t>建议核对原题</w:t>
-      </w:r>
-      <w:r>
-        <w:rPr>
-          <w:rFonts w:hint="eastAsia" w:ascii="Times New Roman" w:hAnsi="Times New Roman" w:eastAsia="Times New Roman" w:cs="Times New Roman"/>
-        </w:rPr>
-        <w:t>】</w:t>
-      </w:r>
-      <w:r>
-        <w:rPr>
-          <w:rFonts w:hint="eastAsia" w:ascii="Times New Roman" w:hAnsi="Times New Roman" w:eastAsia="FangSong" w:cs="Times New Roman"/>
-        </w:rPr>
-        <w:t>严格逆推如下</w:t>
-      </w:r>
-      <w:r>
-        <w:rPr>
-          <w:rFonts w:hint="eastAsia" w:ascii="Times New Roman" w:hAnsi="Times New Roman" w:eastAsia="Times New Roman" w:cs="Times New Roman"/>
-        </w:rPr>
-        <w:t>：</w:t>
+        <w:t>参见</w:t>
       </w:r>
       <w:r>
         <w:rPr>
@@ -31366,641 +32160,63 @@
       </w:r>
       <w:r>
         <w:rPr>
-          <w:rFonts w:hint="eastAsia" w:ascii="Times New Roman" w:hAnsi="Times New Roman" w:eastAsia="FangSong" w:cs="Times New Roman"/>
-        </w:rPr>
-        <w:t xml:space="preserve">目标</w:t>
-      </w:r>
-      <w:r>
-        <w:rPr>
-          <w:rFonts w:ascii="Times New Roman" w:hAnsi="Times New Roman" w:eastAsia="Times New Roman" w:cs="Times New Roman"/>
-        </w:rPr>
-        <w:t xml:space="preserve"> </w:t>
-      </w:r>
-      <w:r>
-        <w:rPr>
-          <w:rFonts w:hint="eastAsia" w:ascii="Times New Roman" w:hAnsi="Times New Roman" w:eastAsia="Times New Roman" w:cs="Times New Roman"/>
-        </w:rPr>
-        <w:t>1-</w:t>
-      </w:r>
-      <w:r>
-        <w:rPr>
-          <w:rFonts w:hint="eastAsia" w:ascii="Times New Roman" w:hAnsi="Times New Roman" w:eastAsia="FangSong" w:cs="Times New Roman"/>
-        </w:rPr>
-        <w:t>甲基</w:t>
-      </w:r>
-      <w:r>
-        <w:rPr>
-          <w:rFonts w:hint="eastAsia" w:ascii="Times New Roman" w:hAnsi="Times New Roman" w:eastAsia="Times New Roman" w:cs="Times New Roman"/>
-        </w:rPr>
-        <w:t>-2-</w:t>
-      </w:r>
-      <w:r>
-        <w:rPr>
-          <w:rFonts w:hint="eastAsia" w:ascii="Times New Roman" w:hAnsi="Times New Roman" w:eastAsia="FangSong" w:cs="Times New Roman"/>
-        </w:rPr>
-        <w:t>乙酰基环戊</w:t>
-      </w:r>
-      <w:r>
-        <w:rPr>
-          <w:rFonts w:hint="eastAsia" w:ascii="Times New Roman" w:hAnsi="Times New Roman" w:eastAsia="Times New Roman" w:cs="Times New Roman"/>
-        </w:rPr>
-        <w:t>-1-</w:t>
-      </w:r>
-      <w:r>
-        <w:rPr>
-          <w:rFonts w:hint="eastAsia" w:ascii="Times New Roman" w:hAnsi="Times New Roman" w:eastAsia="FangSong" w:cs="Times New Roman"/>
-        </w:rPr>
-        <w:t>烯</w:t>
-      </w:r>
-      <w:r>
-        <w:rPr>
-          <w:rFonts w:hint="eastAsia" w:ascii="Times New Roman" w:hAnsi="Times New Roman" w:eastAsia="Times New Roman" w:cs="Times New Roman"/>
-        </w:rPr>
-        <w:t>（8C）</w:t>
-      </w:r>
-      <w:r>
-        <w:rPr>
-          <w:rFonts w:hint="eastAsia" w:ascii="Times New Roman" w:hAnsi="Times New Roman" w:eastAsia="FangSong" w:cs="Times New Roman"/>
-        </w:rPr>
-        <w:t>为</w:t>
-      </w:r>
-      <w:r>
-        <w:rPr>
-          <w:rFonts w:ascii="Times New Roman" w:hAnsi="Times New Roman" w:eastAsia="Times New Roman" w:cs="Times New Roman"/>
-        </w:rPr>
-        <w:t xml:space="preserve"> </w:t>
-      </w:r>
-      <w:r>
-        <w:rPr>
-          <w:rFonts w:hint="eastAsia" w:ascii="Times New Roman" w:hAnsi="Times New Roman" w:eastAsia="Times New Roman" w:cs="Times New Roman"/>
-        </w:rPr>
-        <w:t>α,β-</w:t>
-      </w:r>
-      <w:r>
-        <w:rPr>
-          <w:rFonts w:hint="eastAsia" w:ascii="Times New Roman" w:hAnsi="Times New Roman" w:eastAsia="FangSong" w:cs="Times New Roman"/>
-        </w:rPr>
-        <w:t>不饱和酮</w:t>
-      </w:r>
-      <w:r>
-        <w:rPr>
-          <w:rFonts w:hint="eastAsia" w:ascii="Times New Roman" w:hAnsi="Times New Roman" w:eastAsia="Times New Roman" w:cs="Times New Roman"/>
-        </w:rPr>
-        <w:t>（</w:t>
-      </w:r>
-      <w:r>
-        <w:rPr>
-          <w:rFonts w:hint="eastAsia" w:ascii="Times New Roman" w:hAnsi="Times New Roman" w:eastAsia="FangSong" w:cs="Times New Roman"/>
-        </w:rPr>
-        <w:t>乙酰基</w:t>
-      </w:r>
-      <w:r>
-        <w:rPr>
-          <w:rFonts w:ascii="Times New Roman" w:hAnsi="Times New Roman" w:eastAsia="Times New Roman" w:cs="Times New Roman"/>
-        </w:rPr>
-        <w:t xml:space="preserve"> COCH</w:t>
-      </w:r>
-      <w:r>
-        <w:rPr>
-          <w:rFonts w:ascii="Times New Roman" w:hAnsi="Times New Roman" w:eastAsia="Times New Roman" w:cs="Times New Roman"/>
-          <w:vertAlign w:val="subscript"/>
-        </w:rPr>
-        <w:t>3</w:t>
-      </w:r>
-      <w:r>
-        <w:rPr>
-          <w:rFonts w:ascii="Times New Roman" w:hAnsi="Times New Roman" w:eastAsia="Times New Roman" w:cs="Times New Roman"/>
-        </w:rPr>
-        <w:t xml:space="preserve"> </w:t>
-      </w:r>
-      <w:r>
-        <w:rPr>
-          <w:rFonts w:hint="eastAsia" w:ascii="Times New Roman" w:hAnsi="Times New Roman" w:eastAsia="FangSong" w:cs="Times New Roman"/>
-        </w:rPr>
-        <w:t xml:space="preserve">的</w:t>
-      </w:r>
-      <w:r>
-        <w:rPr>
-          <w:rFonts w:ascii="Times New Roman" w:hAnsi="Times New Roman" w:eastAsia="Times New Roman" w:cs="Times New Roman"/>
-        </w:rPr>
-        <w:t xml:space="preserve"> </w:t>
-      </w:r>
-      <w:r>
-        <w:rPr>
-          <w:rFonts w:hint="eastAsia" w:ascii="Times New Roman" w:hAnsi="Times New Roman" w:eastAsia="Times New Roman" w:cs="Times New Roman"/>
-        </w:rPr>
-        <w:t>α=C2、β=C1），</w:t>
-      </w:r>
-      <w:r>
-        <w:rPr>
-          <w:rFonts w:hint="eastAsia" w:ascii="Times New Roman" w:hAnsi="Times New Roman" w:eastAsia="FangSong" w:cs="Times New Roman"/>
-        </w:rPr>
-        <w:t>其</w:t>
-      </w:r>
-      <w:r>
-        <w:rPr>
-          <w:rFonts w:ascii="Times New Roman" w:hAnsi="Times New Roman" w:eastAsia="Times New Roman" w:cs="Times New Roman"/>
-        </w:rPr>
-        <w:t xml:space="preserve"> aldol </w:t>
-      </w:r>
-      <w:r>
-        <w:rPr>
-          <w:rFonts w:hint="eastAsia" w:ascii="Times New Roman" w:hAnsi="Times New Roman" w:eastAsia="FangSong" w:cs="Times New Roman"/>
-        </w:rPr>
-        <w:t>前体唯一</w:t>
-      </w:r>
-      <w:r>
-        <w:rPr>
-          <w:rFonts w:hint="eastAsia" w:ascii="Times New Roman" w:hAnsi="Times New Roman" w:eastAsia="Times New Roman" w:cs="Times New Roman"/>
-        </w:rPr>
-        <w:t>：2-</w:t>
-      </w:r>
-      <w:r>
-        <w:rPr>
-          <w:rFonts w:hint="eastAsia" w:ascii="Times New Roman" w:hAnsi="Times New Roman" w:eastAsia="FangSong" w:cs="Times New Roman"/>
-        </w:rPr>
-        <w:t>乙酰基</w:t>
-      </w:r>
-      <w:r>
-        <w:rPr>
-          <w:rFonts w:hint="eastAsia" w:ascii="Times New Roman" w:hAnsi="Times New Roman" w:eastAsia="Times New Roman" w:cs="Times New Roman"/>
-        </w:rPr>
-        <w:t>-1-</w:t>
-      </w:r>
-      <w:r>
-        <w:rPr>
-          <w:rFonts w:hint="eastAsia" w:ascii="Times New Roman" w:hAnsi="Times New Roman" w:eastAsia="FangSong" w:cs="Times New Roman"/>
-        </w:rPr>
-        <w:t>甲基环戊</w:t>
-      </w:r>
-      <w:r>
-        <w:rPr>
-          <w:rFonts w:hint="eastAsia" w:ascii="Times New Roman" w:hAnsi="Times New Roman" w:eastAsia="Times New Roman" w:cs="Times New Roman"/>
-        </w:rPr>
-        <w:t>-1-</w:t>
-      </w:r>
-      <w:r>
-        <w:rPr>
-          <w:rFonts w:hint="eastAsia" w:ascii="Times New Roman" w:hAnsi="Times New Roman" w:eastAsia="FangSong" w:cs="Times New Roman"/>
-        </w:rPr>
-        <w:t>醇</w:t>
-      </w:r>
-      <w:r>
-        <w:rPr>
-          <w:rFonts w:hint="eastAsia" w:ascii="Times New Roman" w:hAnsi="Times New Roman" w:eastAsia="Times New Roman" w:cs="Times New Roman"/>
-        </w:rPr>
-        <w:t>（β-</w:t>
-      </w:r>
-      <w:r>
-        <w:rPr>
-          <w:rFonts w:hint="eastAsia" w:ascii="Times New Roman" w:hAnsi="Times New Roman" w:eastAsia="FangSong" w:cs="Times New Roman"/>
-        </w:rPr>
-        <w:t>羟基酮</w:t>
-      </w:r>
-      <w:r>
-        <w:rPr>
-          <w:rFonts w:hint="eastAsia" w:ascii="Times New Roman" w:hAnsi="Times New Roman" w:eastAsia="Times New Roman" w:cs="Times New Roman"/>
-        </w:rPr>
-        <w:t>）；</w:t>
-      </w:r>
-      <w:r>
-        <w:rPr>
-          <w:rFonts w:hint="eastAsia" w:ascii="Times New Roman" w:hAnsi="Times New Roman" w:eastAsia="FangSong" w:cs="Times New Roman"/>
-        </w:rPr>
-        <w:t>再逆</w:t>
-      </w:r>
-      <w:r>
-        <w:rPr>
-          <w:rFonts w:ascii="Times New Roman" w:hAnsi="Times New Roman" w:eastAsia="Times New Roman" w:cs="Times New Roman"/>
-        </w:rPr>
-        <w:t xml:space="preserve"> aldol </w:t>
-      </w:r>
-      <w:r>
-        <w:rPr>
-          <w:rFonts w:hint="eastAsia" w:ascii="Times New Roman" w:hAnsi="Times New Roman" w:eastAsia="FangSong" w:cs="Times New Roman"/>
-        </w:rPr>
-        <w:t xml:space="preserve">断</w:t>
-      </w:r>
-      <w:r>
-        <w:rPr>
-          <w:rFonts w:ascii="Times New Roman" w:hAnsi="Times New Roman" w:eastAsia="Times New Roman" w:cs="Times New Roman"/>
-        </w:rPr>
-        <w:t xml:space="preserve"> C1-C2 </w:t>
-      </w:r>
-      <w:r>
-        <w:rPr>
-          <w:rFonts w:hint="eastAsia" w:ascii="Times New Roman" w:hAnsi="Times New Roman" w:eastAsia="FangSong" w:cs="Times New Roman"/>
-        </w:rPr>
-        <w:t xml:space="preserve">得</w:t>
-      </w:r>
-      <w:r>
-        <w:rPr>
-          <w:rFonts w:ascii="Times New Roman" w:hAnsi="Times New Roman" w:eastAsia="Times New Roman" w:cs="Times New Roman"/>
-        </w:rPr>
-        <w:t xml:space="preserve"> </w:t>
-      </w:r>
-      <w:r>
-        <w:rPr>
-          <w:rFonts w:hint="eastAsia" w:ascii="Times New Roman" w:hAnsi="Times New Roman" w:eastAsia="Times New Roman" w:cs="Times New Roman"/>
-        </w:rPr>
-        <w:t>1,5-</w:t>
-      </w:r>
-      <w:r>
-        <w:rPr>
-          <w:rFonts w:hint="eastAsia" w:ascii="Times New Roman" w:hAnsi="Times New Roman" w:eastAsia="FangSong" w:cs="Times New Roman"/>
-        </w:rPr>
-        <w:t>二羰基化合物</w:t>
-      </w:r>
-      <w:r>
-        <w:rPr>
-          <w:rFonts w:ascii="Times New Roman" w:hAnsi="Times New Roman" w:eastAsia="Times New Roman" w:cs="Times New Roman"/>
-        </w:rPr>
-        <w:t xml:space="preserve"> </w:t>
-      </w:r>
-      <w:r>
-        <w:rPr>
-          <w:rFonts w:hint="eastAsia" w:ascii="Times New Roman" w:hAnsi="Times New Roman" w:eastAsia="Times New Roman" w:cs="Times New Roman"/>
-          <w:b/>
-          <w:bCs/>
-        </w:rPr>
-        <w:t>2,7-</w:t>
-      </w:r>
-      <w:r>
-        <w:rPr>
-          <w:rFonts w:hint="eastAsia" w:ascii="Times New Roman" w:hAnsi="Times New Roman" w:eastAsia="FangSong" w:cs="Times New Roman"/>
-          <w:b/>
-          <w:bCs/>
-        </w:rPr>
-        <w:t>辛二酮</w:t>
-      </w:r>
-      <w:r>
-        <w:rPr>
-          <w:rFonts w:ascii="Times New Roman" w:hAnsi="Times New Roman" w:eastAsia="Times New Roman" w:cs="Times New Roman"/>
-        </w:rPr>
-        <w:t xml:space="preserve"> </w:t>
-      </w:r>
-      <w:r>
-        <w:rPr>
-          <w:rFonts w:ascii="Times New Roman" w:hAnsi="Times New Roman" w:eastAsia="Times New Roman" w:cs="Times New Roman"/>
-        </w:rPr>
-        <w:t>CH</w:t>
-      </w:r>
-      <w:r>
-        <w:rPr>
-          <w:rFonts w:ascii="Times New Roman" w:hAnsi="Times New Roman" w:eastAsia="Times New Roman" w:cs="Times New Roman"/>
-          <w:vertAlign w:val="subscript"/>
-        </w:rPr>
-        <w:t>3</w:t>
-      </w:r>
-      <w:r>
-        <w:rPr>
-          <w:rFonts w:ascii="Times New Roman" w:hAnsi="Times New Roman" w:eastAsia="Times New Roman" w:cs="Times New Roman"/>
-        </w:rPr>
-        <w:t>CO(CH</w:t>
-      </w:r>
-      <w:r>
-        <w:rPr>
-          <w:rFonts w:ascii="Times New Roman" w:hAnsi="Times New Roman" w:eastAsia="Times New Roman" w:cs="Times New Roman"/>
-          <w:vertAlign w:val="subscript"/>
-        </w:rPr>
-        <w:t>2</w:t>
-      </w:r>
-      <w:r>
-        <w:rPr>
-          <w:rFonts w:ascii="Times New Roman" w:hAnsi="Times New Roman" w:eastAsia="Times New Roman" w:cs="Times New Roman"/>
-        </w:rPr>
-        <w:t>)</w:t>
-      </w:r>
-      <w:r>
-        <w:rPr>
-          <w:rFonts w:ascii="Times New Roman" w:hAnsi="Times New Roman" w:eastAsia="Times New Roman" w:cs="Times New Roman"/>
-          <w:vertAlign w:val="subscript"/>
-        </w:rPr>
-        <w:t>4</w:t>
-      </w:r>
-      <w:r>
-        <w:rPr>
-          <w:rFonts w:ascii="Times New Roman" w:hAnsi="Times New Roman" w:eastAsia="Times New Roman" w:cs="Times New Roman"/>
-        </w:rPr>
-        <w:t>COCH</w:t>
-      </w:r>
-      <w:r>
-        <w:rPr>
-          <w:rFonts w:ascii="Times New Roman" w:hAnsi="Times New Roman" w:eastAsia="Times New Roman" w:cs="Times New Roman"/>
-          <w:vertAlign w:val="subscript"/>
-        </w:rPr>
-        <w:t>3</w:t>
-      </w:r>
-      <w:r>
-        <w:rPr>
-          <w:rFonts w:ascii="Times New Roman" w:hAnsi="Times New Roman" w:eastAsia="Times New Roman" w:cs="Times New Roman"/>
+          <w:rFonts w:hint="eastAsia" w:ascii="Times New Roman" w:hAnsi="Times New Roman" w:eastAsia="Times New Roman" w:cs="Times New Roman"/>
+        </w:rPr>
+        <w:t>03-</w:t>
+      </w:r>
+      <w:r>
+        <w:rPr>
+          <w:rFonts w:hint="eastAsia" w:ascii="Times New Roman" w:hAnsi="Times New Roman" w:eastAsia="FangSong" w:cs="Times New Roman"/>
+        </w:rPr>
+        <w:t>知识点</w:t>
+      </w:r>
+      <w:r>
+        <w:rPr>
+          <w:rFonts w:hint="eastAsia" w:ascii="Times New Roman" w:hAnsi="Times New Roman" w:eastAsia="Times New Roman" w:cs="Times New Roman"/>
+        </w:rPr>
+        <w:t>/</w:t>
+      </w:r>
+      <w:r>
+        <w:rPr>
+          <w:rFonts w:hint="eastAsia" w:ascii="Times New Roman" w:hAnsi="Times New Roman" w:eastAsia="FangSong" w:cs="Times New Roman"/>
+        </w:rPr>
+        <w:t>有机化学</w:t>
+      </w:r>
+      <w:r>
+        <w:rPr>
+          <w:rFonts w:hint="eastAsia" w:ascii="Times New Roman" w:hAnsi="Times New Roman" w:eastAsia="Times New Roman" w:cs="Times New Roman"/>
+        </w:rPr>
+        <w:t>/Robinson</w:t>
+      </w:r>
+      <w:r>
+        <w:rPr>
+          <w:rFonts w:hint="eastAsia" w:ascii="Times New Roman" w:hAnsi="Times New Roman" w:eastAsia="FangSong" w:cs="Times New Roman"/>
+        </w:rPr>
+        <w:t>环化</w:t>
+      </w:r>
+      <w:r>
+        <w:rPr>
+          <w:rFonts w:hint="eastAsia" w:ascii="Times New Roman" w:hAnsi="Times New Roman" w:eastAsia="Times New Roman" w:cs="Times New Roman"/>
         </w:rPr>
         <w:t>。</w:t>
       </w:r>
       <w:r>
         <w:rPr>
-          <w:rFonts w:ascii="Times New Roman" w:hAnsi="Times New Roman" w:eastAsia="Times New Roman" w:cs="Times New Roman"/>
-        </w:rPr>
-        <w:t xml:space="preserve"> </w:t>
-      </w:r>
-      <w:r>
-        <w:rPr>
-          <w:rFonts w:hint="eastAsia" w:ascii="Times New Roman" w:hAnsi="Times New Roman" w:eastAsia="Times New Roman" w:cs="Times New Roman"/>
-        </w:rPr>
-        <w:t>2,7-</w:t>
-      </w:r>
-      <w:r>
-        <w:rPr>
-          <w:rFonts w:hint="eastAsia" w:ascii="Times New Roman" w:hAnsi="Times New Roman" w:eastAsia="FangSong" w:cs="Times New Roman"/>
-        </w:rPr>
-        <w:t>辛二酮经</w:t>
-      </w:r>
-      <w:r>
-        <w:rPr>
-          <w:rFonts w:ascii="Times New Roman" w:hAnsi="Times New Roman" w:eastAsia="Times New Roman" w:cs="Times New Roman"/>
-        </w:rPr>
-        <w:t xml:space="preserve"> Michael </w:t>
-      </w:r>
-      <w:r>
-        <w:rPr>
-          <w:rFonts w:hint="eastAsia" w:ascii="Times New Roman" w:hAnsi="Times New Roman" w:eastAsia="FangSong" w:cs="Times New Roman"/>
-        </w:rPr>
-        <w:t>组装</w:t>
-      </w:r>
-      <w:r>
-        <w:rPr>
-          <w:rFonts w:hint="eastAsia" w:ascii="Times New Roman" w:hAnsi="Times New Roman" w:eastAsia="Times New Roman" w:cs="Times New Roman"/>
-        </w:rPr>
-        <w:t>：</w:t>
-      </w:r>
-      <w:r>
-        <w:rPr>
-          <w:rFonts w:hint="eastAsia" w:ascii="Times New Roman" w:hAnsi="Times New Roman" w:eastAsia="FangSong" w:cs="Times New Roman"/>
-        </w:rPr>
-        <w:t>丙酮烯醇负离子</w:t>
-      </w:r>
-      <w:r>
-        <w:rPr>
-          <w:rFonts w:ascii="Times New Roman" w:hAnsi="Times New Roman" w:eastAsia="Times New Roman" w:cs="Times New Roman"/>
-        </w:rPr>
-        <w:t xml:space="preserve"> + </w:t>
-      </w:r>
-      <w:r>
-        <w:rPr>
-          <w:rFonts w:hint="eastAsia" w:ascii="Times New Roman" w:hAnsi="Times New Roman" w:eastAsia="FangSong" w:cs="Times New Roman"/>
-        </w:rPr>
-        <w:t xml:space="preserve">乙基乙烯基酮</w:t>
-      </w:r>
-      <w:r>
-        <w:rPr>
-          <w:rFonts w:ascii="Times New Roman" w:hAnsi="Times New Roman" w:eastAsia="Times New Roman" w:cs="Times New Roman"/>
-        </w:rPr>
-        <w:t xml:space="preserve"> </w:t>
-      </w:r>
-      <w:r>
-        <w:rPr>
-          <w:rFonts w:hint="eastAsia" w:ascii="Times New Roman" w:hAnsi="Times New Roman" w:eastAsia="Times New Roman" w:cs="Times New Roman"/>
-        </w:rPr>
-        <w:t>CH</w:t>
-      </w:r>
-      <w:r>
-        <w:rPr>
-          <w:rFonts w:hint="eastAsia" w:ascii="Times New Roman" w:hAnsi="Times New Roman" w:eastAsia="Times New Roman" w:cs="Times New Roman"/>
-          <w:vertAlign w:val="subscript"/>
-        </w:rPr>
-        <w:t>2</w:t>
-      </w:r>
-      <w:r>
-        <w:rPr>
-          <w:rFonts w:hint="eastAsia" w:ascii="Times New Roman" w:hAnsi="Times New Roman" w:eastAsia="Times New Roman" w:cs="Times New Roman"/>
-        </w:rPr>
-        <w:t>=CHCOCH</w:t>
-      </w:r>
-      <w:r>
-        <w:rPr>
-          <w:rFonts w:hint="eastAsia" w:ascii="Times New Roman" w:hAnsi="Times New Roman" w:eastAsia="Times New Roman" w:cs="Times New Roman"/>
-          <w:vertAlign w:val="subscript"/>
-        </w:rPr>
-        <w:t>2</w:t>
-      </w:r>
-      <w:r>
-        <w:rPr>
-          <w:rFonts w:hint="eastAsia" w:ascii="Times New Roman" w:hAnsi="Times New Roman" w:eastAsia="Times New Roman" w:cs="Times New Roman"/>
-        </w:rPr>
-        <w:t>CH</w:t>
-      </w:r>
-      <w:r>
-        <w:rPr>
-          <w:rFonts w:hint="eastAsia" w:ascii="Times New Roman" w:hAnsi="Times New Roman" w:eastAsia="Times New Roman" w:cs="Times New Roman"/>
-          <w:vertAlign w:val="subscript"/>
-        </w:rPr>
-        <w:t>3</w:t>
-      </w:r>
-      <w:r>
-        <w:rPr>
-          <w:rFonts w:hint="eastAsia" w:ascii="Times New Roman" w:hAnsi="Times New Roman" w:eastAsia="Times New Roman" w:cs="Times New Roman"/>
-        </w:rPr>
-        <w:t>（</w:t>
-      </w:r>
-      <w:r>
-        <w:rPr>
-          <w:rFonts w:hint="eastAsia" w:ascii="Times New Roman" w:hAnsi="Times New Roman" w:eastAsia="FangSong" w:cs="Times New Roman"/>
-        </w:rPr>
-        <w:t>共轭加成</w:t>
-      </w:r>
-      <w:r>
-        <w:rPr>
-          <w:rFonts w:hint="eastAsia" w:ascii="Times New Roman" w:hAnsi="Times New Roman" w:eastAsia="Times New Roman" w:cs="Times New Roman"/>
-        </w:rPr>
-        <w:t>）→</w:t>
-      </w:r>
-      <w:r>
-        <w:rPr>
-          <w:rFonts w:ascii="Times New Roman" w:hAnsi="Times New Roman" w:eastAsia="Times New Roman" w:cs="Times New Roman"/>
-        </w:rPr>
-        <w:t xml:space="preserve"> </w:t>
-      </w:r>
-      <w:r>
-        <w:rPr>
-          <w:rFonts w:hint="eastAsia" w:ascii="Times New Roman" w:hAnsi="Times New Roman" w:eastAsia="Times New Roman" w:cs="Times New Roman"/>
-        </w:rPr>
-        <w:t>2,7-</w:t>
-      </w:r>
-      <w:r>
-        <w:rPr>
-          <w:rFonts w:hint="eastAsia" w:ascii="Times New Roman" w:hAnsi="Times New Roman" w:eastAsia="FangSong" w:cs="Times New Roman"/>
-        </w:rPr>
-        <w:t>辛二酮</w:t>
-      </w:r>
-      <w:r>
-        <w:rPr>
-          <w:rFonts w:hint="eastAsia" w:ascii="Times New Roman" w:hAnsi="Times New Roman" w:eastAsia="Times New Roman" w:cs="Times New Roman"/>
-        </w:rPr>
-        <w:t>；</w:t>
-      </w:r>
-      <w:r>
-        <w:rPr>
-          <w:rFonts w:hint="eastAsia" w:ascii="Times New Roman" w:hAnsi="Times New Roman" w:eastAsia="FangSong" w:cs="Times New Roman"/>
-        </w:rPr>
-        <w:t>随后</w:t>
-      </w:r>
-      <w:r>
-        <w:rPr>
-          <w:rFonts w:ascii="Times New Roman" w:hAnsi="Times New Roman" w:eastAsia="Times New Roman" w:cs="Times New Roman"/>
-        </w:rPr>
-        <w:t xml:space="preserve"> EtONa </w:t>
-      </w:r>
-      <w:r>
-        <w:rPr>
-          <w:rFonts w:hint="eastAsia" w:ascii="Times New Roman" w:hAnsi="Times New Roman" w:eastAsia="FangSong" w:cs="Times New Roman"/>
-        </w:rPr>
-        <w:t xml:space="preserve">催化分子内</w:t>
-      </w:r>
-      <w:r>
-        <w:rPr>
-          <w:rFonts w:ascii="Times New Roman" w:hAnsi="Times New Roman" w:eastAsia="Times New Roman" w:cs="Times New Roman"/>
-        </w:rPr>
-        <w:t xml:space="preserve"> </w:t>
-      </w:r>
-      <w:r>
-        <w:rPr>
-          <w:rFonts w:hint="eastAsia" w:ascii="Times New Roman" w:hAnsi="Times New Roman" w:eastAsia="Times New Roman" w:cs="Times New Roman"/>
-        </w:rPr>
-        <w:t xml:space="preserve">aldol：C3</w:t>
-      </w:r>
-      <w:r>
-        <w:rPr>
-          <w:rFonts w:ascii="Times New Roman" w:hAnsi="Times New Roman" w:eastAsia="Times New Roman" w:cs="Times New Roman"/>
-        </w:rPr>
-        <w:t xml:space="preserve"> </w:t>
-      </w:r>
-      <w:r>
-        <w:rPr>
-          <w:rFonts w:hint="eastAsia" w:ascii="Times New Roman" w:hAnsi="Times New Roman" w:eastAsia="FangSong" w:cs="Times New Roman"/>
-        </w:rPr>
-        <w:t xml:space="preserve">位烯醇负离子进攻另一端羰基</w:t>
-      </w:r>
-      <w:r>
-        <w:rPr>
-          <w:rFonts w:ascii="Times New Roman" w:hAnsi="Times New Roman" w:eastAsia="Times New Roman" w:cs="Times New Roman"/>
-        </w:rPr>
-        <w:t xml:space="preserve"> </w:t>
-      </w:r>
-      <w:r>
-        <w:rPr>
-          <w:rFonts w:hint="eastAsia" w:ascii="Times New Roman" w:hAnsi="Times New Roman" w:eastAsia="Times New Roman" w:cs="Times New Roman"/>
-        </w:rPr>
-        <w:t>C7，</w:t>
-      </w:r>
-      <w:r>
-        <w:rPr>
-          <w:rFonts w:hint="eastAsia" w:ascii="Times New Roman" w:hAnsi="Times New Roman" w:eastAsia="FangSong" w:cs="Times New Roman"/>
-        </w:rPr>
-        <w:t>闭合</w:t>
-      </w:r>
-      <w:r>
-        <w:rPr>
-          <w:rFonts w:hint="eastAsia" w:ascii="Times New Roman" w:hAnsi="Times New Roman" w:eastAsia="FangSong" w:cs="Times New Roman"/>
-          <w:b/>
-          <w:bCs/>
-        </w:rPr>
-        <w:t xml:space="preserve">五元环</w:t>
-      </w:r>
-      <w:r>
-        <w:rPr>
-          <w:rFonts w:hint="eastAsia" w:ascii="Times New Roman" w:hAnsi="Times New Roman" w:eastAsia="Times New Roman" w:cs="Times New Roman"/>
-        </w:rPr>
-        <w:t>（C3-C4-C5-C6-C7）</w:t>
-      </w:r>
-      <w:r>
-        <w:rPr>
-          <w:rFonts w:hint="eastAsia" w:ascii="Times New Roman" w:hAnsi="Times New Roman" w:eastAsia="FangSong" w:cs="Times New Roman"/>
-        </w:rPr>
-        <w:t>得</w:t>
-      </w:r>
-      <w:r>
-        <w:rPr>
-          <w:rFonts w:ascii="Times New Roman" w:hAnsi="Times New Roman" w:eastAsia="Times New Roman" w:cs="Times New Roman"/>
-        </w:rPr>
-        <w:t xml:space="preserve"> </w:t>
-      </w:r>
-      <w:r>
-        <w:rPr>
-          <w:rFonts w:hint="eastAsia" w:ascii="Times New Roman" w:hAnsi="Times New Roman" w:eastAsia="Times New Roman" w:cs="Times New Roman"/>
-        </w:rPr>
-        <w:t>2-</w:t>
-      </w:r>
-      <w:r>
-        <w:rPr>
-          <w:rFonts w:hint="eastAsia" w:ascii="Times New Roman" w:hAnsi="Times New Roman" w:eastAsia="FangSong" w:cs="Times New Roman"/>
-        </w:rPr>
-        <w:t>乙酰基</w:t>
-      </w:r>
-      <w:r>
-        <w:rPr>
-          <w:rFonts w:hint="eastAsia" w:ascii="Times New Roman" w:hAnsi="Times New Roman" w:eastAsia="Times New Roman" w:cs="Times New Roman"/>
-        </w:rPr>
-        <w:t>-1-</w:t>
-      </w:r>
-      <w:r>
-        <w:rPr>
-          <w:rFonts w:hint="eastAsia" w:ascii="Times New Roman" w:hAnsi="Times New Roman" w:eastAsia="FangSong" w:cs="Times New Roman"/>
-        </w:rPr>
-        <w:t>甲基环戊</w:t>
-      </w:r>
-      <w:r>
-        <w:rPr>
-          <w:rFonts w:hint="eastAsia" w:ascii="Times New Roman" w:hAnsi="Times New Roman" w:eastAsia="Times New Roman" w:cs="Times New Roman"/>
-        </w:rPr>
-        <w:t>-1-</w:t>
-      </w:r>
-      <w:r>
-        <w:rPr>
-          <w:rFonts w:hint="eastAsia" w:ascii="Times New Roman" w:hAnsi="Times New Roman" w:eastAsia="FangSong" w:cs="Times New Roman"/>
-        </w:rPr>
-        <w:t>醇</w:t>
-      </w:r>
-      <w:r>
-        <w:rPr>
-          <w:rFonts w:hint="eastAsia" w:ascii="Times New Roman" w:hAnsi="Times New Roman" w:eastAsia="Times New Roman" w:cs="Times New Roman"/>
-        </w:rPr>
-        <w:t>，</w:t>
-      </w:r>
-      <w:r>
-        <w:rPr>
-          <w:rFonts w:hint="eastAsia" w:ascii="Times New Roman" w:hAnsi="Times New Roman" w:eastAsia="FangSong" w:cs="Times New Roman"/>
-        </w:rPr>
-        <w:t>加热脱水得目标</w:t>
-      </w:r>
-      <w:r>
-        <w:rPr>
-          <w:rFonts w:hint="eastAsia" w:ascii="Times New Roman" w:hAnsi="Times New Roman" w:eastAsia="Times New Roman" w:cs="Times New Roman"/>
-        </w:rPr>
-        <w:t>。</w:t>
-      </w:r>
-      <w:r>
-        <w:rPr>
-          <w:rFonts w:ascii="Times New Roman" w:hAnsi="Times New Roman" w:eastAsia="Times New Roman" w:cs="Times New Roman"/>
-        </w:rPr>
-        <w:t xml:space="preserve"> </w:t>
-      </w:r>
-      <w:r>
-        <w:rPr>
-          <w:rFonts w:hint="eastAsia" w:ascii="Times New Roman" w:hAnsi="Times New Roman" w:eastAsia="FangSong" w:cs="Times New Roman"/>
-        </w:rPr>
-        <w:t>存疑说明</w:t>
-      </w:r>
-      <w:r>
-        <w:rPr>
-          <w:rFonts w:hint="eastAsia" w:ascii="Times New Roman" w:hAnsi="Times New Roman" w:eastAsia="Times New Roman" w:cs="Times New Roman"/>
-        </w:rPr>
-        <w:t>：</w:t>
-      </w:r>
-      <w:r>
-        <w:rPr>
-          <w:rFonts w:hint="eastAsia" w:ascii="Times New Roman" w:hAnsi="Times New Roman" w:eastAsia="FangSong" w:cs="Times New Roman"/>
-        </w:rPr>
-        <w:t>题给原料</w:t>
+          <w:rFonts w:hint="eastAsia" w:ascii="Times New Roman" w:hAnsi="Times New Roman" w:eastAsia="FangSong" w:cs="Times New Roman"/>
+        </w:rPr>
+        <w:t>题面已按</w:t>
+      </w:r>
+      <w:r>
+        <w:rPr>
+          <w:rFonts w:ascii="Times New Roman" w:hAnsi="Times New Roman" w:eastAsia="Times New Roman" w:cs="Times New Roman"/>
+        </w:rPr>
+        <w:t xml:space="preserve"> Robinson 1935 </w:t>
+      </w:r>
+      <w:r>
+        <w:rPr>
+          <w:rFonts w:hint="eastAsia" w:ascii="Times New Roman" w:hAnsi="Times New Roman" w:eastAsia="FangSong" w:cs="Times New Roman"/>
+        </w:rPr>
+        <w:t>年验证机理的经典例径改原料为</w:t>
       </w:r>
       <w:r>
         <w:rPr>
@@ -32012,205 +32228,25 @@
         <w:rPr>
           <w:rFonts w:hint="eastAsia" w:ascii="Times New Roman" w:hAnsi="Times New Roman" w:eastAsia="FangSong" w:cs="Times New Roman"/>
         </w:rPr>
-        <w:t>环己酮</w:t>
-      </w:r>
-      <w:r>
-        <w:rPr>
-          <w:rFonts w:hint="eastAsia" w:ascii="Times New Roman" w:hAnsi="Times New Roman" w:eastAsia="Times New Roman" w:cs="Times New Roman"/>
-        </w:rPr>
-        <w:t>」</w:t>
-      </w:r>
-      <w:r>
-        <w:rPr>
-          <w:rFonts w:hint="eastAsia" w:ascii="Times New Roman" w:hAnsi="Times New Roman" w:eastAsia="FangSong" w:cs="Times New Roman"/>
-        </w:rPr>
-        <w:t>无法衔接上述路线</w:t>
-      </w:r>
-      <w:r>
-        <w:rPr>
-          <w:rFonts w:hint="eastAsia" w:ascii="Times New Roman" w:hAnsi="Times New Roman" w:eastAsia="Times New Roman" w:cs="Times New Roman"/>
-        </w:rPr>
-        <w:t>——</w:t>
-      </w:r>
-      <w:r>
-        <w:rPr>
-          <w:rFonts w:hint="eastAsia" w:ascii="Times New Roman" w:hAnsi="Times New Roman" w:eastAsia="FangSong" w:cs="Times New Roman"/>
-        </w:rPr>
-        <w:t>环己酮与甲基乙烯基酮</w:t>
-      </w:r>
-      <w:r>
-        <w:rPr>
-          <w:rFonts w:hint="eastAsia" w:ascii="Times New Roman" w:hAnsi="Times New Roman" w:eastAsia="Times New Roman" w:cs="Times New Roman"/>
-        </w:rPr>
-        <w:t>（MVK）</w:t>
-      </w:r>
-      <w:r>
-        <w:rPr>
-          <w:rFonts w:hint="eastAsia" w:ascii="Times New Roman" w:hAnsi="Times New Roman" w:eastAsia="FangSong" w:cs="Times New Roman"/>
-        </w:rPr>
-        <w:t>经</w:t>
-      </w:r>
-      <w:r>
-        <w:rPr>
-          <w:rFonts w:ascii="Times New Roman" w:hAnsi="Times New Roman" w:eastAsia="Times New Roman" w:cs="Times New Roman"/>
-        </w:rPr>
-        <w:t xml:space="preserve"> Michael + </w:t>
-      </w:r>
-      <w:r>
-        <w:rPr>
-          <w:rFonts w:hint="eastAsia" w:ascii="Times New Roman" w:hAnsi="Times New Roman" w:eastAsia="FangSong" w:cs="Times New Roman"/>
-        </w:rPr>
-        <w:t xml:space="preserve">分子内</w:t>
-      </w:r>
-      <w:r>
-        <w:rPr>
-          <w:rFonts w:ascii="Times New Roman" w:hAnsi="Times New Roman" w:eastAsia="Times New Roman" w:cs="Times New Roman"/>
-        </w:rPr>
-        <w:t xml:space="preserve"> aldol </w:t>
-      </w:r>
-      <w:r>
-        <w:rPr>
-          <w:rFonts w:hint="eastAsia" w:ascii="Times New Roman" w:hAnsi="Times New Roman" w:eastAsia="FangSong" w:cs="Times New Roman"/>
-        </w:rPr>
-        <w:t>的所有通道</w:t>
-      </w:r>
-      <w:r>
-        <w:rPr>
-          <w:rFonts w:hint="eastAsia" w:ascii="Times New Roman" w:hAnsi="Times New Roman" w:eastAsia="Times New Roman" w:cs="Times New Roman"/>
-        </w:rPr>
-        <w:t>（</w:t>
-      </w:r>
-      <w:r>
-        <w:rPr>
-          <w:rFonts w:hint="eastAsia" w:ascii="Times New Roman" w:hAnsi="Times New Roman" w:eastAsia="FangSong" w:cs="Times New Roman"/>
-        </w:rPr>
-        <w:t>环烯醇进攻侧链羰基</w:t>
-      </w:r>
-      <w:r>
-        <w:rPr>
-          <w:rFonts w:hint="eastAsia" w:ascii="Times New Roman" w:hAnsi="Times New Roman" w:eastAsia="Times New Roman" w:cs="Times New Roman"/>
-        </w:rPr>
-        <w:t>、</w:t>
-      </w:r>
-      <w:r>
-        <w:rPr>
-          <w:rFonts w:hint="eastAsia" w:ascii="Times New Roman" w:hAnsi="Times New Roman" w:eastAsia="FangSong" w:cs="Times New Roman"/>
-        </w:rPr>
-        <w:t>侧链烯醇进攻环羰基</w:t>
-      </w:r>
-      <w:r>
-        <w:rPr>
-          <w:rFonts w:hint="eastAsia" w:ascii="Times New Roman" w:hAnsi="Times New Roman" w:eastAsia="Times New Roman" w:cs="Times New Roman"/>
-        </w:rPr>
-        <w:t>）</w:t>
-      </w:r>
-      <w:r>
-        <w:rPr>
-          <w:rFonts w:hint="eastAsia" w:ascii="Times New Roman" w:hAnsi="Times New Roman" w:eastAsia="FangSong" w:cs="Times New Roman"/>
-        </w:rPr>
-        <w:t>均得</w:t>
-      </w:r>
-      <w:r>
-        <w:rPr>
-          <w:rFonts w:ascii="Times New Roman" w:hAnsi="Times New Roman" w:eastAsia="Times New Roman" w:cs="Times New Roman"/>
-        </w:rPr>
-        <w:t xml:space="preserve"> Robinson </w:t>
-      </w:r>
-      <w:r>
-        <w:rPr>
-          <w:rFonts w:hint="eastAsia" w:ascii="Times New Roman" w:hAnsi="Times New Roman" w:eastAsia="FangSong" w:cs="Times New Roman"/>
-        </w:rPr>
-        <w:t>增环的双环</w:t>
-      </w:r>
-      <w:r>
-        <w:rPr>
-          <w:rFonts w:hint="eastAsia" w:ascii="Times New Roman" w:hAnsi="Times New Roman" w:eastAsia="Times New Roman" w:cs="Times New Roman"/>
-        </w:rPr>
-        <w:t>[4.4.0]</w:t>
-      </w:r>
-      <w:r>
-        <w:rPr>
-          <w:rFonts w:hint="eastAsia" w:ascii="Times New Roman" w:hAnsi="Times New Roman" w:eastAsia="FangSong" w:cs="Times New Roman"/>
-        </w:rPr>
-        <w:t>产物</w:t>
-      </w:r>
-      <w:r>
-        <w:rPr>
-          <w:rFonts w:hint="eastAsia" w:ascii="Times New Roman" w:hAnsi="Times New Roman" w:eastAsia="Times New Roman" w:cs="Times New Roman"/>
-        </w:rPr>
-        <w:t>（</w:t>
-      </w:r>
-      <w:r>
-        <w:rPr>
-          <w:rFonts w:hint="eastAsia" w:ascii="Times New Roman" w:hAnsi="Times New Roman" w:eastAsia="FangSong" w:cs="Times New Roman"/>
-        </w:rPr>
-        <w:t>八氢萘烯酮</w:t>
-      </w:r>
-      <w:r>
-        <w:rPr>
-          <w:rFonts w:hint="eastAsia" w:ascii="Times New Roman" w:hAnsi="Times New Roman" w:eastAsia="Times New Roman" w:cs="Times New Roman"/>
-        </w:rPr>
-        <w:t>），</w:t>
-      </w:r>
-      <w:r>
-        <w:rPr>
-          <w:rFonts w:hint="eastAsia" w:ascii="Times New Roman" w:hAnsi="Times New Roman" w:eastAsia="FangSong" w:cs="Times New Roman"/>
-        </w:rPr>
-        <w:t>而非五元单环</w:t>
-      </w:r>
-      <w:r>
-        <w:rPr>
-          <w:rFonts w:hint="eastAsia" w:ascii="Times New Roman" w:hAnsi="Times New Roman" w:eastAsia="Times New Roman" w:cs="Times New Roman"/>
-        </w:rPr>
-        <w:t>。</w:t>
-      </w:r>
-      <w:r>
-        <w:rPr>
-          <w:rFonts w:hint="eastAsia" w:ascii="Times New Roman" w:hAnsi="Times New Roman" w:eastAsia="FangSong" w:cs="Times New Roman"/>
-        </w:rPr>
-        <w:t>疑题面原料或目标有误</w:t>
-      </w:r>
-      <w:r>
-        <w:rPr>
-          <w:rFonts w:hint="eastAsia" w:ascii="Times New Roman" w:hAnsi="Times New Roman" w:eastAsia="Times New Roman" w:cs="Times New Roman"/>
-        </w:rPr>
-        <w:t>；</w:t>
-      </w:r>
-      <w:r>
-        <w:rPr>
-          <w:rFonts w:hint="eastAsia" w:ascii="Times New Roman" w:hAnsi="Times New Roman" w:eastAsia="FangSong" w:cs="Times New Roman"/>
-        </w:rPr>
-        <w:t>若原料改为</w:t>
-      </w:r>
-      <w:r>
-        <w:rPr>
-          <w:rFonts w:hint="eastAsia" w:ascii="Times New Roman" w:hAnsi="Times New Roman" w:eastAsia="Times New Roman" w:cs="Times New Roman"/>
-        </w:rPr>
-        <w:t>「</w:t>
-      </w:r>
-      <w:r>
-        <w:rPr>
-          <w:rFonts w:hint="eastAsia" w:ascii="Times New Roman" w:hAnsi="Times New Roman" w:eastAsia="FangSong" w:cs="Times New Roman"/>
-        </w:rPr>
-        <w:t>丙酮</w:t>
-      </w:r>
-      <w:r>
-        <w:rPr>
-          <w:rFonts w:hint="eastAsia" w:ascii="Times New Roman" w:hAnsi="Times New Roman" w:eastAsia="Times New Roman" w:cs="Times New Roman"/>
-        </w:rPr>
-        <w:t>」，</w:t>
-      </w:r>
-      <w:r>
-        <w:rPr>
-          <w:rFonts w:hint="eastAsia" w:ascii="Times New Roman" w:hAnsi="Times New Roman" w:eastAsia="FangSong" w:cs="Times New Roman"/>
-        </w:rPr>
-        <w:t>上述路线即完整成立</w:t>
-      </w:r>
-      <w:r>
-        <w:rPr>
-          <w:rFonts w:hint="eastAsia" w:ascii="Times New Roman" w:hAnsi="Times New Roman" w:eastAsia="Times New Roman" w:cs="Times New Roman"/>
-        </w:rPr>
-        <w:t>。</w:t>
+        <w:t>丙酮与乙基乙烯基酮</w:t>
+      </w:r>
+      <w:r>
+        <w:rPr>
+          <w:rFonts w:hint="eastAsia" w:ascii="Times New Roman" w:hAnsi="Times New Roman" w:eastAsia="Times New Roman" w:cs="Times New Roman"/>
+        </w:rPr>
+        <w:t>」（</w:t>
+      </w:r>
+      <w:r>
+        <w:rPr>
+          <w:rFonts w:hint="eastAsia" w:ascii="Times New Roman" w:hAnsi="Times New Roman" w:eastAsia="FangSong" w:cs="Times New Roman"/>
+        </w:rPr>
+        <w:t>见题面校勘注</w:t>
+      </w:r>
+      <w:r>
+        <w:rPr>
+          <w:rFonts w:hint="eastAsia" w:ascii="Times New Roman" w:hAnsi="Times New Roman" w:eastAsia="Times New Roman" w:cs="Times New Roman"/>
+        </w:rPr>
+        <w:t>）。</w:t>
       </w:r>
     </w:p>
     <w:p>
@@ -32233,15 +32269,812 @@
       </w:r>
       <w:r>
         <w:rPr>
-          <w:rFonts w:hint="eastAsia" w:ascii="Times New Roman" w:hAnsi="Times New Roman" w:eastAsia="Times New Roman" w:cs="Times New Roman"/>
-        </w:rPr>
-        <w:t>【</w:t>
-      </w:r>
-      <w:r>
-        <w:rPr>
-          <w:rFonts w:hint="eastAsia" w:ascii="Times New Roman" w:hAnsi="Times New Roman" w:eastAsia="FangSong" w:cs="Times New Roman"/>
-        </w:rPr>
-        <w:t>存疑</w:t>
+          <w:rFonts w:hint="eastAsia" w:ascii="Times New Roman" w:hAnsi="Times New Roman" w:eastAsia="FangSong" w:cs="Times New Roman"/>
+        </w:rPr>
+        <w:t>先按定量关系定结构</w:t>
+      </w:r>
+      <w:r>
+        <w:rPr>
+          <w:rFonts w:hint="eastAsia" w:ascii="Times New Roman" w:hAnsi="Times New Roman" w:eastAsia="Times New Roman" w:cs="Times New Roman"/>
+        </w:rPr>
+        <w:t>，</w:t>
+      </w:r>
+      <w:r>
+        <w:rPr>
+          <w:rFonts w:hint="eastAsia" w:ascii="Times New Roman" w:hAnsi="Times New Roman" w:eastAsia="FangSong" w:cs="Times New Roman"/>
+        </w:rPr>
+        <w:t>再回验碘仿判据</w:t>
+      </w:r>
+      <w:r>
+        <w:rPr>
+          <w:rFonts w:hint="eastAsia" w:ascii="Times New Roman" w:hAnsi="Times New Roman" w:eastAsia="Times New Roman" w:cs="Times New Roman"/>
+        </w:rPr>
+        <w:t>：</w:t>
+      </w:r>
+      <w:r>
+        <w:rPr>
+          <w:rFonts w:ascii="Times New Roman" w:hAnsi="Times New Roman" w:eastAsia="Times New Roman" w:cs="Times New Roman"/>
+        </w:rPr>
+        <w:t xml:space="preserve"> </w:t>
+      </w:r>
+      <w:r>
+        <w:rPr>
+          <w:rFonts w:hint="eastAsia" w:ascii="Times New Roman" w:hAnsi="Times New Roman" w:eastAsia="FangSong" w:cs="Times New Roman"/>
+        </w:rPr>
+        <w:t>双酯化定量</w:t>
+      </w:r>
+      <w:r>
+        <w:rPr>
+          <w:rFonts w:hint="eastAsia" w:ascii="Times New Roman" w:hAnsi="Times New Roman" w:eastAsia="Times New Roman" w:cs="Times New Roman"/>
+        </w:rPr>
+        <w:t>：A(C</w:t>
+      </w:r>
+      <w:r>
+        <w:rPr>
+          <w:rFonts w:hint="eastAsia" w:ascii="Times New Roman" w:hAnsi="Times New Roman" w:eastAsia="Times New Roman" w:cs="Times New Roman"/>
+          <w:vertAlign w:val="subscript"/>
+        </w:rPr>
+        <w:t>6</w:t>
+      </w:r>
+      <w:r>
+        <w:rPr>
+          <w:rFonts w:hint="eastAsia" w:ascii="Times New Roman" w:hAnsi="Times New Roman" w:eastAsia="Times New Roman" w:cs="Times New Roman"/>
+        </w:rPr>
+        <w:t>H</w:t>
+      </w:r>
+      <w:r>
+        <w:rPr>
+          <w:rFonts w:hint="eastAsia" w:ascii="Times New Roman" w:hAnsi="Times New Roman" w:eastAsia="Times New Roman" w:cs="Times New Roman"/>
+          <w:vertAlign w:val="subscript"/>
+        </w:rPr>
+        <w:t>10</w:t>
+      </w:r>
+      <w:r>
+        <w:rPr>
+          <w:rFonts w:hint="eastAsia" w:ascii="Times New Roman" w:hAnsi="Times New Roman" w:eastAsia="Times New Roman" w:cs="Times New Roman"/>
+        </w:rPr>
+        <w:t>O</w:t>
+      </w:r>
+      <w:r>
+        <w:rPr>
+          <w:rFonts w:hint="eastAsia" w:ascii="Times New Roman" w:hAnsi="Times New Roman" w:eastAsia="Times New Roman" w:cs="Times New Roman"/>
+          <w:vertAlign w:val="subscript"/>
+        </w:rPr>
+        <w:t>4</w:t>
+      </w:r>
+      <w:r>
+        <w:rPr>
+          <w:rFonts w:hint="eastAsia" w:ascii="Times New Roman" w:hAnsi="Times New Roman" w:eastAsia="Times New Roman" w:cs="Times New Roman"/>
+        </w:rPr>
+        <w:t>)</w:t>
+      </w:r>
+      <w:r>
+        <w:rPr>
+          <w:rFonts w:ascii="Times New Roman" w:hAnsi="Times New Roman" w:eastAsia="Times New Roman" w:cs="Times New Roman"/>
+        </w:rPr>
+        <w:t xml:space="preserve"> + 2 C</w:t>
+      </w:r>
+      <w:r>
+        <w:rPr>
+          <w:rFonts w:ascii="Times New Roman" w:hAnsi="Times New Roman" w:eastAsia="Times New Roman" w:cs="Times New Roman"/>
+          <w:vertAlign w:val="subscript"/>
+        </w:rPr>
+        <w:t>2</w:t>
+      </w:r>
+      <w:r>
+        <w:rPr>
+          <w:rFonts w:ascii="Times New Roman" w:hAnsi="Times New Roman" w:eastAsia="Times New Roman" w:cs="Times New Roman"/>
+        </w:rPr>
+        <w:t>H</w:t>
+      </w:r>
+      <w:r>
+        <w:rPr>
+          <w:rFonts w:ascii="Times New Roman" w:hAnsi="Times New Roman" w:eastAsia="Times New Roman" w:cs="Times New Roman"/>
+          <w:vertAlign w:val="subscript"/>
+        </w:rPr>
+        <w:t>5</w:t>
+      </w:r>
+      <w:r>
+        <w:rPr>
+          <w:rFonts w:ascii="Times New Roman" w:hAnsi="Times New Roman" w:eastAsia="Times New Roman" w:cs="Times New Roman"/>
+        </w:rPr>
+        <w:t>OH →(H</w:t>
+      </w:r>
+      <w:r>
+        <w:rPr>
+          <w:rFonts w:ascii="Times New Roman" w:hAnsi="Times New Roman" w:eastAsia="Times New Roman" w:cs="Times New Roman"/>
+          <w:vertAlign w:val="superscript"/>
+        </w:rPr>
+        <w:t>+</w:t>
+      </w:r>
+      <w:r>
+        <w:rPr>
+          <w:rFonts w:ascii="Times New Roman" w:hAnsi="Times New Roman" w:eastAsia="Times New Roman" w:cs="Times New Roman"/>
+        </w:rPr>
+        <w:t>) B(C</w:t>
+      </w:r>
+      <w:r>
+        <w:rPr>
+          <w:rFonts w:ascii="Times New Roman" w:hAnsi="Times New Roman" w:eastAsia="Times New Roman" w:cs="Times New Roman"/>
+          <w:vertAlign w:val="subscript"/>
+        </w:rPr>
+        <w:t>10</w:t>
+      </w:r>
+      <w:r>
+        <w:rPr>
+          <w:rFonts w:ascii="Times New Roman" w:hAnsi="Times New Roman" w:eastAsia="Times New Roman" w:cs="Times New Roman"/>
+        </w:rPr>
+        <w:t>H</w:t>
+      </w:r>
+      <w:r>
+        <w:rPr>
+          <w:rFonts w:ascii="Times New Roman" w:hAnsi="Times New Roman" w:eastAsia="Times New Roman" w:cs="Times New Roman"/>
+          <w:vertAlign w:val="subscript"/>
+        </w:rPr>
+        <w:t>18</w:t>
+      </w:r>
+      <w:r>
+        <w:rPr>
+          <w:rFonts w:ascii="Times New Roman" w:hAnsi="Times New Roman" w:eastAsia="Times New Roman" w:cs="Times New Roman"/>
+        </w:rPr>
+        <w:t>O</w:t>
+      </w:r>
+      <w:r>
+        <w:rPr>
+          <w:rFonts w:ascii="Times New Roman" w:hAnsi="Times New Roman" w:eastAsia="Times New Roman" w:cs="Times New Roman"/>
+          <w:vertAlign w:val="subscript"/>
+        </w:rPr>
+        <w:t>4</w:t>
+      </w:r>
+      <w:r>
+        <w:rPr>
+          <w:rFonts w:ascii="Times New Roman" w:hAnsi="Times New Roman" w:eastAsia="Times New Roman" w:cs="Times New Roman"/>
+        </w:rPr>
+        <w:t xml:space="preserve">) + 2 </w:t>
+      </w:r>
+      <w:r>
+        <w:rPr>
+          <w:rFonts w:hint="eastAsia" w:ascii="Times New Roman" w:hAnsi="Times New Roman" w:eastAsia="Times New Roman" w:cs="Times New Roman"/>
+        </w:rPr>
+        <w:t>H</w:t>
+      </w:r>
+      <w:r>
+        <w:rPr>
+          <w:rFonts w:hint="eastAsia" w:ascii="Times New Roman" w:hAnsi="Times New Roman" w:eastAsia="Times New Roman" w:cs="Times New Roman"/>
+          <w:vertAlign w:val="subscript"/>
+        </w:rPr>
+        <w:t>2</w:t>
+      </w:r>
+      <w:r>
+        <w:rPr>
+          <w:rFonts w:hint="eastAsia" w:ascii="Times New Roman" w:hAnsi="Times New Roman" w:eastAsia="Times New Roman" w:cs="Times New Roman"/>
+        </w:rPr>
+        <w:t>O（C：6+4=10</w:t>
+      </w:r>
+      <w:r>
+        <w:rPr>
+          <w:rFonts w:ascii="Times New Roman" w:hAnsi="Times New Roman" w:eastAsia="Times New Roman" w:cs="Times New Roman"/>
+        </w:rPr>
+        <w:t xml:space="preserve"> </w:t>
+      </w:r>
+      <w:r>
+        <w:rPr>
+          <w:rFonts w:hint="eastAsia" w:ascii="Times New Roman" w:hAnsi="Times New Roman" w:eastAsia="Times New Roman" w:cs="Times New Roman"/>
+        </w:rPr>
+        <w:t xml:space="preserve">✓；H：10+12-4=18</w:t>
+      </w:r>
+      <w:r>
+        <w:rPr>
+          <w:rFonts w:ascii="Times New Roman" w:hAnsi="Times New Roman" w:eastAsia="Times New Roman" w:cs="Times New Roman"/>
+        </w:rPr>
+        <w:t xml:space="preserve"> </w:t>
+      </w:r>
+      <w:r>
+        <w:rPr>
+          <w:rFonts w:hint="eastAsia" w:ascii="Times New Roman" w:hAnsi="Times New Roman" w:eastAsia="Times New Roman" w:cs="Times New Roman"/>
+        </w:rPr>
+        <w:t xml:space="preserve">✓；O：4+2-2=4</w:t>
+      </w:r>
+      <w:r>
+        <w:rPr>
+          <w:rFonts w:ascii="Times New Roman" w:hAnsi="Times New Roman" w:eastAsia="Times New Roman" w:cs="Times New Roman"/>
+        </w:rPr>
+        <w:t xml:space="preserve"> </w:t>
+      </w:r>
+      <w:r>
+        <w:rPr>
+          <w:rFonts w:hint="eastAsia" w:ascii="Times New Roman" w:hAnsi="Times New Roman" w:eastAsia="Times New Roman" w:cs="Times New Roman"/>
+        </w:rPr>
+        <w:t xml:space="preserve">✓）→</w:t>
+      </w:r>
+      <w:r>
+        <w:rPr>
+          <w:rFonts w:ascii="Times New Roman" w:hAnsi="Times New Roman" w:eastAsia="Times New Roman" w:cs="Times New Roman"/>
+        </w:rPr>
+        <w:t xml:space="preserve"> A </w:t>
+      </w:r>
+      <w:r>
+        <w:rPr>
+          <w:rFonts w:hint="eastAsia" w:ascii="Times New Roman" w:hAnsi="Times New Roman" w:eastAsia="FangSong" w:cs="Times New Roman"/>
+        </w:rPr>
+        <w:t xml:space="preserve">与</w:t>
+      </w:r>
+      <w:r>
+        <w:rPr>
+          <w:rFonts w:ascii="Times New Roman" w:hAnsi="Times New Roman" w:eastAsia="Times New Roman" w:cs="Times New Roman"/>
+        </w:rPr>
+        <w:t xml:space="preserve"> 2 </w:t>
+      </w:r>
+      <w:r>
+        <w:rPr>
+          <w:rFonts w:hint="eastAsia" w:ascii="Times New Roman" w:hAnsi="Times New Roman" w:eastAsia="FangSong" w:cs="Times New Roman"/>
+        </w:rPr>
+        <w:t xml:space="preserve">当量乙醇酯化且失</w:t>
+      </w:r>
+      <w:r>
+        <w:rPr>
+          <w:rFonts w:ascii="Times New Roman" w:hAnsi="Times New Roman" w:eastAsia="Times New Roman" w:cs="Times New Roman"/>
+        </w:rPr>
+        <w:t xml:space="preserve"> 2 </w:t>
+      </w:r>
+      <w:r>
+        <w:rPr>
+          <w:rFonts w:hint="eastAsia" w:ascii="Times New Roman" w:hAnsi="Times New Roman" w:eastAsia="FangSong" w:cs="Times New Roman"/>
+        </w:rPr>
+        <w:t xml:space="preserve">分子水</w:t>
+      </w:r>
+      <w:r>
+        <w:rPr>
+          <w:rFonts w:ascii="Times New Roman" w:hAnsi="Times New Roman" w:eastAsia="Times New Roman" w:cs="Times New Roman"/>
+        </w:rPr>
+        <w:t xml:space="preserve"> → A </w:t>
+      </w:r>
+      <w:r>
+        <w:rPr>
+          <w:rFonts w:hint="eastAsia" w:ascii="Times New Roman" w:hAnsi="Times New Roman" w:eastAsia="FangSong" w:cs="Times New Roman"/>
+        </w:rPr>
+        <w:t xml:space="preserve">为</w:t>
+      </w:r>
+      <w:r>
+        <w:rPr>
+          <w:rFonts w:hint="eastAsia" w:ascii="Times New Roman" w:hAnsi="Times New Roman" w:eastAsia="FangSong" w:cs="Times New Roman"/>
+          <w:b/>
+          <w:bCs/>
+        </w:rPr>
+        <w:t xml:space="preserve">饱和二元羧酸</w:t>
+      </w:r>
+      <w:r>
+        <w:rPr>
+          <w:rFonts w:hint="eastAsia" w:ascii="Times New Roman" w:hAnsi="Times New Roman" w:eastAsia="Times New Roman" w:cs="Times New Roman"/>
+        </w:rPr>
+        <w:t>（</w:t>
+      </w:r>
+      <w:r>
+        <w:rPr>
+          <w:rFonts w:hint="eastAsia" w:ascii="Times New Roman" w:hAnsi="Times New Roman" w:eastAsia="FangSong" w:cs="Times New Roman"/>
+        </w:rPr>
+        <w:t>两个</w:t>
+      </w:r>
+      <w:r>
+        <w:rPr>
+          <w:rFonts w:ascii="Times New Roman" w:hAnsi="Times New Roman" w:eastAsia="Times New Roman" w:cs="Times New Roman"/>
+        </w:rPr>
+        <w:t xml:space="preserve"> COOH </w:t>
+      </w:r>
+      <w:r>
+        <w:rPr>
+          <w:rFonts w:hint="eastAsia" w:ascii="Times New Roman" w:hAnsi="Times New Roman" w:eastAsia="FangSong" w:cs="Times New Roman"/>
+        </w:rPr>
+        <w:t xml:space="preserve">恰占满</w:t>
+      </w:r>
+      <w:r>
+        <w:rPr>
+          <w:rFonts w:ascii="Times New Roman" w:hAnsi="Times New Roman" w:eastAsia="Times New Roman" w:cs="Times New Roman"/>
+        </w:rPr>
+        <w:t xml:space="preserve"> 2 </w:t>
+      </w:r>
+      <w:r>
+        <w:rPr>
+          <w:rFonts w:hint="eastAsia" w:ascii="Times New Roman" w:hAnsi="Times New Roman" w:eastAsia="FangSong" w:cs="Times New Roman"/>
+        </w:rPr>
+        <w:t>个不饱和度</w:t>
+      </w:r>
+      <w:r>
+        <w:rPr>
+          <w:rFonts w:hint="eastAsia" w:ascii="Times New Roman" w:hAnsi="Times New Roman" w:eastAsia="Times New Roman" w:cs="Times New Roman"/>
+        </w:rPr>
+        <w:t>，</w:t>
+      </w:r>
+      <w:r>
+        <w:rPr>
+          <w:rFonts w:hint="eastAsia" w:ascii="Times New Roman" w:hAnsi="Times New Roman" w:eastAsia="FangSong" w:cs="Times New Roman"/>
+        </w:rPr>
+        <w:t>无环无烯</w:t>
+      </w:r>
+      <w:r>
+        <w:rPr>
+          <w:rFonts w:hint="eastAsia" w:ascii="Times New Roman" w:hAnsi="Times New Roman" w:eastAsia="Times New Roman" w:cs="Times New Roman"/>
+        </w:rPr>
+        <w:t>）。</w:t>
+      </w:r>
+      <w:r>
+        <w:rPr>
+          <w:rFonts w:ascii="Times New Roman" w:hAnsi="Times New Roman" w:eastAsia="Times New Roman" w:cs="Times New Roman"/>
+        </w:rPr>
+        <w:t xml:space="preserve"> </w:t>
+      </w:r>
+      <w:r>
+        <w:rPr>
+          <w:rFonts w:hint="eastAsia" w:ascii="Times New Roman" w:hAnsi="Times New Roman" w:eastAsia="FangSong" w:cs="Times New Roman"/>
+        </w:rPr>
+        <w:t>碘仿判据回验</w:t>
+      </w:r>
+      <w:r>
+        <w:rPr>
+          <w:rFonts w:hint="eastAsia" w:ascii="Times New Roman" w:hAnsi="Times New Roman" w:eastAsia="Times New Roman" w:cs="Times New Roman"/>
+        </w:rPr>
+        <w:t>（</w:t>
+      </w:r>
+      <w:r>
+        <w:rPr>
+          <w:rFonts w:hint="eastAsia" w:ascii="Times New Roman" w:hAnsi="Times New Roman" w:eastAsia="FangSong" w:cs="Times New Roman"/>
+        </w:rPr>
+        <w:t>题面</w:t>
+      </w:r>
+      <w:r>
+        <w:rPr>
+          <w:rFonts w:hint="eastAsia" w:ascii="Times New Roman" w:hAnsi="Times New Roman" w:eastAsia="Times New Roman" w:cs="Times New Roman"/>
+        </w:rPr>
+        <w:t>「</w:t>
+      </w:r>
+      <w:r>
+        <w:rPr>
+          <w:rFonts w:hint="eastAsia" w:ascii="Times New Roman" w:hAnsi="Times New Roman" w:eastAsia="FangSong" w:cs="Times New Roman"/>
+        </w:rPr>
+        <w:t>解释</w:t>
+      </w:r>
+      <w:r>
+        <w:rPr>
+          <w:rFonts w:hint="eastAsia" w:ascii="Times New Roman" w:hAnsi="Times New Roman" w:eastAsia="Times New Roman" w:cs="Times New Roman"/>
+        </w:rPr>
+        <w:t>」</w:t>
+      </w:r>
+      <w:r>
+        <w:rPr>
+          <w:rFonts w:hint="eastAsia" w:ascii="Times New Roman" w:hAnsi="Times New Roman" w:eastAsia="FangSong" w:cs="Times New Roman"/>
+        </w:rPr>
+        <w:t>落点</w:t>
+      </w:r>
+      <w:r>
+        <w:rPr>
+          <w:rFonts w:hint="eastAsia" w:ascii="Times New Roman" w:hAnsi="Times New Roman" w:eastAsia="Times New Roman" w:cs="Times New Roman"/>
+        </w:rPr>
+        <w:t>）：</w:t>
+      </w:r>
+      <w:r>
+        <w:rPr>
+          <w:rFonts w:hint="eastAsia" w:ascii="Times New Roman" w:hAnsi="Times New Roman" w:eastAsia="FangSong" w:cs="Times New Roman"/>
+        </w:rPr>
+        <w:t>碘仿反应的结构要求是含</w:t>
+      </w:r>
+      <w:r>
+        <w:rPr>
+          <w:rFonts w:ascii="Times New Roman" w:hAnsi="Times New Roman" w:eastAsia="Times New Roman" w:cs="Times New Roman"/>
+        </w:rPr>
+        <w:t xml:space="preserve"> </w:t>
+      </w:r>
+      <w:r>
+        <w:rPr>
+          <w:rFonts w:hint="eastAsia" w:ascii="Times New Roman" w:hAnsi="Times New Roman" w:eastAsia="Times New Roman" w:cs="Times New Roman"/>
+        </w:rPr>
+        <w:t>CH</w:t>
+      </w:r>
+      <w:r>
+        <w:rPr>
+          <w:rFonts w:hint="eastAsia" w:ascii="Times New Roman" w:hAnsi="Times New Roman" w:eastAsia="Times New Roman" w:cs="Times New Roman"/>
+          <w:vertAlign w:val="subscript"/>
+        </w:rPr>
+        <w:t>3</w:t>
+      </w:r>
+      <w:r>
+        <w:rPr>
+          <w:rFonts w:hint="eastAsia" w:ascii="Times New Roman" w:hAnsi="Times New Roman" w:eastAsia="Times New Roman" w:cs="Times New Roman"/>
+        </w:rPr>
+        <w:t>CO-（</w:t>
+      </w:r>
+      <w:r>
+        <w:rPr>
+          <w:rFonts w:hint="eastAsia" w:ascii="Times New Roman" w:hAnsi="Times New Roman" w:eastAsia="FangSong" w:cs="Times New Roman"/>
+        </w:rPr>
+        <w:t>甲基酮</w:t>
+      </w:r>
+      <w:r>
+        <w:rPr>
+          <w:rFonts w:hint="eastAsia" w:ascii="Times New Roman" w:hAnsi="Times New Roman" w:eastAsia="Times New Roman" w:cs="Times New Roman"/>
+        </w:rPr>
+        <w:t>）</w:t>
+      </w:r>
+      <w:r>
+        <w:rPr>
+          <w:rFonts w:hint="eastAsia" w:ascii="Times New Roman" w:hAnsi="Times New Roman" w:eastAsia="FangSong" w:cs="Times New Roman"/>
+        </w:rPr>
+        <w:t>或</w:t>
+      </w:r>
+      <w:r>
+        <w:rPr>
+          <w:rFonts w:ascii="Times New Roman" w:hAnsi="Times New Roman" w:eastAsia="Times New Roman" w:cs="Times New Roman"/>
+        </w:rPr>
+        <w:t xml:space="preserve"> </w:t>
+      </w:r>
+      <w:r>
+        <w:rPr>
+          <w:rFonts w:hint="eastAsia" w:ascii="Times New Roman" w:hAnsi="Times New Roman" w:eastAsia="Times New Roman" w:cs="Times New Roman"/>
+        </w:rPr>
+        <w:t>CH</w:t>
+      </w:r>
+      <w:r>
+        <w:rPr>
+          <w:rFonts w:hint="eastAsia" w:ascii="Times New Roman" w:hAnsi="Times New Roman" w:eastAsia="Times New Roman" w:cs="Times New Roman"/>
+          <w:vertAlign w:val="subscript"/>
+        </w:rPr>
+        <w:t>3</w:t>
+      </w:r>
+      <w:r>
+        <w:rPr>
+          <w:rFonts w:hint="eastAsia" w:ascii="Times New Roman" w:hAnsi="Times New Roman" w:eastAsia="Times New Roman" w:cs="Times New Roman"/>
+        </w:rPr>
+        <w:t>CH(OH)-（</w:t>
+      </w:r>
+      <w:r>
+        <w:rPr>
+          <w:rFonts w:hint="eastAsia" w:ascii="Times New Roman" w:hAnsi="Times New Roman" w:eastAsia="FangSong" w:cs="Times New Roman"/>
+        </w:rPr>
+        <w:t>氧化后成甲基酮</w:t>
+      </w:r>
+      <w:r>
+        <w:rPr>
+          <w:rFonts w:hint="eastAsia" w:ascii="Times New Roman" w:hAnsi="Times New Roman" w:eastAsia="Times New Roman" w:cs="Times New Roman"/>
+        </w:rPr>
+        <w:t>）</w:t>
+      </w:r>
+      <w:r>
+        <w:rPr>
+          <w:rFonts w:hint="eastAsia" w:ascii="Times New Roman" w:hAnsi="Times New Roman" w:eastAsia="FangSong" w:cs="Times New Roman"/>
+        </w:rPr>
+        <w:t>片段</w:t>
+      </w:r>
+      <w:r>
+        <w:rPr>
+          <w:rFonts w:hint="eastAsia" w:ascii="Times New Roman" w:hAnsi="Times New Roman" w:eastAsia="Times New Roman" w:cs="Times New Roman"/>
+        </w:rPr>
+        <w:t>；</w:t>
+      </w:r>
+      <w:r>
+        <w:rPr>
+          <w:rFonts w:hint="eastAsia" w:ascii="Times New Roman" w:hAnsi="Times New Roman" w:eastAsia="FangSong" w:cs="Times New Roman"/>
+        </w:rPr>
+        <w:t>饱和二酸只含羧基与烷基</w:t>
+      </w:r>
+      <w:r>
+        <w:rPr>
+          <w:rFonts w:hint="eastAsia" w:ascii="Times New Roman" w:hAnsi="Times New Roman" w:eastAsia="Times New Roman" w:cs="Times New Roman"/>
+        </w:rPr>
+        <w:t>，C</w:t>
+      </w:r>
+      <w:r>
+        <w:rPr>
+          <w:rFonts w:hint="eastAsia" w:ascii="Times New Roman" w:hAnsi="Times New Roman" w:eastAsia="Times New Roman" w:cs="Times New Roman"/>
+          <w:vertAlign w:val="subscript"/>
+        </w:rPr>
+        <w:t>6</w:t>
+      </w:r>
+      <w:r>
+        <w:rPr>
+          <w:rFonts w:ascii="Times New Roman" w:hAnsi="Times New Roman" w:eastAsia="Times New Roman" w:cs="Times New Roman"/>
+        </w:rPr>
+        <w:t xml:space="preserve"> </w:t>
+      </w:r>
+      <w:r>
+        <w:rPr>
+          <w:rFonts w:hint="eastAsia" w:ascii="Times New Roman" w:hAnsi="Times New Roman" w:eastAsia="FangSong" w:cs="Times New Roman"/>
+        </w:rPr>
+        <w:t xml:space="preserve">二酸的</w:t>
+      </w:r>
+      <w:r>
+        <w:rPr>
+          <w:rFonts w:ascii="Times New Roman" w:hAnsi="Times New Roman" w:eastAsia="Times New Roman" w:cs="Times New Roman"/>
+        </w:rPr>
+        <w:t xml:space="preserve"> 6 </w:t>
+      </w:r>
+      <w:r>
+        <w:rPr>
+          <w:rFonts w:hint="eastAsia" w:ascii="Times New Roman" w:hAnsi="Times New Roman" w:eastAsia="FangSong" w:cs="Times New Roman"/>
+        </w:rPr>
+        <w:t>个同分异构体</w:t>
+      </w:r>
+      <w:r>
+        <w:rPr>
+          <w:rFonts w:hint="eastAsia" w:ascii="Times New Roman" w:hAnsi="Times New Roman" w:eastAsia="Times New Roman" w:cs="Times New Roman"/>
+        </w:rPr>
+        <w:t>（</w:t>
+      </w:r>
+      <w:r>
+        <w:rPr>
+          <w:rFonts w:hint="eastAsia" w:ascii="Times New Roman" w:hAnsi="Times New Roman" w:eastAsia="FangSong" w:cs="Times New Roman"/>
+        </w:rPr>
+        <w:t>己二酸</w:t>
+      </w:r>
+      <w:r>
+        <w:rPr>
+          <w:rFonts w:hint="eastAsia" w:ascii="Times New Roman" w:hAnsi="Times New Roman" w:eastAsia="Times New Roman" w:cs="Times New Roman"/>
+        </w:rPr>
+        <w:t>、2-</w:t>
+      </w:r>
+      <w:r>
+        <w:rPr>
+          <w:rFonts w:hint="eastAsia" w:ascii="Times New Roman" w:hAnsi="Times New Roman" w:eastAsia="FangSong" w:cs="Times New Roman"/>
+        </w:rPr>
+        <w:t>甲基戊二酸</w:t>
+      </w:r>
+      <w:r>
+        <w:rPr>
+          <w:rFonts w:hint="eastAsia" w:ascii="Times New Roman" w:hAnsi="Times New Roman" w:eastAsia="Times New Roman" w:cs="Times New Roman"/>
+        </w:rPr>
+        <w:t>、3-</w:t>
+      </w:r>
+      <w:r>
+        <w:rPr>
+          <w:rFonts w:hint="eastAsia" w:ascii="Times New Roman" w:hAnsi="Times New Roman" w:eastAsia="FangSong" w:cs="Times New Roman"/>
+        </w:rPr>
+        <w:t>甲基戊二酸</w:t>
+      </w:r>
+      <w:r>
+        <w:rPr>
+          <w:rFonts w:hint="eastAsia" w:ascii="Times New Roman" w:hAnsi="Times New Roman" w:eastAsia="Times New Roman" w:cs="Times New Roman"/>
+        </w:rPr>
+        <w:t>、2,2-</w:t>
+      </w:r>
+      <w:r>
+        <w:rPr>
+          <w:rFonts w:hint="eastAsia" w:ascii="Times New Roman" w:hAnsi="Times New Roman" w:eastAsia="FangSong" w:cs="Times New Roman"/>
+        </w:rPr>
+        <w:t>二甲基丁二酸</w:t>
+      </w:r>
+      <w:r>
+        <w:rPr>
+          <w:rFonts w:hint="eastAsia" w:ascii="Times New Roman" w:hAnsi="Times New Roman" w:eastAsia="Times New Roman" w:cs="Times New Roman"/>
+        </w:rPr>
+        <w:t>、2,3-</w:t>
+      </w:r>
+      <w:r>
+        <w:rPr>
+          <w:rFonts w:hint="eastAsia" w:ascii="Times New Roman" w:hAnsi="Times New Roman" w:eastAsia="FangSong" w:cs="Times New Roman"/>
+        </w:rPr>
+        <w:t>二甲基丁二酸</w:t>
+      </w:r>
+      <w:r>
+        <w:rPr>
+          <w:rFonts w:hint="eastAsia" w:ascii="Times New Roman" w:hAnsi="Times New Roman" w:eastAsia="Times New Roman" w:cs="Times New Roman"/>
+        </w:rPr>
+        <w:t>、</w:t>
+      </w:r>
+      <w:r>
+        <w:rPr>
+          <w:rFonts w:hint="eastAsia" w:ascii="Times New Roman" w:hAnsi="Times New Roman" w:eastAsia="FangSong" w:cs="Times New Roman"/>
+        </w:rPr>
+        <w:t>乙基丁二酸</w:t>
+      </w:r>
+      <w:r>
+        <w:rPr>
+          <w:rFonts w:hint="eastAsia" w:ascii="Times New Roman" w:hAnsi="Times New Roman" w:eastAsia="Times New Roman" w:cs="Times New Roman"/>
+        </w:rPr>
+        <w:t>）</w:t>
+      </w:r>
+      <w:r>
+        <w:rPr>
+          <w:rFonts w:hint="eastAsia" w:ascii="Times New Roman" w:hAnsi="Times New Roman" w:eastAsia="FangSong" w:cs="Times New Roman"/>
+          <w:b/>
+          <w:bCs/>
+        </w:rPr>
+        <w:t xml:space="preserve">全部碘仿阴性</w:t>
+      </w:r>
+      <w:r>
+        <w:rPr>
+          <w:rFonts w:hint="eastAsia" w:ascii="Times New Roman" w:hAnsi="Times New Roman" w:eastAsia="Times New Roman" w:cs="Times New Roman"/>
+        </w:rPr>
+        <w:t>，</w:t>
+      </w:r>
+      <w:r>
+        <w:rPr>
+          <w:rFonts w:hint="eastAsia" w:ascii="Times New Roman" w:hAnsi="Times New Roman" w:eastAsia="FangSong" w:cs="Times New Roman"/>
+        </w:rPr>
+        <w:t>与题面判据自洽</w:t>
+      </w:r>
+      <w:r>
+        <w:rPr>
+          <w:rFonts w:hint="eastAsia" w:ascii="Times New Roman" w:hAnsi="Times New Roman" w:eastAsia="Times New Roman" w:cs="Times New Roman"/>
+        </w:rPr>
+        <w:t>。</w:t>
+      </w:r>
+      <w:r>
+        <w:rPr>
+          <w:rFonts w:hint="eastAsia" w:ascii="Times New Roman" w:hAnsi="Times New Roman" w:eastAsia="FangSong" w:cs="Times New Roman"/>
+        </w:rPr>
+        <w:t>反之</w:t>
+      </w:r>
+      <w:r>
+        <w:rPr>
+          <w:rFonts w:hint="eastAsia" w:ascii="Times New Roman" w:hAnsi="Times New Roman" w:eastAsia="Times New Roman" w:cs="Times New Roman"/>
+        </w:rPr>
+        <w:t>，</w:t>
+      </w:r>
+      <w:r>
+        <w:rPr>
+          <w:rFonts w:hint="eastAsia" w:ascii="Times New Roman" w:hAnsi="Times New Roman" w:eastAsia="FangSong" w:cs="Times New Roman"/>
+        </w:rPr>
+        <w:t>若</w:t>
+      </w:r>
+      <w:r>
+        <w:rPr>
+          <w:rFonts w:ascii="Times New Roman" w:hAnsi="Times New Roman" w:eastAsia="Times New Roman" w:cs="Times New Roman"/>
+        </w:rPr>
+        <w:t xml:space="preserve"> A </w:t>
+      </w:r>
+      <w:r>
+        <w:rPr>
+          <w:rFonts w:hint="eastAsia" w:ascii="Times New Roman" w:hAnsi="Times New Roman" w:eastAsia="FangSong" w:cs="Times New Roman"/>
+        </w:rPr>
+        <w:t>为羟基酮酸类异构体</w:t>
+      </w:r>
+      <w:r>
+        <w:rPr>
+          <w:rFonts w:hint="eastAsia" w:ascii="Times New Roman" w:hAnsi="Times New Roman" w:eastAsia="Times New Roman" w:cs="Times New Roman"/>
+        </w:rPr>
+        <w:t>（</w:t>
+      </w:r>
+      <w:r>
+        <w:rPr>
+          <w:rFonts w:hint="eastAsia" w:ascii="Times New Roman" w:hAnsi="Times New Roman" w:eastAsia="FangSong" w:cs="Times New Roman"/>
+        </w:rPr>
+        <w:t>如</w:t>
+      </w:r>
+      <w:r>
+        <w:rPr>
+          <w:rFonts w:ascii="Times New Roman" w:hAnsi="Times New Roman" w:eastAsia="Times New Roman" w:cs="Times New Roman"/>
+        </w:rPr>
+        <w:t xml:space="preserve"> </w:t>
+      </w:r>
+      <w:r>
+        <w:rPr>
+          <w:rFonts w:hint="eastAsia" w:ascii="Times New Roman" w:hAnsi="Times New Roman" w:eastAsia="Times New Roman" w:cs="Times New Roman"/>
+        </w:rPr>
+        <w:t>CH</w:t>
+      </w:r>
+      <w:r>
+        <w:rPr>
+          <w:rFonts w:hint="eastAsia" w:ascii="Times New Roman" w:hAnsi="Times New Roman" w:eastAsia="Times New Roman" w:cs="Times New Roman"/>
+          <w:vertAlign w:val="subscript"/>
+        </w:rPr>
+        <w:t>3</w:t>
+      </w:r>
+      <w:r>
+        <w:rPr>
+          <w:rFonts w:hint="eastAsia" w:ascii="Times New Roman" w:hAnsi="Times New Roman" w:eastAsia="Times New Roman" w:cs="Times New Roman"/>
+        </w:rPr>
+        <w:t>COCH</w:t>
+      </w:r>
+      <w:r>
+        <w:rPr>
+          <w:rFonts w:hint="eastAsia" w:ascii="Times New Roman" w:hAnsi="Times New Roman" w:eastAsia="Times New Roman" w:cs="Times New Roman"/>
+          <w:vertAlign w:val="subscript"/>
+        </w:rPr>
+        <w:t>2</w:t>
+      </w:r>
+      <w:r>
+        <w:rPr>
+          <w:rFonts w:hint="eastAsia" w:ascii="Times New Roman" w:hAnsi="Times New Roman" w:eastAsia="Times New Roman" w:cs="Times New Roman"/>
+        </w:rPr>
+        <w:t>CH(OH)CH</w:t>
+      </w:r>
+      <w:r>
+        <w:rPr>
+          <w:rFonts w:hint="eastAsia" w:ascii="Times New Roman" w:hAnsi="Times New Roman" w:eastAsia="Times New Roman" w:cs="Times New Roman"/>
+          <w:vertAlign w:val="subscript"/>
+        </w:rPr>
+        <w:t>2</w:t>
+      </w:r>
+      <w:r>
+        <w:rPr>
+          <w:rFonts w:hint="eastAsia" w:ascii="Times New Roman" w:hAnsi="Times New Roman" w:eastAsia="Times New Roman" w:cs="Times New Roman"/>
+        </w:rPr>
+        <w:t>COOH，</w:t>
+      </w:r>
+      <w:r>
+        <w:rPr>
+          <w:rFonts w:hint="eastAsia" w:ascii="Times New Roman" w:hAnsi="Times New Roman" w:eastAsia="FangSong" w:cs="Times New Roman"/>
+        </w:rPr>
+        <w:t>同式</w:t>
+      </w:r>
+      <w:r>
+        <w:rPr>
+          <w:rFonts w:ascii="Times New Roman" w:hAnsi="Times New Roman" w:eastAsia="Times New Roman" w:cs="Times New Roman"/>
+        </w:rPr>
+        <w:t xml:space="preserve"> </w:t>
+      </w:r>
+      <w:r>
+        <w:rPr>
+          <w:rFonts w:hint="eastAsia" w:ascii="Times New Roman" w:hAnsi="Times New Roman" w:eastAsia="Times New Roman" w:cs="Times New Roman"/>
+        </w:rPr>
+        <w:t>C</w:t>
+      </w:r>
+      <w:r>
+        <w:rPr>
+          <w:rFonts w:hint="eastAsia" w:ascii="Times New Roman" w:hAnsi="Times New Roman" w:eastAsia="Times New Roman" w:cs="Times New Roman"/>
+          <w:vertAlign w:val="subscript"/>
+        </w:rPr>
+        <w:t>6</w:t>
+      </w:r>
+      <w:r>
+        <w:rPr>
+          <w:rFonts w:hint="eastAsia" w:ascii="Times New Roman" w:hAnsi="Times New Roman" w:eastAsia="Times New Roman" w:cs="Times New Roman"/>
+        </w:rPr>
+        <w:t>H</w:t>
+      </w:r>
+      <w:r>
+        <w:rPr>
+          <w:rFonts w:hint="eastAsia" w:ascii="Times New Roman" w:hAnsi="Times New Roman" w:eastAsia="Times New Roman" w:cs="Times New Roman"/>
+          <w:vertAlign w:val="subscript"/>
+        </w:rPr>
+        <w:t>10</w:t>
+      </w:r>
+      <w:r>
+        <w:rPr>
+          <w:rFonts w:hint="eastAsia" w:ascii="Times New Roman" w:hAnsi="Times New Roman" w:eastAsia="Times New Roman" w:cs="Times New Roman"/>
+        </w:rPr>
+        <w:t>O</w:t>
+      </w:r>
+      <w:r>
+        <w:rPr>
+          <w:rFonts w:hint="eastAsia" w:ascii="Times New Roman" w:hAnsi="Times New Roman" w:eastAsia="Times New Roman" w:cs="Times New Roman"/>
+          <w:vertAlign w:val="subscript"/>
+        </w:rPr>
+        <w:t>4</w:t>
+      </w:r>
+      <w:r>
+        <w:rPr>
+          <w:rFonts w:hint="eastAsia" w:ascii="Times New Roman" w:hAnsi="Times New Roman" w:eastAsia="Times New Roman" w:cs="Times New Roman"/>
+        </w:rPr>
+        <w:t>）</w:t>
+      </w:r>
+      <w:r>
+        <w:rPr>
+          <w:rFonts w:hint="eastAsia" w:ascii="Times New Roman" w:hAnsi="Times New Roman" w:eastAsia="FangSong" w:cs="Times New Roman"/>
+        </w:rPr>
+        <w:t>虽碘仿阳性</w:t>
+      </w:r>
+      <w:r>
+        <w:rPr>
+          <w:rFonts w:hint="eastAsia" w:ascii="Times New Roman" w:hAnsi="Times New Roman" w:eastAsia="Times New Roman" w:cs="Times New Roman"/>
+        </w:rPr>
+        <w:t>，</w:t>
+      </w:r>
+      <w:r>
+        <w:rPr>
+          <w:rFonts w:hint="eastAsia" w:ascii="Times New Roman" w:hAnsi="Times New Roman" w:eastAsia="FangSong" w:cs="Times New Roman"/>
+        </w:rPr>
+        <w:t>却无法与</w:t>
+      </w:r>
+      <w:r>
+        <w:rPr>
+          <w:rFonts w:ascii="Times New Roman" w:hAnsi="Times New Roman" w:eastAsia="Times New Roman" w:cs="Times New Roman"/>
+        </w:rPr>
+        <w:t xml:space="preserve"> 2 </w:t>
+      </w:r>
+      <w:r>
+        <w:rPr>
+          <w:rFonts w:hint="eastAsia" w:ascii="Times New Roman" w:hAnsi="Times New Roman" w:eastAsia="FangSong" w:cs="Times New Roman"/>
+        </w:rPr>
+        <w:t>当量乙醇双酯化</w:t>
       </w:r>
       <w:r>
         <w:rPr>
@@ -32253,7 +33086,67 @@
         <w:rPr>
           <w:rFonts w:hint="eastAsia" w:ascii="Times New Roman" w:hAnsi="Times New Roman" w:eastAsia="FangSong" w:cs="Times New Roman"/>
         </w:rPr>
-        <w:t>题面判据与分子式矛盾</w:t>
+        <w:t>判据恰好将其排除</w:t>
+      </w:r>
+      <w:r>
+        <w:rPr>
+          <w:rFonts w:hint="eastAsia" w:ascii="Times New Roman" w:hAnsi="Times New Roman" w:eastAsia="Times New Roman" w:cs="Times New Roman"/>
+        </w:rPr>
+        <w:t>。（</w:t>
+      </w:r>
+      <w:r>
+        <w:rPr>
+          <w:rFonts w:hint="eastAsia" w:ascii="Times New Roman" w:hAnsi="Times New Roman" w:eastAsia="FangSong" w:cs="Times New Roman"/>
+        </w:rPr>
+        <w:t>题面原为</w:t>
+      </w:r>
+      <w:r>
+        <w:rPr>
+          <w:rFonts w:hint="eastAsia" w:ascii="Times New Roman" w:hAnsi="Times New Roman" w:eastAsia="Times New Roman" w:cs="Times New Roman"/>
+        </w:rPr>
+        <w:t>「</w:t>
+      </w:r>
+      <w:r>
+        <w:rPr>
+          <w:rFonts w:hint="eastAsia" w:ascii="Times New Roman" w:hAnsi="Times New Roman" w:eastAsia="FangSong" w:cs="Times New Roman"/>
+        </w:rPr>
+        <w:t>可发生</w:t>
+      </w:r>
+      <w:r>
+        <w:rPr>
+          <w:rFonts w:hint="eastAsia" w:ascii="Times New Roman" w:hAnsi="Times New Roman" w:eastAsia="Times New Roman" w:cs="Times New Roman"/>
+        </w:rPr>
+        <w:t>」，</w:t>
+      </w:r>
+      <w:r>
+        <w:rPr>
+          <w:rFonts w:hint="eastAsia" w:ascii="Times New Roman" w:hAnsi="Times New Roman" w:eastAsia="FangSong" w:cs="Times New Roman"/>
+        </w:rPr>
+        <w:t>系漏</w:t>
+      </w:r>
+      <w:r>
+        <w:rPr>
+          <w:rFonts w:hint="eastAsia" w:ascii="Times New Roman" w:hAnsi="Times New Roman" w:eastAsia="Times New Roman" w:cs="Times New Roman"/>
+        </w:rPr>
+        <w:t>「</w:t>
+      </w:r>
+      <w:r>
+        <w:rPr>
+          <w:rFonts w:hint="eastAsia" w:ascii="Times New Roman" w:hAnsi="Times New Roman" w:eastAsia="FangSong" w:cs="Times New Roman"/>
+        </w:rPr>
+        <w:t>不</w:t>
+      </w:r>
+      <w:r>
+        <w:rPr>
+          <w:rFonts w:hint="eastAsia" w:ascii="Times New Roman" w:hAnsi="Times New Roman" w:eastAsia="Times New Roman" w:cs="Times New Roman"/>
+        </w:rPr>
+        <w:t>」</w:t>
+      </w:r>
+      <w:r>
+        <w:rPr>
+          <w:rFonts w:hint="eastAsia" w:ascii="Times New Roman" w:hAnsi="Times New Roman" w:eastAsia="FangSong" w:cs="Times New Roman"/>
+        </w:rPr>
+        <w:t>字</w:t>
       </w:r>
       <w:r>
         <w:rPr>
@@ -32265,13 +33158,25 @@
         <w:rPr>
           <w:rFonts w:hint="eastAsia" w:ascii="Times New Roman" w:hAnsi="Times New Roman" w:eastAsia="FangSong" w:cs="Times New Roman"/>
         </w:rPr>
-        <w:t>按定量关系复原如下</w:t>
-      </w:r>
-      <w:r>
-        <w:rPr>
-          <w:rFonts w:hint="eastAsia" w:ascii="Times New Roman" w:hAnsi="Times New Roman" w:eastAsia="Times New Roman" w:cs="Times New Roman"/>
-        </w:rPr>
-        <w:t>】</w:t>
+        <w:t>已径改</w:t>
+      </w:r>
+      <w:r>
+        <w:rPr>
+          <w:rFonts w:hint="eastAsia" w:ascii="Times New Roman" w:hAnsi="Times New Roman" w:eastAsia="Times New Roman" w:cs="Times New Roman"/>
+        </w:rPr>
+        <w:t>，</w:t>
+      </w:r>
+      <w:r>
+        <w:rPr>
+          <w:rFonts w:hint="eastAsia" w:ascii="Times New Roman" w:hAnsi="Times New Roman" w:eastAsia="FangSong" w:cs="Times New Roman"/>
+        </w:rPr>
+        <w:t>见题面校勘注</w:t>
+      </w:r>
+      <w:r>
+        <w:rPr>
+          <w:rFonts w:hint="eastAsia" w:ascii="Times New Roman" w:hAnsi="Times New Roman" w:eastAsia="Times New Roman" w:cs="Times New Roman"/>
+        </w:rPr>
+        <w:t>。）</w:t>
       </w:r>
       <w:r>
         <w:rPr>
@@ -32281,16 +33186,198 @@
       </w:r>
       <w:r>
         <w:rPr>
-          <w:rFonts w:ascii="Times New Roman" w:hAnsi="Times New Roman" w:eastAsia="Times New Roman" w:cs="Times New Roman"/>
-        </w:rPr>
-        <w:t>C</w:t>
-      </w:r>
-      <w:r>
-        <w:rPr>
-          <w:rFonts w:ascii="Times New Roman" w:hAnsi="Times New Roman" w:eastAsia="Times New Roman" w:cs="Times New Roman"/>
+          <w:rFonts w:hint="eastAsia" w:ascii="Times New Roman" w:hAnsi="Times New Roman" w:eastAsia="FangSong" w:cs="Times New Roman"/>
+        </w:rPr>
+        <w:t>定结构</w:t>
+      </w:r>
+      <w:r>
+        <w:rPr>
+          <w:rFonts w:hint="eastAsia" w:ascii="Times New Roman" w:hAnsi="Times New Roman" w:eastAsia="Times New Roman" w:cs="Times New Roman"/>
+        </w:rPr>
+        <w:t>（</w:t>
+      </w:r>
+      <w:r>
+        <w:rPr>
+          <w:rFonts w:hint="eastAsia" w:ascii="Times New Roman" w:hAnsi="Times New Roman" w:eastAsia="FangSong" w:cs="Times New Roman"/>
+        </w:rPr>
+        <w:t>题面未给支链信息</w:t>
+      </w:r>
+      <w:r>
+        <w:rPr>
+          <w:rFonts w:hint="eastAsia" w:ascii="Times New Roman" w:hAnsi="Times New Roman" w:eastAsia="Times New Roman" w:cs="Times New Roman"/>
+        </w:rPr>
+        <w:t>，</w:t>
+      </w:r>
+      <w:r>
+        <w:rPr>
+          <w:rFonts w:hint="eastAsia" w:ascii="Times New Roman" w:hAnsi="Times New Roman" w:eastAsia="FangSong" w:cs="Times New Roman"/>
+        </w:rPr>
+        <w:t>取直链二酸</w:t>
+      </w:r>
+      <w:r>
+        <w:rPr>
+          <w:rFonts w:hint="eastAsia" w:ascii="Times New Roman" w:hAnsi="Times New Roman" w:eastAsia="Times New Roman" w:cs="Times New Roman"/>
+        </w:rPr>
+        <w:t>）：</w:t>
+      </w:r>
+      <w:r>
+        <w:rPr>
+          <w:rFonts w:ascii="Times New Roman" w:hAnsi="Times New Roman" w:eastAsia="Times New Roman" w:cs="Times New Roman"/>
+          <w:b/>
+          <w:bCs/>
+        </w:rPr>
+        <w:t xml:space="preserve">A = </w:t>
+      </w:r>
+      <w:r>
+        <w:rPr>
+          <w:rFonts w:hint="eastAsia" w:ascii="Times New Roman" w:hAnsi="Times New Roman" w:eastAsia="FangSong" w:cs="Times New Roman"/>
+          <w:b/>
+          <w:bCs/>
+        </w:rPr>
+        <w:t xml:space="preserve">己二酸</w:t>
+      </w:r>
+      <w:r>
+        <w:rPr>
+          <w:rFonts w:ascii="Times New Roman" w:hAnsi="Times New Roman" w:eastAsia="Times New Roman" w:cs="Times New Roman"/>
+          <w:b/>
+          <w:bCs/>
+        </w:rPr>
+        <w:t xml:space="preserve"> HOOC(CH</w:t>
+      </w:r>
+      <w:r>
+        <w:rPr>
+          <w:rFonts w:ascii="Times New Roman" w:hAnsi="Times New Roman" w:eastAsia="Times New Roman" w:cs="Times New Roman"/>
+          <w:b/>
+          <w:bCs/>
           <w:vertAlign w:val="subscript"/>
         </w:rPr>
-        <w:t>6</w:t>
+        <w:t>2</w:t>
+      </w:r>
+      <w:r>
+        <w:rPr>
+          <w:rFonts w:ascii="Times New Roman" w:hAnsi="Times New Roman" w:eastAsia="Times New Roman" w:cs="Times New Roman"/>
+          <w:b/>
+          <w:bCs/>
+        </w:rPr>
+        <w:t>)</w:t>
+      </w:r>
+      <w:r>
+        <w:rPr>
+          <w:rFonts w:ascii="Times New Roman" w:hAnsi="Times New Roman" w:eastAsia="Times New Roman" w:cs="Times New Roman"/>
+          <w:b/>
+          <w:bCs/>
+          <w:vertAlign w:val="subscript"/>
+        </w:rPr>
+        <w:t>4</w:t>
+      </w:r>
+      <w:r>
+        <w:rPr>
+          <w:rFonts w:ascii="Times New Roman" w:hAnsi="Times New Roman" w:eastAsia="Times New Roman" w:cs="Times New Roman"/>
+          <w:b/>
+          <w:bCs/>
+        </w:rPr>
+        <w:t>COOH</w:t>
+      </w:r>
+      <w:r>
+        <w:rPr>
+          <w:rFonts w:hint="eastAsia" w:ascii="Times New Roman" w:hAnsi="Times New Roman" w:eastAsia="Times New Roman" w:cs="Times New Roman"/>
+        </w:rPr>
+        <w:t xml:space="preserve">，</w:t>
+      </w:r>
+      <w:r>
+        <w:rPr>
+          <w:rFonts w:ascii="Times New Roman" w:hAnsi="Times New Roman" w:eastAsia="Times New Roman" w:cs="Times New Roman"/>
+          <w:b/>
+          <w:bCs/>
+        </w:rPr>
+        <w:t xml:space="preserve">B = </w:t>
+      </w:r>
+      <w:r>
+        <w:rPr>
+          <w:rFonts w:hint="eastAsia" w:ascii="Times New Roman" w:hAnsi="Times New Roman" w:eastAsia="FangSong" w:cs="Times New Roman"/>
+          <w:b/>
+          <w:bCs/>
+        </w:rPr>
+        <w:t xml:space="preserve">己二酸二乙酯</w:t>
+      </w:r>
+      <w:r>
+        <w:rPr>
+          <w:rFonts w:ascii="Times New Roman" w:hAnsi="Times New Roman" w:eastAsia="Times New Roman" w:cs="Times New Roman"/>
+          <w:b/>
+          <w:bCs/>
+        </w:rPr>
+        <w:t xml:space="preserve"> EtOOC(CH</w:t>
+      </w:r>
+      <w:r>
+        <w:rPr>
+          <w:rFonts w:ascii="Times New Roman" w:hAnsi="Times New Roman" w:eastAsia="Times New Roman" w:cs="Times New Roman"/>
+          <w:b/>
+          <w:bCs/>
+          <w:vertAlign w:val="subscript"/>
+        </w:rPr>
+        <w:t>2</w:t>
+      </w:r>
+      <w:r>
+        <w:rPr>
+          <w:rFonts w:ascii="Times New Roman" w:hAnsi="Times New Roman" w:eastAsia="Times New Roman" w:cs="Times New Roman"/>
+          <w:b/>
+          <w:bCs/>
+        </w:rPr>
+        <w:t>)</w:t>
+      </w:r>
+      <w:r>
+        <w:rPr>
+          <w:rFonts w:ascii="Times New Roman" w:hAnsi="Times New Roman" w:eastAsia="Times New Roman" w:cs="Times New Roman"/>
+          <w:b/>
+          <w:bCs/>
+          <w:vertAlign w:val="subscript"/>
+        </w:rPr>
+        <w:t>4</w:t>
+      </w:r>
+      <w:r>
+        <w:rPr>
+          <w:rFonts w:ascii="Times New Roman" w:hAnsi="Times New Roman" w:eastAsia="Times New Roman" w:cs="Times New Roman"/>
+          <w:b/>
+          <w:bCs/>
+        </w:rPr>
+        <w:t>COOEt</w:t>
+      </w:r>
+      <w:r>
+        <w:rPr>
+          <w:rFonts w:ascii="Times New Roman" w:hAnsi="Times New Roman" w:eastAsia="Times New Roman" w:cs="Times New Roman"/>
+        </w:rPr>
+        <w:t xml:space="preserve">。</w:t>
+      </w:r>
+      <w:r>
+        <w:rPr>
+          <w:rFonts w:ascii="Times New Roman" w:hAnsi="Times New Roman" w:eastAsia="Times New Roman" w:cs="Times New Roman"/>
+        </w:rPr>
+        <w:t xml:space="preserve"> </w:t>
+      </w:r>
+      <w:r>
+        <w:rPr>
+          <w:rFonts w:ascii="Times New Roman" w:hAnsi="Times New Roman" w:eastAsia="Times New Roman" w:cs="Times New Roman"/>
+        </w:rPr>
+        <w:t xml:space="preserve">B </w:t>
+      </w:r>
+      <w:r>
+        <w:rPr>
+          <w:rFonts w:hint="eastAsia" w:ascii="Times New Roman" w:hAnsi="Times New Roman" w:eastAsia="FangSong" w:cs="Times New Roman"/>
+        </w:rPr>
+        <w:t xml:space="preserve">在</w:t>
+      </w:r>
+      <w:r>
+        <w:rPr>
+          <w:rFonts w:ascii="Times New Roman" w:hAnsi="Times New Roman" w:eastAsia="Times New Roman" w:cs="Times New Roman"/>
+        </w:rPr>
+        <w:t xml:space="preserve"> C</w:t>
+      </w:r>
+      <w:r>
+        <w:rPr>
+          <w:rFonts w:ascii="Times New Roman" w:hAnsi="Times New Roman" w:eastAsia="Times New Roman" w:cs="Times New Roman"/>
+          <w:vertAlign w:val="subscript"/>
+        </w:rPr>
+        <w:t>2</w:t>
       </w:r>
       <w:r>
         <w:rPr>
@@ -32303,20 +33390,19 @@
           <w:rFonts w:ascii="Times New Roman" w:hAnsi="Times New Roman" w:eastAsia="Times New Roman" w:cs="Times New Roman"/>
           <w:vertAlign w:val="subscript"/>
         </w:rPr>
-        <w:t>10</w:t>
-      </w:r>
-      <w:r>
-        <w:rPr>
-          <w:rFonts w:ascii="Times New Roman" w:hAnsi="Times New Roman" w:eastAsia="Times New Roman" w:cs="Times New Roman"/>
-        </w:rPr>
-        <w:t>O</w:t>
-      </w:r>
-      <w:r>
-        <w:rPr>
-          <w:rFonts w:ascii="Times New Roman" w:hAnsi="Times New Roman" w:eastAsia="Times New Roman" w:cs="Times New Roman"/>
-          <w:vertAlign w:val="subscript"/>
-        </w:rPr>
-        <w:t>4</w:t>
+        <w:t>5</w:t>
+      </w:r>
+      <w:r>
+        <w:rPr>
+          <w:rFonts w:ascii="Times New Roman" w:hAnsi="Times New Roman" w:eastAsia="Times New Roman" w:cs="Times New Roman"/>
+        </w:rPr>
+        <w:t xml:space="preserve">ONa </w:t>
+      </w:r>
+      <w:r>
+        <w:rPr>
+          <w:rFonts w:hint="eastAsia" w:ascii="Times New Roman" w:hAnsi="Times New Roman" w:eastAsia="FangSong" w:cs="Times New Roman"/>
+        </w:rPr>
+        <w:t xml:space="preserve">下发生分子内</w:t>
       </w:r>
       <w:r>
         <w:rPr>
@@ -32326,51 +33412,62 @@
       </w:r>
       <w:r>
         <w:rPr>
-          <w:rFonts w:hint="eastAsia" w:ascii="Times New Roman" w:hAnsi="Times New Roman" w:eastAsia="FangSong" w:cs="Times New Roman"/>
-        </w:rPr>
-        <w:t xml:space="preserve">的</w:t>
-      </w:r>
-      <w:r>
-        <w:rPr>
-          <w:rFonts w:ascii="Times New Roman" w:hAnsi="Times New Roman" w:eastAsia="Times New Roman" w:cs="Times New Roman"/>
-        </w:rPr>
-        <w:t xml:space="preserve"> Ω = (2×6+2-10)/2 = </w:t>
-      </w:r>
-      <w:r>
-        <w:rPr>
-          <w:rFonts w:hint="eastAsia" w:ascii="Times New Roman" w:hAnsi="Times New Roman" w:eastAsia="Times New Roman" w:cs="Times New Roman"/>
-        </w:rPr>
-        <w:t>2，</w:t>
-      </w:r>
-      <w:r>
-        <w:rPr>
-          <w:rFonts w:hint="eastAsia" w:ascii="Times New Roman" w:hAnsi="Times New Roman" w:eastAsia="FangSong" w:cs="Times New Roman"/>
-        </w:rPr>
-        <w:t>若为两个</w:t>
-      </w:r>
-      <w:r>
-        <w:rPr>
-          <w:rFonts w:ascii="Times New Roman" w:hAnsi="Times New Roman" w:eastAsia="Times New Roman" w:cs="Times New Roman"/>
-        </w:rPr>
-        <w:t xml:space="preserve"> C=O </w:t>
-      </w:r>
-      <w:r>
-        <w:rPr>
-          <w:rFonts w:hint="eastAsia" w:ascii="Times New Roman" w:hAnsi="Times New Roman" w:eastAsia="FangSong" w:cs="Times New Roman"/>
-        </w:rPr>
-        <w:t xml:space="preserve">占满</w:t>
-      </w:r>
-      <w:r>
-        <w:rPr>
-          <w:rFonts w:ascii="Times New Roman" w:hAnsi="Times New Roman" w:eastAsia="Times New Roman" w:cs="Times New Roman"/>
-        </w:rPr>
-        <w:t xml:space="preserve"> → </w:t>
-      </w:r>
-      <w:r>
-        <w:rPr>
-          <w:rFonts w:hint="eastAsia" w:ascii="Times New Roman" w:hAnsi="Times New Roman" w:eastAsia="FangSong" w:cs="Times New Roman"/>
-        </w:rPr>
-        <w:t>只能是饱和二元羧酸</w:t>
+          <w:rFonts w:hint="eastAsia" w:ascii="Times New Roman" w:hAnsi="Times New Roman" w:eastAsia="Times New Roman" w:cs="Times New Roman"/>
+        </w:rPr>
+        <w:t xml:space="preserve">Claisen（</w:t>
+      </w:r>
+      <w:r>
+        <w:rPr>
+          <w:rFonts w:ascii="Times New Roman" w:hAnsi="Times New Roman" w:eastAsia="Times New Roman" w:cs="Times New Roman"/>
+          <w:b/>
+          <w:bCs/>
+        </w:rPr>
+        <w:t xml:space="preserve">Dieckmann </w:t>
+      </w:r>
+      <w:r>
+        <w:rPr>
+          <w:rFonts w:hint="eastAsia" w:ascii="Times New Roman" w:hAnsi="Times New Roman" w:eastAsia="FangSong" w:cs="Times New Roman"/>
+          <w:b/>
+          <w:bCs/>
+        </w:rPr>
+        <w:t xml:space="preserve">缩合</w:t>
+      </w:r>
+      <w:r>
+        <w:rPr>
+          <w:rFonts w:hint="eastAsia" w:ascii="Times New Roman" w:hAnsi="Times New Roman" w:eastAsia="Times New Roman" w:cs="Times New Roman"/>
+        </w:rPr>
+        <w:t>）：α-H（pKa≈25）</w:t>
+      </w:r>
+      <w:r>
+        <w:rPr>
+          <w:rFonts w:hint="eastAsia" w:ascii="Times New Roman" w:hAnsi="Times New Roman" w:eastAsia="FangSong" w:cs="Times New Roman"/>
+        </w:rPr>
+        <w:t>被</w:t>
+      </w:r>
+      <w:r>
+        <w:rPr>
+          <w:rFonts w:ascii="Times New Roman" w:hAnsi="Times New Roman" w:eastAsia="Times New Roman" w:cs="Times New Roman"/>
+        </w:rPr>
+        <w:t xml:space="preserve"> EtO</w:t>
+      </w:r>
+      <w:r>
+        <w:rPr>
+          <w:rFonts w:ascii="Times New Roman" w:hAnsi="Times New Roman" w:eastAsia="Times New Roman" w:cs="Times New Roman"/>
+          <w:vertAlign w:val="superscript"/>
+        </w:rPr>
+        <w:t>-</w:t>
+      </w:r>
+      <w:r>
+        <w:rPr>
+          <w:rFonts w:ascii="Times New Roman" w:hAnsi="Times New Roman" w:eastAsia="Times New Roman" w:cs="Times New Roman"/>
+        </w:rPr>
+        <w:t xml:space="preserve"> </w:t>
+      </w:r>
+      <w:r>
+        <w:rPr>
+          <w:rFonts w:hint="eastAsia" w:ascii="Times New Roman" w:hAnsi="Times New Roman" w:eastAsia="FangSong" w:cs="Times New Roman"/>
+        </w:rPr>
+        <w:t>夺取</w:t>
       </w:r>
       <w:r>
         <w:rPr>
@@ -32382,32 +33479,100 @@
         <w:rPr>
           <w:rFonts w:hint="eastAsia" w:ascii="Times New Roman" w:hAnsi="Times New Roman" w:eastAsia="FangSong" w:cs="Times New Roman"/>
         </w:rPr>
-        <w:t>分子内不存在甲基酮或</w:t>
-      </w:r>
-      <w:r>
-        <w:rPr>
-          <w:rFonts w:ascii="Times New Roman" w:hAnsi="Times New Roman" w:eastAsia="Times New Roman" w:cs="Times New Roman"/>
-        </w:rPr>
-        <w:t xml:space="preserve"> CH</w:t>
-      </w:r>
-      <w:r>
-        <w:rPr>
-          <w:rFonts w:ascii="Times New Roman" w:hAnsi="Times New Roman" w:eastAsia="Times New Roman" w:cs="Times New Roman"/>
-          <w:vertAlign w:val="subscript"/>
-        </w:rPr>
-        <w:t>3</w:t>
-      </w:r>
-      <w:r>
-        <w:rPr>
-          <w:rFonts w:ascii="Times New Roman" w:hAnsi="Times New Roman" w:eastAsia="Times New Roman" w:cs="Times New Roman"/>
-        </w:rPr>
-        <w:t xml:space="preserve">CH(OH)- </w:t>
-      </w:r>
-      <w:r>
-        <w:rPr>
-          <w:rFonts w:hint="eastAsia" w:ascii="Times New Roman" w:hAnsi="Times New Roman" w:eastAsia="FangSong" w:cs="Times New Roman"/>
-        </w:rPr>
-        <w:t>结构</w:t>
+        <w:t>酯烯醇负离子进攻另一端酯羰基</w:t>
+      </w:r>
+      <w:r>
+        <w:rPr>
+          <w:rFonts w:hint="eastAsia" w:ascii="Times New Roman" w:hAnsi="Times New Roman" w:eastAsia="Times New Roman" w:cs="Times New Roman"/>
+        </w:rPr>
+        <w:t>（</w:t>
+      </w:r>
+      <w:r>
+        <w:rPr>
+          <w:rFonts w:hint="eastAsia" w:ascii="Times New Roman" w:hAnsi="Times New Roman" w:eastAsia="FangSong" w:cs="Times New Roman"/>
+        </w:rPr>
+        <w:t>加成</w:t>
+      </w:r>
+      <w:r>
+        <w:rPr>
+          <w:rFonts w:hint="eastAsia" w:ascii="Times New Roman" w:hAnsi="Times New Roman" w:eastAsia="Times New Roman" w:cs="Times New Roman"/>
+        </w:rPr>
+        <w:t>-</w:t>
+      </w:r>
+      <w:r>
+        <w:rPr>
+          <w:rFonts w:hint="eastAsia" w:ascii="Times New Roman" w:hAnsi="Times New Roman" w:eastAsia="FangSong" w:cs="Times New Roman"/>
+        </w:rPr>
+        <w:t>消除脱</w:t>
+      </w:r>
+      <w:r>
+        <w:rPr>
+          <w:rFonts w:ascii="Times New Roman" w:hAnsi="Times New Roman" w:eastAsia="Times New Roman" w:cs="Times New Roman"/>
+        </w:rPr>
+        <w:t xml:space="preserve"> </w:t>
+      </w:r>
+      <w:r>
+        <w:rPr>
+          <w:rFonts w:hint="eastAsia" w:ascii="Times New Roman" w:hAnsi="Times New Roman" w:eastAsia="Times New Roman" w:cs="Times New Roman"/>
+        </w:rPr>
+        <w:t>EtO</w:t>
+      </w:r>
+      <w:r>
+        <w:rPr>
+          <w:rFonts w:hint="eastAsia" w:ascii="Times New Roman" w:hAnsi="Times New Roman" w:eastAsia="Times New Roman" w:cs="Times New Roman"/>
+          <w:vertAlign w:val="superscript"/>
+        </w:rPr>
+        <w:t>-</w:t>
+      </w:r>
+      <w:r>
+        <w:rPr>
+          <w:rFonts w:hint="eastAsia" w:ascii="Times New Roman" w:hAnsi="Times New Roman" w:eastAsia="Times New Roman" w:cs="Times New Roman"/>
+        </w:rPr>
+        <w:t>），</w:t>
+      </w:r>
+      <w:r>
+        <w:rPr>
+          <w:rFonts w:hint="eastAsia" w:ascii="Times New Roman" w:hAnsi="Times New Roman" w:eastAsia="FangSong" w:cs="Times New Roman"/>
+        </w:rPr>
+        <w:t>闭合</w:t>
+      </w:r>
+      <w:r>
+        <w:rPr>
+          <w:rFonts w:hint="eastAsia" w:ascii="Times New Roman" w:hAnsi="Times New Roman" w:eastAsia="FangSong" w:cs="Times New Roman"/>
+          <w:b/>
+          <w:bCs/>
+        </w:rPr>
+        <w:t xml:space="preserve">五元环</w:t>
+      </w:r>
+      <w:r>
+        <w:rPr>
+          <w:rFonts w:hint="eastAsia" w:ascii="Times New Roman" w:hAnsi="Times New Roman" w:eastAsia="Times New Roman" w:cs="Times New Roman"/>
+        </w:rPr>
+        <w:t>；</w:t>
+      </w:r>
+      <w:r>
+        <w:rPr>
+          <w:rFonts w:hint="eastAsia" w:ascii="Times New Roman" w:hAnsi="Times New Roman" w:eastAsia="FangSong" w:cs="Times New Roman"/>
+        </w:rPr>
+        <w:t>产物</w:t>
+      </w:r>
+      <w:r>
+        <w:rPr>
+          <w:rFonts w:ascii="Times New Roman" w:hAnsi="Times New Roman" w:eastAsia="Times New Roman" w:cs="Times New Roman"/>
+        </w:rPr>
+        <w:t xml:space="preserve"> </w:t>
+      </w:r>
+      <w:r>
+        <w:rPr>
+          <w:rFonts w:hint="eastAsia" w:ascii="Times New Roman" w:hAnsi="Times New Roman" w:eastAsia="Times New Roman" w:cs="Times New Roman"/>
+        </w:rPr>
+        <w:t>β-</w:t>
+      </w:r>
+      <w:r>
+        <w:rPr>
+          <w:rFonts w:hint="eastAsia" w:ascii="Times New Roman" w:hAnsi="Times New Roman" w:eastAsia="FangSong" w:cs="Times New Roman"/>
+        </w:rPr>
+        <w:t>酮酸酯的活性氢被碱夺去</w:t>
       </w:r>
       <w:r>
         <w:rPr>
@@ -32418,52 +33583,20 @@
       <w:r>
         <w:rPr>
           <w:rFonts w:hint="eastAsia" w:ascii="Times New Roman" w:hAnsi="Times New Roman" w:eastAsia="FangSong" w:cs="Times New Roman"/>
-          <w:b/>
-          <w:bCs/>
-        </w:rPr>
-        <w:t xml:space="preserve">碘仿反应应为阴性</w:t>
-      </w:r>
-      <w:r>
-        <w:rPr>
-          <w:rFonts w:hint="eastAsia" w:ascii="Times New Roman" w:hAnsi="Times New Roman" w:eastAsia="Times New Roman" w:cs="Times New Roman"/>
-        </w:rPr>
-        <w:t>——</w:t>
-      </w:r>
-      <w:r>
-        <w:rPr>
-          <w:rFonts w:hint="eastAsia" w:ascii="Times New Roman" w:hAnsi="Times New Roman" w:eastAsia="FangSong" w:cs="Times New Roman"/>
-        </w:rPr>
-        <w:t>题面判据</w:t>
-      </w:r>
-      <w:r>
-        <w:rPr>
-          <w:rFonts w:hint="eastAsia" w:ascii="Times New Roman" w:hAnsi="Times New Roman" w:eastAsia="Times New Roman" w:cs="Times New Roman"/>
-        </w:rPr>
-        <w:t>「</w:t>
-      </w:r>
-      <w:r>
-        <w:rPr>
-          <w:rFonts w:hint="eastAsia" w:ascii="Times New Roman" w:hAnsi="Times New Roman" w:eastAsia="FangSong" w:cs="Times New Roman"/>
-        </w:rPr>
-        <w:t>可发生碘仿反应</w:t>
-      </w:r>
-      <w:r>
-        <w:rPr>
-          <w:rFonts w:hint="eastAsia" w:ascii="Times New Roman" w:hAnsi="Times New Roman" w:eastAsia="Times New Roman" w:cs="Times New Roman"/>
-        </w:rPr>
-        <w:t>」</w:t>
-      </w:r>
-      <w:r>
-        <w:rPr>
-          <w:rFonts w:hint="eastAsia" w:ascii="Times New Roman" w:hAnsi="Times New Roman" w:eastAsia="FangSong" w:cs="Times New Roman"/>
-        </w:rPr>
-        <w:t>与分子式矛盾</w:t>
-      </w:r>
-      <w:r>
-        <w:rPr>
-          <w:rFonts w:hint="eastAsia" w:ascii="Times New Roman" w:hAnsi="Times New Roman" w:eastAsia="Times New Roman" w:cs="Times New Roman"/>
-        </w:rPr>
-        <w:t>。</w:t>
+        </w:rPr>
+        <w:t>把平衡拉向产物</w:t>
+      </w:r>
+      <w:r>
+        <w:rPr>
+          <w:rFonts w:hint="eastAsia" w:ascii="Times New Roman" w:hAnsi="Times New Roman" w:eastAsia="Times New Roman" w:cs="Times New Roman"/>
+        </w:rPr>
+        <w:t>，</w:t>
+      </w:r>
+      <w:r>
+        <w:rPr>
+          <w:rFonts w:hint="eastAsia" w:ascii="Times New Roman" w:hAnsi="Times New Roman" w:eastAsia="FangSong" w:cs="Times New Roman"/>
+        </w:rPr>
+        <w:t>酸化后得</w:t>
       </w:r>
       <w:r>
         <w:rPr>
@@ -32473,813 +33606,73 @@
       </w:r>
       <w:r>
         <w:rPr>
-          <w:rFonts w:hint="eastAsia" w:ascii="Times New Roman" w:hAnsi="Times New Roman" w:eastAsia="FangSong" w:cs="Times New Roman"/>
-        </w:rPr>
-        <w:t>按其余定量关系复原</w:t>
-      </w:r>
-      <w:r>
-        <w:rPr>
-          <w:rFonts w:hint="eastAsia" w:ascii="Times New Roman" w:hAnsi="Times New Roman" w:eastAsia="Times New Roman" w:cs="Times New Roman"/>
-        </w:rPr>
-        <w:t>：A(C</w:t>
-      </w:r>
-      <w:r>
-        <w:rPr>
-          <w:rFonts w:hint="eastAsia" w:ascii="Times New Roman" w:hAnsi="Times New Roman" w:eastAsia="Times New Roman" w:cs="Times New Roman"/>
-          <w:vertAlign w:val="subscript"/>
-        </w:rPr>
-        <w:t>6</w:t>
-      </w:r>
-      <w:r>
-        <w:rPr>
-          <w:rFonts w:hint="eastAsia" w:ascii="Times New Roman" w:hAnsi="Times New Roman" w:eastAsia="Times New Roman" w:cs="Times New Roman"/>
-        </w:rPr>
-        <w:t>H</w:t>
-      </w:r>
-      <w:r>
-        <w:rPr>
-          <w:rFonts w:hint="eastAsia" w:ascii="Times New Roman" w:hAnsi="Times New Roman" w:eastAsia="Times New Roman" w:cs="Times New Roman"/>
-          <w:vertAlign w:val="subscript"/>
-        </w:rPr>
-        <w:t>10</w:t>
-      </w:r>
-      <w:r>
-        <w:rPr>
-          <w:rFonts w:hint="eastAsia" w:ascii="Times New Roman" w:hAnsi="Times New Roman" w:eastAsia="Times New Roman" w:cs="Times New Roman"/>
-        </w:rPr>
-        <w:t>O</w:t>
-      </w:r>
-      <w:r>
-        <w:rPr>
-          <w:rFonts w:hint="eastAsia" w:ascii="Times New Roman" w:hAnsi="Times New Roman" w:eastAsia="Times New Roman" w:cs="Times New Roman"/>
-          <w:vertAlign w:val="subscript"/>
-        </w:rPr>
-        <w:t>4</w:t>
-      </w:r>
-      <w:r>
-        <w:rPr>
-          <w:rFonts w:hint="eastAsia" w:ascii="Times New Roman" w:hAnsi="Times New Roman" w:eastAsia="Times New Roman" w:cs="Times New Roman"/>
-        </w:rPr>
-        <w:t>)</w:t>
-      </w:r>
-      <w:r>
-        <w:rPr>
-          <w:rFonts w:ascii="Times New Roman" w:hAnsi="Times New Roman" w:eastAsia="Times New Roman" w:cs="Times New Roman"/>
-        </w:rPr>
-        <w:t xml:space="preserve"> + 2 C</w:t>
-      </w:r>
-      <w:r>
-        <w:rPr>
-          <w:rFonts w:ascii="Times New Roman" w:hAnsi="Times New Roman" w:eastAsia="Times New Roman" w:cs="Times New Roman"/>
-          <w:vertAlign w:val="subscript"/>
-        </w:rPr>
-        <w:t>2</w:t>
-      </w:r>
-      <w:r>
-        <w:rPr>
-          <w:rFonts w:ascii="Times New Roman" w:hAnsi="Times New Roman" w:eastAsia="Times New Roman" w:cs="Times New Roman"/>
-        </w:rPr>
-        <w:t>H</w:t>
-      </w:r>
-      <w:r>
-        <w:rPr>
-          <w:rFonts w:ascii="Times New Roman" w:hAnsi="Times New Roman" w:eastAsia="Times New Roman" w:cs="Times New Roman"/>
-          <w:vertAlign w:val="subscript"/>
-        </w:rPr>
-        <w:t>5</w:t>
-      </w:r>
-      <w:r>
-        <w:rPr>
-          <w:rFonts w:ascii="Times New Roman" w:hAnsi="Times New Roman" w:eastAsia="Times New Roman" w:cs="Times New Roman"/>
-        </w:rPr>
-        <w:t>OH →(H</w:t>
-      </w:r>
-      <w:r>
-        <w:rPr>
-          <w:rFonts w:ascii="Times New Roman" w:hAnsi="Times New Roman" w:eastAsia="Times New Roman" w:cs="Times New Roman"/>
-          <w:vertAlign w:val="superscript"/>
-        </w:rPr>
-        <w:t>+</w:t>
-      </w:r>
-      <w:r>
-        <w:rPr>
-          <w:rFonts w:ascii="Times New Roman" w:hAnsi="Times New Roman" w:eastAsia="Times New Roman" w:cs="Times New Roman"/>
-        </w:rPr>
-        <w:t>) B(C</w:t>
-      </w:r>
-      <w:r>
-        <w:rPr>
-          <w:rFonts w:ascii="Times New Roman" w:hAnsi="Times New Roman" w:eastAsia="Times New Roman" w:cs="Times New Roman"/>
-          <w:vertAlign w:val="subscript"/>
-        </w:rPr>
-        <w:t>10</w:t>
-      </w:r>
-      <w:r>
-        <w:rPr>
-          <w:rFonts w:ascii="Times New Roman" w:hAnsi="Times New Roman" w:eastAsia="Times New Roman" w:cs="Times New Roman"/>
-        </w:rPr>
-        <w:t>H</w:t>
-      </w:r>
-      <w:r>
-        <w:rPr>
-          <w:rFonts w:ascii="Times New Roman" w:hAnsi="Times New Roman" w:eastAsia="Times New Roman" w:cs="Times New Roman"/>
-          <w:vertAlign w:val="subscript"/>
-        </w:rPr>
-        <w:t>18</w:t>
-      </w:r>
-      <w:r>
-        <w:rPr>
-          <w:rFonts w:ascii="Times New Roman" w:hAnsi="Times New Roman" w:eastAsia="Times New Roman" w:cs="Times New Roman"/>
-        </w:rPr>
-        <w:t>O</w:t>
-      </w:r>
-      <w:r>
-        <w:rPr>
-          <w:rFonts w:ascii="Times New Roman" w:hAnsi="Times New Roman" w:eastAsia="Times New Roman" w:cs="Times New Roman"/>
-          <w:vertAlign w:val="subscript"/>
-        </w:rPr>
-        <w:t>4</w:t>
-      </w:r>
-      <w:r>
-        <w:rPr>
-          <w:rFonts w:ascii="Times New Roman" w:hAnsi="Times New Roman" w:eastAsia="Times New Roman" w:cs="Times New Roman"/>
-        </w:rPr>
-        <w:t xml:space="preserve">) + 2 </w:t>
-      </w:r>
-      <w:r>
-        <w:rPr>
-          <w:rFonts w:hint="eastAsia" w:ascii="Times New Roman" w:hAnsi="Times New Roman" w:eastAsia="Times New Roman" w:cs="Times New Roman"/>
-        </w:rPr>
-        <w:t>H</w:t>
-      </w:r>
-      <w:r>
-        <w:rPr>
-          <w:rFonts w:hint="eastAsia" w:ascii="Times New Roman" w:hAnsi="Times New Roman" w:eastAsia="Times New Roman" w:cs="Times New Roman"/>
-          <w:vertAlign w:val="subscript"/>
-        </w:rPr>
-        <w:t>2</w:t>
-      </w:r>
-      <w:r>
-        <w:rPr>
-          <w:rFonts w:hint="eastAsia" w:ascii="Times New Roman" w:hAnsi="Times New Roman" w:eastAsia="Times New Roman" w:cs="Times New Roman"/>
-        </w:rPr>
-        <w:t>O（C：6+4=10</w:t>
-      </w:r>
-      <w:r>
-        <w:rPr>
-          <w:rFonts w:ascii="Times New Roman" w:hAnsi="Times New Roman" w:eastAsia="Times New Roman" w:cs="Times New Roman"/>
-        </w:rPr>
-        <w:t xml:space="preserve"> </w:t>
-      </w:r>
-      <w:r>
-        <w:rPr>
-          <w:rFonts w:hint="eastAsia" w:ascii="Times New Roman" w:hAnsi="Times New Roman" w:eastAsia="Times New Roman" w:cs="Times New Roman"/>
-        </w:rPr>
-        <w:t xml:space="preserve">✓；H：10+12-4=18</w:t>
-      </w:r>
-      <w:r>
-        <w:rPr>
-          <w:rFonts w:ascii="Times New Roman" w:hAnsi="Times New Roman" w:eastAsia="Times New Roman" w:cs="Times New Roman"/>
-        </w:rPr>
-        <w:t xml:space="preserve"> </w:t>
-      </w:r>
-      <w:r>
-        <w:rPr>
-          <w:rFonts w:hint="eastAsia" w:ascii="Times New Roman" w:hAnsi="Times New Roman" w:eastAsia="Times New Roman" w:cs="Times New Roman"/>
-        </w:rPr>
-        <w:t xml:space="preserve">✓；O：4+2-2=4</w:t>
-      </w:r>
-      <w:r>
-        <w:rPr>
-          <w:rFonts w:ascii="Times New Roman" w:hAnsi="Times New Roman" w:eastAsia="Times New Roman" w:cs="Times New Roman"/>
-        </w:rPr>
-        <w:t xml:space="preserve"> </w:t>
-      </w:r>
-      <w:r>
-        <w:rPr>
-          <w:rFonts w:hint="eastAsia" w:ascii="Times New Roman" w:hAnsi="Times New Roman" w:eastAsia="Times New Roman" w:cs="Times New Roman"/>
-        </w:rPr>
-        <w:t>✓）</w:t>
-      </w:r>
-      <w:r>
-        <w:rPr>
-          <w:rFonts w:hint="eastAsia" w:ascii="Times New Roman" w:hAnsi="Times New Roman" w:eastAsia="FangSong" w:cs="Times New Roman"/>
-        </w:rPr>
-        <w:t>为</w:t>
-      </w:r>
-      <w:r>
-        <w:rPr>
-          <w:rFonts w:hint="eastAsia" w:ascii="Times New Roman" w:hAnsi="Times New Roman" w:eastAsia="FangSong" w:cs="Times New Roman"/>
-          <w:b/>
-          <w:bCs/>
-        </w:rPr>
-        <w:t xml:space="preserve">二元羧酸的双酯化</w:t>
-      </w:r>
-      <w:r>
-        <w:rPr>
-          <w:rFonts w:ascii="Times New Roman" w:hAnsi="Times New Roman" w:eastAsia="Times New Roman" w:cs="Times New Roman"/>
-        </w:rPr>
-        <w:t xml:space="preserve"> </w:t>
-      </w:r>
-      <w:r>
-        <w:rPr>
-          <w:rFonts w:ascii="Times New Roman" w:hAnsi="Times New Roman" w:eastAsia="Times New Roman" w:cs="Times New Roman"/>
-        </w:rPr>
-        <w:t xml:space="preserve">→</w:t>
-      </w:r>
-      <w:r>
-        <w:rPr>
-          <w:rFonts w:ascii="Times New Roman" w:hAnsi="Times New Roman" w:eastAsia="Times New Roman" w:cs="Times New Roman"/>
-        </w:rPr>
-        <w:t xml:space="preserve"> </w:t>
-      </w:r>
-      <w:r>
-        <w:rPr>
-          <w:rFonts w:ascii="Times New Roman" w:hAnsi="Times New Roman" w:eastAsia="Times New Roman" w:cs="Times New Roman"/>
-          <w:b/>
-          <w:bCs/>
-        </w:rPr>
-        <w:t xml:space="preserve">A = </w:t>
-      </w:r>
-      <w:r>
-        <w:rPr>
-          <w:rFonts w:hint="eastAsia" w:ascii="Times New Roman" w:hAnsi="Times New Roman" w:eastAsia="FangSong" w:cs="Times New Roman"/>
-          <w:b/>
-          <w:bCs/>
-        </w:rPr>
-        <w:t xml:space="preserve">己二酸</w:t>
-      </w:r>
-      <w:r>
-        <w:rPr>
-          <w:rFonts w:ascii="Times New Roman" w:hAnsi="Times New Roman" w:eastAsia="Times New Roman" w:cs="Times New Roman"/>
-          <w:b/>
-          <w:bCs/>
-        </w:rPr>
-        <w:t xml:space="preserve"> HOOC(CH</w:t>
-      </w:r>
-      <w:r>
-        <w:rPr>
-          <w:rFonts w:ascii="Times New Roman" w:hAnsi="Times New Roman" w:eastAsia="Times New Roman" w:cs="Times New Roman"/>
-          <w:b/>
-          <w:bCs/>
-          <w:vertAlign w:val="subscript"/>
-        </w:rPr>
-        <w:t>2</w:t>
-      </w:r>
-      <w:r>
-        <w:rPr>
-          <w:rFonts w:ascii="Times New Roman" w:hAnsi="Times New Roman" w:eastAsia="Times New Roman" w:cs="Times New Roman"/>
-          <w:b/>
-          <w:bCs/>
-        </w:rPr>
-        <w:t>)</w:t>
-      </w:r>
-      <w:r>
-        <w:rPr>
-          <w:rFonts w:ascii="Times New Roman" w:hAnsi="Times New Roman" w:eastAsia="Times New Roman" w:cs="Times New Roman"/>
-          <w:b/>
-          <w:bCs/>
-          <w:vertAlign w:val="subscript"/>
-        </w:rPr>
-        <w:t>4</w:t>
-      </w:r>
-      <w:r>
-        <w:rPr>
-          <w:rFonts w:ascii="Times New Roman" w:hAnsi="Times New Roman" w:eastAsia="Times New Roman" w:cs="Times New Roman"/>
-          <w:b/>
-          <w:bCs/>
-        </w:rPr>
-        <w:t>COOH</w:t>
-      </w:r>
-      <w:r>
-        <w:rPr>
-          <w:rFonts w:hint="eastAsia" w:ascii="Times New Roman" w:hAnsi="Times New Roman" w:eastAsia="Times New Roman" w:cs="Times New Roman"/>
-        </w:rPr>
-        <w:t xml:space="preserve">，</w:t>
-      </w:r>
-      <w:r>
-        <w:rPr>
-          <w:rFonts w:ascii="Times New Roman" w:hAnsi="Times New Roman" w:eastAsia="Times New Roman" w:cs="Times New Roman"/>
-          <w:b/>
-          <w:bCs/>
-        </w:rPr>
-        <w:t xml:space="preserve">B = </w:t>
-      </w:r>
-      <w:r>
-        <w:rPr>
-          <w:rFonts w:hint="eastAsia" w:ascii="Times New Roman" w:hAnsi="Times New Roman" w:eastAsia="FangSong" w:cs="Times New Roman"/>
-          <w:b/>
-          <w:bCs/>
-        </w:rPr>
-        <w:t xml:space="preserve">己二酸二乙酯</w:t>
-      </w:r>
-      <w:r>
-        <w:rPr>
-          <w:rFonts w:ascii="Times New Roman" w:hAnsi="Times New Roman" w:eastAsia="Times New Roman" w:cs="Times New Roman"/>
-          <w:b/>
-          <w:bCs/>
-        </w:rPr>
-        <w:t xml:space="preserve"> EtOOC(CH</w:t>
-      </w:r>
-      <w:r>
-        <w:rPr>
-          <w:rFonts w:ascii="Times New Roman" w:hAnsi="Times New Roman" w:eastAsia="Times New Roman" w:cs="Times New Roman"/>
-          <w:b/>
-          <w:bCs/>
-          <w:vertAlign w:val="subscript"/>
-        </w:rPr>
-        <w:t>2</w:t>
-      </w:r>
-      <w:r>
-        <w:rPr>
-          <w:rFonts w:ascii="Times New Roman" w:hAnsi="Times New Roman" w:eastAsia="Times New Roman" w:cs="Times New Roman"/>
-          <w:b/>
-          <w:bCs/>
-        </w:rPr>
-        <w:t>)</w:t>
-      </w:r>
-      <w:r>
-        <w:rPr>
-          <w:rFonts w:ascii="Times New Roman" w:hAnsi="Times New Roman" w:eastAsia="Times New Roman" w:cs="Times New Roman"/>
-          <w:b/>
-          <w:bCs/>
-          <w:vertAlign w:val="subscript"/>
-        </w:rPr>
-        <w:t>4</w:t>
-      </w:r>
-      <w:r>
-        <w:rPr>
-          <w:rFonts w:ascii="Times New Roman" w:hAnsi="Times New Roman" w:eastAsia="Times New Roman" w:cs="Times New Roman"/>
-          <w:b/>
-          <w:bCs/>
-        </w:rPr>
-        <w:t>COOEt</w:t>
+          <w:rFonts w:ascii="Times New Roman" w:hAnsi="Times New Roman" w:eastAsia="Times New Roman" w:cs="Times New Roman"/>
+          <w:b/>
+          <w:bCs/>
+        </w:rPr>
+        <w:t xml:space="preserve">C = </w:t>
+      </w:r>
+      <w:r>
+        <w:rPr>
+          <w:rFonts w:hint="eastAsia" w:ascii="Times New Roman" w:hAnsi="Times New Roman" w:eastAsia="Times New Roman" w:cs="Times New Roman"/>
+          <w:b/>
+          <w:bCs/>
+        </w:rPr>
+        <w:t>2-</w:t>
+      </w:r>
+      <w:r>
+        <w:rPr>
+          <w:rFonts w:hint="eastAsia" w:ascii="Times New Roman" w:hAnsi="Times New Roman" w:eastAsia="FangSong" w:cs="Times New Roman"/>
+          <w:b/>
+          <w:bCs/>
+        </w:rPr>
+        <w:t>乙氧羰基环戊酮</w:t>
+      </w:r>
+      <w:r>
+        <w:rPr>
+          <w:rFonts w:hint="eastAsia" w:ascii="Times New Roman" w:hAnsi="Times New Roman" w:eastAsia="Times New Roman" w:cs="Times New Roman"/>
+          <w:b/>
+          <w:bCs/>
+        </w:rPr>
+        <w:t>（</w:t>
+      </w:r>
+      <w:r>
+        <w:rPr>
+          <w:rFonts w:hint="eastAsia" w:ascii="Times New Roman" w:hAnsi="Times New Roman" w:eastAsia="FangSong" w:cs="Times New Roman"/>
+          <w:b/>
+          <w:bCs/>
+        </w:rPr>
+        <w:t>环戊酮</w:t>
+      </w:r>
+      <w:r>
+        <w:rPr>
+          <w:rFonts w:hint="eastAsia" w:ascii="Times New Roman" w:hAnsi="Times New Roman" w:eastAsia="Times New Roman" w:cs="Times New Roman"/>
+          <w:b/>
+          <w:bCs/>
+        </w:rPr>
+        <w:t>-2-</w:t>
+      </w:r>
+      <w:r>
+        <w:rPr>
+          <w:rFonts w:hint="eastAsia" w:ascii="Times New Roman" w:hAnsi="Times New Roman" w:eastAsia="FangSong" w:cs="Times New Roman"/>
+          <w:b/>
+          <w:bCs/>
+        </w:rPr>
+        <w:t>甲酸乙酯</w:t>
+      </w:r>
+      <w:r>
+        <w:rPr>
+          <w:rFonts w:hint="eastAsia" w:ascii="Times New Roman" w:hAnsi="Times New Roman" w:eastAsia="Times New Roman" w:cs="Times New Roman"/>
+          <w:b/>
+          <w:bCs/>
+        </w:rPr>
+        <w:t>）</w:t>
       </w:r>
       <w:r>
         <w:rPr>
           <w:rFonts w:ascii="Times New Roman" w:hAnsi="Times New Roman" w:eastAsia="Times New Roman" w:cs="Times New Roman"/>
         </w:rPr>
         <w:t xml:space="preserve">。</w:t>
-      </w:r>
-      <w:r>
-        <w:rPr>
-          <w:rFonts w:ascii="Times New Roman" w:hAnsi="Times New Roman" w:eastAsia="Times New Roman" w:cs="Times New Roman"/>
-        </w:rPr>
-        <w:t xml:space="preserve"> </w:t>
-      </w:r>
-      <w:r>
-        <w:rPr>
-          <w:rFonts w:ascii="Times New Roman" w:hAnsi="Times New Roman" w:eastAsia="Times New Roman" w:cs="Times New Roman"/>
-        </w:rPr>
-        <w:t xml:space="preserve">B </w:t>
-      </w:r>
-      <w:r>
-        <w:rPr>
-          <w:rFonts w:hint="eastAsia" w:ascii="Times New Roman" w:hAnsi="Times New Roman" w:eastAsia="FangSong" w:cs="Times New Roman"/>
-        </w:rPr>
-        <w:t xml:space="preserve">在</w:t>
-      </w:r>
-      <w:r>
-        <w:rPr>
-          <w:rFonts w:ascii="Times New Roman" w:hAnsi="Times New Roman" w:eastAsia="Times New Roman" w:cs="Times New Roman"/>
-        </w:rPr>
-        <w:t xml:space="preserve"> C</w:t>
-      </w:r>
-      <w:r>
-        <w:rPr>
-          <w:rFonts w:ascii="Times New Roman" w:hAnsi="Times New Roman" w:eastAsia="Times New Roman" w:cs="Times New Roman"/>
-          <w:vertAlign w:val="subscript"/>
-        </w:rPr>
-        <w:t>2</w:t>
-      </w:r>
-      <w:r>
-        <w:rPr>
-          <w:rFonts w:ascii="Times New Roman" w:hAnsi="Times New Roman" w:eastAsia="Times New Roman" w:cs="Times New Roman"/>
-        </w:rPr>
-        <w:t>H</w:t>
-      </w:r>
-      <w:r>
-        <w:rPr>
-          <w:rFonts w:ascii="Times New Roman" w:hAnsi="Times New Roman" w:eastAsia="Times New Roman" w:cs="Times New Roman"/>
-          <w:vertAlign w:val="subscript"/>
-        </w:rPr>
-        <w:t>5</w:t>
-      </w:r>
-      <w:r>
-        <w:rPr>
-          <w:rFonts w:ascii="Times New Roman" w:hAnsi="Times New Roman" w:eastAsia="Times New Roman" w:cs="Times New Roman"/>
-        </w:rPr>
-        <w:t xml:space="preserve">ONa </w:t>
-      </w:r>
-      <w:r>
-        <w:rPr>
-          <w:rFonts w:hint="eastAsia" w:ascii="Times New Roman" w:hAnsi="Times New Roman" w:eastAsia="FangSong" w:cs="Times New Roman"/>
-        </w:rPr>
-        <w:t xml:space="preserve">下发生分子内</w:t>
-      </w:r>
-      <w:r>
-        <w:rPr>
-          <w:rFonts w:ascii="Times New Roman" w:hAnsi="Times New Roman" w:eastAsia="Times New Roman" w:cs="Times New Roman"/>
-        </w:rPr>
-        <w:t xml:space="preserve"> </w:t>
-      </w:r>
-      <w:r>
-        <w:rPr>
-          <w:rFonts w:hint="eastAsia" w:ascii="Times New Roman" w:hAnsi="Times New Roman" w:eastAsia="Times New Roman" w:cs="Times New Roman"/>
-        </w:rPr>
-        <w:t xml:space="preserve">Claisen（</w:t>
-      </w:r>
-      <w:r>
-        <w:rPr>
-          <w:rFonts w:ascii="Times New Roman" w:hAnsi="Times New Roman" w:eastAsia="Times New Roman" w:cs="Times New Roman"/>
-          <w:b/>
-          <w:bCs/>
-        </w:rPr>
-        <w:t xml:space="preserve">Dieckmann </w:t>
-      </w:r>
-      <w:r>
-        <w:rPr>
-          <w:rFonts w:hint="eastAsia" w:ascii="Times New Roman" w:hAnsi="Times New Roman" w:eastAsia="FangSong" w:cs="Times New Roman"/>
-          <w:b/>
-          <w:bCs/>
-        </w:rPr>
-        <w:t xml:space="preserve">缩合</w:t>
-      </w:r>
-      <w:r>
-        <w:rPr>
-          <w:rFonts w:hint="eastAsia" w:ascii="Times New Roman" w:hAnsi="Times New Roman" w:eastAsia="Times New Roman" w:cs="Times New Roman"/>
-        </w:rPr>
-        <w:t>）：α-H（pKa≈25）</w:t>
-      </w:r>
-      <w:r>
-        <w:rPr>
-          <w:rFonts w:hint="eastAsia" w:ascii="Times New Roman" w:hAnsi="Times New Roman" w:eastAsia="FangSong" w:cs="Times New Roman"/>
-        </w:rPr>
-        <w:t>被</w:t>
-      </w:r>
-      <w:r>
-        <w:rPr>
-          <w:rFonts w:ascii="Times New Roman" w:hAnsi="Times New Roman" w:eastAsia="Times New Roman" w:cs="Times New Roman"/>
-        </w:rPr>
-        <w:t xml:space="preserve"> EtO</w:t>
-      </w:r>
-      <w:r>
-        <w:rPr>
-          <w:rFonts w:ascii="Times New Roman" w:hAnsi="Times New Roman" w:eastAsia="Times New Roman" w:cs="Times New Roman"/>
-          <w:vertAlign w:val="superscript"/>
-        </w:rPr>
-        <w:t>-</w:t>
-      </w:r>
-      <w:r>
-        <w:rPr>
-          <w:rFonts w:ascii="Times New Roman" w:hAnsi="Times New Roman" w:eastAsia="Times New Roman" w:cs="Times New Roman"/>
-        </w:rPr>
-        <w:t xml:space="preserve"> </w:t>
-      </w:r>
-      <w:r>
-        <w:rPr>
-          <w:rFonts w:hint="eastAsia" w:ascii="Times New Roman" w:hAnsi="Times New Roman" w:eastAsia="FangSong" w:cs="Times New Roman"/>
-        </w:rPr>
-        <w:t>夺取</w:t>
-      </w:r>
-      <w:r>
-        <w:rPr>
-          <w:rFonts w:hint="eastAsia" w:ascii="Times New Roman" w:hAnsi="Times New Roman" w:eastAsia="Times New Roman" w:cs="Times New Roman"/>
-        </w:rPr>
-        <w:t>，</w:t>
-      </w:r>
-      <w:r>
-        <w:rPr>
-          <w:rFonts w:hint="eastAsia" w:ascii="Times New Roman" w:hAnsi="Times New Roman" w:eastAsia="FangSong" w:cs="Times New Roman"/>
-        </w:rPr>
-        <w:t>酯烯醇负离子进攻另一端酯羰基</w:t>
-      </w:r>
-      <w:r>
-        <w:rPr>
-          <w:rFonts w:hint="eastAsia" w:ascii="Times New Roman" w:hAnsi="Times New Roman" w:eastAsia="Times New Roman" w:cs="Times New Roman"/>
-        </w:rPr>
-        <w:t>（</w:t>
-      </w:r>
-      <w:r>
-        <w:rPr>
-          <w:rFonts w:hint="eastAsia" w:ascii="Times New Roman" w:hAnsi="Times New Roman" w:eastAsia="FangSong" w:cs="Times New Roman"/>
-        </w:rPr>
-        <w:t>加成</w:t>
-      </w:r>
-      <w:r>
-        <w:rPr>
-          <w:rFonts w:hint="eastAsia" w:ascii="Times New Roman" w:hAnsi="Times New Roman" w:eastAsia="Times New Roman" w:cs="Times New Roman"/>
-        </w:rPr>
-        <w:t>-</w:t>
-      </w:r>
-      <w:r>
-        <w:rPr>
-          <w:rFonts w:hint="eastAsia" w:ascii="Times New Roman" w:hAnsi="Times New Roman" w:eastAsia="FangSong" w:cs="Times New Roman"/>
-        </w:rPr>
-        <w:t>消除脱</w:t>
-      </w:r>
-      <w:r>
-        <w:rPr>
-          <w:rFonts w:ascii="Times New Roman" w:hAnsi="Times New Roman" w:eastAsia="Times New Roman" w:cs="Times New Roman"/>
-        </w:rPr>
-        <w:t xml:space="preserve"> </w:t>
-      </w:r>
-      <w:r>
-        <w:rPr>
-          <w:rFonts w:hint="eastAsia" w:ascii="Times New Roman" w:hAnsi="Times New Roman" w:eastAsia="Times New Roman" w:cs="Times New Roman"/>
-        </w:rPr>
-        <w:t>EtO</w:t>
-      </w:r>
-      <w:r>
-        <w:rPr>
-          <w:rFonts w:hint="eastAsia" w:ascii="Times New Roman" w:hAnsi="Times New Roman" w:eastAsia="Times New Roman" w:cs="Times New Roman"/>
-          <w:vertAlign w:val="superscript"/>
-        </w:rPr>
-        <w:t>-</w:t>
-      </w:r>
-      <w:r>
-        <w:rPr>
-          <w:rFonts w:hint="eastAsia" w:ascii="Times New Roman" w:hAnsi="Times New Roman" w:eastAsia="Times New Roman" w:cs="Times New Roman"/>
-        </w:rPr>
-        <w:t>），</w:t>
-      </w:r>
-      <w:r>
-        <w:rPr>
-          <w:rFonts w:hint="eastAsia" w:ascii="Times New Roman" w:hAnsi="Times New Roman" w:eastAsia="FangSong" w:cs="Times New Roman"/>
-        </w:rPr>
-        <w:t>闭合</w:t>
-      </w:r>
-      <w:r>
-        <w:rPr>
-          <w:rFonts w:hint="eastAsia" w:ascii="Times New Roman" w:hAnsi="Times New Roman" w:eastAsia="FangSong" w:cs="Times New Roman"/>
-          <w:b/>
-          <w:bCs/>
-        </w:rPr>
-        <w:t xml:space="preserve">五元环</w:t>
-      </w:r>
-      <w:r>
-        <w:rPr>
-          <w:rFonts w:hint="eastAsia" w:ascii="Times New Roman" w:hAnsi="Times New Roman" w:eastAsia="Times New Roman" w:cs="Times New Roman"/>
-        </w:rPr>
-        <w:t>；</w:t>
-      </w:r>
-      <w:r>
-        <w:rPr>
-          <w:rFonts w:hint="eastAsia" w:ascii="Times New Roman" w:hAnsi="Times New Roman" w:eastAsia="FangSong" w:cs="Times New Roman"/>
-        </w:rPr>
-        <w:t>产物</w:t>
-      </w:r>
-      <w:r>
-        <w:rPr>
-          <w:rFonts w:ascii="Times New Roman" w:hAnsi="Times New Roman" w:eastAsia="Times New Roman" w:cs="Times New Roman"/>
-        </w:rPr>
-        <w:t xml:space="preserve"> </w:t>
-      </w:r>
-      <w:r>
-        <w:rPr>
-          <w:rFonts w:hint="eastAsia" w:ascii="Times New Roman" w:hAnsi="Times New Roman" w:eastAsia="Times New Roman" w:cs="Times New Roman"/>
-        </w:rPr>
-        <w:t>β-</w:t>
-      </w:r>
-      <w:r>
-        <w:rPr>
-          <w:rFonts w:hint="eastAsia" w:ascii="Times New Roman" w:hAnsi="Times New Roman" w:eastAsia="FangSong" w:cs="Times New Roman"/>
-        </w:rPr>
-        <w:t>酮酸酯的活性氢被碱夺去</w:t>
-      </w:r>
-      <w:r>
-        <w:rPr>
-          <w:rFonts w:hint="eastAsia" w:ascii="Times New Roman" w:hAnsi="Times New Roman" w:eastAsia="Times New Roman" w:cs="Times New Roman"/>
-        </w:rPr>
-        <w:t>，</w:t>
-      </w:r>
-      <w:r>
-        <w:rPr>
-          <w:rFonts w:hint="eastAsia" w:ascii="Times New Roman" w:hAnsi="Times New Roman" w:eastAsia="FangSong" w:cs="Times New Roman"/>
-        </w:rPr>
-        <w:t>把平衡拉向产物</w:t>
-      </w:r>
-      <w:r>
-        <w:rPr>
-          <w:rFonts w:hint="eastAsia" w:ascii="Times New Roman" w:hAnsi="Times New Roman" w:eastAsia="Times New Roman" w:cs="Times New Roman"/>
-        </w:rPr>
-        <w:t>，</w:t>
-      </w:r>
-      <w:r>
-        <w:rPr>
-          <w:rFonts w:hint="eastAsia" w:ascii="Times New Roman" w:hAnsi="Times New Roman" w:eastAsia="FangSong" w:cs="Times New Roman"/>
-        </w:rPr>
-        <w:t>酸化后得</w:t>
-      </w:r>
-      <w:r>
-        <w:rPr>
-          <w:rFonts w:ascii="Times New Roman" w:hAnsi="Times New Roman" w:eastAsia="Times New Roman" w:cs="Times New Roman"/>
-        </w:rPr>
-        <w:t xml:space="preserve"> </w:t>
-      </w:r>
-      <w:r>
-        <w:rPr>
-          <w:rFonts w:ascii="Times New Roman" w:hAnsi="Times New Roman" w:eastAsia="Times New Roman" w:cs="Times New Roman"/>
-          <w:b/>
-          <w:bCs/>
-        </w:rPr>
-        <w:t xml:space="preserve">C = </w:t>
-      </w:r>
-      <w:r>
-        <w:rPr>
-          <w:rFonts w:hint="eastAsia" w:ascii="Times New Roman" w:hAnsi="Times New Roman" w:eastAsia="Times New Roman" w:cs="Times New Roman"/>
-          <w:b/>
-          <w:bCs/>
-        </w:rPr>
-        <w:t>2-</w:t>
-      </w:r>
-      <w:r>
-        <w:rPr>
-          <w:rFonts w:hint="eastAsia" w:ascii="Times New Roman" w:hAnsi="Times New Roman" w:eastAsia="FangSong" w:cs="Times New Roman"/>
-          <w:b/>
-          <w:bCs/>
-        </w:rPr>
-        <w:t>乙氧羰基环戊酮</w:t>
-      </w:r>
-      <w:r>
-        <w:rPr>
-          <w:rFonts w:hint="eastAsia" w:ascii="Times New Roman" w:hAnsi="Times New Roman" w:eastAsia="Times New Roman" w:cs="Times New Roman"/>
-          <w:b/>
-          <w:bCs/>
-        </w:rPr>
-        <w:t>（</w:t>
-      </w:r>
-      <w:r>
-        <w:rPr>
-          <w:rFonts w:hint="eastAsia" w:ascii="Times New Roman" w:hAnsi="Times New Roman" w:eastAsia="FangSong" w:cs="Times New Roman"/>
-          <w:b/>
-          <w:bCs/>
-        </w:rPr>
-        <w:t>环戊酮</w:t>
-      </w:r>
-      <w:r>
-        <w:rPr>
-          <w:rFonts w:hint="eastAsia" w:ascii="Times New Roman" w:hAnsi="Times New Roman" w:eastAsia="Times New Roman" w:cs="Times New Roman"/>
-          <w:b/>
-          <w:bCs/>
-        </w:rPr>
-        <w:t>-2-</w:t>
-      </w:r>
-      <w:r>
-        <w:rPr>
-          <w:rFonts w:hint="eastAsia" w:ascii="Times New Roman" w:hAnsi="Times New Roman" w:eastAsia="FangSong" w:cs="Times New Roman"/>
-          <w:b/>
-          <w:bCs/>
-        </w:rPr>
-        <w:t>甲酸乙酯</w:t>
-      </w:r>
-      <w:r>
-        <w:rPr>
-          <w:rFonts w:hint="eastAsia" w:ascii="Times New Roman" w:hAnsi="Times New Roman" w:eastAsia="Times New Roman" w:cs="Times New Roman"/>
-          <w:b/>
-          <w:bCs/>
-        </w:rPr>
-        <w:t>）</w:t>
-      </w:r>
-      <w:r>
-        <w:rPr>
-          <w:rFonts w:ascii="Times New Roman" w:hAnsi="Times New Roman" w:eastAsia="Times New Roman" w:cs="Times New Roman"/>
-        </w:rPr>
-        <w:t xml:space="preserve">。</w:t>
-      </w:r>
-      <w:r>
-        <w:rPr>
-          <w:rFonts w:ascii="Times New Roman" w:hAnsi="Times New Roman" w:eastAsia="Times New Roman" w:cs="Times New Roman"/>
-        </w:rPr>
-        <w:t xml:space="preserve"> </w:t>
-      </w:r>
-      <w:r>
-        <w:rPr>
-          <w:rFonts w:hint="eastAsia" w:ascii="Times New Roman" w:hAnsi="Times New Roman" w:eastAsia="FangSong" w:cs="Times New Roman"/>
-        </w:rPr>
-        <w:t>建议核对原题的判据表述</w:t>
-      </w:r>
-      <w:r>
-        <w:rPr>
-          <w:rFonts w:hint="eastAsia" w:ascii="Times New Roman" w:hAnsi="Times New Roman" w:eastAsia="Times New Roman" w:cs="Times New Roman"/>
-        </w:rPr>
-        <w:t>（</w:t>
-      </w:r>
-      <w:r>
-        <w:rPr>
-          <w:rFonts w:hint="eastAsia" w:ascii="Times New Roman" w:hAnsi="Times New Roman" w:eastAsia="FangSong" w:cs="Times New Roman"/>
-        </w:rPr>
-        <w:t>如</w:t>
-      </w:r>
-      <w:r>
-        <w:rPr>
-          <w:rFonts w:hint="eastAsia" w:ascii="Times New Roman" w:hAnsi="Times New Roman" w:eastAsia="Times New Roman" w:cs="Times New Roman"/>
-        </w:rPr>
-        <w:t>「</w:t>
-      </w:r>
-      <w:r>
-        <w:rPr>
-          <w:rFonts w:hint="eastAsia" w:ascii="Times New Roman" w:hAnsi="Times New Roman" w:eastAsia="FangSong" w:cs="Times New Roman"/>
-        </w:rPr>
-        <w:t>能与</w:t>
-      </w:r>
-      <w:r>
-        <w:rPr>
-          <w:rFonts w:ascii="Times New Roman" w:hAnsi="Times New Roman" w:eastAsia="Times New Roman" w:cs="Times New Roman"/>
-        </w:rPr>
-        <w:t xml:space="preserve"> NaHCO</w:t>
-      </w:r>
-      <w:r>
-        <w:rPr>
-          <w:rFonts w:ascii="Times New Roman" w:hAnsi="Times New Roman" w:eastAsia="Times New Roman" w:cs="Times New Roman"/>
-          <w:vertAlign w:val="subscript"/>
-        </w:rPr>
-        <w:t>3</w:t>
-      </w:r>
-      <w:r>
-        <w:rPr>
-          <w:rFonts w:ascii="Times New Roman" w:hAnsi="Times New Roman" w:eastAsia="Times New Roman" w:cs="Times New Roman"/>
-        </w:rPr>
-        <w:t xml:space="preserve"> </w:t>
-      </w:r>
-      <w:r>
-        <w:rPr>
-          <w:rFonts w:hint="eastAsia" w:ascii="Times New Roman" w:hAnsi="Times New Roman" w:eastAsia="FangSong" w:cs="Times New Roman"/>
-        </w:rPr>
-        <w:t xml:space="preserve">放出</w:t>
-      </w:r>
-      <w:r>
-        <w:rPr>
-          <w:rFonts w:ascii="Times New Roman" w:hAnsi="Times New Roman" w:eastAsia="Times New Roman" w:cs="Times New Roman"/>
-        </w:rPr>
-        <w:t xml:space="preserve"> </w:t>
-      </w:r>
-      <w:r>
-        <w:rPr>
-          <w:rFonts w:hint="eastAsia" w:ascii="Times New Roman" w:hAnsi="Times New Roman" w:eastAsia="Times New Roman" w:cs="Times New Roman"/>
-        </w:rPr>
-        <w:t>CO</w:t>
-      </w:r>
-      <w:r>
-        <w:rPr>
-          <w:rFonts w:hint="eastAsia" w:ascii="Times New Roman" w:hAnsi="Times New Roman" w:eastAsia="Times New Roman" w:cs="Times New Roman"/>
-          <w:vertAlign w:val="subscript"/>
-        </w:rPr>
-        <w:t>2</w:t>
-      </w:r>
-      <w:r>
-        <w:rPr>
-          <w:rFonts w:hint="eastAsia" w:ascii="Times New Roman" w:hAnsi="Times New Roman" w:eastAsia="Times New Roman" w:cs="Times New Roman"/>
-        </w:rPr>
-        <w:t>」「</w:t>
-      </w:r>
-      <w:r>
-        <w:rPr>
-          <w:rFonts w:hint="eastAsia" w:ascii="Times New Roman" w:hAnsi="Times New Roman" w:eastAsia="FangSong" w:cs="Times New Roman"/>
-        </w:rPr>
-        <w:t>能与</w:t>
-      </w:r>
-      <w:r>
-        <w:rPr>
-          <w:rFonts w:ascii="Times New Roman" w:hAnsi="Times New Roman" w:eastAsia="Times New Roman" w:cs="Times New Roman"/>
-        </w:rPr>
-        <w:t xml:space="preserve"> Na </w:t>
-      </w:r>
-      <w:r>
-        <w:rPr>
-          <w:rFonts w:hint="eastAsia" w:ascii="Times New Roman" w:hAnsi="Times New Roman" w:eastAsia="FangSong" w:cs="Times New Roman"/>
-        </w:rPr>
-        <w:t>反应</w:t>
-      </w:r>
-      <w:r>
-        <w:rPr>
-          <w:rFonts w:hint="eastAsia" w:ascii="Times New Roman" w:hAnsi="Times New Roman" w:eastAsia="Times New Roman" w:cs="Times New Roman"/>
-        </w:rPr>
-        <w:t>」</w:t>
-      </w:r>
-      <w:r>
-        <w:rPr>
-          <w:rFonts w:hint="eastAsia" w:ascii="Times New Roman" w:hAnsi="Times New Roman" w:eastAsia="FangSong" w:cs="Times New Roman"/>
-        </w:rPr>
-        <w:t>等</w:t>
-      </w:r>
-      <w:r>
-        <w:rPr>
-          <w:rFonts w:hint="eastAsia" w:ascii="Times New Roman" w:hAnsi="Times New Roman" w:eastAsia="Times New Roman" w:cs="Times New Roman"/>
-        </w:rPr>
-        <w:t>）</w:t>
-      </w:r>
-      <w:r>
-        <w:rPr>
-          <w:rFonts w:hint="eastAsia" w:ascii="Times New Roman" w:hAnsi="Times New Roman" w:eastAsia="FangSong" w:cs="Times New Roman"/>
-        </w:rPr>
-        <w:t>后定稿</w:t>
-      </w:r>
-      <w:r>
-        <w:rPr>
-          <w:rFonts w:hint="eastAsia" w:ascii="Times New Roman" w:hAnsi="Times New Roman" w:eastAsia="Times New Roman" w:cs="Times New Roman"/>
-        </w:rPr>
-        <w:t>。</w:t>
       </w:r>
     </w:p>
     <w:bookmarkEnd w:id="39"/>

--- a/06-学生侧材料/讲义/6-有机化学/醛酮羧酸.docx
+++ b/06-学生侧材料/讲义/6-有机化学/醛酮羧酸.docx
@@ -19516,12 +19516,6 @@
       <w:pPr>
         <w:pStyle w:val="BlockText"/>
       </w:pPr>
-      <w:r>
-        <w:rPr>
-          <w:rFonts w:ascii="Times New Roman" w:hAnsi="Times New Roman" w:eastAsia="Times New Roman" w:cs="Times New Roman"/>
-        </w:rPr>
-        <w:t xml:space="preserve">📖 </w:t>
-      </w:r>
       <w:r>
         <w:rPr>
           <w:rFonts w:hint="eastAsia" w:ascii="Times New Roman" w:hAnsi="Times New Roman" w:eastAsia="FangSong" w:cs="Times New Roman"/>

--- a/06-学生侧材料/讲义/6-有机化学/醛酮羧酸.docx
+++ b/06-学生侧材料/讲义/6-有机化学/醛酮羧酸.docx
@@ -2047,20 +2047,7 @@
         <w:rPr>
           <w:rFonts w:ascii="Times New Roman" w:hAnsi="Times New Roman" w:eastAsia="Times New Roman" w:cs="Times New Roman"/>
         </w:rPr>
-        <w:t>C</w:t>
-      </w:r>
-      <w:r>
-        <w:rPr>
-          <w:rFonts w:ascii="Times New Roman" w:hAnsi="Times New Roman" w:eastAsia="Times New Roman" w:cs="Times New Roman"/>
-          <w:vertAlign w:val="superscript"/>
-        </w:rPr>
-        <w:t>-</w:t>
-      </w:r>
-      <w:r>
-        <w:rPr>
-          <w:rFonts w:ascii="Times New Roman" w:hAnsi="Times New Roman" w:eastAsia="Times New Roman" w:cs="Times New Roman"/>
-        </w:rPr>
-        <w:t>(O</w:t>
+        <w:t>C(O</w:t>
       </w:r>
       <w:r>
         <w:rPr>
@@ -2149,7 +2136,21 @@
         <w:rPr>
           <w:rFonts w:hint="eastAsia" w:ascii="Times New Roman" w:hAnsi="Times New Roman" w:eastAsia="FangSong" w:cs="Times New Roman"/>
         </w:rPr>
-        <w:t xml:space="preserve">从四面体羰基平面的</w:t>
+        <w:t xml:space="preserve">从</w:t>
+      </w:r>
+      <w:r>
+        <w:rPr>
+          <w:rFonts w:hint="eastAsia" w:ascii="Times New Roman" w:hAnsi="Times New Roman" w:eastAsia="FangSong" w:cs="Times New Roman"/>
+          <w:b/>
+          <w:bCs/>
+        </w:rPr>
+        <w:t xml:space="preserve">平面型</w:t>
+      </w:r>
+      <w:r>
+        <w:rPr>
+          <w:rFonts w:hint="eastAsia" w:ascii="Times New Roman" w:hAnsi="Times New Roman" w:eastAsia="FangSong" w:cs="Times New Roman"/>
+        </w:rPr>
+        <w:t xml:space="preserve">羰基的</w:t>
       </w:r>
       <w:r>
         <w:rPr>
@@ -2602,107 +2603,6 @@
           <w:rFonts w:hint="eastAsia" w:ascii="Times New Roman" w:hAnsi="Times New Roman" w:eastAsia="Times New Roman" w:cs="Times New Roman"/>
         </w:rPr>
         <w:t>。</w:t>
-      </w:r>
-    </w:p>
-    <w:p>
-      <w:pPr>
-        <w:pStyle w:val="BodyText"/>
-      </w:pPr>
-      <w:r>
-        <w:rPr>
-          <w:rFonts w:hint="eastAsia" w:ascii="Times New Roman" w:hAnsi="Times New Roman" w:eastAsia="Times New Roman" w:cs="Times New Roman"/>
-        </w:rPr>
-        <w:t>Cram</w:t>
-      </w:r>
-      <w:r>
-        <w:rPr>
-          <w:rFonts w:hint="eastAsia" w:ascii="Times New Roman" w:hAnsi="Times New Roman" w:eastAsia="FangSong" w:cs="Times New Roman"/>
-        </w:rPr>
-        <w:t>规则预测</w:t>
-      </w:r>
-      <w:r>
-        <w:rPr>
-          <w:rFonts w:hint="eastAsia" w:ascii="Times New Roman" w:hAnsi="Times New Roman" w:eastAsia="Times New Roman" w:cs="Times New Roman"/>
-        </w:rPr>
-        <w:t>：</w:t>
-      </w:r>
-      <w:r>
-        <w:rPr>
-          <w:rFonts w:hint="eastAsia" w:ascii="Times New Roman" w:hAnsi="Times New Roman" w:eastAsia="FangSong" w:cs="Times New Roman"/>
-        </w:rPr>
-        <w:t>在</w:t>
-      </w:r>
-      <w:r>
-        <w:rPr>
-          <w:rFonts w:hint="eastAsia" w:ascii="Times New Roman" w:hAnsi="Times New Roman" w:eastAsia="Times New Roman" w:cs="Times New Roman"/>
-        </w:rPr>
-        <w:t>α-C</w:t>
-      </w:r>
-      <w:r>
-        <w:rPr>
-          <w:rFonts w:hint="eastAsia" w:ascii="Times New Roman" w:hAnsi="Times New Roman" w:eastAsia="FangSong" w:cs="Times New Roman"/>
-        </w:rPr>
-        <w:t>的</w:t>
-      </w:r>
-      <w:r>
-        <w:rPr>
-          <w:rFonts w:hint="eastAsia" w:ascii="Times New Roman" w:hAnsi="Times New Roman" w:eastAsia="Times New Roman" w:cs="Times New Roman"/>
-        </w:rPr>
-        <w:t>3</w:t>
-      </w:r>
-      <w:r>
-        <w:rPr>
-          <w:rFonts w:hint="eastAsia" w:ascii="Times New Roman" w:hAnsi="Times New Roman" w:eastAsia="FangSong" w:cs="Times New Roman"/>
-        </w:rPr>
-        <w:t>个基团</w:t>
-      </w:r>
-      <w:r>
-        <w:rPr>
-          <w:rFonts w:hint="eastAsia" w:ascii="Times New Roman" w:hAnsi="Times New Roman" w:eastAsia="Times New Roman" w:cs="Times New Roman"/>
-        </w:rPr>
-        <w:t>L/M/S</w:t>
-      </w:r>
-      <w:r>
-        <w:rPr>
-          <w:rFonts w:hint="eastAsia" w:ascii="Times New Roman" w:hAnsi="Times New Roman" w:eastAsia="FangSong" w:cs="Times New Roman"/>
-        </w:rPr>
-        <w:t>中</w:t>
-      </w:r>
-      <w:r>
-        <w:rPr>
-          <w:rFonts w:hint="eastAsia" w:ascii="Times New Roman" w:hAnsi="Times New Roman" w:eastAsia="Times New Roman" w:cs="Times New Roman"/>
-        </w:rPr>
-        <w:t>，</w:t>
-      </w:r>
-      <w:r>
-        <w:rPr>
-          <w:rFonts w:hint="eastAsia" w:ascii="Times New Roman" w:hAnsi="Times New Roman" w:eastAsia="FangSong" w:cs="Times New Roman"/>
-          <w:b/>
-          <w:bCs/>
-        </w:rPr>
-        <w:t>亲核试剂主要从体积最小的基团</w:t>
-      </w:r>
-      <w:r>
-        <w:rPr>
-          <w:rFonts w:hint="eastAsia" w:ascii="Times New Roman" w:hAnsi="Times New Roman" w:eastAsia="Times New Roman" w:cs="Times New Roman"/>
-          <w:b/>
-          <w:bCs/>
-        </w:rPr>
-        <w:t>S</w:t>
-      </w:r>
-      <w:r>
-        <w:rPr>
-          <w:rFonts w:hint="eastAsia" w:ascii="Times New Roman" w:hAnsi="Times New Roman" w:eastAsia="FangSong" w:cs="Times New Roman"/>
-          <w:b/>
-          <w:bCs/>
-        </w:rPr>
-        <w:t>一侧进攻羰基</w:t>
-      </w:r>
-      <w:r>
-        <w:rPr>
-          <w:rFonts w:ascii="Times New Roman" w:hAnsi="Times New Roman" w:eastAsia="Times New Roman" w:cs="Times New Roman"/>
-        </w:rPr>
-        <w:t xml:space="preserve">。</w:t>
       </w:r>
     </w:p>
     <w:p>
@@ -4912,7 +4812,7 @@
         <w:rPr>
           <w:rFonts w:hint="eastAsia" w:ascii="Times New Roman" w:hAnsi="Times New Roman" w:eastAsia="FangSong" w:cs="Times New Roman"/>
         </w:rPr>
-        <w:t xml:space="preserve">三者在合成中形成</w:t>
+        <w:t xml:space="preserve">两者在合成中形成</w:t>
       </w:r>
       <w:r>
         <w:rPr>
@@ -6053,7 +5953,7 @@
         <w:rPr>
           <w:rFonts w:hint="eastAsia" w:ascii="Times New Roman" w:hAnsi="Times New Roman" w:eastAsia="Times New Roman" w:cs="Times New Roman"/>
         </w:rPr>
-        <w:t>→CCl</w:t>
+        <w:t>→CX</w:t>
       </w:r>
       <w:r>
         <w:rPr>
@@ -7143,7 +7043,25 @@
               <w:rPr>
                 <w:rFonts w:hint="eastAsia" w:ascii="Times New Roman" w:hAnsi="Times New Roman" w:eastAsia="FangSong" w:cs="Times New Roman"/>
               </w:rPr>
-              <w:t xml:space="preserve">醛作亲电试剂优先</w:t>
+              <w:t>醛作亲电体优先</w:t>
+            </w:r>
+            <w:r>
+              <w:rPr>
+                <w:rFonts w:hint="eastAsia" w:ascii="Times New Roman" w:hAnsi="Times New Roman" w:eastAsia="Times New Roman" w:cs="Times New Roman"/>
+              </w:rPr>
+              <w:t>（</w:t>
+            </w:r>
+            <w:r>
+              <w:rPr>
+                <w:rFonts w:hint="eastAsia" w:ascii="Times New Roman" w:hAnsi="Times New Roman" w:eastAsia="FangSong" w:cs="Times New Roman"/>
+              </w:rPr>
+              <w:t>醛羰基更活泼</w:t>
+            </w:r>
+            <w:r>
+              <w:rPr>
+                <w:rFonts w:hint="eastAsia" w:ascii="Times New Roman" w:hAnsi="Times New Roman" w:eastAsia="Times New Roman" w:cs="Times New Roman"/>
+              </w:rPr>
+              <w:t>）</w:t>
             </w:r>
           </w:p>
         </w:tc>
@@ -7158,19 +7076,85 @@
               <w:rPr>
                 <w:rFonts w:hint="eastAsia" w:ascii="Times New Roman" w:hAnsi="Times New Roman" w:eastAsia="FangSong" w:cs="Times New Roman"/>
               </w:rPr>
-              <w:t>产物由醛的</w:t>
+              <w:t xml:space="preserve">产物</w:t>
+            </w:r>
+            <w:r>
+              <w:rPr>
+                <w:rFonts w:ascii="Times New Roman" w:hAnsi="Times New Roman" w:eastAsia="Times New Roman" w:cs="Times New Roman"/>
+              </w:rPr>
+              <w:t xml:space="preserve"> =</w:t>
+            </w:r>
+            <w:r>
+              <w:rPr>
+                <w:rFonts w:ascii="Times New Roman" w:hAnsi="Times New Roman" w:eastAsia="Times New Roman" w:cs="Times New Roman"/>
+              </w:rPr>
+              <w:t xml:space="preserve"> </w:t>
+            </w:r>
+            <w:r>
+              <w:rPr>
+                <w:rFonts w:hint="eastAsia" w:ascii="Times New Roman" w:hAnsi="Times New Roman" w:eastAsia="FangSong" w:cs="Times New Roman"/>
+                <w:b/>
+                <w:bCs/>
+              </w:rPr>
+              <w:t xml:space="preserve">酮的</w:t>
+            </w:r>
+            <w:r>
+              <w:rPr>
+                <w:rFonts w:ascii="Times New Roman" w:hAnsi="Times New Roman" w:eastAsia="Times New Roman" w:cs="Times New Roman"/>
+                <w:b/>
+                <w:bCs/>
+              </w:rPr>
+              <w:t xml:space="preserve"> α-C</w:t>
+            </w:r>
+            <w:r>
+              <w:rPr>
+                <w:rFonts w:ascii="Times New Roman" w:hAnsi="Times New Roman" w:eastAsia="Times New Roman" w:cs="Times New Roman"/>
+              </w:rPr>
+              <w:t xml:space="preserve"> </w:t>
+            </w:r>
+            <w:r>
+              <w:rPr>
+                <w:rFonts w:hint="eastAsia" w:ascii="Times New Roman" w:hAnsi="Times New Roman" w:eastAsia="FangSong" w:cs="Times New Roman"/>
+              </w:rPr>
+              <w:t xml:space="preserve">加到</w:t>
+            </w:r>
+            <w:r>
+              <w:rPr>
+                <w:rFonts w:hint="eastAsia" w:ascii="Times New Roman" w:hAnsi="Times New Roman" w:eastAsia="FangSong" w:cs="Times New Roman"/>
+                <w:b/>
+                <w:bCs/>
+              </w:rPr>
+              <w:t xml:space="preserve">醛的羰基</w:t>
+            </w:r>
+            <w:r>
+              <w:rPr>
+                <w:rFonts w:hint="eastAsia" w:ascii="Times New Roman" w:hAnsi="Times New Roman" w:eastAsia="FangSong" w:cs="Times New Roman"/>
+              </w:rPr>
+              <w:t>上</w:t>
             </w:r>
             <w:r>
               <w:rPr>
                 <w:rFonts w:hint="eastAsia" w:ascii="Times New Roman" w:hAnsi="Times New Roman" w:eastAsia="Times New Roman" w:cs="Times New Roman"/>
               </w:rPr>
-              <w:t>α-C</w:t>
+              <w:t>；</w:t>
             </w:r>
             <w:r>
               <w:rPr>
                 <w:rFonts w:hint="eastAsia" w:ascii="Times New Roman" w:hAnsi="Times New Roman" w:eastAsia="FangSong" w:cs="Times New Roman"/>
               </w:rPr>
-              <w:t>与酮的羰基反应</w:t>
+              <w:t>实操宜把酮缓慢滴入过量醛中</w:t>
+            </w:r>
+            <w:r>
+              <w:rPr>
+                <w:rFonts w:hint="eastAsia" w:ascii="Times New Roman" w:hAnsi="Times New Roman" w:eastAsia="Times New Roman" w:cs="Times New Roman"/>
+              </w:rPr>
+              <w:t>，</w:t>
+            </w:r>
+            <w:r>
+              <w:rPr>
+                <w:rFonts w:hint="eastAsia" w:ascii="Times New Roman" w:hAnsi="Times New Roman" w:eastAsia="FangSong" w:cs="Times New Roman"/>
+              </w:rPr>
+              <w:t>抑制酮自缩合</w:t>
             </w:r>
           </w:p>
         </w:tc>
@@ -11506,7 +11490,8 @@
     <w:tbl>
       <w:tblPr>
         <w:tblStyle w:val="Table"/>
-        <w:tblW w:type="auto" w:w="0"/>
+        <w:tblW w:type="pct" w:w="5000"/>
+        <w:tblLayout w:type="fixed"/>
         <w:tblLook w:firstRow="1" w:lastRow="0" w:firstColumn="0" w:lastColumn="0" w:noHBand="0" w:noVBand="0" w:val="0020"/>
       </w:tblPr>
       <w:tblGrid>
@@ -11618,7 +11603,33 @@
               <w:rPr>
                 <w:rFonts w:hint="eastAsia" w:ascii="Times New Roman" w:hAnsi="Times New Roman" w:eastAsia="Times New Roman" w:cs="Times New Roman"/>
               </w:rPr>
-              <w:t>（AAC2）</w:t>
+              <w:t>（</w:t>
+            </w:r>
+            <w:r>
+              <w:rPr>
+                <w:rFonts w:ascii="Times New Roman" w:hAnsi="Times New Roman" w:eastAsia="Times New Roman" w:cs="Times New Roman"/>
+                <w:b/>
+                <w:bCs/>
+              </w:rPr>
+              <w:t xml:space="preserve">A_AC_2</w:t>
+            </w:r>
+            <w:r>
+              <w:rPr>
+                <w:rFonts w:hint="eastAsia" w:ascii="Times New Roman" w:hAnsi="Times New Roman" w:eastAsia="Times New Roman" w:cs="Times New Roman"/>
+              </w:rPr>
+              <w:t>，</w:t>
+            </w:r>
+            <w:r>
+              <w:rPr>
+                <w:rFonts w:hint="eastAsia" w:ascii="Times New Roman" w:hAnsi="Times New Roman" w:eastAsia="FangSong" w:cs="Times New Roman"/>
+              </w:rPr>
+              <w:t>酰氧断裂</w:t>
+            </w:r>
+            <w:r>
+              <w:rPr>
+                <w:rFonts w:hint="eastAsia" w:ascii="Times New Roman" w:hAnsi="Times New Roman" w:eastAsia="Times New Roman" w:cs="Times New Roman"/>
+              </w:rPr>
+              <w:t>）</w:t>
             </w:r>
           </w:p>
         </w:tc>
@@ -11689,7 +11700,33 @@
               <w:rPr>
                 <w:rFonts w:hint="eastAsia" w:ascii="Times New Roman" w:hAnsi="Times New Roman" w:eastAsia="Times New Roman" w:cs="Times New Roman"/>
               </w:rPr>
-              <w:t xml:space="preserve">SN1（AAC1）</w:t>
+              <w:t xml:space="preserve">SN1（</w:t>
+            </w:r>
+            <w:r>
+              <w:rPr>
+                <w:rFonts w:ascii="Times New Roman" w:hAnsi="Times New Roman" w:eastAsia="Times New Roman" w:cs="Times New Roman"/>
+                <w:b/>
+                <w:bCs/>
+              </w:rPr>
+              <w:t xml:space="preserve">A_AL_1</w:t>
+            </w:r>
+            <w:r>
+              <w:rPr>
+                <w:rFonts w:hint="eastAsia" w:ascii="Times New Roman" w:hAnsi="Times New Roman" w:eastAsia="Times New Roman" w:cs="Times New Roman"/>
+              </w:rPr>
+              <w:t>，</w:t>
+            </w:r>
+            <w:r>
+              <w:rPr>
+                <w:rFonts w:hint="eastAsia" w:ascii="Times New Roman" w:hAnsi="Times New Roman" w:eastAsia="FangSong" w:cs="Times New Roman"/>
+              </w:rPr>
+              <w:t>烷氧断裂单分子</w:t>
+            </w:r>
+            <w:r>
+              <w:rPr>
+                <w:rFonts w:hint="eastAsia" w:ascii="Times New Roman" w:hAnsi="Times New Roman" w:eastAsia="Times New Roman" w:cs="Times New Roman"/>
+              </w:rPr>
+              <w:t>）</w:t>
             </w:r>
           </w:p>
         </w:tc>
@@ -11703,38 +11740,82 @@
             <w:r>
               <w:rPr>
                 <w:rFonts w:hint="eastAsia" w:ascii="Times New Roman" w:hAnsi="Times New Roman" w:eastAsia="FangSong" w:cs="Times New Roman"/>
+                <w:b/>
+                <w:bCs/>
               </w:rPr>
               <w:t>酸脱</w:t>
             </w:r>
             <w:r>
               <w:rPr>
                 <w:rFonts w:hint="eastAsia" w:ascii="Times New Roman" w:hAnsi="Times New Roman" w:eastAsia="Times New Roman" w:cs="Times New Roman"/>
-              </w:rPr>
-              <w:t>OH，</w:t>
+                <w:b/>
+                <w:bCs/>
+              </w:rPr>
+              <w:t>H，</w:t>
             </w:r>
             <w:r>
               <w:rPr>
                 <w:rFonts w:hint="eastAsia" w:ascii="Times New Roman" w:hAnsi="Times New Roman" w:eastAsia="FangSong" w:cs="Times New Roman"/>
+                <w:b/>
+                <w:bCs/>
               </w:rPr>
               <w:t>醇脱</w:t>
             </w:r>
             <w:r>
               <w:rPr>
                 <w:rFonts w:hint="eastAsia" w:ascii="Times New Roman" w:hAnsi="Times New Roman" w:eastAsia="Times New Roman" w:cs="Times New Roman"/>
-              </w:rPr>
-              <w:t>OH（</w:t>
+                <w:b/>
+                <w:bCs/>
+              </w:rPr>
+              <w:t>OH</w:t>
+            </w:r>
+            <w:r>
+              <w:rPr>
+                <w:rFonts w:hint="eastAsia" w:ascii="Times New Roman" w:hAnsi="Times New Roman" w:eastAsia="Times New Roman" w:cs="Times New Roman"/>
+              </w:rPr>
+              <w:t>（</w:t>
             </w:r>
             <w:r>
               <w:rPr>
                 <w:rFonts w:hint="eastAsia" w:ascii="Times New Roman" w:hAnsi="Times New Roman" w:eastAsia="FangSong" w:cs="Times New Roman"/>
               </w:rPr>
-              <w:t>通过叔碳正离子</w:t>
+              <w:t>醇的</w:t>
+            </w:r>
+            <w:r>
+              <w:rPr>
+                <w:rFonts w:ascii="Times New Roman" w:hAnsi="Times New Roman" w:eastAsia="Times New Roman" w:cs="Times New Roman"/>
+              </w:rPr>
+              <w:t xml:space="preserve"> C–O </w:t>
+            </w:r>
+            <w:r>
+              <w:rPr>
+                <w:rFonts w:hint="eastAsia" w:ascii="Times New Roman" w:hAnsi="Times New Roman" w:eastAsia="FangSong" w:cs="Times New Roman"/>
+              </w:rPr>
+              <w:t>键断裂生成叔碳正离子</w:t>
             </w:r>
             <w:r>
               <w:rPr>
                 <w:rFonts w:hint="eastAsia" w:ascii="Times New Roman" w:hAnsi="Times New Roman" w:eastAsia="Times New Roman" w:cs="Times New Roman"/>
               </w:rPr>
-              <w:t>）</w:t>
+              <w:t>，</w:t>
+            </w:r>
+            <w:r>
+              <w:rPr>
+                <w:rFonts w:hint="eastAsia" w:ascii="Times New Roman" w:hAnsi="Times New Roman" w:eastAsia="FangSong" w:cs="Times New Roman"/>
+              </w:rPr>
+              <w:t>羧酸只脱羟基上的</w:t>
+            </w:r>
+            <w:r>
+              <w:rPr>
+                <w:rFonts w:ascii="Times New Roman" w:hAnsi="Times New Roman" w:eastAsia="Times New Roman" w:cs="Times New Roman"/>
+              </w:rPr>
+              <w:t xml:space="preserve"> </w:t>
+            </w:r>
+            <w:r>
+              <w:rPr>
+                <w:rFonts w:hint="eastAsia" w:ascii="Times New Roman" w:hAnsi="Times New Roman" w:eastAsia="Times New Roman" w:cs="Times New Roman"/>
+              </w:rPr>
+              <w:t xml:space="preserve">H）</w:t>
             </w:r>
           </w:p>
         </w:tc>
@@ -12184,7 +12265,7 @@
         <w:rPr>
           <w:rFonts w:ascii="Times New Roman" w:hAnsi="Times New Roman" w:eastAsia="Times New Roman" w:cs="Times New Roman"/>
         </w:rPr>
-        <w:t xml:space="preserve"> ⇌ R(Nu)(O</w:t>
+        <w:t xml:space="preserve"> ⇌ RC(Nu)(O</w:t>
       </w:r>
       <w:r>
         <w:rPr>
@@ -13622,21 +13703,51 @@
         <w:rPr>
           <w:rFonts w:hint="eastAsia" w:ascii="Times New Roman" w:hAnsi="Times New Roman" w:eastAsia="FangSong" w:cs="Times New Roman"/>
         </w:rPr>
-        <w:t xml:space="preserve">需</w:t>
-      </w:r>
-      <w:r>
-        <w:rPr>
-          <w:rFonts w:hint="eastAsia" w:ascii="Times New Roman" w:hAnsi="Times New Roman" w:eastAsia="FangSong" w:cs="Times New Roman"/>
-          <w:b/>
-          <w:bCs/>
-        </w:rPr>
-        <w:t xml:space="preserve">强碱</w:t>
-      </w:r>
-      <w:r>
-        <w:rPr>
-          <w:rFonts w:hint="eastAsia" w:ascii="Times New Roman" w:hAnsi="Times New Roman" w:eastAsia="Times New Roman" w:cs="Times New Roman"/>
-        </w:rPr>
-        <w:t>（NaOEt/EtONa），</w:t>
+        <w:t xml:space="preserve">需强碱</w:t>
+      </w:r>
+      <w:r>
+        <w:rPr>
+          <w:rFonts w:ascii="Times New Roman" w:hAnsi="Times New Roman" w:eastAsia="Times New Roman" w:cs="Times New Roman"/>
+        </w:rPr>
+        <w:t xml:space="preserve"> </w:t>
+      </w:r>
+      <w:r>
+        <w:rPr>
+          <w:rFonts w:ascii="Times New Roman" w:hAnsi="Times New Roman" w:eastAsia="Times New Roman" w:cs="Times New Roman"/>
+          <w:b/>
+          <w:bCs/>
+        </w:rPr>
+        <w:t xml:space="preserve">NaOEt</w:t>
+      </w:r>
+      <w:r>
+        <w:rPr>
+          <w:rFonts w:hint="eastAsia" w:ascii="Times New Roman" w:hAnsi="Times New Roman" w:eastAsia="Times New Roman" w:cs="Times New Roman"/>
+        </w:rPr>
+        <w:t>（</w:t>
+      </w:r>
+      <w:r>
+        <w:rPr>
+          <w:rFonts w:hint="eastAsia" w:ascii="Times New Roman" w:hAnsi="Times New Roman" w:eastAsia="FangSong" w:cs="Times New Roman"/>
+        </w:rPr>
+        <w:t>烷氧基须与酯的烷氧基一致</w:t>
+      </w:r>
+      <w:r>
+        <w:rPr>
+          <w:rFonts w:hint="eastAsia" w:ascii="Times New Roman" w:hAnsi="Times New Roman" w:eastAsia="Times New Roman" w:cs="Times New Roman"/>
+        </w:rPr>
+        <w:t>，</w:t>
+      </w:r>
+      <w:r>
+        <w:rPr>
+          <w:rFonts w:hint="eastAsia" w:ascii="Times New Roman" w:hAnsi="Times New Roman" w:eastAsia="FangSong" w:cs="Times New Roman"/>
+        </w:rPr>
+        <w:t>否则发生酯交换</w:t>
+      </w:r>
+      <w:r>
+        <w:rPr>
+          <w:rFonts w:hint="eastAsia" w:ascii="Times New Roman" w:hAnsi="Times New Roman" w:eastAsia="Times New Roman" w:cs="Times New Roman"/>
+        </w:rPr>
+        <w:t>），</w:t>
       </w:r>
       <w:r>
         <w:rPr>
@@ -14335,15 +14446,46 @@
             </w:pPr>
             <w:r>
               <w:rPr>
+                <w:rFonts w:hint="eastAsia" w:ascii="Times New Roman" w:hAnsi="Times New Roman" w:eastAsia="FangSong" w:cs="Times New Roman"/>
+              </w:rPr>
+              <w:t xml:space="preserve">酯的</w:t>
+            </w:r>
+            <w:r>
+              <w:rPr>
+                <w:rFonts w:ascii="Times New Roman" w:hAnsi="Times New Roman" w:eastAsia="Times New Roman" w:cs="Times New Roman"/>
+              </w:rPr>
+              <w:t xml:space="preserve"> </w:t>
+            </w:r>
+            <w:r>
+              <w:rPr>
                 <w:rFonts w:hint="eastAsia" w:ascii="Times New Roman" w:hAnsi="Times New Roman" w:eastAsia="Times New Roman" w:cs="Times New Roman"/>
               </w:rPr>
-              <w:t>C=OR’</w:t>
+              <w:t>C=O（–COOR’，R’O</w:t>
+            </w:r>
+            <w:r>
+              <w:rPr>
+                <w:rFonts w:hint="eastAsia" w:ascii="Times New Roman" w:hAnsi="Times New Roman" w:eastAsia="Times New Roman" w:cs="Times New Roman"/>
+                <w:vertAlign w:val="superscript"/>
+              </w:rPr>
+              <w:t>-</w:t>
+            </w:r>
+            <w:r>
+              <w:rPr>
+                <w:rFonts w:ascii="Times New Roman" w:hAnsi="Times New Roman" w:eastAsia="Times New Roman" w:cs="Times New Roman"/>
+              </w:rPr>
+              <w:t xml:space="preserve"> </w:t>
             </w:r>
             <w:r>
               <w:rPr>
                 <w:rFonts w:hint="eastAsia" w:ascii="Times New Roman" w:hAnsi="Times New Roman" w:eastAsia="FangSong" w:cs="Times New Roman"/>
               </w:rPr>
-              <w:t>在酯中</w:t>
+              <w:t>可作离去基</w:t>
+            </w:r>
+            <w:r>
+              <w:rPr>
+                <w:rFonts w:hint="eastAsia" w:ascii="Times New Roman" w:hAnsi="Times New Roman" w:eastAsia="Times New Roman" w:cs="Times New Roman"/>
+              </w:rPr>
+              <w:t>）</w:t>
             </w:r>
           </w:p>
         </w:tc>
@@ -24336,6 +24478,24 @@
               </w:rPr>
               <w:t>羟基腈</w:t>
             </w:r>
+            <w:r>
+              <w:rPr>
+                <w:rFonts w:hint="eastAsia" w:ascii="Times New Roman" w:hAnsi="Times New Roman" w:eastAsia="Times New Roman" w:cs="Times New Roman"/>
+              </w:rPr>
+              <w:t>（</w:t>
+            </w:r>
+            <w:r>
+              <w:rPr>
+                <w:rFonts w:hint="eastAsia" w:ascii="Times New Roman" w:hAnsi="Times New Roman" w:eastAsia="FangSong" w:cs="Times New Roman"/>
+              </w:rPr>
+              <w:t>氰醇</w:t>
+            </w:r>
+            <w:r>
+              <w:rPr>
+                <w:rFonts w:hint="eastAsia" w:ascii="Times New Roman" w:hAnsi="Times New Roman" w:eastAsia="Times New Roman" w:cs="Times New Roman"/>
+              </w:rPr>
+              <w:t>）</w:t>
+            </w:r>
           </w:p>
         </w:tc>
         <w:tc>
@@ -24347,9 +24507,34 @@
             </w:pPr>
             <w:r>
               <w:rPr>
+                <w:rFonts w:hint="eastAsia" w:ascii="Times New Roman" w:hAnsi="Times New Roman" w:eastAsia="Times New Roman" w:cs="Times New Roman"/>
+              </w:rPr>
+              <w:t>CN</w:t>
+            </w:r>
+            <w:r>
+              <w:rPr>
+                <w:rFonts w:hint="eastAsia" w:ascii="Times New Roman" w:hAnsi="Times New Roman" w:eastAsia="Times New Roman" w:cs="Times New Roman"/>
+                <w:vertAlign w:val="superscript"/>
+              </w:rPr>
+              <w:t>-</w:t>
+            </w:r>
+            <w:r>
+              <w:rPr>
                 <w:rFonts w:hint="eastAsia" w:ascii="Times New Roman" w:hAnsi="Times New Roman" w:eastAsia="FangSong" w:cs="Times New Roman"/>
               </w:rPr>
-              <w:t xml:space="preserve">氰醇</w:t>
+              <w:t>加成</w:t>
+            </w:r>
+            <w:r>
+              <w:rPr>
+                <w:rFonts w:ascii="Times New Roman" w:hAnsi="Times New Roman" w:eastAsia="Times New Roman" w:cs="Times New Roman"/>
+              </w:rPr>
+              <w:t xml:space="preserve"> → </w:t>
+            </w:r>
+            <w:r>
+              <w:rPr>
+                <w:rFonts w:hint="eastAsia" w:ascii="Times New Roman" w:hAnsi="Times New Roman" w:eastAsia="FangSong" w:cs="Times New Roman"/>
+              </w:rPr>
+              <w:t xml:space="preserve">质子化两步</w:t>
             </w:r>
           </w:p>
         </w:tc>
@@ -25596,9 +25781,33 @@
             </w:pPr>
             <w:r>
               <w:rPr>
+                <w:rFonts w:hint="eastAsia" w:ascii="Times New Roman" w:hAnsi="Times New Roman" w:eastAsia="Times New Roman" w:cs="Times New Roman"/>
+              </w:rPr>
+              <w:t>β-</w:t>
+            </w:r>
+            <w:r>
+              <w:rPr>
                 <w:rFonts w:hint="eastAsia" w:ascii="Times New Roman" w:hAnsi="Times New Roman" w:eastAsia="FangSong" w:cs="Times New Roman"/>
               </w:rPr>
-              <w:t xml:space="preserve">烯烃</w:t>
+              <w:t>羟基中间体</w:t>
+            </w:r>
+            <w:r>
+              <w:rPr>
+                <w:rFonts w:hint="eastAsia" w:ascii="Times New Roman" w:hAnsi="Times New Roman" w:eastAsia="Times New Roman" w:cs="Times New Roman"/>
+              </w:rPr>
+              <w:t>（</w:t>
+            </w:r>
+            <w:r>
+              <w:rPr>
+                <w:rFonts w:hint="eastAsia" w:ascii="Times New Roman" w:hAnsi="Times New Roman" w:eastAsia="FangSong" w:cs="Times New Roman"/>
+              </w:rPr>
+              <w:t>通常自发脱水</w:t>
+            </w:r>
+            <w:r>
+              <w:rPr>
+                <w:rFonts w:hint="eastAsia" w:ascii="Times New Roman" w:hAnsi="Times New Roman" w:eastAsia="Times New Roman" w:cs="Times New Roman"/>
+              </w:rPr>
+              <w:t>）</w:t>
             </w:r>
           </w:p>
         </w:tc>
@@ -29046,20 +29255,26 @@
       <w:r>
         <w:rPr>
           <w:rFonts w:hint="eastAsia" w:ascii="Times New Roman" w:hAnsi="Times New Roman" w:eastAsia="FangSong" w:cs="Times New Roman"/>
-        </w:rPr>
-        <w:t>亲核组分</w:t>
-      </w:r>
-      <w:r>
-        <w:rPr>
-          <w:rFonts w:ascii="Times New Roman" w:hAnsi="Times New Roman" w:eastAsia="Times New Roman" w:cs="Times New Roman"/>
+          <w:b/>
+          <w:bCs/>
+        </w:rPr>
+        <w:t xml:space="preserve">亲核组分</w:t>
+      </w:r>
+      <w:r>
+        <w:rPr>
+          <w:rFonts w:ascii="Times New Roman" w:hAnsi="Times New Roman" w:eastAsia="Times New Roman" w:cs="Times New Roman"/>
+          <w:b/>
+          <w:bCs/>
         </w:rPr>
         <w:t xml:space="preserve"> = </w:t>
       </w:r>
       <w:r>
         <w:rPr>
           <w:rFonts w:hint="eastAsia" w:ascii="Times New Roman" w:hAnsi="Times New Roman" w:eastAsia="FangSong" w:cs="Times New Roman"/>
-        </w:rPr>
-        <w:t>丙醛烯醇负离子</w:t>
+          <w:b/>
+          <w:bCs/>
+        </w:rPr>
+        <w:t xml:space="preserve">丁醛的烯醇负离子</w:t>
       </w:r>
       <w:r>
         <w:rPr>
@@ -29071,6 +29286,131 @@
         <w:rPr>
           <w:rFonts w:hint="eastAsia" w:ascii="Times New Roman" w:hAnsi="Times New Roman" w:eastAsia="FangSong" w:cs="Times New Roman"/>
         </w:rPr>
+        <w:t>丁醛</w:t>
+      </w:r>
+      <w:r>
+        <w:rPr>
+          <w:rFonts w:ascii="Times New Roman" w:hAnsi="Times New Roman" w:eastAsia="Times New Roman" w:cs="Times New Roman"/>
+        </w:rPr>
+        <w:t xml:space="preserve"> CH</w:t>
+      </w:r>
+      <w:r>
+        <w:rPr>
+          <w:rFonts w:ascii="Times New Roman" w:hAnsi="Times New Roman" w:eastAsia="Times New Roman" w:cs="Times New Roman"/>
+          <w:vertAlign w:val="subscript"/>
+        </w:rPr>
+        <w:t>3</w:t>
+      </w:r>
+      <w:r>
+        <w:rPr>
+          <w:rFonts w:ascii="Times New Roman" w:hAnsi="Times New Roman" w:eastAsia="Times New Roman" w:cs="Times New Roman"/>
+        </w:rPr>
+        <w:t>CH</w:t>
+      </w:r>
+      <w:r>
+        <w:rPr>
+          <w:rFonts w:ascii="Times New Roman" w:hAnsi="Times New Roman" w:eastAsia="Times New Roman" w:cs="Times New Roman"/>
+          <w:vertAlign w:val="subscript"/>
+        </w:rPr>
+        <w:t>2</w:t>
+      </w:r>
+      <w:r>
+        <w:rPr>
+          <w:rFonts w:ascii="Times New Roman" w:hAnsi="Times New Roman" w:eastAsia="Times New Roman" w:cs="Times New Roman"/>
+        </w:rPr>
+        <w:t>CH</w:t>
+      </w:r>
+      <w:r>
+        <w:rPr>
+          <w:rFonts w:ascii="Times New Roman" w:hAnsi="Times New Roman" w:eastAsia="Times New Roman" w:cs="Times New Roman"/>
+          <w:vertAlign w:val="subscript"/>
+        </w:rPr>
+        <w:t>2</w:t>
+      </w:r>
+      <w:r>
+        <w:rPr>
+          <w:rFonts w:ascii="Times New Roman" w:hAnsi="Times New Roman" w:eastAsia="Times New Roman" w:cs="Times New Roman"/>
+        </w:rPr>
+        <w:t xml:space="preserve">CHO </w:t>
+      </w:r>
+      <w:r>
+        <w:rPr>
+          <w:rFonts w:hint="eastAsia" w:ascii="Times New Roman" w:hAnsi="Times New Roman" w:eastAsia="FangSong" w:cs="Times New Roman"/>
+        </w:rPr>
+        <w:t xml:space="preserve">的</w:t>
+      </w:r>
+      <w:r>
+        <w:rPr>
+          <w:rFonts w:ascii="Times New Roman" w:hAnsi="Times New Roman" w:eastAsia="Times New Roman" w:cs="Times New Roman"/>
+        </w:rPr>
+        <w:t xml:space="preserve"> α-C </w:t>
+      </w:r>
+      <w:r>
+        <w:rPr>
+          <w:rFonts w:hint="eastAsia" w:ascii="Times New Roman" w:hAnsi="Times New Roman" w:eastAsia="FangSong" w:cs="Times New Roman"/>
+        </w:rPr>
+        <w:t xml:space="preserve">一边连</w:t>
+      </w:r>
+      <w:r>
+        <w:rPr>
+          <w:rFonts w:ascii="Times New Roman" w:hAnsi="Times New Roman" w:eastAsia="Times New Roman" w:cs="Times New Roman"/>
+        </w:rPr>
+        <w:t xml:space="preserve"> </w:t>
+      </w:r>
+      <w:r>
+        <w:rPr>
+          <w:rFonts w:hint="eastAsia" w:ascii="Times New Roman" w:hAnsi="Times New Roman" w:eastAsia="Times New Roman" w:cs="Times New Roman"/>
+        </w:rPr>
+        <w:t>–CHO、</w:t>
+      </w:r>
+      <w:r>
+        <w:rPr>
+          <w:rFonts w:hint="eastAsia" w:ascii="Times New Roman" w:hAnsi="Times New Roman" w:eastAsia="FangSong" w:cs="Times New Roman"/>
+        </w:rPr>
+        <w:t>一边连</w:t>
+      </w:r>
+      <w:r>
+        <w:rPr>
+          <w:rFonts w:ascii="Times New Roman" w:hAnsi="Times New Roman" w:eastAsia="Times New Roman" w:cs="Times New Roman"/>
+        </w:rPr>
+        <w:t xml:space="preserve"> </w:t>
+      </w:r>
+      <w:r>
+        <w:rPr>
+          <w:rFonts w:hint="eastAsia" w:ascii="Times New Roman" w:hAnsi="Times New Roman" w:eastAsia="Times New Roman" w:cs="Times New Roman"/>
+        </w:rPr>
+        <w:t>–CH</w:t>
+      </w:r>
+      <w:r>
+        <w:rPr>
+          <w:rFonts w:hint="eastAsia" w:ascii="Times New Roman" w:hAnsi="Times New Roman" w:eastAsia="Times New Roman" w:cs="Times New Roman"/>
+          <w:vertAlign w:val="subscript"/>
+        </w:rPr>
+        <w:t>2</w:t>
+      </w:r>
+      <w:r>
+        <w:rPr>
+          <w:rFonts w:hint="eastAsia" w:ascii="Times New Roman" w:hAnsi="Times New Roman" w:eastAsia="Times New Roman" w:cs="Times New Roman"/>
+        </w:rPr>
+        <w:t>CH</w:t>
+      </w:r>
+      <w:r>
+        <w:rPr>
+          <w:rFonts w:hint="eastAsia" w:ascii="Times New Roman" w:hAnsi="Times New Roman" w:eastAsia="Times New Roman" w:cs="Times New Roman"/>
+          <w:vertAlign w:val="subscript"/>
+        </w:rPr>
+        <w:t>3</w:t>
+      </w:r>
+      <w:r>
+        <w:rPr>
+          <w:rFonts w:hint="eastAsia" w:ascii="Times New Roman" w:hAnsi="Times New Roman" w:eastAsia="Times New Roman" w:cs="Times New Roman"/>
+        </w:rPr>
+        <w:t>，</w:t>
+      </w:r>
+      <w:r>
+        <w:rPr>
+          <w:rFonts w:hint="eastAsia" w:ascii="Times New Roman" w:hAnsi="Times New Roman" w:eastAsia="FangSong" w:cs="Times New Roman"/>
+        </w:rPr>
         <w:t>其</w:t>
       </w:r>
       <w:r>
@@ -29112,18 +29452,509 @@
       <w:r>
         <w:rPr>
           <w:rFonts w:hint="eastAsia" w:ascii="Times New Roman" w:hAnsi="Times New Roman" w:eastAsia="FangSong" w:cs="Times New Roman"/>
-        </w:rPr>
-        <w:t>亲电组分</w:t>
-      </w:r>
-      <w:r>
-        <w:rPr>
-          <w:rFonts w:ascii="Times New Roman" w:hAnsi="Times New Roman" w:eastAsia="Times New Roman" w:cs="Times New Roman"/>
+          <w:b/>
+          <w:bCs/>
+        </w:rPr>
+        <w:t xml:space="preserve">亲电组分</w:t>
+      </w:r>
+      <w:r>
+        <w:rPr>
+          <w:rFonts w:ascii="Times New Roman" w:hAnsi="Times New Roman" w:eastAsia="Times New Roman" w:cs="Times New Roman"/>
+          <w:b/>
+          <w:bCs/>
         </w:rPr>
         <w:t xml:space="preserve"> = </w:t>
       </w:r>
       <w:r>
         <w:rPr>
           <w:rFonts w:hint="eastAsia" w:ascii="Times New Roman" w:hAnsi="Times New Roman" w:eastAsia="FangSong" w:cs="Times New Roman"/>
+          <w:b/>
+          <w:bCs/>
+        </w:rPr>
+        <w:t xml:space="preserve">丁醛</w:t>
+      </w:r>
+      <w:r>
+        <w:rPr>
+          <w:rFonts w:hint="eastAsia" w:ascii="Times New Roman" w:hAnsi="Times New Roman" w:eastAsia="Times New Roman" w:cs="Times New Roman"/>
+        </w:rPr>
+        <w:t>（</w:t>
+      </w:r>
+      <w:r>
+        <w:rPr>
+          <w:rFonts w:hint="eastAsia" w:ascii="Times New Roman" w:hAnsi="Times New Roman" w:eastAsia="FangSong" w:cs="Times New Roman"/>
+        </w:rPr>
+        <w:t>其羰基碳即目标</w:t>
+      </w:r>
+      <w:r>
+        <w:rPr>
+          <w:rFonts w:ascii="Times New Roman" w:hAnsi="Times New Roman" w:eastAsia="Times New Roman" w:cs="Times New Roman"/>
+        </w:rPr>
+        <w:t xml:space="preserve"> </w:t>
+      </w:r>
+      <w:r>
+        <w:rPr>
+          <w:rFonts w:hint="eastAsia" w:ascii="Times New Roman" w:hAnsi="Times New Roman" w:eastAsia="Times New Roman" w:cs="Times New Roman"/>
+        </w:rPr>
+        <w:t>C3，</w:t>
+      </w:r>
+      <w:r>
+        <w:rPr>
+          <w:rFonts w:hint="eastAsia" w:ascii="Times New Roman" w:hAnsi="Times New Roman" w:eastAsia="FangSong" w:cs="Times New Roman"/>
+        </w:rPr>
+        <w:t>羰基碳另一侧为正丙基</w:t>
+      </w:r>
+      <w:r>
+        <w:rPr>
+          <w:rFonts w:hint="eastAsia" w:ascii="Times New Roman" w:hAnsi="Times New Roman" w:eastAsia="Times New Roman" w:cs="Times New Roman"/>
+        </w:rPr>
+        <w:t>）。</w:t>
+      </w:r>
+      <w:r>
+        <w:rPr>
+          <w:rFonts w:hint="eastAsia" w:ascii="Times New Roman" w:hAnsi="Times New Roman" w:eastAsia="FangSong" w:cs="Times New Roman"/>
+        </w:rPr>
+        <w:t>两个组分同源</w:t>
+      </w:r>
+      <w:r>
+        <w:rPr>
+          <w:rFonts w:hint="eastAsia" w:ascii="Times New Roman" w:hAnsi="Times New Roman" w:eastAsia="Times New Roman" w:cs="Times New Roman"/>
+        </w:rPr>
+        <w:t>——</w:t>
+      </w:r>
+      <w:r>
+        <w:rPr>
+          <w:rFonts w:hint="eastAsia" w:ascii="Times New Roman" w:hAnsi="Times New Roman" w:eastAsia="FangSong" w:cs="Times New Roman"/>
+        </w:rPr>
+        <w:t>本题实为</w:t>
+      </w:r>
+      <w:r>
+        <w:rPr>
+          <w:rFonts w:hint="eastAsia" w:ascii="Times New Roman" w:hAnsi="Times New Roman" w:eastAsia="FangSong" w:cs="Times New Roman"/>
+          <w:b/>
+          <w:bCs/>
+        </w:rPr>
+        <w:t xml:space="preserve">两分子丁醛的自身</w:t>
+      </w:r>
+      <w:r>
+        <w:rPr>
+          <w:rFonts w:ascii="Times New Roman" w:hAnsi="Times New Roman" w:eastAsia="Times New Roman" w:cs="Times New Roman"/>
+          <w:b/>
+          <w:bCs/>
+        </w:rPr>
+        <w:t xml:space="preserve"> Aldol</w:t>
+      </w:r>
+      <w:r>
+        <w:rPr>
+          <w:rFonts w:ascii="Times New Roman" w:hAnsi="Times New Roman" w:eastAsia="Times New Roman" w:cs="Times New Roman"/>
+        </w:rPr>
+        <w:t xml:space="preserve">。</w:t>
+      </w:r>
+      <w:r>
+        <w:rPr>
+          <w:rFonts w:ascii="Times New Roman" w:hAnsi="Times New Roman" w:eastAsia="Times New Roman" w:cs="Times New Roman"/>
+        </w:rPr>
+        <w:t xml:space="preserve"> </w:t>
+      </w:r>
+      <w:r>
+        <w:rPr>
+          <w:rFonts w:ascii="Times New Roman" w:hAnsi="Times New Roman" w:eastAsia="Times New Roman" w:cs="Times New Roman"/>
+        </w:rPr>
+        <w:t xml:space="preserve">&gt; </w:t>
+      </w:r>
+      <w:r>
+        <w:rPr>
+          <w:rFonts w:hint="eastAsia" w:ascii="Times New Roman" w:hAnsi="Times New Roman" w:eastAsia="FangSong" w:cs="Times New Roman"/>
+        </w:rPr>
+        <w:t>拆解判据</w:t>
+      </w:r>
+      <w:r>
+        <w:rPr>
+          <w:rFonts w:hint="eastAsia" w:ascii="Times New Roman" w:hAnsi="Times New Roman" w:eastAsia="Times New Roman" w:cs="Times New Roman"/>
+        </w:rPr>
+        <w:t>：①</w:t>
+      </w:r>
+      <w:r>
+        <w:rPr>
+          <w:rFonts w:ascii="Times New Roman" w:hAnsi="Times New Roman" w:eastAsia="Times New Roman" w:cs="Times New Roman"/>
+        </w:rPr>
+        <w:t xml:space="preserve"> </w:t>
+      </w:r>
+      <w:r>
+        <w:rPr>
+          <w:rFonts w:hint="eastAsia" w:ascii="Times New Roman" w:hAnsi="Times New Roman" w:eastAsia="FangSong" w:cs="Times New Roman"/>
+        </w:rPr>
+        <w:t xml:space="preserve">亲核组分的</w:t>
+      </w:r>
+      <w:r>
+        <w:rPr>
+          <w:rFonts w:ascii="Times New Roman" w:hAnsi="Times New Roman" w:eastAsia="Times New Roman" w:cs="Times New Roman"/>
+        </w:rPr>
+        <w:t xml:space="preserve"> α-C </w:t>
+      </w:r>
+      <w:r>
+        <w:rPr>
+          <w:rFonts w:hint="eastAsia" w:ascii="Times New Roman" w:hAnsi="Times New Roman" w:eastAsia="FangSong" w:cs="Times New Roman"/>
+        </w:rPr>
+        <w:t xml:space="preserve">取代基</w:t>
+      </w:r>
+      <w:r>
+        <w:rPr>
+          <w:rFonts w:ascii="Times New Roman" w:hAnsi="Times New Roman" w:eastAsia="Times New Roman" w:cs="Times New Roman"/>
+        </w:rPr>
+        <w:t xml:space="preserve"> = </w:t>
+      </w:r>
+      <w:r>
+        <w:rPr>
+          <w:rFonts w:hint="eastAsia" w:ascii="Times New Roman" w:hAnsi="Times New Roman" w:eastAsia="FangSong" w:cs="Times New Roman"/>
+        </w:rPr>
+        <w:t xml:space="preserve">目标</w:t>
+      </w:r>
+      <w:r>
+        <w:rPr>
+          <w:rFonts w:ascii="Times New Roman" w:hAnsi="Times New Roman" w:eastAsia="Times New Roman" w:cs="Times New Roman"/>
+        </w:rPr>
+        <w:t xml:space="preserve"> C2 </w:t>
+      </w:r>
+      <w:r>
+        <w:rPr>
+          <w:rFonts w:hint="eastAsia" w:ascii="Times New Roman" w:hAnsi="Times New Roman" w:eastAsia="FangSong" w:cs="Times New Roman"/>
+        </w:rPr>
+        <w:t xml:space="preserve">上除</w:t>
+      </w:r>
+      <w:r>
+        <w:rPr>
+          <w:rFonts w:ascii="Times New Roman" w:hAnsi="Times New Roman" w:eastAsia="Times New Roman" w:cs="Times New Roman"/>
+        </w:rPr>
+        <w:t xml:space="preserve"> –CHO </w:t>
+      </w:r>
+      <w:r>
+        <w:rPr>
+          <w:rFonts w:hint="eastAsia" w:ascii="Times New Roman" w:hAnsi="Times New Roman" w:eastAsia="FangSong" w:cs="Times New Roman"/>
+        </w:rPr>
+        <w:t>外的基团</w:t>
+      </w:r>
+      <w:r>
+        <w:rPr>
+          <w:rFonts w:hint="eastAsia" w:ascii="Times New Roman" w:hAnsi="Times New Roman" w:eastAsia="Times New Roman" w:cs="Times New Roman"/>
+        </w:rPr>
+        <w:t>（</w:t>
+      </w:r>
+      <w:r>
+        <w:rPr>
+          <w:rFonts w:hint="eastAsia" w:ascii="Times New Roman" w:hAnsi="Times New Roman" w:eastAsia="FangSong" w:cs="Times New Roman"/>
+        </w:rPr>
+        <w:t>乙基</w:t>
+      </w:r>
+      <w:r>
+        <w:rPr>
+          <w:rFonts w:hint="eastAsia" w:ascii="Times New Roman" w:hAnsi="Times New Roman" w:eastAsia="Times New Roman" w:cs="Times New Roman"/>
+        </w:rPr>
+        <w:t>）→</w:t>
+      </w:r>
+      <w:r>
+        <w:rPr>
+          <w:rFonts w:ascii="Times New Roman" w:hAnsi="Times New Roman" w:eastAsia="Times New Roman" w:cs="Times New Roman"/>
+        </w:rPr>
+        <w:t xml:space="preserve"> </w:t>
+      </w:r>
+      <w:r>
+        <w:rPr>
+          <w:rFonts w:hint="eastAsia" w:ascii="Times New Roman" w:hAnsi="Times New Roman" w:eastAsia="FangSong" w:cs="Times New Roman"/>
+        </w:rPr>
+        <w:t>排除丙醛</w:t>
+      </w:r>
+      <w:r>
+        <w:rPr>
+          <w:rFonts w:hint="eastAsia" w:ascii="Times New Roman" w:hAnsi="Times New Roman" w:eastAsia="Times New Roman" w:cs="Times New Roman"/>
+        </w:rPr>
+        <w:t>（</w:t>
+      </w:r>
+      <w:r>
+        <w:rPr>
+          <w:rFonts w:hint="eastAsia" w:ascii="Times New Roman" w:hAnsi="Times New Roman" w:eastAsia="FangSong" w:cs="Times New Roman"/>
+        </w:rPr>
+        <w:t>丙醛</w:t>
+      </w:r>
+      <w:r>
+        <w:rPr>
+          <w:rFonts w:ascii="Times New Roman" w:hAnsi="Times New Roman" w:eastAsia="Times New Roman" w:cs="Times New Roman"/>
+        </w:rPr>
+        <w:t xml:space="preserve"> α-C </w:t>
+      </w:r>
+      <w:r>
+        <w:rPr>
+          <w:rFonts w:hint="eastAsia" w:ascii="Times New Roman" w:hAnsi="Times New Roman" w:eastAsia="FangSong" w:cs="Times New Roman"/>
+        </w:rPr>
+        <w:t xml:space="preserve">带的是</w:t>
+      </w:r>
+      <w:r>
+        <w:rPr>
+          <w:rFonts w:hint="eastAsia" w:ascii="Times New Roman" w:hAnsi="Times New Roman" w:eastAsia="FangSong" w:cs="Times New Roman"/>
+          <w:b/>
+          <w:bCs/>
+        </w:rPr>
+        <w:t xml:space="preserve">甲基</w:t>
+      </w:r>
+      <w:r>
+        <w:rPr>
+          <w:rFonts w:hint="eastAsia" w:ascii="Times New Roman" w:hAnsi="Times New Roman" w:eastAsia="Times New Roman" w:cs="Times New Roman"/>
+        </w:rPr>
+        <w:t xml:space="preserve">）；②</w:t>
+      </w:r>
+      <w:r>
+        <w:rPr>
+          <w:rFonts w:ascii="Times New Roman" w:hAnsi="Times New Roman" w:eastAsia="Times New Roman" w:cs="Times New Roman"/>
+        </w:rPr>
+        <w:t xml:space="preserve"> </w:t>
+      </w:r>
+      <w:r>
+        <w:rPr>
+          <w:rFonts w:hint="eastAsia" w:ascii="Times New Roman" w:hAnsi="Times New Roman" w:eastAsia="FangSong" w:cs="Times New Roman"/>
+        </w:rPr>
+        <w:t xml:space="preserve">亲电组分的羰基碳另一侧取代基</w:t>
+      </w:r>
+      <w:r>
+        <w:rPr>
+          <w:rFonts w:ascii="Times New Roman" w:hAnsi="Times New Roman" w:eastAsia="Times New Roman" w:cs="Times New Roman"/>
+        </w:rPr>
+        <w:t xml:space="preserve"> = </w:t>
+      </w:r>
+      <w:r>
+        <w:rPr>
+          <w:rFonts w:hint="eastAsia" w:ascii="Times New Roman" w:hAnsi="Times New Roman" w:eastAsia="FangSong" w:cs="Times New Roman"/>
+        </w:rPr>
+        <w:t xml:space="preserve">目标</w:t>
+      </w:r>
+      <w:r>
+        <w:rPr>
+          <w:rFonts w:ascii="Times New Roman" w:hAnsi="Times New Roman" w:eastAsia="Times New Roman" w:cs="Times New Roman"/>
+        </w:rPr>
+        <w:t xml:space="preserve"> C3 </w:t>
+      </w:r>
+      <w:r>
+        <w:rPr>
+          <w:rFonts w:hint="eastAsia" w:ascii="Times New Roman" w:hAnsi="Times New Roman" w:eastAsia="FangSong" w:cs="Times New Roman"/>
+        </w:rPr>
+        <w:t>右侧的碳链</w:t>
+      </w:r>
+      <w:r>
+        <w:rPr>
+          <w:rFonts w:hint="eastAsia" w:ascii="Times New Roman" w:hAnsi="Times New Roman" w:eastAsia="Times New Roman" w:cs="Times New Roman"/>
+        </w:rPr>
+        <w:t>（</w:t>
+      </w:r>
+      <w:r>
+        <w:rPr>
+          <w:rFonts w:hint="eastAsia" w:ascii="Times New Roman" w:hAnsi="Times New Roman" w:eastAsia="FangSong" w:cs="Times New Roman"/>
+        </w:rPr>
+        <w:t>正丙基</w:t>
+      </w:r>
+      <w:r>
+        <w:rPr>
+          <w:rFonts w:hint="eastAsia" w:ascii="Times New Roman" w:hAnsi="Times New Roman" w:eastAsia="Times New Roman" w:cs="Times New Roman"/>
+        </w:rPr>
+        <w:t>）→</w:t>
+      </w:r>
+      <w:r>
+        <w:rPr>
+          <w:rFonts w:ascii="Times New Roman" w:hAnsi="Times New Roman" w:eastAsia="Times New Roman" w:cs="Times New Roman"/>
+        </w:rPr>
+        <w:t xml:space="preserve"> </w:t>
+      </w:r>
+      <w:r>
+        <w:rPr>
+          <w:rFonts w:hint="eastAsia" w:ascii="Times New Roman" w:hAnsi="Times New Roman" w:eastAsia="FangSong" w:cs="Times New Roman"/>
+        </w:rPr>
+        <w:t>也是丁醛</w:t>
+      </w:r>
+      <w:r>
+        <w:rPr>
+          <w:rFonts w:hint="eastAsia" w:ascii="Times New Roman" w:hAnsi="Times New Roman" w:eastAsia="Times New Roman" w:cs="Times New Roman"/>
+        </w:rPr>
+        <w:t>。</w:t>
+      </w:r>
+      <w:r>
+        <w:rPr>
+          <w:rFonts w:ascii="Times New Roman" w:hAnsi="Times New Roman" w:eastAsia="Times New Roman" w:cs="Times New Roman"/>
+        </w:rPr>
+        <w:t xml:space="preserve"> </w:t>
+      </w:r>
+      <w:r>
+        <w:rPr>
+          <w:rFonts w:hint="eastAsia" w:ascii="Times New Roman" w:hAnsi="Times New Roman" w:eastAsia="FangSong" w:cs="Times New Roman"/>
+        </w:rPr>
+        <w:t>从乙醛制备丁醛</w:t>
+      </w:r>
+      <w:r>
+        <w:rPr>
+          <w:rFonts w:hint="eastAsia" w:ascii="Times New Roman" w:hAnsi="Times New Roman" w:eastAsia="Times New Roman" w:cs="Times New Roman"/>
+        </w:rPr>
+        <w:t>（</w:t>
+      </w:r>
+      <w:r>
+        <w:rPr>
+          <w:rFonts w:hint="eastAsia" w:ascii="Times New Roman" w:hAnsi="Times New Roman" w:eastAsia="FangSong" w:cs="Times New Roman"/>
+        </w:rPr>
+        <w:t>两组分同源</w:t>
+      </w:r>
+      <w:r>
+        <w:rPr>
+          <w:rFonts w:hint="eastAsia" w:ascii="Times New Roman" w:hAnsi="Times New Roman" w:eastAsia="Times New Roman" w:cs="Times New Roman"/>
+        </w:rPr>
+        <w:t>，</w:t>
+      </w:r>
+      <w:r>
+        <w:rPr>
+          <w:rFonts w:hint="eastAsia" w:ascii="Times New Roman" w:hAnsi="Times New Roman" w:eastAsia="FangSong" w:cs="Times New Roman"/>
+        </w:rPr>
+        <w:t>只需这一条支线</w:t>
+      </w:r>
+      <w:r>
+        <w:rPr>
+          <w:rFonts w:hint="eastAsia" w:ascii="Times New Roman" w:hAnsi="Times New Roman" w:eastAsia="Times New Roman" w:cs="Times New Roman"/>
+        </w:rPr>
+        <w:t>）：</w:t>
+      </w:r>
+      <w:r>
+        <w:rPr>
+          <w:rFonts w:hint="eastAsia" w:ascii="Times New Roman" w:hAnsi="Times New Roman" w:eastAsia="FangSong" w:cs="Times New Roman"/>
+        </w:rPr>
+        <w:t>乙醛</w:t>
+      </w:r>
+      <w:r>
+        <w:rPr>
+          <w:rFonts w:ascii="Times New Roman" w:hAnsi="Times New Roman" w:eastAsia="Times New Roman" w:cs="Times New Roman"/>
+        </w:rPr>
+        <w:t xml:space="preserve"> →(NaBH</w:t>
+      </w:r>
+      <w:r>
+        <w:rPr>
+          <w:rFonts w:ascii="Times New Roman" w:hAnsi="Times New Roman" w:eastAsia="Times New Roman" w:cs="Times New Roman"/>
+          <w:vertAlign w:val="subscript"/>
+        </w:rPr>
+        <w:t>4</w:t>
+      </w:r>
+      <w:r>
+        <w:rPr>
+          <w:rFonts w:ascii="Times New Roman" w:hAnsi="Times New Roman" w:eastAsia="Times New Roman" w:cs="Times New Roman"/>
+        </w:rPr>
+        <w:t xml:space="preserve">) </w:t>
+      </w:r>
+      <w:r>
+        <w:rPr>
+          <w:rFonts w:hint="eastAsia" w:ascii="Times New Roman" w:hAnsi="Times New Roman" w:eastAsia="FangSong" w:cs="Times New Roman"/>
+        </w:rPr>
+        <w:t xml:space="preserve">乙醇</w:t>
+      </w:r>
+      <w:r>
+        <w:rPr>
+          <w:rFonts w:ascii="Times New Roman" w:hAnsi="Times New Roman" w:eastAsia="Times New Roman" w:cs="Times New Roman"/>
+        </w:rPr>
+        <w:t xml:space="preserve"> →(PBr</w:t>
+      </w:r>
+      <w:r>
+        <w:rPr>
+          <w:rFonts w:ascii="Times New Roman" w:hAnsi="Times New Roman" w:eastAsia="Times New Roman" w:cs="Times New Roman"/>
+          <w:vertAlign w:val="subscript"/>
+        </w:rPr>
+        <w:t>3</w:t>
+      </w:r>
+      <w:r>
+        <w:rPr>
+          <w:rFonts w:ascii="Times New Roman" w:hAnsi="Times New Roman" w:eastAsia="Times New Roman" w:cs="Times New Roman"/>
+        </w:rPr>
+        <w:t xml:space="preserve">) </w:t>
+      </w:r>
+      <w:r>
+        <w:rPr>
+          <w:rFonts w:hint="eastAsia" w:ascii="Times New Roman" w:hAnsi="Times New Roman" w:eastAsia="FangSong" w:cs="Times New Roman"/>
+        </w:rPr>
+        <w:t xml:space="preserve">溴乙烷</w:t>
+      </w:r>
+      <w:r>
+        <w:rPr>
+          <w:rFonts w:ascii="Times New Roman" w:hAnsi="Times New Roman" w:eastAsia="Times New Roman" w:cs="Times New Roman"/>
+        </w:rPr>
+        <w:t xml:space="preserve"> →(Mg/Et</w:t>
+      </w:r>
+      <w:r>
+        <w:rPr>
+          <w:rFonts w:ascii="Times New Roman" w:hAnsi="Times New Roman" w:eastAsia="Times New Roman" w:cs="Times New Roman"/>
+          <w:vertAlign w:val="subscript"/>
+        </w:rPr>
+        <w:t>2</w:t>
+      </w:r>
+      <w:r>
+        <w:rPr>
+          <w:rFonts w:ascii="Times New Roman" w:hAnsi="Times New Roman" w:eastAsia="Times New Roman" w:cs="Times New Roman"/>
+        </w:rPr>
+        <w:t xml:space="preserve">O) EtMgBr →(+ </w:t>
+      </w:r>
+      <w:r>
+        <w:rPr>
+          <w:rFonts w:hint="eastAsia" w:ascii="Times New Roman" w:hAnsi="Times New Roman" w:eastAsia="FangSong" w:cs="Times New Roman"/>
+        </w:rPr>
+        <w:t>环氧乙烷</w:t>
+      </w:r>
+      <w:r>
+        <w:rPr>
+          <w:rFonts w:hint="eastAsia" w:ascii="Times New Roman" w:hAnsi="Times New Roman" w:eastAsia="Times New Roman" w:cs="Times New Roman"/>
+        </w:rPr>
+        <w:t>)</w:t>
+      </w:r>
+      <w:r>
+        <w:rPr>
+          <w:rFonts w:ascii="Times New Roman" w:hAnsi="Times New Roman" w:eastAsia="Times New Roman" w:cs="Times New Roman"/>
+        </w:rPr>
+        <w:t xml:space="preserve"> →(H</w:t>
+      </w:r>
+      <w:r>
+        <w:rPr>
+          <w:rFonts w:ascii="Times New Roman" w:hAnsi="Times New Roman" w:eastAsia="Times New Roman" w:cs="Times New Roman"/>
+          <w:vertAlign w:val="subscript"/>
+        </w:rPr>
+        <w:t>3</w:t>
+      </w:r>
+      <w:r>
+        <w:rPr>
+          <w:rFonts w:ascii="Times New Roman" w:hAnsi="Times New Roman" w:eastAsia="Times New Roman" w:cs="Times New Roman"/>
+        </w:rPr>
+        <w:t>O</w:t>
+      </w:r>
+      <w:r>
+        <w:rPr>
+          <w:rFonts w:ascii="Times New Roman" w:hAnsi="Times New Roman" w:eastAsia="Times New Roman" w:cs="Times New Roman"/>
+          <w:vertAlign w:val="superscript"/>
+        </w:rPr>
+        <w:t>+</w:t>
+      </w:r>
+      <w:r>
+        <w:rPr>
+          <w:rFonts w:ascii="Times New Roman" w:hAnsi="Times New Roman" w:eastAsia="Times New Roman" w:cs="Times New Roman"/>
+        </w:rPr>
+        <w:t xml:space="preserve">) </w:t>
+      </w:r>
+      <w:r>
+        <w:rPr>
+          <w:rFonts w:hint="eastAsia" w:ascii="Times New Roman" w:hAnsi="Times New Roman" w:eastAsia="Times New Roman" w:cs="Times New Roman"/>
+        </w:rPr>
+        <w:t>1-</w:t>
+      </w:r>
+      <w:r>
+        <w:rPr>
+          <w:rFonts w:hint="eastAsia" w:ascii="Times New Roman" w:hAnsi="Times New Roman" w:eastAsia="FangSong" w:cs="Times New Roman"/>
+        </w:rPr>
+        <w:t>丁醇</w:t>
+      </w:r>
+      <w:r>
+        <w:rPr>
+          <w:rFonts w:ascii="Times New Roman" w:hAnsi="Times New Roman" w:eastAsia="Times New Roman" w:cs="Times New Roman"/>
+        </w:rPr>
+        <w:t xml:space="preserve"> →(PCC) </w:t>
+      </w:r>
+      <w:r>
+        <w:rPr>
+          <w:rFonts w:hint="eastAsia" w:ascii="Times New Roman" w:hAnsi="Times New Roman" w:eastAsia="FangSong" w:cs="Times New Roman"/>
         </w:rPr>
         <w:t>丁醛</w:t>
       </w:r>
@@ -29131,13 +29962,7 @@
         <w:rPr>
           <w:rFonts w:hint="eastAsia" w:ascii="Times New Roman" w:hAnsi="Times New Roman" w:eastAsia="Times New Roman" w:cs="Times New Roman"/>
         </w:rPr>
-        <w:t>（</w:t>
-      </w:r>
-      <w:r>
-        <w:rPr>
-          <w:rFonts w:hint="eastAsia" w:ascii="Times New Roman" w:hAnsi="Times New Roman" w:eastAsia="FangSong" w:cs="Times New Roman"/>
-        </w:rPr>
-        <w:t>其羰基碳即目标</w:t>
+        <w:t>。</w:t>
       </w:r>
       <w:r>
         <w:rPr>
@@ -29147,9 +29972,75 @@
       </w:r>
       <w:r>
         <w:rPr>
-          <w:rFonts w:hint="eastAsia" w:ascii="Times New Roman" w:hAnsi="Times New Roman" w:eastAsia="Times New Roman" w:cs="Times New Roman"/>
-        </w:rPr>
-        <w:t xml:space="preserve">C3）。</w:t>
+          <w:rFonts w:hint="eastAsia" w:ascii="Times New Roman" w:hAnsi="Times New Roman" w:eastAsia="FangSong" w:cs="Times New Roman"/>
+        </w:rPr>
+        <w:t>缩合步骤</w:t>
+      </w:r>
+      <w:r>
+        <w:rPr>
+          <w:rFonts w:hint="eastAsia" w:ascii="Times New Roman" w:hAnsi="Times New Roman" w:eastAsia="Times New Roman" w:cs="Times New Roman"/>
+        </w:rPr>
+        <w:t>：LDA（-78°C，THF）</w:t>
+      </w:r>
+      <w:r>
+        <w:rPr>
+          <w:rFonts w:hint="eastAsia" w:ascii="Times New Roman" w:hAnsi="Times New Roman" w:eastAsia="FangSong" w:cs="Times New Roman"/>
+        </w:rPr>
+        <w:t>先定量生成丁醛烯醇锂</w:t>
+      </w:r>
+      <w:r>
+        <w:rPr>
+          <w:rFonts w:hint="eastAsia" w:ascii="Times New Roman" w:hAnsi="Times New Roman" w:eastAsia="Times New Roman" w:cs="Times New Roman"/>
+        </w:rPr>
+        <w:t>，</w:t>
+      </w:r>
+      <w:r>
+        <w:rPr>
+          <w:rFonts w:hint="eastAsia" w:ascii="Times New Roman" w:hAnsi="Times New Roman" w:eastAsia="FangSong" w:cs="Times New Roman"/>
+        </w:rPr>
+        <w:t>再滴加丁醛</w:t>
+      </w:r>
+      <w:r>
+        <w:rPr>
+          <w:rFonts w:ascii="Times New Roman" w:hAnsi="Times New Roman" w:eastAsia="Times New Roman" w:cs="Times New Roman"/>
+        </w:rPr>
+        <w:t xml:space="preserve"> → </w:t>
+      </w:r>
+      <w:r>
+        <w:rPr>
+          <w:rFonts w:hint="eastAsia" w:ascii="Times New Roman" w:hAnsi="Times New Roman" w:eastAsia="Times New Roman" w:cs="Times New Roman"/>
+        </w:rPr>
+        <w:t>2-</w:t>
+      </w:r>
+      <w:r>
+        <w:rPr>
+          <w:rFonts w:hint="eastAsia" w:ascii="Times New Roman" w:hAnsi="Times New Roman" w:eastAsia="FangSong" w:cs="Times New Roman"/>
+        </w:rPr>
+        <w:t>乙基</w:t>
+      </w:r>
+      <w:r>
+        <w:rPr>
+          <w:rFonts w:hint="eastAsia" w:ascii="Times New Roman" w:hAnsi="Times New Roman" w:eastAsia="Times New Roman" w:cs="Times New Roman"/>
+        </w:rPr>
+        <w:t>-3-</w:t>
+      </w:r>
+      <w:r>
+        <w:rPr>
+          <w:rFonts w:hint="eastAsia" w:ascii="Times New Roman" w:hAnsi="Times New Roman" w:eastAsia="FangSong" w:cs="Times New Roman"/>
+        </w:rPr>
+        <w:t>羟基己醛</w:t>
+      </w:r>
+      <w:r>
+        <w:rPr>
+          <w:rFonts w:hint="eastAsia" w:ascii="Times New Roman" w:hAnsi="Times New Roman" w:eastAsia="Times New Roman" w:cs="Times New Roman"/>
+        </w:rPr>
+        <w:t>。（</w:t>
+      </w:r>
+      <w:r>
+        <w:rPr>
+          <w:rFonts w:hint="eastAsia" w:ascii="Times New Roman" w:hAnsi="Times New Roman" w:eastAsia="FangSong" w:cs="Times New Roman"/>
+        </w:rPr>
+        <w:t>用稀碱直接混合丁醛也能发生自身</w:t>
       </w:r>
       <w:r>
         <w:rPr>
@@ -29159,96 +30050,15 @@
       </w:r>
       <w:r>
         <w:rPr>
-          <w:rFonts w:hint="eastAsia" w:ascii="Times New Roman" w:hAnsi="Times New Roman" w:eastAsia="FangSong" w:cs="Times New Roman"/>
-        </w:rPr>
-        <w:t>从乙醛制备两个前体</w:t>
-      </w:r>
-      <w:r>
-        <w:rPr>
-          <w:rFonts w:hint="eastAsia" w:ascii="Times New Roman" w:hAnsi="Times New Roman" w:eastAsia="Times New Roman" w:cs="Times New Roman"/>
-        </w:rPr>
-        <w:t>：</w:t>
-      </w:r>
-      <w:r>
-        <w:rPr>
-          <w:rFonts w:hint="eastAsia" w:ascii="Times New Roman" w:hAnsi="Times New Roman" w:eastAsia="FangSong" w:cs="Times New Roman"/>
-        </w:rPr>
-        <w:t>乙醛</w:t>
-      </w:r>
-      <w:r>
-        <w:rPr>
-          <w:rFonts w:ascii="Times New Roman" w:hAnsi="Times New Roman" w:eastAsia="Times New Roman" w:cs="Times New Roman"/>
-        </w:rPr>
-        <w:t xml:space="preserve"> →(NaBH</w:t>
-      </w:r>
-      <w:r>
-        <w:rPr>
-          <w:rFonts w:ascii="Times New Roman" w:hAnsi="Times New Roman" w:eastAsia="Times New Roman" w:cs="Times New Roman"/>
-          <w:vertAlign w:val="subscript"/>
-        </w:rPr>
-        <w:t>4</w:t>
-      </w:r>
-      <w:r>
-        <w:rPr>
-          <w:rFonts w:ascii="Times New Roman" w:hAnsi="Times New Roman" w:eastAsia="Times New Roman" w:cs="Times New Roman"/>
-        </w:rPr>
-        <w:t xml:space="preserve">) </w:t>
-      </w:r>
-      <w:r>
-        <w:rPr>
-          <w:rFonts w:hint="eastAsia" w:ascii="Times New Roman" w:hAnsi="Times New Roman" w:eastAsia="FangSong" w:cs="Times New Roman"/>
-        </w:rPr>
-        <w:t xml:space="preserve">乙醇</w:t>
-      </w:r>
-      <w:r>
-        <w:rPr>
-          <w:rFonts w:ascii="Times New Roman" w:hAnsi="Times New Roman" w:eastAsia="Times New Roman" w:cs="Times New Roman"/>
-        </w:rPr>
-        <w:t xml:space="preserve"> →(PBr</w:t>
-      </w:r>
-      <w:r>
-        <w:rPr>
-          <w:rFonts w:ascii="Times New Roman" w:hAnsi="Times New Roman" w:eastAsia="Times New Roman" w:cs="Times New Roman"/>
-          <w:vertAlign w:val="subscript"/>
-        </w:rPr>
-        <w:t>3</w:t>
-      </w:r>
-      <w:r>
-        <w:rPr>
-          <w:rFonts w:ascii="Times New Roman" w:hAnsi="Times New Roman" w:eastAsia="Times New Roman" w:cs="Times New Roman"/>
-        </w:rPr>
-        <w:t xml:space="preserve">) </w:t>
-      </w:r>
-      <w:r>
-        <w:rPr>
-          <w:rFonts w:hint="eastAsia" w:ascii="Times New Roman" w:hAnsi="Times New Roman" w:eastAsia="FangSong" w:cs="Times New Roman"/>
-        </w:rPr>
-        <w:t xml:space="preserve">溴乙烷</w:t>
-      </w:r>
-      <w:r>
-        <w:rPr>
-          <w:rFonts w:ascii="Times New Roman" w:hAnsi="Times New Roman" w:eastAsia="Times New Roman" w:cs="Times New Roman"/>
-        </w:rPr>
-        <w:t xml:space="preserve"> →(Mg/Et</w:t>
-      </w:r>
-      <w:r>
-        <w:rPr>
-          <w:rFonts w:ascii="Times New Roman" w:hAnsi="Times New Roman" w:eastAsia="Times New Roman" w:cs="Times New Roman"/>
-          <w:vertAlign w:val="subscript"/>
-        </w:rPr>
-        <w:t>2</w:t>
-      </w:r>
-      <w:r>
-        <w:rPr>
-          <w:rFonts w:ascii="Times New Roman" w:hAnsi="Times New Roman" w:eastAsia="Times New Roman" w:cs="Times New Roman"/>
-        </w:rPr>
-        <w:t xml:space="preserve">O) </w:t>
-      </w:r>
-      <w:r>
-        <w:rPr>
-          <w:rFonts w:hint="eastAsia" w:ascii="Times New Roman" w:hAnsi="Times New Roman" w:eastAsia="Times New Roman" w:cs="Times New Roman"/>
-        </w:rPr>
-        <w:t xml:space="preserve">EtMgBr；</w:t>
+          <w:rFonts w:hint="eastAsia" w:ascii="Times New Roman" w:hAnsi="Times New Roman" w:eastAsia="Times New Roman" w:cs="Times New Roman"/>
+        </w:rPr>
+        <w:t>Aldol、</w:t>
+      </w:r>
+      <w:r>
+        <w:rPr>
+          <w:rFonts w:hint="eastAsia" w:ascii="Times New Roman" w:hAnsi="Times New Roman" w:eastAsia="FangSong" w:cs="Times New Roman"/>
+        </w:rPr>
+        <w:t>构造上只得一种</w:t>
       </w:r>
       <w:r>
         <w:rPr>
@@ -29258,95 +30068,27 @@
       </w:r>
       <w:r>
         <w:rPr>
-          <w:rFonts w:ascii="Times New Roman" w:hAnsi="Times New Roman" w:eastAsia="Times New Roman" w:cs="Times New Roman"/>
-        </w:rPr>
-        <w:t xml:space="preserve">- </w:t>
-      </w:r>
-      <w:r>
-        <w:rPr>
-          <w:rFonts w:hint="eastAsia" w:ascii="Times New Roman" w:hAnsi="Times New Roman" w:eastAsia="FangSong" w:cs="Times New Roman"/>
-        </w:rPr>
-        <w:t>支线一</w:t>
-      </w:r>
-      <w:r>
-        <w:rPr>
-          <w:rFonts w:hint="eastAsia" w:ascii="Times New Roman" w:hAnsi="Times New Roman" w:eastAsia="Times New Roman" w:cs="Times New Roman"/>
-        </w:rPr>
-        <w:t>（</w:t>
-      </w:r>
-      <w:r>
-        <w:rPr>
-          <w:rFonts w:hint="eastAsia" w:ascii="Times New Roman" w:hAnsi="Times New Roman" w:eastAsia="FangSong" w:cs="Times New Roman"/>
-        </w:rPr>
-        <w:t>丙醛</w:t>
-      </w:r>
-      <w:r>
-        <w:rPr>
-          <w:rFonts w:hint="eastAsia" w:ascii="Times New Roman" w:hAnsi="Times New Roman" w:eastAsia="Times New Roman" w:cs="Times New Roman"/>
-        </w:rPr>
-        <w:t>）：EtMgBr</w:t>
-      </w:r>
-      <w:r>
-        <w:rPr>
-          <w:rFonts w:ascii="Times New Roman" w:hAnsi="Times New Roman" w:eastAsia="Times New Roman" w:cs="Times New Roman"/>
-        </w:rPr>
-        <w:t xml:space="preserve"> + HCHO →(H</w:t>
-      </w:r>
-      <w:r>
-        <w:rPr>
-          <w:rFonts w:ascii="Times New Roman" w:hAnsi="Times New Roman" w:eastAsia="Times New Roman" w:cs="Times New Roman"/>
-          <w:vertAlign w:val="subscript"/>
-        </w:rPr>
-        <w:t>3</w:t>
-      </w:r>
-      <w:r>
-        <w:rPr>
-          <w:rFonts w:ascii="Times New Roman" w:hAnsi="Times New Roman" w:eastAsia="Times New Roman" w:cs="Times New Roman"/>
-        </w:rPr>
-        <w:t>O</w:t>
-      </w:r>
-      <w:r>
-        <w:rPr>
-          <w:rFonts w:ascii="Times New Roman" w:hAnsi="Times New Roman" w:eastAsia="Times New Roman" w:cs="Times New Roman"/>
-          <w:vertAlign w:val="superscript"/>
-        </w:rPr>
-        <w:t>+</w:t>
-      </w:r>
-      <w:r>
-        <w:rPr>
-          <w:rFonts w:ascii="Times New Roman" w:hAnsi="Times New Roman" w:eastAsia="Times New Roman" w:cs="Times New Roman"/>
-        </w:rPr>
-        <w:t xml:space="preserve">) </w:t>
-      </w:r>
-      <w:r>
-        <w:rPr>
-          <w:rFonts w:hint="eastAsia" w:ascii="Times New Roman" w:hAnsi="Times New Roman" w:eastAsia="Times New Roman" w:cs="Times New Roman"/>
-        </w:rPr>
-        <w:t>1-</w:t>
-      </w:r>
-      <w:r>
-        <w:rPr>
-          <w:rFonts w:hint="eastAsia" w:ascii="Times New Roman" w:hAnsi="Times New Roman" w:eastAsia="FangSong" w:cs="Times New Roman"/>
-        </w:rPr>
-        <w:t>丙醇</w:t>
-      </w:r>
-      <w:r>
-        <w:rPr>
-          <w:rFonts w:ascii="Times New Roman" w:hAnsi="Times New Roman" w:eastAsia="Times New Roman" w:cs="Times New Roman"/>
-        </w:rPr>
-        <w:t xml:space="preserve"> →(PCC) </w:t>
-      </w:r>
-      <w:r>
-        <w:rPr>
-          <w:rFonts w:hint="eastAsia" w:ascii="Times New Roman" w:hAnsi="Times New Roman" w:eastAsia="FangSong" w:cs="Times New Roman"/>
-        </w:rPr>
-        <w:t>丙醛</w:t>
-      </w:r>
-      <w:r>
-        <w:rPr>
-          <w:rFonts w:hint="eastAsia" w:ascii="Times New Roman" w:hAnsi="Times New Roman" w:eastAsia="Times New Roman" w:cs="Times New Roman"/>
-        </w:rPr>
-        <w:t>；</w:t>
+          <w:rFonts w:hint="eastAsia" w:ascii="Times New Roman" w:hAnsi="Times New Roman" w:eastAsia="Times New Roman" w:cs="Times New Roman"/>
+        </w:rPr>
+        <w:t>β-</w:t>
+      </w:r>
+      <w:r>
+        <w:rPr>
+          <w:rFonts w:hint="eastAsia" w:ascii="Times New Roman" w:hAnsi="Times New Roman" w:eastAsia="FangSong" w:cs="Times New Roman"/>
+        </w:rPr>
+        <w:t>羟基醛</w:t>
+      </w:r>
+      <w:r>
+        <w:rPr>
+          <w:rFonts w:hint="eastAsia" w:ascii="Times New Roman" w:hAnsi="Times New Roman" w:eastAsia="Times New Roman" w:cs="Times New Roman"/>
+        </w:rPr>
+        <w:t>，</w:t>
+      </w:r>
+      <w:r>
+        <w:rPr>
+          <w:rFonts w:hint="eastAsia" w:ascii="Times New Roman" w:hAnsi="Times New Roman" w:eastAsia="FangSong" w:cs="Times New Roman"/>
+        </w:rPr>
+        <w:t>但常伴随脱水生成</w:t>
       </w:r>
       <w:r>
         <w:rPr>
@@ -29356,107 +30098,33 @@
       </w:r>
       <w:r>
         <w:rPr>
-          <w:rFonts w:ascii="Times New Roman" w:hAnsi="Times New Roman" w:eastAsia="Times New Roman" w:cs="Times New Roman"/>
-        </w:rPr>
-        <w:t xml:space="preserve">- </w:t>
-      </w:r>
-      <w:r>
-        <w:rPr>
-          <w:rFonts w:hint="eastAsia" w:ascii="Times New Roman" w:hAnsi="Times New Roman" w:eastAsia="FangSong" w:cs="Times New Roman"/>
-        </w:rPr>
-        <w:t>支线二</w:t>
-      </w:r>
-      <w:r>
-        <w:rPr>
-          <w:rFonts w:hint="eastAsia" w:ascii="Times New Roman" w:hAnsi="Times New Roman" w:eastAsia="Times New Roman" w:cs="Times New Roman"/>
-        </w:rPr>
-        <w:t>（</w:t>
-      </w:r>
-      <w:r>
-        <w:rPr>
-          <w:rFonts w:hint="eastAsia" w:ascii="Times New Roman" w:hAnsi="Times New Roman" w:eastAsia="FangSong" w:cs="Times New Roman"/>
-        </w:rPr>
-        <w:t>丁醛</w:t>
-      </w:r>
-      <w:r>
-        <w:rPr>
-          <w:rFonts w:hint="eastAsia" w:ascii="Times New Roman" w:hAnsi="Times New Roman" w:eastAsia="Times New Roman" w:cs="Times New Roman"/>
-        </w:rPr>
-        <w:t>）：EtMgBr</w:t>
-      </w:r>
-      <w:r>
-        <w:rPr>
-          <w:rFonts w:ascii="Times New Roman" w:hAnsi="Times New Roman" w:eastAsia="Times New Roman" w:cs="Times New Roman"/>
-        </w:rPr>
-        <w:t xml:space="preserve"> + </w:t>
-      </w:r>
-      <w:r>
-        <w:rPr>
-          <w:rFonts w:hint="eastAsia" w:ascii="Times New Roman" w:hAnsi="Times New Roman" w:eastAsia="FangSong" w:cs="Times New Roman"/>
-        </w:rPr>
-        <w:t xml:space="preserve">环氧乙烷</w:t>
-      </w:r>
-      <w:r>
-        <w:rPr>
-          <w:rFonts w:ascii="Times New Roman" w:hAnsi="Times New Roman" w:eastAsia="Times New Roman" w:cs="Times New Roman"/>
-        </w:rPr>
-        <w:t xml:space="preserve"> →(H</w:t>
-      </w:r>
-      <w:r>
-        <w:rPr>
-          <w:rFonts w:ascii="Times New Roman" w:hAnsi="Times New Roman" w:eastAsia="Times New Roman" w:cs="Times New Roman"/>
-          <w:vertAlign w:val="subscript"/>
-        </w:rPr>
-        <w:t>3</w:t>
-      </w:r>
-      <w:r>
-        <w:rPr>
-          <w:rFonts w:ascii="Times New Roman" w:hAnsi="Times New Roman" w:eastAsia="Times New Roman" w:cs="Times New Roman"/>
-        </w:rPr>
-        <w:t>O</w:t>
-      </w:r>
-      <w:r>
-        <w:rPr>
-          <w:rFonts w:ascii="Times New Roman" w:hAnsi="Times New Roman" w:eastAsia="Times New Roman" w:cs="Times New Roman"/>
-          <w:vertAlign w:val="superscript"/>
-        </w:rPr>
-        <w:t>+</w:t>
-      </w:r>
-      <w:r>
-        <w:rPr>
-          <w:rFonts w:ascii="Times New Roman" w:hAnsi="Times New Roman" w:eastAsia="Times New Roman" w:cs="Times New Roman"/>
-        </w:rPr>
-        <w:t xml:space="preserve">) </w:t>
-      </w:r>
-      <w:r>
-        <w:rPr>
-          <w:rFonts w:hint="eastAsia" w:ascii="Times New Roman" w:hAnsi="Times New Roman" w:eastAsia="Times New Roman" w:cs="Times New Roman"/>
-        </w:rPr>
-        <w:t>1-</w:t>
-      </w:r>
-      <w:r>
-        <w:rPr>
-          <w:rFonts w:hint="eastAsia" w:ascii="Times New Roman" w:hAnsi="Times New Roman" w:eastAsia="FangSong" w:cs="Times New Roman"/>
-        </w:rPr>
-        <w:t>丁醇</w:t>
-      </w:r>
-      <w:r>
-        <w:rPr>
-          <w:rFonts w:ascii="Times New Roman" w:hAnsi="Times New Roman" w:eastAsia="Times New Roman" w:cs="Times New Roman"/>
-        </w:rPr>
-        <w:t xml:space="preserve"> →(PCC) </w:t>
-      </w:r>
-      <w:r>
-        <w:rPr>
-          <w:rFonts w:hint="eastAsia" w:ascii="Times New Roman" w:hAnsi="Times New Roman" w:eastAsia="FangSong" w:cs="Times New Roman"/>
-        </w:rPr>
-        <w:t>丁醛</w:t>
-      </w:r>
-      <w:r>
-        <w:rPr>
-          <w:rFonts w:hint="eastAsia" w:ascii="Times New Roman" w:hAnsi="Times New Roman" w:eastAsia="Times New Roman" w:cs="Times New Roman"/>
-        </w:rPr>
-        <w:t>。</w:t>
+          <w:rFonts w:hint="eastAsia" w:ascii="Times New Roman" w:hAnsi="Times New Roman" w:eastAsia="Times New Roman" w:cs="Times New Roman"/>
+        </w:rPr>
+        <w:t>2-</w:t>
+      </w:r>
+      <w:r>
+        <w:rPr>
+          <w:rFonts w:hint="eastAsia" w:ascii="Times New Roman" w:hAnsi="Times New Roman" w:eastAsia="FangSong" w:cs="Times New Roman"/>
+        </w:rPr>
+        <w:t>乙基</w:t>
+      </w:r>
+      <w:r>
+        <w:rPr>
+          <w:rFonts w:hint="eastAsia" w:ascii="Times New Roman" w:hAnsi="Times New Roman" w:eastAsia="Times New Roman" w:cs="Times New Roman"/>
+        </w:rPr>
+        <w:t>-2-</w:t>
+      </w:r>
+      <w:r>
+        <w:rPr>
+          <w:rFonts w:hint="eastAsia" w:ascii="Times New Roman" w:hAnsi="Times New Roman" w:eastAsia="FangSong" w:cs="Times New Roman"/>
+        </w:rPr>
+        <w:t>己烯醛等副产物</w:t>
+      </w:r>
+      <w:r>
+        <w:rPr>
+          <w:rFonts w:hint="eastAsia" w:ascii="Times New Roman" w:hAnsi="Times New Roman" w:eastAsia="Times New Roman" w:cs="Times New Roman"/>
+        </w:rPr>
+        <w:t>；LDA</w:t>
       </w:r>
       <w:r>
         <w:rPr>
@@ -29468,19 +30136,19 @@
         <w:rPr>
           <w:rFonts w:hint="eastAsia" w:ascii="Times New Roman" w:hAnsi="Times New Roman" w:eastAsia="FangSong" w:cs="Times New Roman"/>
         </w:rPr>
-        <w:t>缩合步骤</w:t>
-      </w:r>
-      <w:r>
-        <w:rPr>
-          <w:rFonts w:hint="eastAsia" w:ascii="Times New Roman" w:hAnsi="Times New Roman" w:eastAsia="Times New Roman" w:cs="Times New Roman"/>
-        </w:rPr>
-        <w:t>：LDA（-78°C，THF）</w:t>
-      </w:r>
-      <w:r>
-        <w:rPr>
-          <w:rFonts w:hint="eastAsia" w:ascii="Times New Roman" w:hAnsi="Times New Roman" w:eastAsia="FangSong" w:cs="Times New Roman"/>
-        </w:rPr>
-        <w:t>定向生成丙醛烯醇锂</w:t>
+        <w:t>低温预制烯醇盐</w:t>
+      </w:r>
+      <w:r>
+        <w:rPr>
+          <w:rFonts w:hint="eastAsia" w:ascii="Times New Roman" w:hAnsi="Times New Roman" w:eastAsia="Times New Roman" w:cs="Times New Roman"/>
+        </w:rPr>
+        <w:t>、</w:t>
+      </w:r>
+      <w:r>
+        <w:rPr>
+          <w:rFonts w:hint="eastAsia" w:ascii="Times New Roman" w:hAnsi="Times New Roman" w:eastAsia="FangSong" w:cs="Times New Roman"/>
+        </w:rPr>
+        <w:t>再滴加受体</w:t>
       </w:r>
       <w:r>
         <w:rPr>
@@ -29492,97 +30160,7 @@
         <w:rPr>
           <w:rFonts w:hint="eastAsia" w:ascii="Times New Roman" w:hAnsi="Times New Roman" w:eastAsia="FangSong" w:cs="Times New Roman"/>
         </w:rPr>
-        <w:t>再滴加丁醛</w:t>
-      </w:r>
-      <w:r>
-        <w:rPr>
-          <w:rFonts w:ascii="Times New Roman" w:hAnsi="Times New Roman" w:eastAsia="Times New Roman" w:cs="Times New Roman"/>
-        </w:rPr>
-        <w:t xml:space="preserve"> → </w:t>
-      </w:r>
-      <w:r>
-        <w:rPr>
-          <w:rFonts w:hint="eastAsia" w:ascii="Times New Roman" w:hAnsi="Times New Roman" w:eastAsia="Times New Roman" w:cs="Times New Roman"/>
-        </w:rPr>
-        <w:t>2-</w:t>
-      </w:r>
-      <w:r>
-        <w:rPr>
-          <w:rFonts w:hint="eastAsia" w:ascii="Times New Roman" w:hAnsi="Times New Roman" w:eastAsia="FangSong" w:cs="Times New Roman"/>
-        </w:rPr>
-        <w:t>乙基</w:t>
-      </w:r>
-      <w:r>
-        <w:rPr>
-          <w:rFonts w:hint="eastAsia" w:ascii="Times New Roman" w:hAnsi="Times New Roman" w:eastAsia="Times New Roman" w:cs="Times New Roman"/>
-        </w:rPr>
-        <w:t>-3-</w:t>
-      </w:r>
-      <w:r>
-        <w:rPr>
-          <w:rFonts w:hint="eastAsia" w:ascii="Times New Roman" w:hAnsi="Times New Roman" w:eastAsia="FangSong" w:cs="Times New Roman"/>
-        </w:rPr>
-        <w:t>羟基己醛</w:t>
-      </w:r>
-      <w:r>
-        <w:rPr>
-          <w:rFonts w:hint="eastAsia" w:ascii="Times New Roman" w:hAnsi="Times New Roman" w:eastAsia="Times New Roman" w:cs="Times New Roman"/>
-        </w:rPr>
-        <w:t>。（</w:t>
-      </w:r>
-      <w:r>
-        <w:rPr>
-          <w:rFonts w:hint="eastAsia" w:ascii="Times New Roman" w:hAnsi="Times New Roman" w:eastAsia="FangSong" w:cs="Times New Roman"/>
-        </w:rPr>
-        <w:t>若用稀碱直接混合</w:t>
-      </w:r>
-      <w:r>
-        <w:rPr>
-          <w:rFonts w:hint="eastAsia" w:ascii="Times New Roman" w:hAnsi="Times New Roman" w:eastAsia="Times New Roman" w:cs="Times New Roman"/>
-        </w:rPr>
-        <w:t>，</w:t>
-      </w:r>
-      <w:r>
-        <w:rPr>
-          <w:rFonts w:hint="eastAsia" w:ascii="Times New Roman" w:hAnsi="Times New Roman" w:eastAsia="FangSong" w:cs="Times New Roman"/>
-        </w:rPr>
-        <w:t>丙醛</w:t>
-      </w:r>
-      <w:r>
-        <w:rPr>
-          <w:rFonts w:hint="eastAsia" w:ascii="Times New Roman" w:hAnsi="Times New Roman" w:eastAsia="Times New Roman" w:cs="Times New Roman"/>
-        </w:rPr>
-        <w:t>/</w:t>
-      </w:r>
-      <w:r>
-        <w:rPr>
-          <w:rFonts w:hint="eastAsia" w:ascii="Times New Roman" w:hAnsi="Times New Roman" w:eastAsia="FangSong" w:cs="Times New Roman"/>
-        </w:rPr>
-        <w:t>丁醛各自自缩合与交叉缩合并存</w:t>
-      </w:r>
-      <w:r>
-        <w:rPr>
-          <w:rFonts w:hint="eastAsia" w:ascii="Times New Roman" w:hAnsi="Times New Roman" w:eastAsia="Times New Roman" w:cs="Times New Roman"/>
-        </w:rPr>
-        <w:t>，</w:t>
-      </w:r>
-      <w:r>
-        <w:rPr>
-          <w:rFonts w:hint="eastAsia" w:ascii="Times New Roman" w:hAnsi="Times New Roman" w:eastAsia="FangSong" w:cs="Times New Roman"/>
-        </w:rPr>
-        <w:t>产物复杂</w:t>
-      </w:r>
-      <w:r>
-        <w:rPr>
-          <w:rFonts w:hint="eastAsia" w:ascii="Times New Roman" w:hAnsi="Times New Roman" w:eastAsia="Times New Roman" w:cs="Times New Roman"/>
-        </w:rPr>
-        <w:t>——</w:t>
-      </w:r>
-      <w:r>
-        <w:rPr>
-          <w:rFonts w:hint="eastAsia" w:ascii="Times New Roman" w:hAnsi="Times New Roman" w:eastAsia="FangSong" w:cs="Times New Roman"/>
-        </w:rPr>
-        <w:t>定向烯醇化是获得单一产物的关键</w:t>
+        <w:t>产物更干净可控</w:t>
       </w:r>
       <w:r>
         <w:rPr>
